--- a/Enyrgy_Master_TODO.docx
+++ b/Enyrgy_Master_TODO.docx
@@ -401,7 +401,7 @@
         <w:t xml:space="preserve"> </w:t>
       </w:r>
       <w:r>
-        <w:t xml:space="preserve">— still failing/pending at the carrier. Blocks SMS from the toll-free number. Resubmit/triage.</w:t>
+        <w:t xml:space="preserve">— VALIDATED and approved for SMS (July 28, 2026). SMS can now send from the toll-free number 888-316-1695. Follow-up: activate any SMS touches that were paused waiting on this.</w:t>
       </w:r>
     </w:p>
     <w:p>
@@ -1497,7 +1497,7 @@
     <w:abstractNumId w:val="993"/>
   </w:num>
   <w:num w:numId="1013">
-    <w:abstractNumId w:val="992"/>
+    <w:abstractNumId w:val="993"/>
   </w:num>
   <w:num w:numId="1014">
     <w:abstractNumId w:val="992"/>

--- a/Enyrgy_Master_TODO.docx
+++ b/Enyrgy_Master_TODO.docx
@@ -423,7 +423,7 @@
         <w:t xml:space="preserve"> </w:t>
       </w:r>
       <w:r>
-        <w:t xml:space="preserve">— GBP is verified/live; drop the review link in to replace the placeholder.</w:t>
+        <w:t xml:space="preserve">— DONE. Google review link is live in the WF-07 Day-14 SMS (https://g.page/r/CfN5Rj0CdmrfEAI/review), Trustpilot offered as secondary, STOP opt-out present, copy compliance-clean.</w:t>
       </w:r>
     </w:p>
     <w:p>
@@ -1500,7 +1500,7 @@
     <w:abstractNumId w:val="993"/>
   </w:num>
   <w:num w:numId="1014">
-    <w:abstractNumId w:val="992"/>
+    <w:abstractNumId w:val="993"/>
   </w:num>
   <w:num w:numId="1015">
     <w:abstractNumId w:val="992"/>

--- a/Enyrgy_Master_TODO.docx
+++ b/Enyrgy_Master_TODO.docx
@@ -439,13 +439,13 @@
           <w:b/>
           <w:bCs/>
         </w:rPr>
-        <w:t xml:space="preserve">Install the Shopify referral app</w:t>
-      </w:r>
-      <w:r>
-        <w:t xml:space="preserve"> </w:t>
-      </w:r>
-      <w:r>
-        <w:t xml:space="preserve">(ReferralCandy or Smile.io) so WF-07’s referral link is real. Gates the Referral and Reviews agent.</w:t>
+        <w:t xml:space="preserve">Referral program (DEFERRED — decided July 28)</w:t>
+      </w:r>
+      <w:r>
+        <w:t xml:space="preserve"> </w:t>
+      </w:r>
+      <w:r>
+        <w:t xml:space="preserve">— NOT implementing a third-party Shopify referral app (ReferralCandy/Smile.io). The next version of Enyrgy will ship a built-in loyalty/referral program instead. WF-07’s referral link stays an intentional placeholder until then. The Referral and Reviews agent’s review/testimonial functions are ready now; its referral function waits for the built-in program (see section 6).</w:t>
       </w:r>
     </w:p>
     <w:p>
@@ -883,6 +883,28 @@
           <w:b/>
           <w:bCs/>
         </w:rPr>
+        <w:t xml:space="preserve">Built-in loyalty/referral program</w:t>
+      </w:r>
+      <w:r>
+        <w:t xml:space="preserve"> </w:t>
+      </w:r>
+      <w:r>
+        <w:t xml:space="preserve">— planned for the next version of Enyrgy, replacing the need for a third-party Shopify referral app. This will supply the referral link/mechanic that WF-07 and the Referral and Reviews agent are waiting on ($150 off referee / $100 store credit referrer are the intended terms).</w:t>
+      </w:r>
+    </w:p>
+    <w:p>
+      <w:pPr>
+        <w:pStyle w:val="Compact"/>
+        <w:numPr>
+          <w:ilvl w:val="0"/>
+          <w:numId w:val="1031"/>
+        </w:numPr>
+      </w:pPr>
+      <w:r>
+        <w:rPr>
+          <w:b/>
+          <w:bCs/>
+        </w:rPr>
         <w:t xml:space="preserve">Reporting dashboards</w:t>
       </w:r>
       <w:r>
@@ -913,7 +935,7 @@
         <w:pStyle w:val="Compact"/>
         <w:numPr>
           <w:ilvl w:val="0"/>
-          <w:numId w:val="1031"/>
+          <w:numId w:val="1032"/>
         </w:numPr>
       </w:pPr>
       <w:r>
@@ -935,7 +957,7 @@
         <w:pStyle w:val="Compact"/>
         <w:numPr>
           <w:ilvl w:val="0"/>
-          <w:numId w:val="1032"/>
+          <w:numId w:val="1033"/>
         </w:numPr>
       </w:pPr>
       <w:r>
@@ -957,7 +979,7 @@
         <w:pStyle w:val="Compact"/>
         <w:numPr>
           <w:ilvl w:val="0"/>
-          <w:numId w:val="1033"/>
+          <w:numId w:val="1034"/>
         </w:numPr>
       </w:pPr>
       <w:r>
@@ -994,7 +1016,7 @@
         <w:pStyle w:val="Compact"/>
         <w:numPr>
           <w:ilvl w:val="0"/>
-          <w:numId w:val="1034"/>
+          <w:numId w:val="1035"/>
         </w:numPr>
       </w:pPr>
       <w:r>
@@ -1016,7 +1038,7 @@
         <w:pStyle w:val="Compact"/>
         <w:numPr>
           <w:ilvl w:val="0"/>
-          <w:numId w:val="1035"/>
+          <w:numId w:val="1036"/>
         </w:numPr>
       </w:pPr>
       <w:r>
@@ -1048,7 +1070,7 @@
         <w:pStyle w:val="Compact"/>
         <w:numPr>
           <w:ilvl w:val="0"/>
-          <w:numId w:val="1036"/>
+          <w:numId w:val="1037"/>
         </w:numPr>
       </w:pPr>
       <w:r>
@@ -1070,7 +1092,7 @@
         <w:pStyle w:val="Compact"/>
         <w:numPr>
           <w:ilvl w:val="0"/>
-          <w:numId w:val="1037"/>
+          <w:numId w:val="1038"/>
         </w:numPr>
       </w:pPr>
       <w:r>
@@ -1092,7 +1114,7 @@
         <w:pStyle w:val="Compact"/>
         <w:numPr>
           <w:ilvl w:val="0"/>
-          <w:numId w:val="1038"/>
+          <w:numId w:val="1039"/>
         </w:numPr>
       </w:pPr>
       <w:r>
@@ -1142,7 +1164,7 @@
         <w:pStyle w:val="Compact"/>
         <w:numPr>
           <w:ilvl w:val="0"/>
-          <w:numId w:val="1039"/>
+          <w:numId w:val="1040"/>
         </w:numPr>
       </w:pPr>
       <w:r>
@@ -1176,7 +1198,7 @@
         <w:pStyle w:val="Compact"/>
         <w:numPr>
           <w:ilvl w:val="0"/>
-          <w:numId w:val="1040"/>
+          <w:numId w:val="1041"/>
         </w:numPr>
       </w:pPr>
       <w:r>
@@ -1578,6 +1600,9 @@
     <w:abstractNumId w:val="992"/>
   </w:num>
   <w:num w:numId="1040">
+    <w:abstractNumId w:val="992"/>
+  </w:num>
+  <w:num w:numId="1041">
     <w:abstractNumId w:val="992"/>
   </w:num>
 </w:numbering>

--- a/Enyrgy_Master_TODO.docx
+++ b/Enyrgy_Master_TODO.docx
@@ -120,7 +120,7 @@
         <w:t xml:space="preserve"> </w:t>
       </w:r>
       <w:r>
-        <w:t xml:space="preserve">(6h) — ready now, lowest risk.</w:t>
+        <w:t xml:space="preserve">(6h) — ENABLED (July 28).</w:t>
       </w:r>
     </w:p>
     <w:p>
@@ -1486,7 +1486,7 @@
     <w:abstractNumId w:val="992"/>
   </w:num>
   <w:num w:numId="1002">
-    <w:abstractNumId w:val="992"/>
+    <w:abstractNumId w:val="993"/>
   </w:num>
   <w:num w:numId="1003">
     <w:abstractNumId w:val="992"/>

--- a/Enyrgy_Master_TODO.docx
+++ b/Enyrgy_Master_TODO.docx
@@ -132,22 +132,16 @@
         </w:numPr>
       </w:pPr>
       <w:r>
-        <w:t xml:space="preserve">Referral and Reviews,</w:t>
-      </w:r>
-      <w:r>
-        <w:t xml:space="preserve"> </w:t>
+        <w:t xml:space="preserve">Referral and Reviews — HELD for now (volume-gated). Instruction block is trimmed (review + testimonial live; referral paused with the deferred loyalty program). At current volume WF-07 sends the review/testimonial asks GHL-native, so the agent adds little. Enable when new-customer volume is steady; daily (</w:t>
       </w:r>
       <w:r>
         <w:rPr>
           <w:rStyle w:val="VerbatimChar"/>
         </w:rPr>
-        <w:t xml:space="preserve">21600</w:t>
-      </w:r>
-      <w:r>
-        <w:t xml:space="preserve"> </w:t>
-      </w:r>
-      <w:r>
-        <w:t xml:space="preserve">(6h) — GATED: enable only after WF-07 review link + referral app are done (see section 3).</w:t>
+        <w:t xml:space="preserve">86400</w:t>
+      </w:r>
+      <w:r>
+        <w:t xml:space="preserve">) is plenty, not 6h.</w:t>
       </w:r>
     </w:p>
     <w:p>

--- a/Enyrgy_Master_TODO.docx
+++ b/Enyrgy_Master_TODO.docx
@@ -571,7 +571,7 @@
         <w:t xml:space="preserve"> </w:t>
       </w:r>
       <w:r>
-        <w:t xml:space="preserve">— verify conflict detection on the collective (Scott + David + Brian) call.</w:t>
+        <w:t xml:space="preserve">— conflict detection verified/fixed (July 28).</w:t>
       </w:r>
     </w:p>
     <w:p>
@@ -615,7 +615,7 @@
         <w:t xml:space="preserve"> </w:t>
       </w:r>
       <w:r>
-        <w:t xml:space="preserve">— drafted (standalone</w:t>
+        <w:t xml:space="preserve">— SENT TO BRIAN for review (July 28). Awaiting Brian + securities-attorney sign-off before sending; send only to existing/already-introduced investors. Standalone</w:t>
       </w:r>
       <w:r>
         <w:t xml:space="preserve"> </w:t>
@@ -627,7 +627,7 @@
         <w:t xml:space="preserve">Enyrgy_Investor_Update_Q2_2026.docx</w:t>
       </w:r>
       <w:r>
-        <w:t xml:space="preserve">). Needs Brian + securities-attorney sign-off before sending; send only to existing/already-introduced investors. Scott chose to omit cash-position and amount-committed lines.</w:t>
+        <w:t xml:space="preserve">. (Cash-position and amount-committed lines intentionally omitted; go-to-market + compounding-usage detail incorporated from the Brandon email.)</w:t>
       </w:r>
     </w:p>
     <w:bookmarkEnd w:id="12"/>
@@ -1534,7 +1534,7 @@
     <w:abstractNumId w:val="992"/>
   </w:num>
   <w:num w:numId="1020">
-    <w:abstractNumId w:val="992"/>
+    <w:abstractNumId w:val="993"/>
   </w:num>
   <w:num w:numId="1021">
     <w:abstractNumId w:val="992"/>

--- a/Enyrgy_Master_TODO.docx
+++ b/Enyrgy_Master_TODO.docx
@@ -778,7 +778,7 @@
         <w:t xml:space="preserve"> </w:t>
       </w:r>
       <w:r>
-        <w:t xml:space="preserve">— Shopify Privacy Policy still shows the old Scottsdale address / wrong subdomain. Quick fix.</w:t>
+        <w:t xml:space="preserve">— RESOLVED (July 28). All Shopify policies (Privacy, Terms, Refund) updated to 5115 N 27th Ave, Bld 66, Phoenix, AZ 85017.</w:t>
       </w:r>
     </w:p>
     <w:p>
@@ -1558,7 +1558,7 @@
     <w:abstractNumId w:val="992"/>
   </w:num>
   <w:num w:numId="1028">
-    <w:abstractNumId w:val="992"/>
+    <w:abstractNumId w:val="993"/>
   </w:num>
   <w:num w:numId="1029">
     <w:abstractNumId w:val="992"/>

--- a/Enyrgy_Master_TODO.docx
+++ b/Enyrgy_Master_TODO.docx
@@ -483,7 +483,7 @@
         <w:t xml:space="preserve"> </w:t>
       </w:r>
       <w:r>
-        <w:t xml:space="preserve">— add to post-purchase follow-up.</w:t>
+        <w:t xml:space="preserve">— DONE (July 28). Link added to the website.</w:t>
       </w:r>
     </w:p>
     <w:p>
@@ -1525,7 +1525,7 @@
     <w:abstractNumId w:val="992"/>
   </w:num>
   <w:num w:numId="1017">
-    <w:abstractNumId w:val="992"/>
+    <w:abstractNumId w:val="993"/>
   </w:num>
   <w:num w:numId="1018">
     <w:abstractNumId w:val="992"/>

--- a/Enyrgy_Master_TODO.docx
+++ b/Enyrgy_Master_TODO.docx
@@ -587,13 +587,25 @@
           <w:b/>
           <w:bCs/>
         </w:rPr>
-        <w:t xml:space="preserve">Content assets</w:t>
-      </w:r>
-      <w:r>
-        <w:t xml:space="preserve"> </w:t>
-      </w:r>
-      <w:r>
-        <w:t xml:space="preserve">— voicemail recordings and the commercial ROI PDF (PPM itself is attorney-approved).</w:t>
+        <w:t xml:space="preserve">Content assets (PARTIAL)</w:t>
+      </w:r>
+      <w:r>
+        <w:t xml:space="preserve"> </w:t>
+      </w:r>
+      <w:r>
+        <w:t xml:space="preserve">— Commercial ROI PDF DRAFTED (July 28,</w:t>
+      </w:r>
+      <w:r>
+        <w:t xml:space="preserve"> </w:t>
+      </w:r>
+      <w:r>
+        <w:rPr>
+          <w:rStyle w:val="VerbatimChar"/>
+        </w:rPr>
+        <w:t xml:space="preserve">Enyrgy_Commercial_ROI.pdf</w:t>
+      </w:r>
+      <w:r>
+        <w:t xml:space="preserve">, standalone; one placeholder = commercial booking link). Investor voicemail SCRIPT drafted; Scott still to record the audio and upload the recording to GHL. (PPM itself is attorney-approved.)</w:t>
       </w:r>
     </w:p>
     <w:p>

--- a/Enyrgy_Master_TODO.docx
+++ b/Enyrgy_Master_TODO.docx
@@ -587,16 +587,13 @@
           <w:b/>
           <w:bCs/>
         </w:rPr>
-        <w:t xml:space="preserve">Content assets (PARTIAL)</w:t>
-      </w:r>
-      <w:r>
-        <w:t xml:space="preserve"> </w:t>
-      </w:r>
-      <w:r>
-        <w:t xml:space="preserve">— Commercial ROI PDF DRAFTED (July 28,</w:t>
-      </w:r>
-      <w:r>
-        <w:t xml:space="preserve"> </w:t>
+        <w:t xml:space="preserve">Content assets</w:t>
+      </w:r>
+      <w:r>
+        <w:t xml:space="preserve"> </w:t>
+      </w:r>
+      <w:r>
+        <w:t xml:space="preserve">— DONE (July 28). Commercial ROI PDF built (</w:t>
       </w:r>
       <w:r>
         <w:rPr>
@@ -605,7 +602,25 @@
         <w:t xml:space="preserve">Enyrgy_Commercial_ROI.pdf</w:t>
       </w:r>
       <w:r>
-        <w:t xml:space="preserve">, standalone; one placeholder = commercial booking link). Investor voicemail SCRIPT drafted; Scott still to record the audio and upload the recording to GHL. (PPM itself is attorney-approved.)</w:t>
+        <w:t xml:space="preserve"> </w:t>
+      </w:r>
+      <w:r>
+        <w:t xml:space="preserve">+ editable</w:t>
+      </w:r>
+      <w:r>
+        <w:t xml:space="preserve"> </w:t>
+      </w:r>
+      <w:r>
+        <w:rPr>
+          <w:rStyle w:val="VerbatimChar"/>
+        </w:rPr>
+        <w:t xml:space="preserve">.html</w:t>
+      </w:r>
+      <w:r>
+        <w:t xml:space="preserve"> </w:t>
+      </w:r>
+      <w:r>
+        <w:t xml:space="preserve">source in repo; one placeholder = commercial booking link). Inbound 888 voicemail greeting recorded in Scott’s voice. Outbound investor-drip voicemail script drafted (record only if/when that touch is activated; optional). PPM attorney-approved.</w:t>
       </w:r>
     </w:p>
     <w:p>
@@ -1549,7 +1564,7 @@
     <w:abstractNumId w:val="993"/>
   </w:num>
   <w:num w:numId="1021">
-    <w:abstractNumId w:val="992"/>
+    <w:abstractNumId w:val="993"/>
   </w:num>
   <w:num w:numId="1022">
     <w:abstractNumId w:val="992"/>

--- a/Enyrgy_Master_TODO.docx
+++ b/Enyrgy_Master_TODO.docx
@@ -505,19 +505,50 @@
         <w:t xml:space="preserve"> </w:t>
       </w:r>
       <w:r>
-        <w:t xml:space="preserve">—</w:t>
-      </w:r>
-      <w:r>
-        <w:t xml:space="preserve"> </w:t>
-      </w:r>
-      <w:r>
-        <w:t xml:space="preserve">“Enyrgy”</w:t>
-      </w:r>
-      <w:r>
-        <w:t xml:space="preserve"> </w:t>
-      </w:r>
-      <w:r>
-        <w:t xml:space="preserve">on outbound caller ID. Low priority.</w:t>
+        <w:t xml:space="preserve">— DONE. Already Approved in LC Phone with Friendly Name</w:t>
+      </w:r>
+      <w:r>
+        <w:t xml:space="preserve"> </w:t>
+      </w:r>
+      <w:r>
+        <w:t xml:space="preserve">“Enyrgy Inc”</w:t>
+      </w:r>
+      <w:r>
+        <w:t xml:space="preserve">; outbound calls display the business name.</w:t>
+      </w:r>
+    </w:p>
+    <w:p>
+      <w:pPr>
+        <w:pStyle w:val="Compact"/>
+        <w:numPr>
+          <w:ilvl w:val="0"/>
+          <w:numId w:val="1019"/>
+        </w:numPr>
+      </w:pPr>
+      <w:r>
+        <w:rPr>
+          <w:b/>
+          <w:bCs/>
+        </w:rPr>
+        <w:t xml:space="preserve">GHL agency profile address + sender name</w:t>
+      </w:r>
+      <w:r>
+        <w:t xml:space="preserve"> </w:t>
+      </w:r>
+      <w:r>
+        <w:t xml:space="preserve">— agency-level system emails (sent from the Ledgerix Pro LLC agency, which owns the Enyrgy Inc sub-account) still show the OLD Scottsdale address (7641 E Gray Rd, STE G, Scottsdale, AZ 85260). Fix in Agency Settings &gt; Business Profile: update the mailing address to the Phoenix facility (5115 N 27th Ave, Bld 66, Phoenix, AZ 85017), and optionally rebrand the agency sender name from</w:t>
+      </w:r>
+      <w:r>
+        <w:t xml:space="preserve"> </w:t>
+      </w:r>
+      <w:r>
+        <w:t xml:space="preserve">“Ledgerix Pro LLC”</w:t>
+      </w:r>
+      <w:r>
+        <w:t xml:space="preserve"> </w:t>
+      </w:r>
+      <w:r>
+        <w:t xml:space="preserve">to Enyrgy. NOTE: distinct system from the Shopify policy address (already fixed).</w:t>
       </w:r>
     </w:p>
     <w:bookmarkEnd w:id="11"/>
@@ -535,7 +566,7 @@
         <w:pStyle w:val="Compact"/>
         <w:numPr>
           <w:ilvl w:val="0"/>
-          <w:numId w:val="1019"/>
+          <w:numId w:val="1020"/>
         </w:numPr>
       </w:pPr>
       <w:r>
@@ -557,7 +588,7 @@
         <w:pStyle w:val="Compact"/>
         <w:numPr>
           <w:ilvl w:val="0"/>
-          <w:numId w:val="1020"/>
+          <w:numId w:val="1021"/>
         </w:numPr>
       </w:pPr>
       <w:r>
@@ -579,7 +610,7 @@
         <w:pStyle w:val="Compact"/>
         <w:numPr>
           <w:ilvl w:val="0"/>
-          <w:numId w:val="1021"/>
+          <w:numId w:val="1022"/>
         </w:numPr>
       </w:pPr>
       <w:r>
@@ -628,7 +659,7 @@
         <w:pStyle w:val="Compact"/>
         <w:numPr>
           <w:ilvl w:val="0"/>
-          <w:numId w:val="1022"/>
+          <w:numId w:val="1023"/>
         </w:numPr>
       </w:pPr>
       <w:r>
@@ -672,7 +703,7 @@
         <w:pStyle w:val="Compact"/>
         <w:numPr>
           <w:ilvl w:val="0"/>
-          <w:numId w:val="1023"/>
+          <w:numId w:val="1024"/>
         </w:numPr>
       </w:pPr>
       <w:r>
@@ -694,7 +725,7 @@
         <w:pStyle w:val="Compact"/>
         <w:numPr>
           <w:ilvl w:val="0"/>
-          <w:numId w:val="1024"/>
+          <w:numId w:val="1025"/>
         </w:numPr>
       </w:pPr>
       <w:r>
@@ -716,7 +747,7 @@
         <w:pStyle w:val="Compact"/>
         <w:numPr>
           <w:ilvl w:val="0"/>
-          <w:numId w:val="1025"/>
+          <w:numId w:val="1026"/>
         </w:numPr>
       </w:pPr>
       <w:r>
@@ -747,7 +778,7 @@
         <w:pStyle w:val="Compact"/>
         <w:numPr>
           <w:ilvl w:val="0"/>
-          <w:numId w:val="1026"/>
+          <w:numId w:val="1027"/>
         </w:numPr>
       </w:pPr>
       <w:r>
@@ -769,7 +800,7 @@
         <w:pStyle w:val="Compact"/>
         <w:numPr>
           <w:ilvl w:val="0"/>
-          <w:numId w:val="1027"/>
+          <w:numId w:val="1028"/>
         </w:numPr>
       </w:pPr>
       <w:r>
@@ -791,7 +822,7 @@
         <w:pStyle w:val="Compact"/>
         <w:numPr>
           <w:ilvl w:val="0"/>
-          <w:numId w:val="1028"/>
+          <w:numId w:val="1029"/>
         </w:numPr>
       </w:pPr>
       <w:r>
@@ -813,7 +844,7 @@
         <w:pStyle w:val="Compact"/>
         <w:numPr>
           <w:ilvl w:val="0"/>
-          <w:numId w:val="1029"/>
+          <w:numId w:val="1030"/>
         </w:numPr>
       </w:pPr>
       <w:r>
@@ -896,7 +927,7 @@
         <w:pStyle w:val="Compact"/>
         <w:numPr>
           <w:ilvl w:val="0"/>
-          <w:numId w:val="1030"/>
+          <w:numId w:val="1031"/>
         </w:numPr>
       </w:pPr>
       <w:r>
@@ -918,7 +949,7 @@
         <w:pStyle w:val="Compact"/>
         <w:numPr>
           <w:ilvl w:val="0"/>
-          <w:numId w:val="1031"/>
+          <w:numId w:val="1032"/>
         </w:numPr>
       </w:pPr>
       <w:r>
@@ -956,7 +987,7 @@
         <w:pStyle w:val="Compact"/>
         <w:numPr>
           <w:ilvl w:val="0"/>
-          <w:numId w:val="1032"/>
+          <w:numId w:val="1033"/>
         </w:numPr>
       </w:pPr>
       <w:r>
@@ -978,7 +1009,7 @@
         <w:pStyle w:val="Compact"/>
         <w:numPr>
           <w:ilvl w:val="0"/>
-          <w:numId w:val="1033"/>
+          <w:numId w:val="1034"/>
         </w:numPr>
       </w:pPr>
       <w:r>
@@ -1000,7 +1031,7 @@
         <w:pStyle w:val="Compact"/>
         <w:numPr>
           <w:ilvl w:val="0"/>
-          <w:numId w:val="1034"/>
+          <w:numId w:val="1035"/>
         </w:numPr>
       </w:pPr>
       <w:r>
@@ -1037,7 +1068,7 @@
         <w:pStyle w:val="Compact"/>
         <w:numPr>
           <w:ilvl w:val="0"/>
-          <w:numId w:val="1035"/>
+          <w:numId w:val="1036"/>
         </w:numPr>
       </w:pPr>
       <w:r>
@@ -1059,7 +1090,7 @@
         <w:pStyle w:val="Compact"/>
         <w:numPr>
           <w:ilvl w:val="0"/>
-          <w:numId w:val="1036"/>
+          <w:numId w:val="1037"/>
         </w:numPr>
       </w:pPr>
       <w:r>
@@ -1091,7 +1122,7 @@
         <w:pStyle w:val="Compact"/>
         <w:numPr>
           <w:ilvl w:val="0"/>
-          <w:numId w:val="1037"/>
+          <w:numId w:val="1038"/>
         </w:numPr>
       </w:pPr>
       <w:r>
@@ -1113,7 +1144,7 @@
         <w:pStyle w:val="Compact"/>
         <w:numPr>
           <w:ilvl w:val="0"/>
-          <w:numId w:val="1038"/>
+          <w:numId w:val="1039"/>
         </w:numPr>
       </w:pPr>
       <w:r>
@@ -1135,7 +1166,7 @@
         <w:pStyle w:val="Compact"/>
         <w:numPr>
           <w:ilvl w:val="0"/>
-          <w:numId w:val="1039"/>
+          <w:numId w:val="1040"/>
         </w:numPr>
       </w:pPr>
       <w:r>
@@ -1185,7 +1216,7 @@
         <w:pStyle w:val="Compact"/>
         <w:numPr>
           <w:ilvl w:val="0"/>
-          <w:numId w:val="1040"/>
+          <w:numId w:val="1041"/>
         </w:numPr>
       </w:pPr>
       <w:r>
@@ -1219,7 +1250,7 @@
         <w:pStyle w:val="Compact"/>
         <w:numPr>
           <w:ilvl w:val="0"/>
-          <w:numId w:val="1041"/>
+          <w:numId w:val="1042"/>
         </w:numPr>
       </w:pPr>
       <w:r>
@@ -1555,19 +1586,19 @@
     <w:abstractNumId w:val="993"/>
   </w:num>
   <w:num w:numId="1018">
-    <w:abstractNumId w:val="992"/>
+    <w:abstractNumId w:val="993"/>
   </w:num>
   <w:num w:numId="1019">
     <w:abstractNumId w:val="992"/>
   </w:num>
   <w:num w:numId="1020">
-    <w:abstractNumId w:val="993"/>
+    <w:abstractNumId w:val="992"/>
   </w:num>
   <w:num w:numId="1021">
     <w:abstractNumId w:val="993"/>
   </w:num>
   <w:num w:numId="1022">
-    <w:abstractNumId w:val="992"/>
+    <w:abstractNumId w:val="993"/>
   </w:num>
   <w:num w:numId="1023">
     <w:abstractNumId w:val="992"/>
@@ -1585,11 +1616,11 @@
     <w:abstractNumId w:val="992"/>
   </w:num>
   <w:num w:numId="1028">
+    <w:abstractNumId w:val="992"/>
+  </w:num>
+  <w:num w:numId="1029">
     <w:abstractNumId w:val="993"/>
   </w:num>
-  <w:num w:numId="1029">
-    <w:abstractNumId w:val="992"/>
-  </w:num>
   <w:num w:numId="1030">
     <w:abstractNumId w:val="992"/>
   </w:num>
@@ -1624,6 +1655,9 @@
     <w:abstractNumId w:val="992"/>
   </w:num>
   <w:num w:numId="1041">
+    <w:abstractNumId w:val="992"/>
+  </w:num>
+  <w:num w:numId="1042">
     <w:abstractNumId w:val="992"/>
   </w:num>
 </w:numbering>

--- a/Enyrgy_Master_TODO.docx
+++ b/Enyrgy_Master_TODO.docx
@@ -530,13 +530,13 @@
           <w:b/>
           <w:bCs/>
         </w:rPr>
-        <w:t xml:space="preserve">GHL agency profile address + sender name</w:t>
-      </w:r>
-      <w:r>
-        <w:t xml:space="preserve"> </w:t>
-      </w:r>
-      <w:r>
-        <w:t xml:space="preserve">— agency-level system emails (sent from the Ledgerix Pro LLC agency, which owns the Enyrgy Inc sub-account) still show the OLD Scottsdale address (7641 E Gray Rd, STE G, Scottsdale, AZ 85260). Fix in Agency Settings &gt; Business Profile: update the mailing address to the Phoenix facility (5115 N 27th Ave, Bld 66, Phoenix, AZ 85017), and optionally rebrand the agency sender name from</w:t>
+        <w:t xml:space="preserve">GHL agency email sender name (cosmetic, optional)</w:t>
+      </w:r>
+      <w:r>
+        <w:t xml:space="preserve"> </w:t>
+      </w:r>
+      <w:r>
+        <w:t xml:space="preserve">— the agency mailing address was CORRECTED to Phoenix at the agency level on July 28 (done; that was the CAN-SPAM footer). The agency itself is Enyrgy Inc (Enyrgy-branded). Remaining: agency system emails still send from the name</w:t>
       </w:r>
       <w:r>
         <w:t xml:space="preserve"> </w:t>
@@ -548,7 +548,7 @@
         <w:t xml:space="preserve"> </w:t>
       </w:r>
       <w:r>
-        <w:t xml:space="preserve">to Enyrgy. NOTE: distinct system from the Shopify policy address (already fixed).</w:t>
+        <w:t xml:space="preserve">(a lingering legal/company-name or SMTP from-name field from before the agency was branded Enyrgy). Optional cosmetic fix: Agency Settings &gt; Company (confirm Company/Legal Name = Enyrgy Inc) and/or Email Services/SMTP from-name.</w:t>
       </w:r>
     </w:p>
     <w:bookmarkEnd w:id="11"/>

--- a/Enyrgy_Master_TODO.docx
+++ b/Enyrgy_Master_TODO.docx
@@ -530,25 +530,65 @@
           <w:b/>
           <w:bCs/>
         </w:rPr>
-        <w:t xml:space="preserve">GHL agency email sender name (cosmetic, optional)</w:t>
-      </w:r>
-      <w:r>
-        <w:t xml:space="preserve"> </w:t>
-      </w:r>
-      <w:r>
-        <w:t xml:space="preserve">— the agency mailing address was CORRECTED to Phoenix at the agency level on July 28 (done; that was the CAN-SPAM footer). The agency itself is Enyrgy Inc (Enyrgy-branded). Remaining: agency system emails still send from the name</w:t>
-      </w:r>
-      <w:r>
-        <w:t xml:space="preserve"> </w:t>
-      </w:r>
-      <w:r>
+        <w:t xml:space="preserve">GHL agency email sender name =</w:t>
+      </w:r>
+      <w:r>
+        <w:rPr>
+          <w:b/>
+          <w:bCs/>
+        </w:rPr>
+        <w:t xml:space="preserve"> </w:t>
+      </w:r>
+      <w:r>
+        <w:rPr>
+          <w:b/>
+          <w:bCs/>
+        </w:rPr>
         <w:t xml:space="preserve">“Ledgerix Pro LLC”</w:t>
       </w:r>
       <w:r>
-        <w:t xml:space="preserve"> </w:t>
-      </w:r>
-      <w:r>
-        <w:t xml:space="preserve">(a lingering legal/company-name or SMTP from-name field from before the agency was branded Enyrgy). Optional cosmetic fix: Agency Settings &gt; Company (confirm Company/Legal Name = Enyrgy Inc) and/or Email Services/SMTP from-name.</w:t>
+        <w:rPr>
+          <w:b/>
+          <w:bCs/>
+        </w:rPr>
+        <w:t xml:space="preserve"> </w:t>
+      </w:r>
+      <w:r>
+        <w:rPr>
+          <w:b/>
+          <w:bCs/>
+        </w:rPr>
+        <w:t xml:space="preserve">(HIGH, employee-facing)</w:t>
+      </w:r>
+      <w:r>
+        <w:t xml:space="preserve"> </w:t>
+      </w:r>
+      <w:r>
+        <w:t xml:space="preserve">— DONE July 28: agency mailing address corrected to Phoenix, and Business Category fixed Medical -&gt; Health &amp; Wellness (Self Service Health Station niche; no A2P impact, that’s a separate TCR filing). Confirmed: every field inside the Enyrgy agency reads</w:t>
+      </w:r>
+      <w:r>
+        <w:t xml:space="preserve"> </w:t>
+      </w:r>
+      <w:r>
+        <w:t xml:space="preserve">“Enyrgy Inc”</w:t>
+      </w:r>
+      <w:r>
+        <w:t xml:space="preserve"> </w:t>
+      </w:r>
+      <w:r>
+        <w:t xml:space="preserve">and system-email templates use {{agency.name}} = Enyrgy Inc, so email BODIES are correct. REMAINING: the</w:t>
+      </w:r>
+      <w:r>
+        <w:t xml:space="preserve"> </w:t>
+      </w:r>
+      <w:r>
+        <w:t xml:space="preserve">“Ledgerix Pro LLC”</w:t>
+      </w:r>
+      <w:r>
+        <w:t xml:space="preserve"> </w:t>
+      </w:r>
+      <w:r>
+        <w:t xml:space="preserve">SENDER display name is not in the agency settings; it comes from the account/reseller level above this agency (multi-account switcher + Relationship Number 0-167-470 confirm Scott’s HighLevel login identity is Ledgerix Pro LLC, with Enyrgy Inc as an agency under it). Fix path: check the Ledgerix Pro account’s Company Name via the account switcher, and/or open a HighLevel support ticket to change the account-level system-email sender name to Enyrgy Inc for the Enyrgy agency.</w:t>
       </w:r>
     </w:p>
     <w:bookmarkEnd w:id="11"/>

--- a/Enyrgy_Master_TODO.docx
+++ b/Enyrgy_Master_TODO.docx
@@ -558,13 +558,25 @@
           <w:b/>
           <w:bCs/>
         </w:rPr>
-        <w:t xml:space="preserve">(HIGH, employee-facing)</w:t>
-      </w:r>
-      <w:r>
-        <w:t xml:space="preserve"> </w:t>
-      </w:r>
-      <w:r>
-        <w:t xml:space="preserve">— DONE July 28: agency mailing address corrected to Phoenix, and Business Category fixed Medical -&gt; Health &amp; Wellness (Self Service Health Station niche; no A2P impact, that’s a separate TCR filing). Confirmed: every field inside the Enyrgy agency reads</w:t>
+        <w:t xml:space="preserve">(HIGH, employee-facing) -&gt; HighLevel support ticket</w:t>
+      </w:r>
+      <w:r>
+        <w:t xml:space="preserve"> </w:t>
+      </w:r>
+      <w:r>
+        <w:t xml:space="preserve">— DONE July 28: Enyrgy agency mailing address corrected to Phoenix; Business Category fixed Medical -&gt; Health &amp; Wellness (no A2P impact, separate TCR filing). FULLY DIAGNOSED: Scott runs TWO SEPARATE GHL agencies under one login, each with its own Relationship Number and each internally correct: Enyrgy Inc (0-167-470, all fields Enyrgy) and Ledgerix Pro LLC (0-783-665, all fields Ledgerix). The Enyrgy agency’s system emails render bodies correctly ({{agency.name}} = Enyrgy Inc) but stamp the SENDER display name as</w:t>
+      </w:r>
+      <w:r>
+        <w:t xml:space="preserve"> </w:t>
+      </w:r>
+      <w:r>
+        <w:t xml:space="preserve">“Ledgerix Pro LLC”</w:t>
+      </w:r>
+      <w:r>
+        <w:t xml:space="preserve"> </w:t>
+      </w:r>
+      <w:r>
+        <w:t xml:space="preserve">(the other agency). Not editable in either agency’s settings -&gt; it is a HighLevel PLATFORM cross-agency sender-identity issue for a multi-agency admin. FIX: send the drafted HighLevel support ticket (asks them to make Enyrgy agency 0-167-470 use</w:t>
       </w:r>
       <w:r>
         <w:t xml:space="preserve"> </w:t>
@@ -576,19 +588,7 @@
         <w:t xml:space="preserve"> </w:t>
       </w:r>
       <w:r>
-        <w:t xml:space="preserve">and system-email templates use {{agency.name}} = Enyrgy Inc, so email BODIES are correct. REMAINING: the</w:t>
-      </w:r>
-      <w:r>
-        <w:t xml:space="preserve"> </w:t>
-      </w:r>
-      <w:r>
-        <w:t xml:space="preserve">“Ledgerix Pro LLC”</w:t>
-      </w:r>
-      <w:r>
-        <w:t xml:space="preserve"> </w:t>
-      </w:r>
-      <w:r>
-        <w:t xml:space="preserve">SENDER display name is not in the agency settings; it comes from the account/reseller level above this agency (multi-account switcher + Relationship Number 0-167-470 confirm Scott’s HighLevel login identity is Ledgerix Pro LLC, with Enyrgy Inc as an agency under it). Fix path: check the Ledgerix Pro account’s Company Name via the account switcher, and/or open a HighLevel support ticket to change the account-level system-email sender name to Enyrgy Inc for the Enyrgy agency.</w:t>
+        <w:t xml:space="preserve">as the system-email sender). Optional self-check first: My Profile for a default/primary-agency setting.</w:t>
       </w:r>
     </w:p>
     <w:bookmarkEnd w:id="11"/>

--- a/Enyrgy_Master_TODO.docx
+++ b/Enyrgy_Master_TODO.docx
@@ -258,13 +258,92 @@
           <w:b/>
           <w:bCs/>
         </w:rPr>
-        <w:t xml:space="preserve">Fix the phantom-completion bug.</w:t>
-      </w:r>
-      <w:r>
-        <w:t xml:space="preserve"> </w:t>
-      </w:r>
-      <w:r>
-        <w:t xml:space="preserve">A run that dies on</w:t>
+        <w:t xml:space="preserve">Phantom-completion</w:t>
+      </w:r>
+      <w:r>
+        <w:rPr>
+          <w:b/>
+          <w:bCs/>
+        </w:rPr>
+        <w:t xml:space="preserve"> </w:t>
+      </w:r>
+      <w:r>
+        <w:rPr>
+          <w:b/>
+          <w:bCs/>
+        </w:rPr>
+        <w:t xml:space="preserve">“bug”</w:t>
+      </w:r>
+      <w:r>
+        <w:rPr>
+          <w:b/>
+          <w:bCs/>
+        </w:rPr>
+        <w:t xml:space="preserve"> </w:t>
+      </w:r>
+      <w:r>
+        <w:rPr>
+          <w:b/>
+          <w:bCs/>
+        </w:rPr>
+        <w:t xml:space="preserve">— INVESTIGATED, NOT A REAL BUG (July 28).</w:t>
+      </w:r>
+      <w:r>
+        <w:t xml:space="preserve"> </w:t>
+      </w:r>
+      <w:r>
+        <w:t xml:space="preserve">Read the recovery state machine (</w:t>
+      </w:r>
+      <w:r>
+        <w:rPr>
+          <w:rStyle w:val="VerbatimChar"/>
+        </w:rPr>
+        <w:t xml:space="preserve">server/src/services/recovery/service.ts</w:t>
+      </w:r>
+      <w:r>
+        <w:t xml:space="preserve">). Credit/budget failures classify as</w:t>
+      </w:r>
+      <w:r>
+        <w:t xml:space="preserve"> </w:t>
+      </w:r>
+      <w:r>
+        <w:rPr>
+          <w:rStyle w:val="VerbatimChar"/>
+        </w:rPr>
+        <w:t xml:space="preserve">non_retryable</w:t>
+      </w:r>
+      <w:r>
+        <w:t xml:space="preserve"> </w:t>
+      </w:r>
+      <w:r>
+        <w:t xml:space="preserve">and route to</w:t>
+      </w:r>
+      <w:r>
+        <w:t xml:space="preserve"> </w:t>
+      </w:r>
+      <w:r>
+        <w:rPr>
+          <w:rStyle w:val="VerbatimChar"/>
+        </w:rPr>
+        <w:t xml:space="preserve">blocked</w:t>
+      </w:r>
+      <w:r>
+        <w:t xml:space="preserve">; the only</w:t>
+      </w:r>
+      <w:r>
+        <w:t xml:space="preserve"> </w:t>
+      </w:r>
+      <w:r>
+        <w:rPr>
+          <w:rStyle w:val="VerbatimChar"/>
+        </w:rPr>
+        <w:t xml:space="preserve">done</w:t>
+      </w:r>
+      <w:r>
+        <w:t xml:space="preserve"> </w:t>
+      </w:r>
+      <w:r>
+        <w:t xml:space="preserve">transition is the watchdog-evaluation false-positive fold (which requires a succeeded source run), and</w:t>
       </w:r>
       <w:r>
         <w:t xml:space="preserve"> </w:t>
@@ -276,7 +355,7 @@
         <w:t xml:space="preserve"> </w:t>
       </w:r>
       <w:r>
-        <w:t xml:space="preserve">was auto-flipped to</w:t>
+        <w:t xml:space="preserve">isn’t even specially handled (falls through to the generic blocked path). There is NO code path that marks a work issue</w:t>
       </w:r>
       <w:r>
         <w:t xml:space="preserve"> </w:t>
@@ -291,31 +370,19 @@
         <w:t xml:space="preserve"> </w:t>
       </w:r>
       <w:r>
-        <w:t xml:space="preserve">(ENY-24) with no execution, masking an unresolved item. Fork fix: runs that die on a credit/budget error must go to</w:t>
-      </w:r>
-      <w:r>
-        <w:t xml:space="preserve"> </w:t>
-      </w:r>
-      <w:r>
-        <w:rPr>
-          <w:rStyle w:val="VerbatimChar"/>
-        </w:rPr>
-        <w:t xml:space="preserve">blocked</w:t>
-      </w:r>
-      <w:r>
-        <w:t xml:space="preserve">, never</w:t>
-      </w:r>
-      <w:r>
-        <w:t xml:space="preserve"> </w:t>
-      </w:r>
-      <w:r>
-        <w:rPr>
-          <w:rStyle w:val="VerbatimChar"/>
-        </w:rPr>
-        <w:t xml:space="preserve">done</w:t>
-      </w:r>
-      <w:r>
-        <w:t xml:space="preserve">. HIGH — this is a correctness bug in the platform.</w:t>
+        <w:t xml:space="preserve">on a credit failure. The</w:t>
+      </w:r>
+      <w:r>
+        <w:t xml:space="preserve"> </w:t>
+      </w:r>
+      <w:r>
+        <w:t xml:space="preserve">“ENY-24 flipped to done”</w:t>
+      </w:r>
+      <w:r>
+        <w:t xml:space="preserve"> </w:t>
+      </w:r>
+      <w:r>
+        <w:t xml:space="preserve">claim was another COO confabulation from the credit-starvation window (same unreliable source as the ENY-20 false alarm). No code change made; inventing a fix for a non-existent bug is exactly the anti-pattern the confabulation lesson warns against.</w:t>
       </w:r>
     </w:p>
     <w:p>
@@ -576,7 +643,7 @@
         <w:t xml:space="preserve"> </w:t>
       </w:r>
       <w:r>
-        <w:t xml:space="preserve">(the other agency). Not editable in either agency’s settings -&gt; it is a HighLevel PLATFORM cross-agency sender-identity issue for a multi-agency admin. FIX: send the drafted HighLevel support ticket (asks them to make Enyrgy agency 0-167-470 use</w:t>
+        <w:t xml:space="preserve">(the other agency). Not editable in either agency’s settings -&gt; it is a HighLevel PLATFORM cross-agency sender-identity issue for a multi-agency admin. FIX: HighLevel support ticket SENT July 28, 2026 (asks them to make Enyrgy agency 0-167-470 use</w:t>
       </w:r>
       <w:r>
         <w:t xml:space="preserve"> </w:t>
@@ -588,7 +655,7 @@
         <w:t xml:space="preserve"> </w:t>
       </w:r>
       <w:r>
-        <w:t xml:space="preserve">as the system-email sender). Optional self-check first: My Profile for a default/primary-agency setting.</w:t>
+        <w:t xml:space="preserve">as the system-email sender). AWAITING HighLevel resolution. Optional self-check meanwhile: My Profile for a default/primary-agency setting.</w:t>
       </w:r>
     </w:p>
     <w:bookmarkEnd w:id="11"/>
@@ -1170,13 +1237,25 @@
           <w:b/>
           <w:bCs/>
         </w:rPr>
-        <w:t xml:space="preserve">Refresh the EA to v1.1</w:t>
-      </w:r>
-      <w:r>
-        <w:t xml:space="preserve"> </w:t>
-      </w:r>
-      <w:r>
-        <w:t xml:space="preserve">— dated June 29, stale on Shopify, GBP, facility, and the whole Paperclip layer.</w:t>
+        <w:t xml:space="preserve">Refresh the EA to v1.1 (July 28)</w:t>
+      </w:r>
+      <w:r>
+        <w:t xml:space="preserve"> </w:t>
+      </w:r>
+      <w:r>
+        <w:t xml:space="preserve">— bumped to Version 1.1 with an authoritative</w:t>
+      </w:r>
+      <w:r>
+        <w:t xml:space="preserve"> </w:t>
+      </w:r>
+      <w:r>
+        <w:t xml:space="preserve">“v1.1 Current-State Update”</w:t>
+      </w:r>
+      <w:r>
+        <w:t xml:space="preserve"> </w:t>
+      </w:r>
+      <w:r>
+        <w:t xml:space="preserve">section that overrides the stale June-29 body (Shopify integration + WF-27/28/29, GBP live + WF-07 wiring, full Paperclip org + tuned heartbeats, toll-free SMS/CNAM/no-10DLC, content assets, addresses/business-category fixes, the reliability findings incl. the debunked phantom-completion, and the open agency-email item). A future pass can fold these line-by-line into each layer.</w:t>
       </w:r>
     </w:p>
     <w:p>
@@ -1596,7 +1675,7 @@
     <w:abstractNumId w:val="992"/>
   </w:num>
   <w:num w:numId="1008">
-    <w:abstractNumId w:val="992"/>
+    <w:abstractNumId w:val="993"/>
   </w:num>
   <w:num w:numId="1009">
     <w:abstractNumId w:val="993"/>
@@ -1686,7 +1765,7 @@
     <w:abstractNumId w:val="992"/>
   </w:num>
   <w:num w:numId="1038">
-    <w:abstractNumId w:val="992"/>
+    <w:abstractNumId w:val="993"/>
   </w:num>
   <w:num w:numId="1039">
     <w:abstractNumId w:val="992"/>

--- a/Enyrgy_Master_TODO.docx
+++ b/Enyrgy_Master_TODO.docx
@@ -544,6 +544,366 @@
           <w:b/>
           <w:bCs/>
         </w:rPr>
+        <w:t xml:space="preserve">FlexOffers affiliate attribution — BUILT July 29</w:t>
+      </w:r>
+      <w:r>
+        <w:t xml:space="preserve"> </w:t>
+      </w:r>
+      <w:r>
+        <w:t xml:space="preserve">(full detail in the Handoff). Capture-and-postback design: the Tired Test captures FlexOffers’</w:t>
+      </w:r>
+      <w:r>
+        <w:t xml:space="preserve"> </w:t>
+      </w:r>
+      <w:r>
+        <w:rPr>
+          <w:rStyle w:val="VerbatimChar"/>
+        </w:rPr>
+        <w:t xml:space="preserve">refid</w:t>
+      </w:r>
+      <w:r>
+        <w:t xml:space="preserve"> </w:t>
+      </w:r>
+      <w:r>
+        <w:t xml:space="preserve">click ID, stores it on the GHL contact, and fires a server-to-server postback when a device sale ships. Program</w:t>
+      </w:r>
+      <w:r>
+        <w:t xml:space="preserve"> </w:t>
+      </w:r>
+      <w:r>
+        <w:rPr>
+          <w:b/>
+          <w:bCs/>
+        </w:rPr>
+        <w:t xml:space="preserve">Enyrgy - Tired Test (S2S) #250377</w:t>
+      </w:r>
+      <w:r>
+        <w:t xml:space="preserve">, default campaign #144482449, creative #6673704, workflow</w:t>
+      </w:r>
+      <w:r>
+        <w:t xml:space="preserve"> </w:t>
+      </w:r>
+      <w:r>
+        <w:rPr>
+          <w:b/>
+          <w:bCs/>
+        </w:rPr>
+        <w:t xml:space="preserve">WF-30 FlexOffers Sale Postback</w:t>
+      </w:r>
+      <w:r>
+        <w:t xml:space="preserve">. Payout</w:t>
+      </w:r>
+      <w:r>
+        <w:t xml:space="preserve"> </w:t>
+      </w:r>
+      <w:r>
+        <w:rPr>
+          <w:b/>
+          <w:bCs/>
+        </w:rPr>
+        <w:t xml:space="preserve">$600 fixed CPA</w:t>
+      </w:r>
+      <w:r>
+        <w:t xml:space="preserve">, Return Days 365, Manual Review approval, Deep Linking off. VERIFIED working: refid capture from URL, storage to the</w:t>
+      </w:r>
+      <w:r>
+        <w:t xml:space="preserve"> </w:t>
+      </w:r>
+      <w:r>
+        <w:rPr>
+          <w:rStyle w:val="VerbatimChar"/>
+        </w:rPr>
+        <w:t xml:space="preserve">flexoffers_refid</w:t>
+      </w:r>
+      <w:r>
+        <w:t xml:space="preserve"> </w:t>
+      </w:r>
+      <w:r>
+        <w:t xml:space="preserve">contact field via WF-12, product filter, refid condition.</w:t>
+      </w:r>
+    </w:p>
+    <w:p>
+      <w:pPr>
+        <w:pStyle w:val="Compact"/>
+        <w:numPr>
+          <w:ilvl w:val="0"/>
+          <w:numId w:val="1018"/>
+        </w:numPr>
+      </w:pPr>
+      <w:r>
+        <w:rPr>
+          <w:b/>
+          <w:bCs/>
+        </w:rPr>
+        <w:t xml:space="preserve">FlexOffers remaining (waiting on the FlexOffers rep, emailed July 29)</w:t>
+      </w:r>
+    </w:p>
+    <w:p>
+      <w:pPr>
+        <w:pStyle w:val="Compact"/>
+        <w:numPr>
+          <w:ilvl w:val="1"/>
+          <w:numId w:val="1019"/>
+        </w:numPr>
+      </w:pPr>
+      <w:r>
+        <w:t xml:space="preserve">Get a</w:t>
+      </w:r>
+      <w:r>
+        <w:t xml:space="preserve"> </w:t>
+      </w:r>
+      <w:r>
+        <w:rPr>
+          <w:b/>
+          <w:bCs/>
+        </w:rPr>
+        <w:t xml:space="preserve">test tracking link</w:t>
+      </w:r>
+      <w:r>
+        <w:t xml:space="preserve"> </w:t>
+      </w:r>
+      <w:r>
+        <w:t xml:space="preserve">for 250377, click it, confirm it lands on the quiz with</w:t>
+      </w:r>
+      <w:r>
+        <w:t xml:space="preserve"> </w:t>
+      </w:r>
+      <w:r>
+        <w:rPr>
+          <w:rStyle w:val="VerbatimChar"/>
+        </w:rPr>
+        <w:t xml:space="preserve">?refid=24.…</w:t>
+      </w:r>
+      <w:r>
+        <w:t xml:space="preserve">, complete the quiz, verify the contact’s FlexOffers Refid populates. Free verification of the click-to-capture path.</w:t>
+      </w:r>
+    </w:p>
+    <w:p>
+      <w:pPr>
+        <w:pStyle w:val="Compact"/>
+        <w:numPr>
+          <w:ilvl w:val="1"/>
+          <w:numId w:val="1020"/>
+        </w:numPr>
+      </w:pPr>
+      <w:r>
+        <w:t xml:space="preserve">Ask FlexOffers to</w:t>
+      </w:r>
+      <w:r>
+        <w:t xml:space="preserve"> </w:t>
+      </w:r>
+      <w:r>
+        <w:rPr>
+          <w:b/>
+          <w:bCs/>
+        </w:rPr>
+        <w:t xml:space="preserve">surface program 250377</w:t>
+      </w:r>
+      <w:r>
+        <w:t xml:space="preserve"> </w:t>
+      </w:r>
+      <w:r>
+        <w:t xml:space="preserve">to the network and migrate the</w:t>
+      </w:r>
+      <w:r>
+        <w:t xml:space="preserve"> </w:t>
+      </w:r>
+      <w:r>
+        <w:rPr>
+          <w:b/>
+          <w:bCs/>
+        </w:rPr>
+        <w:t xml:space="preserve">124 publishers</w:t>
+      </w:r>
+      <w:r>
+        <w:t xml:space="preserve"> </w:t>
+      </w:r>
+      <w:r>
+        <w:t xml:space="preserve">approved on the old program (#247334). Approvals are per-program, so 250377 has ZERO publishers today and nobody can promote the tracked link.</w:t>
+      </w:r>
+    </w:p>
+    <w:p>
+      <w:pPr>
+        <w:pStyle w:val="Compact"/>
+        <w:numPr>
+          <w:ilvl w:val="1"/>
+          <w:numId w:val="1021"/>
+        </w:numPr>
+      </w:pPr>
+      <w:r>
+        <w:rPr>
+          <w:b/>
+          <w:bCs/>
+        </w:rPr>
+        <w:t xml:space="preserve">After</w:t>
+      </w:r>
+      <w:r>
+        <w:t xml:space="preserve"> </w:t>
+      </w:r>
+      <w:r>
+        <w:t xml:space="preserve">publishers migrate,</w:t>
+      </w:r>
+      <w:r>
+        <w:t xml:space="preserve"> </w:t>
+      </w:r>
+      <w:r>
+        <w:rPr>
+          <w:b/>
+          <w:bCs/>
+        </w:rPr>
+        <w:t xml:space="preserve">disable old creative #6673701</w:t>
+      </w:r>
+      <w:r>
+        <w:t xml:space="preserve"> </w:t>
+      </w:r>
+      <w:r>
+        <w:t xml:space="preserve">(Tired Test on the old program, no S2S tracking, so anyone promoting it earns nothing and sours the relationship).</w:t>
+      </w:r>
+    </w:p>
+    <w:p>
+      <w:pPr>
+        <w:pStyle w:val="Compact"/>
+        <w:numPr>
+          <w:ilvl w:val="1"/>
+          <w:numId w:val="1022"/>
+        </w:numPr>
+      </w:pPr>
+      <w:r>
+        <w:rPr>
+          <w:b/>
+          <w:bCs/>
+        </w:rPr>
+        <w:t xml:space="preserve">UNVERIFIED merge fields:</w:t>
+      </w:r>
+      <w:r>
+        <w:t xml:space="preserve"> </w:t>
+      </w:r>
+      <w:r>
+        <w:rPr>
+          <w:rStyle w:val="VerbatimChar"/>
+        </w:rPr>
+        <w:t xml:space="preserve">{{order.number}}</w:t>
+      </w:r>
+      <w:r>
+        <w:t xml:space="preserve"> </w:t>
+      </w:r>
+      <w:r>
+        <w:t xml:space="preserve">and</w:t>
+      </w:r>
+      <w:r>
+        <w:t xml:space="preserve"> </w:t>
+      </w:r>
+      <w:r>
+        <w:rPr>
+          <w:rStyle w:val="VerbatimChar"/>
+        </w:rPr>
+        <w:t xml:space="preserve">{{order.subtotal_price}}</w:t>
+      </w:r>
+      <w:r>
+        <w:t xml:space="preserve"> </w:t>
+      </w:r>
+      <w:r>
+        <w:t xml:space="preserve">were chosen while the</w:t>
+      </w:r>
+      <w:r>
+        <w:t xml:space="preserve"> </w:t>
+      </w:r>
+      <w:r>
+        <w:rPr>
+          <w:i/>
+          <w:iCs/>
+        </w:rPr>
+        <w:t xml:space="preserve">Shopify order placed</w:t>
+      </w:r>
+      <w:r>
+        <w:t xml:space="preserve"> </w:t>
+      </w:r>
+      <w:r>
+        <w:t xml:space="preserve">trigger was active; the trigger is now</w:t>
+      </w:r>
+      <w:r>
+        <w:t xml:space="preserve"> </w:t>
+      </w:r>
+      <w:r>
+        <w:rPr>
+          <w:i/>
+          <w:iCs/>
+        </w:rPr>
+        <w:t xml:space="preserve">Order fulfilled</w:t>
+      </w:r>
+      <w:r>
+        <w:t xml:space="preserve"> </w:t>
+      </w:r>
+      <w:r>
+        <w:t xml:space="preserve">(the only trigger exposing a product filter). Could not test without a real Shopify order (payment fees + 7-10 day refund hold made a test order too costly). On the FIRST real affiliate sale, check</w:t>
+      </w:r>
+      <w:r>
+        <w:t xml:space="preserve"> </w:t>
+      </w:r>
+      <w:r>
+        <w:rPr>
+          <w:b/>
+          <w:bCs/>
+        </w:rPr>
+        <w:t xml:space="preserve">WF-30 &gt; Execution Logs</w:t>
+      </w:r>
+      <w:r>
+        <w:t xml:space="preserve"> </w:t>
+      </w:r>
+      <w:r>
+        <w:t xml:space="preserve">to confirm both resolved; if blank, fix and have FlexOffers credit that conversion manually.</w:t>
+      </w:r>
+    </w:p>
+    <w:p>
+      <w:pPr>
+        <w:pStyle w:val="Compact"/>
+        <w:numPr>
+          <w:ilvl w:val="1"/>
+          <w:numId w:val="1023"/>
+        </w:numPr>
+      </w:pPr>
+      <w:r>
+        <w:t xml:space="preserve">Delete test contact</w:t>
+      </w:r>
+      <w:r>
+        <w:t xml:space="preserve"> </w:t>
+      </w:r>
+      <w:r>
+        <w:rPr>
+          <w:b/>
+          <w:bCs/>
+        </w:rPr>
+        <w:t xml:space="preserve">FlexOffers Test2</w:t>
+      </w:r>
+      <w:r>
+        <w:t xml:space="preserve"> </w:t>
+      </w:r>
+      <w:r>
+        <w:t xml:space="preserve">(</w:t>
+      </w:r>
+      <w:r>
+        <w:rPr>
+          <w:rStyle w:val="VerbatimChar"/>
+        </w:rPr>
+        <w:t xml:space="preserve">scott+fotest2@enyrgy.com</w:t>
+      </w:r>
+      <w:r>
+        <w:t xml:space="preserve">) after the postback test. Kept deliberately because it holds a test refid.</w:t>
+      </w:r>
+    </w:p>
+    <w:p>
+      <w:pPr>
+        <w:pStyle w:val="Compact"/>
+        <w:numPr>
+          <w:ilvl w:val="0"/>
+          <w:numId w:val="1024"/>
+        </w:numPr>
+      </w:pPr>
+      <w:r>
+        <w:rPr>
+          <w:b/>
+          <w:bCs/>
+        </w:rPr>
         <w:t xml:space="preserve">Testimonial-form link on enyrgy.com</w:t>
       </w:r>
       <w:r>
@@ -558,7 +918,7 @@
         <w:pStyle w:val="Compact"/>
         <w:numPr>
           <w:ilvl w:val="0"/>
-          <w:numId w:val="1018"/>
+          <w:numId w:val="1025"/>
         </w:numPr>
       </w:pPr>
       <w:r>
@@ -589,7 +949,7 @@
         <w:pStyle w:val="Compact"/>
         <w:numPr>
           <w:ilvl w:val="0"/>
-          <w:numId w:val="1019"/>
+          <w:numId w:val="1026"/>
         </w:numPr>
       </w:pPr>
       <w:r>
@@ -673,7 +1033,7 @@
         <w:pStyle w:val="Compact"/>
         <w:numPr>
           <w:ilvl w:val="0"/>
-          <w:numId w:val="1020"/>
+          <w:numId w:val="1027"/>
         </w:numPr>
       </w:pPr>
       <w:r>
@@ -695,7 +1055,7 @@
         <w:pStyle w:val="Compact"/>
         <w:numPr>
           <w:ilvl w:val="0"/>
-          <w:numId w:val="1021"/>
+          <w:numId w:val="1028"/>
         </w:numPr>
       </w:pPr>
       <w:r>
@@ -717,7 +1077,7 @@
         <w:pStyle w:val="Compact"/>
         <w:numPr>
           <w:ilvl w:val="0"/>
-          <w:numId w:val="1022"/>
+          <w:numId w:val="1029"/>
         </w:numPr>
       </w:pPr>
       <w:r>
@@ -766,7 +1126,7 @@
         <w:pStyle w:val="Compact"/>
         <w:numPr>
           <w:ilvl w:val="0"/>
-          <w:numId w:val="1023"/>
+          <w:numId w:val="1030"/>
         </w:numPr>
       </w:pPr>
       <w:r>
@@ -810,7 +1170,7 @@
         <w:pStyle w:val="Compact"/>
         <w:numPr>
           <w:ilvl w:val="0"/>
-          <w:numId w:val="1024"/>
+          <w:numId w:val="1031"/>
         </w:numPr>
       </w:pPr>
       <w:r>
@@ -832,7 +1192,7 @@
         <w:pStyle w:val="Compact"/>
         <w:numPr>
           <w:ilvl w:val="0"/>
-          <w:numId w:val="1025"/>
+          <w:numId w:val="1032"/>
         </w:numPr>
       </w:pPr>
       <w:r>
@@ -854,7 +1214,7 @@
         <w:pStyle w:val="Compact"/>
         <w:numPr>
           <w:ilvl w:val="0"/>
-          <w:numId w:val="1026"/>
+          <w:numId w:val="1033"/>
         </w:numPr>
       </w:pPr>
       <w:r>
@@ -885,7 +1245,7 @@
         <w:pStyle w:val="Compact"/>
         <w:numPr>
           <w:ilvl w:val="0"/>
-          <w:numId w:val="1027"/>
+          <w:numId w:val="1034"/>
         </w:numPr>
       </w:pPr>
       <w:r>
@@ -907,7 +1267,7 @@
         <w:pStyle w:val="Compact"/>
         <w:numPr>
           <w:ilvl w:val="0"/>
-          <w:numId w:val="1028"/>
+          <w:numId w:val="1035"/>
         </w:numPr>
       </w:pPr>
       <w:r>
@@ -929,7 +1289,7 @@
         <w:pStyle w:val="Compact"/>
         <w:numPr>
           <w:ilvl w:val="0"/>
-          <w:numId w:val="1029"/>
+          <w:numId w:val="1036"/>
         </w:numPr>
       </w:pPr>
       <w:r>
@@ -951,7 +1311,7 @@
         <w:pStyle w:val="Compact"/>
         <w:numPr>
           <w:ilvl w:val="0"/>
-          <w:numId w:val="1030"/>
+          <w:numId w:val="1037"/>
         </w:numPr>
       </w:pPr>
       <w:r>
@@ -1034,7 +1394,7 @@
         <w:pStyle w:val="Compact"/>
         <w:numPr>
           <w:ilvl w:val="0"/>
-          <w:numId w:val="1031"/>
+          <w:numId w:val="1038"/>
         </w:numPr>
       </w:pPr>
       <w:r>
@@ -1056,7 +1416,7 @@
         <w:pStyle w:val="Compact"/>
         <w:numPr>
           <w:ilvl w:val="0"/>
-          <w:numId w:val="1032"/>
+          <w:numId w:val="1039"/>
         </w:numPr>
       </w:pPr>
       <w:r>
@@ -1094,7 +1454,7 @@
         <w:pStyle w:val="Compact"/>
         <w:numPr>
           <w:ilvl w:val="0"/>
-          <w:numId w:val="1033"/>
+          <w:numId w:val="1040"/>
         </w:numPr>
       </w:pPr>
       <w:r>
@@ -1116,7 +1476,7 @@
         <w:pStyle w:val="Compact"/>
         <w:numPr>
           <w:ilvl w:val="0"/>
-          <w:numId w:val="1034"/>
+          <w:numId w:val="1041"/>
         </w:numPr>
       </w:pPr>
       <w:r>
@@ -1138,7 +1498,7 @@
         <w:pStyle w:val="Compact"/>
         <w:numPr>
           <w:ilvl w:val="0"/>
-          <w:numId w:val="1035"/>
+          <w:numId w:val="1042"/>
         </w:numPr>
       </w:pPr>
       <w:r>
@@ -1175,7 +1535,7 @@
         <w:pStyle w:val="Compact"/>
         <w:numPr>
           <w:ilvl w:val="0"/>
-          <w:numId w:val="1036"/>
+          <w:numId w:val="1043"/>
         </w:numPr>
       </w:pPr>
       <w:r>
@@ -1197,7 +1557,7 @@
         <w:pStyle w:val="Compact"/>
         <w:numPr>
           <w:ilvl w:val="0"/>
-          <w:numId w:val="1037"/>
+          <w:numId w:val="1044"/>
         </w:numPr>
       </w:pPr>
       <w:r>
@@ -1229,7 +1589,7 @@
         <w:pStyle w:val="Compact"/>
         <w:numPr>
           <w:ilvl w:val="0"/>
-          <w:numId w:val="1038"/>
+          <w:numId w:val="1045"/>
         </w:numPr>
       </w:pPr>
       <w:r>
@@ -1263,7 +1623,7 @@
         <w:pStyle w:val="Compact"/>
         <w:numPr>
           <w:ilvl w:val="0"/>
-          <w:numId w:val="1039"/>
+          <w:numId w:val="1046"/>
         </w:numPr>
       </w:pPr>
       <w:r>
@@ -1285,7 +1645,7 @@
         <w:pStyle w:val="Compact"/>
         <w:numPr>
           <w:ilvl w:val="0"/>
-          <w:numId w:val="1040"/>
+          <w:numId w:val="1047"/>
         </w:numPr>
       </w:pPr>
       <w:r>
@@ -1335,7 +1695,7 @@
         <w:pStyle w:val="Compact"/>
         <w:numPr>
           <w:ilvl w:val="0"/>
-          <w:numId w:val="1041"/>
+          <w:numId w:val="1048"/>
         </w:numPr>
       </w:pPr>
       <w:r>
@@ -1369,7 +1729,7 @@
         <w:pStyle w:val="Compact"/>
         <w:numPr>
           <w:ilvl w:val="0"/>
-          <w:numId w:val="1042"/>
+          <w:numId w:val="1049"/>
         </w:numPr>
       </w:pPr>
       <w:r>
@@ -1705,7 +2065,7 @@
     <w:abstractNumId w:val="993"/>
   </w:num>
   <w:num w:numId="1018">
-    <w:abstractNumId w:val="993"/>
+    <w:abstractNumId w:val="992"/>
   </w:num>
   <w:num w:numId="1019">
     <w:abstractNumId w:val="992"/>
@@ -1714,19 +2074,19 @@
     <w:abstractNumId w:val="992"/>
   </w:num>
   <w:num w:numId="1021">
-    <w:abstractNumId w:val="993"/>
+    <w:abstractNumId w:val="992"/>
   </w:num>
   <w:num w:numId="1022">
-    <w:abstractNumId w:val="993"/>
+    <w:abstractNumId w:val="992"/>
   </w:num>
   <w:num w:numId="1023">
     <w:abstractNumId w:val="992"/>
   </w:num>
   <w:num w:numId="1024">
-    <w:abstractNumId w:val="992"/>
+    <w:abstractNumId w:val="993"/>
   </w:num>
   <w:num w:numId="1025">
-    <w:abstractNumId w:val="992"/>
+    <w:abstractNumId w:val="993"/>
   </w:num>
   <w:num w:numId="1026">
     <w:abstractNumId w:val="992"/>
@@ -1735,7 +2095,7 @@
     <w:abstractNumId w:val="992"/>
   </w:num>
   <w:num w:numId="1028">
-    <w:abstractNumId w:val="992"/>
+    <w:abstractNumId w:val="993"/>
   </w:num>
   <w:num w:numId="1029">
     <w:abstractNumId w:val="993"/>
@@ -1759,13 +2119,13 @@
     <w:abstractNumId w:val="992"/>
   </w:num>
   <w:num w:numId="1036">
-    <w:abstractNumId w:val="992"/>
+    <w:abstractNumId w:val="993"/>
   </w:num>
   <w:num w:numId="1037">
     <w:abstractNumId w:val="992"/>
   </w:num>
   <w:num w:numId="1038">
-    <w:abstractNumId w:val="993"/>
+    <w:abstractNumId w:val="992"/>
   </w:num>
   <w:num w:numId="1039">
     <w:abstractNumId w:val="992"/>
@@ -1777,6 +2137,27 @@
     <w:abstractNumId w:val="992"/>
   </w:num>
   <w:num w:numId="1042">
+    <w:abstractNumId w:val="992"/>
+  </w:num>
+  <w:num w:numId="1043">
+    <w:abstractNumId w:val="992"/>
+  </w:num>
+  <w:num w:numId="1044">
+    <w:abstractNumId w:val="992"/>
+  </w:num>
+  <w:num w:numId="1045">
+    <w:abstractNumId w:val="993"/>
+  </w:num>
+  <w:num w:numId="1046">
+    <w:abstractNumId w:val="992"/>
+  </w:num>
+  <w:num w:numId="1047">
+    <w:abstractNumId w:val="992"/>
+  </w:num>
+  <w:num w:numId="1048">
+    <w:abstractNumId w:val="992"/>
+  </w:num>
+  <w:num w:numId="1049">
     <w:abstractNumId w:val="992"/>
   </w:num>
 </w:numbering>

--- a/Enyrgy_Master_TODO.docx
+++ b/Enyrgy_Master_TODO.docx
@@ -635,7 +635,41 @@
           <w:b/>
           <w:bCs/>
         </w:rPr>
-        <w:t xml:space="preserve">FlexOffers remaining (waiting on the FlexOffers rep, emailed July 29)</w:t>
+        <w:t xml:space="preserve">FlexOffers: wire the remaining 3 lead magnets (2 of 5 done)</w:t>
+      </w:r>
+      <w:r>
+        <w:t xml:space="preserve"> </w:t>
+      </w:r>
+      <w:r>
+        <w:t xml:space="preserve">— STRUCTURE: one program (250377) with a</w:t>
+      </w:r>
+      <w:r>
+        <w:t xml:space="preserve"> </w:t>
+      </w:r>
+      <w:r>
+        <w:rPr>
+          <w:b/>
+          <w:bCs/>
+        </w:rPr>
+        <w:t xml:space="preserve">campaign per lead magnet</w:t>
+      </w:r>
+      <w:r>
+        <w:t xml:space="preserve">, since the destination URL lives at the campaign level while tracking, payout, and publisher approvals sit at the program level. A publisher applies once and can then promote whichever magnet fits their audience. Per magnet the work is: (1) add the refid capture code to the page, (2) one test submission so GHL learns the field, (3) map</w:t>
+      </w:r>
+      <w:r>
+        <w:t xml:space="preserve"> </w:t>
+      </w:r>
+      <w:r>
+        <w:rPr>
+          <w:rStyle w:val="VerbatimChar"/>
+        </w:rPr>
+        <w:t xml:space="preserve">flexoffers_refid</w:t>
+      </w:r>
+      <w:r>
+        <w:t xml:space="preserve"> </w:t>
+      </w:r>
+      <w:r>
+        <w:t xml:space="preserve">in that magnet’s capture workflow, (4) create its FlexOffers campaign + creative. Only step 4 is blocked on FlexOffers.</w:t>
       </w:r>
     </w:p>
     <w:p>
@@ -647,35 +681,44 @@
         </w:numPr>
       </w:pPr>
       <w:r>
-        <w:t xml:space="preserve">Get a</w:t>
-      </w:r>
-      <w:r>
-        <w:t xml:space="preserve"> </w:t>
-      </w:r>
-      <w:r>
-        <w:rPr>
-          <w:b/>
-          <w:bCs/>
-        </w:rPr>
-        <w:t xml:space="preserve">test tracking link</w:t>
-      </w:r>
-      <w:r>
-        <w:t xml:space="preserve"> </w:t>
-      </w:r>
-      <w:r>
-        <w:t xml:space="preserve">for 250377, click it, confirm it lands on the quiz with</w:t>
-      </w:r>
-      <w:r>
-        <w:t xml:space="preserve"> </w:t>
+        <w:t xml:space="preserve">☒</w:t>
+      </w:r>
+      <w:r>
+        <w:t xml:space="preserve"> </w:t>
+      </w:r>
+      <w:r>
+        <w:rPr>
+          <w:b/>
+          <w:bCs/>
+        </w:rPr>
+        <w:t xml:space="preserve">Tired Test</w:t>
+      </w:r>
+      <w:r>
+        <w:t xml:space="preserve"> </w:t>
+      </w:r>
+      <w:r>
+        <w:t xml:space="preserve">(</w:t>
       </w:r>
       <w:r>
         <w:rPr>
           <w:rStyle w:val="VerbatimChar"/>
         </w:rPr>
-        <w:t xml:space="preserve">?refid=24.…</w:t>
-      </w:r>
-      <w:r>
-        <w:t xml:space="preserve">, complete the quiz, verify the contact’s FlexOffers Refid populates. Free verification of the click-to-capture path.</w:t>
+        <w:t xml:space="preserve">/tired-test</w:t>
+      </w:r>
+      <w:r>
+        <w:t xml:space="preserve">, WF-12) — page + mapping done and verified with a real FlexOffers refid. Page in repo at</w:t>
+      </w:r>
+      <w:r>
+        <w:t xml:space="preserve"> </w:t>
+      </w:r>
+      <w:r>
+        <w:rPr>
+          <w:rStyle w:val="VerbatimChar"/>
+        </w:rPr>
+        <w:t xml:space="preserve">lead-magnets/tired-test.html</w:t>
+      </w:r>
+      <w:r>
+        <w:t xml:space="preserve">.</w:t>
       </w:r>
     </w:p>
     <w:p>
@@ -683,43 +726,280 @@
         <w:pStyle w:val="Compact"/>
         <w:numPr>
           <w:ilvl w:val="1"/>
+          <w:numId w:val="1019"/>
+        </w:numPr>
+      </w:pPr>
+      <w:r>
+        <w:t xml:space="preserve">☒</w:t>
+      </w:r>
+      <w:r>
+        <w:t xml:space="preserve"> </w:t>
+      </w:r>
+      <w:r>
+        <w:rPr>
+          <w:b/>
+          <w:bCs/>
+        </w:rPr>
+        <w:t xml:space="preserve">Vitamin D Assessment</w:t>
+      </w:r>
+      <w:r>
+        <w:t xml:space="preserve"> </w:t>
+      </w:r>
+      <w:r>
+        <w:t xml:space="preserve">(</w:t>
+      </w:r>
+      <w:r>
+        <w:rPr>
+          <w:rStyle w:val="VerbatimChar"/>
+        </w:rPr>
+        <w:t xml:space="preserve">/vitamin-d-assessment</w:t>
+      </w:r>
+      <w:r>
+        <w:t xml:space="preserve">, WF-21, webhook</w:t>
+      </w:r>
+      <w:r>
+        <w:t xml:space="preserve"> </w:t>
+      </w:r>
+      <w:r>
+        <w:rPr>
+          <w:rStyle w:val="VerbatimChar"/>
+        </w:rPr>
+        <w:t xml:space="preserve">d2692dc6-1e9f-466c-8525-58c466c426bd</w:t>
+      </w:r>
+      <w:r>
+        <w:t xml:space="preserve">) — page + mapping done and verified July 30. Page in repo at</w:t>
+      </w:r>
+      <w:r>
+        <w:t xml:space="preserve"> </w:t>
+      </w:r>
+      <w:r>
+        <w:rPr>
+          <w:rStyle w:val="VerbatimChar"/>
+        </w:rPr>
+        <w:t xml:space="preserve">lead-magnets/vitamin-d-assessment.html</w:t>
+      </w:r>
+      <w:r>
+        <w:t xml:space="preserve">.</w:t>
+      </w:r>
+    </w:p>
+    <w:p>
+      <w:pPr>
+        <w:pStyle w:val="Compact"/>
+        <w:numPr>
+          <w:ilvl w:val="1"/>
+          <w:numId w:val="1019"/>
+        </w:numPr>
+      </w:pPr>
+      <w:r>
+        <w:t xml:space="preserve">☐</w:t>
+      </w:r>
+      <w:r>
+        <w:t xml:space="preserve"> </w:t>
+      </w:r>
+      <w:r>
+        <w:rPr>
+          <w:b/>
+          <w:bCs/>
+        </w:rPr>
+        <w:t xml:space="preserve">Synthesis Gap</w:t>
+      </w:r>
+      <w:r>
+        <w:t xml:space="preserve"> </w:t>
+      </w:r>
+      <w:r>
+        <w:t xml:space="preserve">(</w:t>
+      </w:r>
+      <w:r>
+        <w:rPr>
+          <w:rStyle w:val="VerbatimChar"/>
+        </w:rPr>
+        <w:t xml:space="preserve">/synthesis-gap</w:t>
+      </w:r>
+      <w:r>
+        <w:t xml:space="preserve">, WF-15, webhook</w:t>
+      </w:r>
+      <w:r>
+        <w:t xml:space="preserve"> </w:t>
+      </w:r>
+      <w:r>
+        <w:rPr>
+          <w:rStyle w:val="VerbatimChar"/>
+        </w:rPr>
+        <w:t xml:space="preserve">fd32493c-6ec1-4e55-9edb-75399aa53a34</w:t>
+      </w:r>
+      <w:r>
+        <w:t xml:space="preserve">)</w:t>
+      </w:r>
+    </w:p>
+    <w:p>
+      <w:pPr>
+        <w:pStyle w:val="Compact"/>
+        <w:numPr>
+          <w:ilvl w:val="1"/>
+          <w:numId w:val="1019"/>
+        </w:numPr>
+      </w:pPr>
+      <w:r>
+        <w:t xml:space="preserve">☐</w:t>
+      </w:r>
+      <w:r>
+        <w:t xml:space="preserve"> </w:t>
+      </w:r>
+      <w:r>
+        <w:rPr>
+          <w:b/>
+          <w:bCs/>
+        </w:rPr>
+        <w:t xml:space="preserve">Recovery Protocol</w:t>
+      </w:r>
+      <w:r>
+        <w:t xml:space="preserve"> </w:t>
+      </w:r>
+      <w:r>
+        <w:t xml:space="preserve">(</w:t>
+      </w:r>
+      <w:r>
+        <w:rPr>
+          <w:rStyle w:val="VerbatimChar"/>
+        </w:rPr>
+        <w:t xml:space="preserve">/recovery-protocol</w:t>
+      </w:r>
+      <w:r>
+        <w:t xml:space="preserve">, WF-18, webhook</w:t>
+      </w:r>
+      <w:r>
+        <w:t xml:space="preserve"> </w:t>
+      </w:r>
+      <w:r>
+        <w:rPr>
+          <w:rStyle w:val="VerbatimChar"/>
+        </w:rPr>
+        <w:t xml:space="preserve">3ae538d7-81a9-42a7-9e18-5e7c8b19b84a</w:t>
+      </w:r>
+      <w:r>
+        <w:t xml:space="preserve">)</w:t>
+      </w:r>
+    </w:p>
+    <w:p>
+      <w:pPr>
+        <w:pStyle w:val="Compact"/>
+        <w:numPr>
+          <w:ilvl w:val="1"/>
+          <w:numId w:val="1019"/>
+        </w:numPr>
+      </w:pPr>
+      <w:r>
+        <w:t xml:space="preserve">☐</w:t>
+      </w:r>
+      <w:r>
+        <w:t xml:space="preserve"> </w:t>
+      </w:r>
+      <w:r>
+        <w:rPr>
+          <w:b/>
+          <w:bCs/>
+        </w:rPr>
+        <w:t xml:space="preserve">Winter Protocol</w:t>
+      </w:r>
+      <w:r>
+        <w:t xml:space="preserve"> </w:t>
+      </w:r>
+      <w:r>
+        <w:t xml:space="preserve">(</w:t>
+      </w:r>
+      <w:r>
+        <w:rPr>
+          <w:rStyle w:val="VerbatimChar"/>
+        </w:rPr>
+        <w:t xml:space="preserve">/winter-protocol</w:t>
+      </w:r>
+      <w:r>
+        <w:t xml:space="preserve">, WF-19, webhook</w:t>
+      </w:r>
+      <w:r>
+        <w:t xml:space="preserve"> </w:t>
+      </w:r>
+      <w:r>
+        <w:rPr>
+          <w:rStyle w:val="VerbatimChar"/>
+        </w:rPr>
+        <w:t xml:space="preserve">ad11ef02-14c8-4dbc-b1dd-bb5c9f3203bd</w:t>
+      </w:r>
+      <w:r>
+        <w:t xml:space="preserve">)</w:t>
+      </w:r>
+    </w:p>
+    <w:p>
+      <w:pPr>
+        <w:pStyle w:val="Compact"/>
+        <w:numPr>
+          <w:ilvl w:val="1"/>
+          <w:numId w:val="1019"/>
+        </w:numPr>
+      </w:pPr>
+      <w:r>
+        <w:t xml:space="preserve">NOTE: the three remaining are guides rather than quizzes, so their pages will have simpler forms, but the change is the same three additions.</w:t>
+      </w:r>
+    </w:p>
+    <w:p>
+      <w:pPr>
+        <w:pStyle w:val="Compact"/>
+        <w:numPr>
+          <w:ilvl w:val="1"/>
+          <w:numId w:val="1019"/>
+        </w:numPr>
+      </w:pPr>
+      <w:r>
+        <w:t xml:space="preserve">RECOMMENDATION: do not block the affiliate launch on all five. Launch with the Tired Test (fully tested) as soon as publishers are migrated, and add magnets as they are wired.</w:t>
+      </w:r>
+    </w:p>
+    <w:p>
+      <w:pPr>
+        <w:pStyle w:val="Compact"/>
+        <w:numPr>
+          <w:ilvl w:val="1"/>
+          <w:numId w:val="1019"/>
+        </w:numPr>
+      </w:pPr>
+      <w:r>
+        <w:t xml:space="preserve">☐ Rename program 250377 from</w:t>
+      </w:r>
+      <w:r>
+        <w:t xml:space="preserve"> </w:t>
+      </w:r>
+      <w:r>
+        <w:t xml:space="preserve">“Enyrgy - Tired Test (S2S)”</w:t>
+      </w:r>
+      <w:r>
+        <w:t xml:space="preserve"> </w:t>
+      </w:r>
+      <w:r>
+        <w:t xml:space="preserve">to something like</w:t>
+      </w:r>
+      <w:r>
+        <w:t xml:space="preserve"> </w:t>
+      </w:r>
+      <w:r>
+        <w:t xml:space="preserve">“Enyrgy Affiliate Program”</w:t>
+      </w:r>
+      <w:r>
+        <w:t xml:space="preserve">, since it will host all magnets (asked the rep whether renaming is possible).</w:t>
+      </w:r>
+    </w:p>
+    <w:p>
+      <w:pPr>
+        <w:pStyle w:val="Compact"/>
+        <w:numPr>
+          <w:ilvl w:val="0"/>
           <w:numId w:val="1020"/>
         </w:numPr>
       </w:pPr>
       <w:r>
-        <w:t xml:space="preserve">Ask FlexOffers to</w:t>
-      </w:r>
-      <w:r>
-        <w:t xml:space="preserve"> </w:t>
-      </w:r>
-      <w:r>
-        <w:rPr>
-          <w:b/>
-          <w:bCs/>
-        </w:rPr>
-        <w:t xml:space="preserve">surface program 250377</w:t>
-      </w:r>
-      <w:r>
-        <w:t xml:space="preserve"> </w:t>
-      </w:r>
-      <w:r>
-        <w:t xml:space="preserve">to the network and migrate the</w:t>
-      </w:r>
-      <w:r>
-        <w:t xml:space="preserve"> </w:t>
-      </w:r>
-      <w:r>
-        <w:rPr>
-          <w:b/>
-          <w:bCs/>
-        </w:rPr>
-        <w:t xml:space="preserve">124 publishers</w:t>
-      </w:r>
-      <w:r>
-        <w:t xml:space="preserve"> </w:t>
-      </w:r>
-      <w:r>
-        <w:t xml:space="preserve">approved on the old program (#247334). Approvals are per-program, so 250377 has ZERO publishers today and nobody can promote the tracked link.</w:t>
+        <w:rPr>
+          <w:b/>
+          <w:bCs/>
+        </w:rPr>
+        <w:t xml:space="preserve">FlexOffers remaining (waiting on the FlexOffers rep, emailed July 29)</w:t>
       </w:r>
     </w:p>
     <w:p>
@@ -731,33 +1011,35 @@
         </w:numPr>
       </w:pPr>
       <w:r>
-        <w:rPr>
-          <w:b/>
-          <w:bCs/>
-        </w:rPr>
-        <w:t xml:space="preserve">After</w:t>
-      </w:r>
-      <w:r>
-        <w:t xml:space="preserve"> </w:t>
-      </w:r>
-      <w:r>
-        <w:t xml:space="preserve">publishers migrate,</w:t>
-      </w:r>
-      <w:r>
-        <w:t xml:space="preserve"> </w:t>
-      </w:r>
-      <w:r>
-        <w:rPr>
-          <w:b/>
-          <w:bCs/>
-        </w:rPr>
-        <w:t xml:space="preserve">disable old creative #6673701</w:t>
-      </w:r>
-      <w:r>
-        <w:t xml:space="preserve"> </w:t>
-      </w:r>
-      <w:r>
-        <w:t xml:space="preserve">(Tired Test on the old program, no S2S tracking, so anyone promoting it earns nothing and sours the relationship).</w:t>
+        <w:t xml:space="preserve">Get a</w:t>
+      </w:r>
+      <w:r>
+        <w:t xml:space="preserve"> </w:t>
+      </w:r>
+      <w:r>
+        <w:rPr>
+          <w:b/>
+          <w:bCs/>
+        </w:rPr>
+        <w:t xml:space="preserve">test tracking link</w:t>
+      </w:r>
+      <w:r>
+        <w:t xml:space="preserve"> </w:t>
+      </w:r>
+      <w:r>
+        <w:t xml:space="preserve">for 250377, click it, confirm it lands on the quiz with</w:t>
+      </w:r>
+      <w:r>
+        <w:t xml:space="preserve"> </w:t>
+      </w:r>
+      <w:r>
+        <w:rPr>
+          <w:rStyle w:val="VerbatimChar"/>
+        </w:rPr>
+        <w:t xml:space="preserve">?refid=24.…</w:t>
+      </w:r>
+      <w:r>
+        <w:t xml:space="preserve">, complete the quiz, verify the contact’s FlexOffers Refid populates. Free verification of the click-to-capture path.</w:t>
       </w:r>
     </w:p>
     <w:p>
@@ -769,6 +1051,88 @@
         </w:numPr>
       </w:pPr>
       <w:r>
+        <w:t xml:space="preserve">Ask FlexOffers to</w:t>
+      </w:r>
+      <w:r>
+        <w:t xml:space="preserve"> </w:t>
+      </w:r>
+      <w:r>
+        <w:rPr>
+          <w:b/>
+          <w:bCs/>
+        </w:rPr>
+        <w:t xml:space="preserve">surface program 250377</w:t>
+      </w:r>
+      <w:r>
+        <w:t xml:space="preserve"> </w:t>
+      </w:r>
+      <w:r>
+        <w:t xml:space="preserve">to the network and migrate the</w:t>
+      </w:r>
+      <w:r>
+        <w:t xml:space="preserve"> </w:t>
+      </w:r>
+      <w:r>
+        <w:rPr>
+          <w:b/>
+          <w:bCs/>
+        </w:rPr>
+        <w:t xml:space="preserve">124 publishers</w:t>
+      </w:r>
+      <w:r>
+        <w:t xml:space="preserve"> </w:t>
+      </w:r>
+      <w:r>
+        <w:t xml:space="preserve">approved on the old program (#247334). Approvals are per-program, so 250377 has ZERO publishers today and nobody can promote the tracked link.</w:t>
+      </w:r>
+    </w:p>
+    <w:p>
+      <w:pPr>
+        <w:pStyle w:val="Compact"/>
+        <w:numPr>
+          <w:ilvl w:val="1"/>
+          <w:numId w:val="1023"/>
+        </w:numPr>
+      </w:pPr>
+      <w:r>
+        <w:rPr>
+          <w:b/>
+          <w:bCs/>
+        </w:rPr>
+        <w:t xml:space="preserve">After</w:t>
+      </w:r>
+      <w:r>
+        <w:t xml:space="preserve"> </w:t>
+      </w:r>
+      <w:r>
+        <w:t xml:space="preserve">publishers migrate,</w:t>
+      </w:r>
+      <w:r>
+        <w:t xml:space="preserve"> </w:t>
+      </w:r>
+      <w:r>
+        <w:rPr>
+          <w:b/>
+          <w:bCs/>
+        </w:rPr>
+        <w:t xml:space="preserve">disable old creative #6673701</w:t>
+      </w:r>
+      <w:r>
+        <w:t xml:space="preserve"> </w:t>
+      </w:r>
+      <w:r>
+        <w:t xml:space="preserve">(Tired Test on the old program, no S2S tracking, so anyone promoting it earns nothing and sours the relationship).</w:t>
+      </w:r>
+    </w:p>
+    <w:p>
+      <w:pPr>
+        <w:pStyle w:val="Compact"/>
+        <w:numPr>
+          <w:ilvl w:val="1"/>
+          <w:numId w:val="1024"/>
+        </w:numPr>
+      </w:pPr>
+      <w:r>
         <w:rPr>
           <w:b/>
           <w:bCs/>
@@ -859,7 +1223,7 @@
         <w:pStyle w:val="Compact"/>
         <w:numPr>
           <w:ilvl w:val="1"/>
-          <w:numId w:val="1023"/>
+          <w:numId w:val="1025"/>
         </w:numPr>
       </w:pPr>
       <w:r>
@@ -896,7 +1260,7 @@
         <w:pStyle w:val="Compact"/>
         <w:numPr>
           <w:ilvl w:val="0"/>
-          <w:numId w:val="1024"/>
+          <w:numId w:val="1026"/>
         </w:numPr>
       </w:pPr>
       <w:r>
@@ -918,7 +1282,7 @@
         <w:pStyle w:val="Compact"/>
         <w:numPr>
           <w:ilvl w:val="0"/>
-          <w:numId w:val="1025"/>
+          <w:numId w:val="1027"/>
         </w:numPr>
       </w:pPr>
       <w:r>
@@ -949,7 +1313,7 @@
         <w:pStyle w:val="Compact"/>
         <w:numPr>
           <w:ilvl w:val="0"/>
-          <w:numId w:val="1026"/>
+          <w:numId w:val="1028"/>
         </w:numPr>
       </w:pPr>
       <w:r>
@@ -1033,7 +1397,7 @@
         <w:pStyle w:val="Compact"/>
         <w:numPr>
           <w:ilvl w:val="0"/>
-          <w:numId w:val="1027"/>
+          <w:numId w:val="1029"/>
         </w:numPr>
       </w:pPr>
       <w:r>
@@ -1055,7 +1419,7 @@
         <w:pStyle w:val="Compact"/>
         <w:numPr>
           <w:ilvl w:val="0"/>
-          <w:numId w:val="1028"/>
+          <w:numId w:val="1030"/>
         </w:numPr>
       </w:pPr>
       <w:r>
@@ -1077,7 +1441,7 @@
         <w:pStyle w:val="Compact"/>
         <w:numPr>
           <w:ilvl w:val="0"/>
-          <w:numId w:val="1029"/>
+          <w:numId w:val="1031"/>
         </w:numPr>
       </w:pPr>
       <w:r>
@@ -1126,7 +1490,7 @@
         <w:pStyle w:val="Compact"/>
         <w:numPr>
           <w:ilvl w:val="0"/>
-          <w:numId w:val="1030"/>
+          <w:numId w:val="1032"/>
         </w:numPr>
       </w:pPr>
       <w:r>
@@ -1170,7 +1534,7 @@
         <w:pStyle w:val="Compact"/>
         <w:numPr>
           <w:ilvl w:val="0"/>
-          <w:numId w:val="1031"/>
+          <w:numId w:val="1033"/>
         </w:numPr>
       </w:pPr>
       <w:r>
@@ -1192,7 +1556,7 @@
         <w:pStyle w:val="Compact"/>
         <w:numPr>
           <w:ilvl w:val="0"/>
-          <w:numId w:val="1032"/>
+          <w:numId w:val="1034"/>
         </w:numPr>
       </w:pPr>
       <w:r>
@@ -1214,7 +1578,7 @@
         <w:pStyle w:val="Compact"/>
         <w:numPr>
           <w:ilvl w:val="0"/>
-          <w:numId w:val="1033"/>
+          <w:numId w:val="1035"/>
         </w:numPr>
       </w:pPr>
       <w:r>
@@ -1245,7 +1609,7 @@
         <w:pStyle w:val="Compact"/>
         <w:numPr>
           <w:ilvl w:val="0"/>
-          <w:numId w:val="1034"/>
+          <w:numId w:val="1036"/>
         </w:numPr>
       </w:pPr>
       <w:r>
@@ -1267,7 +1631,7 @@
         <w:pStyle w:val="Compact"/>
         <w:numPr>
           <w:ilvl w:val="0"/>
-          <w:numId w:val="1035"/>
+          <w:numId w:val="1037"/>
         </w:numPr>
       </w:pPr>
       <w:r>
@@ -1289,7 +1653,7 @@
         <w:pStyle w:val="Compact"/>
         <w:numPr>
           <w:ilvl w:val="0"/>
-          <w:numId w:val="1036"/>
+          <w:numId w:val="1038"/>
         </w:numPr>
       </w:pPr>
       <w:r>
@@ -1311,7 +1675,7 @@
         <w:pStyle w:val="Compact"/>
         <w:numPr>
           <w:ilvl w:val="0"/>
-          <w:numId w:val="1037"/>
+          <w:numId w:val="1039"/>
         </w:numPr>
       </w:pPr>
       <w:r>
@@ -1394,7 +1758,7 @@
         <w:pStyle w:val="Compact"/>
         <w:numPr>
           <w:ilvl w:val="0"/>
-          <w:numId w:val="1038"/>
+          <w:numId w:val="1040"/>
         </w:numPr>
       </w:pPr>
       <w:r>
@@ -1416,7 +1780,7 @@
         <w:pStyle w:val="Compact"/>
         <w:numPr>
           <w:ilvl w:val="0"/>
-          <w:numId w:val="1039"/>
+          <w:numId w:val="1041"/>
         </w:numPr>
       </w:pPr>
       <w:r>
@@ -1454,7 +1818,7 @@
         <w:pStyle w:val="Compact"/>
         <w:numPr>
           <w:ilvl w:val="0"/>
-          <w:numId w:val="1040"/>
+          <w:numId w:val="1042"/>
         </w:numPr>
       </w:pPr>
       <w:r>
@@ -1476,7 +1840,7 @@
         <w:pStyle w:val="Compact"/>
         <w:numPr>
           <w:ilvl w:val="0"/>
-          <w:numId w:val="1041"/>
+          <w:numId w:val="1043"/>
         </w:numPr>
       </w:pPr>
       <w:r>
@@ -1498,7 +1862,7 @@
         <w:pStyle w:val="Compact"/>
         <w:numPr>
           <w:ilvl w:val="0"/>
-          <w:numId w:val="1042"/>
+          <w:numId w:val="1044"/>
         </w:numPr>
       </w:pPr>
       <w:r>
@@ -1535,7 +1899,7 @@
         <w:pStyle w:val="Compact"/>
         <w:numPr>
           <w:ilvl w:val="0"/>
-          <w:numId w:val="1043"/>
+          <w:numId w:val="1045"/>
         </w:numPr>
       </w:pPr>
       <w:r>
@@ -1557,7 +1921,7 @@
         <w:pStyle w:val="Compact"/>
         <w:numPr>
           <w:ilvl w:val="0"/>
-          <w:numId w:val="1044"/>
+          <w:numId w:val="1046"/>
         </w:numPr>
       </w:pPr>
       <w:r>
@@ -1589,7 +1953,7 @@
         <w:pStyle w:val="Compact"/>
         <w:numPr>
           <w:ilvl w:val="0"/>
-          <w:numId w:val="1045"/>
+          <w:numId w:val="1047"/>
         </w:numPr>
       </w:pPr>
       <w:r>
@@ -1623,7 +1987,7 @@
         <w:pStyle w:val="Compact"/>
         <w:numPr>
           <w:ilvl w:val="0"/>
-          <w:numId w:val="1046"/>
+          <w:numId w:val="1048"/>
         </w:numPr>
       </w:pPr>
       <w:r>
@@ -1645,7 +2009,7 @@
         <w:pStyle w:val="Compact"/>
         <w:numPr>
           <w:ilvl w:val="0"/>
-          <w:numId w:val="1047"/>
+          <w:numId w:val="1049"/>
         </w:numPr>
       </w:pPr>
       <w:r>
@@ -1695,7 +2059,7 @@
         <w:pStyle w:val="Compact"/>
         <w:numPr>
           <w:ilvl w:val="0"/>
-          <w:numId w:val="1048"/>
+          <w:numId w:val="1050"/>
         </w:numPr>
       </w:pPr>
       <w:r>
@@ -1729,7 +2093,7 @@
         <w:pStyle w:val="Compact"/>
         <w:numPr>
           <w:ilvl w:val="0"/>
-          <w:numId w:val="1049"/>
+          <w:numId w:val="1051"/>
         </w:numPr>
       </w:pPr>
       <w:r>
@@ -2010,6 +2374,109 @@
       </w:pPr>
     </w:lvl>
   </w:abstractNum>
+  <w:abstractNum w:abstractNumId="991">
+    <w:nsid w:val="0000A991"/>
+    <w:multiLevelType w:val="multilevel"/>
+    <w:lvl w:ilvl="0">
+      <w:numFmt w:val="bullet"/>
+      <w:lvlText w:val=""/>
+      <w:lvlJc w:val="left"/>
+      <w:pPr>
+        <w:ind w:left="720" w:hanging="360"/>
+      </w:pPr>
+      <w:rPr>
+        <w:rFonts w:ascii="Symbol" w:hAnsi="Symbol" w:cs="Symbol" w:hint="default"/>
+      </w:rPr>
+    </w:lvl>
+    <w:lvl w:ilvl="1">
+      <w:numFmt w:val="bullet"/>
+      <w:lvlText w:val="o"/>
+      <w:lvlJc w:val="left"/>
+      <w:pPr>
+        <w:ind w:left="1440" w:hanging="360"/>
+      </w:pPr>
+      <w:rPr>
+        <w:rFonts w:ascii="Courier New" w:hAnsi="Courier New" w:cs="Courier New" w:hint="default"/>
+      </w:rPr>
+    </w:lvl>
+    <w:lvl w:ilvl="2">
+      <w:numFmt w:val="bullet"/>
+      <w:lvlText w:val=""/>
+      <w:lvlJc w:val="left"/>
+      <w:pPr>
+        <w:ind w:left="2160" w:hanging="360"/>
+      </w:pPr>
+      <w:rPr>
+        <w:rFonts w:ascii="Wingdings" w:hAnsi="Wingdings" w:cs="Wingdings" w:hint="default"/>
+      </w:rPr>
+    </w:lvl>
+    <w:lvl w:ilvl="3">
+      <w:numFmt w:val="bullet"/>
+      <w:lvlText w:val=""/>
+      <w:lvlJc w:val="left"/>
+      <w:pPr>
+        <w:ind w:left="2880" w:hanging="360"/>
+      </w:pPr>
+      <w:rPr>
+        <w:rFonts w:ascii="Symbol" w:hAnsi="Symbol" w:cs="Symbol" w:hint="default"/>
+      </w:rPr>
+    </w:lvl>
+    <w:lvl w:ilvl="4">
+      <w:numFmt w:val="bullet"/>
+      <w:lvlText w:val="o"/>
+      <w:lvlJc w:val="left"/>
+      <w:pPr>
+        <w:ind w:left="3600" w:hanging="360"/>
+      </w:pPr>
+      <w:rPr>
+        <w:rFonts w:ascii="Courier New" w:hAnsi="Courier New" w:cs="Courier New" w:hint="default"/>
+      </w:rPr>
+    </w:lvl>
+    <w:lvl w:ilvl="5">
+      <w:numFmt w:val="bullet"/>
+      <w:lvlText w:val=""/>
+      <w:lvlJc w:val="left"/>
+      <w:pPr>
+        <w:ind w:left="4320" w:hanging="360"/>
+      </w:pPr>
+      <w:rPr>
+        <w:rFonts w:ascii="Wingdings" w:hAnsi="Wingdings" w:cs="Wingdings" w:hint="default"/>
+      </w:rPr>
+    </w:lvl>
+    <w:lvl w:ilvl="6">
+      <w:numFmt w:val="bullet"/>
+      <w:lvlText w:val=""/>
+      <w:lvlJc w:val="left"/>
+      <w:pPr>
+        <w:ind w:left="5040" w:hanging="360"/>
+      </w:pPr>
+      <w:rPr>
+        <w:rFonts w:ascii="Symbol" w:hAnsi="Symbol" w:cs="Symbol" w:hint="default"/>
+      </w:rPr>
+    </w:lvl>
+    <w:lvl w:ilvl="7">
+      <w:numFmt w:val="bullet"/>
+      <w:lvlText w:val="o"/>
+      <w:lvlJc w:val="left"/>
+      <w:pPr>
+        <w:ind w:left="5760" w:hanging="360"/>
+      </w:pPr>
+      <w:rPr>
+        <w:rFonts w:ascii="Courier New" w:hAnsi="Courier New" w:cs="Courier New" w:hint="default"/>
+      </w:rPr>
+    </w:lvl>
+    <w:lvl w:ilvl="8">
+      <w:numFmt w:val="bullet"/>
+      <w:lvlText w:val=""/>
+      <w:lvlJc w:val="left"/>
+      <w:pPr>
+        <w:ind w:left="6480" w:hanging="360"/>
+      </w:pPr>
+      <w:rPr>
+        <w:rFonts w:ascii="Wingdings" w:hAnsi="Wingdings" w:cs="Wingdings" w:hint="default"/>
+      </w:rPr>
+    </w:lvl>
+  </w:abstractNum>
   <w:num w:numId="1000">
     <w:abstractNumId w:val="990"/>
   </w:num>
@@ -2068,7 +2535,7 @@
     <w:abstractNumId w:val="992"/>
   </w:num>
   <w:num w:numId="1019">
-    <w:abstractNumId w:val="992"/>
+    <w:abstractNumId w:val="991"/>
   </w:num>
   <w:num w:numId="1020">
     <w:abstractNumId w:val="992"/>
@@ -2083,28 +2550,28 @@
     <w:abstractNumId w:val="992"/>
   </w:num>
   <w:num w:numId="1024">
+    <w:abstractNumId w:val="992"/>
+  </w:num>
+  <w:num w:numId="1025">
+    <w:abstractNumId w:val="992"/>
+  </w:num>
+  <w:num w:numId="1026">
     <w:abstractNumId w:val="993"/>
   </w:num>
-  <w:num w:numId="1025">
+  <w:num w:numId="1027">
     <w:abstractNumId w:val="993"/>
   </w:num>
-  <w:num w:numId="1026">
+  <w:num w:numId="1028">
     <w:abstractNumId w:val="992"/>
   </w:num>
-  <w:num w:numId="1027">
+  <w:num w:numId="1029">
     <w:abstractNumId w:val="992"/>
   </w:num>
-  <w:num w:numId="1028">
+  <w:num w:numId="1030">
     <w:abstractNumId w:val="993"/>
   </w:num>
-  <w:num w:numId="1029">
+  <w:num w:numId="1031">
     <w:abstractNumId w:val="993"/>
-  </w:num>
-  <w:num w:numId="1030">
-    <w:abstractNumId w:val="992"/>
-  </w:num>
-  <w:num w:numId="1031">
-    <w:abstractNumId w:val="992"/>
   </w:num>
   <w:num w:numId="1032">
     <w:abstractNumId w:val="992"/>
@@ -2119,13 +2586,13 @@
     <w:abstractNumId w:val="992"/>
   </w:num>
   <w:num w:numId="1036">
-    <w:abstractNumId w:val="993"/>
+    <w:abstractNumId w:val="992"/>
   </w:num>
   <w:num w:numId="1037">
     <w:abstractNumId w:val="992"/>
   </w:num>
   <w:num w:numId="1038">
-    <w:abstractNumId w:val="992"/>
+    <w:abstractNumId w:val="993"/>
   </w:num>
   <w:num w:numId="1039">
     <w:abstractNumId w:val="992"/>
@@ -2146,18 +2613,24 @@
     <w:abstractNumId w:val="992"/>
   </w:num>
   <w:num w:numId="1045">
-    <w:abstractNumId w:val="993"/>
+    <w:abstractNumId w:val="992"/>
   </w:num>
   <w:num w:numId="1046">
     <w:abstractNumId w:val="992"/>
   </w:num>
   <w:num w:numId="1047">
-    <w:abstractNumId w:val="992"/>
+    <w:abstractNumId w:val="993"/>
   </w:num>
   <w:num w:numId="1048">
     <w:abstractNumId w:val="992"/>
   </w:num>
   <w:num w:numId="1049">
+    <w:abstractNumId w:val="992"/>
+  </w:num>
+  <w:num w:numId="1050">
+    <w:abstractNumId w:val="992"/>
+  </w:num>
+  <w:num w:numId="1051">
     <w:abstractNumId w:val="992"/>
   </w:num>
 </w:numbering>

--- a/Enyrgy_Master_TODO.docx
+++ b/Enyrgy_Master_TODO.docx
@@ -635,7 +635,7 @@
           <w:b/>
           <w:bCs/>
         </w:rPr>
-        <w:t xml:space="preserve">FlexOffers: wire the remaining 3 lead magnets (2 of 5 done)</w:t>
+        <w:t xml:space="preserve">FlexOffers: wire the remaining lead magnets (3 of 5 done)</w:t>
       </w:r>
       <w:r>
         <w:t xml:space="preserve"> </w:t>
@@ -791,7 +791,7 @@
         </w:numPr>
       </w:pPr>
       <w:r>
-        <w:t xml:space="preserve">☐</w:t>
+        <w:t xml:space="preserve">☒</w:t>
       </w:r>
       <w:r>
         <w:t xml:space="preserve"> </w:t>
@@ -828,7 +828,19 @@
         <w:t xml:space="preserve">fd32493c-6ec1-4e55-9edb-75399aa53a34</w:t>
       </w:r>
       <w:r>
-        <w:t xml:space="preserve">)</w:t>
+        <w:t xml:space="preserve">) — page + mapping done and verified July 30. Page in repo at</w:t>
+      </w:r>
+      <w:r>
+        <w:t xml:space="preserve"> </w:t>
+      </w:r>
+      <w:r>
+        <w:rPr>
+          <w:rStyle w:val="VerbatimChar"/>
+        </w:rPr>
+        <w:t xml:space="preserve">lead-magnets/synthesis-gap.html</w:t>
+      </w:r>
+      <w:r>
+        <w:t xml:space="preserve">.</w:t>
       </w:r>
     </w:p>
     <w:p>

--- a/Enyrgy_Master_TODO.docx
+++ b/Enyrgy_Master_TODO.docx
@@ -635,7 +635,7 @@
           <w:b/>
           <w:bCs/>
         </w:rPr>
-        <w:t xml:space="preserve">FlexOffers: wire the remaining lead magnets (3 of 5 done)</w:t>
+        <w:t xml:space="preserve">FlexOffers: wire the remaining lead magnets (4 of 5 done)</w:t>
       </w:r>
       <w:r>
         <w:t xml:space="preserve"> </w:t>
@@ -852,7 +852,7 @@
         </w:numPr>
       </w:pPr>
       <w:r>
-        <w:t xml:space="preserve">☐</w:t>
+        <w:t xml:space="preserve">☒</w:t>
       </w:r>
       <w:r>
         <w:t xml:space="preserve"> </w:t>
@@ -889,7 +889,34 @@
         <w:t xml:space="preserve">3ae538d7-81a9-42a7-9e18-5e7c8b19b84a</w:t>
       </w:r>
       <w:r>
-        <w:t xml:space="preserve">)</w:t>
+        <w:t xml:space="preserve">) — page + mapping done and verified July 30. Page in repo at</w:t>
+      </w:r>
+      <w:r>
+        <w:t xml:space="preserve"> </w:t>
+      </w:r>
+      <w:r>
+        <w:rPr>
+          <w:rStyle w:val="VerbatimChar"/>
+        </w:rPr>
+        <w:t xml:space="preserve">lead-magnets/recovery-protocol.html</w:t>
+      </w:r>
+      <w:r>
+        <w:t xml:space="preserve">. Confirmed WF-18 applies</w:t>
+      </w:r>
+      <w:r>
+        <w:t xml:space="preserve"> </w:t>
+      </w:r>
+      <w:r>
+        <w:rPr>
+          <w:rStyle w:val="VerbatimChar"/>
+        </w:rPr>
+        <w:t xml:space="preserve">drip_bypass</w:t>
+      </w:r>
+      <w:r>
+        <w:t xml:space="preserve"> </w:t>
+      </w:r>
+      <w:r>
+        <w:t xml:space="preserve">at the workflow level (the page’s tag list omits it, which is fine).</w:t>
       </w:r>
     </w:p>
     <w:p>

--- a/Enyrgy_Master_TODO.docx
+++ b/Enyrgy_Master_TODO.docx
@@ -635,7 +635,7 @@
           <w:b/>
           <w:bCs/>
         </w:rPr>
-        <w:t xml:space="preserve">FlexOffers: wire the remaining lead magnets (4 of 5 done)</w:t>
+        <w:t xml:space="preserve">FlexOffers: ALL 5 LEAD MAGNETS WIRED (July 30)</w:t>
       </w:r>
       <w:r>
         <w:t xml:space="preserve"> </w:t>
@@ -928,7 +928,7 @@
         </w:numPr>
       </w:pPr>
       <w:r>
-        <w:t xml:space="preserve">☐</w:t>
+        <w:t xml:space="preserve">☒</w:t>
       </w:r>
       <w:r>
         <w:t xml:space="preserve"> </w:t>
@@ -965,7 +965,19 @@
         <w:t xml:space="preserve">ad11ef02-14c8-4dbc-b1dd-bb5c9f3203bd</w:t>
       </w:r>
       <w:r>
-        <w:t xml:space="preserve">)</w:t>
+        <w:t xml:space="preserve">) — page + mapping done and verified July 30. Page in repo at</w:t>
+      </w:r>
+      <w:r>
+        <w:t xml:space="preserve"> </w:t>
+      </w:r>
+      <w:r>
+        <w:rPr>
+          <w:rStyle w:val="VerbatimChar"/>
+        </w:rPr>
+        <w:t xml:space="preserve">lead-magnets/winter-protocol.html</w:t>
+      </w:r>
+      <w:r>
+        <w:t xml:space="preserve">.</w:t>
       </w:r>
     </w:p>
     <w:p>
@@ -977,7 +989,34 @@
         </w:numPr>
       </w:pPr>
       <w:r>
-        <w:t xml:space="preserve">NOTE: the three remaining are guides rather than quizzes, so their pages will have simpler forms, but the change is the same three additions.</w:t>
+        <w:t xml:space="preserve">All five pages are version-controlled in</w:t>
+      </w:r>
+      <w:r>
+        <w:t xml:space="preserve"> </w:t>
+      </w:r>
+      <w:r>
+        <w:rPr>
+          <w:rStyle w:val="VerbatimChar"/>
+        </w:rPr>
+        <w:t xml:space="preserve">lead-magnets/</w:t>
+      </w:r>
+      <w:r>
+        <w:t xml:space="preserve">. Each captures</w:t>
+      </w:r>
+      <w:r>
+        <w:t xml:space="preserve"> </w:t>
+      </w:r>
+      <w:r>
+        <w:rPr>
+          <w:rStyle w:val="VerbatimChar"/>
+        </w:rPr>
+        <w:t xml:space="preserve">refid</w:t>
+      </w:r>
+      <w:r>
+        <w:t xml:space="preserve"> </w:t>
+      </w:r>
+      <w:r>
+        <w:t xml:space="preserve">from the URL, persists it to localStorage, sends it to its capture webhook, and the capture workflow maps it to the contact’s FlexOffers Refid field. WF-30 is magnet-agnostic: it fires on the sale, so one postback workflow covers all five.</w:t>
       </w:r>
     </w:p>
     <w:p>
@@ -989,7 +1028,17 @@
         </w:numPr>
       </w:pPr>
       <w:r>
-        <w:t xml:space="preserve">RECOMMENDATION: do not block the affiliate launch on all five. Launch with the Tired Test (fully tested) as soon as publishers are migrated, and add magnets as they are wired.</w:t>
+        <w:rPr>
+          <w:b/>
+          <w:bCs/>
+        </w:rPr>
+        <w:t xml:space="preserve">Attribution behavior (by design):</w:t>
+      </w:r>
+      <w:r>
+        <w:t xml:space="preserve"> </w:t>
+      </w:r>
+      <w:r>
+        <w:t xml:space="preserve">the URL refid always wins; localStorage is the fallback so a visitor who clicks an affiliate link, leaves, and returns later without the link still credits that affiliate. Last-click wins if they later click a different affiliate’s link. NOTE for testing: reusing an incognito session carries localStorage over and can mask a new refid, which produced one confusing test result. Always close all incognito windows before a capture test.</w:t>
       </w:r>
     </w:p>
     <w:p>
@@ -1001,6 +1050,46 @@
         </w:numPr>
       </w:pPr>
       <w:r>
+        <w:t xml:space="preserve">Remaining per magnet: create each one’s FlexOffers</w:t>
+      </w:r>
+      <w:r>
+        <w:t xml:space="preserve"> </w:t>
+      </w:r>
+      <w:r>
+        <w:rPr>
+          <w:b/>
+          <w:bCs/>
+        </w:rPr>
+        <w:t xml:space="preserve">campaign + creative</w:t>
+      </w:r>
+      <w:r>
+        <w:t xml:space="preserve"> </w:t>
+      </w:r>
+      <w:r>
+        <w:t xml:space="preserve">(blocked on the rep confirming the one-program-many-campaigns structure).</w:t>
+      </w:r>
+    </w:p>
+    <w:p>
+      <w:pPr>
+        <w:pStyle w:val="Compact"/>
+        <w:numPr>
+          <w:ilvl w:val="1"/>
+          <w:numId w:val="1019"/>
+        </w:numPr>
+      </w:pPr>
+      <w:r>
+        <w:t xml:space="preserve">RECOMMENDATION: do not block the affiliate launch on all five. Launch with the Tired Test (fully tested) as soon as publishers are migrated, and add magnets as they are wired.</w:t>
+      </w:r>
+    </w:p>
+    <w:p>
+      <w:pPr>
+        <w:pStyle w:val="Compact"/>
+        <w:numPr>
+          <w:ilvl w:val="1"/>
+          <w:numId w:val="1019"/>
+        </w:numPr>
+      </w:pPr>
+      <w:r>
         <w:t xml:space="preserve">☐ Rename program 250377 from</w:t>
       </w:r>
       <w:r>
@@ -1266,32 +1355,142 @@
         </w:numPr>
       </w:pPr>
       <w:r>
-        <w:t xml:space="preserve">Delete test contact</w:t>
-      </w:r>
-      <w:r>
-        <w:t xml:space="preserve"> </w:t>
-      </w:r>
-      <w:r>
-        <w:rPr>
-          <w:b/>
-          <w:bCs/>
-        </w:rPr>
-        <w:t xml:space="preserve">FlexOffers Test2</w:t>
-      </w:r>
-      <w:r>
-        <w:t xml:space="preserve"> </w:t>
-      </w:r>
-      <w:r>
-        <w:t xml:space="preserve">(</w:t>
-      </w:r>
-      <w:r>
-        <w:rPr>
-          <w:rStyle w:val="VerbatimChar"/>
-        </w:rPr>
-        <w:t xml:space="preserve">scott+fotest2@enyrgy.com</w:t>
-      </w:r>
-      <w:r>
-        <w:t xml:space="preserve">) after the postback test. Kept deliberately because it holds a test refid.</w:t>
+        <w:t xml:space="preserve">Delete the FlexOffers test contacts once the postback test is done. Keep ONE (any of them) for that test since it holds a refid; delete the rest:</w:t>
+      </w:r>
+      <w:r>
+        <w:t xml:space="preserve"> </w:t>
+      </w:r>
+      <w:r>
+        <w:rPr>
+          <w:rStyle w:val="VerbatimChar"/>
+        </w:rPr>
+        <w:t xml:space="preserve">scott+fotest2@</w:t>
+      </w:r>
+      <w:r>
+        <w:t xml:space="preserve">,</w:t>
+      </w:r>
+      <w:r>
+        <w:t xml:space="preserve"> </w:t>
+      </w:r>
+      <w:r>
+        <w:rPr>
+          <w:rStyle w:val="VerbatimChar"/>
+        </w:rPr>
+        <w:t xml:space="preserve">scott+vdatest@</w:t>
+      </w:r>
+      <w:r>
+        <w:t xml:space="preserve">,</w:t>
+      </w:r>
+      <w:r>
+        <w:t xml:space="preserve"> </w:t>
+      </w:r>
+      <w:r>
+        <w:rPr>
+          <w:rStyle w:val="VerbatimChar"/>
+        </w:rPr>
+        <w:t xml:space="preserve">scott+vdatest2@</w:t>
+      </w:r>
+      <w:r>
+        <w:t xml:space="preserve">,</w:t>
+      </w:r>
+      <w:r>
+        <w:t xml:space="preserve"> </w:t>
+      </w:r>
+      <w:r>
+        <w:rPr>
+          <w:rStyle w:val="VerbatimChar"/>
+        </w:rPr>
+        <w:t xml:space="preserve">scott+sgtest@</w:t>
+      </w:r>
+      <w:r>
+        <w:t xml:space="preserve">,</w:t>
+      </w:r>
+      <w:r>
+        <w:t xml:space="preserve"> </w:t>
+      </w:r>
+      <w:r>
+        <w:rPr>
+          <w:rStyle w:val="VerbatimChar"/>
+        </w:rPr>
+        <w:t xml:space="preserve">scott+sgtest2@</w:t>
+      </w:r>
+      <w:r>
+        <w:t xml:space="preserve">,</w:t>
+      </w:r>
+      <w:r>
+        <w:t xml:space="preserve"> </w:t>
+      </w:r>
+      <w:r>
+        <w:rPr>
+          <w:rStyle w:val="VerbatimChar"/>
+        </w:rPr>
+        <w:t xml:space="preserve">scott+rptest@</w:t>
+      </w:r>
+      <w:r>
+        <w:t xml:space="preserve">,</w:t>
+      </w:r>
+      <w:r>
+        <w:t xml:space="preserve"> </w:t>
+      </w:r>
+      <w:r>
+        <w:rPr>
+          <w:rStyle w:val="VerbatimChar"/>
+        </w:rPr>
+        <w:t xml:space="preserve">scott+rptest2@</w:t>
+      </w:r>
+      <w:r>
+        <w:t xml:space="preserve">,</w:t>
+      </w:r>
+      <w:r>
+        <w:t xml:space="preserve"> </w:t>
+      </w:r>
+      <w:r>
+        <w:rPr>
+          <w:rStyle w:val="VerbatimChar"/>
+        </w:rPr>
+        <w:t xml:space="preserve">scott+rptest3@</w:t>
+      </w:r>
+      <w:r>
+        <w:t xml:space="preserve">,</w:t>
+      </w:r>
+      <w:r>
+        <w:t xml:space="preserve"> </w:t>
+      </w:r>
+      <w:r>
+        <w:rPr>
+          <w:rStyle w:val="VerbatimChar"/>
+        </w:rPr>
+        <w:t xml:space="preserve">scott+wptest@</w:t>
+      </w:r>
+      <w:r>
+        <w:t xml:space="preserve">,</w:t>
+      </w:r>
+      <w:r>
+        <w:t xml:space="preserve"> </w:t>
+      </w:r>
+      <w:r>
+        <w:rPr>
+          <w:rStyle w:val="VerbatimChar"/>
+        </w:rPr>
+        <w:t xml:space="preserve">scott+wptest2@</w:t>
+      </w:r>
+      <w:r>
+        <w:t xml:space="preserve"> </w:t>
+      </w:r>
+      <w:r>
+        <w:t xml:space="preserve">(all</w:t>
+      </w:r>
+      <w:r>
+        <w:t xml:space="preserve"> </w:t>
+      </w:r>
+      <w:r>
+        <w:rPr>
+          <w:rStyle w:val="VerbatimChar"/>
+        </w:rPr>
+        <w:t xml:space="preserve">@enyrgy.com</w:t>
+      </w:r>
+      <w:r>
+        <w:t xml:space="preserve">). They sit in the live pipeline and are enrolled in nurture sequences.</w:t>
       </w:r>
     </w:p>
     <w:p>
@@ -2571,7 +2770,7 @@
     <w:abstractNumId w:val="993"/>
   </w:num>
   <w:num w:numId="1018">
-    <w:abstractNumId w:val="992"/>
+    <w:abstractNumId w:val="993"/>
   </w:num>
   <w:num w:numId="1019">
     <w:abstractNumId w:val="991"/>

--- a/Enyrgy_Master_TODO.docx
+++ b/Enyrgy_Master_TODO.docx
@@ -1032,13 +1032,13 @@
           <w:b/>
           <w:bCs/>
         </w:rPr>
-        <w:t xml:space="preserve">Attribution behavior (by design):</w:t>
-      </w:r>
-      <w:r>
-        <w:t xml:space="preserve"> </w:t>
-      </w:r>
-      <w:r>
-        <w:t xml:space="preserve">the URL refid always wins; localStorage is the fallback so a visitor who clicks an affiliate link, leaves, and returns later without the link still credits that affiliate. Last-click wins if they later click a different affiliate’s link. NOTE for testing: reusing an incognito session carries localStorage over and can mask a new refid, which produced one confusing test result. Always close all incognito windows before a capture test.</w:t>
+        <w:t xml:space="preserve">Attribution behavior (two layers, do not confuse them):</w:t>
+      </w:r>
+      <w:r>
+        <w:t xml:space="preserve"> </w:t>
+      </w:r>
+      <w:r>
+        <w:t xml:space="preserve">(1) ON THE PAGE, the URL refid always wins and localStorage is the fallback, so a visitor who clicks an affiliate link, leaves, and returns later without the link still carries that refid to the form. (2) IN GHL, the FIRST-IN guard means whichever refid reaches the contact record first is the one that sticks permanently, even if a different affiliate’s refid arrives months later. Net effect: first affiliate to introduce the prospect keeps the $600. NOTE for testing: reusing an incognito session carries localStorage over and can mask a new refid, which produced one confusing test result. Always close all incognito windows before a capture test.</w:t>
       </w:r>
     </w:p>
     <w:p>
@@ -1127,7 +1127,25 @@
           <w:b/>
           <w:bCs/>
         </w:rPr>
-        <w:t xml:space="preserve">FlexOffers remaining (waiting on the FlexOffers rep, emailed July 29)</w:t>
+        <w:t xml:space="preserve">FlexOffers attribution policy: FIRST-IN, implemented on all 5 capture workflows (July 30).</w:t>
+      </w:r>
+      <w:r>
+        <w:t xml:space="preserve"> </w:t>
+      </w:r>
+      <w:r>
+        <w:t xml:space="preserve">Business decision: the FIRST affiliate to introduce a prospect keeps the credit, not the last. Rationale: Enyrgy does the selling, so an affiliate’s real contribution is the introduction. Implementation per workflow: the refid is NO LONGER mapped in Create Contact (that would overwrite unconditionally and make the guard a no-op); instead a guard sits at the END of each workflow:</w:t>
+      </w:r>
+      <w:r>
+        <w:t xml:space="preserve"> </w:t>
+      </w:r>
+      <w:r>
+        <w:rPr>
+          <w:rStyle w:val="VerbatimChar"/>
+        </w:rPr>
+        <w:t xml:space="preserve">If FlexOffers Refid is empty -&gt; Update contact field -&gt; FlexOffers Refid = {{inboundWebhookRequest.flexoffers_refid}}</w:t>
+      </w:r>
+      <w:r>
+        <w:t xml:space="preserve">. Done on WF-12, WF-15, WF-18, WF-19, WF-21.</w:t>
       </w:r>
     </w:p>
     <w:p>
@@ -1139,6 +1157,281 @@
         </w:numPr>
       </w:pPr>
       <w:r>
+        <w:rPr>
+          <w:b/>
+          <w:bCs/>
+        </w:rPr>
+        <w:t xml:space="preserve">CRITICAL PLACEMENT RULE:</w:t>
+      </w:r>
+      <w:r>
+        <w:t xml:space="preserve"> </w:t>
+      </w:r>
+      <w:r>
+        <w:t xml:space="preserve">GHL condition branches never rejoin, so the guard MUST be the last thing in the workflow. Inserting it mid-flow swallows everything downstream into the Yes branch. This actually happened on WF-12 (tags and the seasonal logic ended up inside the branch, so any contact that already had a refid would have received no tags and therefore no emails). Reverted and rebuilt correctly.</w:t>
+      </w:r>
+    </w:p>
+    <w:p>
+      <w:pPr>
+        <w:pStyle w:val="Compact"/>
+        <w:numPr>
+          <w:ilvl w:val="1"/>
+          <w:numId w:val="1021"/>
+        </w:numPr>
+      </w:pPr>
+      <w:r>
+        <w:t xml:space="preserve">Two redundant conditions were removed to make the guard placement clean, both confirmed redundant by inspection first: WF-21’s risk-band Condition and WF-12’s seasonal Condition. Both re-applied tags that the page already sends in its payload and that a Dynamic Add Tag (</w:t>
+      </w:r>
+      <w:r>
+        <w:rPr>
+          <w:rStyle w:val="VerbatimChar"/>
+        </w:rPr>
+        <w:t xml:space="preserve">{{inboundWebhookRequest.tags}}</w:t>
+      </w:r>
+      <w:r>
+        <w:t xml:space="preserve">) applies.</w:t>
+      </w:r>
+    </w:p>
+    <w:p>
+      <w:pPr>
+        <w:pStyle w:val="Compact"/>
+        <w:numPr>
+          <w:ilvl w:val="1"/>
+          <w:numId w:val="1021"/>
+        </w:numPr>
+      </w:pPr>
+      <w:r>
+        <w:rPr>
+          <w:b/>
+          <w:bCs/>
+        </w:rPr>
+        <w:t xml:space="preserve">TELL PUBLISHERS.</w:t>
+      </w:r>
+      <w:r>
+        <w:t xml:space="preserve"> </w:t>
+      </w:r>
+      <w:r>
+        <w:t xml:space="preserve">Last-click is the industry default, so first-in must be stated explicitly in the program terms and the Message Center newsletter, or it becomes a dispute pointed at Enyrgy.</w:t>
+      </w:r>
+    </w:p>
+    <w:p>
+      <w:pPr>
+        <w:pStyle w:val="Compact"/>
+        <w:numPr>
+          <w:ilvl w:val="1"/>
+          <w:numId w:val="1021"/>
+        </w:numPr>
+      </w:pPr>
+      <w:r>
+        <w:t xml:space="preserve">OPEN DECISION: an existing customer or long-time organic lead who clicks an affiliate link would have an empty refid and so would credit that affiliate $600 for someone already in the database. A known affiliate leak. Not addressed; decide whether to exclude.</w:t>
+      </w:r>
+    </w:p>
+    <w:p>
+      <w:pPr>
+        <w:pStyle w:val="Compact"/>
+        <w:numPr>
+          <w:ilvl w:val="0"/>
+          <w:numId w:val="1022"/>
+        </w:numPr>
+      </w:pPr>
+      <w:r>
+        <w:rPr>
+          <w:b/>
+          <w:bCs/>
+        </w:rPr>
+        <w:t xml:space="preserve">COMPLIANCE FIX:</w:t>
+      </w:r>
+      <w:r>
+        <w:rPr>
+          <w:b/>
+          <w:bCs/>
+        </w:rPr>
+        <w:t xml:space="preserve"> </w:t>
+      </w:r>
+      <w:r>
+        <w:rPr>
+          <w:rStyle w:val="VerbatimChar"/>
+          <w:b/>
+          <w:bCs/>
+        </w:rPr>
+        <w:t xml:space="preserve">sms_consent_given</w:t>
+      </w:r>
+      <w:r>
+        <w:rPr>
+          <w:b/>
+          <w:bCs/>
+        </w:rPr>
+        <w:t xml:space="preserve"> </w:t>
+      </w:r>
+      <w:r>
+        <w:rPr>
+          <w:b/>
+          <w:bCs/>
+        </w:rPr>
+        <w:t xml:space="preserve">was being applied to EVERY Tired Test lead (July 30).</w:t>
+      </w:r>
+      <w:r>
+        <w:t xml:space="preserve"> </w:t>
+      </w:r>
+      <w:r>
+        <w:t xml:space="preserve">WF-12’s static Add Tag included</w:t>
+      </w:r>
+      <w:r>
+        <w:t xml:space="preserve"> </w:t>
+      </w:r>
+      <w:r>
+        <w:rPr>
+          <w:rStyle w:val="VerbatimChar"/>
+        </w:rPr>
+        <w:t xml:space="preserve">sms_consent_given</w:t>
+      </w:r>
+      <w:r>
+        <w:t xml:space="preserve"> </w:t>
+      </w:r>
+      <w:r>
+        <w:t xml:space="preserve">in its always-on list, so every lead was tagged as an SMS opt-in regardless of whether they checked the consent box or supplied a phone number. Real TCPA/A2P exposure, especially with the toll-free now live. FIX: removed it from the static list and added a Dynamic Add Tag reading</w:t>
+      </w:r>
+      <w:r>
+        <w:t xml:space="preserve"> </w:t>
+      </w:r>
+      <w:r>
+        <w:rPr>
+          <w:rStyle w:val="VerbatimChar"/>
+        </w:rPr>
+        <w:t xml:space="preserve">{{inboundWebhookRequest.tags}}</w:t>
+      </w:r>
+      <w:r>
+        <w:t xml:space="preserve">, so consent lands only when the page actually sends it. This also closed a second gap: WF-12 had NO dynamic tag action at all, so the page’s other conditional tags (</w:t>
+      </w:r>
+      <w:r>
+        <w:rPr>
+          <w:rStyle w:val="VerbatimChar"/>
+        </w:rPr>
+        <w:t xml:space="preserve">low_sun_exposure</w:t>
+      </w:r>
+      <w:r>
+        <w:t xml:space="preserve">,</w:t>
+      </w:r>
+      <w:r>
+        <w:t xml:space="preserve"> </w:t>
+      </w:r>
+      <w:r>
+        <w:rPr>
+          <w:rStyle w:val="VerbatimChar"/>
+        </w:rPr>
+        <w:t xml:space="preserve">tired_test_seasonal</w:t>
+      </w:r>
+      <w:r>
+        <w:t xml:space="preserve">,</w:t>
+      </w:r>
+      <w:r>
+        <w:t xml:space="preserve"> </w:t>
+      </w:r>
+      <w:r>
+        <w:rPr>
+          <w:rStyle w:val="VerbatimChar"/>
+        </w:rPr>
+        <w:t xml:space="preserve">source_flexoffers</w:t>
+      </w:r>
+      <w:r>
+        <w:t xml:space="preserve">) were never landing either.</w:t>
+      </w:r>
+    </w:p>
+    <w:p>
+      <w:pPr>
+        <w:pStyle w:val="Compact"/>
+        <w:numPr>
+          <w:ilvl w:val="0"/>
+          <w:numId w:val="1023"/>
+        </w:numPr>
+      </w:pPr>
+      <w:r>
+        <w:rPr>
+          <w:b/>
+          <w:bCs/>
+        </w:rPr>
+        <w:t xml:space="preserve">VERIFY WF-21 for the same false-consent bug</w:t>
+      </w:r>
+      <w:r>
+        <w:t xml:space="preserve"> </w:t>
+      </w:r>
+      <w:r>
+        <w:t xml:space="preserve">— expand its static Add Tag list (showed</w:t>
+      </w:r>
+      <w:r>
+        <w:t xml:space="preserve"> </w:t>
+      </w:r>
+      <w:r>
+        <w:rPr>
+          <w:rStyle w:val="VerbatimChar"/>
+        </w:rPr>
+        <w:t xml:space="preserve">type_consumer, source_lead_magnet, status_new, +3</w:t>
+      </w:r>
+      <w:r>
+        <w:t xml:space="preserve">). The Vitamin D Assessment page also collects phone and SMS consent conditionally. If</w:t>
+      </w:r>
+      <w:r>
+        <w:t xml:space="preserve"> </w:t>
+      </w:r>
+      <w:r>
+        <w:rPr>
+          <w:rStyle w:val="VerbatimChar"/>
+        </w:rPr>
+        <w:t xml:space="preserve">sms_consent_given</w:t>
+      </w:r>
+      <w:r>
+        <w:t xml:space="preserve"> </w:t>
+      </w:r>
+      <w:r>
+        <w:t xml:space="preserve">is in that static list, remove it (WF-21 already has a Dynamic Add Tag, so consent will then land correctly on its own).</w:t>
+      </w:r>
+    </w:p>
+    <w:p>
+      <w:pPr>
+        <w:pStyle w:val="Compact"/>
+        <w:numPr>
+          <w:ilvl w:val="0"/>
+          <w:numId w:val="1024"/>
+        </w:numPr>
+      </w:pPr>
+      <w:r>
+        <w:rPr>
+          <w:b/>
+          <w:bCs/>
+        </w:rPr>
+        <w:t xml:space="preserve">Audit the other capture workflows for the same pattern</w:t>
+      </w:r>
+      <w:r>
+        <w:t xml:space="preserve"> </w:t>
+      </w:r>
+      <w:r>
+        <w:t xml:space="preserve">— WF-15/18/19 pages do not collect phone or SMS consent, so they are not exposed, but confirm no other conditional tag is being applied unconditionally anywhere.</w:t>
+      </w:r>
+    </w:p>
+    <w:p>
+      <w:pPr>
+        <w:pStyle w:val="Compact"/>
+        <w:numPr>
+          <w:ilvl w:val="0"/>
+          <w:numId w:val="1025"/>
+        </w:numPr>
+      </w:pPr>
+      <w:r>
+        <w:rPr>
+          <w:b/>
+          <w:bCs/>
+        </w:rPr>
+        <w:t xml:space="preserve">FlexOffers remaining (waiting on the FlexOffers rep, emailed July 29)</w:t>
+      </w:r>
+    </w:p>
+    <w:p>
+      <w:pPr>
+        <w:pStyle w:val="Compact"/>
+        <w:numPr>
+          <w:ilvl w:val="1"/>
+          <w:numId w:val="1026"/>
+        </w:numPr>
+      </w:pPr>
+      <w:r>
         <w:t xml:space="preserve">Get a</w:t>
       </w:r>
       <w:r>
@@ -1175,7 +1468,7 @@
         <w:pStyle w:val="Compact"/>
         <w:numPr>
           <w:ilvl w:val="1"/>
-          <w:numId w:val="1022"/>
+          <w:numId w:val="1027"/>
         </w:numPr>
       </w:pPr>
       <w:r>
@@ -1219,7 +1512,7 @@
         <w:pStyle w:val="Compact"/>
         <w:numPr>
           <w:ilvl w:val="1"/>
-          <w:numId w:val="1023"/>
+          <w:numId w:val="1028"/>
         </w:numPr>
       </w:pPr>
       <w:r>
@@ -1257,7 +1550,7 @@
         <w:pStyle w:val="Compact"/>
         <w:numPr>
           <w:ilvl w:val="1"/>
-          <w:numId w:val="1024"/>
+          <w:numId w:val="1029"/>
         </w:numPr>
       </w:pPr>
       <w:r>
@@ -1351,7 +1644,7 @@
         <w:pStyle w:val="Compact"/>
         <w:numPr>
           <w:ilvl w:val="1"/>
-          <w:numId w:val="1025"/>
+          <w:numId w:val="1030"/>
         </w:numPr>
       </w:pPr>
       <w:r>
@@ -1498,7 +1791,7 @@
         <w:pStyle w:val="Compact"/>
         <w:numPr>
           <w:ilvl w:val="0"/>
-          <w:numId w:val="1026"/>
+          <w:numId w:val="1031"/>
         </w:numPr>
       </w:pPr>
       <w:r>
@@ -1520,7 +1813,7 @@
         <w:pStyle w:val="Compact"/>
         <w:numPr>
           <w:ilvl w:val="0"/>
-          <w:numId w:val="1027"/>
+          <w:numId w:val="1032"/>
         </w:numPr>
       </w:pPr>
       <w:r>
@@ -1551,7 +1844,7 @@
         <w:pStyle w:val="Compact"/>
         <w:numPr>
           <w:ilvl w:val="0"/>
-          <w:numId w:val="1028"/>
+          <w:numId w:val="1033"/>
         </w:numPr>
       </w:pPr>
       <w:r>
@@ -1635,7 +1928,7 @@
         <w:pStyle w:val="Compact"/>
         <w:numPr>
           <w:ilvl w:val="0"/>
-          <w:numId w:val="1029"/>
+          <w:numId w:val="1034"/>
         </w:numPr>
       </w:pPr>
       <w:r>
@@ -1657,7 +1950,7 @@
         <w:pStyle w:val="Compact"/>
         <w:numPr>
           <w:ilvl w:val="0"/>
-          <w:numId w:val="1030"/>
+          <w:numId w:val="1035"/>
         </w:numPr>
       </w:pPr>
       <w:r>
@@ -1679,7 +1972,7 @@
         <w:pStyle w:val="Compact"/>
         <w:numPr>
           <w:ilvl w:val="0"/>
-          <w:numId w:val="1031"/>
+          <w:numId w:val="1036"/>
         </w:numPr>
       </w:pPr>
       <w:r>
@@ -1728,7 +2021,7 @@
         <w:pStyle w:val="Compact"/>
         <w:numPr>
           <w:ilvl w:val="0"/>
-          <w:numId w:val="1032"/>
+          <w:numId w:val="1037"/>
         </w:numPr>
       </w:pPr>
       <w:r>
@@ -1772,7 +2065,7 @@
         <w:pStyle w:val="Compact"/>
         <w:numPr>
           <w:ilvl w:val="0"/>
-          <w:numId w:val="1033"/>
+          <w:numId w:val="1038"/>
         </w:numPr>
       </w:pPr>
       <w:r>
@@ -1794,7 +2087,7 @@
         <w:pStyle w:val="Compact"/>
         <w:numPr>
           <w:ilvl w:val="0"/>
-          <w:numId w:val="1034"/>
+          <w:numId w:val="1039"/>
         </w:numPr>
       </w:pPr>
       <w:r>
@@ -1816,7 +2109,7 @@
         <w:pStyle w:val="Compact"/>
         <w:numPr>
           <w:ilvl w:val="0"/>
-          <w:numId w:val="1035"/>
+          <w:numId w:val="1040"/>
         </w:numPr>
       </w:pPr>
       <w:r>
@@ -1847,7 +2140,7 @@
         <w:pStyle w:val="Compact"/>
         <w:numPr>
           <w:ilvl w:val="0"/>
-          <w:numId w:val="1036"/>
+          <w:numId w:val="1041"/>
         </w:numPr>
       </w:pPr>
       <w:r>
@@ -1869,7 +2162,7 @@
         <w:pStyle w:val="Compact"/>
         <w:numPr>
           <w:ilvl w:val="0"/>
-          <w:numId w:val="1037"/>
+          <w:numId w:val="1042"/>
         </w:numPr>
       </w:pPr>
       <w:r>
@@ -1891,7 +2184,7 @@
         <w:pStyle w:val="Compact"/>
         <w:numPr>
           <w:ilvl w:val="0"/>
-          <w:numId w:val="1038"/>
+          <w:numId w:val="1043"/>
         </w:numPr>
       </w:pPr>
       <w:r>
@@ -1913,7 +2206,7 @@
         <w:pStyle w:val="Compact"/>
         <w:numPr>
           <w:ilvl w:val="0"/>
-          <w:numId w:val="1039"/>
+          <w:numId w:val="1044"/>
         </w:numPr>
       </w:pPr>
       <w:r>
@@ -1996,7 +2289,7 @@
         <w:pStyle w:val="Compact"/>
         <w:numPr>
           <w:ilvl w:val="0"/>
-          <w:numId w:val="1040"/>
+          <w:numId w:val="1045"/>
         </w:numPr>
       </w:pPr>
       <w:r>
@@ -2018,7 +2311,7 @@
         <w:pStyle w:val="Compact"/>
         <w:numPr>
           <w:ilvl w:val="0"/>
-          <w:numId w:val="1041"/>
+          <w:numId w:val="1046"/>
         </w:numPr>
       </w:pPr>
       <w:r>
@@ -2056,7 +2349,7 @@
         <w:pStyle w:val="Compact"/>
         <w:numPr>
           <w:ilvl w:val="0"/>
-          <w:numId w:val="1042"/>
+          <w:numId w:val="1047"/>
         </w:numPr>
       </w:pPr>
       <w:r>
@@ -2078,7 +2371,7 @@
         <w:pStyle w:val="Compact"/>
         <w:numPr>
           <w:ilvl w:val="0"/>
-          <w:numId w:val="1043"/>
+          <w:numId w:val="1048"/>
         </w:numPr>
       </w:pPr>
       <w:r>
@@ -2100,7 +2393,7 @@
         <w:pStyle w:val="Compact"/>
         <w:numPr>
           <w:ilvl w:val="0"/>
-          <w:numId w:val="1044"/>
+          <w:numId w:val="1049"/>
         </w:numPr>
       </w:pPr>
       <w:r>
@@ -2137,7 +2430,7 @@
         <w:pStyle w:val="Compact"/>
         <w:numPr>
           <w:ilvl w:val="0"/>
-          <w:numId w:val="1045"/>
+          <w:numId w:val="1050"/>
         </w:numPr>
       </w:pPr>
       <w:r>
@@ -2159,7 +2452,7 @@
         <w:pStyle w:val="Compact"/>
         <w:numPr>
           <w:ilvl w:val="0"/>
-          <w:numId w:val="1046"/>
+          <w:numId w:val="1051"/>
         </w:numPr>
       </w:pPr>
       <w:r>
@@ -2191,7 +2484,7 @@
         <w:pStyle w:val="Compact"/>
         <w:numPr>
           <w:ilvl w:val="0"/>
-          <w:numId w:val="1047"/>
+          <w:numId w:val="1052"/>
         </w:numPr>
       </w:pPr>
       <w:r>
@@ -2225,7 +2518,7 @@
         <w:pStyle w:val="Compact"/>
         <w:numPr>
           <w:ilvl w:val="0"/>
-          <w:numId w:val="1048"/>
+          <w:numId w:val="1053"/>
         </w:numPr>
       </w:pPr>
       <w:r>
@@ -2247,7 +2540,7 @@
         <w:pStyle w:val="Compact"/>
         <w:numPr>
           <w:ilvl w:val="0"/>
-          <w:numId w:val="1049"/>
+          <w:numId w:val="1054"/>
         </w:numPr>
       </w:pPr>
       <w:r>
@@ -2297,7 +2590,7 @@
         <w:pStyle w:val="Compact"/>
         <w:numPr>
           <w:ilvl w:val="0"/>
-          <w:numId w:val="1050"/>
+          <w:numId w:val="1055"/>
         </w:numPr>
       </w:pPr>
       <w:r>
@@ -2331,7 +2624,7 @@
         <w:pStyle w:val="Compact"/>
         <w:numPr>
           <w:ilvl w:val="0"/>
-          <w:numId w:val="1051"/>
+          <w:numId w:val="1056"/>
         </w:numPr>
       </w:pPr>
       <w:r>
@@ -2776,13 +3069,13 @@
     <w:abstractNumId w:val="991"/>
   </w:num>
   <w:num w:numId="1020">
-    <w:abstractNumId w:val="992"/>
+    <w:abstractNumId w:val="993"/>
   </w:num>
   <w:num w:numId="1021">
-    <w:abstractNumId w:val="992"/>
+    <w:abstractNumId w:val="991"/>
   </w:num>
   <w:num w:numId="1022">
-    <w:abstractNumId w:val="992"/>
+    <w:abstractNumId w:val="993"/>
   </w:num>
   <w:num w:numId="1023">
     <w:abstractNumId w:val="992"/>
@@ -2794,10 +3087,10 @@
     <w:abstractNumId w:val="992"/>
   </w:num>
   <w:num w:numId="1026">
-    <w:abstractNumId w:val="993"/>
+    <w:abstractNumId w:val="992"/>
   </w:num>
   <w:num w:numId="1027">
-    <w:abstractNumId w:val="993"/>
+    <w:abstractNumId w:val="992"/>
   </w:num>
   <w:num w:numId="1028">
     <w:abstractNumId w:val="992"/>
@@ -2806,13 +3099,13 @@
     <w:abstractNumId w:val="992"/>
   </w:num>
   <w:num w:numId="1030">
-    <w:abstractNumId w:val="993"/>
+    <w:abstractNumId w:val="992"/>
   </w:num>
   <w:num w:numId="1031">
     <w:abstractNumId w:val="993"/>
   </w:num>
   <w:num w:numId="1032">
-    <w:abstractNumId w:val="992"/>
+    <w:abstractNumId w:val="993"/>
   </w:num>
   <w:num w:numId="1033">
     <w:abstractNumId w:val="992"/>
@@ -2821,16 +3114,16 @@
     <w:abstractNumId w:val="992"/>
   </w:num>
   <w:num w:numId="1035">
-    <w:abstractNumId w:val="992"/>
+    <w:abstractNumId w:val="993"/>
   </w:num>
   <w:num w:numId="1036">
-    <w:abstractNumId w:val="992"/>
+    <w:abstractNumId w:val="993"/>
   </w:num>
   <w:num w:numId="1037">
     <w:abstractNumId w:val="992"/>
   </w:num>
   <w:num w:numId="1038">
-    <w:abstractNumId w:val="993"/>
+    <w:abstractNumId w:val="992"/>
   </w:num>
   <w:num w:numId="1039">
     <w:abstractNumId w:val="992"/>
@@ -2845,7 +3138,7 @@
     <w:abstractNumId w:val="992"/>
   </w:num>
   <w:num w:numId="1043">
-    <w:abstractNumId w:val="992"/>
+    <w:abstractNumId w:val="993"/>
   </w:num>
   <w:num w:numId="1044">
     <w:abstractNumId w:val="992"/>
@@ -2857,7 +3150,7 @@
     <w:abstractNumId w:val="992"/>
   </w:num>
   <w:num w:numId="1047">
-    <w:abstractNumId w:val="993"/>
+    <w:abstractNumId w:val="992"/>
   </w:num>
   <w:num w:numId="1048">
     <w:abstractNumId w:val="992"/>
@@ -2869,6 +3162,21 @@
     <w:abstractNumId w:val="992"/>
   </w:num>
   <w:num w:numId="1051">
+    <w:abstractNumId w:val="992"/>
+  </w:num>
+  <w:num w:numId="1052">
+    <w:abstractNumId w:val="993"/>
+  </w:num>
+  <w:num w:numId="1053">
+    <w:abstractNumId w:val="992"/>
+  </w:num>
+  <w:num w:numId="1054">
+    <w:abstractNumId w:val="992"/>
+  </w:num>
+  <w:num w:numId="1055">
+    <w:abstractNumId w:val="992"/>
+  </w:num>
+  <w:num w:numId="1056">
     <w:abstractNumId w:val="992"/>
   </w:num>
 </w:numbering>

--- a/Enyrgy_Master_TODO.docx
+++ b/Enyrgy_Master_TODO.docx
@@ -1349,13 +1349,94 @@
           <w:b/>
           <w:bCs/>
         </w:rPr>
-        <w:t xml:space="preserve">VERIFY WF-21 for the same false-consent bug</w:t>
-      </w:r>
-      <w:r>
-        <w:t xml:space="preserve"> </w:t>
-      </w:r>
-      <w:r>
-        <w:t xml:space="preserve">— expand its static Add Tag list (showed</w:t>
+        <w:t xml:space="preserve">WF-21 VERIFIED CLEAN (July 30)</w:t>
+      </w:r>
+      <w:r>
+        <w:t xml:space="preserve"> </w:t>
+      </w:r>
+      <w:r>
+        <w:t xml:space="preserve">— its static Add Tag holds only legitimately always-on tags (</w:t>
+      </w:r>
+      <w:r>
+        <w:rPr>
+          <w:rStyle w:val="VerbatimChar"/>
+        </w:rPr>
+        <w:t xml:space="preserve">type_consumer</w:t>
+      </w:r>
+      <w:r>
+        <w:t xml:space="preserve">,</w:t>
+      </w:r>
+      <w:r>
+        <w:t xml:space="preserve"> </w:t>
+      </w:r>
+      <w:r>
+        <w:rPr>
+          <w:rStyle w:val="VerbatimChar"/>
+        </w:rPr>
+        <w:t xml:space="preserve">source_lead_magnet</w:t>
+      </w:r>
+      <w:r>
+        <w:t xml:space="preserve">,</w:t>
+      </w:r>
+      <w:r>
+        <w:t xml:space="preserve"> </w:t>
+      </w:r>
+      <w:r>
+        <w:rPr>
+          <w:rStyle w:val="VerbatimChar"/>
+        </w:rPr>
+        <w:t xml:space="preserve">status_new</w:t>
+      </w:r>
+      <w:r>
+        <w:t xml:space="preserve">,</w:t>
+      </w:r>
+      <w:r>
+        <w:t xml:space="preserve"> </w:t>
+      </w:r>
+      <w:r>
+        <w:rPr>
+          <w:rStyle w:val="VerbatimChar"/>
+        </w:rPr>
+        <w:t xml:space="preserve">magnet_lead</w:t>
+      </w:r>
+      <w:r>
+        <w:t xml:space="preserve">,</w:t>
+      </w:r>
+      <w:r>
+        <w:t xml:space="preserve"> </w:t>
+      </w:r>
+      <w:r>
+        <w:rPr>
+          <w:rStyle w:val="VerbatimChar"/>
+        </w:rPr>
+        <w:t xml:space="preserve">drip_bypass</w:t>
+      </w:r>
+      <w:r>
+        <w:t xml:space="preserve">,</w:t>
+      </w:r>
+      <w:r>
+        <w:t xml:space="preserve"> </w:t>
+      </w:r>
+      <w:r>
+        <w:rPr>
+          <w:rStyle w:val="VerbatimChar"/>
+        </w:rPr>
+        <w:t xml:space="preserve">magnet_vitamin_d_assessment</w:t>
+      </w:r>
+      <w:r>
+        <w:t xml:space="preserve">); no</w:t>
+      </w:r>
+      <w:r>
+        <w:t xml:space="preserve"> </w:t>
+      </w:r>
+      <w:r>
+        <w:rPr>
+          <w:rStyle w:val="VerbatimChar"/>
+        </w:rPr>
+        <w:t xml:space="preserve">sms_consent_given</w:t>
+      </w:r>
+      <w:r>
+        <w:t xml:space="preserve">. WF-21 already had a Dynamic Add Tag, so conditional consent lands correctly from the payload. The false-consent bug was WF-12 only. ORIGINAL ITEM: — expand its static Add Tag list (showed</w:t>
       </w:r>
       <w:r>
         <w:t xml:space="preserve"> </w:t>
@@ -3078,7 +3159,7 @@
     <w:abstractNumId w:val="993"/>
   </w:num>
   <w:num w:numId="1023">
-    <w:abstractNumId w:val="992"/>
+    <w:abstractNumId w:val="993"/>
   </w:num>
   <w:num w:numId="1024">
     <w:abstractNumId w:val="992"/>

--- a/Enyrgy_Master_TODO.docx
+++ b/Enyrgy_Master_TODO.docx
@@ -1127,25 +1127,26 @@
           <w:b/>
           <w:bCs/>
         </w:rPr>
-        <w:t xml:space="preserve">FlexOffers attribution policy: FIRST-IN, implemented on all 5 capture workflows (July 30).</w:t>
-      </w:r>
-      <w:r>
-        <w:t xml:space="preserve"> </w:t>
-      </w:r>
-      <w:r>
-        <w:t xml:space="preserve">Business decision: the FIRST affiliate to introduce a prospect keeps the credit, not the last. Rationale: Enyrgy does the selling, so an affiliate’s real contribution is the introduction. Implementation per workflow: the refid is NO LONGER mapped in Create Contact (that would overwrite unconditionally and make the guard a no-op); instead a guard sits at the END of each workflow:</w:t>
-      </w:r>
-      <w:r>
-        <w:t xml:space="preserve"> </w:t>
-      </w:r>
-      <w:r>
-        <w:rPr>
-          <w:rStyle w:val="VerbatimChar"/>
-        </w:rPr>
-        <w:t xml:space="preserve">If FlexOffers Refid is empty -&gt; Update contact field -&gt; FlexOffers Refid = {{inboundWebhookRequest.flexoffers_refid}}</w:t>
-      </w:r>
-      <w:r>
-        <w:t xml:space="preserve">. Done on WF-12, WF-15, WF-18, WF-19, WF-21.</w:t>
+        <w:t xml:space="preserve">FlexOffers attribution policy: FIRST-IN + NEW-CONTACTS-ONLY (July 30, final architecture).</w:t>
+      </w:r>
+      <w:r>
+        <w:t xml:space="preserve"> </w:t>
+      </w:r>
+      <w:r>
+        <w:t xml:space="preserve">Business rule Scott set: an affiliate earns the $600 only for introducing someone</w:t>
+      </w:r>
+      <w:r>
+        <w:t xml:space="preserve"> </w:t>
+      </w:r>
+      <w:r>
+        <w:rPr>
+          <w:b/>
+          <w:bCs/>
+        </w:rPr>
+        <w:t xml:space="preserve">new to the database</w:t>
+      </w:r>
+      <w:r>
+        <w:t xml:space="preserve">. If a contact record already exists, Enyrgy had the relationship first (organic or a prior affiliate), so a later affiliate does not collect. Combined with first-in, whichever refid lands on a brand-new contact sticks permanently.</w:t>
       </w:r>
     </w:p>
     <w:p>
@@ -1161,13 +1162,81 @@
           <w:b/>
           <w:bCs/>
         </w:rPr>
-        <w:t xml:space="preserve">CRITICAL PLACEMENT RULE:</w:t>
-      </w:r>
-      <w:r>
-        <w:t xml:space="preserve"> </w:t>
-      </w:r>
-      <w:r>
-        <w:t xml:space="preserve">GHL condition branches never rejoin, so the guard MUST be the last thing in the workflow. Inserting it mid-flow swallows everything downstream into the Yes branch. This actually happened on WF-12 (tags and the seasonal logic ended up inside the branch, so any contact that already had a refid would have received no tags and therefore no emails). Reverted and rebuilt correctly.</w:t>
+        <w:t xml:space="preserve">ARCHITECTURE (do not re-litigate this, two earlier approaches failed):</w:t>
+      </w:r>
+      <w:r>
+        <w:t xml:space="preserve"> </w:t>
+      </w:r>
+      <w:r>
+        <w:t xml:space="preserve">GHL’s condition builder exposes</w:t>
+      </w:r>
+      <w:r>
+        <w:t xml:space="preserve"> </w:t>
+      </w:r>
+      <w:r>
+        <w:rPr>
+          <w:b/>
+          <w:bCs/>
+        </w:rPr>
+        <w:t xml:space="preserve">no contact-creation date</w:t>
+      </w:r>
+      <w:r>
+        <w:t xml:space="preserve"> </w:t>
+      </w:r>
+      <w:r>
+        <w:t xml:space="preserve">(searched</w:t>
+      </w:r>
+      <w:r>
+        <w:t xml:space="preserve"> </w:t>
+      </w:r>
+      <w:r>
+        <w:t xml:space="preserve">“created”</w:t>
+      </w:r>
+      <w:r>
+        <w:t xml:space="preserve"> </w:t>
+      </w:r>
+      <w:r>
+        <w:t xml:space="preserve">and</w:t>
+      </w:r>
+      <w:r>
+        <w:t xml:space="preserve"> </w:t>
+      </w:r>
+      <w:r>
+        <w:t xml:space="preserve">“date”</w:t>
+      </w:r>
+      <w:r>
+        <w:t xml:space="preserve"> </w:t>
+      </w:r>
+      <w:r>
+        <w:t xml:space="preserve">— only DOB and custom date fields), so</w:t>
+      </w:r>
+      <w:r>
+        <w:t xml:space="preserve"> </w:t>
+      </w:r>
+      <w:r>
+        <w:t xml:space="preserve">“is this contact new?”</w:t>
+      </w:r>
+      <w:r>
+        <w:t xml:space="preserve"> </w:t>
+      </w:r>
+      <w:r>
+        <w:t xml:space="preserve">cannot be tested inside the capture workflows. And tags cannot substitute, because the capture workflow’s own Add Tag actions run before any guard, so by then every contact carries this magnet’s tags. SOLUTION: use GHL’s</w:t>
+      </w:r>
+      <w:r>
+        <w:t xml:space="preserve"> </w:t>
+      </w:r>
+      <w:r>
+        <w:rPr>
+          <w:b/>
+          <w:bCs/>
+        </w:rPr>
+        <w:t xml:space="preserve">Contact Created</w:t>
+      </w:r>
+      <w:r>
+        <w:t xml:space="preserve"> </w:t>
+      </w:r>
+      <w:r>
+        <w:t xml:space="preserve">trigger, which fires only on genuine creation.</w:t>
       </w:r>
     </w:p>
     <w:p>
@@ -1179,16 +1248,168 @@
         </w:numPr>
       </w:pPr>
       <w:r>
-        <w:t xml:space="preserve">Two redundant conditions were removed to make the guard placement clean, both confirmed redundant by inspection first: WF-21’s risk-band Condition and WF-12’s seasonal Condition. Both re-applied tags that the page already sends in its payload and that a Dynamic Add Tag (</w:t>
-      </w:r>
-      <w:r>
-        <w:rPr>
-          <w:rStyle w:val="VerbatimChar"/>
-        </w:rPr>
-        <w:t xml:space="preserve">{{inboundWebhookRequest.tags}}</w:t>
-      </w:r>
-      <w:r>
-        <w:t xml:space="preserve">) applies.</w:t>
+        <w:rPr>
+          <w:b/>
+          <w:bCs/>
+        </w:rPr>
+        <w:t xml:space="preserve">How it works now:</w:t>
+      </w:r>
+      <w:r>
+        <w:t xml:space="preserve"> </w:t>
+      </w:r>
+      <w:r>
+        <w:t xml:space="preserve">each of the 5 capture workflows (WF-12/15/18/19/21) simply maps the incoming click ID to a staging field in Create Contact:</w:t>
+      </w:r>
+      <w:r>
+        <w:t xml:space="preserve"> </w:t>
+      </w:r>
+      <w:r>
+        <w:rPr>
+          <w:b/>
+          <w:bCs/>
+        </w:rPr>
+        <w:t xml:space="preserve">FlexOffers Refid Incoming</w:t>
+      </w:r>
+      <w:r>
+        <w:t xml:space="preserve"> </w:t>
+      </w:r>
+      <w:r>
+        <w:t xml:space="preserve">(</w:t>
+      </w:r>
+      <w:r>
+        <w:rPr>
+          <w:rStyle w:val="VerbatimChar"/>
+        </w:rPr>
+        <w:t xml:space="preserve">flexoffers_refid_incoming</w:t>
+      </w:r>
+      <w:r>
+        <w:t xml:space="preserve">) =</w:t>
+      </w:r>
+      <w:r>
+        <w:t xml:space="preserve"> </w:t>
+      </w:r>
+      <w:r>
+        <w:rPr>
+          <w:rStyle w:val="VerbatimChar"/>
+        </w:rPr>
+        <w:t xml:space="preserve">{{inboundWebhookRequest.flexoffers_refid}}</w:t>
+      </w:r>
+      <w:r>
+        <w:t xml:space="preserve">. No conditions, no branching, nothing to break. Then</w:t>
+      </w:r>
+      <w:r>
+        <w:t xml:space="preserve"> </w:t>
+      </w:r>
+      <w:r>
+        <w:rPr>
+          <w:b/>
+          <w:bCs/>
+        </w:rPr>
+        <w:t xml:space="preserve">WF-31 FlexOffers First Touch</w:t>
+      </w:r>
+      <w:r>
+        <w:t xml:space="preserve"> </w:t>
+      </w:r>
+      <w:r>
+        <w:t xml:space="preserve">does the attribution: trigger</w:t>
+      </w:r>
+      <w:r>
+        <w:t xml:space="preserve"> </w:t>
+      </w:r>
+      <w:r>
+        <w:rPr>
+          <w:b/>
+          <w:bCs/>
+        </w:rPr>
+        <w:t xml:space="preserve">Contact Created</w:t>
+      </w:r>
+      <w:r>
+        <w:t xml:space="preserve"> </w:t>
+      </w:r>
+      <w:r>
+        <w:t xml:space="preserve">(unfiltered) -&gt;</w:t>
+      </w:r>
+      <w:r>
+        <w:t xml:space="preserve"> </w:t>
+      </w:r>
+      <w:r>
+        <w:rPr>
+          <w:b/>
+          <w:bCs/>
+        </w:rPr>
+        <w:t xml:space="preserve">Wait 2 minutes</w:t>
+      </w:r>
+      <w:r>
+        <w:t xml:space="preserve"> </w:t>
+      </w:r>
+      <w:r>
+        <w:t xml:space="preserve">(lets custom fields finish writing; a trigger-level filter would silently drop refids that had not landed yet) -&gt; Condition</w:t>
+      </w:r>
+      <w:r>
+        <w:t xml:space="preserve"> </w:t>
+      </w:r>
+      <w:r>
+        <w:rPr>
+          <w:rStyle w:val="VerbatimChar"/>
+        </w:rPr>
+        <w:t xml:space="preserve">FlexOffers Refid Incoming is not empty AND FlexOffers Refid is empty</w:t>
+      </w:r>
+      <w:r>
+        <w:t xml:space="preserve"> </w:t>
+      </w:r>
+      <w:r>
+        <w:t xml:space="preserve">-&gt; Update Contact Field</w:t>
+      </w:r>
+      <w:r>
+        <w:t xml:space="preserve"> </w:t>
+      </w:r>
+      <w:r>
+        <w:rPr>
+          <w:rStyle w:val="VerbatimChar"/>
+        </w:rPr>
+        <w:t xml:space="preserve">FlexOffers Refid</w:t>
+      </w:r>
+      <w:r>
+        <w:t xml:space="preserve"> </w:t>
+      </w:r>
+      <w:r>
+        <w:t xml:space="preserve">=</w:t>
+      </w:r>
+      <w:r>
+        <w:t xml:space="preserve"> </w:t>
+      </w:r>
+      <w:r>
+        <w:rPr>
+          <w:rStyle w:val="VerbatimChar"/>
+        </w:rPr>
+        <w:t xml:space="preserve">{{contact.flexoffers_refid_incoming}}</w:t>
+      </w:r>
+      <w:r>
+        <w:t xml:space="preserve">. Note WF-31 reads from</w:t>
+      </w:r>
+      <w:r>
+        <w:t xml:space="preserve"> </w:t>
+      </w:r>
+      <w:r>
+        <w:rPr>
+          <w:rStyle w:val="VerbatimChar"/>
+        </w:rPr>
+        <w:t xml:space="preserve">contact.</w:t>
+      </w:r>
+      <w:r>
+        <w:t xml:space="preserve"> </w:t>
+      </w:r>
+      <w:r>
+        <w:t xml:space="preserve">while the capture workflows read from</w:t>
+      </w:r>
+      <w:r>
+        <w:t xml:space="preserve"> </w:t>
+      </w:r>
+      <w:r>
+        <w:rPr>
+          <w:rStyle w:val="VerbatimChar"/>
+        </w:rPr>
+        <w:t xml:space="preserve">inboundWebhookRequest.</w:t>
       </w:r>
     </w:p>
     <w:p>
@@ -1200,17 +1421,7 @@
         </w:numPr>
       </w:pPr>
       <w:r>
-        <w:rPr>
-          <w:b/>
-          <w:bCs/>
-        </w:rPr>
-        <w:t xml:space="preserve">TELL PUBLISHERS.</w:t>
-      </w:r>
-      <w:r>
-        <w:t xml:space="preserve"> </w:t>
-      </w:r>
-      <w:r>
-        <w:t xml:space="preserve">Last-click is the industry default, so first-in must be stated explicitly in the program terms and the Message Center newsletter, or it becomes a dispute pointed at Enyrgy.</w:t>
+        <w:t xml:space="preserve">The earlier per-workflow guards were removed. One rule, one workflow, five magnets inherit it.</w:t>
       </w:r>
     </w:p>
     <w:p>
@@ -1222,7 +1433,39 @@
         </w:numPr>
       </w:pPr>
       <w:r>
-        <w:t xml:space="preserve">OPEN DECISION: an existing customer or long-time organic lead who clicks an affiliate link would have an empty refid and so would credit that affiliate $600 for someone already in the database. A known affiliate leak. Not addressed; decide whether to exclude.</w:t>
+        <w:rPr>
+          <w:b/>
+          <w:bCs/>
+        </w:rPr>
+        <w:t xml:space="preserve">CRITICAL GHL RULE learned along the way:</w:t>
+      </w:r>
+      <w:r>
+        <w:t xml:space="preserve"> </w:t>
+      </w:r>
+      <w:r>
+        <w:t xml:space="preserve">condition branches never rejoin, so any guard placed mid-flow swallows everything below it into the Yes branch. This happened on WF-12 (tags and seasonal logic ended up inside the branch, so a contact who already had a refid would have gotten no tags and therefore no emails). Caught, reverted, rebuilt. Two redundant conditions were also removed after verifying redundancy by inspection: WF-21’s risk-band Condition and WF-12’s seasonal Condition, both re-applying tags the page already sends and a Dynamic Add Tag already applies.</w:t>
+      </w:r>
+    </w:p>
+    <w:p>
+      <w:pPr>
+        <w:pStyle w:val="Compact"/>
+        <w:numPr>
+          <w:ilvl w:val="1"/>
+          <w:numId w:val="1021"/>
+        </w:numPr>
+      </w:pPr>
+      <w:r>
+        <w:rPr>
+          <w:b/>
+          <w:bCs/>
+        </w:rPr>
+        <w:t xml:space="preserve">MUST TELL PUBLISHERS.</w:t>
+      </w:r>
+      <w:r>
+        <w:t xml:space="preserve"> </w:t>
+      </w:r>
+      <w:r>
+        <w:t xml:space="preserve">Last-click is the industry default and new-contacts-only is stricter still, so both rules must be stated explicitly in the program terms and the Message Center newsletter, or the dispute lands on Enyrgy.</w:t>
       </w:r>
     </w:p>
     <w:p>

--- a/Enyrgy_Master_TODO.docx
+++ b/Enyrgy_Master_TODO.docx
@@ -1510,7 +1510,58 @@
           <w:b/>
           <w:bCs/>
         </w:rPr>
-        <w:t xml:space="preserve">was being applied to EVERY Tired Test lead (July 30).</w:t>
+        <w:t xml:space="preserve">was being applied to EVERY Tired Test lead (July 30). NOTE: this fix REGRESSED once during the attribution rebuild and had to be re-applied. If WF-12 is ever reverted or rebuilt again, RE-CHECK that its static Add Tag holds six tags, not seven. The list should be</w:t>
+      </w:r>
+      <w:r>
+        <w:rPr>
+          <w:b/>
+          <w:bCs/>
+        </w:rPr>
+        <w:t xml:space="preserve"> </w:t>
+      </w:r>
+      <w:r>
+        <w:rPr>
+          <w:rStyle w:val="VerbatimChar"/>
+          <w:b/>
+          <w:bCs/>
+        </w:rPr>
+        <w:t xml:space="preserve">type_consumer, magnet_tired_test, source_lead_magnet, status_new, drip_bypass, magnet_lead</w:t>
+      </w:r>
+      <w:r>
+        <w:rPr>
+          <w:b/>
+          <w:bCs/>
+        </w:rPr>
+        <w:t xml:space="preserve"> </w:t>
+      </w:r>
+      <w:r>
+        <w:rPr>
+          <w:b/>
+          <w:bCs/>
+        </w:rPr>
+        <w:t xml:space="preserve">with NO</w:t>
+      </w:r>
+      <w:r>
+        <w:rPr>
+          <w:b/>
+          <w:bCs/>
+        </w:rPr>
+        <w:t xml:space="preserve"> </w:t>
+      </w:r>
+      <w:r>
+        <w:rPr>
+          <w:rStyle w:val="VerbatimChar"/>
+          <w:b/>
+          <w:bCs/>
+        </w:rPr>
+        <w:t xml:space="preserve">sms_consent_given</w:t>
+      </w:r>
+      <w:r>
+        <w:rPr>
+          <w:b/>
+          <w:bCs/>
+        </w:rPr>
+        <w:t xml:space="preserve">.</w:t>
       </w:r>
       <w:r>
         <w:t xml:space="preserve"> </w:t>
@@ -1744,7 +1795,13 @@
           <w:b/>
           <w:bCs/>
         </w:rPr>
-        <w:t xml:space="preserve">FlexOffers remaining (waiting on the FlexOffers rep, emailed July 29)</w:t>
+        <w:t xml:space="preserve">TEST THE NEW ATTRIBUTION MECHANISM END TO END (not yet verified).</w:t>
+      </w:r>
+      <w:r>
+        <w:t xml:space="preserve"> </w:t>
+      </w:r>
+      <w:r>
+        <w:t xml:space="preserve">The capture chain was re-architected on July 30 (staging field + WF-31 Contact Created trigger) and has NOT been tested since. Two tests needed:</w:t>
       </w:r>
     </w:p>
     <w:p>
@@ -1756,35 +1813,62 @@
         </w:numPr>
       </w:pPr>
       <w:r>
-        <w:t xml:space="preserve">Get a</w:t>
-      </w:r>
-      <w:r>
-        <w:t xml:space="preserve"> </w:t>
-      </w:r>
-      <w:r>
-        <w:rPr>
-          <w:b/>
-          <w:bCs/>
-        </w:rPr>
-        <w:t xml:space="preserve">test tracking link</w:t>
-      </w:r>
-      <w:r>
-        <w:t xml:space="preserve"> </w:t>
-      </w:r>
-      <w:r>
-        <w:t xml:space="preserve">for 250377, click it, confirm it lands on the quiz with</w:t>
-      </w:r>
-      <w:r>
-        <w:t xml:space="preserve"> </w:t>
-      </w:r>
-      <w:r>
-        <w:rPr>
-          <w:rStyle w:val="VerbatimChar"/>
-        </w:rPr>
-        <w:t xml:space="preserve">?refid=24.…</w:t>
-      </w:r>
-      <w:r>
-        <w:t xml:space="preserve">, complete the quiz, verify the contact’s FlexOffers Refid populates. Free verification of the click-to-capture path.</w:t>
+        <w:rPr>
+          <w:b/>
+          <w:bCs/>
+        </w:rPr>
+        <w:t xml:space="preserve">New contact path:</w:t>
+      </w:r>
+      <w:r>
+        <w:t xml:space="preserve"> </w:t>
+      </w:r>
+      <w:r>
+        <w:t xml:space="preserve">fresh incognito, submit any magnet with</w:t>
+      </w:r>
+      <w:r>
+        <w:t xml:space="preserve"> </w:t>
+      </w:r>
+      <w:r>
+        <w:rPr>
+          <w:rStyle w:val="VerbatimChar"/>
+        </w:rPr>
+        <w:t xml:space="preserve">?refid=24.TESTWF31001</w:t>
+      </w:r>
+      <w:r>
+        <w:t xml:space="preserve"> </w:t>
+      </w:r>
+      <w:r>
+        <w:t xml:space="preserve">using a brand-new email. Wait 3+ minutes (WF-31 waits 2). Confirm the contact has BOTH</w:t>
+      </w:r>
+      <w:r>
+        <w:t xml:space="preserve"> </w:t>
+      </w:r>
+      <w:r>
+        <w:rPr>
+          <w:rStyle w:val="VerbatimChar"/>
+        </w:rPr>
+        <w:t xml:space="preserve">FlexOffers Refid Incoming</w:t>
+      </w:r>
+      <w:r>
+        <w:t xml:space="preserve"> </w:t>
+      </w:r>
+      <w:r>
+        <w:t xml:space="preserve">AND</w:t>
+      </w:r>
+      <w:r>
+        <w:t xml:space="preserve"> </w:t>
+      </w:r>
+      <w:r>
+        <w:rPr>
+          <w:rStyle w:val="VerbatimChar"/>
+        </w:rPr>
+        <w:t xml:space="preserve">FlexOffers Refid</w:t>
+      </w:r>
+      <w:r>
+        <w:t xml:space="preserve"> </w:t>
+      </w:r>
+      <w:r>
+        <w:t xml:space="preserve">populated.</w:t>
       </w:r>
     </w:p>
     <w:p>
@@ -1792,43 +1876,73 @@
         <w:pStyle w:val="Compact"/>
         <w:numPr>
           <w:ilvl w:val="1"/>
+          <w:numId w:val="1026"/>
+        </w:numPr>
+      </w:pPr>
+      <w:r>
+        <w:rPr>
+          <w:b/>
+          <w:bCs/>
+        </w:rPr>
+        <w:t xml:space="preserve">Exclusion path (the important one):</w:t>
+      </w:r>
+      <w:r>
+        <w:t xml:space="preserve"> </w:t>
+      </w:r>
+      <w:r>
+        <w:t xml:space="preserve">submit again using an EXISTING contact’s email with a DIFFERENT refid. Confirm</w:t>
+      </w:r>
+      <w:r>
+        <w:t xml:space="preserve"> </w:t>
+      </w:r>
+      <w:r>
+        <w:rPr>
+          <w:rStyle w:val="VerbatimChar"/>
+        </w:rPr>
+        <w:t xml:space="preserve">FlexOffers Refid Incoming</w:t>
+      </w:r>
+      <w:r>
+        <w:t xml:space="preserve"> </w:t>
+      </w:r>
+      <w:r>
+        <w:t xml:space="preserve">updates but</w:t>
+      </w:r>
+      <w:r>
+        <w:t xml:space="preserve"> </w:t>
+      </w:r>
+      <w:r>
+        <w:rPr>
+          <w:rStyle w:val="VerbatimChar"/>
+        </w:rPr>
+        <w:t xml:space="preserve">FlexOffers Refid</w:t>
+      </w:r>
+      <w:r>
+        <w:t xml:space="preserve"> </w:t>
+      </w:r>
+      <w:r>
+        <w:t xml:space="preserve">does NOT change. That proves new-contacts-only is actually enforced.</w:t>
+      </w:r>
+      <w:r>
+        <w:t xml:space="preserve"> </w:t>
+      </w:r>
+      <w:r>
+        <w:t xml:space="preserve">If test 2 fails, WF-31’s Contact Created trigger is firing on updates as well as creations, and the rule is not being enforced.</w:t>
+      </w:r>
+    </w:p>
+    <w:p>
+      <w:pPr>
+        <w:pStyle w:val="Compact"/>
+        <w:numPr>
+          <w:ilvl w:val="0"/>
           <w:numId w:val="1027"/>
         </w:numPr>
       </w:pPr>
       <w:r>
-        <w:t xml:space="preserve">Ask FlexOffers to</w:t>
-      </w:r>
-      <w:r>
-        <w:t xml:space="preserve"> </w:t>
-      </w:r>
-      <w:r>
-        <w:rPr>
-          <w:b/>
-          <w:bCs/>
-        </w:rPr>
-        <w:t xml:space="preserve">surface program 250377</w:t>
-      </w:r>
-      <w:r>
-        <w:t xml:space="preserve"> </w:t>
-      </w:r>
-      <w:r>
-        <w:t xml:space="preserve">to the network and migrate the</w:t>
-      </w:r>
-      <w:r>
-        <w:t xml:space="preserve"> </w:t>
-      </w:r>
-      <w:r>
-        <w:rPr>
-          <w:b/>
-          <w:bCs/>
-        </w:rPr>
-        <w:t xml:space="preserve">124 publishers</w:t>
-      </w:r>
-      <w:r>
-        <w:t xml:space="preserve"> </w:t>
-      </w:r>
-      <w:r>
-        <w:t xml:space="preserve">approved on the old program (#247334). Approvals are per-program, so 250377 has ZERO publishers today and nobody can promote the tracked link.</w:t>
+        <w:rPr>
+          <w:b/>
+          <w:bCs/>
+        </w:rPr>
+        <w:t xml:space="preserve">FlexOffers remaining (waiting on the FlexOffers rep, emailed July 29)</w:t>
       </w:r>
     </w:p>
     <w:p>
@@ -1840,33 +1954,35 @@
         </w:numPr>
       </w:pPr>
       <w:r>
-        <w:rPr>
-          <w:b/>
-          <w:bCs/>
-        </w:rPr>
-        <w:t xml:space="preserve">After</w:t>
-      </w:r>
-      <w:r>
-        <w:t xml:space="preserve"> </w:t>
-      </w:r>
-      <w:r>
-        <w:t xml:space="preserve">publishers migrate,</w:t>
-      </w:r>
-      <w:r>
-        <w:t xml:space="preserve"> </w:t>
-      </w:r>
-      <w:r>
-        <w:rPr>
-          <w:b/>
-          <w:bCs/>
-        </w:rPr>
-        <w:t xml:space="preserve">disable old creative #6673701</w:t>
-      </w:r>
-      <w:r>
-        <w:t xml:space="preserve"> </w:t>
-      </w:r>
-      <w:r>
-        <w:t xml:space="preserve">(Tired Test on the old program, no S2S tracking, so anyone promoting it earns nothing and sours the relationship).</w:t>
+        <w:t xml:space="preserve">Get a</w:t>
+      </w:r>
+      <w:r>
+        <w:t xml:space="preserve"> </w:t>
+      </w:r>
+      <w:r>
+        <w:rPr>
+          <w:b/>
+          <w:bCs/>
+        </w:rPr>
+        <w:t xml:space="preserve">test tracking link</w:t>
+      </w:r>
+      <w:r>
+        <w:t xml:space="preserve"> </w:t>
+      </w:r>
+      <w:r>
+        <w:t xml:space="preserve">for 250377, click it, confirm it lands on the quiz with</w:t>
+      </w:r>
+      <w:r>
+        <w:t xml:space="preserve"> </w:t>
+      </w:r>
+      <w:r>
+        <w:rPr>
+          <w:rStyle w:val="VerbatimChar"/>
+        </w:rPr>
+        <w:t xml:space="preserve">?refid=24.…</w:t>
+      </w:r>
+      <w:r>
+        <w:t xml:space="preserve">, complete the quiz, verify the contact’s FlexOffers Refid populates. Free verification of the click-to-capture path.</w:t>
       </w:r>
     </w:p>
     <w:p>
@@ -1878,6 +1994,88 @@
         </w:numPr>
       </w:pPr>
       <w:r>
+        <w:t xml:space="preserve">Ask FlexOffers to</w:t>
+      </w:r>
+      <w:r>
+        <w:t xml:space="preserve"> </w:t>
+      </w:r>
+      <w:r>
+        <w:rPr>
+          <w:b/>
+          <w:bCs/>
+        </w:rPr>
+        <w:t xml:space="preserve">surface program 250377</w:t>
+      </w:r>
+      <w:r>
+        <w:t xml:space="preserve"> </w:t>
+      </w:r>
+      <w:r>
+        <w:t xml:space="preserve">to the network and migrate the</w:t>
+      </w:r>
+      <w:r>
+        <w:t xml:space="preserve"> </w:t>
+      </w:r>
+      <w:r>
+        <w:rPr>
+          <w:b/>
+          <w:bCs/>
+        </w:rPr>
+        <w:t xml:space="preserve">124 publishers</w:t>
+      </w:r>
+      <w:r>
+        <w:t xml:space="preserve"> </w:t>
+      </w:r>
+      <w:r>
+        <w:t xml:space="preserve">approved on the old program (#247334). Approvals are per-program, so 250377 has ZERO publishers today and nobody can promote the tracked link.</w:t>
+      </w:r>
+    </w:p>
+    <w:p>
+      <w:pPr>
+        <w:pStyle w:val="Compact"/>
+        <w:numPr>
+          <w:ilvl w:val="1"/>
+          <w:numId w:val="1030"/>
+        </w:numPr>
+      </w:pPr>
+      <w:r>
+        <w:rPr>
+          <w:b/>
+          <w:bCs/>
+        </w:rPr>
+        <w:t xml:space="preserve">After</w:t>
+      </w:r>
+      <w:r>
+        <w:t xml:space="preserve"> </w:t>
+      </w:r>
+      <w:r>
+        <w:t xml:space="preserve">publishers migrate,</w:t>
+      </w:r>
+      <w:r>
+        <w:t xml:space="preserve"> </w:t>
+      </w:r>
+      <w:r>
+        <w:rPr>
+          <w:b/>
+          <w:bCs/>
+        </w:rPr>
+        <w:t xml:space="preserve">disable old creative #6673701</w:t>
+      </w:r>
+      <w:r>
+        <w:t xml:space="preserve"> </w:t>
+      </w:r>
+      <w:r>
+        <w:t xml:space="preserve">(Tired Test on the old program, no S2S tracking, so anyone promoting it earns nothing and sours the relationship).</w:t>
+      </w:r>
+    </w:p>
+    <w:p>
+      <w:pPr>
+        <w:pStyle w:val="Compact"/>
+        <w:numPr>
+          <w:ilvl w:val="1"/>
+          <w:numId w:val="1031"/>
+        </w:numPr>
+      </w:pPr>
+      <w:r>
         <w:rPr>
           <w:b/>
           <w:bCs/>
@@ -1968,7 +2166,7 @@
         <w:pStyle w:val="Compact"/>
         <w:numPr>
           <w:ilvl w:val="1"/>
-          <w:numId w:val="1030"/>
+          <w:numId w:val="1032"/>
         </w:numPr>
       </w:pPr>
       <w:r>
@@ -2108,59 +2306,6 @@
       </w:r>
       <w:r>
         <w:t xml:space="preserve">). They sit in the live pipeline and are enrolled in nurture sequences.</w:t>
-      </w:r>
-    </w:p>
-    <w:p>
-      <w:pPr>
-        <w:pStyle w:val="Compact"/>
-        <w:numPr>
-          <w:ilvl w:val="0"/>
-          <w:numId w:val="1031"/>
-        </w:numPr>
-      </w:pPr>
-      <w:r>
-        <w:rPr>
-          <w:b/>
-          <w:bCs/>
-        </w:rPr>
-        <w:t xml:space="preserve">Testimonial-form link on enyrgy.com</w:t>
-      </w:r>
-      <w:r>
-        <w:t xml:space="preserve"> </w:t>
-      </w:r>
-      <w:r>
-        <w:t xml:space="preserve">— DONE (July 28). Link added to the website.</w:t>
-      </w:r>
-    </w:p>
-    <w:p>
-      <w:pPr>
-        <w:pStyle w:val="Compact"/>
-        <w:numPr>
-          <w:ilvl w:val="0"/>
-          <w:numId w:val="1032"/>
-        </w:numPr>
-      </w:pPr>
-      <w:r>
-        <w:rPr>
-          <w:b/>
-          <w:bCs/>
-        </w:rPr>
-        <w:t xml:space="preserve">CNAM caller-ID registration</w:t>
-      </w:r>
-      <w:r>
-        <w:t xml:space="preserve"> </w:t>
-      </w:r>
-      <w:r>
-        <w:t xml:space="preserve">— DONE. Already Approved in LC Phone with Friendly Name</w:t>
-      </w:r>
-      <w:r>
-        <w:t xml:space="preserve"> </w:t>
-      </w:r>
-      <w:r>
-        <w:t xml:space="preserve">“Enyrgy Inc”</w:t>
-      </w:r>
-      <w:r>
-        <w:t xml:space="preserve">; outbound calls display the business name.</w:t>
       </w:r>
     </w:p>
     <w:p>
@@ -2176,6 +2321,59 @@
           <w:b/>
           <w:bCs/>
         </w:rPr>
+        <w:t xml:space="preserve">Testimonial-form link on enyrgy.com</w:t>
+      </w:r>
+      <w:r>
+        <w:t xml:space="preserve"> </w:t>
+      </w:r>
+      <w:r>
+        <w:t xml:space="preserve">— DONE (July 28). Link added to the website.</w:t>
+      </w:r>
+    </w:p>
+    <w:p>
+      <w:pPr>
+        <w:pStyle w:val="Compact"/>
+        <w:numPr>
+          <w:ilvl w:val="0"/>
+          <w:numId w:val="1034"/>
+        </w:numPr>
+      </w:pPr>
+      <w:r>
+        <w:rPr>
+          <w:b/>
+          <w:bCs/>
+        </w:rPr>
+        <w:t xml:space="preserve">CNAM caller-ID registration</w:t>
+      </w:r>
+      <w:r>
+        <w:t xml:space="preserve"> </w:t>
+      </w:r>
+      <w:r>
+        <w:t xml:space="preserve">— DONE. Already Approved in LC Phone with Friendly Name</w:t>
+      </w:r>
+      <w:r>
+        <w:t xml:space="preserve"> </w:t>
+      </w:r>
+      <w:r>
+        <w:t xml:space="preserve">“Enyrgy Inc”</w:t>
+      </w:r>
+      <w:r>
+        <w:t xml:space="preserve">; outbound calls display the business name.</w:t>
+      </w:r>
+    </w:p>
+    <w:p>
+      <w:pPr>
+        <w:pStyle w:val="Compact"/>
+        <w:numPr>
+          <w:ilvl w:val="0"/>
+          <w:numId w:val="1035"/>
+        </w:numPr>
+      </w:pPr>
+      <w:r>
+        <w:rPr>
+          <w:b/>
+          <w:bCs/>
+        </w:rPr>
         <w:t xml:space="preserve">GHL agency email sender name =</w:t>
       </w:r>
       <w:r>
@@ -2252,7 +2450,7 @@
         <w:pStyle w:val="Compact"/>
         <w:numPr>
           <w:ilvl w:val="0"/>
-          <w:numId w:val="1034"/>
+          <w:numId w:val="1036"/>
         </w:numPr>
       </w:pPr>
       <w:r>
@@ -2267,77 +2465,6 @@
       </w:r>
       <w:r>
         <w:t xml:space="preserve">(100+ contacts), then import.</w:t>
-      </w:r>
-    </w:p>
-    <w:p>
-      <w:pPr>
-        <w:pStyle w:val="Compact"/>
-        <w:numPr>
-          <w:ilvl w:val="0"/>
-          <w:numId w:val="1035"/>
-        </w:numPr>
-      </w:pPr>
-      <w:r>
-        <w:rPr>
-          <w:b/>
-          <w:bCs/>
-        </w:rPr>
-        <w:t xml:space="preserve">Investor Presentation calendar</w:t>
-      </w:r>
-      <w:r>
-        <w:t xml:space="preserve"> </w:t>
-      </w:r>
-      <w:r>
-        <w:t xml:space="preserve">— conflict detection verified/fixed (July 28).</w:t>
-      </w:r>
-    </w:p>
-    <w:p>
-      <w:pPr>
-        <w:pStyle w:val="Compact"/>
-        <w:numPr>
-          <w:ilvl w:val="0"/>
-          <w:numId w:val="1036"/>
-        </w:numPr>
-      </w:pPr>
-      <w:r>
-        <w:rPr>
-          <w:b/>
-          <w:bCs/>
-        </w:rPr>
-        <w:t xml:space="preserve">Content assets</w:t>
-      </w:r>
-      <w:r>
-        <w:t xml:space="preserve"> </w:t>
-      </w:r>
-      <w:r>
-        <w:t xml:space="preserve">— DONE (July 28). Commercial ROI PDF built (</w:t>
-      </w:r>
-      <w:r>
-        <w:rPr>
-          <w:rStyle w:val="VerbatimChar"/>
-        </w:rPr>
-        <w:t xml:space="preserve">Enyrgy_Commercial_ROI.pdf</w:t>
-      </w:r>
-      <w:r>
-        <w:t xml:space="preserve"> </w:t>
-      </w:r>
-      <w:r>
-        <w:t xml:space="preserve">+ editable</w:t>
-      </w:r>
-      <w:r>
-        <w:t xml:space="preserve"> </w:t>
-      </w:r>
-      <w:r>
-        <w:rPr>
-          <w:rStyle w:val="VerbatimChar"/>
-        </w:rPr>
-        <w:t xml:space="preserve">.html</w:t>
-      </w:r>
-      <w:r>
-        <w:t xml:space="preserve"> </w:t>
-      </w:r>
-      <w:r>
-        <w:t xml:space="preserve">source in repo; one placeholder = commercial booking link). Inbound 888 voicemail greeting recorded in Scott’s voice. Outbound investor-drip voicemail script drafted (record only if/when that touch is activated; optional). PPM attorney-approved.</w:t>
       </w:r>
     </w:p>
     <w:p>
@@ -2353,6 +2480,77 @@
           <w:b/>
           <w:bCs/>
         </w:rPr>
+        <w:t xml:space="preserve">Investor Presentation calendar</w:t>
+      </w:r>
+      <w:r>
+        <w:t xml:space="preserve"> </w:t>
+      </w:r>
+      <w:r>
+        <w:t xml:space="preserve">— conflict detection verified/fixed (July 28).</w:t>
+      </w:r>
+    </w:p>
+    <w:p>
+      <w:pPr>
+        <w:pStyle w:val="Compact"/>
+        <w:numPr>
+          <w:ilvl w:val="0"/>
+          <w:numId w:val="1038"/>
+        </w:numPr>
+      </w:pPr>
+      <w:r>
+        <w:rPr>
+          <w:b/>
+          <w:bCs/>
+        </w:rPr>
+        <w:t xml:space="preserve">Content assets</w:t>
+      </w:r>
+      <w:r>
+        <w:t xml:space="preserve"> </w:t>
+      </w:r>
+      <w:r>
+        <w:t xml:space="preserve">— DONE (July 28). Commercial ROI PDF built (</w:t>
+      </w:r>
+      <w:r>
+        <w:rPr>
+          <w:rStyle w:val="VerbatimChar"/>
+        </w:rPr>
+        <w:t xml:space="preserve">Enyrgy_Commercial_ROI.pdf</w:t>
+      </w:r>
+      <w:r>
+        <w:t xml:space="preserve"> </w:t>
+      </w:r>
+      <w:r>
+        <w:t xml:space="preserve">+ editable</w:t>
+      </w:r>
+      <w:r>
+        <w:t xml:space="preserve"> </w:t>
+      </w:r>
+      <w:r>
+        <w:rPr>
+          <w:rStyle w:val="VerbatimChar"/>
+        </w:rPr>
+        <w:t xml:space="preserve">.html</w:t>
+      </w:r>
+      <w:r>
+        <w:t xml:space="preserve"> </w:t>
+      </w:r>
+      <w:r>
+        <w:t xml:space="preserve">source in repo; one placeholder = commercial booking link). Inbound 888 voicemail greeting recorded in Scott’s voice. Outbound investor-drip voicemail script drafted (record only if/when that touch is activated; optional). PPM attorney-approved.</w:t>
+      </w:r>
+    </w:p>
+    <w:p>
+      <w:pPr>
+        <w:pStyle w:val="Compact"/>
+        <w:numPr>
+          <w:ilvl w:val="0"/>
+          <w:numId w:val="1039"/>
+        </w:numPr>
+      </w:pPr>
+      <w:r>
+        <w:rPr>
+          <w:b/>
+          <w:bCs/>
+        </w:rPr>
         <w:t xml:space="preserve">Q2 2026 investor update</w:t>
       </w:r>
       <w:r>
@@ -2389,7 +2587,7 @@
         <w:pStyle w:val="Compact"/>
         <w:numPr>
           <w:ilvl w:val="0"/>
-          <w:numId w:val="1038"/>
+          <w:numId w:val="1040"/>
         </w:numPr>
       </w:pPr>
       <w:r>
@@ -2404,59 +2602,6 @@
       </w:r>
       <w:r>
         <w:t xml:space="preserve">— the EA flags this as the top gap, but it predates the Session 11 native integration + WF-27/28/29, which largely built it. Reconcile the EA and ratify rather than rebuild.</w:t>
-      </w:r>
-    </w:p>
-    <w:p>
-      <w:pPr>
-        <w:pStyle w:val="Compact"/>
-        <w:numPr>
-          <w:ilvl w:val="0"/>
-          <w:numId w:val="1039"/>
-        </w:numPr>
-      </w:pPr>
-      <w:r>
-        <w:rPr>
-          <w:b/>
-          <w:bCs/>
-        </w:rPr>
-        <w:t xml:space="preserve">System-of-record ownership map</w:t>
-      </w:r>
-      <w:r>
-        <w:t xml:space="preserve"> </w:t>
-      </w:r>
-      <w:r>
-        <w:t xml:space="preserve">— ratify the documented SoR (decision/doc task).</w:t>
-      </w:r>
-    </w:p>
-    <w:p>
-      <w:pPr>
-        <w:pStyle w:val="Compact"/>
-        <w:numPr>
-          <w:ilvl w:val="0"/>
-          <w:numId w:val="1040"/>
-        </w:numPr>
-      </w:pPr>
-      <w:r>
-        <w:rPr>
-          <w:b/>
-          <w:bCs/>
-        </w:rPr>
-        <w:t xml:space="preserve">Device App to GHL usage-data flow</w:t>
-      </w:r>
-      <w:r>
-        <w:t xml:space="preserve"> </w:t>
-      </w:r>
-      <w:r>
-        <w:t xml:space="preserve">— deferred</w:t>
-      </w:r>
-      <w:r>
-        <w:t xml:space="preserve"> </w:t>
-      </w:r>
-      <w:r>
-        <w:t xml:space="preserve">“Phase 2-plus”</w:t>
-      </w:r>
-      <w:r>
-        <w:t xml:space="preserve">; decide whether/how usage data flows, with privacy treatment.</w:t>
       </w:r>
     </w:p>
     <w:p>
@@ -2472,13 +2617,13 @@
           <w:b/>
           <w:bCs/>
         </w:rPr>
-        <w:t xml:space="preserve">OEM / Lumanova data boundary</w:t>
-      </w:r>
-      <w:r>
-        <w:t xml:space="preserve"> </w:t>
-      </w:r>
-      <w:r>
-        <w:t xml:space="preserve">— formalize an auditable path as the partner program grows.</w:t>
+        <w:t xml:space="preserve">System-of-record ownership map</w:t>
+      </w:r>
+      <w:r>
+        <w:t xml:space="preserve"> </w:t>
+      </w:r>
+      <w:r>
+        <w:t xml:space="preserve">— ratify the documented SoR (decision/doc task).</w:t>
       </w:r>
     </w:p>
     <w:p>
@@ -2494,13 +2639,22 @@
           <w:b/>
           <w:bCs/>
         </w:rPr>
-        <w:t xml:space="preserve">Metric governance owner</w:t>
-      </w:r>
-      <w:r>
-        <w:t xml:space="preserve"> </w:t>
-      </w:r>
-      <w:r>
-        <w:t xml:space="preserve">— figures reconciled; assign a single owner.</w:t>
+        <w:t xml:space="preserve">Device App to GHL usage-data flow</w:t>
+      </w:r>
+      <w:r>
+        <w:t xml:space="preserve"> </w:t>
+      </w:r>
+      <w:r>
+        <w:t xml:space="preserve">— deferred</w:t>
+      </w:r>
+      <w:r>
+        <w:t xml:space="preserve"> </w:t>
+      </w:r>
+      <w:r>
+        <w:t xml:space="preserve">“Phase 2-plus”</w:t>
+      </w:r>
+      <w:r>
+        <w:t xml:space="preserve">; decide whether/how usage data flows, with privacy treatment.</w:t>
       </w:r>
     </w:p>
     <w:p>
@@ -2516,13 +2670,13 @@
           <w:b/>
           <w:bCs/>
         </w:rPr>
-        <w:t xml:space="preserve">Facility address exception</w:t>
-      </w:r>
-      <w:r>
-        <w:t xml:space="preserve"> </w:t>
-      </w:r>
-      <w:r>
-        <w:t xml:space="preserve">— RESOLVED (July 28). All Shopify policies (Privacy, Terms, Refund) updated to 5115 N 27th Ave, Bld 66, Phoenix, AZ 85017.</w:t>
+        <w:t xml:space="preserve">OEM / Lumanova data boundary</w:t>
+      </w:r>
+      <w:r>
+        <w:t xml:space="preserve"> </w:t>
+      </w:r>
+      <w:r>
+        <w:t xml:space="preserve">— formalize an auditable path as the partner program grows.</w:t>
       </w:r>
     </w:p>
     <w:p>
@@ -2538,6 +2692,50 @@
           <w:b/>
           <w:bCs/>
         </w:rPr>
+        <w:t xml:space="preserve">Metric governance owner</w:t>
+      </w:r>
+      <w:r>
+        <w:t xml:space="preserve"> </w:t>
+      </w:r>
+      <w:r>
+        <w:t xml:space="preserve">— figures reconciled; assign a single owner.</w:t>
+      </w:r>
+    </w:p>
+    <w:p>
+      <w:pPr>
+        <w:pStyle w:val="Compact"/>
+        <w:numPr>
+          <w:ilvl w:val="0"/>
+          <w:numId w:val="1045"/>
+        </w:numPr>
+      </w:pPr>
+      <w:r>
+        <w:rPr>
+          <w:b/>
+          <w:bCs/>
+        </w:rPr>
+        <w:t xml:space="preserve">Facility address exception</w:t>
+      </w:r>
+      <w:r>
+        <w:t xml:space="preserve"> </w:t>
+      </w:r>
+      <w:r>
+        <w:t xml:space="preserve">— RESOLVED (July 28). All Shopify policies (Privacy, Terms, Refund) updated to 5115 N 27th Ave, Bld 66, Phoenix, AZ 85017.</w:t>
+      </w:r>
+    </w:p>
+    <w:p>
+      <w:pPr>
+        <w:pStyle w:val="Compact"/>
+        <w:numPr>
+          <w:ilvl w:val="0"/>
+          <w:numId w:val="1046"/>
+        </w:numPr>
+      </w:pPr>
+      <w:r>
+        <w:rPr>
+          <w:b/>
+          <w:bCs/>
+        </w:rPr>
         <w:t xml:space="preserve">Status-lifecycle representation</w:t>
       </w:r>
       <w:r>
@@ -2613,7 +2811,7 @@
         <w:pStyle w:val="Compact"/>
         <w:numPr>
           <w:ilvl w:val="0"/>
-          <w:numId w:val="1045"/>
+          <w:numId w:val="1047"/>
         </w:numPr>
       </w:pPr>
       <w:r>
@@ -2628,66 +2826,6 @@
       </w:r>
       <w:r>
         <w:t xml:space="preserve">— planned for the next version of Enyrgy, replacing the need for a third-party Shopify referral app. This will supply the referral link/mechanic that WF-07 and the Referral and Reviews agent are waiting on ($150 off referee / $100 store credit referrer are the intended terms).</w:t>
-      </w:r>
-    </w:p>
-    <w:p>
-      <w:pPr>
-        <w:pStyle w:val="Compact"/>
-        <w:numPr>
-          <w:ilvl w:val="0"/>
-          <w:numId w:val="1046"/>
-        </w:numPr>
-      </w:pPr>
-      <w:r>
-        <w:rPr>
-          <w:b/>
-          <w:bCs/>
-        </w:rPr>
-        <w:t xml:space="preserve">Reporting dashboards</w:t>
-      </w:r>
-      <w:r>
-        <w:t xml:space="preserve"> </w:t>
-      </w:r>
-      <w:r>
-        <w:t xml:space="preserve">(GHL KPI views) and the</w:t>
-      </w:r>
-      <w:r>
-        <w:t xml:space="preserve"> </w:t>
-      </w:r>
-      <w:r>
-        <w:rPr>
-          <w:b/>
-          <w:bCs/>
-        </w:rPr>
-        <w:t xml:space="preserve">Reporting Agent</w:t>
-      </w:r>
-      <w:r>
-        <w:t xml:space="preserve"> </w:t>
-      </w:r>
-      <w:r>
-        <w:t xml:space="preserve">(Phase-2 addition).</w:t>
-      </w:r>
-    </w:p>
-    <w:p>
-      <w:pPr>
-        <w:pStyle w:val="Compact"/>
-        <w:numPr>
-          <w:ilvl w:val="0"/>
-          <w:numId w:val="1047"/>
-        </w:numPr>
-      </w:pPr>
-      <w:r>
-        <w:rPr>
-          <w:b/>
-          <w:bCs/>
-        </w:rPr>
-        <w:t xml:space="preserve">The other five Phase-2 agents</w:t>
-      </w:r>
-      <w:r>
-        <w:t xml:space="preserve"> </w:t>
-      </w:r>
-      <w:r>
-        <w:t xml:space="preserve">— Proposal Writer, OEM Pipeline, Podcast Attribution, Clinical Concierge, Billing. Add only after the core is stable.</w:t>
       </w:r>
     </w:p>
     <w:p>
@@ -2703,13 +2841,29 @@
           <w:b/>
           <w:bCs/>
         </w:rPr>
-        <w:t xml:space="preserve">Paid acquisition</w:t>
-      </w:r>
-      <w:r>
-        <w:t xml:space="preserve"> </w:t>
-      </w:r>
-      <w:r>
-        <w:t xml:space="preserve">(Meta/Google) — after domain warmup finishes.</w:t>
+        <w:t xml:space="preserve">Reporting dashboards</w:t>
+      </w:r>
+      <w:r>
+        <w:t xml:space="preserve"> </w:t>
+      </w:r>
+      <w:r>
+        <w:t xml:space="preserve">(GHL KPI views) and the</w:t>
+      </w:r>
+      <w:r>
+        <w:t xml:space="preserve"> </w:t>
+      </w:r>
+      <w:r>
+        <w:rPr>
+          <w:b/>
+          <w:bCs/>
+        </w:rPr>
+        <w:t xml:space="preserve">Reporting Agent</w:t>
+      </w:r>
+      <w:r>
+        <w:t xml:space="preserve"> </w:t>
+      </w:r>
+      <w:r>
+        <w:t xml:space="preserve">(Phase-2 addition).</w:t>
       </w:r>
     </w:p>
     <w:p>
@@ -2725,28 +2879,13 @@
           <w:b/>
           <w:bCs/>
         </w:rPr>
-        <w:t xml:space="preserve">Domain warmup ramp</w:t>
-      </w:r>
-      <w:r>
-        <w:t xml:space="preserve"> </w:t>
-      </w:r>
-      <w:r>
-        <w:t xml:space="preserve">— mg.enyrgy.com still Stage 1; do NOT bulk-send the 600+ list. Send the first testimonial batch warmup-safe; run weekly gift-card fulfillment from the</w:t>
-      </w:r>
-      <w:r>
-        <w:t xml:space="preserve"> </w:t>
-      </w:r>
-      <w:r>
-        <w:rPr>
-          <w:rStyle w:val="VerbatimChar"/>
-        </w:rPr>
-        <w:t xml:space="preserve">gift_card_pending</w:t>
-      </w:r>
-      <w:r>
-        <w:t xml:space="preserve"> </w:t>
-      </w:r>
-      <w:r>
-        <w:t xml:space="preserve">queue.</w:t>
+        <w:t xml:space="preserve">The other five Phase-2 agents</w:t>
+      </w:r>
+      <w:r>
+        <w:t xml:space="preserve"> </w:t>
+      </w:r>
+      <w:r>
+        <w:t xml:space="preserve">— Proposal Writer, OEM Pipeline, Podcast Attribution, Clinical Concierge, Billing. Add only after the core is stable.</w:t>
       </w:r>
     </w:p>
     <w:p>
@@ -2762,13 +2901,13 @@
           <w:b/>
           <w:bCs/>
         </w:rPr>
-        <w:t xml:space="preserve">Form embeds</w:t>
-      </w:r>
-      <w:r>
-        <w:t xml:space="preserve"> </w:t>
-      </w:r>
-      <w:r>
-        <w:t xml:space="preserve">— Commercial Inquiry + Partner Application forms onto go.enyrgy.com (developer).</w:t>
+        <w:t xml:space="preserve">Paid acquisition</w:t>
+      </w:r>
+      <w:r>
+        <w:t xml:space="preserve"> </w:t>
+      </w:r>
+      <w:r>
+        <w:t xml:space="preserve">(Meta/Google) — after domain warmup finishes.</w:t>
       </w:r>
     </w:p>
     <w:p>
@@ -2784,6 +2923,65 @@
           <w:b/>
           <w:bCs/>
         </w:rPr>
+        <w:t xml:space="preserve">Domain warmup ramp</w:t>
+      </w:r>
+      <w:r>
+        <w:t xml:space="preserve"> </w:t>
+      </w:r>
+      <w:r>
+        <w:t xml:space="preserve">— mg.enyrgy.com still Stage 1; do NOT bulk-send the 600+ list. Send the first testimonial batch warmup-safe; run weekly gift-card fulfillment from the</w:t>
+      </w:r>
+      <w:r>
+        <w:t xml:space="preserve"> </w:t>
+      </w:r>
+      <w:r>
+        <w:rPr>
+          <w:rStyle w:val="VerbatimChar"/>
+        </w:rPr>
+        <w:t xml:space="preserve">gift_card_pending</w:t>
+      </w:r>
+      <w:r>
+        <w:t xml:space="preserve"> </w:t>
+      </w:r>
+      <w:r>
+        <w:t xml:space="preserve">queue.</w:t>
+      </w:r>
+    </w:p>
+    <w:p>
+      <w:pPr>
+        <w:pStyle w:val="Compact"/>
+        <w:numPr>
+          <w:ilvl w:val="0"/>
+          <w:numId w:val="1052"/>
+        </w:numPr>
+      </w:pPr>
+      <w:r>
+        <w:rPr>
+          <w:b/>
+          <w:bCs/>
+        </w:rPr>
+        <w:t xml:space="preserve">Form embeds</w:t>
+      </w:r>
+      <w:r>
+        <w:t xml:space="preserve"> </w:t>
+      </w:r>
+      <w:r>
+        <w:t xml:space="preserve">— Commercial Inquiry + Partner Application forms onto go.enyrgy.com (developer).</w:t>
+      </w:r>
+    </w:p>
+    <w:p>
+      <w:pPr>
+        <w:pStyle w:val="Compact"/>
+        <w:numPr>
+          <w:ilvl w:val="0"/>
+          <w:numId w:val="1053"/>
+        </w:numPr>
+      </w:pPr>
+      <w:r>
+        <w:rPr>
+          <w:b/>
+          <w:bCs/>
+        </w:rPr>
         <w:t xml:space="preserve">Upgrade the abandoned-checkout Railway service off trial</w:t>
       </w:r>
       <w:r>
@@ -2808,7 +3006,7 @@
         <w:pStyle w:val="Compact"/>
         <w:numPr>
           <w:ilvl w:val="0"/>
-          <w:numId w:val="1052"/>
+          <w:numId w:val="1054"/>
         </w:numPr>
       </w:pPr>
       <w:r>
@@ -2842,7 +3040,7 @@
         <w:pStyle w:val="Compact"/>
         <w:numPr>
           <w:ilvl w:val="0"/>
-          <w:numId w:val="1053"/>
+          <w:numId w:val="1055"/>
         </w:numPr>
       </w:pPr>
       <w:r>
@@ -2864,7 +3062,7 @@
         <w:pStyle w:val="Compact"/>
         <w:numPr>
           <w:ilvl w:val="0"/>
-          <w:numId w:val="1054"/>
+          <w:numId w:val="1056"/>
         </w:numPr>
       </w:pPr>
       <w:r>
@@ -2914,7 +3112,7 @@
         <w:pStyle w:val="Compact"/>
         <w:numPr>
           <w:ilvl w:val="0"/>
-          <w:numId w:val="1055"/>
+          <w:numId w:val="1057"/>
         </w:numPr>
       </w:pPr>
       <w:r>
@@ -2948,7 +3146,7 @@
         <w:pStyle w:val="Compact"/>
         <w:numPr>
           <w:ilvl w:val="0"/>
-          <w:numId w:val="1056"/>
+          <w:numId w:val="1058"/>
         </w:numPr>
       </w:pPr>
       <w:r>
@@ -3332,6 +3530,91 @@
       </w:rPr>
     </w:lvl>
   </w:abstractNum>
+  <w:abstractNum w:abstractNumId="99411">
+    <w:nsid w:val="00A99411"/>
+    <w:multiLevelType w:val="multilevel"/>
+    <w:lvl w:ilvl="0">
+      <w:start w:val="1"/>
+      <w:numFmt w:val="decimal"/>
+      <w:lvlText w:val="%1."/>
+      <w:lvlJc w:val="left"/>
+      <w:pPr>
+        <w:ind w:left="720" w:hanging="360"/>
+      </w:pPr>
+    </w:lvl>
+    <w:lvl w:ilvl="1">
+      <w:start w:val="1"/>
+      <w:numFmt w:val="decimal"/>
+      <w:lvlText w:val="%2."/>
+      <w:lvlJc w:val="left"/>
+      <w:pPr>
+        <w:ind w:left="1440" w:hanging="360"/>
+      </w:pPr>
+    </w:lvl>
+    <w:lvl w:ilvl="2">
+      <w:start w:val="1"/>
+      <w:numFmt w:val="decimal"/>
+      <w:lvlText w:val="%3."/>
+      <w:lvlJc w:val="left"/>
+      <w:pPr>
+        <w:ind w:left="2160" w:hanging="360"/>
+      </w:pPr>
+    </w:lvl>
+    <w:lvl w:ilvl="3">
+      <w:start w:val="1"/>
+      <w:numFmt w:val="decimal"/>
+      <w:lvlText w:val="%4."/>
+      <w:lvlJc w:val="left"/>
+      <w:pPr>
+        <w:ind w:left="2880" w:hanging="360"/>
+      </w:pPr>
+    </w:lvl>
+    <w:lvl w:ilvl="4">
+      <w:start w:val="1"/>
+      <w:numFmt w:val="decimal"/>
+      <w:lvlText w:val="%5."/>
+      <w:lvlJc w:val="left"/>
+      <w:pPr>
+        <w:ind w:left="3600" w:hanging="360"/>
+      </w:pPr>
+    </w:lvl>
+    <w:lvl w:ilvl="5">
+      <w:start w:val="1"/>
+      <w:numFmt w:val="decimal"/>
+      <w:lvlText w:val="%6."/>
+      <w:lvlJc w:val="left"/>
+      <w:pPr>
+        <w:ind w:left="4320" w:hanging="360"/>
+      </w:pPr>
+    </w:lvl>
+    <w:lvl w:ilvl="6">
+      <w:start w:val="1"/>
+      <w:numFmt w:val="decimal"/>
+      <w:lvlText w:val="%7."/>
+      <w:lvlJc w:val="left"/>
+      <w:pPr>
+        <w:ind w:left="5040" w:hanging="360"/>
+      </w:pPr>
+    </w:lvl>
+    <w:lvl w:ilvl="7">
+      <w:start w:val="1"/>
+      <w:numFmt w:val="decimal"/>
+      <w:lvlText w:val="%8."/>
+      <w:lvlJc w:val="left"/>
+      <w:pPr>
+        <w:ind w:left="5760" w:hanging="360"/>
+      </w:pPr>
+    </w:lvl>
+    <w:lvl w:ilvl="8">
+      <w:start w:val="1"/>
+      <w:numFmt w:val="decimal"/>
+      <w:lvlText w:val="%9."/>
+      <w:lvlJc w:val="left"/>
+      <w:pPr>
+        <w:ind w:left="6480" w:hanging="360"/>
+      </w:pPr>
+    </w:lvl>
+  </w:abstractNum>
   <w:num w:numId="1000">
     <w:abstractNumId w:val="990"/>
   </w:num>
@@ -3411,7 +3694,34 @@
     <w:abstractNumId w:val="992"/>
   </w:num>
   <w:num w:numId="1026">
-    <w:abstractNumId w:val="992"/>
+    <w:abstractNumId w:val="99411"/>
+    <w:lvlOverride w:ilvl="0">
+      <w:startOverride w:val="1"/>
+    </w:lvlOverride>
+    <w:lvlOverride w:ilvl="1">
+      <w:startOverride w:val="1"/>
+    </w:lvlOverride>
+    <w:lvlOverride w:ilvl="2">
+      <w:startOverride w:val="1"/>
+    </w:lvlOverride>
+    <w:lvlOverride w:ilvl="3">
+      <w:startOverride w:val="1"/>
+    </w:lvlOverride>
+    <w:lvlOverride w:ilvl="4">
+      <w:startOverride w:val="1"/>
+    </w:lvlOverride>
+    <w:lvlOverride w:ilvl="5">
+      <w:startOverride w:val="1"/>
+    </w:lvlOverride>
+    <w:lvlOverride w:ilvl="6">
+      <w:startOverride w:val="1"/>
+    </w:lvlOverride>
+    <w:lvlOverride w:ilvl="7">
+      <w:startOverride w:val="1"/>
+    </w:lvlOverride>
+    <w:lvlOverride w:ilvl="8">
+      <w:startOverride w:val="1"/>
+    </w:lvlOverride>
   </w:num>
   <w:num w:numId="1027">
     <w:abstractNumId w:val="992"/>
@@ -3426,28 +3736,28 @@
     <w:abstractNumId w:val="992"/>
   </w:num>
   <w:num w:numId="1031">
+    <w:abstractNumId w:val="992"/>
+  </w:num>
+  <w:num w:numId="1032">
+    <w:abstractNumId w:val="992"/>
+  </w:num>
+  <w:num w:numId="1033">
     <w:abstractNumId w:val="993"/>
   </w:num>
-  <w:num w:numId="1032">
+  <w:num w:numId="1034">
     <w:abstractNumId w:val="993"/>
   </w:num>
-  <w:num w:numId="1033">
+  <w:num w:numId="1035">
     <w:abstractNumId w:val="992"/>
   </w:num>
-  <w:num w:numId="1034">
+  <w:num w:numId="1036">
     <w:abstractNumId w:val="992"/>
   </w:num>
-  <w:num w:numId="1035">
+  <w:num w:numId="1037">
     <w:abstractNumId w:val="993"/>
   </w:num>
-  <w:num w:numId="1036">
+  <w:num w:numId="1038">
     <w:abstractNumId w:val="993"/>
-  </w:num>
-  <w:num w:numId="1037">
-    <w:abstractNumId w:val="992"/>
-  </w:num>
-  <w:num w:numId="1038">
-    <w:abstractNumId w:val="992"/>
   </w:num>
   <w:num w:numId="1039">
     <w:abstractNumId w:val="992"/>
@@ -3462,13 +3772,13 @@
     <w:abstractNumId w:val="992"/>
   </w:num>
   <w:num w:numId="1043">
-    <w:abstractNumId w:val="993"/>
+    <w:abstractNumId w:val="992"/>
   </w:num>
   <w:num w:numId="1044">
     <w:abstractNumId w:val="992"/>
   </w:num>
   <w:num w:numId="1045">
-    <w:abstractNumId w:val="992"/>
+    <w:abstractNumId w:val="993"/>
   </w:num>
   <w:num w:numId="1046">
     <w:abstractNumId w:val="992"/>
@@ -3489,18 +3799,24 @@
     <w:abstractNumId w:val="992"/>
   </w:num>
   <w:num w:numId="1052">
-    <w:abstractNumId w:val="993"/>
+    <w:abstractNumId w:val="992"/>
   </w:num>
   <w:num w:numId="1053">
     <w:abstractNumId w:val="992"/>
   </w:num>
   <w:num w:numId="1054">
-    <w:abstractNumId w:val="992"/>
+    <w:abstractNumId w:val="993"/>
   </w:num>
   <w:num w:numId="1055">
     <w:abstractNumId w:val="992"/>
   </w:num>
   <w:num w:numId="1056">
+    <w:abstractNumId w:val="992"/>
+  </w:num>
+  <w:num w:numId="1057">
+    <w:abstractNumId w:val="992"/>
+  </w:num>
+  <w:num w:numId="1058">
     <w:abstractNumId w:val="992"/>
   </w:num>
 </w:numbering>

--- a/Enyrgy_Master_TODO.docx
+++ b/Enyrgy_Master_TODO.docx
@@ -1795,13 +1795,88 @@
           <w:b/>
           <w:bCs/>
         </w:rPr>
-        <w:t xml:space="preserve">TEST THE NEW ATTRIBUTION MECHANISM END TO END (not yet verified).</w:t>
-      </w:r>
-      <w:r>
-        <w:t xml:space="preserve"> </w:t>
-      </w:r>
-      <w:r>
-        <w:t xml:space="preserve">The capture chain was re-architected on July 30 (staging field + WF-31 Contact Created trigger) and has NOT been tested since. Two tests needed:</w:t>
+        <w:t xml:space="preserve">ATTRIBUTION MECHANISM VERIFIED END TO END (July 30). Both tests passed.</w:t>
+      </w:r>
+      <w:r>
+        <w:t xml:space="preserve"> </w:t>
+      </w:r>
+      <w:r>
+        <w:t xml:space="preserve">Test 1: new contact submitted via Synthesis Gap with</w:t>
+      </w:r>
+      <w:r>
+        <w:t xml:space="preserve"> </w:t>
+      </w:r>
+      <w:r>
+        <w:rPr>
+          <w:rStyle w:val="VerbatimChar"/>
+        </w:rPr>
+        <w:t xml:space="preserve">refid=24.TESTWF31001</w:t>
+      </w:r>
+      <w:r>
+        <w:t xml:space="preserve"> </w:t>
+      </w:r>
+      <w:r>
+        <w:t xml:space="preserve">-&gt; WF-31 fired -&gt;</w:t>
+      </w:r>
+      <w:r>
+        <w:t xml:space="preserve"> </w:t>
+      </w:r>
+      <w:r>
+        <w:rPr>
+          <w:rStyle w:val="VerbatimChar"/>
+        </w:rPr>
+        <w:t xml:space="preserve">FlexOffers Refid</w:t>
+      </w:r>
+      <w:r>
+        <w:t xml:space="preserve"> </w:t>
+      </w:r>
+      <w:r>
+        <w:t xml:space="preserve">= 24.TESTWF31001. Test 2: the SAME contact submitted again via Recovery Protocol with</w:t>
+      </w:r>
+      <w:r>
+        <w:t xml:space="preserve"> </w:t>
+      </w:r>
+      <w:r>
+        <w:rPr>
+          <w:rStyle w:val="VerbatimChar"/>
+        </w:rPr>
+        <w:t xml:space="preserve">refid=24.TESTWF31002</w:t>
+      </w:r>
+      <w:r>
+        <w:t xml:space="preserve"> </w:t>
+      </w:r>
+      <w:r>
+        <w:t xml:space="preserve">-&gt;</w:t>
+      </w:r>
+      <w:r>
+        <w:t xml:space="preserve"> </w:t>
+      </w:r>
+      <w:r>
+        <w:rPr>
+          <w:rStyle w:val="VerbatimChar"/>
+        </w:rPr>
+        <w:t xml:space="preserve">FlexOffers Refid Incoming</w:t>
+      </w:r>
+      <w:r>
+        <w:t xml:space="preserve"> </w:t>
+      </w:r>
+      <w:r>
+        <w:t xml:space="preserve">updated to 24.TESTWF31002 but</w:t>
+      </w:r>
+      <w:r>
+        <w:t xml:space="preserve"> </w:t>
+      </w:r>
+      <w:r>
+        <w:rPr>
+          <w:rStyle w:val="VerbatimChar"/>
+        </w:rPr>
+        <w:t xml:space="preserve">FlexOffers Refid</w:t>
+      </w:r>
+      <w:r>
+        <w:t xml:space="preserve"> </w:t>
+      </w:r>
+      <w:r>
+        <w:t xml:space="preserve">stayed 24.TESTWF31001. That confirms the Contact Created trigger does NOT fire on updates, so a later affiliate cannot take attribution from an existing contact. First-in and new-contacts-only both enforced. ORIGINAL TEST PLAN: The capture chain was re-architected on July 30 (staging field + WF-31 Contact Created trigger) and has NOT been tested since. Two tests needed:</w:t>
       </w:r>
     </w:p>
     <w:p>
@@ -3691,7 +3766,7 @@
     <w:abstractNumId w:val="992"/>
   </w:num>
   <w:num w:numId="1025">
-    <w:abstractNumId w:val="992"/>
+    <w:abstractNumId w:val="993"/>
   </w:num>
   <w:num w:numId="1026">
     <w:abstractNumId w:val="99411"/>

--- a/Enyrgy_Master_TODO.docx
+++ b/Enyrgy_Master_TODO.docx
@@ -2017,7 +2017,13 @@
           <w:b/>
           <w:bCs/>
         </w:rPr>
-        <w:t xml:space="preserve">FlexOffers remaining (waiting on the FlexOffers rep, emailed July 29)</w:t>
+        <w:t xml:space="preserve">FlexOffers program structure BUILT OUT (July 30).</w:t>
+      </w:r>
+      <w:r>
+        <w:t xml:space="preserve"> </w:t>
+      </w:r>
+      <w:r>
+        <w:t xml:space="preserve">The rep confirmed one-program-many-campaigns is exactly how he would set it up, and that the program can be renamed anytime.</w:t>
       </w:r>
     </w:p>
     <w:p>
@@ -2029,6 +2035,327 @@
         </w:numPr>
       </w:pPr>
       <w:r>
+        <w:rPr>
+          <w:b/>
+          <w:bCs/>
+        </w:rPr>
+        <w:t xml:space="preserve">Program renamed</w:t>
+      </w:r>
+      <w:r>
+        <w:t xml:space="preserve"> </w:t>
+      </w:r>
+      <w:r>
+        <w:t xml:space="preserve">to</w:t>
+      </w:r>
+      <w:r>
+        <w:t xml:space="preserve"> </w:t>
+      </w:r>
+      <w:r>
+        <w:rPr>
+          <w:b/>
+          <w:bCs/>
+        </w:rPr>
+        <w:t xml:space="preserve">Enyrgy Affiliate Program</w:t>
+      </w:r>
+      <w:r>
+        <w:t xml:space="preserve"> </w:t>
+      </w:r>
+      <w:r>
+        <w:t xml:space="preserve">(#250377). Description rewritten to cover all five magnets and, importantly, to state both attribution rules in publisher-facing language. Field caps at 1500 characters (count line breaks as 2 for CRLF; the final copy is ~1291 plain / ~1307 worst case).</w:t>
+      </w:r>
+    </w:p>
+    <w:p>
+      <w:pPr>
+        <w:pStyle w:val="Compact"/>
+        <w:numPr>
+          <w:ilvl w:val="1"/>
+          <w:numId w:val="1028"/>
+        </w:numPr>
+      </w:pPr>
+      <w:r>
+        <w:rPr>
+          <w:b/>
+          <w:bCs/>
+        </w:rPr>
+        <w:t xml:space="preserve">Five campaigns built</w:t>
+      </w:r>
+      <w:r>
+        <w:t xml:space="preserve">, each with its own Destination URL on the LINK tab, Auto-Renew</w:t>
+      </w:r>
+      <w:r>
+        <w:t xml:space="preserve"> </w:t>
+      </w:r>
+      <w:r>
+        <w:rPr>
+          <w:b/>
+          <w:bCs/>
+        </w:rPr>
+        <w:t xml:space="preserve">Yes</w:t>
+      </w:r>
+      <w:r>
+        <w:t xml:space="preserve">, and an expiry of 12/31/2028:</w:t>
+      </w:r>
+      <w:r>
+        <w:t xml:space="preserve"> </w:t>
+      </w:r>
+      <w:r>
+        <w:rPr>
+          <w:rStyle w:val="VerbatimChar"/>
+        </w:rPr>
+        <w:t xml:space="preserve">Tired Test</w:t>
+      </w:r>
+      <w:r>
+        <w:t xml:space="preserve"> </w:t>
+      </w:r>
+      <w:r>
+        <w:t xml:space="preserve">-&gt; /tired-test,</w:t>
+      </w:r>
+      <w:r>
+        <w:t xml:space="preserve"> </w:t>
+      </w:r>
+      <w:r>
+        <w:rPr>
+          <w:rStyle w:val="VerbatimChar"/>
+        </w:rPr>
+        <w:t xml:space="preserve">Vitamin D Assessment</w:t>
+      </w:r>
+      <w:r>
+        <w:t xml:space="preserve"> </w:t>
+      </w:r>
+      <w:r>
+        <w:t xml:space="preserve">-&gt; /vitamin-d-assessment,</w:t>
+      </w:r>
+      <w:r>
+        <w:t xml:space="preserve"> </w:t>
+      </w:r>
+      <w:r>
+        <w:rPr>
+          <w:rStyle w:val="VerbatimChar"/>
+        </w:rPr>
+        <w:t xml:space="preserve">Synthesis Gap</w:t>
+      </w:r>
+      <w:r>
+        <w:t xml:space="preserve"> </w:t>
+      </w:r>
+      <w:r>
+        <w:t xml:space="preserve">-&gt; /synthesis-gap,</w:t>
+      </w:r>
+      <w:r>
+        <w:t xml:space="preserve"> </w:t>
+      </w:r>
+      <w:r>
+        <w:rPr>
+          <w:rStyle w:val="VerbatimChar"/>
+        </w:rPr>
+        <w:t xml:space="preserve">Recovery Protocol</w:t>
+      </w:r>
+      <w:r>
+        <w:t xml:space="preserve"> </w:t>
+      </w:r>
+      <w:r>
+        <w:t xml:space="preserve">-&gt; /recovery-protocol,</w:t>
+      </w:r>
+      <w:r>
+        <w:t xml:space="preserve"> </w:t>
+      </w:r>
+      <w:r>
+        <w:rPr>
+          <w:rStyle w:val="VerbatimChar"/>
+        </w:rPr>
+        <w:t xml:space="preserve">Winter Protocol</w:t>
+      </w:r>
+      <w:r>
+        <w:t xml:space="preserve"> </w:t>
+      </w:r>
+      <w:r>
+        <w:t xml:space="preserve">-&gt; /winter-protocol. Each has a magnet-specific description telling publishers who the audience is and why it converts, plus one hand-written text link on top of the auto-generated default link.</w:t>
+      </w:r>
+    </w:p>
+    <w:p>
+      <w:pPr>
+        <w:pStyle w:val="Compact"/>
+        <w:numPr>
+          <w:ilvl w:val="1"/>
+          <w:numId w:val="1028"/>
+        </w:numPr>
+      </w:pPr>
+      <w:r>
+        <w:rPr>
+          <w:b/>
+          <w:bCs/>
+        </w:rPr>
+        <w:t xml:space="preserve">Auto-Renew matters:</w:t>
+      </w:r>
+      <w:r>
+        <w:t xml:space="preserve"> </w:t>
+      </w:r>
+      <w:r>
+        <w:t xml:space="preserve">the ORIGINAL Tired Test campaign on the old program has auto-renew OFF with a 09/30/2027 expiry, which would silently kill every publisher link under it on that date. All new campaigns are set to renew.</w:t>
+      </w:r>
+    </w:p>
+    <w:p>
+      <w:pPr>
+        <w:pStyle w:val="Compact"/>
+        <w:numPr>
+          <w:ilvl w:val="1"/>
+          <w:numId w:val="1028"/>
+        </w:numPr>
+      </w:pPr>
+      <w:r>
+        <w:rPr>
+          <w:b/>
+          <w:bCs/>
+        </w:rPr>
+        <w:t xml:space="preserve">Tired Test moved off the DEFAULT campaign</w:t>
+      </w:r>
+      <w:r>
+        <w:t xml:space="preserve"> </w:t>
+      </w:r>
+      <w:r>
+        <w:t xml:space="preserve">onto its own proper campaign, deliberately done BEFORE YourTango goes live rather than restructuring under a live partner. Old duplicate creative #6673704 disabled.</w:t>
+      </w:r>
+    </w:p>
+    <w:p>
+      <w:pPr>
+        <w:pStyle w:val="Compact"/>
+        <w:numPr>
+          <w:ilvl w:val="1"/>
+          <w:numId w:val="1028"/>
+        </w:numPr>
+      </w:pPr>
+      <w:r>
+        <w:rPr>
+          <w:b/>
+          <w:bCs/>
+        </w:rPr>
+        <w:t xml:space="preserve">DELIBERATE: leave the program default URL pointing at</w:t>
+      </w:r>
+      <w:r>
+        <w:rPr>
+          <w:b/>
+          <w:bCs/>
+        </w:rPr>
+        <w:t xml:space="preserve"> </w:t>
+      </w:r>
+      <w:r>
+        <w:rPr>
+          <w:rStyle w:val="VerbatimChar"/>
+          <w:b/>
+          <w:bCs/>
+        </w:rPr>
+        <w:t xml:space="preserve">go.enyrgy.com/tired-test</w:t>
+      </w:r>
+      <w:r>
+        <w:rPr>
+          <w:b/>
+          <w:bCs/>
+        </w:rPr>
+        <w:t xml:space="preserve">.</w:t>
+      </w:r>
+      <w:r>
+        <w:t xml:space="preserve"> </w:t>
+      </w:r>
+      <w:r>
+        <w:t xml:space="preserve">Do NOT</w:t>
+      </w:r>
+      <w:r>
+        <w:t xml:space="preserve"> </w:t>
+      </w:r>
+      <w:r>
+        <w:t xml:space="preserve">“tidy”</w:t>
+      </w:r>
+      <w:r>
+        <w:t xml:space="preserve"> </w:t>
+      </w:r>
+      <w:r>
+        <w:t xml:space="preserve">it back to enyrgy.com. The DEFAULT campaign’s creative is visible to publishers, and the refid capture code exists ONLY on the five magnet pages, so pointing the default anywhere else means a publisher using that creative drives traffic that captures nothing and earns nothing.</w:t>
+      </w:r>
+    </w:p>
+    <w:p>
+      <w:pPr>
+        <w:pStyle w:val="Compact"/>
+        <w:numPr>
+          <w:ilvl w:val="0"/>
+          <w:numId w:val="1029"/>
+        </w:numPr>
+      </w:pPr>
+      <w:r>
+        <w:rPr>
+          <w:b/>
+          <w:bCs/>
+        </w:rPr>
+        <w:t xml:space="preserve">Set up a publisher account and apply to your own program</w:t>
+      </w:r>
+      <w:r>
+        <w:t xml:space="preserve"> </w:t>
+      </w:r>
+      <w:r>
+        <w:t xml:space="preserve">(the rep’s best tip; he and Brittany will approve it). It is the only way to see exactly what publishers see: campaign descriptions, creatives, and how the five magnets read side by side. QA the program from the buyer’s side before recruiting.</w:t>
+      </w:r>
+    </w:p>
+    <w:p>
+      <w:pPr>
+        <w:pStyle w:val="Compact"/>
+        <w:numPr>
+          <w:ilvl w:val="0"/>
+          <w:numId w:val="1030"/>
+        </w:numPr>
+      </w:pPr>
+      <w:r>
+        <w:rPr>
+          <w:b/>
+          <w:bCs/>
+        </w:rPr>
+        <w:t xml:space="preserve">Decide what to do with the 3 brand creatives on the OLD program</w:t>
+      </w:r>
+      <w:r>
+        <w:t xml:space="preserve"> </w:t>
+      </w:r>
+      <w:r>
+        <w:t xml:space="preserve">(#6671366/67/68, the UVB and red-light product copy). They are not magnet creatives, so check where their campaign points.</w:t>
+      </w:r>
+      <w:r>
+        <w:t xml:space="preserve"> </w:t>
+      </w:r>
+      <w:r>
+        <w:rPr>
+          <w:b/>
+          <w:bCs/>
+        </w:rPr>
+        <w:t xml:space="preserve">If a creative sends traffic anywhere other than one of the five magnet pages, no refid is captured and the publisher earns nothing.</w:t>
+      </w:r>
+      <w:r>
+        <w:t xml:space="preserve"> </w:t>
+      </w:r>
+      <w:r>
+        <w:t xml:space="preserve">Either repoint them at magnets, or add the capture snippet to whatever other landing pages you want affiliates using.</w:t>
+      </w:r>
+    </w:p>
+    <w:p>
+      <w:pPr>
+        <w:pStyle w:val="Compact"/>
+        <w:numPr>
+          <w:ilvl w:val="0"/>
+          <w:numId w:val="1031"/>
+        </w:numPr>
+      </w:pPr>
+      <w:r>
+        <w:rPr>
+          <w:b/>
+          <w:bCs/>
+        </w:rPr>
+        <w:t xml:space="preserve">FlexOffers remaining (waiting on the FlexOffers rep, emailed July 29)</w:t>
+      </w:r>
+    </w:p>
+    <w:p>
+      <w:pPr>
+        <w:pStyle w:val="Compact"/>
+        <w:numPr>
+          <w:ilvl w:val="1"/>
+          <w:numId w:val="1032"/>
+        </w:numPr>
+      </w:pPr>
+      <w:r>
         <w:t xml:space="preserve">Get a</w:t>
       </w:r>
       <w:r>
@@ -2065,7 +2392,7 @@
         <w:pStyle w:val="Compact"/>
         <w:numPr>
           <w:ilvl w:val="1"/>
-          <w:numId w:val="1029"/>
+          <w:numId w:val="1033"/>
         </w:numPr>
       </w:pPr>
       <w:r>
@@ -2109,7 +2436,7 @@
         <w:pStyle w:val="Compact"/>
         <w:numPr>
           <w:ilvl w:val="1"/>
-          <w:numId w:val="1030"/>
+          <w:numId w:val="1034"/>
         </w:numPr>
       </w:pPr>
       <w:r>
@@ -2147,7 +2474,7 @@
         <w:pStyle w:val="Compact"/>
         <w:numPr>
           <w:ilvl w:val="1"/>
-          <w:numId w:val="1031"/>
+          <w:numId w:val="1035"/>
         </w:numPr>
       </w:pPr>
       <w:r>
@@ -2241,7 +2568,7 @@
         <w:pStyle w:val="Compact"/>
         <w:numPr>
           <w:ilvl w:val="1"/>
-          <w:numId w:val="1032"/>
+          <w:numId w:val="1036"/>
         </w:numPr>
       </w:pPr>
       <w:r>
@@ -2388,7 +2715,7 @@
         <w:pStyle w:val="Compact"/>
         <w:numPr>
           <w:ilvl w:val="0"/>
-          <w:numId w:val="1033"/>
+          <w:numId w:val="1037"/>
         </w:numPr>
       </w:pPr>
       <w:r>
@@ -2410,7 +2737,7 @@
         <w:pStyle w:val="Compact"/>
         <w:numPr>
           <w:ilvl w:val="0"/>
-          <w:numId w:val="1034"/>
+          <w:numId w:val="1038"/>
         </w:numPr>
       </w:pPr>
       <w:r>
@@ -2441,7 +2768,7 @@
         <w:pStyle w:val="Compact"/>
         <w:numPr>
           <w:ilvl w:val="0"/>
-          <w:numId w:val="1035"/>
+          <w:numId w:val="1039"/>
         </w:numPr>
       </w:pPr>
       <w:r>
@@ -2525,7 +2852,7 @@
         <w:pStyle w:val="Compact"/>
         <w:numPr>
           <w:ilvl w:val="0"/>
-          <w:numId w:val="1036"/>
+          <w:numId w:val="1040"/>
         </w:numPr>
       </w:pPr>
       <w:r>
@@ -2547,7 +2874,7 @@
         <w:pStyle w:val="Compact"/>
         <w:numPr>
           <w:ilvl w:val="0"/>
-          <w:numId w:val="1037"/>
+          <w:numId w:val="1041"/>
         </w:numPr>
       </w:pPr>
       <w:r>
@@ -2569,7 +2896,7 @@
         <w:pStyle w:val="Compact"/>
         <w:numPr>
           <w:ilvl w:val="0"/>
-          <w:numId w:val="1038"/>
+          <w:numId w:val="1042"/>
         </w:numPr>
       </w:pPr>
       <w:r>
@@ -2618,7 +2945,7 @@
         <w:pStyle w:val="Compact"/>
         <w:numPr>
           <w:ilvl w:val="0"/>
-          <w:numId w:val="1039"/>
+          <w:numId w:val="1043"/>
         </w:numPr>
       </w:pPr>
       <w:r>
@@ -2662,7 +2989,7 @@
         <w:pStyle w:val="Compact"/>
         <w:numPr>
           <w:ilvl w:val="0"/>
-          <w:numId w:val="1040"/>
+          <w:numId w:val="1044"/>
         </w:numPr>
       </w:pPr>
       <w:r>
@@ -2677,103 +3004,6 @@
       </w:r>
       <w:r>
         <w:t xml:space="preserve">— the EA flags this as the top gap, but it predates the Session 11 native integration + WF-27/28/29, which largely built it. Reconcile the EA and ratify rather than rebuild.</w:t>
-      </w:r>
-    </w:p>
-    <w:p>
-      <w:pPr>
-        <w:pStyle w:val="Compact"/>
-        <w:numPr>
-          <w:ilvl w:val="0"/>
-          <w:numId w:val="1041"/>
-        </w:numPr>
-      </w:pPr>
-      <w:r>
-        <w:rPr>
-          <w:b/>
-          <w:bCs/>
-        </w:rPr>
-        <w:t xml:space="preserve">System-of-record ownership map</w:t>
-      </w:r>
-      <w:r>
-        <w:t xml:space="preserve"> </w:t>
-      </w:r>
-      <w:r>
-        <w:t xml:space="preserve">— ratify the documented SoR (decision/doc task).</w:t>
-      </w:r>
-    </w:p>
-    <w:p>
-      <w:pPr>
-        <w:pStyle w:val="Compact"/>
-        <w:numPr>
-          <w:ilvl w:val="0"/>
-          <w:numId w:val="1042"/>
-        </w:numPr>
-      </w:pPr>
-      <w:r>
-        <w:rPr>
-          <w:b/>
-          <w:bCs/>
-        </w:rPr>
-        <w:t xml:space="preserve">Device App to GHL usage-data flow</w:t>
-      </w:r>
-      <w:r>
-        <w:t xml:space="preserve"> </w:t>
-      </w:r>
-      <w:r>
-        <w:t xml:space="preserve">— deferred</w:t>
-      </w:r>
-      <w:r>
-        <w:t xml:space="preserve"> </w:t>
-      </w:r>
-      <w:r>
-        <w:t xml:space="preserve">“Phase 2-plus”</w:t>
-      </w:r>
-      <w:r>
-        <w:t xml:space="preserve">; decide whether/how usage data flows, with privacy treatment.</w:t>
-      </w:r>
-    </w:p>
-    <w:p>
-      <w:pPr>
-        <w:pStyle w:val="Compact"/>
-        <w:numPr>
-          <w:ilvl w:val="0"/>
-          <w:numId w:val="1043"/>
-        </w:numPr>
-      </w:pPr>
-      <w:r>
-        <w:rPr>
-          <w:b/>
-          <w:bCs/>
-        </w:rPr>
-        <w:t xml:space="preserve">OEM / Lumanova data boundary</w:t>
-      </w:r>
-      <w:r>
-        <w:t xml:space="preserve"> </w:t>
-      </w:r>
-      <w:r>
-        <w:t xml:space="preserve">— formalize an auditable path as the partner program grows.</w:t>
-      </w:r>
-    </w:p>
-    <w:p>
-      <w:pPr>
-        <w:pStyle w:val="Compact"/>
-        <w:numPr>
-          <w:ilvl w:val="0"/>
-          <w:numId w:val="1044"/>
-        </w:numPr>
-      </w:pPr>
-      <w:r>
-        <w:rPr>
-          <w:b/>
-          <w:bCs/>
-        </w:rPr>
-        <w:t xml:space="preserve">Metric governance owner</w:t>
-      </w:r>
-      <w:r>
-        <w:t xml:space="preserve"> </w:t>
-      </w:r>
-      <w:r>
-        <w:t xml:space="preserve">— figures reconciled; assign a single owner.</w:t>
       </w:r>
     </w:p>
     <w:p>
@@ -2789,13 +3019,13 @@
           <w:b/>
           <w:bCs/>
         </w:rPr>
-        <w:t xml:space="preserve">Facility address exception</w:t>
-      </w:r>
-      <w:r>
-        <w:t xml:space="preserve"> </w:t>
-      </w:r>
-      <w:r>
-        <w:t xml:space="preserve">— RESOLVED (July 28). All Shopify policies (Privacy, Terms, Refund) updated to 5115 N 27th Ave, Bld 66, Phoenix, AZ 85017.</w:t>
+        <w:t xml:space="preserve">System-of-record ownership map</w:t>
+      </w:r>
+      <w:r>
+        <w:t xml:space="preserve"> </w:t>
+      </w:r>
+      <w:r>
+        <w:t xml:space="preserve">— ratify the documented SoR (decision/doc task).</w:t>
       </w:r>
     </w:p>
     <w:p>
@@ -2811,6 +3041,103 @@
           <w:b/>
           <w:bCs/>
         </w:rPr>
+        <w:t xml:space="preserve">Device App to GHL usage-data flow</w:t>
+      </w:r>
+      <w:r>
+        <w:t xml:space="preserve"> </w:t>
+      </w:r>
+      <w:r>
+        <w:t xml:space="preserve">— deferred</w:t>
+      </w:r>
+      <w:r>
+        <w:t xml:space="preserve"> </w:t>
+      </w:r>
+      <w:r>
+        <w:t xml:space="preserve">“Phase 2-plus”</w:t>
+      </w:r>
+      <w:r>
+        <w:t xml:space="preserve">; decide whether/how usage data flows, with privacy treatment.</w:t>
+      </w:r>
+    </w:p>
+    <w:p>
+      <w:pPr>
+        <w:pStyle w:val="Compact"/>
+        <w:numPr>
+          <w:ilvl w:val="0"/>
+          <w:numId w:val="1047"/>
+        </w:numPr>
+      </w:pPr>
+      <w:r>
+        <w:rPr>
+          <w:b/>
+          <w:bCs/>
+        </w:rPr>
+        <w:t xml:space="preserve">OEM / Lumanova data boundary</w:t>
+      </w:r>
+      <w:r>
+        <w:t xml:space="preserve"> </w:t>
+      </w:r>
+      <w:r>
+        <w:t xml:space="preserve">— formalize an auditable path as the partner program grows.</w:t>
+      </w:r>
+    </w:p>
+    <w:p>
+      <w:pPr>
+        <w:pStyle w:val="Compact"/>
+        <w:numPr>
+          <w:ilvl w:val="0"/>
+          <w:numId w:val="1048"/>
+        </w:numPr>
+      </w:pPr>
+      <w:r>
+        <w:rPr>
+          <w:b/>
+          <w:bCs/>
+        </w:rPr>
+        <w:t xml:space="preserve">Metric governance owner</w:t>
+      </w:r>
+      <w:r>
+        <w:t xml:space="preserve"> </w:t>
+      </w:r>
+      <w:r>
+        <w:t xml:space="preserve">— figures reconciled; assign a single owner.</w:t>
+      </w:r>
+    </w:p>
+    <w:p>
+      <w:pPr>
+        <w:pStyle w:val="Compact"/>
+        <w:numPr>
+          <w:ilvl w:val="0"/>
+          <w:numId w:val="1049"/>
+        </w:numPr>
+      </w:pPr>
+      <w:r>
+        <w:rPr>
+          <w:b/>
+          <w:bCs/>
+        </w:rPr>
+        <w:t xml:space="preserve">Facility address exception</w:t>
+      </w:r>
+      <w:r>
+        <w:t xml:space="preserve"> </w:t>
+      </w:r>
+      <w:r>
+        <w:t xml:space="preserve">— RESOLVED (July 28). All Shopify policies (Privacy, Terms, Refund) updated to 5115 N 27th Ave, Bld 66, Phoenix, AZ 85017.</w:t>
+      </w:r>
+    </w:p>
+    <w:p>
+      <w:pPr>
+        <w:pStyle w:val="Compact"/>
+        <w:numPr>
+          <w:ilvl w:val="0"/>
+          <w:numId w:val="1050"/>
+        </w:numPr>
+      </w:pPr>
+      <w:r>
+        <w:rPr>
+          <w:b/>
+          <w:bCs/>
+        </w:rPr>
         <w:t xml:space="preserve">Status-lifecycle representation</w:t>
       </w:r>
       <w:r>
@@ -2886,7 +3213,7 @@
         <w:pStyle w:val="Compact"/>
         <w:numPr>
           <w:ilvl w:val="0"/>
-          <w:numId w:val="1047"/>
+          <w:numId w:val="1051"/>
         </w:numPr>
       </w:pPr>
       <w:r>
@@ -2901,125 +3228,6 @@
       </w:r>
       <w:r>
         <w:t xml:space="preserve">— planned for the next version of Enyrgy, replacing the need for a third-party Shopify referral app. This will supply the referral link/mechanic that WF-07 and the Referral and Reviews agent are waiting on ($150 off referee / $100 store credit referrer are the intended terms).</w:t>
-      </w:r>
-    </w:p>
-    <w:p>
-      <w:pPr>
-        <w:pStyle w:val="Compact"/>
-        <w:numPr>
-          <w:ilvl w:val="0"/>
-          <w:numId w:val="1048"/>
-        </w:numPr>
-      </w:pPr>
-      <w:r>
-        <w:rPr>
-          <w:b/>
-          <w:bCs/>
-        </w:rPr>
-        <w:t xml:space="preserve">Reporting dashboards</w:t>
-      </w:r>
-      <w:r>
-        <w:t xml:space="preserve"> </w:t>
-      </w:r>
-      <w:r>
-        <w:t xml:space="preserve">(GHL KPI views) and the</w:t>
-      </w:r>
-      <w:r>
-        <w:t xml:space="preserve"> </w:t>
-      </w:r>
-      <w:r>
-        <w:rPr>
-          <w:b/>
-          <w:bCs/>
-        </w:rPr>
-        <w:t xml:space="preserve">Reporting Agent</w:t>
-      </w:r>
-      <w:r>
-        <w:t xml:space="preserve"> </w:t>
-      </w:r>
-      <w:r>
-        <w:t xml:space="preserve">(Phase-2 addition).</w:t>
-      </w:r>
-    </w:p>
-    <w:p>
-      <w:pPr>
-        <w:pStyle w:val="Compact"/>
-        <w:numPr>
-          <w:ilvl w:val="0"/>
-          <w:numId w:val="1049"/>
-        </w:numPr>
-      </w:pPr>
-      <w:r>
-        <w:rPr>
-          <w:b/>
-          <w:bCs/>
-        </w:rPr>
-        <w:t xml:space="preserve">The other five Phase-2 agents</w:t>
-      </w:r>
-      <w:r>
-        <w:t xml:space="preserve"> </w:t>
-      </w:r>
-      <w:r>
-        <w:t xml:space="preserve">— Proposal Writer, OEM Pipeline, Podcast Attribution, Clinical Concierge, Billing. Add only after the core is stable.</w:t>
-      </w:r>
-    </w:p>
-    <w:p>
-      <w:pPr>
-        <w:pStyle w:val="Compact"/>
-        <w:numPr>
-          <w:ilvl w:val="0"/>
-          <w:numId w:val="1050"/>
-        </w:numPr>
-      </w:pPr>
-      <w:r>
-        <w:rPr>
-          <w:b/>
-          <w:bCs/>
-        </w:rPr>
-        <w:t xml:space="preserve">Paid acquisition</w:t>
-      </w:r>
-      <w:r>
-        <w:t xml:space="preserve"> </w:t>
-      </w:r>
-      <w:r>
-        <w:t xml:space="preserve">(Meta/Google) — after domain warmup finishes.</w:t>
-      </w:r>
-    </w:p>
-    <w:p>
-      <w:pPr>
-        <w:pStyle w:val="Compact"/>
-        <w:numPr>
-          <w:ilvl w:val="0"/>
-          <w:numId w:val="1051"/>
-        </w:numPr>
-      </w:pPr>
-      <w:r>
-        <w:rPr>
-          <w:b/>
-          <w:bCs/>
-        </w:rPr>
-        <w:t xml:space="preserve">Domain warmup ramp</w:t>
-      </w:r>
-      <w:r>
-        <w:t xml:space="preserve"> </w:t>
-      </w:r>
-      <w:r>
-        <w:t xml:space="preserve">— mg.enyrgy.com still Stage 1; do NOT bulk-send the 600+ list. Send the first testimonial batch warmup-safe; run weekly gift-card fulfillment from the</w:t>
-      </w:r>
-      <w:r>
-        <w:t xml:space="preserve"> </w:t>
-      </w:r>
-      <w:r>
-        <w:rPr>
-          <w:rStyle w:val="VerbatimChar"/>
-        </w:rPr>
-        <w:t xml:space="preserve">gift_card_pending</w:t>
-      </w:r>
-      <w:r>
-        <w:t xml:space="preserve"> </w:t>
-      </w:r>
-      <w:r>
-        <w:t xml:space="preserve">queue.</w:t>
       </w:r>
     </w:p>
     <w:p>
@@ -3035,13 +3243,29 @@
           <w:b/>
           <w:bCs/>
         </w:rPr>
-        <w:t xml:space="preserve">Form embeds</w:t>
-      </w:r>
-      <w:r>
-        <w:t xml:space="preserve"> </w:t>
-      </w:r>
-      <w:r>
-        <w:t xml:space="preserve">— Commercial Inquiry + Partner Application forms onto go.enyrgy.com (developer).</w:t>
+        <w:t xml:space="preserve">Reporting dashboards</w:t>
+      </w:r>
+      <w:r>
+        <w:t xml:space="preserve"> </w:t>
+      </w:r>
+      <w:r>
+        <w:t xml:space="preserve">(GHL KPI views) and the</w:t>
+      </w:r>
+      <w:r>
+        <w:t xml:space="preserve"> </w:t>
+      </w:r>
+      <w:r>
+        <w:rPr>
+          <w:b/>
+          <w:bCs/>
+        </w:rPr>
+        <w:t xml:space="preserve">Reporting Agent</w:t>
+      </w:r>
+      <w:r>
+        <w:t xml:space="preserve"> </w:t>
+      </w:r>
+      <w:r>
+        <w:t xml:space="preserve">(Phase-2 addition).</w:t>
       </w:r>
     </w:p>
     <w:p>
@@ -3057,6 +3281,109 @@
           <w:b/>
           <w:bCs/>
         </w:rPr>
+        <w:t xml:space="preserve">The other five Phase-2 agents</w:t>
+      </w:r>
+      <w:r>
+        <w:t xml:space="preserve"> </w:t>
+      </w:r>
+      <w:r>
+        <w:t xml:space="preserve">— Proposal Writer, OEM Pipeline, Podcast Attribution, Clinical Concierge, Billing. Add only after the core is stable.</w:t>
+      </w:r>
+    </w:p>
+    <w:p>
+      <w:pPr>
+        <w:pStyle w:val="Compact"/>
+        <w:numPr>
+          <w:ilvl w:val="0"/>
+          <w:numId w:val="1054"/>
+        </w:numPr>
+      </w:pPr>
+      <w:r>
+        <w:rPr>
+          <w:b/>
+          <w:bCs/>
+        </w:rPr>
+        <w:t xml:space="preserve">Paid acquisition</w:t>
+      </w:r>
+      <w:r>
+        <w:t xml:space="preserve"> </w:t>
+      </w:r>
+      <w:r>
+        <w:t xml:space="preserve">(Meta/Google) — after domain warmup finishes.</w:t>
+      </w:r>
+    </w:p>
+    <w:p>
+      <w:pPr>
+        <w:pStyle w:val="Compact"/>
+        <w:numPr>
+          <w:ilvl w:val="0"/>
+          <w:numId w:val="1055"/>
+        </w:numPr>
+      </w:pPr>
+      <w:r>
+        <w:rPr>
+          <w:b/>
+          <w:bCs/>
+        </w:rPr>
+        <w:t xml:space="preserve">Domain warmup ramp</w:t>
+      </w:r>
+      <w:r>
+        <w:t xml:space="preserve"> </w:t>
+      </w:r>
+      <w:r>
+        <w:t xml:space="preserve">— mg.enyrgy.com still Stage 1; do NOT bulk-send the 600+ list. Send the first testimonial batch warmup-safe; run weekly gift-card fulfillment from the</w:t>
+      </w:r>
+      <w:r>
+        <w:t xml:space="preserve"> </w:t>
+      </w:r>
+      <w:r>
+        <w:rPr>
+          <w:rStyle w:val="VerbatimChar"/>
+        </w:rPr>
+        <w:t xml:space="preserve">gift_card_pending</w:t>
+      </w:r>
+      <w:r>
+        <w:t xml:space="preserve"> </w:t>
+      </w:r>
+      <w:r>
+        <w:t xml:space="preserve">queue.</w:t>
+      </w:r>
+    </w:p>
+    <w:p>
+      <w:pPr>
+        <w:pStyle w:val="Compact"/>
+        <w:numPr>
+          <w:ilvl w:val="0"/>
+          <w:numId w:val="1056"/>
+        </w:numPr>
+      </w:pPr>
+      <w:r>
+        <w:rPr>
+          <w:b/>
+          <w:bCs/>
+        </w:rPr>
+        <w:t xml:space="preserve">Form embeds</w:t>
+      </w:r>
+      <w:r>
+        <w:t xml:space="preserve"> </w:t>
+      </w:r>
+      <w:r>
+        <w:t xml:space="preserve">— Commercial Inquiry + Partner Application forms onto go.enyrgy.com (developer).</w:t>
+      </w:r>
+    </w:p>
+    <w:p>
+      <w:pPr>
+        <w:pStyle w:val="Compact"/>
+        <w:numPr>
+          <w:ilvl w:val="0"/>
+          <w:numId w:val="1057"/>
+        </w:numPr>
+      </w:pPr>
+      <w:r>
+        <w:rPr>
+          <w:b/>
+          <w:bCs/>
+        </w:rPr>
         <w:t xml:space="preserve">Upgrade the abandoned-checkout Railway service off trial</w:t>
       </w:r>
       <w:r>
@@ -3081,7 +3408,7 @@
         <w:pStyle w:val="Compact"/>
         <w:numPr>
           <w:ilvl w:val="0"/>
-          <w:numId w:val="1054"/>
+          <w:numId w:val="1058"/>
         </w:numPr>
       </w:pPr>
       <w:r>
@@ -3115,7 +3442,7 @@
         <w:pStyle w:val="Compact"/>
         <w:numPr>
           <w:ilvl w:val="0"/>
-          <w:numId w:val="1055"/>
+          <w:numId w:val="1059"/>
         </w:numPr>
       </w:pPr>
       <w:r>
@@ -3137,7 +3464,7 @@
         <w:pStyle w:val="Compact"/>
         <w:numPr>
           <w:ilvl w:val="0"/>
-          <w:numId w:val="1056"/>
+          <w:numId w:val="1060"/>
         </w:numPr>
       </w:pPr>
       <w:r>
@@ -3187,7 +3514,7 @@
         <w:pStyle w:val="Compact"/>
         <w:numPr>
           <w:ilvl w:val="0"/>
-          <w:numId w:val="1057"/>
+          <w:numId w:val="1061"/>
         </w:numPr>
       </w:pPr>
       <w:r>
@@ -3221,7 +3548,7 @@
         <w:pStyle w:val="Compact"/>
         <w:numPr>
           <w:ilvl w:val="0"/>
-          <w:numId w:val="1058"/>
+          <w:numId w:val="1062"/>
         </w:numPr>
       </w:pPr>
       <w:r>
@@ -3799,10 +4126,10 @@
     </w:lvlOverride>
   </w:num>
   <w:num w:numId="1027">
-    <w:abstractNumId w:val="992"/>
+    <w:abstractNumId w:val="993"/>
   </w:num>
   <w:num w:numId="1028">
-    <w:abstractNumId w:val="992"/>
+    <w:abstractNumId w:val="991"/>
   </w:num>
   <w:num w:numId="1029">
     <w:abstractNumId w:val="992"/>
@@ -3817,10 +4144,10 @@
     <w:abstractNumId w:val="992"/>
   </w:num>
   <w:num w:numId="1033">
-    <w:abstractNumId w:val="993"/>
+    <w:abstractNumId w:val="992"/>
   </w:num>
   <w:num w:numId="1034">
-    <w:abstractNumId w:val="993"/>
+    <w:abstractNumId w:val="992"/>
   </w:num>
   <w:num w:numId="1035">
     <w:abstractNumId w:val="992"/>
@@ -3841,10 +4168,10 @@
     <w:abstractNumId w:val="992"/>
   </w:num>
   <w:num w:numId="1041">
-    <w:abstractNumId w:val="992"/>
+    <w:abstractNumId w:val="993"/>
   </w:num>
   <w:num w:numId="1042">
-    <w:abstractNumId w:val="992"/>
+    <w:abstractNumId w:val="993"/>
   </w:num>
   <w:num w:numId="1043">
     <w:abstractNumId w:val="992"/>
@@ -3853,7 +4180,7 @@
     <w:abstractNumId w:val="992"/>
   </w:num>
   <w:num w:numId="1045">
-    <w:abstractNumId w:val="993"/>
+    <w:abstractNumId w:val="992"/>
   </w:num>
   <w:num w:numId="1046">
     <w:abstractNumId w:val="992"/>
@@ -3865,7 +4192,7 @@
     <w:abstractNumId w:val="992"/>
   </w:num>
   <w:num w:numId="1049">
-    <w:abstractNumId w:val="992"/>
+    <w:abstractNumId w:val="993"/>
   </w:num>
   <w:num w:numId="1050">
     <w:abstractNumId w:val="992"/>
@@ -3880,7 +4207,7 @@
     <w:abstractNumId w:val="992"/>
   </w:num>
   <w:num w:numId="1054">
-    <w:abstractNumId w:val="993"/>
+    <w:abstractNumId w:val="992"/>
   </w:num>
   <w:num w:numId="1055">
     <w:abstractNumId w:val="992"/>
@@ -3892,6 +4219,18 @@
     <w:abstractNumId w:val="992"/>
   </w:num>
   <w:num w:numId="1058">
+    <w:abstractNumId w:val="993"/>
+  </w:num>
+  <w:num w:numId="1059">
+    <w:abstractNumId w:val="992"/>
+  </w:num>
+  <w:num w:numId="1060">
+    <w:abstractNumId w:val="992"/>
+  </w:num>
+  <w:num w:numId="1061">
+    <w:abstractNumId w:val="992"/>
+  </w:num>
+  <w:num w:numId="1062">
     <w:abstractNumId w:val="992"/>
   </w:num>
 </w:numbering>

--- a/Enyrgy_Master_TODO.docx
+++ b/Enyrgy_Master_TODO.docx
@@ -2306,29 +2306,51 @@
           <w:b/>
           <w:bCs/>
         </w:rPr>
-        <w:t xml:space="preserve">Decide what to do with the 3 brand creatives on the OLD program</w:t>
-      </w:r>
-      <w:r>
-        <w:t xml:space="preserve"> </w:t>
-      </w:r>
-      <w:r>
-        <w:t xml:space="preserve">(#6671366/67/68, the UVB and red-light product copy). They are not magnet creatives, so check where their campaign points.</w:t>
-      </w:r>
-      <w:r>
-        <w:t xml:space="preserve"> </w:t>
-      </w:r>
-      <w:r>
-        <w:rPr>
-          <w:b/>
-          <w:bCs/>
-        </w:rPr>
-        <w:t xml:space="preserve">If a creative sends traffic anywhere other than one of the five magnet pages, no refid is captured and the publisher earns nothing.</w:t>
-      </w:r>
-      <w:r>
-        <w:t xml:space="preserve"> </w:t>
-      </w:r>
-      <w:r>
-        <w:t xml:space="preserve">Either repoint them at magnets, or add the capture snippet to whatever other landing pages you want affiliates using.</w:t>
+        <w:t xml:space="preserve">3 brand creatives on the OLD program handled (July 30).</w:t>
+      </w:r>
+      <w:r>
+        <w:t xml:space="preserve"> </w:t>
+      </w:r>
+      <w:r>
+        <w:t xml:space="preserve">The red-light angle (</w:t>
+      </w:r>
+      <w:r>
+        <w:t xml:space="preserve">“Already doing red light therapy?”</w:t>
+      </w:r>
+      <w:r>
+        <w:t xml:space="preserve">) was RECREATED under the new program’s</w:t>
+      </w:r>
+      <w:r>
+        <w:t xml:space="preserve"> </w:t>
+      </w:r>
+      <w:r>
+        <w:rPr>
+          <w:b/>
+          <w:bCs/>
+        </w:rPr>
+        <w:t xml:space="preserve">Synthesis Gap</w:t>
+      </w:r>
+      <w:r>
+        <w:t xml:space="preserve"> </w:t>
+      </w:r>
+      <w:r>
+        <w:t xml:space="preserve">campaign, repointed at a magnet so it now captures an email instead of dropping traffic on the website. The other two (#6671367 immunity/hormones/mood, #6671368 UVB safety) were disabled.</w:t>
+      </w:r>
+      <w:r>
+        <w:t xml:space="preserve"> </w:t>
+      </w:r>
+      <w:r>
+        <w:rPr>
+          <w:b/>
+          <w:bCs/>
+        </w:rPr>
+        <w:t xml:space="preserve">Framing correction worth keeping:</w:t>
+      </w:r>
+      <w:r>
+        <w:t xml:space="preserve"> </w:t>
+      </w:r>
+      <w:r>
+        <w:t xml:space="preserve">the old program’s 4,233 clicks / 0 sales is NOT evidence of broken tracking. It is the expected result for a $2,995 considered purchase from cold traffic. The real problem with those creatives was that they sent traffic to the website, which captures no email and allows no nurture. That is precisely why the lead-magnet program exists.</w:t>
       </w:r>
     </w:p>
     <w:p>
@@ -2344,91 +2366,108 @@
           <w:b/>
           <w:bCs/>
         </w:rPr>
+        <w:t xml:space="preserve">DECIDE: make program 250377 Public?</w:t>
+      </w:r>
+      <w:r>
+        <w:t xml:space="preserve"> </w:t>
+      </w:r>
+      <w:r>
+        <w:t xml:space="preserve">The old program (247334) is</w:t>
+      </w:r>
+      <w:r>
+        <w:t xml:space="preserve"> </w:t>
+      </w:r>
+      <w:r>
+        <w:rPr>
+          <w:b/>
+          <w:bCs/>
+        </w:rPr>
+        <w:t xml:space="preserve">Public</w:t>
+      </w:r>
+      <w:r>
+        <w:t xml:space="preserve">, which is why publishers found and joined it on their own and it has 124 of them. The new program (250377) is</w:t>
+      </w:r>
+      <w:r>
+        <w:t xml:space="preserve"> </w:t>
+      </w:r>
+      <w:r>
+        <w:rPr>
+          <w:b/>
+          <w:bCs/>
+        </w:rPr>
+        <w:t xml:space="preserve">Private</w:t>
+      </w:r>
+      <w:r>
+        <w:t xml:space="preserve">, so nobody can discover it and it will not grow organically even after Brittany adds people manually. Going Public would not cost control, because Publisher Approval is already set to</w:t>
+      </w:r>
+      <w:r>
+        <w:t xml:space="preserve"> </w:t>
+      </w:r>
+      <w:r>
+        <w:rPr>
+          <w:b/>
+          <w:bCs/>
+        </w:rPr>
+        <w:t xml:space="preserve">Manual Review</w:t>
+      </w:r>
+      <w:r>
+        <w:t xml:space="preserve"> </w:t>
+      </w:r>
+      <w:r>
+        <w:t xml:space="preserve">— publishers could find and apply, but each still needs approval. This is the more consequential open decision.</w:t>
+      </w:r>
+    </w:p>
+    <w:p>
+      <w:pPr>
+        <w:pStyle w:val="Compact"/>
+        <w:numPr>
+          <w:ilvl w:val="0"/>
+          <w:numId w:val="1032"/>
+        </w:numPr>
+      </w:pPr>
+      <w:r>
+        <w:rPr>
+          <w:strike/>
+        </w:rPr>
+        <w:t xml:space="preserve">Decide what to do with the 3 brand creatives on the OLD program</w:t>
+      </w:r>
+      <w:r>
+        <w:t xml:space="preserve"> </w:t>
+      </w:r>
+      <w:r>
+        <w:t xml:space="preserve">(#6671366/67/68, the UVB and red-light product copy). They are not magnet creatives, so check where their campaign points.</w:t>
+      </w:r>
+      <w:r>
+        <w:t xml:space="preserve"> </w:t>
+      </w:r>
+      <w:r>
+        <w:rPr>
+          <w:b/>
+          <w:bCs/>
+        </w:rPr>
+        <w:t xml:space="preserve">If a creative sends traffic anywhere other than one of the five magnet pages, no refid is captured and the publisher earns nothing.</w:t>
+      </w:r>
+      <w:r>
+        <w:t xml:space="preserve"> </w:t>
+      </w:r>
+      <w:r>
+        <w:t xml:space="preserve">Either repoint them at magnets, or add the capture snippet to whatever other landing pages you want affiliates using.</w:t>
+      </w:r>
+    </w:p>
+    <w:p>
+      <w:pPr>
+        <w:pStyle w:val="Compact"/>
+        <w:numPr>
+          <w:ilvl w:val="0"/>
+          <w:numId w:val="1033"/>
+        </w:numPr>
+      </w:pPr>
+      <w:r>
+        <w:rPr>
+          <w:b/>
+          <w:bCs/>
+        </w:rPr>
         <w:t xml:space="preserve">FlexOffers remaining (waiting on the FlexOffers rep, emailed July 29)</w:t>
-      </w:r>
-    </w:p>
-    <w:p>
-      <w:pPr>
-        <w:pStyle w:val="Compact"/>
-        <w:numPr>
-          <w:ilvl w:val="1"/>
-          <w:numId w:val="1032"/>
-        </w:numPr>
-      </w:pPr>
-      <w:r>
-        <w:t xml:space="preserve">Get a</w:t>
-      </w:r>
-      <w:r>
-        <w:t xml:space="preserve"> </w:t>
-      </w:r>
-      <w:r>
-        <w:rPr>
-          <w:b/>
-          <w:bCs/>
-        </w:rPr>
-        <w:t xml:space="preserve">test tracking link</w:t>
-      </w:r>
-      <w:r>
-        <w:t xml:space="preserve"> </w:t>
-      </w:r>
-      <w:r>
-        <w:t xml:space="preserve">for 250377, click it, confirm it lands on the quiz with</w:t>
-      </w:r>
-      <w:r>
-        <w:t xml:space="preserve"> </w:t>
-      </w:r>
-      <w:r>
-        <w:rPr>
-          <w:rStyle w:val="VerbatimChar"/>
-        </w:rPr>
-        <w:t xml:space="preserve">?refid=24.…</w:t>
-      </w:r>
-      <w:r>
-        <w:t xml:space="preserve">, complete the quiz, verify the contact’s FlexOffers Refid populates. Free verification of the click-to-capture path.</w:t>
-      </w:r>
-    </w:p>
-    <w:p>
-      <w:pPr>
-        <w:pStyle w:val="Compact"/>
-        <w:numPr>
-          <w:ilvl w:val="1"/>
-          <w:numId w:val="1033"/>
-        </w:numPr>
-      </w:pPr>
-      <w:r>
-        <w:t xml:space="preserve">Ask FlexOffers to</w:t>
-      </w:r>
-      <w:r>
-        <w:t xml:space="preserve"> </w:t>
-      </w:r>
-      <w:r>
-        <w:rPr>
-          <w:b/>
-          <w:bCs/>
-        </w:rPr>
-        <w:t xml:space="preserve">surface program 250377</w:t>
-      </w:r>
-      <w:r>
-        <w:t xml:space="preserve"> </w:t>
-      </w:r>
-      <w:r>
-        <w:t xml:space="preserve">to the network and migrate the</w:t>
-      </w:r>
-      <w:r>
-        <w:t xml:space="preserve"> </w:t>
-      </w:r>
-      <w:r>
-        <w:rPr>
-          <w:b/>
-          <w:bCs/>
-        </w:rPr>
-        <w:t xml:space="preserve">124 publishers</w:t>
-      </w:r>
-      <w:r>
-        <w:t xml:space="preserve"> </w:t>
-      </w:r>
-      <w:r>
-        <w:t xml:space="preserve">approved on the old program (#247334). Approvals are per-program, so 250377 has ZERO publishers today and nobody can promote the tracked link.</w:t>
       </w:r>
     </w:p>
     <w:p>
@@ -2440,33 +2479,35 @@
         </w:numPr>
       </w:pPr>
       <w:r>
-        <w:rPr>
-          <w:b/>
-          <w:bCs/>
-        </w:rPr>
-        <w:t xml:space="preserve">After</w:t>
-      </w:r>
-      <w:r>
-        <w:t xml:space="preserve"> </w:t>
-      </w:r>
-      <w:r>
-        <w:t xml:space="preserve">publishers migrate,</w:t>
-      </w:r>
-      <w:r>
-        <w:t xml:space="preserve"> </w:t>
-      </w:r>
-      <w:r>
-        <w:rPr>
-          <w:b/>
-          <w:bCs/>
-        </w:rPr>
-        <w:t xml:space="preserve">disable old creative #6673701</w:t>
-      </w:r>
-      <w:r>
-        <w:t xml:space="preserve"> </w:t>
-      </w:r>
-      <w:r>
-        <w:t xml:space="preserve">(Tired Test on the old program, no S2S tracking, so anyone promoting it earns nothing and sours the relationship).</w:t>
+        <w:t xml:space="preserve">Get a</w:t>
+      </w:r>
+      <w:r>
+        <w:t xml:space="preserve"> </w:t>
+      </w:r>
+      <w:r>
+        <w:rPr>
+          <w:b/>
+          <w:bCs/>
+        </w:rPr>
+        <w:t xml:space="preserve">test tracking link</w:t>
+      </w:r>
+      <w:r>
+        <w:t xml:space="preserve"> </w:t>
+      </w:r>
+      <w:r>
+        <w:t xml:space="preserve">for 250377, click it, confirm it lands on the quiz with</w:t>
+      </w:r>
+      <w:r>
+        <w:t xml:space="preserve"> </w:t>
+      </w:r>
+      <w:r>
+        <w:rPr>
+          <w:rStyle w:val="VerbatimChar"/>
+        </w:rPr>
+        <w:t xml:space="preserve">?refid=24.…</w:t>
+      </w:r>
+      <w:r>
+        <w:t xml:space="preserve">, complete the quiz, verify the contact’s FlexOffers Refid populates. Free verification of the click-to-capture path.</w:t>
       </w:r>
     </w:p>
     <w:p>
@@ -2478,6 +2519,88 @@
         </w:numPr>
       </w:pPr>
       <w:r>
+        <w:t xml:space="preserve">Ask FlexOffers to</w:t>
+      </w:r>
+      <w:r>
+        <w:t xml:space="preserve"> </w:t>
+      </w:r>
+      <w:r>
+        <w:rPr>
+          <w:b/>
+          <w:bCs/>
+        </w:rPr>
+        <w:t xml:space="preserve">surface program 250377</w:t>
+      </w:r>
+      <w:r>
+        <w:t xml:space="preserve"> </w:t>
+      </w:r>
+      <w:r>
+        <w:t xml:space="preserve">to the network and migrate the</w:t>
+      </w:r>
+      <w:r>
+        <w:t xml:space="preserve"> </w:t>
+      </w:r>
+      <w:r>
+        <w:rPr>
+          <w:b/>
+          <w:bCs/>
+        </w:rPr>
+        <w:t xml:space="preserve">124 publishers</w:t>
+      </w:r>
+      <w:r>
+        <w:t xml:space="preserve"> </w:t>
+      </w:r>
+      <w:r>
+        <w:t xml:space="preserve">approved on the old program (#247334). Approvals are per-program, so 250377 has ZERO publishers today and nobody can promote the tracked link.</w:t>
+      </w:r>
+    </w:p>
+    <w:p>
+      <w:pPr>
+        <w:pStyle w:val="Compact"/>
+        <w:numPr>
+          <w:ilvl w:val="1"/>
+          <w:numId w:val="1036"/>
+        </w:numPr>
+      </w:pPr>
+      <w:r>
+        <w:rPr>
+          <w:b/>
+          <w:bCs/>
+        </w:rPr>
+        <w:t xml:space="preserve">After</w:t>
+      </w:r>
+      <w:r>
+        <w:t xml:space="preserve"> </w:t>
+      </w:r>
+      <w:r>
+        <w:t xml:space="preserve">publishers migrate,</w:t>
+      </w:r>
+      <w:r>
+        <w:t xml:space="preserve"> </w:t>
+      </w:r>
+      <w:r>
+        <w:rPr>
+          <w:b/>
+          <w:bCs/>
+        </w:rPr>
+        <w:t xml:space="preserve">disable old creative #6673701</w:t>
+      </w:r>
+      <w:r>
+        <w:t xml:space="preserve"> </w:t>
+      </w:r>
+      <w:r>
+        <w:t xml:space="preserve">(Tired Test on the old program, no S2S tracking, so anyone promoting it earns nothing and sours the relationship).</w:t>
+      </w:r>
+    </w:p>
+    <w:p>
+      <w:pPr>
+        <w:pStyle w:val="Compact"/>
+        <w:numPr>
+          <w:ilvl w:val="1"/>
+          <w:numId w:val="1037"/>
+        </w:numPr>
+      </w:pPr>
+      <w:r>
         <w:rPr>
           <w:b/>
           <w:bCs/>
@@ -2568,7 +2691,7 @@
         <w:pStyle w:val="Compact"/>
         <w:numPr>
           <w:ilvl w:val="1"/>
-          <w:numId w:val="1036"/>
+          <w:numId w:val="1038"/>
         </w:numPr>
       </w:pPr>
       <w:r>
@@ -2708,59 +2831,6 @@
       </w:r>
       <w:r>
         <w:t xml:space="preserve">). They sit in the live pipeline and are enrolled in nurture sequences.</w:t>
-      </w:r>
-    </w:p>
-    <w:p>
-      <w:pPr>
-        <w:pStyle w:val="Compact"/>
-        <w:numPr>
-          <w:ilvl w:val="0"/>
-          <w:numId w:val="1037"/>
-        </w:numPr>
-      </w:pPr>
-      <w:r>
-        <w:rPr>
-          <w:b/>
-          <w:bCs/>
-        </w:rPr>
-        <w:t xml:space="preserve">Testimonial-form link on enyrgy.com</w:t>
-      </w:r>
-      <w:r>
-        <w:t xml:space="preserve"> </w:t>
-      </w:r>
-      <w:r>
-        <w:t xml:space="preserve">— DONE (July 28). Link added to the website.</w:t>
-      </w:r>
-    </w:p>
-    <w:p>
-      <w:pPr>
-        <w:pStyle w:val="Compact"/>
-        <w:numPr>
-          <w:ilvl w:val="0"/>
-          <w:numId w:val="1038"/>
-        </w:numPr>
-      </w:pPr>
-      <w:r>
-        <w:rPr>
-          <w:b/>
-          <w:bCs/>
-        </w:rPr>
-        <w:t xml:space="preserve">CNAM caller-ID registration</w:t>
-      </w:r>
-      <w:r>
-        <w:t xml:space="preserve"> </w:t>
-      </w:r>
-      <w:r>
-        <w:t xml:space="preserve">— DONE. Already Approved in LC Phone with Friendly Name</w:t>
-      </w:r>
-      <w:r>
-        <w:t xml:space="preserve"> </w:t>
-      </w:r>
-      <w:r>
-        <w:t xml:space="preserve">“Enyrgy Inc”</w:t>
-      </w:r>
-      <w:r>
-        <w:t xml:space="preserve">; outbound calls display the business name.</w:t>
       </w:r>
     </w:p>
     <w:p>
@@ -2776,6 +2846,59 @@
           <w:b/>
           <w:bCs/>
         </w:rPr>
+        <w:t xml:space="preserve">Testimonial-form link on enyrgy.com</w:t>
+      </w:r>
+      <w:r>
+        <w:t xml:space="preserve"> </w:t>
+      </w:r>
+      <w:r>
+        <w:t xml:space="preserve">— DONE (July 28). Link added to the website.</w:t>
+      </w:r>
+    </w:p>
+    <w:p>
+      <w:pPr>
+        <w:pStyle w:val="Compact"/>
+        <w:numPr>
+          <w:ilvl w:val="0"/>
+          <w:numId w:val="1040"/>
+        </w:numPr>
+      </w:pPr>
+      <w:r>
+        <w:rPr>
+          <w:b/>
+          <w:bCs/>
+        </w:rPr>
+        <w:t xml:space="preserve">CNAM caller-ID registration</w:t>
+      </w:r>
+      <w:r>
+        <w:t xml:space="preserve"> </w:t>
+      </w:r>
+      <w:r>
+        <w:t xml:space="preserve">— DONE. Already Approved in LC Phone with Friendly Name</w:t>
+      </w:r>
+      <w:r>
+        <w:t xml:space="preserve"> </w:t>
+      </w:r>
+      <w:r>
+        <w:t xml:space="preserve">“Enyrgy Inc”</w:t>
+      </w:r>
+      <w:r>
+        <w:t xml:space="preserve">; outbound calls display the business name.</w:t>
+      </w:r>
+    </w:p>
+    <w:p>
+      <w:pPr>
+        <w:pStyle w:val="Compact"/>
+        <w:numPr>
+          <w:ilvl w:val="0"/>
+          <w:numId w:val="1041"/>
+        </w:numPr>
+      </w:pPr>
+      <w:r>
+        <w:rPr>
+          <w:b/>
+          <w:bCs/>
+        </w:rPr>
         <w:t xml:space="preserve">GHL agency email sender name =</w:t>
       </w:r>
       <w:r>
@@ -2852,7 +2975,7 @@
         <w:pStyle w:val="Compact"/>
         <w:numPr>
           <w:ilvl w:val="0"/>
-          <w:numId w:val="1040"/>
+          <w:numId w:val="1042"/>
         </w:numPr>
       </w:pPr>
       <w:r>
@@ -2867,77 +2990,6 @@
       </w:r>
       <w:r>
         <w:t xml:space="preserve">(100+ contacts), then import.</w:t>
-      </w:r>
-    </w:p>
-    <w:p>
-      <w:pPr>
-        <w:pStyle w:val="Compact"/>
-        <w:numPr>
-          <w:ilvl w:val="0"/>
-          <w:numId w:val="1041"/>
-        </w:numPr>
-      </w:pPr>
-      <w:r>
-        <w:rPr>
-          <w:b/>
-          <w:bCs/>
-        </w:rPr>
-        <w:t xml:space="preserve">Investor Presentation calendar</w:t>
-      </w:r>
-      <w:r>
-        <w:t xml:space="preserve"> </w:t>
-      </w:r>
-      <w:r>
-        <w:t xml:space="preserve">— conflict detection verified/fixed (July 28).</w:t>
-      </w:r>
-    </w:p>
-    <w:p>
-      <w:pPr>
-        <w:pStyle w:val="Compact"/>
-        <w:numPr>
-          <w:ilvl w:val="0"/>
-          <w:numId w:val="1042"/>
-        </w:numPr>
-      </w:pPr>
-      <w:r>
-        <w:rPr>
-          <w:b/>
-          <w:bCs/>
-        </w:rPr>
-        <w:t xml:space="preserve">Content assets</w:t>
-      </w:r>
-      <w:r>
-        <w:t xml:space="preserve"> </w:t>
-      </w:r>
-      <w:r>
-        <w:t xml:space="preserve">— DONE (July 28). Commercial ROI PDF built (</w:t>
-      </w:r>
-      <w:r>
-        <w:rPr>
-          <w:rStyle w:val="VerbatimChar"/>
-        </w:rPr>
-        <w:t xml:space="preserve">Enyrgy_Commercial_ROI.pdf</w:t>
-      </w:r>
-      <w:r>
-        <w:t xml:space="preserve"> </w:t>
-      </w:r>
-      <w:r>
-        <w:t xml:space="preserve">+ editable</w:t>
-      </w:r>
-      <w:r>
-        <w:t xml:space="preserve"> </w:t>
-      </w:r>
-      <w:r>
-        <w:rPr>
-          <w:rStyle w:val="VerbatimChar"/>
-        </w:rPr>
-        <w:t xml:space="preserve">.html</w:t>
-      </w:r>
-      <w:r>
-        <w:t xml:space="preserve"> </w:t>
-      </w:r>
-      <w:r>
-        <w:t xml:space="preserve">source in repo; one placeholder = commercial booking link). Inbound 888 voicemail greeting recorded in Scott’s voice. Outbound investor-drip voicemail script drafted (record only if/when that touch is activated; optional). PPM attorney-approved.</w:t>
       </w:r>
     </w:p>
     <w:p>
@@ -2953,6 +3005,77 @@
           <w:b/>
           <w:bCs/>
         </w:rPr>
+        <w:t xml:space="preserve">Investor Presentation calendar</w:t>
+      </w:r>
+      <w:r>
+        <w:t xml:space="preserve"> </w:t>
+      </w:r>
+      <w:r>
+        <w:t xml:space="preserve">— conflict detection verified/fixed (July 28).</w:t>
+      </w:r>
+    </w:p>
+    <w:p>
+      <w:pPr>
+        <w:pStyle w:val="Compact"/>
+        <w:numPr>
+          <w:ilvl w:val="0"/>
+          <w:numId w:val="1044"/>
+        </w:numPr>
+      </w:pPr>
+      <w:r>
+        <w:rPr>
+          <w:b/>
+          <w:bCs/>
+        </w:rPr>
+        <w:t xml:space="preserve">Content assets</w:t>
+      </w:r>
+      <w:r>
+        <w:t xml:space="preserve"> </w:t>
+      </w:r>
+      <w:r>
+        <w:t xml:space="preserve">— DONE (July 28). Commercial ROI PDF built (</w:t>
+      </w:r>
+      <w:r>
+        <w:rPr>
+          <w:rStyle w:val="VerbatimChar"/>
+        </w:rPr>
+        <w:t xml:space="preserve">Enyrgy_Commercial_ROI.pdf</w:t>
+      </w:r>
+      <w:r>
+        <w:t xml:space="preserve"> </w:t>
+      </w:r>
+      <w:r>
+        <w:t xml:space="preserve">+ editable</w:t>
+      </w:r>
+      <w:r>
+        <w:t xml:space="preserve"> </w:t>
+      </w:r>
+      <w:r>
+        <w:rPr>
+          <w:rStyle w:val="VerbatimChar"/>
+        </w:rPr>
+        <w:t xml:space="preserve">.html</w:t>
+      </w:r>
+      <w:r>
+        <w:t xml:space="preserve"> </w:t>
+      </w:r>
+      <w:r>
+        <w:t xml:space="preserve">source in repo; one placeholder = commercial booking link). Inbound 888 voicemail greeting recorded in Scott’s voice. Outbound investor-drip voicemail script drafted (record only if/when that touch is activated; optional). PPM attorney-approved.</w:t>
+      </w:r>
+    </w:p>
+    <w:p>
+      <w:pPr>
+        <w:pStyle w:val="Compact"/>
+        <w:numPr>
+          <w:ilvl w:val="0"/>
+          <w:numId w:val="1045"/>
+        </w:numPr>
+      </w:pPr>
+      <w:r>
+        <w:rPr>
+          <w:b/>
+          <w:bCs/>
+        </w:rPr>
         <w:t xml:space="preserve">Q2 2026 investor update</w:t>
       </w:r>
       <w:r>
@@ -2989,7 +3112,7 @@
         <w:pStyle w:val="Compact"/>
         <w:numPr>
           <w:ilvl w:val="0"/>
-          <w:numId w:val="1044"/>
+          <w:numId w:val="1046"/>
         </w:numPr>
       </w:pPr>
       <w:r>
@@ -3004,59 +3127,6 @@
       </w:r>
       <w:r>
         <w:t xml:space="preserve">— the EA flags this as the top gap, but it predates the Session 11 native integration + WF-27/28/29, which largely built it. Reconcile the EA and ratify rather than rebuild.</w:t>
-      </w:r>
-    </w:p>
-    <w:p>
-      <w:pPr>
-        <w:pStyle w:val="Compact"/>
-        <w:numPr>
-          <w:ilvl w:val="0"/>
-          <w:numId w:val="1045"/>
-        </w:numPr>
-      </w:pPr>
-      <w:r>
-        <w:rPr>
-          <w:b/>
-          <w:bCs/>
-        </w:rPr>
-        <w:t xml:space="preserve">System-of-record ownership map</w:t>
-      </w:r>
-      <w:r>
-        <w:t xml:space="preserve"> </w:t>
-      </w:r>
-      <w:r>
-        <w:t xml:space="preserve">— ratify the documented SoR (decision/doc task).</w:t>
-      </w:r>
-    </w:p>
-    <w:p>
-      <w:pPr>
-        <w:pStyle w:val="Compact"/>
-        <w:numPr>
-          <w:ilvl w:val="0"/>
-          <w:numId w:val="1046"/>
-        </w:numPr>
-      </w:pPr>
-      <w:r>
-        <w:rPr>
-          <w:b/>
-          <w:bCs/>
-        </w:rPr>
-        <w:t xml:space="preserve">Device App to GHL usage-data flow</w:t>
-      </w:r>
-      <w:r>
-        <w:t xml:space="preserve"> </w:t>
-      </w:r>
-      <w:r>
-        <w:t xml:space="preserve">— deferred</w:t>
-      </w:r>
-      <w:r>
-        <w:t xml:space="preserve"> </w:t>
-      </w:r>
-      <w:r>
-        <w:t xml:space="preserve">“Phase 2-plus”</w:t>
-      </w:r>
-      <w:r>
-        <w:t xml:space="preserve">; decide whether/how usage data flows, with privacy treatment.</w:t>
       </w:r>
     </w:p>
     <w:p>
@@ -3072,13 +3142,13 @@
           <w:b/>
           <w:bCs/>
         </w:rPr>
-        <w:t xml:space="preserve">OEM / Lumanova data boundary</w:t>
-      </w:r>
-      <w:r>
-        <w:t xml:space="preserve"> </w:t>
-      </w:r>
-      <w:r>
-        <w:t xml:space="preserve">— formalize an auditable path as the partner program grows.</w:t>
+        <w:t xml:space="preserve">System-of-record ownership map</w:t>
+      </w:r>
+      <w:r>
+        <w:t xml:space="preserve"> </w:t>
+      </w:r>
+      <w:r>
+        <w:t xml:space="preserve">— ratify the documented SoR (decision/doc task).</w:t>
       </w:r>
     </w:p>
     <w:p>
@@ -3094,13 +3164,22 @@
           <w:b/>
           <w:bCs/>
         </w:rPr>
-        <w:t xml:space="preserve">Metric governance owner</w:t>
-      </w:r>
-      <w:r>
-        <w:t xml:space="preserve"> </w:t>
-      </w:r>
-      <w:r>
-        <w:t xml:space="preserve">— figures reconciled; assign a single owner.</w:t>
+        <w:t xml:space="preserve">Device App to GHL usage-data flow</w:t>
+      </w:r>
+      <w:r>
+        <w:t xml:space="preserve"> </w:t>
+      </w:r>
+      <w:r>
+        <w:t xml:space="preserve">— deferred</w:t>
+      </w:r>
+      <w:r>
+        <w:t xml:space="preserve"> </w:t>
+      </w:r>
+      <w:r>
+        <w:t xml:space="preserve">“Phase 2-plus”</w:t>
+      </w:r>
+      <w:r>
+        <w:t xml:space="preserve">; decide whether/how usage data flows, with privacy treatment.</w:t>
       </w:r>
     </w:p>
     <w:p>
@@ -3116,13 +3195,13 @@
           <w:b/>
           <w:bCs/>
         </w:rPr>
-        <w:t xml:space="preserve">Facility address exception</w:t>
-      </w:r>
-      <w:r>
-        <w:t xml:space="preserve"> </w:t>
-      </w:r>
-      <w:r>
-        <w:t xml:space="preserve">— RESOLVED (July 28). All Shopify policies (Privacy, Terms, Refund) updated to 5115 N 27th Ave, Bld 66, Phoenix, AZ 85017.</w:t>
+        <w:t xml:space="preserve">OEM / Lumanova data boundary</w:t>
+      </w:r>
+      <w:r>
+        <w:t xml:space="preserve"> </w:t>
+      </w:r>
+      <w:r>
+        <w:t xml:space="preserve">— formalize an auditable path as the partner program grows.</w:t>
       </w:r>
     </w:p>
     <w:p>
@@ -3138,6 +3217,50 @@
           <w:b/>
           <w:bCs/>
         </w:rPr>
+        <w:t xml:space="preserve">Metric governance owner</w:t>
+      </w:r>
+      <w:r>
+        <w:t xml:space="preserve"> </w:t>
+      </w:r>
+      <w:r>
+        <w:t xml:space="preserve">— figures reconciled; assign a single owner.</w:t>
+      </w:r>
+    </w:p>
+    <w:p>
+      <w:pPr>
+        <w:pStyle w:val="Compact"/>
+        <w:numPr>
+          <w:ilvl w:val="0"/>
+          <w:numId w:val="1051"/>
+        </w:numPr>
+      </w:pPr>
+      <w:r>
+        <w:rPr>
+          <w:b/>
+          <w:bCs/>
+        </w:rPr>
+        <w:t xml:space="preserve">Facility address exception</w:t>
+      </w:r>
+      <w:r>
+        <w:t xml:space="preserve"> </w:t>
+      </w:r>
+      <w:r>
+        <w:t xml:space="preserve">— RESOLVED (July 28). All Shopify policies (Privacy, Terms, Refund) updated to 5115 N 27th Ave, Bld 66, Phoenix, AZ 85017.</w:t>
+      </w:r>
+    </w:p>
+    <w:p>
+      <w:pPr>
+        <w:pStyle w:val="Compact"/>
+        <w:numPr>
+          <w:ilvl w:val="0"/>
+          <w:numId w:val="1052"/>
+        </w:numPr>
+      </w:pPr>
+      <w:r>
+        <w:rPr>
+          <w:b/>
+          <w:bCs/>
+        </w:rPr>
         <w:t xml:space="preserve">Status-lifecycle representation</w:t>
       </w:r>
       <w:r>
@@ -3213,7 +3336,7 @@
         <w:pStyle w:val="Compact"/>
         <w:numPr>
           <w:ilvl w:val="0"/>
-          <w:numId w:val="1051"/>
+          <w:numId w:val="1053"/>
         </w:numPr>
       </w:pPr>
       <w:r>
@@ -3228,66 +3351,6 @@
       </w:r>
       <w:r>
         <w:t xml:space="preserve">— planned for the next version of Enyrgy, replacing the need for a third-party Shopify referral app. This will supply the referral link/mechanic that WF-07 and the Referral and Reviews agent are waiting on ($150 off referee / $100 store credit referrer are the intended terms).</w:t>
-      </w:r>
-    </w:p>
-    <w:p>
-      <w:pPr>
-        <w:pStyle w:val="Compact"/>
-        <w:numPr>
-          <w:ilvl w:val="0"/>
-          <w:numId w:val="1052"/>
-        </w:numPr>
-      </w:pPr>
-      <w:r>
-        <w:rPr>
-          <w:b/>
-          <w:bCs/>
-        </w:rPr>
-        <w:t xml:space="preserve">Reporting dashboards</w:t>
-      </w:r>
-      <w:r>
-        <w:t xml:space="preserve"> </w:t>
-      </w:r>
-      <w:r>
-        <w:t xml:space="preserve">(GHL KPI views) and the</w:t>
-      </w:r>
-      <w:r>
-        <w:t xml:space="preserve"> </w:t>
-      </w:r>
-      <w:r>
-        <w:rPr>
-          <w:b/>
-          <w:bCs/>
-        </w:rPr>
-        <w:t xml:space="preserve">Reporting Agent</w:t>
-      </w:r>
-      <w:r>
-        <w:t xml:space="preserve"> </w:t>
-      </w:r>
-      <w:r>
-        <w:t xml:space="preserve">(Phase-2 addition).</w:t>
-      </w:r>
-    </w:p>
-    <w:p>
-      <w:pPr>
-        <w:pStyle w:val="Compact"/>
-        <w:numPr>
-          <w:ilvl w:val="0"/>
-          <w:numId w:val="1053"/>
-        </w:numPr>
-      </w:pPr>
-      <w:r>
-        <w:rPr>
-          <w:b/>
-          <w:bCs/>
-        </w:rPr>
-        <w:t xml:space="preserve">The other five Phase-2 agents</w:t>
-      </w:r>
-      <w:r>
-        <w:t xml:space="preserve"> </w:t>
-      </w:r>
-      <w:r>
-        <w:t xml:space="preserve">— Proposal Writer, OEM Pipeline, Podcast Attribution, Clinical Concierge, Billing. Add only after the core is stable.</w:t>
       </w:r>
     </w:p>
     <w:p>
@@ -3303,13 +3366,29 @@
           <w:b/>
           <w:bCs/>
         </w:rPr>
-        <w:t xml:space="preserve">Paid acquisition</w:t>
-      </w:r>
-      <w:r>
-        <w:t xml:space="preserve"> </w:t>
-      </w:r>
-      <w:r>
-        <w:t xml:space="preserve">(Meta/Google) — after domain warmup finishes.</w:t>
+        <w:t xml:space="preserve">Reporting dashboards</w:t>
+      </w:r>
+      <w:r>
+        <w:t xml:space="preserve"> </w:t>
+      </w:r>
+      <w:r>
+        <w:t xml:space="preserve">(GHL KPI views) and the</w:t>
+      </w:r>
+      <w:r>
+        <w:t xml:space="preserve"> </w:t>
+      </w:r>
+      <w:r>
+        <w:rPr>
+          <w:b/>
+          <w:bCs/>
+        </w:rPr>
+        <w:t xml:space="preserve">Reporting Agent</w:t>
+      </w:r>
+      <w:r>
+        <w:t xml:space="preserve"> </w:t>
+      </w:r>
+      <w:r>
+        <w:t xml:space="preserve">(Phase-2 addition).</w:t>
       </w:r>
     </w:p>
     <w:p>
@@ -3325,28 +3404,13 @@
           <w:b/>
           <w:bCs/>
         </w:rPr>
-        <w:t xml:space="preserve">Domain warmup ramp</w:t>
-      </w:r>
-      <w:r>
-        <w:t xml:space="preserve"> </w:t>
-      </w:r>
-      <w:r>
-        <w:t xml:space="preserve">— mg.enyrgy.com still Stage 1; do NOT bulk-send the 600+ list. Send the first testimonial batch warmup-safe; run weekly gift-card fulfillment from the</w:t>
-      </w:r>
-      <w:r>
-        <w:t xml:space="preserve"> </w:t>
-      </w:r>
-      <w:r>
-        <w:rPr>
-          <w:rStyle w:val="VerbatimChar"/>
-        </w:rPr>
-        <w:t xml:space="preserve">gift_card_pending</w:t>
-      </w:r>
-      <w:r>
-        <w:t xml:space="preserve"> </w:t>
-      </w:r>
-      <w:r>
-        <w:t xml:space="preserve">queue.</w:t>
+        <w:t xml:space="preserve">The other five Phase-2 agents</w:t>
+      </w:r>
+      <w:r>
+        <w:t xml:space="preserve"> </w:t>
+      </w:r>
+      <w:r>
+        <w:t xml:space="preserve">— Proposal Writer, OEM Pipeline, Podcast Attribution, Clinical Concierge, Billing. Add only after the core is stable.</w:t>
       </w:r>
     </w:p>
     <w:p>
@@ -3362,13 +3426,13 @@
           <w:b/>
           <w:bCs/>
         </w:rPr>
-        <w:t xml:space="preserve">Form embeds</w:t>
-      </w:r>
-      <w:r>
-        <w:t xml:space="preserve"> </w:t>
-      </w:r>
-      <w:r>
-        <w:t xml:space="preserve">— Commercial Inquiry + Partner Application forms onto go.enyrgy.com (developer).</w:t>
+        <w:t xml:space="preserve">Paid acquisition</w:t>
+      </w:r>
+      <w:r>
+        <w:t xml:space="preserve"> </w:t>
+      </w:r>
+      <w:r>
+        <w:t xml:space="preserve">(Meta/Google) — after domain warmup finishes.</w:t>
       </w:r>
     </w:p>
     <w:p>
@@ -3384,6 +3448,65 @@
           <w:b/>
           <w:bCs/>
         </w:rPr>
+        <w:t xml:space="preserve">Domain warmup ramp</w:t>
+      </w:r>
+      <w:r>
+        <w:t xml:space="preserve"> </w:t>
+      </w:r>
+      <w:r>
+        <w:t xml:space="preserve">— mg.enyrgy.com still Stage 1; do NOT bulk-send the 600+ list. Send the first testimonial batch warmup-safe; run weekly gift-card fulfillment from the</w:t>
+      </w:r>
+      <w:r>
+        <w:t xml:space="preserve"> </w:t>
+      </w:r>
+      <w:r>
+        <w:rPr>
+          <w:rStyle w:val="VerbatimChar"/>
+        </w:rPr>
+        <w:t xml:space="preserve">gift_card_pending</w:t>
+      </w:r>
+      <w:r>
+        <w:t xml:space="preserve"> </w:t>
+      </w:r>
+      <w:r>
+        <w:t xml:space="preserve">queue.</w:t>
+      </w:r>
+    </w:p>
+    <w:p>
+      <w:pPr>
+        <w:pStyle w:val="Compact"/>
+        <w:numPr>
+          <w:ilvl w:val="0"/>
+          <w:numId w:val="1058"/>
+        </w:numPr>
+      </w:pPr>
+      <w:r>
+        <w:rPr>
+          <w:b/>
+          <w:bCs/>
+        </w:rPr>
+        <w:t xml:space="preserve">Form embeds</w:t>
+      </w:r>
+      <w:r>
+        <w:t xml:space="preserve"> </w:t>
+      </w:r>
+      <w:r>
+        <w:t xml:space="preserve">— Commercial Inquiry + Partner Application forms onto go.enyrgy.com (developer).</w:t>
+      </w:r>
+    </w:p>
+    <w:p>
+      <w:pPr>
+        <w:pStyle w:val="Compact"/>
+        <w:numPr>
+          <w:ilvl w:val="0"/>
+          <w:numId w:val="1059"/>
+        </w:numPr>
+      </w:pPr>
+      <w:r>
+        <w:rPr>
+          <w:b/>
+          <w:bCs/>
+        </w:rPr>
         <w:t xml:space="preserve">Upgrade the abandoned-checkout Railway service off trial</w:t>
       </w:r>
       <w:r>
@@ -3408,7 +3531,7 @@
         <w:pStyle w:val="Compact"/>
         <w:numPr>
           <w:ilvl w:val="0"/>
-          <w:numId w:val="1058"/>
+          <w:numId w:val="1060"/>
         </w:numPr>
       </w:pPr>
       <w:r>
@@ -3442,7 +3565,7 @@
         <w:pStyle w:val="Compact"/>
         <w:numPr>
           <w:ilvl w:val="0"/>
-          <w:numId w:val="1059"/>
+          <w:numId w:val="1061"/>
         </w:numPr>
       </w:pPr>
       <w:r>
@@ -3464,7 +3587,7 @@
         <w:pStyle w:val="Compact"/>
         <w:numPr>
           <w:ilvl w:val="0"/>
-          <w:numId w:val="1060"/>
+          <w:numId w:val="1062"/>
         </w:numPr>
       </w:pPr>
       <w:r>
@@ -3514,7 +3637,7 @@
         <w:pStyle w:val="Compact"/>
         <w:numPr>
           <w:ilvl w:val="0"/>
-          <w:numId w:val="1061"/>
+          <w:numId w:val="1063"/>
         </w:numPr>
       </w:pPr>
       <w:r>
@@ -3548,7 +3671,7 @@
         <w:pStyle w:val="Compact"/>
         <w:numPr>
           <w:ilvl w:val="0"/>
-          <w:numId w:val="1062"/>
+          <w:numId w:val="1064"/>
         </w:numPr>
       </w:pPr>
       <w:r>
@@ -4135,7 +4258,7 @@
     <w:abstractNumId w:val="992"/>
   </w:num>
   <w:num w:numId="1030">
-    <w:abstractNumId w:val="992"/>
+    <w:abstractNumId w:val="993"/>
   </w:num>
   <w:num w:numId="1031">
     <w:abstractNumId w:val="992"/>
@@ -4156,28 +4279,28 @@
     <w:abstractNumId w:val="992"/>
   </w:num>
   <w:num w:numId="1037">
+    <w:abstractNumId w:val="992"/>
+  </w:num>
+  <w:num w:numId="1038">
+    <w:abstractNumId w:val="992"/>
+  </w:num>
+  <w:num w:numId="1039">
     <w:abstractNumId w:val="993"/>
   </w:num>
-  <w:num w:numId="1038">
+  <w:num w:numId="1040">
     <w:abstractNumId w:val="993"/>
   </w:num>
-  <w:num w:numId="1039">
+  <w:num w:numId="1041">
     <w:abstractNumId w:val="992"/>
   </w:num>
-  <w:num w:numId="1040">
+  <w:num w:numId="1042">
     <w:abstractNumId w:val="992"/>
   </w:num>
-  <w:num w:numId="1041">
+  <w:num w:numId="1043">
     <w:abstractNumId w:val="993"/>
   </w:num>
-  <w:num w:numId="1042">
+  <w:num w:numId="1044">
     <w:abstractNumId w:val="993"/>
-  </w:num>
-  <w:num w:numId="1043">
-    <w:abstractNumId w:val="992"/>
-  </w:num>
-  <w:num w:numId="1044">
-    <w:abstractNumId w:val="992"/>
   </w:num>
   <w:num w:numId="1045">
     <w:abstractNumId w:val="992"/>
@@ -4192,13 +4315,13 @@
     <w:abstractNumId w:val="992"/>
   </w:num>
   <w:num w:numId="1049">
-    <w:abstractNumId w:val="993"/>
+    <w:abstractNumId w:val="992"/>
   </w:num>
   <w:num w:numId="1050">
     <w:abstractNumId w:val="992"/>
   </w:num>
   <w:num w:numId="1051">
-    <w:abstractNumId w:val="992"/>
+    <w:abstractNumId w:val="993"/>
   </w:num>
   <w:num w:numId="1052">
     <w:abstractNumId w:val="992"/>
@@ -4219,18 +4342,24 @@
     <w:abstractNumId w:val="992"/>
   </w:num>
   <w:num w:numId="1058">
-    <w:abstractNumId w:val="993"/>
+    <w:abstractNumId w:val="992"/>
   </w:num>
   <w:num w:numId="1059">
     <w:abstractNumId w:val="992"/>
   </w:num>
   <w:num w:numId="1060">
-    <w:abstractNumId w:val="992"/>
+    <w:abstractNumId w:val="993"/>
   </w:num>
   <w:num w:numId="1061">
     <w:abstractNumId w:val="992"/>
   </w:num>
   <w:num w:numId="1062">
+    <w:abstractNumId w:val="992"/>
+  </w:num>
+  <w:num w:numId="1063">
+    <w:abstractNumId w:val="992"/>
+  </w:num>
+  <w:num w:numId="1064">
     <w:abstractNumId w:val="992"/>
   </w:num>
 </w:numbering>

--- a/Enyrgy_Master_TODO.docx
+++ b/Enyrgy_Master_TODO.docx
@@ -2366,92 +2366,190 @@
           <w:b/>
           <w:bCs/>
         </w:rPr>
-        <w:t xml:space="preserve">DECIDE: make program 250377 Public?</w:t>
-      </w:r>
-      <w:r>
-        <w:t xml:space="preserve"> </w:t>
-      </w:r>
-      <w:r>
-        <w:t xml:space="preserve">The old program (247334) is</w:t>
-      </w:r>
-      <w:r>
-        <w:t xml:space="preserve"> </w:t>
-      </w:r>
-      <w:r>
-        <w:rPr>
-          <w:b/>
-          <w:bCs/>
-        </w:rPr>
-        <w:t xml:space="preserve">Public</w:t>
-      </w:r>
-      <w:r>
-        <w:t xml:space="preserve">, which is why publishers found and joined it on their own and it has 124 of them. The new program (250377) is</w:t>
-      </w:r>
-      <w:r>
-        <w:t xml:space="preserve"> </w:t>
-      </w:r>
-      <w:r>
-        <w:rPr>
-          <w:b/>
-          <w:bCs/>
-        </w:rPr>
-        <w:t xml:space="preserve">Private</w:t>
-      </w:r>
-      <w:r>
-        <w:t xml:space="preserve">, so nobody can discover it and it will not grow organically even after Brittany adds people manually. Going Public would not cost control, because Publisher Approval is already set to</w:t>
-      </w:r>
-      <w:r>
-        <w:t xml:space="preserve"> </w:t>
-      </w:r>
-      <w:r>
-        <w:rPr>
-          <w:b/>
-          <w:bCs/>
-        </w:rPr>
-        <w:t xml:space="preserve">Manual Review</w:t>
-      </w:r>
-      <w:r>
-        <w:t xml:space="preserve"> </w:t>
-      </w:r>
-      <w:r>
-        <w:t xml:space="preserve">— publishers could find and apply, but each still needs approval. This is the more consequential open decision.</w:t>
-      </w:r>
-    </w:p>
-    <w:p>
-      <w:pPr>
-        <w:pStyle w:val="Compact"/>
-        <w:numPr>
-          <w:ilvl w:val="0"/>
+        <w:t xml:space="preserve">AWAITING FlexOffers (emailed John + Brittany July 30, end of session).</w:t>
+      </w:r>
+      <w:r>
+        <w:t xml:space="preserve"> </w:t>
+      </w:r>
+      <w:r>
+        <w:t xml:space="preserve">Everything on Enyrgy’s side is built; these six are with the network:</w:t>
+      </w:r>
+    </w:p>
+    <w:p>
+      <w:pPr>
+        <w:pStyle w:val="Compact"/>
+        <w:numPr>
+          <w:ilvl w:val="1"/>
           <w:numId w:val="1032"/>
         </w:numPr>
       </w:pPr>
       <w:r>
         <w:rPr>
-          <w:strike/>
-        </w:rPr>
-        <w:t xml:space="preserve">Decide what to do with the 3 brand creatives on the OLD program</w:t>
-      </w:r>
-      <w:r>
-        <w:t xml:space="preserve"> </w:t>
-      </w:r>
-      <w:r>
-        <w:t xml:space="preserve">(#6671366/67/68, the UVB and red-light product copy). They are not magnet creatives, so check where their campaign points.</w:t>
-      </w:r>
-      <w:r>
-        <w:t xml:space="preserve"> </w:t>
-      </w:r>
-      <w:r>
-        <w:rPr>
-          <w:b/>
-          <w:bCs/>
-        </w:rPr>
-        <w:t xml:space="preserve">If a creative sends traffic anywhere other than one of the five magnet pages, no refid is captured and the publisher earns nothing.</w:t>
-      </w:r>
-      <w:r>
-        <w:t xml:space="preserve"> </w:t>
-      </w:r>
-      <w:r>
-        <w:t xml:space="preserve">Either repoint them at magnets, or add the capture snippet to whatever other landing pages you want affiliates using.</w:t>
+          <w:b/>
+          <w:bCs/>
+        </w:rPr>
+        <w:t xml:space="preserve">Make 250377 Public.</w:t>
+      </w:r>
+      <w:r>
+        <w:t xml:space="preserve"> </w:t>
+      </w:r>
+      <w:r>
+        <w:t xml:space="preserve">No Private/Public control exists on the advertiser side, so it appears to be a network-side setting. Likely the same action as</w:t>
+      </w:r>
+      <w:r>
+        <w:t xml:space="preserve"> </w:t>
+      </w:r>
+      <w:r>
+        <w:t xml:space="preserve">“surface the program to the network.”</w:t>
+      </w:r>
+      <w:r>
+        <w:t xml:space="preserve"> </w:t>
+      </w:r>
+      <w:r>
+        <w:t xml:space="preserve">Manual Review stays on, so Public does not cost control.</w:t>
+      </w:r>
+    </w:p>
+    <w:p>
+      <w:pPr>
+        <w:pStyle w:val="Compact"/>
+        <w:numPr>
+          <w:ilvl w:val="1"/>
+          <w:numId w:val="1032"/>
+        </w:numPr>
+      </w:pPr>
+      <w:r>
+        <w:rPr>
+          <w:b/>
+          <w:bCs/>
+        </w:rPr>
+        <w:t xml:space="preserve">Publisher account for Scott</w:t>
+      </w:r>
+      <w:r>
+        <w:t xml:space="preserve">, so he can see exactly what publishers see (John’s own suggestion). John and Brittany to approve it.</w:t>
+      </w:r>
+    </w:p>
+    <w:p>
+      <w:pPr>
+        <w:pStyle w:val="Compact"/>
+        <w:numPr>
+          <w:ilvl w:val="1"/>
+          <w:numId w:val="1032"/>
+        </w:numPr>
+      </w:pPr>
+      <w:r>
+        <w:rPr>
+          <w:b/>
+          <w:bCs/>
+        </w:rPr>
+        <w:t xml:space="preserve">Prioritize YourTango approval on 250377</w:t>
+      </w:r>
+      <w:r>
+        <w:t xml:space="preserve"> </w:t>
+      </w:r>
+      <w:r>
+        <w:t xml:space="preserve">— executed MSA and the joint press release already went out two weeks ago, so they are the first partner who needs a live link.</w:t>
+      </w:r>
+    </w:p>
+    <w:p>
+      <w:pPr>
+        <w:pStyle w:val="Compact"/>
+        <w:numPr>
+          <w:ilvl w:val="1"/>
+          <w:numId w:val="1032"/>
+        </w:numPr>
+      </w:pPr>
+      <w:r>
+        <w:rPr>
+          <w:b/>
+          <w:bCs/>
+        </w:rPr>
+        <w:t xml:space="preserve">Reporting question:</w:t>
+      </w:r>
+      <w:r>
+        <w:t xml:space="preserve"> </w:t>
+      </w:r>
+      <w:r>
+        <w:t xml:space="preserve">does it break out by campaign and creative, so Enyrgy can see which magnet converts affiliate traffic?</w:t>
+      </w:r>
+    </w:p>
+    <w:p>
+      <w:pPr>
+        <w:pStyle w:val="Compact"/>
+        <w:numPr>
+          <w:ilvl w:val="1"/>
+          <w:numId w:val="1032"/>
+        </w:numPr>
+      </w:pPr>
+      <w:r>
+        <w:rPr>
+          <w:b/>
+          <w:bCs/>
+        </w:rPr>
+        <w:t xml:space="preserve">Old program 247334:</w:t>
+      </w:r>
+      <w:r>
+        <w:t xml:space="preserve"> </w:t>
+      </w:r>
+      <w:r>
+        <w:t xml:space="preserve">deactivate or leave running once publishers migrate?</w:t>
+      </w:r>
+    </w:p>
+    <w:p>
+      <w:pPr>
+        <w:pStyle w:val="Compact"/>
+        <w:numPr>
+          <w:ilvl w:val="1"/>
+          <w:numId w:val="1032"/>
+        </w:numPr>
+      </w:pPr>
+      <w:r>
+        <w:rPr>
+          <w:b/>
+          <w:bCs/>
+        </w:rPr>
+        <w:t xml:space="preserve">Postback validation:</w:t>
+      </w:r>
+      <w:r>
+        <w:t xml:space="preserve"> </w:t>
+      </w:r>
+      <w:r>
+        <w:t xml:space="preserve">ask FlexOffers to help watch the FIRST real affiliate sale, since</w:t>
+      </w:r>
+      <w:r>
+        <w:t xml:space="preserve"> </w:t>
+      </w:r>
+      <w:r>
+        <w:rPr>
+          <w:rStyle w:val="VerbatimChar"/>
+        </w:rPr>
+        <w:t xml:space="preserve">{{order.number}}</w:t>
+      </w:r>
+      <w:r>
+        <w:t xml:space="preserve"> </w:t>
+      </w:r>
+      <w:r>
+        <w:t xml:space="preserve">and</w:t>
+      </w:r>
+      <w:r>
+        <w:t xml:space="preserve"> </w:t>
+      </w:r>
+      <w:r>
+        <w:rPr>
+          <w:rStyle w:val="VerbatimChar"/>
+        </w:rPr>
+        <w:t xml:space="preserve">{{order.subtotal_price}}</w:t>
+      </w:r>
+      <w:r>
+        <w:t xml:space="preserve"> </w:t>
+      </w:r>
+      <w:r>
+        <w:t xml:space="preserve">remain untested.</w:t>
+      </w:r>
+      <w:r>
+        <w:t xml:space="preserve"> </w:t>
+      </w:r>
+      <w:r>
+        <w:t xml:space="preserve">Brittany was also given the program benefits to lead with, plus both attribution rules to set publisher expectations up front.</w:t>
       </w:r>
     </w:p>
     <w:p>
@@ -2464,94 +2562,110 @@
       </w:pPr>
       <w:r>
         <w:rPr>
+          <w:strike/>
+        </w:rPr>
+        <w:t xml:space="preserve">DECIDE: make program 250377 Public?</w:t>
+      </w:r>
+      <w:r>
+        <w:t xml:space="preserve"> </w:t>
+      </w:r>
+      <w:r>
+        <w:t xml:space="preserve">DECIDED YES (July 30); requested from the network since it is not advertiser-editable. The old program (247334) is</w:t>
+      </w:r>
+      <w:r>
+        <w:t xml:space="preserve"> </w:t>
+      </w:r>
+      <w:r>
+        <w:rPr>
+          <w:b/>
+          <w:bCs/>
+        </w:rPr>
+        <w:t xml:space="preserve">Public</w:t>
+      </w:r>
+      <w:r>
+        <w:t xml:space="preserve">, which is why publishers found and joined it on their own and it has 124 of them. The new program (250377) is</w:t>
+      </w:r>
+      <w:r>
+        <w:t xml:space="preserve"> </w:t>
+      </w:r>
+      <w:r>
+        <w:rPr>
+          <w:b/>
+          <w:bCs/>
+        </w:rPr>
+        <w:t xml:space="preserve">Private</w:t>
+      </w:r>
+      <w:r>
+        <w:t xml:space="preserve">, so nobody can discover it and it will not grow organically even after Brittany adds people manually. Going Public would not cost control, because Publisher Approval is already set to</w:t>
+      </w:r>
+      <w:r>
+        <w:t xml:space="preserve"> </w:t>
+      </w:r>
+      <w:r>
+        <w:rPr>
+          <w:b/>
+          <w:bCs/>
+        </w:rPr>
+        <w:t xml:space="preserve">Manual Review</w:t>
+      </w:r>
+      <w:r>
+        <w:t xml:space="preserve"> </w:t>
+      </w:r>
+      <w:r>
+        <w:t xml:space="preserve">— publishers could find and apply, but each still needs approval. This is the more consequential open decision.</w:t>
+      </w:r>
+    </w:p>
+    <w:p>
+      <w:pPr>
+        <w:pStyle w:val="Compact"/>
+        <w:numPr>
+          <w:ilvl w:val="0"/>
+          <w:numId w:val="1034"/>
+        </w:numPr>
+      </w:pPr>
+      <w:r>
+        <w:rPr>
+          <w:strike/>
+        </w:rPr>
+        <w:t xml:space="preserve">Decide what to do with the 3 brand creatives on the OLD program</w:t>
+      </w:r>
+      <w:r>
+        <w:t xml:space="preserve"> </w:t>
+      </w:r>
+      <w:r>
+        <w:t xml:space="preserve">(#6671366/67/68, the UVB and red-light product copy). They are not magnet creatives, so check where their campaign points.</w:t>
+      </w:r>
+      <w:r>
+        <w:t xml:space="preserve"> </w:t>
+      </w:r>
+      <w:r>
+        <w:rPr>
+          <w:b/>
+          <w:bCs/>
+        </w:rPr>
+        <w:t xml:space="preserve">If a creative sends traffic anywhere other than one of the five magnet pages, no refid is captured and the publisher earns nothing.</w:t>
+      </w:r>
+      <w:r>
+        <w:t xml:space="preserve"> </w:t>
+      </w:r>
+      <w:r>
+        <w:t xml:space="preserve">Either repoint them at magnets, or add the capture snippet to whatever other landing pages you want affiliates using.</w:t>
+      </w:r>
+    </w:p>
+    <w:p>
+      <w:pPr>
+        <w:pStyle w:val="Compact"/>
+        <w:numPr>
+          <w:ilvl w:val="0"/>
+          <w:numId w:val="1035"/>
+        </w:numPr>
+      </w:pPr>
+      <w:r>
+        <w:rPr>
           <w:b/>
           <w:bCs/>
         </w:rPr>
         <w:t xml:space="preserve">FlexOffers remaining (waiting on the FlexOffers rep, emailed July 29)</w:t>
-      </w:r>
-    </w:p>
-    <w:p>
-      <w:pPr>
-        <w:pStyle w:val="Compact"/>
-        <w:numPr>
-          <w:ilvl w:val="1"/>
-          <w:numId w:val="1034"/>
-        </w:numPr>
-      </w:pPr>
-      <w:r>
-        <w:t xml:space="preserve">Get a</w:t>
-      </w:r>
-      <w:r>
-        <w:t xml:space="preserve"> </w:t>
-      </w:r>
-      <w:r>
-        <w:rPr>
-          <w:b/>
-          <w:bCs/>
-        </w:rPr>
-        <w:t xml:space="preserve">test tracking link</w:t>
-      </w:r>
-      <w:r>
-        <w:t xml:space="preserve"> </w:t>
-      </w:r>
-      <w:r>
-        <w:t xml:space="preserve">for 250377, click it, confirm it lands on the quiz with</w:t>
-      </w:r>
-      <w:r>
-        <w:t xml:space="preserve"> </w:t>
-      </w:r>
-      <w:r>
-        <w:rPr>
-          <w:rStyle w:val="VerbatimChar"/>
-        </w:rPr>
-        <w:t xml:space="preserve">?refid=24.…</w:t>
-      </w:r>
-      <w:r>
-        <w:t xml:space="preserve">, complete the quiz, verify the contact’s FlexOffers Refid populates. Free verification of the click-to-capture path.</w:t>
-      </w:r>
-    </w:p>
-    <w:p>
-      <w:pPr>
-        <w:pStyle w:val="Compact"/>
-        <w:numPr>
-          <w:ilvl w:val="1"/>
-          <w:numId w:val="1035"/>
-        </w:numPr>
-      </w:pPr>
-      <w:r>
-        <w:t xml:space="preserve">Ask FlexOffers to</w:t>
-      </w:r>
-      <w:r>
-        <w:t xml:space="preserve"> </w:t>
-      </w:r>
-      <w:r>
-        <w:rPr>
-          <w:b/>
-          <w:bCs/>
-        </w:rPr>
-        <w:t xml:space="preserve">surface program 250377</w:t>
-      </w:r>
-      <w:r>
-        <w:t xml:space="preserve"> </w:t>
-      </w:r>
-      <w:r>
-        <w:t xml:space="preserve">to the network and migrate the</w:t>
-      </w:r>
-      <w:r>
-        <w:t xml:space="preserve"> </w:t>
-      </w:r>
-      <w:r>
-        <w:rPr>
-          <w:b/>
-          <w:bCs/>
-        </w:rPr>
-        <w:t xml:space="preserve">124 publishers</w:t>
-      </w:r>
-      <w:r>
-        <w:t xml:space="preserve"> </w:t>
-      </w:r>
-      <w:r>
-        <w:t xml:space="preserve">approved on the old program (#247334). Approvals are per-program, so 250377 has ZERO publishers today and nobody can promote the tracked link.</w:t>
       </w:r>
     </w:p>
     <w:p>
@@ -2563,33 +2677,35 @@
         </w:numPr>
       </w:pPr>
       <w:r>
-        <w:rPr>
-          <w:b/>
-          <w:bCs/>
-        </w:rPr>
-        <w:t xml:space="preserve">After</w:t>
-      </w:r>
-      <w:r>
-        <w:t xml:space="preserve"> </w:t>
-      </w:r>
-      <w:r>
-        <w:t xml:space="preserve">publishers migrate,</w:t>
-      </w:r>
-      <w:r>
-        <w:t xml:space="preserve"> </w:t>
-      </w:r>
-      <w:r>
-        <w:rPr>
-          <w:b/>
-          <w:bCs/>
-        </w:rPr>
-        <w:t xml:space="preserve">disable old creative #6673701</w:t>
-      </w:r>
-      <w:r>
-        <w:t xml:space="preserve"> </w:t>
-      </w:r>
-      <w:r>
-        <w:t xml:space="preserve">(Tired Test on the old program, no S2S tracking, so anyone promoting it earns nothing and sours the relationship).</w:t>
+        <w:t xml:space="preserve">Get a</w:t>
+      </w:r>
+      <w:r>
+        <w:t xml:space="preserve"> </w:t>
+      </w:r>
+      <w:r>
+        <w:rPr>
+          <w:b/>
+          <w:bCs/>
+        </w:rPr>
+        <w:t xml:space="preserve">test tracking link</w:t>
+      </w:r>
+      <w:r>
+        <w:t xml:space="preserve"> </w:t>
+      </w:r>
+      <w:r>
+        <w:t xml:space="preserve">for 250377, click it, confirm it lands on the quiz with</w:t>
+      </w:r>
+      <w:r>
+        <w:t xml:space="preserve"> </w:t>
+      </w:r>
+      <w:r>
+        <w:rPr>
+          <w:rStyle w:val="VerbatimChar"/>
+        </w:rPr>
+        <w:t xml:space="preserve">?refid=24.…</w:t>
+      </w:r>
+      <w:r>
+        <w:t xml:space="preserve">, complete the quiz, verify the contact’s FlexOffers Refid populates. Free verification of the click-to-capture path.</w:t>
       </w:r>
     </w:p>
     <w:p>
@@ -2601,6 +2717,88 @@
         </w:numPr>
       </w:pPr>
       <w:r>
+        <w:t xml:space="preserve">Ask FlexOffers to</w:t>
+      </w:r>
+      <w:r>
+        <w:t xml:space="preserve"> </w:t>
+      </w:r>
+      <w:r>
+        <w:rPr>
+          <w:b/>
+          <w:bCs/>
+        </w:rPr>
+        <w:t xml:space="preserve">surface program 250377</w:t>
+      </w:r>
+      <w:r>
+        <w:t xml:space="preserve"> </w:t>
+      </w:r>
+      <w:r>
+        <w:t xml:space="preserve">to the network and migrate the</w:t>
+      </w:r>
+      <w:r>
+        <w:t xml:space="preserve"> </w:t>
+      </w:r>
+      <w:r>
+        <w:rPr>
+          <w:b/>
+          <w:bCs/>
+        </w:rPr>
+        <w:t xml:space="preserve">124 publishers</w:t>
+      </w:r>
+      <w:r>
+        <w:t xml:space="preserve"> </w:t>
+      </w:r>
+      <w:r>
+        <w:t xml:space="preserve">approved on the old program (#247334). Approvals are per-program, so 250377 has ZERO publishers today and nobody can promote the tracked link.</w:t>
+      </w:r>
+    </w:p>
+    <w:p>
+      <w:pPr>
+        <w:pStyle w:val="Compact"/>
+        <w:numPr>
+          <w:ilvl w:val="1"/>
+          <w:numId w:val="1038"/>
+        </w:numPr>
+      </w:pPr>
+      <w:r>
+        <w:rPr>
+          <w:b/>
+          <w:bCs/>
+        </w:rPr>
+        <w:t xml:space="preserve">After</w:t>
+      </w:r>
+      <w:r>
+        <w:t xml:space="preserve"> </w:t>
+      </w:r>
+      <w:r>
+        <w:t xml:space="preserve">publishers migrate,</w:t>
+      </w:r>
+      <w:r>
+        <w:t xml:space="preserve"> </w:t>
+      </w:r>
+      <w:r>
+        <w:rPr>
+          <w:b/>
+          <w:bCs/>
+        </w:rPr>
+        <w:t xml:space="preserve">disable old creative #6673701</w:t>
+      </w:r>
+      <w:r>
+        <w:t xml:space="preserve"> </w:t>
+      </w:r>
+      <w:r>
+        <w:t xml:space="preserve">(Tired Test on the old program, no S2S tracking, so anyone promoting it earns nothing and sours the relationship).</w:t>
+      </w:r>
+    </w:p>
+    <w:p>
+      <w:pPr>
+        <w:pStyle w:val="Compact"/>
+        <w:numPr>
+          <w:ilvl w:val="1"/>
+          <w:numId w:val="1039"/>
+        </w:numPr>
+      </w:pPr>
+      <w:r>
         <w:rPr>
           <w:b/>
           <w:bCs/>
@@ -2691,7 +2889,7 @@
         <w:pStyle w:val="Compact"/>
         <w:numPr>
           <w:ilvl w:val="1"/>
-          <w:numId w:val="1038"/>
+          <w:numId w:val="1040"/>
         </w:numPr>
       </w:pPr>
       <w:r>
@@ -2831,59 +3029,6 @@
       </w:r>
       <w:r>
         <w:t xml:space="preserve">). They sit in the live pipeline and are enrolled in nurture sequences.</w:t>
-      </w:r>
-    </w:p>
-    <w:p>
-      <w:pPr>
-        <w:pStyle w:val="Compact"/>
-        <w:numPr>
-          <w:ilvl w:val="0"/>
-          <w:numId w:val="1039"/>
-        </w:numPr>
-      </w:pPr>
-      <w:r>
-        <w:rPr>
-          <w:b/>
-          <w:bCs/>
-        </w:rPr>
-        <w:t xml:space="preserve">Testimonial-form link on enyrgy.com</w:t>
-      </w:r>
-      <w:r>
-        <w:t xml:space="preserve"> </w:t>
-      </w:r>
-      <w:r>
-        <w:t xml:space="preserve">— DONE (July 28). Link added to the website.</w:t>
-      </w:r>
-    </w:p>
-    <w:p>
-      <w:pPr>
-        <w:pStyle w:val="Compact"/>
-        <w:numPr>
-          <w:ilvl w:val="0"/>
-          <w:numId w:val="1040"/>
-        </w:numPr>
-      </w:pPr>
-      <w:r>
-        <w:rPr>
-          <w:b/>
-          <w:bCs/>
-        </w:rPr>
-        <w:t xml:space="preserve">CNAM caller-ID registration</w:t>
-      </w:r>
-      <w:r>
-        <w:t xml:space="preserve"> </w:t>
-      </w:r>
-      <w:r>
-        <w:t xml:space="preserve">— DONE. Already Approved in LC Phone with Friendly Name</w:t>
-      </w:r>
-      <w:r>
-        <w:t xml:space="preserve"> </w:t>
-      </w:r>
-      <w:r>
-        <w:t xml:space="preserve">“Enyrgy Inc”</w:t>
-      </w:r>
-      <w:r>
-        <w:t xml:space="preserve">; outbound calls display the business name.</w:t>
       </w:r>
     </w:p>
     <w:p>
@@ -2899,6 +3044,59 @@
           <w:b/>
           <w:bCs/>
         </w:rPr>
+        <w:t xml:space="preserve">Testimonial-form link on enyrgy.com</w:t>
+      </w:r>
+      <w:r>
+        <w:t xml:space="preserve"> </w:t>
+      </w:r>
+      <w:r>
+        <w:t xml:space="preserve">— DONE (July 28). Link added to the website.</w:t>
+      </w:r>
+    </w:p>
+    <w:p>
+      <w:pPr>
+        <w:pStyle w:val="Compact"/>
+        <w:numPr>
+          <w:ilvl w:val="0"/>
+          <w:numId w:val="1042"/>
+        </w:numPr>
+      </w:pPr>
+      <w:r>
+        <w:rPr>
+          <w:b/>
+          <w:bCs/>
+        </w:rPr>
+        <w:t xml:space="preserve">CNAM caller-ID registration</w:t>
+      </w:r>
+      <w:r>
+        <w:t xml:space="preserve"> </w:t>
+      </w:r>
+      <w:r>
+        <w:t xml:space="preserve">— DONE. Already Approved in LC Phone with Friendly Name</w:t>
+      </w:r>
+      <w:r>
+        <w:t xml:space="preserve"> </w:t>
+      </w:r>
+      <w:r>
+        <w:t xml:space="preserve">“Enyrgy Inc”</w:t>
+      </w:r>
+      <w:r>
+        <w:t xml:space="preserve">; outbound calls display the business name.</w:t>
+      </w:r>
+    </w:p>
+    <w:p>
+      <w:pPr>
+        <w:pStyle w:val="Compact"/>
+        <w:numPr>
+          <w:ilvl w:val="0"/>
+          <w:numId w:val="1043"/>
+        </w:numPr>
+      </w:pPr>
+      <w:r>
+        <w:rPr>
+          <w:b/>
+          <w:bCs/>
+        </w:rPr>
         <w:t xml:space="preserve">GHL agency email sender name =</w:t>
       </w:r>
       <w:r>
@@ -2975,7 +3173,7 @@
         <w:pStyle w:val="Compact"/>
         <w:numPr>
           <w:ilvl w:val="0"/>
-          <w:numId w:val="1042"/>
+          <w:numId w:val="1044"/>
         </w:numPr>
       </w:pPr>
       <w:r>
@@ -2990,77 +3188,6 @@
       </w:r>
       <w:r>
         <w:t xml:space="preserve">(100+ contacts), then import.</w:t>
-      </w:r>
-    </w:p>
-    <w:p>
-      <w:pPr>
-        <w:pStyle w:val="Compact"/>
-        <w:numPr>
-          <w:ilvl w:val="0"/>
-          <w:numId w:val="1043"/>
-        </w:numPr>
-      </w:pPr>
-      <w:r>
-        <w:rPr>
-          <w:b/>
-          <w:bCs/>
-        </w:rPr>
-        <w:t xml:space="preserve">Investor Presentation calendar</w:t>
-      </w:r>
-      <w:r>
-        <w:t xml:space="preserve"> </w:t>
-      </w:r>
-      <w:r>
-        <w:t xml:space="preserve">— conflict detection verified/fixed (July 28).</w:t>
-      </w:r>
-    </w:p>
-    <w:p>
-      <w:pPr>
-        <w:pStyle w:val="Compact"/>
-        <w:numPr>
-          <w:ilvl w:val="0"/>
-          <w:numId w:val="1044"/>
-        </w:numPr>
-      </w:pPr>
-      <w:r>
-        <w:rPr>
-          <w:b/>
-          <w:bCs/>
-        </w:rPr>
-        <w:t xml:space="preserve">Content assets</w:t>
-      </w:r>
-      <w:r>
-        <w:t xml:space="preserve"> </w:t>
-      </w:r>
-      <w:r>
-        <w:t xml:space="preserve">— DONE (July 28). Commercial ROI PDF built (</w:t>
-      </w:r>
-      <w:r>
-        <w:rPr>
-          <w:rStyle w:val="VerbatimChar"/>
-        </w:rPr>
-        <w:t xml:space="preserve">Enyrgy_Commercial_ROI.pdf</w:t>
-      </w:r>
-      <w:r>
-        <w:t xml:space="preserve"> </w:t>
-      </w:r>
-      <w:r>
-        <w:t xml:space="preserve">+ editable</w:t>
-      </w:r>
-      <w:r>
-        <w:t xml:space="preserve"> </w:t>
-      </w:r>
-      <w:r>
-        <w:rPr>
-          <w:rStyle w:val="VerbatimChar"/>
-        </w:rPr>
-        <w:t xml:space="preserve">.html</w:t>
-      </w:r>
-      <w:r>
-        <w:t xml:space="preserve"> </w:t>
-      </w:r>
-      <w:r>
-        <w:t xml:space="preserve">source in repo; one placeholder = commercial booking link). Inbound 888 voicemail greeting recorded in Scott’s voice. Outbound investor-drip voicemail script drafted (record only if/when that touch is activated; optional). PPM attorney-approved.</w:t>
       </w:r>
     </w:p>
     <w:p>
@@ -3076,6 +3203,77 @@
           <w:b/>
           <w:bCs/>
         </w:rPr>
+        <w:t xml:space="preserve">Investor Presentation calendar</w:t>
+      </w:r>
+      <w:r>
+        <w:t xml:space="preserve"> </w:t>
+      </w:r>
+      <w:r>
+        <w:t xml:space="preserve">— conflict detection verified/fixed (July 28).</w:t>
+      </w:r>
+    </w:p>
+    <w:p>
+      <w:pPr>
+        <w:pStyle w:val="Compact"/>
+        <w:numPr>
+          <w:ilvl w:val="0"/>
+          <w:numId w:val="1046"/>
+        </w:numPr>
+      </w:pPr>
+      <w:r>
+        <w:rPr>
+          <w:b/>
+          <w:bCs/>
+        </w:rPr>
+        <w:t xml:space="preserve">Content assets</w:t>
+      </w:r>
+      <w:r>
+        <w:t xml:space="preserve"> </w:t>
+      </w:r>
+      <w:r>
+        <w:t xml:space="preserve">— DONE (July 28). Commercial ROI PDF built (</w:t>
+      </w:r>
+      <w:r>
+        <w:rPr>
+          <w:rStyle w:val="VerbatimChar"/>
+        </w:rPr>
+        <w:t xml:space="preserve">Enyrgy_Commercial_ROI.pdf</w:t>
+      </w:r>
+      <w:r>
+        <w:t xml:space="preserve"> </w:t>
+      </w:r>
+      <w:r>
+        <w:t xml:space="preserve">+ editable</w:t>
+      </w:r>
+      <w:r>
+        <w:t xml:space="preserve"> </w:t>
+      </w:r>
+      <w:r>
+        <w:rPr>
+          <w:rStyle w:val="VerbatimChar"/>
+        </w:rPr>
+        <w:t xml:space="preserve">.html</w:t>
+      </w:r>
+      <w:r>
+        <w:t xml:space="preserve"> </w:t>
+      </w:r>
+      <w:r>
+        <w:t xml:space="preserve">source in repo; one placeholder = commercial booking link). Inbound 888 voicemail greeting recorded in Scott’s voice. Outbound investor-drip voicemail script drafted (record only if/when that touch is activated; optional). PPM attorney-approved.</w:t>
+      </w:r>
+    </w:p>
+    <w:p>
+      <w:pPr>
+        <w:pStyle w:val="Compact"/>
+        <w:numPr>
+          <w:ilvl w:val="0"/>
+          <w:numId w:val="1047"/>
+        </w:numPr>
+      </w:pPr>
+      <w:r>
+        <w:rPr>
+          <w:b/>
+          <w:bCs/>
+        </w:rPr>
         <w:t xml:space="preserve">Q2 2026 investor update</w:t>
       </w:r>
       <w:r>
@@ -3112,7 +3310,7 @@
         <w:pStyle w:val="Compact"/>
         <w:numPr>
           <w:ilvl w:val="0"/>
-          <w:numId w:val="1046"/>
+          <w:numId w:val="1048"/>
         </w:numPr>
       </w:pPr>
       <w:r>
@@ -3127,59 +3325,6 @@
       </w:r>
       <w:r>
         <w:t xml:space="preserve">— the EA flags this as the top gap, but it predates the Session 11 native integration + WF-27/28/29, which largely built it. Reconcile the EA and ratify rather than rebuild.</w:t>
-      </w:r>
-    </w:p>
-    <w:p>
-      <w:pPr>
-        <w:pStyle w:val="Compact"/>
-        <w:numPr>
-          <w:ilvl w:val="0"/>
-          <w:numId w:val="1047"/>
-        </w:numPr>
-      </w:pPr>
-      <w:r>
-        <w:rPr>
-          <w:b/>
-          <w:bCs/>
-        </w:rPr>
-        <w:t xml:space="preserve">System-of-record ownership map</w:t>
-      </w:r>
-      <w:r>
-        <w:t xml:space="preserve"> </w:t>
-      </w:r>
-      <w:r>
-        <w:t xml:space="preserve">— ratify the documented SoR (decision/doc task).</w:t>
-      </w:r>
-    </w:p>
-    <w:p>
-      <w:pPr>
-        <w:pStyle w:val="Compact"/>
-        <w:numPr>
-          <w:ilvl w:val="0"/>
-          <w:numId w:val="1048"/>
-        </w:numPr>
-      </w:pPr>
-      <w:r>
-        <w:rPr>
-          <w:b/>
-          <w:bCs/>
-        </w:rPr>
-        <w:t xml:space="preserve">Device App to GHL usage-data flow</w:t>
-      </w:r>
-      <w:r>
-        <w:t xml:space="preserve"> </w:t>
-      </w:r>
-      <w:r>
-        <w:t xml:space="preserve">— deferred</w:t>
-      </w:r>
-      <w:r>
-        <w:t xml:space="preserve"> </w:t>
-      </w:r>
-      <w:r>
-        <w:t xml:space="preserve">“Phase 2-plus”</w:t>
-      </w:r>
-      <w:r>
-        <w:t xml:space="preserve">; decide whether/how usage data flows, with privacy treatment.</w:t>
       </w:r>
     </w:p>
     <w:p>
@@ -3195,13 +3340,13 @@
           <w:b/>
           <w:bCs/>
         </w:rPr>
-        <w:t xml:space="preserve">OEM / Lumanova data boundary</w:t>
-      </w:r>
-      <w:r>
-        <w:t xml:space="preserve"> </w:t>
-      </w:r>
-      <w:r>
-        <w:t xml:space="preserve">— formalize an auditable path as the partner program grows.</w:t>
+        <w:t xml:space="preserve">System-of-record ownership map</w:t>
+      </w:r>
+      <w:r>
+        <w:t xml:space="preserve"> </w:t>
+      </w:r>
+      <w:r>
+        <w:t xml:space="preserve">— ratify the documented SoR (decision/doc task).</w:t>
       </w:r>
     </w:p>
     <w:p>
@@ -3217,13 +3362,22 @@
           <w:b/>
           <w:bCs/>
         </w:rPr>
-        <w:t xml:space="preserve">Metric governance owner</w:t>
-      </w:r>
-      <w:r>
-        <w:t xml:space="preserve"> </w:t>
-      </w:r>
-      <w:r>
-        <w:t xml:space="preserve">— figures reconciled; assign a single owner.</w:t>
+        <w:t xml:space="preserve">Device App to GHL usage-data flow</w:t>
+      </w:r>
+      <w:r>
+        <w:t xml:space="preserve"> </w:t>
+      </w:r>
+      <w:r>
+        <w:t xml:space="preserve">— deferred</w:t>
+      </w:r>
+      <w:r>
+        <w:t xml:space="preserve"> </w:t>
+      </w:r>
+      <w:r>
+        <w:t xml:space="preserve">“Phase 2-plus”</w:t>
+      </w:r>
+      <w:r>
+        <w:t xml:space="preserve">; decide whether/how usage data flows, with privacy treatment.</w:t>
       </w:r>
     </w:p>
     <w:p>
@@ -3239,13 +3393,13 @@
           <w:b/>
           <w:bCs/>
         </w:rPr>
-        <w:t xml:space="preserve">Facility address exception</w:t>
-      </w:r>
-      <w:r>
-        <w:t xml:space="preserve"> </w:t>
-      </w:r>
-      <w:r>
-        <w:t xml:space="preserve">— RESOLVED (July 28). All Shopify policies (Privacy, Terms, Refund) updated to 5115 N 27th Ave, Bld 66, Phoenix, AZ 85017.</w:t>
+        <w:t xml:space="preserve">OEM / Lumanova data boundary</w:t>
+      </w:r>
+      <w:r>
+        <w:t xml:space="preserve"> </w:t>
+      </w:r>
+      <w:r>
+        <w:t xml:space="preserve">— formalize an auditable path as the partner program grows.</w:t>
       </w:r>
     </w:p>
     <w:p>
@@ -3261,6 +3415,50 @@
           <w:b/>
           <w:bCs/>
         </w:rPr>
+        <w:t xml:space="preserve">Metric governance owner</w:t>
+      </w:r>
+      <w:r>
+        <w:t xml:space="preserve"> </w:t>
+      </w:r>
+      <w:r>
+        <w:t xml:space="preserve">— figures reconciled; assign a single owner.</w:t>
+      </w:r>
+    </w:p>
+    <w:p>
+      <w:pPr>
+        <w:pStyle w:val="Compact"/>
+        <w:numPr>
+          <w:ilvl w:val="0"/>
+          <w:numId w:val="1053"/>
+        </w:numPr>
+      </w:pPr>
+      <w:r>
+        <w:rPr>
+          <w:b/>
+          <w:bCs/>
+        </w:rPr>
+        <w:t xml:space="preserve">Facility address exception</w:t>
+      </w:r>
+      <w:r>
+        <w:t xml:space="preserve"> </w:t>
+      </w:r>
+      <w:r>
+        <w:t xml:space="preserve">— RESOLVED (July 28). All Shopify policies (Privacy, Terms, Refund) updated to 5115 N 27th Ave, Bld 66, Phoenix, AZ 85017.</w:t>
+      </w:r>
+    </w:p>
+    <w:p>
+      <w:pPr>
+        <w:pStyle w:val="Compact"/>
+        <w:numPr>
+          <w:ilvl w:val="0"/>
+          <w:numId w:val="1054"/>
+        </w:numPr>
+      </w:pPr>
+      <w:r>
+        <w:rPr>
+          <w:b/>
+          <w:bCs/>
+        </w:rPr>
         <w:t xml:space="preserve">Status-lifecycle representation</w:t>
       </w:r>
       <w:r>
@@ -3336,7 +3534,7 @@
         <w:pStyle w:val="Compact"/>
         <w:numPr>
           <w:ilvl w:val="0"/>
-          <w:numId w:val="1053"/>
+          <w:numId w:val="1055"/>
         </w:numPr>
       </w:pPr>
       <w:r>
@@ -3351,66 +3549,6 @@
       </w:r>
       <w:r>
         <w:t xml:space="preserve">— planned for the next version of Enyrgy, replacing the need for a third-party Shopify referral app. This will supply the referral link/mechanic that WF-07 and the Referral and Reviews agent are waiting on ($150 off referee / $100 store credit referrer are the intended terms).</w:t>
-      </w:r>
-    </w:p>
-    <w:p>
-      <w:pPr>
-        <w:pStyle w:val="Compact"/>
-        <w:numPr>
-          <w:ilvl w:val="0"/>
-          <w:numId w:val="1054"/>
-        </w:numPr>
-      </w:pPr>
-      <w:r>
-        <w:rPr>
-          <w:b/>
-          <w:bCs/>
-        </w:rPr>
-        <w:t xml:space="preserve">Reporting dashboards</w:t>
-      </w:r>
-      <w:r>
-        <w:t xml:space="preserve"> </w:t>
-      </w:r>
-      <w:r>
-        <w:t xml:space="preserve">(GHL KPI views) and the</w:t>
-      </w:r>
-      <w:r>
-        <w:t xml:space="preserve"> </w:t>
-      </w:r>
-      <w:r>
-        <w:rPr>
-          <w:b/>
-          <w:bCs/>
-        </w:rPr>
-        <w:t xml:space="preserve">Reporting Agent</w:t>
-      </w:r>
-      <w:r>
-        <w:t xml:space="preserve"> </w:t>
-      </w:r>
-      <w:r>
-        <w:t xml:space="preserve">(Phase-2 addition).</w:t>
-      </w:r>
-    </w:p>
-    <w:p>
-      <w:pPr>
-        <w:pStyle w:val="Compact"/>
-        <w:numPr>
-          <w:ilvl w:val="0"/>
-          <w:numId w:val="1055"/>
-        </w:numPr>
-      </w:pPr>
-      <w:r>
-        <w:rPr>
-          <w:b/>
-          <w:bCs/>
-        </w:rPr>
-        <w:t xml:space="preserve">The other five Phase-2 agents</w:t>
-      </w:r>
-      <w:r>
-        <w:t xml:space="preserve"> </w:t>
-      </w:r>
-      <w:r>
-        <w:t xml:space="preserve">— Proposal Writer, OEM Pipeline, Podcast Attribution, Clinical Concierge, Billing. Add only after the core is stable.</w:t>
       </w:r>
     </w:p>
     <w:p>
@@ -3426,13 +3564,29 @@
           <w:b/>
           <w:bCs/>
         </w:rPr>
-        <w:t xml:space="preserve">Paid acquisition</w:t>
-      </w:r>
-      <w:r>
-        <w:t xml:space="preserve"> </w:t>
-      </w:r>
-      <w:r>
-        <w:t xml:space="preserve">(Meta/Google) — after domain warmup finishes.</w:t>
+        <w:t xml:space="preserve">Reporting dashboards</w:t>
+      </w:r>
+      <w:r>
+        <w:t xml:space="preserve"> </w:t>
+      </w:r>
+      <w:r>
+        <w:t xml:space="preserve">(GHL KPI views) and the</w:t>
+      </w:r>
+      <w:r>
+        <w:t xml:space="preserve"> </w:t>
+      </w:r>
+      <w:r>
+        <w:rPr>
+          <w:b/>
+          <w:bCs/>
+        </w:rPr>
+        <w:t xml:space="preserve">Reporting Agent</w:t>
+      </w:r>
+      <w:r>
+        <w:t xml:space="preserve"> </w:t>
+      </w:r>
+      <w:r>
+        <w:t xml:space="preserve">(Phase-2 addition).</w:t>
       </w:r>
     </w:p>
     <w:p>
@@ -3448,28 +3602,13 @@
           <w:b/>
           <w:bCs/>
         </w:rPr>
-        <w:t xml:space="preserve">Domain warmup ramp</w:t>
-      </w:r>
-      <w:r>
-        <w:t xml:space="preserve"> </w:t>
-      </w:r>
-      <w:r>
-        <w:t xml:space="preserve">— mg.enyrgy.com still Stage 1; do NOT bulk-send the 600+ list. Send the first testimonial batch warmup-safe; run weekly gift-card fulfillment from the</w:t>
-      </w:r>
-      <w:r>
-        <w:t xml:space="preserve"> </w:t>
-      </w:r>
-      <w:r>
-        <w:rPr>
-          <w:rStyle w:val="VerbatimChar"/>
-        </w:rPr>
-        <w:t xml:space="preserve">gift_card_pending</w:t>
-      </w:r>
-      <w:r>
-        <w:t xml:space="preserve"> </w:t>
-      </w:r>
-      <w:r>
-        <w:t xml:space="preserve">queue.</w:t>
+        <w:t xml:space="preserve">The other five Phase-2 agents</w:t>
+      </w:r>
+      <w:r>
+        <w:t xml:space="preserve"> </w:t>
+      </w:r>
+      <w:r>
+        <w:t xml:space="preserve">— Proposal Writer, OEM Pipeline, Podcast Attribution, Clinical Concierge, Billing. Add only after the core is stable.</w:t>
       </w:r>
     </w:p>
     <w:p>
@@ -3485,13 +3624,13 @@
           <w:b/>
           <w:bCs/>
         </w:rPr>
-        <w:t xml:space="preserve">Form embeds</w:t>
-      </w:r>
-      <w:r>
-        <w:t xml:space="preserve"> </w:t>
-      </w:r>
-      <w:r>
-        <w:t xml:space="preserve">— Commercial Inquiry + Partner Application forms onto go.enyrgy.com (developer).</w:t>
+        <w:t xml:space="preserve">Paid acquisition</w:t>
+      </w:r>
+      <w:r>
+        <w:t xml:space="preserve"> </w:t>
+      </w:r>
+      <w:r>
+        <w:t xml:space="preserve">(Meta/Google) — after domain warmup finishes.</w:t>
       </w:r>
     </w:p>
     <w:p>
@@ -3507,6 +3646,65 @@
           <w:b/>
           <w:bCs/>
         </w:rPr>
+        <w:t xml:space="preserve">Domain warmup ramp</w:t>
+      </w:r>
+      <w:r>
+        <w:t xml:space="preserve"> </w:t>
+      </w:r>
+      <w:r>
+        <w:t xml:space="preserve">— mg.enyrgy.com still Stage 1; do NOT bulk-send the 600+ list. Send the first testimonial batch warmup-safe; run weekly gift-card fulfillment from the</w:t>
+      </w:r>
+      <w:r>
+        <w:t xml:space="preserve"> </w:t>
+      </w:r>
+      <w:r>
+        <w:rPr>
+          <w:rStyle w:val="VerbatimChar"/>
+        </w:rPr>
+        <w:t xml:space="preserve">gift_card_pending</w:t>
+      </w:r>
+      <w:r>
+        <w:t xml:space="preserve"> </w:t>
+      </w:r>
+      <w:r>
+        <w:t xml:space="preserve">queue.</w:t>
+      </w:r>
+    </w:p>
+    <w:p>
+      <w:pPr>
+        <w:pStyle w:val="Compact"/>
+        <w:numPr>
+          <w:ilvl w:val="0"/>
+          <w:numId w:val="1060"/>
+        </w:numPr>
+      </w:pPr>
+      <w:r>
+        <w:rPr>
+          <w:b/>
+          <w:bCs/>
+        </w:rPr>
+        <w:t xml:space="preserve">Form embeds</w:t>
+      </w:r>
+      <w:r>
+        <w:t xml:space="preserve"> </w:t>
+      </w:r>
+      <w:r>
+        <w:t xml:space="preserve">— Commercial Inquiry + Partner Application forms onto go.enyrgy.com (developer).</w:t>
+      </w:r>
+    </w:p>
+    <w:p>
+      <w:pPr>
+        <w:pStyle w:val="Compact"/>
+        <w:numPr>
+          <w:ilvl w:val="0"/>
+          <w:numId w:val="1061"/>
+        </w:numPr>
+      </w:pPr>
+      <w:r>
+        <w:rPr>
+          <w:b/>
+          <w:bCs/>
+        </w:rPr>
         <w:t xml:space="preserve">Upgrade the abandoned-checkout Railway service off trial</w:t>
       </w:r>
       <w:r>
@@ -3531,7 +3729,7 @@
         <w:pStyle w:val="Compact"/>
         <w:numPr>
           <w:ilvl w:val="0"/>
-          <w:numId w:val="1060"/>
+          <w:numId w:val="1062"/>
         </w:numPr>
       </w:pPr>
       <w:r>
@@ -3565,7 +3763,7 @@
         <w:pStyle w:val="Compact"/>
         <w:numPr>
           <w:ilvl w:val="0"/>
-          <w:numId w:val="1061"/>
+          <w:numId w:val="1063"/>
         </w:numPr>
       </w:pPr>
       <w:r>
@@ -3587,7 +3785,7 @@
         <w:pStyle w:val="Compact"/>
         <w:numPr>
           <w:ilvl w:val="0"/>
-          <w:numId w:val="1062"/>
+          <w:numId w:val="1064"/>
         </w:numPr>
       </w:pPr>
       <w:r>
@@ -3637,7 +3835,7 @@
         <w:pStyle w:val="Compact"/>
         <w:numPr>
           <w:ilvl w:val="0"/>
-          <w:numId w:val="1063"/>
+          <w:numId w:val="1065"/>
         </w:numPr>
       </w:pPr>
       <w:r>
@@ -3671,7 +3869,7 @@
         <w:pStyle w:val="Compact"/>
         <w:numPr>
           <w:ilvl w:val="0"/>
-          <w:numId w:val="1064"/>
+          <w:numId w:val="1066"/>
         </w:numPr>
       </w:pPr>
       <w:r>
@@ -4264,10 +4462,37 @@
     <w:abstractNumId w:val="992"/>
   </w:num>
   <w:num w:numId="1032">
-    <w:abstractNumId w:val="992"/>
+    <w:abstractNumId w:val="99411"/>
+    <w:lvlOverride w:ilvl="0">
+      <w:startOverride w:val="1"/>
+    </w:lvlOverride>
+    <w:lvlOverride w:ilvl="1">
+      <w:startOverride w:val="1"/>
+    </w:lvlOverride>
+    <w:lvlOverride w:ilvl="2">
+      <w:startOverride w:val="1"/>
+    </w:lvlOverride>
+    <w:lvlOverride w:ilvl="3">
+      <w:startOverride w:val="1"/>
+    </w:lvlOverride>
+    <w:lvlOverride w:ilvl="4">
+      <w:startOverride w:val="1"/>
+    </w:lvlOverride>
+    <w:lvlOverride w:ilvl="5">
+      <w:startOverride w:val="1"/>
+    </w:lvlOverride>
+    <w:lvlOverride w:ilvl="6">
+      <w:startOverride w:val="1"/>
+    </w:lvlOverride>
+    <w:lvlOverride w:ilvl="7">
+      <w:startOverride w:val="1"/>
+    </w:lvlOverride>
+    <w:lvlOverride w:ilvl="8">
+      <w:startOverride w:val="1"/>
+    </w:lvlOverride>
   </w:num>
   <w:num w:numId="1033">
-    <w:abstractNumId w:val="992"/>
+    <w:abstractNumId w:val="993"/>
   </w:num>
   <w:num w:numId="1034">
     <w:abstractNumId w:val="992"/>
@@ -4285,28 +4510,28 @@
     <w:abstractNumId w:val="992"/>
   </w:num>
   <w:num w:numId="1039">
+    <w:abstractNumId w:val="992"/>
+  </w:num>
+  <w:num w:numId="1040">
+    <w:abstractNumId w:val="992"/>
+  </w:num>
+  <w:num w:numId="1041">
     <w:abstractNumId w:val="993"/>
   </w:num>
-  <w:num w:numId="1040">
+  <w:num w:numId="1042">
     <w:abstractNumId w:val="993"/>
   </w:num>
-  <w:num w:numId="1041">
+  <w:num w:numId="1043">
     <w:abstractNumId w:val="992"/>
   </w:num>
-  <w:num w:numId="1042">
+  <w:num w:numId="1044">
     <w:abstractNumId w:val="992"/>
   </w:num>
-  <w:num w:numId="1043">
+  <w:num w:numId="1045">
     <w:abstractNumId w:val="993"/>
   </w:num>
-  <w:num w:numId="1044">
+  <w:num w:numId="1046">
     <w:abstractNumId w:val="993"/>
-  </w:num>
-  <w:num w:numId="1045">
-    <w:abstractNumId w:val="992"/>
-  </w:num>
-  <w:num w:numId="1046">
-    <w:abstractNumId w:val="992"/>
   </w:num>
   <w:num w:numId="1047">
     <w:abstractNumId w:val="992"/>
@@ -4321,13 +4546,13 @@
     <w:abstractNumId w:val="992"/>
   </w:num>
   <w:num w:numId="1051">
-    <w:abstractNumId w:val="993"/>
+    <w:abstractNumId w:val="992"/>
   </w:num>
   <w:num w:numId="1052">
     <w:abstractNumId w:val="992"/>
   </w:num>
   <w:num w:numId="1053">
-    <w:abstractNumId w:val="992"/>
+    <w:abstractNumId w:val="993"/>
   </w:num>
   <w:num w:numId="1054">
     <w:abstractNumId w:val="992"/>
@@ -4348,18 +4573,24 @@
     <w:abstractNumId w:val="992"/>
   </w:num>
   <w:num w:numId="1060">
-    <w:abstractNumId w:val="993"/>
+    <w:abstractNumId w:val="992"/>
   </w:num>
   <w:num w:numId="1061">
     <w:abstractNumId w:val="992"/>
   </w:num>
   <w:num w:numId="1062">
-    <w:abstractNumId w:val="992"/>
+    <w:abstractNumId w:val="993"/>
   </w:num>
   <w:num w:numId="1063">
     <w:abstractNumId w:val="992"/>
   </w:num>
   <w:num w:numId="1064">
+    <w:abstractNumId w:val="992"/>
+  </w:num>
+  <w:num w:numId="1065">
+    <w:abstractNumId w:val="992"/>
+  </w:num>
+  <w:num w:numId="1066">
     <w:abstractNumId w:val="992"/>
   </w:num>
 </w:numbering>

--- a/Enyrgy_Master_TODO.docx
+++ b/Enyrgy_Master_TODO.docx
@@ -2893,142 +2893,17 @@
         </w:numPr>
       </w:pPr>
       <w:r>
-        <w:t xml:space="preserve">Delete the FlexOffers test contacts once the postback test is done. Keep ONE (any of them) for that test since it holds a refid; delete the rest:</w:t>
-      </w:r>
-      <w:r>
-        <w:t xml:space="preserve"> </w:t>
-      </w:r>
-      <w:r>
-        <w:rPr>
-          <w:rStyle w:val="VerbatimChar"/>
-        </w:rPr>
-        <w:t xml:space="preserve">scott+fotest2@</w:t>
-      </w:r>
-      <w:r>
-        <w:t xml:space="preserve">,</w:t>
-      </w:r>
-      <w:r>
-        <w:t xml:space="preserve"> </w:t>
-      </w:r>
-      <w:r>
-        <w:rPr>
-          <w:rStyle w:val="VerbatimChar"/>
-        </w:rPr>
-        <w:t xml:space="preserve">scott+vdatest@</w:t>
-      </w:r>
-      <w:r>
-        <w:t xml:space="preserve">,</w:t>
-      </w:r>
-      <w:r>
-        <w:t xml:space="preserve"> </w:t>
-      </w:r>
-      <w:r>
-        <w:rPr>
-          <w:rStyle w:val="VerbatimChar"/>
-        </w:rPr>
-        <w:t xml:space="preserve">scott+vdatest2@</w:t>
-      </w:r>
-      <w:r>
-        <w:t xml:space="preserve">,</w:t>
-      </w:r>
-      <w:r>
-        <w:t xml:space="preserve"> </w:t>
-      </w:r>
-      <w:r>
-        <w:rPr>
-          <w:rStyle w:val="VerbatimChar"/>
-        </w:rPr>
-        <w:t xml:space="preserve">scott+sgtest@</w:t>
-      </w:r>
-      <w:r>
-        <w:t xml:space="preserve">,</w:t>
-      </w:r>
-      <w:r>
-        <w:t xml:space="preserve"> </w:t>
-      </w:r>
-      <w:r>
-        <w:rPr>
-          <w:rStyle w:val="VerbatimChar"/>
-        </w:rPr>
-        <w:t xml:space="preserve">scott+sgtest2@</w:t>
-      </w:r>
-      <w:r>
-        <w:t xml:space="preserve">,</w:t>
-      </w:r>
-      <w:r>
-        <w:t xml:space="preserve"> </w:t>
-      </w:r>
-      <w:r>
-        <w:rPr>
-          <w:rStyle w:val="VerbatimChar"/>
-        </w:rPr>
-        <w:t xml:space="preserve">scott+rptest@</w:t>
-      </w:r>
-      <w:r>
-        <w:t xml:space="preserve">,</w:t>
-      </w:r>
-      <w:r>
-        <w:t xml:space="preserve"> </w:t>
-      </w:r>
-      <w:r>
-        <w:rPr>
-          <w:rStyle w:val="VerbatimChar"/>
-        </w:rPr>
-        <w:t xml:space="preserve">scott+rptest2@</w:t>
-      </w:r>
-      <w:r>
-        <w:t xml:space="preserve">,</w:t>
-      </w:r>
-      <w:r>
-        <w:t xml:space="preserve"> </w:t>
-      </w:r>
-      <w:r>
-        <w:rPr>
-          <w:rStyle w:val="VerbatimChar"/>
-        </w:rPr>
-        <w:t xml:space="preserve">scott+rptest3@</w:t>
-      </w:r>
-      <w:r>
-        <w:t xml:space="preserve">,</w:t>
-      </w:r>
-      <w:r>
-        <w:t xml:space="preserve"> </w:t>
-      </w:r>
-      <w:r>
-        <w:rPr>
-          <w:rStyle w:val="VerbatimChar"/>
-        </w:rPr>
-        <w:t xml:space="preserve">scott+wptest@</w:t>
-      </w:r>
-      <w:r>
-        <w:t xml:space="preserve">,</w:t>
-      </w:r>
-      <w:r>
-        <w:t xml:space="preserve"> </w:t>
-      </w:r>
-      <w:r>
-        <w:rPr>
-          <w:rStyle w:val="VerbatimChar"/>
-        </w:rPr>
-        <w:t xml:space="preserve">scott+wptest2@</w:t>
-      </w:r>
-      <w:r>
-        <w:t xml:space="preserve"> </w:t>
-      </w:r>
-      <w:r>
-        <w:t xml:space="preserve">(all</w:t>
-      </w:r>
-      <w:r>
-        <w:t xml:space="preserve"> </w:t>
-      </w:r>
-      <w:r>
-        <w:rPr>
-          <w:rStyle w:val="VerbatimChar"/>
-        </w:rPr>
-        <w:t xml:space="preserve">@enyrgy.com</w:t>
-      </w:r>
-      <w:r>
-        <w:t xml:space="preserve">). They sit in the live pipeline and are enrolled in nurture sequences.</w:t>
+        <w:rPr>
+          <w:b/>
+          <w:bCs/>
+        </w:rPr>
+        <w:t xml:space="preserve">All FlexOffers test contacts deleted (July 30).</w:t>
+      </w:r>
+      <w:r>
+        <w:t xml:space="preserve"> </w:t>
+      </w:r>
+      <w:r>
+        <w:t xml:space="preserve">The live pipeline is clean. Note: no test contact was retained, so the WF-30 postback will be exercised for the first time on a real affiliate sale. Check WF-30 &gt; Execution Logs the moment one lands.</w:t>
       </w:r>
     </w:p>
     <w:p>
@@ -4513,7 +4388,7 @@
     <w:abstractNumId w:val="992"/>
   </w:num>
   <w:num w:numId="1040">
-    <w:abstractNumId w:val="992"/>
+    <w:abstractNumId w:val="993"/>
   </w:num>
   <w:num w:numId="1041">
     <w:abstractNumId w:val="993"/>

--- a/Enyrgy_Master_TODO.docx
+++ b/Enyrgy_Master_TODO.docx
@@ -2,7 +2,7 @@
 <file path=word/document.xml><?xml version="1.0" encoding="utf-8"?>
 <w:document xmlns:w="http://schemas.openxmlformats.org/wordprocessingml/2006/main" xmlns:m="http://schemas.openxmlformats.org/officeDocument/2006/math" xmlns:r="http://schemas.openxmlformats.org/officeDocument/2006/relationships" xmlns:o="urn:schemas-microsoft-com:office:office" xmlns:v="urn:schemas-microsoft-com:vml" xmlns:w10="urn:schemas-microsoft-com:office:word" xmlns:a="http://schemas.openxmlformats.org/drawingml/2006/main" xmlns:pic="http://schemas.openxmlformats.org/drawingml/2006/picture" xmlns:wp="http://schemas.openxmlformats.org/drawingml/2006/wordprocessingDrawing">
   <w:body>
-    <w:bookmarkStart w:id="17" w:name="enyrgy-master-todo"/>
+    <w:bookmarkStart w:id="18" w:name="enyrgy-master-todo"/>
     <w:p>
       <w:pPr>
         <w:pStyle w:val="Heading1"/>
@@ -3590,13 +3590,13 @@
       </w:r>
     </w:p>
     <w:bookmarkEnd w:id="14"/>
-    <w:bookmarkStart w:id="15" w:name="documentation-hygiene"/>
+    <w:bookmarkStart w:id="15" w:name="b.-content-backup-gap-identified-july-31"/>
     <w:p>
       <w:pPr>
         <w:pStyle w:val="Heading2"/>
       </w:pPr>
       <w:r>
-        <w:t xml:space="preserve">7. Documentation hygiene</w:t>
+        <w:t xml:space="preserve">6b. Content backup gap (identified July 31)</w:t>
       </w:r>
     </w:p>
     <w:p>
@@ -3612,32 +3612,60 @@
           <w:b/>
           <w:bCs/>
         </w:rPr>
-        <w:t xml:space="preserve">Refresh the EA to v1.1 (July 28)</w:t>
-      </w:r>
-      <w:r>
-        <w:t xml:space="preserve"> </w:t>
-      </w:r>
-      <w:r>
-        <w:t xml:space="preserve">— bumped to Version 1.1 with an authoritative</w:t>
-      </w:r>
-      <w:r>
-        <w:t xml:space="preserve"> </w:t>
-      </w:r>
-      <w:r>
-        <w:t xml:space="preserve">“v1.1 Current-State Update”</w:t>
-      </w:r>
-      <w:r>
-        <w:t xml:space="preserve"> </w:t>
-      </w:r>
-      <w:r>
-        <w:t xml:space="preserve">section that overrides the stale June-29 body (Shopify integration + WF-27/28/29, GBP live + WF-07 wiring, full Paperclip org + tuned heartbeats, toll-free SMS/CNAM/no-10DLC, content assets, addresses/business-category fixes, the reliability findings incl. the debunked phantom-completion, and the open agency-email item). A future pass can fold these line-by-line into each layer.</w:t>
-      </w:r>
-    </w:p>
-    <w:p>
-      <w:pPr>
-        <w:pStyle w:val="Compact"/>
-        <w:numPr>
-          <w:ilvl w:val="0"/>
+        <w:t xml:space="preserve">Export the drip email copy into the repo.</w:t>
+      </w:r>
+      <w:r>
+        <w:t xml:space="preserve"> </w:t>
+      </w:r>
+      <w:r>
+        <w:t xml:space="preserve">All the campaign email copy for WF-11 through WF-29 (consumer drip, the five magnet nurtures, Winter, Recovery, Synthesis Gap, Vitamin D Assessment, testimonial, abandoned cart, investor drip) exists</w:t>
+      </w:r>
+      <w:r>
+        <w:t xml:space="preserve"> </w:t>
+      </w:r>
+      <w:r>
+        <w:rPr>
+          <w:b/>
+          <w:bCs/>
+        </w:rPr>
+        <w:t xml:space="preserve">only inside GHL</w:t>
+      </w:r>
+      <w:r>
+        <w:t xml:space="preserve">. It is not version-controlled, not searchable, and not reliably recoverable: Account Snapshots capture workflow structure but not email bodies in a diffable form. Only two content sets are currently backed up: the five agent templates in</w:t>
+      </w:r>
+      <w:r>
+        <w:t xml:space="preserve"> </w:t>
+      </w:r>
+      <w:r>
+        <w:rPr>
+          <w:rStyle w:val="VerbatimChar"/>
+        </w:rPr>
+        <w:t xml:space="preserve">Enyrgy_Agent_Email_Templates_v1.md</w:t>
+      </w:r>
+      <w:r>
+        <w:t xml:space="preserve"> </w:t>
+      </w:r>
+      <w:r>
+        <w:t xml:space="preserve">and the five landing pages in</w:t>
+      </w:r>
+      <w:r>
+        <w:t xml:space="preserve"> </w:t>
+      </w:r>
+      <w:r>
+        <w:rPr>
+          <w:rStyle w:val="VerbatimChar"/>
+        </w:rPr>
+        <w:t xml:space="preserve">lead-magnets/</w:t>
+      </w:r>
+      <w:r>
+        <w:t xml:space="preserve">.</w:t>
+      </w:r>
+    </w:p>
+    <w:p>
+      <w:pPr>
+        <w:pStyle w:val="Compact"/>
+        <w:numPr>
+          <w:ilvl w:val="1"/>
           <w:numId w:val="1063"/>
         </w:numPr>
       </w:pPr>
@@ -3646,13 +3674,125 @@
           <w:b/>
           <w:bCs/>
         </w:rPr>
-        <w:t xml:space="preserve">IG loose ends</w:t>
-      </w:r>
-      <w:r>
-        <w:t xml:space="preserve"> </w:t>
-      </w:r>
-      <w:r>
-        <w:t xml:space="preserve">— WF-23/WF-24 numbering gap (confirm not unbuilt), Winter/Tired-Test URLs missing from the Key URLs table, blank team contact fields (Dennis Lan, Dario Pompeii, Millie Carrillo, Thea Cartier).</w:t>
+        <w:t xml:space="preserve">Why it matters:</w:t>
+      </w:r>
+      <w:r>
+        <w:t xml:space="preserve"> </w:t>
+      </w:r>
+      <w:r>
+        <w:t xml:space="preserve">an entire session was spent compliance-auditing this copy (prohibited words, em-dashes, the guarantee-vs-lab-timeline decoupling, the light-does-five framing, FTC testimonial rules). That work lives in one place with no backup. A bad edit or an accidental workflow deletion loses it.</w:t>
+      </w:r>
+    </w:p>
+    <w:p>
+      <w:pPr>
+        <w:pStyle w:val="Compact"/>
+        <w:numPr>
+          <w:ilvl w:val="1"/>
+          <w:numId w:val="1063"/>
+        </w:numPr>
+      </w:pPr>
+      <w:r>
+        <w:rPr>
+          <w:b/>
+          <w:bCs/>
+        </w:rPr>
+        <w:t xml:space="preserve">Trigger that surfaced it:</w:t>
+      </w:r>
+      <w:r>
+        <w:t xml:space="preserve"> </w:t>
+      </w:r>
+      <w:r>
+        <w:t xml:space="preserve">could not answer</w:t>
+      </w:r>
+      <w:r>
+        <w:t xml:space="preserve"> </w:t>
+      </w:r>
+      <w:r>
+        <w:t xml:space="preserve">“which workflow has the email with subject</w:t>
+      </w:r>
+      <w:r>
+        <w:t xml:space="preserve"> </w:t>
+      </w:r>
+      <w:r>
+        <w:t xml:space="preserve">‘One trigger, three outputs’</w:t>
+      </w:r>
+      <w:r>
+        <w:t xml:space="preserve">?”</w:t>
+      </w:r>
+      <w:r>
+        <w:t xml:space="preserve"> </w:t>
+      </w:r>
+      <w:r>
+        <w:t xml:space="preserve">because there is nothing to search.</w:t>
+      </w:r>
+    </w:p>
+    <w:p>
+      <w:pPr>
+        <w:pStyle w:val="Compact"/>
+        <w:numPr>
+          <w:ilvl w:val="1"/>
+          <w:numId w:val="1063"/>
+        </w:numPr>
+      </w:pPr>
+      <w:r>
+        <w:rPr>
+          <w:b/>
+          <w:bCs/>
+        </w:rPr>
+        <w:t xml:space="preserve">Suggested shape:</w:t>
+      </w:r>
+      <w:r>
+        <w:t xml:space="preserve"> </w:t>
+      </w:r>
+      <w:r>
+        <w:t xml:space="preserve">one markdown file per workflow under a</w:t>
+      </w:r>
+      <w:r>
+        <w:t xml:space="preserve"> </w:t>
+      </w:r>
+      <w:r>
+        <w:rPr>
+          <w:rStyle w:val="VerbatimChar"/>
+        </w:rPr>
+        <w:t xml:space="preserve">campaigns/</w:t>
+      </w:r>
+      <w:r>
+        <w:t xml:space="preserve"> </w:t>
+      </w:r>
+      <w:r>
+        <w:t xml:space="preserve">directory, each email with its subject, body, and the WF number plus touch order. Roughly a session of work.</w:t>
+      </w:r>
+    </w:p>
+    <w:p>
+      <w:pPr>
+        <w:pStyle w:val="Compact"/>
+        <w:numPr>
+          <w:ilvl w:val="1"/>
+          <w:numId w:val="1063"/>
+        </w:numPr>
+      </w:pPr>
+      <w:r>
+        <w:rPr>
+          <w:b/>
+          <w:bCs/>
+        </w:rPr>
+        <w:t xml:space="preserve">Secondary benefit:</w:t>
+      </w:r>
+      <w:r>
+        <w:t xml:space="preserve"> </w:t>
+      </w:r>
+      <w:r>
+        <w:t xml:space="preserve">makes the copy greppable, so subject lines and claims can be located and audited without clicking through GHL.</w:t>
+      </w:r>
+    </w:p>
+    <w:bookmarkEnd w:id="15"/>
+    <w:bookmarkStart w:id="16" w:name="documentation-hygiene"/>
+    <w:p>
+      <w:pPr>
+        <w:pStyle w:val="Heading2"/>
+      </w:pPr>
+      <w:r>
+        <w:t xml:space="preserve">7. Documentation hygiene</w:t>
       </w:r>
     </w:p>
     <w:p>
@@ -3668,41 +3808,25 @@
           <w:b/>
           <w:bCs/>
         </w:rPr>
-        <w:t xml:space="preserve">WIP</w:t>
-      </w:r>
-      <w:r>
-        <w:t xml:space="preserve"> </w:t>
-      </w:r>
-      <w:r>
-        <w:t xml:space="preserve">— correct the</w:t>
-      </w:r>
-      <w:r>
-        <w:t xml:space="preserve"> </w:t>
-      </w:r>
-      <w:r>
-        <w:t xml:space="preserve">“24-agent”</w:t>
-      </w:r>
-      <w:r>
-        <w:t xml:space="preserve"> </w:t>
-      </w:r>
-      <w:r>
-        <w:t xml:space="preserve">count to</w:t>
-      </w:r>
-      <w:r>
-        <w:t xml:space="preserve"> </w:t>
-      </w:r>
-      <w:r>
-        <w:t xml:space="preserve">“16-agent core (22 with additions).”</w:t>
-      </w:r>
-    </w:p>
-    <w:bookmarkEnd w:id="15"/>
-    <w:bookmarkStart w:id="16" w:name="X4ef6576507d0fd69ab3954b626c150ac8397a60"/>
-    <w:p>
-      <w:pPr>
-        <w:pStyle w:val="Heading2"/>
-      </w:pPr>
-      <w:r>
-        <w:t xml:space="preserve">8. Standing operating discipline (adopted Session 15)</w:t>
+        <w:t xml:space="preserve">Refresh the EA to v1.1 (July 28)</w:t>
+      </w:r>
+      <w:r>
+        <w:t xml:space="preserve"> </w:t>
+      </w:r>
+      <w:r>
+        <w:t xml:space="preserve">— bumped to Version 1.1 with an authoritative</w:t>
+      </w:r>
+      <w:r>
+        <w:t xml:space="preserve"> </w:t>
+      </w:r>
+      <w:r>
+        <w:t xml:space="preserve">“v1.1 Current-State Update”</w:t>
+      </w:r>
+      <w:r>
+        <w:t xml:space="preserve"> </w:t>
+      </w:r>
+      <w:r>
+        <w:t xml:space="preserve">section that overrides the stale June-29 body (Shopify integration + WF-27/28/29, GBP live + WF-07 wiring, full Paperclip org + tuned heartbeats, toll-free SMS/CNAM/no-10DLC, content assets, addresses/business-category fixes, the reliability findings incl. the debunked phantom-completion, and the open agency-email item). A future pass can fold these line-by-line into each layer.</w:t>
       </w:r>
     </w:p>
     <w:p>
@@ -3718,25 +3842,13 @@
           <w:b/>
           <w:bCs/>
         </w:rPr>
-        <w:t xml:space="preserve">Verify agent audits/verifications against the live GHL account before acting.</w:t>
-      </w:r>
-      <w:r>
-        <w:t xml:space="preserve"> </w:t>
-      </w:r>
-      <w:r>
-        <w:t xml:space="preserve">Agents confabulate under credit starvation — they produced specific, plausible, false claims (invented tag states, a workflow last-edit date misread as a last-run date, a</w:t>
-      </w:r>
-      <w:r>
-        <w:t xml:space="preserve"> </w:t>
-      </w:r>
-      <w:r>
-        <w:t xml:space="preserve">“confirmed”</w:t>
-      </w:r>
-      <w:r>
-        <w:t xml:space="preserve"> </w:t>
-      </w:r>
-      <w:r>
-        <w:t xml:space="preserve">systemic issue that did not exist). Treat agent escalations as leads to verify, never as facts.</w:t>
+        <w:t xml:space="preserve">IG loose ends</w:t>
+      </w:r>
+      <w:r>
+        <w:t xml:space="preserve"> </w:t>
+      </w:r>
+      <w:r>
+        <w:t xml:space="preserve">— WF-23/WF-24 numbering gap (confirm not unbuilt), Winter/Tired-Test URLs missing from the Key URLs table, blank team contact fields (Dennis Lan, Dario Pompeii, Millie Carrillo, Thea Cartier).</w:t>
       </w:r>
     </w:p>
     <w:p>
@@ -3752,6 +3864,90 @@
           <w:b/>
           <w:bCs/>
         </w:rPr>
+        <w:t xml:space="preserve">WIP</w:t>
+      </w:r>
+      <w:r>
+        <w:t xml:space="preserve"> </w:t>
+      </w:r>
+      <w:r>
+        <w:t xml:space="preserve">— correct the</w:t>
+      </w:r>
+      <w:r>
+        <w:t xml:space="preserve"> </w:t>
+      </w:r>
+      <w:r>
+        <w:t xml:space="preserve">“24-agent”</w:t>
+      </w:r>
+      <w:r>
+        <w:t xml:space="preserve"> </w:t>
+      </w:r>
+      <w:r>
+        <w:t xml:space="preserve">count to</w:t>
+      </w:r>
+      <w:r>
+        <w:t xml:space="preserve"> </w:t>
+      </w:r>
+      <w:r>
+        <w:t xml:space="preserve">“16-agent core (22 with additions).”</w:t>
+      </w:r>
+    </w:p>
+    <w:bookmarkEnd w:id="16"/>
+    <w:bookmarkStart w:id="17" w:name="X4ef6576507d0fd69ab3954b626c150ac8397a60"/>
+    <w:p>
+      <w:pPr>
+        <w:pStyle w:val="Heading2"/>
+      </w:pPr>
+      <w:r>
+        <w:t xml:space="preserve">8. Standing operating discipline (adopted Session 15)</w:t>
+      </w:r>
+    </w:p>
+    <w:p>
+      <w:pPr>
+        <w:pStyle w:val="Compact"/>
+        <w:numPr>
+          <w:ilvl w:val="0"/>
+          <w:numId w:val="1067"/>
+        </w:numPr>
+      </w:pPr>
+      <w:r>
+        <w:rPr>
+          <w:b/>
+          <w:bCs/>
+        </w:rPr>
+        <w:t xml:space="preserve">Verify agent audits/verifications against the live GHL account before acting.</w:t>
+      </w:r>
+      <w:r>
+        <w:t xml:space="preserve"> </w:t>
+      </w:r>
+      <w:r>
+        <w:t xml:space="preserve">Agents confabulate under credit starvation — they produced specific, plausible, false claims (invented tag states, a workflow last-edit date misread as a last-run date, a</w:t>
+      </w:r>
+      <w:r>
+        <w:t xml:space="preserve"> </w:t>
+      </w:r>
+      <w:r>
+        <w:t xml:space="preserve">“confirmed”</w:t>
+      </w:r>
+      <w:r>
+        <w:t xml:space="preserve"> </w:t>
+      </w:r>
+      <w:r>
+        <w:t xml:space="preserve">systemic issue that did not exist). Treat agent escalations as leads to verify, never as facts.</w:t>
+      </w:r>
+    </w:p>
+    <w:p>
+      <w:pPr>
+        <w:pStyle w:val="Compact"/>
+        <w:numPr>
+          <w:ilvl w:val="0"/>
+          <w:numId w:val="1068"/>
+        </w:numPr>
+      </w:pPr>
+      <w:r>
+        <w:rPr>
+          <w:b/>
+          <w:bCs/>
+        </w:rPr>
         <w:t xml:space="preserve">Keep credit buffered and watch the Costs page.</w:t>
       </w:r>
       <w:r>
@@ -3761,8 +3957,8 @@
         <w:t xml:space="preserve">Starvation is more expensive than headroom, not cheaper.</w:t>
       </w:r>
     </w:p>
-    <w:bookmarkEnd w:id="16"/>
     <w:bookmarkEnd w:id="17"/>
+    <w:bookmarkEnd w:id="18"/>
     <w:sectPr>
       <w:footnotePr>
         <w:numRestart w:val="eachSect"/>
@@ -4454,18 +4650,24 @@
     <w:abstractNumId w:val="992"/>
   </w:num>
   <w:num w:numId="1062">
+    <w:abstractNumId w:val="992"/>
+  </w:num>
+  <w:num w:numId="1063">
+    <w:abstractNumId w:val="991"/>
+  </w:num>
+  <w:num w:numId="1064">
     <w:abstractNumId w:val="993"/>
-  </w:num>
-  <w:num w:numId="1063">
-    <w:abstractNumId w:val="992"/>
-  </w:num>
-  <w:num w:numId="1064">
-    <w:abstractNumId w:val="992"/>
   </w:num>
   <w:num w:numId="1065">
     <w:abstractNumId w:val="992"/>
   </w:num>
   <w:num w:numId="1066">
+    <w:abstractNumId w:val="992"/>
+  </w:num>
+  <w:num w:numId="1067">
+    <w:abstractNumId w:val="992"/>
+  </w:num>
+  <w:num w:numId="1068">
     <w:abstractNumId w:val="992"/>
   </w:num>
 </w:numbering>

--- a/Enyrgy_Master_TODO.docx
+++ b/Enyrgy_Master_TODO.docx
@@ -2,7 +2,7 @@
 <file path=word/document.xml><?xml version="1.0" encoding="utf-8"?>
 <w:document xmlns:w="http://schemas.openxmlformats.org/wordprocessingml/2006/main" xmlns:m="http://schemas.openxmlformats.org/officeDocument/2006/math" xmlns:r="http://schemas.openxmlformats.org/officeDocument/2006/relationships" xmlns:o="urn:schemas-microsoft-com:office:office" xmlns:v="urn:schemas-microsoft-com:vml" xmlns:w10="urn:schemas-microsoft-com:office:word" xmlns:a="http://schemas.openxmlformats.org/drawingml/2006/main" xmlns:pic="http://schemas.openxmlformats.org/drawingml/2006/picture" xmlns:wp="http://schemas.openxmlformats.org/drawingml/2006/wordprocessingDrawing">
   <w:body>
-    <w:bookmarkStart w:id="18" w:name="enyrgy-master-todo"/>
+    <w:bookmarkStart w:id="22" w:name="enyrgy-master-todo"/>
     <w:p>
       <w:pPr>
         <w:pStyle w:val="Heading1"/>
@@ -20,7 +20,7 @@
           <w:b/>
           <w:bCs/>
         </w:rPr>
-        <w:t xml:space="preserve">Consolidated open-items list. Reconciled against the live state as of July 28, 2026 (Session 15).</w:t>
+        <w:t xml:space="preserve">Consolidated open-items list. Reconciled against the live state as of August 4, 2026 (Session 16).</w:t>
       </w:r>
       <w:r>
         <w:t xml:space="preserve"> </w:t>
@@ -35,6 +35,66 @@
       </w:pPr>
       <w:r>
         <w:t xml:space="preserve">The build is essentially done. What remains is finishing the go-live staging, a few external verifications and WF-07 wiring, investor-readiness prep, a batch of strategic architecture decisions, and documentation updates.</w:t>
+      </w:r>
+    </w:p>
+    <w:p>
+      <w:pPr>
+        <w:pStyle w:val="BodyText"/>
+      </w:pPr>
+      <w:r>
+        <w:rPr>
+          <w:b/>
+          <w:bCs/>
+        </w:rPr>
+        <w:t xml:space="preserve">MOST URGENT, August 4:</w:t>
+      </w:r>
+      <w:r>
+        <w:t xml:space="preserve"> </w:t>
+      </w:r>
+      <w:r>
+        <w:t xml:space="preserve">deactivate FlexOffers old program</w:t>
+      </w:r>
+      <w:r>
+        <w:t xml:space="preserve"> </w:t>
+      </w:r>
+      <w:r>
+        <w:rPr>
+          <w:b/>
+          <w:bCs/>
+        </w:rPr>
+        <w:t xml:space="preserve">#247334</w:t>
+      </w:r>
+      <w:r>
+        <w:t xml:space="preserve"> </w:t>
+      </w:r>
+      <w:r>
+        <w:t xml:space="preserve">and disable old creative</w:t>
+      </w:r>
+      <w:r>
+        <w:t xml:space="preserve"> </w:t>
+      </w:r>
+      <w:r>
+        <w:rPr>
+          <w:b/>
+          <w:bCs/>
+        </w:rPr>
+        <w:t xml:space="preserve">#6673701</w:t>
+      </w:r>
+      <w:r>
+        <w:t xml:space="preserve">. Publisher migration is complete and a publisher has already tried to grab the old creative, which carries no S2S tracking, so they would earn nothing. YourTango begins promoting</w:t>
+      </w:r>
+      <w:r>
+        <w:t xml:space="preserve"> </w:t>
+      </w:r>
+      <w:r>
+        <w:rPr>
+          <w:b/>
+          <w:bCs/>
+        </w:rPr>
+        <w:t xml:space="preserve">Wednesday August 5</w:t>
+      </w:r>
+      <w:r>
+        <w:t xml:space="preserve">, so this wants doing before real traffic starts. Full sequence in section 3.</w:t>
       </w:r>
     </w:p>
     <w:p>
@@ -120,7 +180,7 @@
         <w:t xml:space="preserve"> </w:t>
       </w:r>
       <w:r>
-        <w:t xml:space="preserve">(6h) — ENABLED (July 28).</w:t>
+        <w:t xml:space="preserve">(6h): ENABLED (July 28).</w:t>
       </w:r>
     </w:p>
     <w:p>
@@ -132,7 +192,7 @@
         </w:numPr>
       </w:pPr>
       <w:r>
-        <w:t xml:space="preserve">Referral and Reviews — HELD for now (volume-gated). Instruction block is trimmed (review + testimonial live; referral paused with the deferred loyalty program). At current volume WF-07 sends the review/testimonial asks GHL-native, so the agent adds little. Enable when new-customer volume is steady; daily (</w:t>
+        <w:t xml:space="preserve">Referral and Reviews: HELD for now (volume-gated). Instruction block is trimmed (review + testimonial live; referral paused with the deferred loyalty program). At current volume WF-07 sends the review/testimonial asks GHL-native, so the agent adds little. Enable when new-customer volume is steady; daily (</w:t>
       </w:r>
       <w:r>
         <w:rPr>
@@ -168,7 +228,7 @@
         <w:t xml:space="preserve"> </w:t>
       </w:r>
       <w:r>
-        <w:t xml:space="preserve">(12h) — when volume justifies it.</w:t>
+        <w:t xml:space="preserve">(12h): when volume justifies it.</w:t>
       </w:r>
     </w:p>
     <w:p>
@@ -195,7 +255,7 @@
         <w:t xml:space="preserve"> </w:t>
       </w:r>
       <w:r>
-        <w:t xml:space="preserve">(12h) — when volume justifies it.</w:t>
+        <w:t xml:space="preserve">(12h): when volume justifies it.</w:t>
       </w:r>
     </w:p>
     <w:p>
@@ -279,14 +339,7 @@
           <w:b/>
           <w:bCs/>
         </w:rPr>
-        <w:t xml:space="preserve"> </w:t>
-      </w:r>
-      <w:r>
-        <w:rPr>
-          <w:b/>
-          <w:bCs/>
-        </w:rPr>
-        <w:t xml:space="preserve">— INVESTIGATED, NOT A REAL BUG (July 28).</w:t>
+        <w:t xml:space="preserve">: INVESTIGATED, NOT A REAL BUG (July 28).</w:t>
       </w:r>
       <w:r>
         <w:t xml:space="preserve"> </w:t>
@@ -394,7 +447,7 @@
         </w:numPr>
       </w:pPr>
       <w:r>
-        <w:t xml:space="preserve">Approval-card context UX: cards now show issue → what approving does → what declining does (deployed).</w:t>
+        <w:t xml:space="preserve">Approval-card context UX: cards now show issue, then what approving does, then what declining does (deployed).</w:t>
       </w:r>
     </w:p>
     <w:p>
@@ -456,13 +509,13 @@
           <w:b/>
           <w:bCs/>
         </w:rPr>
-        <w:t xml:space="preserve">Toll-free A2P (888) verification</w:t>
-      </w:r>
-      <w:r>
-        <w:t xml:space="preserve"> </w:t>
-      </w:r>
-      <w:r>
-        <w:t xml:space="preserve">— VALIDATED and approved for SMS (July 28, 2026). SMS can now send from the toll-free number 888-316-1695. Follow-up: activate any SMS touches that were paused waiting on this.</w:t>
+        <w:t xml:space="preserve">Toll-free A2P (888) verification:</w:t>
+      </w:r>
+      <w:r>
+        <w:t xml:space="preserve"> </w:t>
+      </w:r>
+      <w:r>
+        <w:t xml:space="preserve">VALIDATED and approved for SMS (July 28, 2026). SMS can now send from the toll-free number 888-316-1695. Follow-up: activate any SMS touches that were paused waiting on this.</w:t>
       </w:r>
     </w:p>
     <w:p>
@@ -478,13 +531,13 @@
           <w:b/>
           <w:bCs/>
         </w:rPr>
-        <w:t xml:space="preserve">Wire the GBP review link into WF-07</w:t>
-      </w:r>
-      <w:r>
-        <w:t xml:space="preserve"> </w:t>
-      </w:r>
-      <w:r>
-        <w:t xml:space="preserve">— DONE. Google review link is live in the WF-07 Day-14 SMS (https://g.page/r/CfN5Rj0CdmrfEAI/review), Trustpilot offered as secondary, STOP opt-out present, copy compliance-clean.</w:t>
+        <w:t xml:space="preserve">Wire the GBP review link into WF-07:</w:t>
+      </w:r>
+      <w:r>
+        <w:t xml:space="preserve"> </w:t>
+      </w:r>
+      <w:r>
+        <w:t xml:space="preserve">DONE. Google review link is live in the WF-07 Day-14 SMS (https://g.page/r/CfN5Rj0CdmrfEAI/review), Trustpilot offered as secondary, STOP opt-out present, copy compliance-clean.</w:t>
       </w:r>
     </w:p>
     <w:p>
@@ -500,13 +553,73 @@
           <w:b/>
           <w:bCs/>
         </w:rPr>
-        <w:t xml:space="preserve">Referral program (DEFERRED — decided July 28)</w:t>
-      </w:r>
-      <w:r>
-        <w:t xml:space="preserve"> </w:t>
-      </w:r>
-      <w:r>
-        <w:t xml:space="preserve">— NOT implementing a third-party Shopify referral app (ReferralCandy/Smile.io). The next version of Enyrgy will ship a built-in loyalty/referral program instead. WF-07’s referral link stays an intentional placeholder until then. The Referral and Reviews agent’s review/testimonial functions are ready now; its referral function waits for the built-in program (see section 6).</w:t>
+        <w:t xml:space="preserve">Referral program: RUNNING MANUALLY today, automation deferred.</w:t>
+      </w:r>
+      <w:r>
+        <w:t xml:space="preserve"> </w:t>
+      </w:r>
+      <w:r>
+        <w:t xml:space="preserve">NOT implementing a third-party Shopify referral app (ReferralCandy/Smile.io); the next version of Enyrgy ships a built-in loyalty/referral program instead.</w:t>
+      </w:r>
+      <w:r>
+        <w:t xml:space="preserve"> </w:t>
+      </w:r>
+      <w:r>
+        <w:rPr>
+          <w:b/>
+          <w:bCs/>
+        </w:rPr>
+        <w:t xml:space="preserve">Correction Aug 3: the earlier note that WF-07’s referral link is</w:t>
+      </w:r>
+      <w:r>
+        <w:rPr>
+          <w:b/>
+          <w:bCs/>
+        </w:rPr>
+        <w:t xml:space="preserve"> </w:t>
+      </w:r>
+      <w:r>
+        <w:rPr>
+          <w:b/>
+          <w:bCs/>
+        </w:rPr>
+        <w:t xml:space="preserve">‘an intentional placeholder’</w:t>
+      </w:r>
+      <w:r>
+        <w:rPr>
+          <w:b/>
+          <w:bCs/>
+        </w:rPr>
+        <w:t xml:space="preserve"> </w:t>
+      </w:r>
+      <w:r>
+        <w:rPr>
+          <w:b/>
+          <w:bCs/>
+        </w:rPr>
+        <w:t xml:space="preserve">was wrong.</w:t>
+      </w:r>
+      <w:r>
+        <w:t xml:space="preserve"> </w:t>
+      </w:r>
+      <w:r>
+        <w:t xml:space="preserve">The program is live and operating: a customer asks via WF-07 touch 3, and a</w:t>
+      </w:r>
+      <w:r>
+        <w:t xml:space="preserve"> </w:t>
+      </w:r>
+      <w:r>
+        <w:rPr>
+          <w:b/>
+          <w:bCs/>
+        </w:rPr>
+        <w:t xml:space="preserve">custom Shopify discount code specific to that user</w:t>
+      </w:r>
+      <w:r>
+        <w:t xml:space="preserve"> </w:t>
+      </w:r>
+      <w:r>
+        <w:t xml:space="preserve">is created by hand as the interim mechanism. Terms are $150 off the referee, $100 credit to the referrer. What waits on the built-in program is the automation, not the offer.</w:t>
       </w:r>
     </w:p>
     <w:p>
@@ -522,13 +635,13 @@
           <w:b/>
           <w:bCs/>
         </w:rPr>
-        <w:t xml:space="preserve">Trustpilot</w:t>
-      </w:r>
-      <w:r>
-        <w:t xml:space="preserve"> </w:t>
-      </w:r>
-      <w:r>
-        <w:t xml:space="preserve">— permanent review URL + post-purchase automation.</w:t>
+        <w:t xml:space="preserve">Trustpilot:</w:t>
+      </w:r>
+      <w:r>
+        <w:t xml:space="preserve"> </w:t>
+      </w:r>
+      <w:r>
+        <w:t xml:space="preserve">permanent review URL + post-purchase automation.</w:t>
       </w:r>
     </w:p>
     <w:p>
@@ -544,7 +657,7 @@
           <w:b/>
           <w:bCs/>
         </w:rPr>
-        <w:t xml:space="preserve">FlexOffers affiliate attribution — BUILT July 29</w:t>
+        <w:t xml:space="preserve">FlexOffers affiliate attribution: BUILT July 29</w:t>
       </w:r>
       <w:r>
         <w:t xml:space="preserve"> </w:t>
@@ -635,13 +748,13 @@
           <w:b/>
           <w:bCs/>
         </w:rPr>
-        <w:t xml:space="preserve">FlexOffers: ALL 5 LEAD MAGNETS WIRED (July 30)</w:t>
-      </w:r>
-      <w:r>
-        <w:t xml:space="preserve"> </w:t>
-      </w:r>
-      <w:r>
-        <w:t xml:space="preserve">— STRUCTURE: one program (250377) with a</w:t>
+        <w:t xml:space="preserve">FlexOffers: ALL 5 LEAD MAGNETS WIRED (July 30):</w:t>
+      </w:r>
+      <w:r>
+        <w:t xml:space="preserve"> </w:t>
+      </w:r>
+      <w:r>
+        <w:t xml:space="preserve">STRUCTURE: one program (250377) with a</w:t>
       </w:r>
       <w:r>
         <w:t xml:space="preserve"> </w:t>
@@ -706,7 +819,7 @@
         <w:t xml:space="preserve">/tired-test</w:t>
       </w:r>
       <w:r>
-        <w:t xml:space="preserve">, WF-12) — page + mapping done and verified with a real FlexOffers refid. Page in repo at</w:t>
+        <w:t xml:space="preserve">, WF-12): page + mapping done and verified with a real FlexOffers refid. Page in repo at</w:t>
       </w:r>
       <w:r>
         <w:t xml:space="preserve"> </w:t>
@@ -767,7 +880,7 @@
         <w:t xml:space="preserve">d2692dc6-1e9f-466c-8525-58c466c426bd</w:t>
       </w:r>
       <w:r>
-        <w:t xml:space="preserve">) — page + mapping done and verified July 30. Page in repo at</w:t>
+        <w:t xml:space="preserve">): page + mapping done and verified July 30. Page in repo at</w:t>
       </w:r>
       <w:r>
         <w:t xml:space="preserve"> </w:t>
@@ -828,7 +941,7 @@
         <w:t xml:space="preserve">fd32493c-6ec1-4e55-9edb-75399aa53a34</w:t>
       </w:r>
       <w:r>
-        <w:t xml:space="preserve">) — page + mapping done and verified July 30. Page in repo at</w:t>
+        <w:t xml:space="preserve">): page + mapping done and verified July 30. Page in repo at</w:t>
       </w:r>
       <w:r>
         <w:t xml:space="preserve"> </w:t>
@@ -889,7 +1002,7 @@
         <w:t xml:space="preserve">3ae538d7-81a9-42a7-9e18-5e7c8b19b84a</w:t>
       </w:r>
       <w:r>
-        <w:t xml:space="preserve">) — page + mapping done and verified July 30. Page in repo at</w:t>
+        <w:t xml:space="preserve">): page + mapping done and verified July 30. Page in repo at</w:t>
       </w:r>
       <w:r>
         <w:t xml:space="preserve"> </w:t>
@@ -965,7 +1078,7 @@
         <w:t xml:space="preserve">ad11ef02-14c8-4dbc-b1dd-bb5c9f3203bd</w:t>
       </w:r>
       <w:r>
-        <w:t xml:space="preserve">) — page + mapping done and verified July 30. Page in repo at</w:t>
+        <w:t xml:space="preserve">): page + mapping done and verified July 30. Page in repo at</w:t>
       </w:r>
       <w:r>
         <w:t xml:space="preserve"> </w:t>
@@ -1205,10 +1318,7 @@
         <w:t xml:space="preserve">“date”</w:t>
       </w:r>
       <w:r>
-        <w:t xml:space="preserve"> </w:t>
-      </w:r>
-      <w:r>
-        <w:t xml:space="preserve">— only DOB and custom date fields), so</w:t>
+        <w:t xml:space="preserve">, only DOB and custom date fields), so</w:t>
       </w:r>
       <w:r>
         <w:t xml:space="preserve"> </w:t>
@@ -1643,13 +1753,13 @@
           <w:b/>
           <w:bCs/>
         </w:rPr>
-        <w:t xml:space="preserve">WF-21 VERIFIED CLEAN (July 30)</w:t>
-      </w:r>
-      <w:r>
-        <w:t xml:space="preserve"> </w:t>
-      </w:r>
-      <w:r>
-        <w:t xml:space="preserve">— its static Add Tag holds only legitimately always-on tags (</w:t>
+        <w:t xml:space="preserve">WF-21 VERIFIED CLEAN (July 30):</w:t>
+      </w:r>
+      <w:r>
+        <w:t xml:space="preserve"> </w:t>
+      </w:r>
+      <w:r>
+        <w:t xml:space="preserve">its static Add Tag holds only legitimately always-on tags (</w:t>
       </w:r>
       <w:r>
         <w:rPr>
@@ -1730,7 +1840,7 @@
         <w:t xml:space="preserve">sms_consent_given</w:t>
       </w:r>
       <w:r>
-        <w:t xml:space="preserve">. WF-21 already had a Dynamic Add Tag, so conditional consent lands correctly from the payload. The false-consent bug was WF-12 only. ORIGINAL ITEM: — expand its static Add Tag list (showed</w:t>
+        <w:t xml:space="preserve">. WF-21 already had a Dynamic Add Tag, so conditional consent lands correctly from the payload. The false-consent bug was WF-12 only. ORIGINAL ITEM: expand its static Add Tag list (showed</w:t>
       </w:r>
       <w:r>
         <w:t xml:space="preserve"> </w:t>
@@ -1773,13 +1883,232 @@
           <w:b/>
           <w:bCs/>
         </w:rPr>
-        <w:t xml:space="preserve">Audit the other capture workflows for the same pattern</w:t>
-      </w:r>
-      <w:r>
-        <w:t xml:space="preserve"> </w:t>
-      </w:r>
-      <w:r>
-        <w:t xml:space="preserve">— WF-15/18/19 pages do not collect phone or SMS consent, so they are not exposed, but confirm no other conditional tag is being applied unconditionally anywhere.</w:t>
+        <w:t xml:space="preserve">Audit of WF-15/18/19 capture workflows: DONE (Aug 1). Compliance clean, one real gap found and fixed.</w:t>
+      </w:r>
+    </w:p>
+    <w:p>
+      <w:pPr>
+        <w:pStyle w:val="Compact"/>
+        <w:numPr>
+          <w:ilvl w:val="1"/>
+          <w:numId w:val="1025"/>
+        </w:numPr>
+      </w:pPr>
+      <w:r>
+        <w:rPr>
+          <w:b/>
+          <w:bCs/>
+        </w:rPr>
+        <w:t xml:space="preserve">Compliance half, verified visually rather than assumed.</w:t>
+      </w:r>
+      <w:r>
+        <w:t xml:space="preserve"> </w:t>
+      </w:r>
+      <w:r>
+        <w:t xml:space="preserve">No</w:t>
+      </w:r>
+      <w:r>
+        <w:t xml:space="preserve"> </w:t>
+      </w:r>
+      <w:r>
+        <w:rPr>
+          <w:rStyle w:val="VerbatimChar"/>
+        </w:rPr>
+        <w:t xml:space="preserve">sms_consent_given</w:t>
+      </w:r>
+      <w:r>
+        <w:t xml:space="preserve"> </w:t>
+      </w:r>
+      <w:r>
+        <w:t xml:space="preserve">on any of the three. Their pages collect no phone and no SMS consent, and the Create Contact actions map only firstName, lastName, email and</w:t>
+      </w:r>
+      <w:r>
+        <w:t xml:space="preserve"> </w:t>
+      </w:r>
+      <w:r>
+        <w:rPr>
+          <w:rStyle w:val="VerbatimChar"/>
+        </w:rPr>
+        <w:t xml:space="preserve">flexoffers_refid</w:t>
+      </w:r>
+      <w:r>
+        <w:t xml:space="preserve">, so there was never exposure.</w:t>
+      </w:r>
+    </w:p>
+    <w:p>
+      <w:pPr>
+        <w:pStyle w:val="Compact"/>
+        <w:numPr>
+          <w:ilvl w:val="1"/>
+          <w:numId w:val="1025"/>
+        </w:numPr>
+      </w:pPr>
+      <w:r>
+        <w:rPr>
+          <w:b/>
+          <w:bCs/>
+        </w:rPr>
+        <w:t xml:space="preserve">The gap: none of the three had a Dynamic Add Tag.</w:t>
+      </w:r>
+      <w:r>
+        <w:t xml:space="preserve"> </w:t>
+      </w:r>
+      <w:r>
+        <w:t xml:space="preserve">Each had a single Standard Add Tag with its static list and nothing else, the same shape WF-12 had before its fix. All three pages push exactly one conditional tag,</w:t>
+      </w:r>
+      <w:r>
+        <w:t xml:space="preserve"> </w:t>
+      </w:r>
+      <w:r>
+        <w:rPr>
+          <w:rStyle w:val="VerbatimChar"/>
+        </w:rPr>
+        <w:t xml:space="preserve">source_flexoffers</w:t>
+      </w:r>
+      <w:r>
+        <w:t xml:space="preserve"> </w:t>
+      </w:r>
+      <w:r>
+        <w:t xml:space="preserve">when an affiliate refid is present, so</w:t>
+      </w:r>
+      <w:r>
+        <w:t xml:space="preserve"> </w:t>
+      </w:r>
+      <w:r>
+        <w:rPr>
+          <w:b/>
+          <w:bCs/>
+        </w:rPr>
+        <w:t xml:space="preserve">that tag was never landing</w:t>
+      </w:r>
+      <w:r>
+        <w:t xml:space="preserve"> </w:t>
+      </w:r>
+      <w:r>
+        <w:t xml:space="preserve">on Synthesis Gap, Recovery Protocol or Winter Protocol contacts.</w:t>
+      </w:r>
+    </w:p>
+    <w:p>
+      <w:pPr>
+        <w:pStyle w:val="Compact"/>
+        <w:numPr>
+          <w:ilvl w:val="1"/>
+          <w:numId w:val="1025"/>
+        </w:numPr>
+      </w:pPr>
+      <w:r>
+        <w:rPr>
+          <w:b/>
+          <w:bCs/>
+        </w:rPr>
+        <w:t xml:space="preserve">Fixed</w:t>
+      </w:r>
+      <w:r>
+        <w:t xml:space="preserve"> </w:t>
+      </w:r>
+      <w:r>
+        <w:t xml:space="preserve">by adding a second Add contact tag action to each, in Dynamic mode reading</w:t>
+      </w:r>
+      <w:r>
+        <w:t xml:space="preserve"> </w:t>
+      </w:r>
+      <w:r>
+        <w:rPr>
+          <w:rStyle w:val="VerbatimChar"/>
+        </w:rPr>
+        <w:t xml:space="preserve">{{inboundWebhookRequest.tags}}</w:t>
+      </w:r>
+      <w:r>
+        <w:t xml:space="preserve">, named distinctly from the static one. The Standard action was kept so the essentials including</w:t>
+      </w:r>
+      <w:r>
+        <w:t xml:space="preserve"> </w:t>
+      </w:r>
+      <w:r>
+        <w:rPr>
+          <w:rStyle w:val="VerbatimChar"/>
+        </w:rPr>
+        <w:t xml:space="preserve">drip_bypass</w:t>
+      </w:r>
+      <w:r>
+        <w:t xml:space="preserve"> </w:t>
+      </w:r>
+      <w:r>
+        <w:t xml:space="preserve">still land if a page ever submits without its tags array.</w:t>
+      </w:r>
+    </w:p>
+    <w:p>
+      <w:pPr>
+        <w:pStyle w:val="Compact"/>
+        <w:numPr>
+          <w:ilvl w:val="1"/>
+          <w:numId w:val="1025"/>
+        </w:numPr>
+      </w:pPr>
+      <w:r>
+        <w:rPr>
+          <w:b/>
+          <w:bCs/>
+        </w:rPr>
+        <w:t xml:space="preserve">Severity was low and worth stating plainly:</w:t>
+      </w:r>
+      <w:r>
+        <w:t xml:space="preserve"> </w:t>
+      </w:r>
+      <w:r>
+        <w:t xml:space="preserve">no compliance exposure and no affiliate money at risk, since attribution runs on the</w:t>
+      </w:r>
+      <w:r>
+        <w:t xml:space="preserve"> </w:t>
+      </w:r>
+      <w:r>
+        <w:rPr>
+          <w:rStyle w:val="VerbatimChar"/>
+        </w:rPr>
+        <w:t xml:space="preserve">flexoffers_refid</w:t>
+      </w:r>
+      <w:r>
+        <w:t xml:space="preserve"> </w:t>
+      </w:r>
+      <w:r>
+        <w:t xml:space="preserve">field through WF-31, not this tag. What was lost was the ability to segment affiliate-sourced contacts by magnet, which is Enyrgy’s own more reliable answer to the reporting question put to FlexOffers.</w:t>
+      </w:r>
+    </w:p>
+    <w:p>
+      <w:pPr>
+        <w:pStyle w:val="Compact"/>
+        <w:numPr>
+          <w:ilvl w:val="1"/>
+          <w:numId w:val="1025"/>
+        </w:numPr>
+      </w:pPr>
+      <w:r>
+        <w:rPr>
+          <w:b/>
+          <w:bCs/>
+        </w:rPr>
+        <w:t xml:space="preserve">VERIFIED (Aug 2)</w:t>
+      </w:r>
+      <w:r>
+        <w:t xml:space="preserve"> </w:t>
+      </w:r>
+      <w:r>
+        <w:t xml:space="preserve">by live submission with a refid.</w:t>
+      </w:r>
+      <w:r>
+        <w:t xml:space="preserve"> </w:t>
+      </w:r>
+      <w:r>
+        <w:rPr>
+          <w:rStyle w:val="VerbatimChar"/>
+        </w:rPr>
+        <w:t xml:space="preserve">source_flexoffers</w:t>
+      </w:r>
+      <w:r>
+        <w:t xml:space="preserve"> </w:t>
+      </w:r>
+      <w:r>
+        <w:t xml:space="preserve">lands correctly. Done ahead of YourTango starting Aug 5, so affiliate attribution by magnet is clean from the first click.</w:t>
       </w:r>
     </w:p>
     <w:p>
@@ -1787,7 +2116,7 @@
         <w:pStyle w:val="Compact"/>
         <w:numPr>
           <w:ilvl w:val="0"/>
-          <w:numId w:val="1025"/>
+          <w:numId w:val="1026"/>
         </w:numPr>
       </w:pPr>
       <w:r>
@@ -1884,7 +2213,7 @@
         <w:pStyle w:val="Compact"/>
         <w:numPr>
           <w:ilvl w:val="1"/>
-          <w:numId w:val="1026"/>
+          <w:numId w:val="1027"/>
         </w:numPr>
       </w:pPr>
       <w:r>
@@ -1951,7 +2280,7 @@
         <w:pStyle w:val="Compact"/>
         <w:numPr>
           <w:ilvl w:val="1"/>
-          <w:numId w:val="1026"/>
+          <w:numId w:val="1027"/>
         </w:numPr>
       </w:pPr>
       <w:r>
@@ -2009,7 +2338,7 @@
         <w:pStyle w:val="Compact"/>
         <w:numPr>
           <w:ilvl w:val="0"/>
-          <w:numId w:val="1027"/>
+          <w:numId w:val="1028"/>
         </w:numPr>
       </w:pPr>
       <w:r>
@@ -2031,7 +2360,7 @@
         <w:pStyle w:val="Compact"/>
         <w:numPr>
           <w:ilvl w:val="1"/>
-          <w:numId w:val="1028"/>
+          <w:numId w:val="1029"/>
         </w:numPr>
       </w:pPr>
       <w:r>
@@ -2069,7 +2398,7 @@
         <w:pStyle w:val="Compact"/>
         <w:numPr>
           <w:ilvl w:val="1"/>
-          <w:numId w:val="1028"/>
+          <w:numId w:val="1029"/>
         </w:numPr>
       </w:pPr>
       <w:r>
@@ -2176,7 +2505,7 @@
         <w:pStyle w:val="Compact"/>
         <w:numPr>
           <w:ilvl w:val="1"/>
-          <w:numId w:val="1028"/>
+          <w:numId w:val="1029"/>
         </w:numPr>
       </w:pPr>
       <w:r>
@@ -2198,7 +2527,7 @@
         <w:pStyle w:val="Compact"/>
         <w:numPr>
           <w:ilvl w:val="1"/>
-          <w:numId w:val="1028"/>
+          <w:numId w:val="1029"/>
         </w:numPr>
       </w:pPr>
       <w:r>
@@ -2220,7 +2549,7 @@
         <w:pStyle w:val="Compact"/>
         <w:numPr>
           <w:ilvl w:val="1"/>
-          <w:numId w:val="1028"/>
+          <w:numId w:val="1029"/>
         </w:numPr>
       </w:pPr>
       <w:r>
@@ -2269,28 +2598,6 @@
       </w:r>
       <w:r>
         <w:t xml:space="preserve">it back to enyrgy.com. The DEFAULT campaign’s creative is visible to publishers, and the refid capture code exists ONLY on the five magnet pages, so pointing the default anywhere else means a publisher using that creative drives traffic that captures nothing and earns nothing.</w:t>
-      </w:r>
-    </w:p>
-    <w:p>
-      <w:pPr>
-        <w:pStyle w:val="Compact"/>
-        <w:numPr>
-          <w:ilvl w:val="0"/>
-          <w:numId w:val="1029"/>
-        </w:numPr>
-      </w:pPr>
-      <w:r>
-        <w:rPr>
-          <w:b/>
-          <w:bCs/>
-        </w:rPr>
-        <w:t xml:space="preserve">Set up a publisher account and apply to your own program</w:t>
-      </w:r>
-      <w:r>
-        <w:t xml:space="preserve"> </w:t>
-      </w:r>
-      <w:r>
-        <w:t xml:space="preserve">(the rep’s best tip; he and Brittany will approve it). It is the only way to see exactly what publishers see: campaign descriptions, creatives, and how the five magnets read side by side. QA the program from the buyer’s side before recruiting.</w:t>
       </w:r>
     </w:p>
     <w:p>
@@ -2306,51 +2613,13 @@
           <w:b/>
           <w:bCs/>
         </w:rPr>
-        <w:t xml:space="preserve">3 brand creatives on the OLD program handled (July 30).</w:t>
-      </w:r>
-      <w:r>
-        <w:t xml:space="preserve"> </w:t>
-      </w:r>
-      <w:r>
-        <w:t xml:space="preserve">The red-light angle (</w:t>
-      </w:r>
-      <w:r>
-        <w:t xml:space="preserve">“Already doing red light therapy?”</w:t>
-      </w:r>
-      <w:r>
-        <w:t xml:space="preserve">) was RECREATED under the new program’s</w:t>
-      </w:r>
-      <w:r>
-        <w:t xml:space="preserve"> </w:t>
-      </w:r>
-      <w:r>
-        <w:rPr>
-          <w:b/>
-          <w:bCs/>
-        </w:rPr>
-        <w:t xml:space="preserve">Synthesis Gap</w:t>
-      </w:r>
-      <w:r>
-        <w:t xml:space="preserve"> </w:t>
-      </w:r>
-      <w:r>
-        <w:t xml:space="preserve">campaign, repointed at a magnet so it now captures an email instead of dropping traffic on the website. The other two (#6671367 immunity/hormones/mood, #6671368 UVB safety) were disabled.</w:t>
-      </w:r>
-      <w:r>
-        <w:t xml:space="preserve"> </w:t>
-      </w:r>
-      <w:r>
-        <w:rPr>
-          <w:b/>
-          <w:bCs/>
-        </w:rPr>
-        <w:t xml:space="preserve">Framing correction worth keeping:</w:t>
-      </w:r>
-      <w:r>
-        <w:t xml:space="preserve"> </w:t>
-      </w:r>
-      <w:r>
-        <w:t xml:space="preserve">the old program’s 4,233 clicks / 0 sales is NOT evidence of broken tracking. It is the expected result for a $2,995 considered purchase from cold traffic. The real problem with those creatives was that they sent traffic to the website, which captures no email and allows no nurture. That is precisely why the lead-magnet program exists.</w:t>
+        <w:t xml:space="preserve">Set up a publisher account and apply to your own program</w:t>
+      </w:r>
+      <w:r>
+        <w:t xml:space="preserve"> </w:t>
+      </w:r>
+      <w:r>
+        <w:t xml:space="preserve">(the rep’s best tip; he and Brittany will approve it). It is the only way to see exactly what publishers see: campaign descriptions, creatives, and how the five magnets read side by side. QA the program from the buyer’s side before recruiting.</w:t>
       </w:r>
     </w:p>
     <w:p>
@@ -2366,6 +2635,66 @@
           <w:b/>
           <w:bCs/>
         </w:rPr>
+        <w:t xml:space="preserve">3 brand creatives on the OLD program handled (July 30).</w:t>
+      </w:r>
+      <w:r>
+        <w:t xml:space="preserve"> </w:t>
+      </w:r>
+      <w:r>
+        <w:t xml:space="preserve">The red-light angle (</w:t>
+      </w:r>
+      <w:r>
+        <w:t xml:space="preserve">“Already doing red light therapy?”</w:t>
+      </w:r>
+      <w:r>
+        <w:t xml:space="preserve">) was RECREATED under the new program’s</w:t>
+      </w:r>
+      <w:r>
+        <w:t xml:space="preserve"> </w:t>
+      </w:r>
+      <w:r>
+        <w:rPr>
+          <w:b/>
+          <w:bCs/>
+        </w:rPr>
+        <w:t xml:space="preserve">Synthesis Gap</w:t>
+      </w:r>
+      <w:r>
+        <w:t xml:space="preserve"> </w:t>
+      </w:r>
+      <w:r>
+        <w:t xml:space="preserve">campaign, repointed at a magnet so it now captures an email instead of dropping traffic on the website. The other two (#6671367 immunity/hormones/mood, #6671368 UVB safety) were disabled.</w:t>
+      </w:r>
+      <w:r>
+        <w:t xml:space="preserve"> </w:t>
+      </w:r>
+      <w:r>
+        <w:rPr>
+          <w:b/>
+          <w:bCs/>
+        </w:rPr>
+        <w:t xml:space="preserve">Framing correction worth keeping:</w:t>
+      </w:r>
+      <w:r>
+        <w:t xml:space="preserve"> </w:t>
+      </w:r>
+      <w:r>
+        <w:t xml:space="preserve">the old program’s 4,233 clicks / 0 sales is NOT evidence of broken tracking. It is the expected result for a $2,995 considered purchase from cold traffic. The real problem with those creatives was that they sent traffic to the website, which captures no email and allows no nurture. That is precisely why the lead-magnet program exists.</w:t>
+      </w:r>
+    </w:p>
+    <w:p>
+      <w:pPr>
+        <w:pStyle w:val="Compact"/>
+        <w:numPr>
+          <w:ilvl w:val="0"/>
+          <w:numId w:val="1032"/>
+        </w:numPr>
+      </w:pPr>
+      <w:r>
+        <w:rPr>
+          <w:b/>
+          <w:bCs/>
+        </w:rPr>
         <w:t xml:space="preserve">AWAITING FlexOffers (emailed John + Brittany July 30, end of session).</w:t>
       </w:r>
       <w:r>
@@ -2380,9 +2709,34 @@
         <w:pStyle w:val="Compact"/>
         <w:numPr>
           <w:ilvl w:val="1"/>
-          <w:numId w:val="1032"/>
-        </w:numPr>
-      </w:pPr>
+          <w:numId w:val="1033"/>
+        </w:numPr>
+      </w:pPr>
+      <w:r>
+        <w:rPr>
+          <w:strike/>
+        </w:rPr>
+        <w:t xml:space="preserve">Make 250377 Public</w:t>
+      </w:r>
+      <w:r>
+        <w:t xml:space="preserve"> </w:t>
+      </w:r>
+      <w:r>
+        <w:rPr>
+          <w:b/>
+          <w:bCs/>
+        </w:rPr>
+        <w:t xml:space="preserve">DONE (Aug 2). Brittany confirms the new program is LIVE.</w:t>
+      </w:r>
+      <w:r>
+        <w:t xml:space="preserve"> </w:t>
+      </w:r>
+      <w:r>
+        <w:t xml:space="preserve">Original note:</w:t>
+      </w:r>
+      <w:r>
+        <w:t xml:space="preserve"> </w:t>
+      </w:r>
       <w:r>
         <w:rPr>
           <w:b/>
@@ -2414,7 +2768,7 @@
         <w:pStyle w:val="Compact"/>
         <w:numPr>
           <w:ilvl w:val="1"/>
-          <w:numId w:val="1032"/>
+          <w:numId w:val="1033"/>
         </w:numPr>
       </w:pPr>
       <w:r>
@@ -2433,13 +2787,12 @@
         <w:pStyle w:val="Compact"/>
         <w:numPr>
           <w:ilvl w:val="1"/>
-          <w:numId w:val="1032"/>
-        </w:numPr>
-      </w:pPr>
-      <w:r>
-        <w:rPr>
-          <w:b/>
-          <w:bCs/>
+          <w:numId w:val="1033"/>
+        </w:numPr>
+      </w:pPr>
+      <w:r>
+        <w:rPr>
+          <w:strike/>
         </w:rPr>
         <w:t xml:space="preserve">Prioritize YourTango approval on 250377</w:t>
       </w:r>
@@ -2447,7 +2800,24 @@
         <w:t xml:space="preserve"> </w:t>
       </w:r>
       <w:r>
-        <w:t xml:space="preserve">— executed MSA and the joint press release already went out two weeks ago, so they are the first partner who needs a live link.</w:t>
+        <w:rPr>
+          <w:b/>
+          <w:bCs/>
+        </w:rPr>
+        <w:t xml:space="preserve">DONE (Aug 2). YourTango approved by FlexOffers.</w:t>
+      </w:r>
+      <w:r>
+        <w:t xml:space="preserve"> </w:t>
+      </w:r>
+      <w:r>
+        <w:rPr>
+          <w:b/>
+          <w:bCs/>
+        </w:rPr>
+        <w:t xml:space="preserve">They begin promoting Wednesday August 5, 2026</w:t>
+      </w:r>
+      <w:r>
+        <w:t xml:space="preserve">, which is when the first real affiliate traffic is expected. Everything that should be verified against clean data needs doing before then.</w:t>
       </w:r>
     </w:p>
     <w:p>
@@ -2455,21 +2825,116 @@
         <w:pStyle w:val="Compact"/>
         <w:numPr>
           <w:ilvl w:val="1"/>
-          <w:numId w:val="1032"/>
-        </w:numPr>
-      </w:pPr>
-      <w:r>
-        <w:rPr>
-          <w:b/>
-          <w:bCs/>
-        </w:rPr>
-        <w:t xml:space="preserve">Reporting question:</w:t>
-      </w:r>
-      <w:r>
-        <w:t xml:space="preserve"> </w:t>
-      </w:r>
-      <w:r>
-        <w:t xml:space="preserve">does it break out by campaign and creative, so Enyrgy can see which magnet converts affiliate traffic?</w:t>
+          <w:numId w:val="1033"/>
+        </w:numPr>
+      </w:pPr>
+      <w:r>
+        <w:rPr>
+          <w:strike/>
+        </w:rPr>
+        <w:t xml:space="preserve">Reporting question</w:t>
+      </w:r>
+      <w:r>
+        <w:t xml:space="preserve"> </w:t>
+      </w:r>
+      <w:r>
+        <w:rPr>
+          <w:b/>
+          <w:bCs/>
+        </w:rPr>
+        <w:t xml:space="preserve">ANSWERED by John (Aug 2): YES, reporting breaks out by campaign and creative,</w:t>
+      </w:r>
+      <w:r>
+        <w:t xml:space="preserve"> </w:t>
+      </w:r>
+      <w:r>
+        <w:t xml:space="preserve">and the one-program-many-campaigns structure is what makes that possible.</w:t>
+      </w:r>
+      <w:r>
+        <w:t xml:space="preserve"> </w:t>
+      </w:r>
+      <w:r>
+        <w:rPr>
+          <w:b/>
+          <w:bCs/>
+        </w:rPr>
+        <w:t xml:space="preserve">Caveat he raised, and it matters:</w:t>
+      </w:r>
+      <w:r>
+        <w:t xml:space="preserve"> </w:t>
+      </w:r>
+      <w:r>
+        <w:t xml:space="preserve">publishers sometimes get creative with how they use tracking links, so campaign-level attribution is directionally right rather than exact.</w:t>
+      </w:r>
+      <w:r>
+        <w:t xml:space="preserve"> </w:t>
+      </w:r>
+      <w:r>
+        <w:rPr>
+          <w:b/>
+          <w:bCs/>
+        </w:rPr>
+        <w:t xml:space="preserve">Enyrgy’s own data is the more reliable answer and is immune to that caveat:</w:t>
+      </w:r>
+      <w:r>
+        <w:t xml:space="preserve"> </w:t>
+      </w:r>
+      <w:r>
+        <w:t xml:space="preserve">the magnet tag (</w:t>
+      </w:r>
+      <w:r>
+        <w:rPr>
+          <w:rStyle w:val="VerbatimChar"/>
+        </w:rPr>
+        <w:t xml:space="preserve">magnet_tired_test</w:t>
+      </w:r>
+      <w:r>
+        <w:t xml:space="preserve">,</w:t>
+      </w:r>
+      <w:r>
+        <w:t xml:space="preserve"> </w:t>
+      </w:r>
+      <w:r>
+        <w:rPr>
+          <w:rStyle w:val="VerbatimChar"/>
+        </w:rPr>
+        <w:t xml:space="preserve">magnet_synthesis_gap</w:t>
+      </w:r>
+      <w:r>
+        <w:t xml:space="preserve"> </w:t>
+      </w:r>
+      <w:r>
+        <w:t xml:space="preserve">and so on) plus</w:t>
+      </w:r>
+      <w:r>
+        <w:t xml:space="preserve"> </w:t>
+      </w:r>
+      <w:r>
+        <w:rPr>
+          <w:rStyle w:val="VerbatimChar"/>
+        </w:rPr>
+        <w:t xml:space="preserve">source_flexoffers</w:t>
+      </w:r>
+      <w:r>
+        <w:t xml:space="preserve"> </w:t>
+      </w:r>
+      <w:r>
+        <w:t xml:space="preserve">gives affiliate conversion by magnet regardless of how a publisher used the link. That combination only works once the</w:t>
+      </w:r>
+      <w:r>
+        <w:t xml:space="preserve"> </w:t>
+      </w:r>
+      <w:r>
+        <w:rPr>
+          <w:rStyle w:val="VerbatimChar"/>
+        </w:rPr>
+        <w:t xml:space="preserve">source_flexoffers</w:t>
+      </w:r>
+      <w:r>
+        <w:t xml:space="preserve"> </w:t>
+      </w:r>
+      <w:r>
+        <w:t xml:space="preserve">Dynamic Add Tag fix from Aug 2 is verified on WF-15/18/19.</w:t>
       </w:r>
     </w:p>
     <w:p>
@@ -2477,21 +2942,30 @@
         <w:pStyle w:val="Compact"/>
         <w:numPr>
           <w:ilvl w:val="1"/>
-          <w:numId w:val="1032"/>
-        </w:numPr>
-      </w:pPr>
-      <w:r>
-        <w:rPr>
-          <w:b/>
-          <w:bCs/>
-        </w:rPr>
-        <w:t xml:space="preserve">Old program 247334:</w:t>
-      </w:r>
-      <w:r>
-        <w:t xml:space="preserve"> </w:t>
-      </w:r>
-      <w:r>
-        <w:t xml:space="preserve">deactivate or leave running once publishers migrate?</w:t>
+          <w:numId w:val="1033"/>
+        </w:numPr>
+      </w:pPr>
+      <w:r>
+        <w:rPr>
+          <w:strike/>
+        </w:rPr>
+        <w:t xml:space="preserve">Old program 247334: deactivate or leave running?</w:t>
+      </w:r>
+      <w:r>
+        <w:t xml:space="preserve"> </w:t>
+      </w:r>
+      <w:r>
+        <w:rPr>
+          <w:b/>
+          <w:bCs/>
+        </w:rPr>
+        <w:t xml:space="preserve">DECIDED (Aug 2). Brittany: deactivate the old program once publishers are migrated.</w:t>
+      </w:r>
+      <w:r>
+        <w:t xml:space="preserve"> </w:t>
+      </w:r>
+      <w:r>
+        <w:t xml:space="preserve">Sequence matters: migrate first, then deactivate, or live publisher links break.</w:t>
       </w:r>
     </w:p>
     <w:p>
@@ -2499,7 +2973,7 @@
         <w:pStyle w:val="Compact"/>
         <w:numPr>
           <w:ilvl w:val="1"/>
-          <w:numId w:val="1032"/>
+          <w:numId w:val="1033"/>
         </w:numPr>
       </w:pPr>
       <w:r>
@@ -2550,69 +3024,6 @@
       </w:r>
       <w:r>
         <w:t xml:space="preserve">Brittany was also given the program benefits to lead with, plus both attribution rules to set publisher expectations up front.</w:t>
-      </w:r>
-    </w:p>
-    <w:p>
-      <w:pPr>
-        <w:pStyle w:val="Compact"/>
-        <w:numPr>
-          <w:ilvl w:val="0"/>
-          <w:numId w:val="1033"/>
-        </w:numPr>
-      </w:pPr>
-      <w:r>
-        <w:rPr>
-          <w:strike/>
-        </w:rPr>
-        <w:t xml:space="preserve">DECIDE: make program 250377 Public?</w:t>
-      </w:r>
-      <w:r>
-        <w:t xml:space="preserve"> </w:t>
-      </w:r>
-      <w:r>
-        <w:t xml:space="preserve">DECIDED YES (July 30); requested from the network since it is not advertiser-editable. The old program (247334) is</w:t>
-      </w:r>
-      <w:r>
-        <w:t xml:space="preserve"> </w:t>
-      </w:r>
-      <w:r>
-        <w:rPr>
-          <w:b/>
-          <w:bCs/>
-        </w:rPr>
-        <w:t xml:space="preserve">Public</w:t>
-      </w:r>
-      <w:r>
-        <w:t xml:space="preserve">, which is why publishers found and joined it on their own and it has 124 of them. The new program (250377) is</w:t>
-      </w:r>
-      <w:r>
-        <w:t xml:space="preserve"> </w:t>
-      </w:r>
-      <w:r>
-        <w:rPr>
-          <w:b/>
-          <w:bCs/>
-        </w:rPr>
-        <w:t xml:space="preserve">Private</w:t>
-      </w:r>
-      <w:r>
-        <w:t xml:space="preserve">, so nobody can discover it and it will not grow organically even after Brittany adds people manually. Going Public would not cost control, because Publisher Approval is already set to</w:t>
-      </w:r>
-      <w:r>
-        <w:t xml:space="preserve"> </w:t>
-      </w:r>
-      <w:r>
-        <w:rPr>
-          <w:b/>
-          <w:bCs/>
-        </w:rPr>
-        <w:t xml:space="preserve">Manual Review</w:t>
-      </w:r>
-      <w:r>
-        <w:t xml:space="preserve"> </w:t>
-      </w:r>
-      <w:r>
-        <w:t xml:space="preserve">— publishers could find and apply, but each still needs approval. This is the more consequential open decision.</w:t>
       </w:r>
     </w:p>
     <w:p>
@@ -2627,29 +3038,55 @@
         <w:rPr>
           <w:strike/>
         </w:rPr>
-        <w:t xml:space="preserve">Decide what to do with the 3 brand creatives on the OLD program</w:t>
-      </w:r>
-      <w:r>
-        <w:t xml:space="preserve"> </w:t>
-      </w:r>
-      <w:r>
-        <w:t xml:space="preserve">(#6671366/67/68, the UVB and red-light product copy). They are not magnet creatives, so check where their campaign points.</w:t>
-      </w:r>
-      <w:r>
-        <w:t xml:space="preserve"> </w:t>
-      </w:r>
-      <w:r>
-        <w:rPr>
-          <w:b/>
-          <w:bCs/>
-        </w:rPr>
-        <w:t xml:space="preserve">If a creative sends traffic anywhere other than one of the five magnet pages, no refid is captured and the publisher earns nothing.</w:t>
-      </w:r>
-      <w:r>
-        <w:t xml:space="preserve"> </w:t>
-      </w:r>
-      <w:r>
-        <w:t xml:space="preserve">Either repoint them at magnets, or add the capture snippet to whatever other landing pages you want affiliates using.</w:t>
+        <w:t xml:space="preserve">DECIDE: make program 250377 Public?</w:t>
+      </w:r>
+      <w:r>
+        <w:t xml:space="preserve"> </w:t>
+      </w:r>
+      <w:r>
+        <w:t xml:space="preserve">DECIDED YES (July 30); requested from the network since it is not advertiser-editable. The old program (247334) is</w:t>
+      </w:r>
+      <w:r>
+        <w:t xml:space="preserve"> </w:t>
+      </w:r>
+      <w:r>
+        <w:rPr>
+          <w:b/>
+          <w:bCs/>
+        </w:rPr>
+        <w:t xml:space="preserve">Public</w:t>
+      </w:r>
+      <w:r>
+        <w:t xml:space="preserve">, which is why publishers found and joined it on their own and it has 124 of them. The new program (250377) is</w:t>
+      </w:r>
+      <w:r>
+        <w:t xml:space="preserve"> </w:t>
+      </w:r>
+      <w:r>
+        <w:rPr>
+          <w:b/>
+          <w:bCs/>
+        </w:rPr>
+        <w:t xml:space="preserve">Private</w:t>
+      </w:r>
+      <w:r>
+        <w:t xml:space="preserve">, so nobody can discover it and it will not grow organically even after Brittany adds people manually. Going Public would not cost control, because Publisher Approval is already set to</w:t>
+      </w:r>
+      <w:r>
+        <w:t xml:space="preserve"> </w:t>
+      </w:r>
+      <w:r>
+        <w:rPr>
+          <w:b/>
+          <w:bCs/>
+        </w:rPr>
+        <w:t xml:space="preserve">Manual Review:</w:t>
+      </w:r>
+      <w:r>
+        <w:t xml:space="preserve"> </w:t>
+      </w:r>
+      <w:r>
+        <w:t xml:space="preserve">publishers could find and apply, but each still needs approval. This is the more consequential open decision.</w:t>
       </w:r>
     </w:p>
     <w:p>
@@ -2662,50 +3099,47 @@
       </w:pPr>
       <w:r>
         <w:rPr>
+          <w:strike/>
+        </w:rPr>
+        <w:t xml:space="preserve">Decide what to do with the 3 brand creatives on the OLD program</w:t>
+      </w:r>
+      <w:r>
+        <w:t xml:space="preserve"> </w:t>
+      </w:r>
+      <w:r>
+        <w:t xml:space="preserve">(#6671366/67/68, the UVB and red-light product copy). They are not magnet creatives, so check where their campaign points.</w:t>
+      </w:r>
+      <w:r>
+        <w:t xml:space="preserve"> </w:t>
+      </w:r>
+      <w:r>
+        <w:rPr>
+          <w:b/>
+          <w:bCs/>
+        </w:rPr>
+        <w:t xml:space="preserve">If a creative sends traffic anywhere other than one of the five magnet pages, no refid is captured and the publisher earns nothing.</w:t>
+      </w:r>
+      <w:r>
+        <w:t xml:space="preserve"> </w:t>
+      </w:r>
+      <w:r>
+        <w:t xml:space="preserve">Either repoint them at magnets, or add the capture snippet to whatever other landing pages you want affiliates using.</w:t>
+      </w:r>
+    </w:p>
+    <w:p>
+      <w:pPr>
+        <w:pStyle w:val="Compact"/>
+        <w:numPr>
+          <w:ilvl w:val="0"/>
+          <w:numId w:val="1036"/>
+        </w:numPr>
+      </w:pPr>
+      <w:r>
+        <w:rPr>
           <w:b/>
           <w:bCs/>
         </w:rPr>
         <w:t xml:space="preserve">FlexOffers remaining (waiting on the FlexOffers rep, emailed July 29)</w:t>
-      </w:r>
-    </w:p>
-    <w:p>
-      <w:pPr>
-        <w:pStyle w:val="Compact"/>
-        <w:numPr>
-          <w:ilvl w:val="1"/>
-          <w:numId w:val="1036"/>
-        </w:numPr>
-      </w:pPr>
-      <w:r>
-        <w:t xml:space="preserve">Get a</w:t>
-      </w:r>
-      <w:r>
-        <w:t xml:space="preserve"> </w:t>
-      </w:r>
-      <w:r>
-        <w:rPr>
-          <w:b/>
-          <w:bCs/>
-        </w:rPr>
-        <w:t xml:space="preserve">test tracking link</w:t>
-      </w:r>
-      <w:r>
-        <w:t xml:space="preserve"> </w:t>
-      </w:r>
-      <w:r>
-        <w:t xml:space="preserve">for 250377, click it, confirm it lands on the quiz with</w:t>
-      </w:r>
-      <w:r>
-        <w:t xml:space="preserve"> </w:t>
-      </w:r>
-      <w:r>
-        <w:rPr>
-          <w:rStyle w:val="VerbatimChar"/>
-        </w:rPr>
-        <w:t xml:space="preserve">?refid=24.…</w:t>
-      </w:r>
-      <w:r>
-        <w:t xml:space="preserve">, complete the quiz, verify the contact’s FlexOffers Refid populates. Free verification of the click-to-capture path.</w:t>
       </w:r>
     </w:p>
     <w:p>
@@ -2717,39 +3151,38 @@
         </w:numPr>
       </w:pPr>
       <w:r>
-        <w:t xml:space="preserve">Ask FlexOffers to</w:t>
-      </w:r>
-      <w:r>
-        <w:t xml:space="preserve"> </w:t>
-      </w:r>
-      <w:r>
-        <w:rPr>
-          <w:b/>
-          <w:bCs/>
-        </w:rPr>
-        <w:t xml:space="preserve">surface program 250377</w:t>
-      </w:r>
-      <w:r>
-        <w:t xml:space="preserve"> </w:t>
-      </w:r>
-      <w:r>
-        <w:t xml:space="preserve">to the network and migrate the</w:t>
-      </w:r>
-      <w:r>
-        <w:t xml:space="preserve"> </w:t>
-      </w:r>
-      <w:r>
-        <w:rPr>
-          <w:b/>
-          <w:bCs/>
-        </w:rPr>
-        <w:t xml:space="preserve">124 publishers</w:t>
-      </w:r>
-      <w:r>
-        <w:t xml:space="preserve"> </w:t>
-      </w:r>
-      <w:r>
-        <w:t xml:space="preserve">approved on the old program (#247334). Approvals are per-program, so 250377 has ZERO publishers today and nobody can promote the tracked link.</w:t>
+        <w:t xml:space="preserve">Get a</w:t>
+      </w:r>
+      <w:r>
+        <w:t xml:space="preserve"> </w:t>
+      </w:r>
+      <w:r>
+        <w:rPr>
+          <w:b/>
+          <w:bCs/>
+        </w:rPr>
+        <w:t xml:space="preserve">test tracking link</w:t>
+      </w:r>
+      <w:r>
+        <w:t xml:space="preserve"> </w:t>
+      </w:r>
+      <w:r>
+        <w:t xml:space="preserve">for 250377, click it, confirm it lands on the quiz with</w:t>
+      </w:r>
+      <w:r>
+        <w:t xml:space="preserve"> </w:t>
+      </w:r>
+      <w:r>
+        <w:rPr>
+          <w:rStyle w:val="VerbatimChar"/>
+        </w:rPr>
+        <w:t xml:space="preserve">?refid=24.</w:t>
+      </w:r>
+      <w:r>
+        <w:t xml:space="preserve"> </w:t>
+      </w:r>
+      <w:r>
+        <w:t xml:space="preserve">and the click id, complete the quiz, verify the contact’s FlexOffers Refid populates. Free verification of the click-to-capture path.</w:t>
       </w:r>
     </w:p>
     <w:p>
@@ -2765,29 +3198,13 @@
           <w:b/>
           <w:bCs/>
         </w:rPr>
-        <w:t xml:space="preserve">After</w:t>
-      </w:r>
-      <w:r>
-        <w:t xml:space="preserve"> </w:t>
-      </w:r>
-      <w:r>
-        <w:t xml:space="preserve">publishers migrate,</w:t>
-      </w:r>
-      <w:r>
-        <w:t xml:space="preserve"> </w:t>
-      </w:r>
-      <w:r>
-        <w:rPr>
-          <w:b/>
-          <w:bCs/>
-        </w:rPr>
-        <w:t xml:space="preserve">disable old creative #6673701</w:t>
-      </w:r>
-      <w:r>
-        <w:t xml:space="preserve"> </w:t>
-      </w:r>
-      <w:r>
-        <w:t xml:space="preserve">(Tired Test on the old program, no S2S tracking, so anyone promoting it earns nothing and sours the relationship).</w:t>
+        <w:t xml:space="preserve">PUBLISHER MIGRATION COMPLETE (confirmed Aug 4).</w:t>
+      </w:r>
+      <w:r>
+        <w:t xml:space="preserve"> </w:t>
+      </w:r>
+      <w:r>
+        <w:t xml:space="preserve">Brittany moved all publishers from 247334 onto 250377 and handled the communication out to them.</w:t>
       </w:r>
     </w:p>
     <w:p>
@@ -2803,6 +3220,174 @@
           <w:b/>
           <w:bCs/>
         </w:rPr>
+        <w:t xml:space="preserve">URGENT, DO THIS FIRST: kill the old program.</w:t>
+      </w:r>
+      <w:r>
+        <w:t xml:space="preserve"> </w:t>
+      </w:r>
+      <w:r>
+        <w:t xml:space="preserve">Migration is done and</w:t>
+      </w:r>
+      <w:r>
+        <w:t xml:space="preserve"> </w:t>
+      </w:r>
+      <w:r>
+        <w:rPr>
+          <w:b/>
+          <w:bCs/>
+        </w:rPr>
+        <w:t xml:space="preserve">a publisher has already tried to grab the old creative.</w:t>
+      </w:r>
+      <w:r>
+        <w:t xml:space="preserve"> </w:t>
+      </w:r>
+      <w:r>
+        <w:t xml:space="preserve">Creative #6673701 has no S2S tracking, so a publisher promoting it drives real traffic, captures no refid, earns nothing, and concludes the program does not pay. That is worse than no publisher. Program 247334 is</w:t>
+      </w:r>
+      <w:r>
+        <w:t xml:space="preserve"> </w:t>
+      </w:r>
+      <w:r>
+        <w:rPr>
+          <w:b/>
+          <w:bCs/>
+        </w:rPr>
+        <w:t xml:space="preserve">Public</w:t>
+      </w:r>
+      <w:r>
+        <w:t xml:space="preserve">, which is how it gathered 124 publishers on its own, and it keeps being discoverable until it is off. Sequence:</w:t>
+      </w:r>
+    </w:p>
+    <w:p>
+      <w:pPr>
+        <w:pStyle w:val="Compact"/>
+        <w:numPr>
+          <w:ilvl w:val="2"/>
+          <w:numId w:val="1040"/>
+        </w:numPr>
+      </w:pPr>
+      <w:r>
+        <w:rPr>
+          <w:b/>
+          <w:bCs/>
+        </w:rPr>
+        <w:t xml:space="preserve">Disable creative #6673701</w:t>
+      </w:r>
+      <w:r>
+        <w:t xml:space="preserve"> </w:t>
+      </w:r>
+      <w:r>
+        <w:t xml:space="preserve">(Tired Test on the old program). This is the one that was grabbed.</w:t>
+      </w:r>
+    </w:p>
+    <w:p>
+      <w:pPr>
+        <w:pStyle w:val="Compact"/>
+        <w:numPr>
+          <w:ilvl w:val="2"/>
+          <w:numId w:val="1040"/>
+        </w:numPr>
+      </w:pPr>
+      <w:r>
+        <w:rPr>
+          <w:b/>
+          <w:bCs/>
+        </w:rPr>
+        <w:t xml:space="preserve">Check creative #6671366 before assuming it is handled.</w:t>
+      </w:r>
+      <w:r>
+        <w:t xml:space="preserve"> </w:t>
+      </w:r>
+      <w:r>
+        <w:t xml:space="preserve">The July 30 notes record #6671367 and #6671368 as disabled and the red-light angle as</w:t>
+      </w:r>
+      <w:r>
+        <w:t xml:space="preserve"> </w:t>
+      </w:r>
+      <w:r>
+        <w:rPr>
+          <w:b/>
+          <w:bCs/>
+        </w:rPr>
+        <w:t xml:space="preserve">recreated</w:t>
+      </w:r>
+      <w:r>
+        <w:t xml:space="preserve"> </w:t>
+      </w:r>
+      <w:r>
+        <w:t xml:space="preserve">under the new program’s Synthesis Gap campaign. Recreated is not disabled. #6671366 may still be live on 247334, same failure mode.</w:t>
+      </w:r>
+    </w:p>
+    <w:p>
+      <w:pPr>
+        <w:pStyle w:val="Compact"/>
+        <w:numPr>
+          <w:ilvl w:val="2"/>
+          <w:numId w:val="1040"/>
+        </w:numPr>
+      </w:pPr>
+      <w:r>
+        <w:rPr>
+          <w:b/>
+          <w:bCs/>
+        </w:rPr>
+        <w:t xml:space="preserve">Scan 247334 for any other active creative or campaign</w:t>
+      </w:r>
+      <w:r>
+        <w:t xml:space="preserve"> </w:t>
+      </w:r>
+      <w:r>
+        <w:t xml:space="preserve">so nothing is left pointing at an untracked destination.</w:t>
+      </w:r>
+    </w:p>
+    <w:p>
+      <w:pPr>
+        <w:pStyle w:val="Compact"/>
+        <w:numPr>
+          <w:ilvl w:val="2"/>
+          <w:numId w:val="1040"/>
+        </w:numPr>
+      </w:pPr>
+      <w:r>
+        <w:rPr>
+          <w:b/>
+          <w:bCs/>
+        </w:rPr>
+        <w:t xml:space="preserve">Deactivate program 247334.</w:t>
+      </w:r>
+      <w:r>
+        <w:t xml:space="preserve"> </w:t>
+      </w:r>
+      <w:r>
+        <w:t xml:space="preserve">Step 4 alone covers it, but doing the creatives first means the earning-nothing traffic stops even if deactivation turns out to be network-side or slow.</w:t>
+      </w:r>
+      <w:r>
+        <w:t xml:space="preserve"> </w:t>
+      </w:r>
+      <w:r>
+        <w:rPr>
+          <w:b/>
+          <w:bCs/>
+        </w:rPr>
+        <w:t xml:space="preserve">Confirm with Brittany that migration is complete on FlexOffers’ side, not merely underway</w:t>
+      </w:r>
+      <w:r>
+        <w:t xml:space="preserve">, since this is the irreversible half and any publisher not yet moved loses their links.</w:t>
+      </w:r>
+    </w:p>
+    <w:p>
+      <w:pPr>
+        <w:pStyle w:val="Compact"/>
+        <w:numPr>
+          <w:ilvl w:val="1"/>
+          <w:numId w:val="1041"/>
+        </w:numPr>
+      </w:pPr>
+      <w:r>
+        <w:rPr>
+          <w:b/>
+          <w:bCs/>
+        </w:rPr>
         <w:t xml:space="preserve">UNVERIFIED merge fields:</w:t>
       </w:r>
       <w:r>
@@ -2889,7 +3474,7 @@
         <w:pStyle w:val="Compact"/>
         <w:numPr>
           <w:ilvl w:val="1"/>
-          <w:numId w:val="1040"/>
+          <w:numId w:val="1042"/>
         </w:numPr>
       </w:pPr>
       <w:r>
@@ -2904,59 +3489,6 @@
       </w:r>
       <w:r>
         <w:t xml:space="preserve">The live pipeline is clean. Note: no test contact was retained, so the WF-30 postback will be exercised for the first time on a real affiliate sale. Check WF-30 &gt; Execution Logs the moment one lands.</w:t>
-      </w:r>
-    </w:p>
-    <w:p>
-      <w:pPr>
-        <w:pStyle w:val="Compact"/>
-        <w:numPr>
-          <w:ilvl w:val="0"/>
-          <w:numId w:val="1041"/>
-        </w:numPr>
-      </w:pPr>
-      <w:r>
-        <w:rPr>
-          <w:b/>
-          <w:bCs/>
-        </w:rPr>
-        <w:t xml:space="preserve">Testimonial-form link on enyrgy.com</w:t>
-      </w:r>
-      <w:r>
-        <w:t xml:space="preserve"> </w:t>
-      </w:r>
-      <w:r>
-        <w:t xml:space="preserve">— DONE (July 28). Link added to the website.</w:t>
-      </w:r>
-    </w:p>
-    <w:p>
-      <w:pPr>
-        <w:pStyle w:val="Compact"/>
-        <w:numPr>
-          <w:ilvl w:val="0"/>
-          <w:numId w:val="1042"/>
-        </w:numPr>
-      </w:pPr>
-      <w:r>
-        <w:rPr>
-          <w:b/>
-          <w:bCs/>
-        </w:rPr>
-        <w:t xml:space="preserve">CNAM caller-ID registration</w:t>
-      </w:r>
-      <w:r>
-        <w:t xml:space="preserve"> </w:t>
-      </w:r>
-      <w:r>
-        <w:t xml:space="preserve">— DONE. Already Approved in LC Phone with Friendly Name</w:t>
-      </w:r>
-      <w:r>
-        <w:t xml:space="preserve"> </w:t>
-      </w:r>
-      <w:r>
-        <w:t xml:space="preserve">“Enyrgy Inc”</w:t>
-      </w:r>
-      <w:r>
-        <w:t xml:space="preserve">; outbound calls display the business name.</w:t>
       </w:r>
     </w:p>
     <w:p>
@@ -2972,6 +3504,59 @@
           <w:b/>
           <w:bCs/>
         </w:rPr>
+        <w:t xml:space="preserve">Testimonial-form link on enyrgy.com:</w:t>
+      </w:r>
+      <w:r>
+        <w:t xml:space="preserve"> </w:t>
+      </w:r>
+      <w:r>
+        <w:t xml:space="preserve">DONE (July 28). Link added to the website.</w:t>
+      </w:r>
+    </w:p>
+    <w:p>
+      <w:pPr>
+        <w:pStyle w:val="Compact"/>
+        <w:numPr>
+          <w:ilvl w:val="0"/>
+          <w:numId w:val="1044"/>
+        </w:numPr>
+      </w:pPr>
+      <w:r>
+        <w:rPr>
+          <w:b/>
+          <w:bCs/>
+        </w:rPr>
+        <w:t xml:space="preserve">CNAM caller-ID registration:</w:t>
+      </w:r>
+      <w:r>
+        <w:t xml:space="preserve"> </w:t>
+      </w:r>
+      <w:r>
+        <w:t xml:space="preserve">DONE. Already Approved in LC Phone with Friendly Name</w:t>
+      </w:r>
+      <w:r>
+        <w:t xml:space="preserve"> </w:t>
+      </w:r>
+      <w:r>
+        <w:t xml:space="preserve">“Enyrgy Inc”</w:t>
+      </w:r>
+      <w:r>
+        <w:t xml:space="preserve">; outbound calls display the business name.</w:t>
+      </w:r>
+    </w:p>
+    <w:p>
+      <w:pPr>
+        <w:pStyle w:val="Compact"/>
+        <w:numPr>
+          <w:ilvl w:val="0"/>
+          <w:numId w:val="1045"/>
+        </w:numPr>
+      </w:pPr>
+      <w:r>
+        <w:rPr>
+          <w:b/>
+          <w:bCs/>
+        </w:rPr>
         <w:t xml:space="preserve">GHL agency email sender name =</w:t>
       </w:r>
       <w:r>
@@ -3000,13 +3585,13 @@
           <w:b/>
           <w:bCs/>
         </w:rPr>
-        <w:t xml:space="preserve">(HIGH, employee-facing) -&gt; HighLevel support ticket</w:t>
-      </w:r>
-      <w:r>
-        <w:t xml:space="preserve"> </w:t>
-      </w:r>
-      <w:r>
-        <w:t xml:space="preserve">— DONE July 28: Enyrgy agency mailing address corrected to Phoenix; Business Category fixed Medical -&gt; Health &amp; Wellness (no A2P impact, separate TCR filing). FULLY DIAGNOSED: Scott runs TWO SEPARATE GHL agencies under one login, each with its own Relationship Number and each internally correct: Enyrgy Inc (0-167-470, all fields Enyrgy) and Ledgerix Pro LLC (0-783-665, all fields Ledgerix). The Enyrgy agency’s system emails render bodies correctly ({{agency.name}} = Enyrgy Inc) but stamp the SENDER display name as</w:t>
+        <w:t xml:space="preserve">(HIGH, employee-facing) -&gt; HighLevel support ticket:</w:t>
+      </w:r>
+      <w:r>
+        <w:t xml:space="preserve"> </w:t>
+      </w:r>
+      <w:r>
+        <w:t xml:space="preserve">DONE July 28: Enyrgy agency mailing address corrected to Phoenix; Business Category fixed Medical -&gt; Health &amp; Wellness (no A2P impact, separate TCR filing). FULLY DIAGNOSED: Scott runs TWO SEPARATE GHL agencies under one login, each with its own Relationship Number and each internally correct: Enyrgy Inc (0-167-470, all fields Enyrgy) and Ledgerix Pro LLC (0-783-665, all fields Ledgerix). The Enyrgy agency’s system emails render bodies correctly ({{agency.name}} = Enyrgy Inc) but stamp the SENDER display name as</w:t>
       </w:r>
       <w:r>
         <w:t xml:space="preserve"> </w:t>
@@ -3048,50 +3633,6 @@
         <w:pStyle w:val="Compact"/>
         <w:numPr>
           <w:ilvl w:val="0"/>
-          <w:numId w:val="1044"/>
-        </w:numPr>
-      </w:pPr>
-      <w:r>
-        <w:rPr>
-          <w:b/>
-          <w:bCs/>
-        </w:rPr>
-        <w:t xml:space="preserve">Complete the investor contact spreadsheet</w:t>
-      </w:r>
-      <w:r>
-        <w:t xml:space="preserve"> </w:t>
-      </w:r>
-      <w:r>
-        <w:t xml:space="preserve">(100+ contacts), then import.</w:t>
-      </w:r>
-    </w:p>
-    <w:p>
-      <w:pPr>
-        <w:pStyle w:val="Compact"/>
-        <w:numPr>
-          <w:ilvl w:val="0"/>
-          <w:numId w:val="1045"/>
-        </w:numPr>
-      </w:pPr>
-      <w:r>
-        <w:rPr>
-          <w:b/>
-          <w:bCs/>
-        </w:rPr>
-        <w:t xml:space="preserve">Investor Presentation calendar</w:t>
-      </w:r>
-      <w:r>
-        <w:t xml:space="preserve"> </w:t>
-      </w:r>
-      <w:r>
-        <w:t xml:space="preserve">— conflict detection verified/fixed (July 28).</w:t>
-      </w:r>
-    </w:p>
-    <w:p>
-      <w:pPr>
-        <w:pStyle w:val="Compact"/>
-        <w:numPr>
-          <w:ilvl w:val="0"/>
           <w:numId w:val="1046"/>
         </w:numPr>
       </w:pPr>
@@ -3100,40 +3641,141 @@
           <w:b/>
           <w:bCs/>
         </w:rPr>
-        <w:t xml:space="preserve">Content assets</w:t>
-      </w:r>
-      <w:r>
-        <w:t xml:space="preserve"> </w:t>
-      </w:r>
-      <w:r>
-        <w:t xml:space="preserve">— DONE (July 28). Commercial ROI PDF built (</w:t>
-      </w:r>
-      <w:r>
-        <w:rPr>
-          <w:rStyle w:val="VerbatimChar"/>
-        </w:rPr>
-        <w:t xml:space="preserve">Enyrgy_Commercial_ROI.pdf</w:t>
-      </w:r>
-      <w:r>
-        <w:t xml:space="preserve"> </w:t>
-      </w:r>
-      <w:r>
-        <w:t xml:space="preserve">+ editable</w:t>
-      </w:r>
-      <w:r>
-        <w:t xml:space="preserve"> </w:t>
-      </w:r>
-      <w:r>
-        <w:rPr>
-          <w:rStyle w:val="VerbatimChar"/>
-        </w:rPr>
-        <w:t xml:space="preserve">.html</w:t>
-      </w:r>
-      <w:r>
-        <w:t xml:space="preserve"> </w:t>
-      </w:r>
-      <w:r>
-        <w:t xml:space="preserve">source in repo; one placeholder = commercial booking link). Inbound 888 voicemail greeting recorded in Scott’s voice. Outbound investor-drip voicemail script drafted (record only if/when that touch is activated; optional). PPM attorney-approved.</w:t>
+        <w:t xml:space="preserve">Current investors imported:</w:t>
+      </w:r>
+      <w:r>
+        <w:t xml:space="preserve"> </w:t>
+      </w:r>
+      <w:r>
+        <w:t xml:space="preserve">DONE (July 31). 57 contacts, $10,373,000 funded, tagged</w:t>
+      </w:r>
+      <w:r>
+        <w:t xml:space="preserve"> </w:t>
+      </w:r>
+      <w:r>
+        <w:rPr>
+          <w:rStyle w:val="VerbatimChar"/>
+        </w:rPr>
+        <w:t xml:space="preserve">seg_investor_current</w:t>
+      </w:r>
+      <w:r>
+        <w:t xml:space="preserve"> </w:t>
+      </w:r>
+      <w:r>
+        <w:t xml:space="preserve">+</w:t>
+      </w:r>
+      <w:r>
+        <w:t xml:space="preserve"> </w:t>
+      </w:r>
+      <w:r>
+        <w:rPr>
+          <w:rStyle w:val="VerbatimChar"/>
+        </w:rPr>
+        <w:t xml:space="preserve">drip_bypass</w:t>
+      </w:r>
+      <w:r>
+        <w:t xml:space="preserve"> </w:t>
+      </w:r>
+      <w:r>
+        <w:t xml:space="preserve">+</w:t>
+      </w:r>
+      <w:r>
+        <w:t xml:space="preserve"> </w:t>
+      </w:r>
+      <w:r>
+        <w:rPr>
+          <w:rStyle w:val="VerbatimChar"/>
+        </w:rPr>
+        <w:t xml:space="preserve">source_investor_import</w:t>
+      </w:r>
+      <w:r>
+        <w:t xml:space="preserve">,</w:t>
+      </w:r>
+      <w:r>
+        <w:t xml:space="preserve"> </w:t>
+      </w:r>
+      <w:r>
+        <w:rPr>
+          <w:b/>
+          <w:bCs/>
+        </w:rPr>
+        <w:t xml:space="preserve">never</w:t>
+      </w:r>
+      <w:r>
+        <w:rPr>
+          <w:b/>
+          <w:bCs/>
+        </w:rPr>
+        <w:t xml:space="preserve"> </w:t>
+      </w:r>
+      <w:r>
+        <w:rPr>
+          <w:rStyle w:val="VerbatimChar"/>
+          <w:b/>
+          <w:bCs/>
+        </w:rPr>
+        <w:t xml:space="preserve">type_investor</w:t>
+      </w:r>
+      <w:r>
+        <w:t xml:space="preserve"> </w:t>
+      </w:r>
+      <w:r>
+        <w:t xml:space="preserve">(that tag triggers the Investor Drip, Cold 8-touch). WF-01</w:t>
+      </w:r>
+      <w:r>
+        <w:t xml:space="preserve"> </w:t>
+      </w:r>
+      <w:r>
+        <w:rPr>
+          <w:b/>
+          <w:bCs/>
+        </w:rPr>
+        <w:t xml:space="preserve">and WF-31</w:t>
+      </w:r>
+      <w:r>
+        <w:t xml:space="preserve"> </w:t>
+      </w:r>
+      <w:r>
+        <w:t xml:space="preserve">unpublished during import (WF-31 is a second Contact Created trigger the older docs do not know about) and re-published after. 46 created + 10 updated; 1 row (Scott Chaverri) failed silently and was added by hand. Smart list</w:t>
+      </w:r>
+      <w:r>
+        <w:t xml:space="preserve"> </w:t>
+      </w:r>
+      <w:r>
+        <w:rPr>
+          <w:rStyle w:val="VerbatimChar"/>
+          <w:b/>
+          <w:bCs/>
+        </w:rPr>
+        <w:t xml:space="preserve">Investors - Current</w:t>
+      </w:r>
+      <w:r>
+        <w:t xml:space="preserve"> </w:t>
+      </w:r>
+      <w:r>
+        <w:t xml:space="preserve">built on</w:t>
+      </w:r>
+      <w:r>
+        <w:t xml:space="preserve"> </w:t>
+      </w:r>
+      <w:r>
+        <w:rPr>
+          <w:rStyle w:val="VerbatimChar"/>
+        </w:rPr>
+        <w:t xml:space="preserve">Tag Is seg_investor_current</w:t>
+      </w:r>
+      <w:r>
+        <w:t xml:space="preserve">.</w:t>
+      </w:r>
+      <w:r>
+        <w:t xml:space="preserve"> </w:t>
+      </w:r>
+      <w:r>
+        <w:rPr>
+          <w:b/>
+          <w:bCs/>
+        </w:rPr>
+        <w:t xml:space="preserve">The smart-list count is the only reliable import verification. The wizard reports no error on a failed row.</w:t>
       </w:r>
     </w:p>
     <w:p>
@@ -3149,35 +3791,41 @@
           <w:b/>
           <w:bCs/>
         </w:rPr>
-        <w:t xml:space="preserve">Q2 2026 investor update</w:t>
-      </w:r>
-      <w:r>
-        <w:t xml:space="preserve"> </w:t>
-      </w:r>
-      <w:r>
-        <w:t xml:space="preserve">— SENT TO BRIAN for review (July 28). Awaiting Brian + securities-attorney sign-off before sending; send only to existing/already-introduced investors. Standalone</w:t>
-      </w:r>
-      <w:r>
-        <w:t xml:space="preserve"> </w:t>
-      </w:r>
-      <w:r>
-        <w:rPr>
-          <w:rStyle w:val="VerbatimChar"/>
-        </w:rPr>
-        <w:t xml:space="preserve">Enyrgy_Investor_Update_Q2_2026.docx</w:t>
-      </w:r>
-      <w:r>
-        <w:t xml:space="preserve">. (Cash-position and amount-committed lines intentionally omitted; go-to-market + compounding-usage detail incorporated from the Brandon email.)</w:t>
-      </w:r>
-    </w:p>
-    <w:bookmarkEnd w:id="12"/>
-    <w:bookmarkStart w:id="13" w:name="X787c6ae49ec488fed45086d4c0a203c1e5c3e7f"/>
-    <w:p>
-      <w:pPr>
-        <w:pStyle w:val="Heading2"/>
-      </w:pPr>
-      <w:r>
-        <w:t xml:space="preserve">5. Strategic architecture decisions (mostly ratify, not build)</w:t>
+        <w:t xml:space="preserve">Prospective-investor contact spreadsheet</w:t>
+      </w:r>
+      <w:r>
+        <w:t xml:space="preserve"> </w:t>
+      </w:r>
+      <w:r>
+        <w:t xml:space="preserve">(100+ contacts): still outstanding. This is the</w:t>
+      </w:r>
+      <w:r>
+        <w:t xml:space="preserve"> </w:t>
+      </w:r>
+      <w:r>
+        <w:rPr>
+          <w:i/>
+          <w:iCs/>
+        </w:rPr>
+        <w:t xml:space="preserve">prospect</w:t>
+      </w:r>
+      <w:r>
+        <w:t xml:space="preserve"> </w:t>
+      </w:r>
+      <w:r>
+        <w:t xml:space="preserve">list, separate from the 57 current investors now loaded. When importing, reuse the Session 16 method and keep prospects out of</w:t>
+      </w:r>
+      <w:r>
+        <w:t xml:space="preserve"> </w:t>
+      </w:r>
+      <w:r>
+        <w:rPr>
+          <w:rStyle w:val="VerbatimChar"/>
+        </w:rPr>
+        <w:t xml:space="preserve">seg_investor_current</w:t>
+      </w:r>
+      <w:r>
+        <w:t xml:space="preserve">.</w:t>
       </w:r>
     </w:p>
     <w:p>
@@ -3193,13 +3841,13 @@
           <w:b/>
           <w:bCs/>
         </w:rPr>
-        <w:t xml:space="preserve">Shopify to GHL purchase sync</w:t>
-      </w:r>
-      <w:r>
-        <w:t xml:space="preserve"> </w:t>
-      </w:r>
-      <w:r>
-        <w:t xml:space="preserve">— the EA flags this as the top gap, but it predates the Session 11 native integration + WF-27/28/29, which largely built it. Reconcile the EA and ratify rather than rebuild.</w:t>
+        <w:t xml:space="preserve">Investor Presentation calendar:</w:t>
+      </w:r>
+      <w:r>
+        <w:t xml:space="preserve"> </w:t>
+      </w:r>
+      <w:r>
+        <w:t xml:space="preserve">conflict detection verified/fixed (July 28).</w:t>
       </w:r>
     </w:p>
     <w:p>
@@ -3215,13 +3863,40 @@
           <w:b/>
           <w:bCs/>
         </w:rPr>
-        <w:t xml:space="preserve">System-of-record ownership map</w:t>
-      </w:r>
-      <w:r>
-        <w:t xml:space="preserve"> </w:t>
-      </w:r>
-      <w:r>
-        <w:t xml:space="preserve">— ratify the documented SoR (decision/doc task).</w:t>
+        <w:t xml:space="preserve">Content assets:</w:t>
+      </w:r>
+      <w:r>
+        <w:t xml:space="preserve"> </w:t>
+      </w:r>
+      <w:r>
+        <w:t xml:space="preserve">DONE (July 28). Commercial ROI PDF built (</w:t>
+      </w:r>
+      <w:r>
+        <w:rPr>
+          <w:rStyle w:val="VerbatimChar"/>
+        </w:rPr>
+        <w:t xml:space="preserve">Enyrgy_Commercial_ROI.pdf</w:t>
+      </w:r>
+      <w:r>
+        <w:t xml:space="preserve"> </w:t>
+      </w:r>
+      <w:r>
+        <w:t xml:space="preserve">+ editable</w:t>
+      </w:r>
+      <w:r>
+        <w:t xml:space="preserve"> </w:t>
+      </w:r>
+      <w:r>
+        <w:rPr>
+          <w:rStyle w:val="VerbatimChar"/>
+        </w:rPr>
+        <w:t xml:space="preserve">.html</w:t>
+      </w:r>
+      <w:r>
+        <w:t xml:space="preserve"> </w:t>
+      </w:r>
+      <w:r>
+        <w:t xml:space="preserve">source in repo; one placeholder = commercial booking link). Inbound 888 voicemail greeting recorded in Scott’s voice. Outbound investor-drip voicemail script drafted (record only if/when that touch is activated; optional). PPM attorney-approved.</w:t>
       </w:r>
     </w:p>
     <w:p>
@@ -3237,22 +3912,153 @@
           <w:b/>
           <w:bCs/>
         </w:rPr>
-        <w:t xml:space="preserve">Device App to GHL usage-data flow</w:t>
-      </w:r>
-      <w:r>
-        <w:t xml:space="preserve"> </w:t>
-      </w:r>
-      <w:r>
-        <w:t xml:space="preserve">— deferred</w:t>
-      </w:r>
-      <w:r>
-        <w:t xml:space="preserve"> </w:t>
-      </w:r>
-      <w:r>
-        <w:t xml:space="preserve">“Phase 2-plus”</w:t>
-      </w:r>
-      <w:r>
-        <w:t xml:space="preserve">; decide whether/how usage data flows, with privacy treatment.</w:t>
+        <w:t xml:space="preserve">Q2 2026 investor update:</w:t>
+      </w:r>
+      <w:r>
+        <w:t xml:space="preserve"> </w:t>
+      </w:r>
+      <w:r>
+        <w:rPr>
+          <w:b/>
+          <w:bCs/>
+        </w:rPr>
+        <w:t xml:space="preserve">SENT July 31, 2026</w:t>
+      </w:r>
+      <w:r>
+        <w:t xml:space="preserve">, meeting the standing commitment to send by end of the month following quarter close. 48 via GHL bulk email in batch mode (12 / 15 min); 9 AOL/Yahoo sent individually from</w:t>
+      </w:r>
+      <w:r>
+        <w:t xml:space="preserve"> </w:t>
+      </w:r>
+      <w:r>
+        <w:rPr>
+          <w:rStyle w:val="VerbatimChar"/>
+        </w:rPr>
+        <w:t xml:space="preserve">scott@enyrgy.com</w:t>
+      </w:r>
+      <w:r>
+        <w:t xml:space="preserve"> </w:t>
+      </w:r>
+      <w:r>
+        <w:t xml:space="preserve">(no BCC). Template</w:t>
+      </w:r>
+      <w:r>
+        <w:t xml:space="preserve"> </w:t>
+      </w:r>
+      <w:r>
+        <w:rPr>
+          <w:rStyle w:val="VerbatimChar"/>
+        </w:rPr>
+        <w:t xml:space="preserve">Investor Quarterly Update - MASTER</w:t>
+      </w:r>
+      <w:r>
+        <w:t xml:space="preserve"> </w:t>
+      </w:r>
+      <w:r>
+        <w:t xml:space="preserve">saved in GHL for reuse. Copy fixes applied at send:</w:t>
+      </w:r>
+      <w:r>
+        <w:t xml:space="preserve"> </w:t>
+      </w:r>
+      <w:r>
+        <w:rPr>
+          <w:rStyle w:val="VerbatimChar"/>
+        </w:rPr>
+        <w:t xml:space="preserve">principle</w:t>
+      </w:r>
+      <w:r>
+        <w:t xml:space="preserve"> </w:t>
+      </w:r>
+      <w:r>
+        <w:t xml:space="preserve">-&gt;</w:t>
+      </w:r>
+      <w:r>
+        <w:t xml:space="preserve"> </w:t>
+      </w:r>
+      <w:r>
+        <w:rPr>
+          <w:b/>
+          <w:bCs/>
+        </w:rPr>
+        <w:t xml:space="preserve">principal</w:t>
+      </w:r>
+      <w:r>
+        <w:t xml:space="preserve">,</w:t>
+      </w:r>
+      <w:r>
+        <w:t xml:space="preserve"> </w:t>
+      </w:r>
+      <w:r>
+        <w:rPr>
+          <w:rStyle w:val="VerbatimChar"/>
+        </w:rPr>
+        <w:t xml:space="preserve">K1's</w:t>
+      </w:r>
+      <w:r>
+        <w:t xml:space="preserve"> </w:t>
+      </w:r>
+      <w:r>
+        <w:t xml:space="preserve">-&gt;</w:t>
+      </w:r>
+      <w:r>
+        <w:t xml:space="preserve"> </w:t>
+      </w:r>
+      <w:r>
+        <w:rPr>
+          <w:rStyle w:val="VerbatimChar"/>
+        </w:rPr>
+        <w:t xml:space="preserve">K-1s</w:t>
+      </w:r>
+      <w:r>
+        <w:t xml:space="preserve">,</w:t>
+      </w:r>
+      <w:r>
+        <w:t xml:space="preserve"> </w:t>
+      </w:r>
+      <w:r>
+        <w:t xml:space="preserve">“in regards to”</w:t>
+      </w:r>
+      <w:r>
+        <w:t xml:space="preserve"> </w:t>
+      </w:r>
+      <w:r>
+        <w:t xml:space="preserve">-&gt;</w:t>
+      </w:r>
+      <w:r>
+        <w:t xml:space="preserve"> </w:t>
+      </w:r>
+      <w:r>
+        <w:t xml:space="preserve">“regarding”</w:t>
+      </w:r>
+      <w:r>
+        <w:t xml:space="preserve">,</w:t>
+      </w:r>
+      <w:r>
+        <w:t xml:space="preserve"> </w:t>
+      </w:r>
+      <w:r>
+        <w:rPr>
+          <w:rStyle w:val="VerbatimChar"/>
+        </w:rPr>
+        <w:t xml:space="preserve">$100 to 150M</w:t>
+      </w:r>
+      <w:r>
+        <w:t xml:space="preserve"> </w:t>
+      </w:r>
+      <w:r>
+        <w:t xml:space="preserve">-&gt;</w:t>
+      </w:r>
+      <w:r>
+        <w:t xml:space="preserve"> </w:t>
+      </w:r>
+      <w:r>
+        <w:rPr>
+          <w:rStyle w:val="VerbatimChar"/>
+        </w:rPr>
+        <w:t xml:space="preserve">$100M to $150M</w:t>
+      </w:r>
+      <w:r>
+        <w:t xml:space="preserve">, two broken sentences. N=5 pilot caveat deliberately omitted at Scott’s direction.</w:t>
       </w:r>
     </w:p>
     <w:p>
@@ -3268,20 +4074,75 @@
           <w:b/>
           <w:bCs/>
         </w:rPr>
-        <w:t xml:space="preserve">OEM / Lumanova data boundary</w:t>
-      </w:r>
-      <w:r>
-        <w:t xml:space="preserve"> </w:t>
-      </w:r>
-      <w:r>
-        <w:t xml:space="preserve">— formalize an auditable path as the partner program grows.</w:t>
-      </w:r>
-    </w:p>
-    <w:p>
-      <w:pPr>
-        <w:pStyle w:val="Compact"/>
-        <w:numPr>
-          <w:ilvl w:val="0"/>
+        <w:t xml:space="preserve">Q2 send deliverability: CHECKED Aug 1, clean.</w:t>
+      </w:r>
+      <w:r>
+        <w:t xml:space="preserve"> </w:t>
+      </w:r>
+      <w:r>
+        <w:t xml:space="preserve">Delivered</w:t>
+      </w:r>
+      <w:r>
+        <w:t xml:space="preserve"> </w:t>
+      </w:r>
+      <w:r>
+        <w:rPr>
+          <w:b/>
+          <w:bCs/>
+        </w:rPr>
+        <w:t xml:space="preserve">100%</w:t>
+      </w:r>
+      <w:r>
+        <w:t xml:space="preserve"> </w:t>
+      </w:r>
+      <w:r>
+        <w:t xml:space="preserve">(48/48), opened</w:t>
+      </w:r>
+      <w:r>
+        <w:t xml:space="preserve"> </w:t>
+      </w:r>
+      <w:r>
+        <w:rPr>
+          <w:b/>
+          <w:bCs/>
+        </w:rPr>
+        <w:t xml:space="preserve">75%</w:t>
+      </w:r>
+      <w:r>
+        <w:t xml:space="preserve">, and</w:t>
+      </w:r>
+      <w:r>
+        <w:t xml:space="preserve"> </w:t>
+      </w:r>
+      <w:r>
+        <w:rPr>
+          <w:b/>
+          <w:bCs/>
+        </w:rPr>
+        <w:t xml:space="preserve">0% on every failure metric</w:t>
+      </w:r>
+      <w:r>
+        <w:t xml:space="preserve">: hard bounce, soft bounce, unsubscribed, skipped, and</w:t>
+      </w:r>
+      <w:r>
+        <w:t xml:space="preserve"> </w:t>
+      </w:r>
+      <w:r>
+        <w:rPr>
+          <w:b/>
+          <w:bCs/>
+        </w:rPr>
+        <w:t xml:space="preserve">spam</w:t>
+      </w:r>
+      <w:r>
+        <w:t xml:space="preserve">. Clicked 0% is expected (no links, Track clicks off). Batch mode ran 10:19pm to 11:15pm, four batches, as configured.</w:t>
+      </w:r>
+    </w:p>
+    <w:p>
+      <w:pPr>
+        <w:pStyle w:val="Compact"/>
+        <w:numPr>
+          <w:ilvl w:val="1"/>
           <w:numId w:val="1052"/>
         </w:numPr>
       </w:pPr>
@@ -3290,13 +4151,85 @@
           <w:b/>
           <w:bCs/>
         </w:rPr>
-        <w:t xml:space="preserve">Metric governance owner</w:t>
-      </w:r>
-      <w:r>
-        <w:t xml:space="preserve"> </w:t>
-      </w:r>
-      <w:r>
-        <w:t xml:space="preserve">— figures reconciled; assign a single owner.</w:t>
+        <w:t xml:space="preserve">Spam at 0% was the number that mattered.</w:t>
+      </w:r>
+      <w:r>
+        <w:t xml:space="preserve"> </w:t>
+      </w:r>
+      <w:r>
+        <w:t xml:space="preserve">One complaint out of 48 would have been a 2 percent rate and real reputation damage on a Stage 1 domain. This send was a</w:t>
+      </w:r>
+      <w:r>
+        <w:t xml:space="preserve"> </w:t>
+      </w:r>
+      <w:r>
+        <w:rPr>
+          <w:b/>
+          <w:bCs/>
+        </w:rPr>
+        <w:t xml:space="preserve">net positive warmup event</w:t>
+      </w:r>
+      <w:r>
+        <w:t xml:space="preserve"> </w:t>
+      </w:r>
+      <w:r>
+        <w:t xml:space="preserve">for mg.enyrgy.com, not a risk.</w:t>
+      </w:r>
+    </w:p>
+    <w:p>
+      <w:pPr>
+        <w:pStyle w:val="Compact"/>
+        <w:numPr>
+          <w:ilvl w:val="1"/>
+          <w:numId w:val="1052"/>
+        </w:numPr>
+      </w:pPr>
+      <w:r>
+        <w:rPr>
+          <w:b/>
+          <w:bCs/>
+        </w:rPr>
+        <w:t xml:space="preserve">Corporate-domain concern resolved.</w:t>
+      </w:r>
+      <w:r>
+        <w:t xml:space="preserve"> </w:t>
+      </w:r>
+      <w:r>
+        <w:t xml:space="preserve">All 20 corporate-domain investors delivered. The</w:t>
+      </w:r>
+      <w:r>
+        <w:t xml:space="preserve"> </w:t>
+      </w:r>
+      <w:r>
+        <w:rPr>
+          <w:rStyle w:val="VerbatimChar"/>
+        </w:rPr>
+        <w:t xml:space="preserve">scott@ledgerixpro.com</w:t>
+      </w:r>
+      <w:r>
+        <w:t xml:space="preserve"> </w:t>
+      </w:r>
+      <w:r>
+        <w:t xml:space="preserve">test that vanished is therefore tenant-side quarantine (likely M365) on that specific account, not the sending domain, not GHL suppression (Skipped was 0%), and not a signal about the investor list.</w:t>
+      </w:r>
+    </w:p>
+    <w:p>
+      <w:pPr>
+        <w:pStyle w:val="Compact"/>
+        <w:numPr>
+          <w:ilvl w:val="1"/>
+          <w:numId w:val="1052"/>
+        </w:numPr>
+      </w:pPr>
+      <w:r>
+        <w:rPr>
+          <w:b/>
+          <w:bCs/>
+        </w:rPr>
+        <w:t xml:space="preserve">Zero unsubscribes</w:t>
+      </w:r>
+      <w:r>
+        <w:t xml:space="preserve">, so all 57 remain eligible for Q3. No one to move to a manual fallback list.</w:t>
       </w:r>
     </w:p>
     <w:p>
@@ -3312,13 +4245,47 @@
           <w:b/>
           <w:bCs/>
         </w:rPr>
-        <w:t xml:space="preserve">Facility address exception</w:t>
-      </w:r>
-      <w:r>
-        <w:t xml:space="preserve"> </w:t>
-      </w:r>
-      <w:r>
-        <w:t xml:space="preserve">— RESOLVED (July 28). All Shopify policies (Privacy, Terms, Refund) updated to 5115 N 27th Ave, Bld 66, Phoenix, AZ 85017.</w:t>
+        <w:t xml:space="preserve">Q3 2026 investor update:</w:t>
+      </w:r>
+      <w:r>
+        <w:t xml:space="preserve"> </w:t>
+      </w:r>
+      <w:r>
+        <w:t xml:space="preserve">due by end of October 2026. Runbook is in the Session 16 handoff notes: duplicate MASTER, swap numbers, fill the pre-header (blank by default, does not carry from the test dialog), confirm From name reads</w:t>
+      </w:r>
+      <w:r>
+        <w:t xml:space="preserve"> </w:t>
+      </w:r>
+      <w:r>
+        <w:rPr>
+          <w:b/>
+          <w:bCs/>
+        </w:rPr>
+        <w:t xml:space="preserve">Scott Hansbury</w:t>
+      </w:r>
+      <w:r>
+        <w:t xml:space="preserve"> </w:t>
+      </w:r>
+      <w:r>
+        <w:t xml:space="preserve">not the raw address, select all 57, send once.</w:t>
+      </w:r>
+    </w:p>
+    <w:bookmarkEnd w:id="12"/>
+    <w:bookmarkStart w:id="13" w:name="X749b8dc4f3e8c32f165bc91924f1f3a45fa0af8"/>
+    <w:p>
+      <w:pPr>
+        <w:pStyle w:val="Heading2"/>
+      </w:pPr>
+      <w:r>
+        <w:t xml:space="preserve">4b. Truemed HSA/FSA eligibility (started August 1, 2026)</w:t>
+      </w:r>
+    </w:p>
+    <w:p>
+      <w:pPr>
+        <w:pStyle w:val="FirstParagraph"/>
+      </w:pPr>
+      <w:r>
+        <w:t xml:space="preserve">Signing up with Truemed so the Enyrgy system is HSA/FSA eligible. Truemed issues a Letter of Medical Necessity through their own practitioner network; Enyrgy makes no medical claims and that boundary must hold.</w:t>
       </w:r>
     </w:p>
     <w:p>
@@ -3334,74 +4301,13 @@
           <w:b/>
           <w:bCs/>
         </w:rPr>
-        <w:t xml:space="preserve">Status-lifecycle representation</w:t>
-      </w:r>
-      <w:r>
-        <w:t xml:space="preserve"> </w:t>
-      </w:r>
-      <w:r>
-        <w:t xml:space="preserve">(minor) — the account tracks lifecycle two ways:</w:t>
-      </w:r>
-      <w:r>
-        <w:t xml:space="preserve"> </w:t>
-      </w:r>
-      <w:r>
-        <w:rPr>
-          <w:rStyle w:val="VerbatimChar"/>
-        </w:rPr>
-        <w:t xml:space="preserve">status_</w:t>
-      </w:r>
-      <w:r>
-        <w:t xml:space="preserve"> </w:t>
-      </w:r>
-      <w:r>
-        <w:t xml:space="preserve">tags on router/drip contacts, and opportunity stage +</w:t>
-      </w:r>
-      <w:r>
-        <w:t xml:space="preserve"> </w:t>
-      </w:r>
-      <w:r>
-        <w:rPr>
-          <w:rStyle w:val="VerbatimChar"/>
-        </w:rPr>
-        <w:t xml:space="preserve">magnet_lead</w:t>
-      </w:r>
-      <w:r>
-        <w:t xml:space="preserve">/</w:t>
-      </w:r>
-      <w:r>
-        <w:rPr>
-          <w:rStyle w:val="VerbatimChar"/>
-        </w:rPr>
-        <w:t xml:space="preserve">nurture_longterm</w:t>
-      </w:r>
-      <w:r>
-        <w:t xml:space="preserve"> </w:t>
-      </w:r>
-      <w:r>
-        <w:t xml:space="preserve">on magnet leads. Candidate tidy: make the pipeline stage the single source of truth. NOTE: the QC</w:t>
-      </w:r>
-      <w:r>
-        <w:t xml:space="preserve"> </w:t>
-      </w:r>
-      <w:r>
-        <w:t xml:space="preserve">“systemic lifecycle”</w:t>
-      </w:r>
-      <w:r>
-        <w:t xml:space="preserve"> </w:t>
-      </w:r>
-      <w:r>
-        <w:t xml:space="preserve">escalation (ENY-20) that surfaced this was verified a FALSE POSITIVE against the live account; this remains only a low-priority design tidy, not a live bug.</w:t>
-      </w:r>
-    </w:p>
-    <w:bookmarkEnd w:id="13"/>
-    <w:bookmarkStart w:id="14" w:name="future-optional"/>
-    <w:p>
-      <w:pPr>
-        <w:pStyle w:val="Heading2"/>
-      </w:pPr>
-      <w:r>
-        <w:t xml:space="preserve">6. Future / optional</w:t>
+        <w:t xml:space="preserve">Task 1, product catalog:</w:t>
+      </w:r>
+      <w:r>
+        <w:t xml:space="preserve"> </w:t>
+      </w:r>
+      <w:r>
+        <w:t xml:space="preserve">Shopify product export submitted Aug 1. Business description (700 char limit) submitted, 647 chars, compliance-checked, states explicitly that Enyrgy is a wellness device making no medical claims.</w:t>
       </w:r>
     </w:p>
     <w:p>
@@ -3417,13 +4323,13 @@
           <w:b/>
           <w:bCs/>
         </w:rPr>
-        <w:t xml:space="preserve">Built-in loyalty/referral program</w:t>
-      </w:r>
-      <w:r>
-        <w:t xml:space="preserve"> </w:t>
-      </w:r>
-      <w:r>
-        <w:t xml:space="preserve">— planned for the next version of Enyrgy, replacing the need for a third-party Shopify referral app. This will supply the referral link/mechanic that WF-07 and the Referral and Reviews agent are waiting on ($150 off referee / $100 store credit referrer are the intended terms).</w:t>
+        <w:t xml:space="preserve">Task 2, connect bank account</w:t>
+      </w:r>
+      <w:r>
+        <w:t xml:space="preserve"> </w:t>
+      </w:r>
+      <w:r>
+        <w:t xml:space="preserve">(Stripe Express): DONE Aug 1. Both Getting Started tasks complete; onboarding now sits with Truemed.</w:t>
       </w:r>
     </w:p>
     <w:p>
@@ -3439,29 +4345,13 @@
           <w:b/>
           <w:bCs/>
         </w:rPr>
-        <w:t xml:space="preserve">Reporting dashboards</w:t>
-      </w:r>
-      <w:r>
-        <w:t xml:space="preserve"> </w:t>
-      </w:r>
-      <w:r>
-        <w:t xml:space="preserve">(GHL KPI views) and the</w:t>
-      </w:r>
-      <w:r>
-        <w:t xml:space="preserve"> </w:t>
-      </w:r>
-      <w:r>
-        <w:rPr>
-          <w:b/>
-          <w:bCs/>
-        </w:rPr>
-        <w:t xml:space="preserve">Reporting Agent</w:t>
-      </w:r>
-      <w:r>
-        <w:t xml:space="preserve"> </w:t>
-      </w:r>
-      <w:r>
-        <w:t xml:space="preserve">(Phase-2 addition).</w:t>
+        <w:t xml:space="preserve">WAITING ON TRUEMED: per-SKU eligibility determination, in writing.</w:t>
+      </w:r>
+      <w:r>
+        <w:t xml:space="preserve"> </w:t>
+      </w:r>
+      <w:r>
+        <w:t xml:space="preserve">The Shopify export includes accessories; a wall mount is unlikely to qualify the way the device does. The badge can only appear where eligibility is substantiated.</w:t>
       </w:r>
     </w:p>
     <w:p>
@@ -3477,13 +4367,22 @@
           <w:b/>
           <w:bCs/>
         </w:rPr>
-        <w:t xml:space="preserve">The other five Phase-2 agents</w:t>
-      </w:r>
-      <w:r>
-        <w:t xml:space="preserve"> </w:t>
-      </w:r>
-      <w:r>
-        <w:t xml:space="preserve">— Proposal Writer, OEM Pipeline, Podcast Attribution, Clinical Concierge, Billing. Add only after the core is stable.</w:t>
+        <w:t xml:space="preserve">Badge and copy placement.</w:t>
+      </w:r>
+      <w:r>
+        <w:t xml:space="preserve"> </w:t>
+      </w:r>
+      <w:r>
+        <w:t xml:space="preserve">The real compliance work. Truemed supplies copy blocks written for supplement brands comfortable with language Enyrgy prohibits. Every block goes through the prohibited-words check before it lands on a product page, in checkout, or in an email. Enyrgy may say</w:t>
+      </w:r>
+      <w:r>
+        <w:t xml:space="preserve"> </w:t>
+      </w:r>
+      <w:r>
+        <w:t xml:space="preserve">“HSA/FSA eligible through Truemed”</w:t>
+      </w:r>
+      <w:r>
+        <w:t xml:space="preserve">; it may NOT drift into condition-and-treatment language to justify the HSA angle.</w:t>
       </w:r>
     </w:p>
     <w:p>
@@ -3499,13 +4398,67 @@
           <w:b/>
           <w:bCs/>
         </w:rPr>
-        <w:t xml:space="preserve">Paid acquisition</w:t>
-      </w:r>
-      <w:r>
-        <w:t xml:space="preserve"> </w:t>
-      </w:r>
-      <w:r>
-        <w:t xml:space="preserve">(Meta/Google) — after domain warmup finishes.</w:t>
+        <w:t xml:space="preserve">KB Section 3 payment options:</w:t>
+      </w:r>
+      <w:r>
+        <w:t xml:space="preserve"> </w:t>
+      </w:r>
+      <w:r>
+        <w:t xml:space="preserve">currently</w:t>
+      </w:r>
+      <w:r>
+        <w:t xml:space="preserve"> </w:t>
+      </w:r>
+      <w:r>
+        <w:t xml:space="preserve">“paid in full, financed, or rented monthly”</w:t>
+      </w:r>
+      <w:r>
+        <w:t xml:space="preserve">. HSA/FSA joins that list once live,</w:t>
+      </w:r>
+      <w:r>
+        <w:t xml:space="preserve"> </w:t>
+      </w:r>
+      <w:r>
+        <w:rPr>
+          <w:b/>
+          <w:bCs/>
+        </w:rPr>
+        <w:t xml:space="preserve">and the live</w:t>
+      </w:r>
+      <w:r>
+        <w:rPr>
+          <w:b/>
+          <w:bCs/>
+        </w:rPr>
+        <w:t xml:space="preserve"> </w:t>
+      </w:r>
+      <w:r>
+        <w:rPr>
+          <w:rStyle w:val="VerbatimChar"/>
+          <w:b/>
+          <w:bCs/>
+        </w:rPr>
+        <w:t xml:space="preserve">enyrgy-knowledge-base</w:t>
+      </w:r>
+      <w:r>
+        <w:rPr>
+          <w:b/>
+          <w:bCs/>
+        </w:rPr>
+        <w:t xml:space="preserve"> </w:t>
+      </w:r>
+      <w:r>
+        <w:rPr>
+          <w:b/>
+          <w:bCs/>
+        </w:rPr>
+        <w:t xml:space="preserve">skill must be re-synced</w:t>
+      </w:r>
+      <w:r>
+        <w:t xml:space="preserve"> </w:t>
+      </w:r>
+      <w:r>
+        <w:t xml:space="preserve">or Sales Outreach keeps telling prospects there are three ways to pay.</w:t>
       </w:r>
     </w:p>
     <w:p>
@@ -3521,28 +4474,79 @@
           <w:b/>
           <w:bCs/>
         </w:rPr>
-        <w:t xml:space="preserve">Domain warmup ramp</w:t>
-      </w:r>
-      <w:r>
-        <w:t xml:space="preserve"> </w:t>
-      </w:r>
-      <w:r>
-        <w:t xml:space="preserve">— mg.enyrgy.com still Stage 1; do NOT bulk-send the 600+ list. Send the first testimonial batch warmup-safe; run weekly gift-card fulfillment from the</w:t>
-      </w:r>
-      <w:r>
-        <w:t xml:space="preserve"> </w:t>
-      </w:r>
-      <w:r>
-        <w:rPr>
-          <w:rStyle w:val="VerbatimChar"/>
-        </w:rPr>
-        <w:t xml:space="preserve">gift_card_pending</w:t>
-      </w:r>
-      <w:r>
-        <w:t xml:space="preserve"> </w:t>
-      </w:r>
-      <w:r>
-        <w:t xml:space="preserve">queue.</w:t>
+        <w:t xml:space="preserve">Commercial-side question:</w:t>
+      </w:r>
+      <w:r>
+        <w:t xml:space="preserve"> </w:t>
+      </w:r>
+      <w:r>
+        <w:t xml:space="preserve">can a facility member use HSA/FSA against a membership that includes Enyrgy? That is the facility’s transaction, not Enyrgy’s, but it is directly relevant to the Beyond Wellness conversation. Worth answering before Gino comes back.</w:t>
+      </w:r>
+    </w:p>
+    <w:p>
+      <w:pPr>
+        <w:pStyle w:val="FirstParagraph"/>
+      </w:pPr>
+      <w:r>
+        <w:rPr>
+          <w:b/>
+          <w:bCs/>
+        </w:rPr>
+        <w:t xml:space="preserve">Note:</w:t>
+      </w:r>
+      <w:r>
+        <w:t xml:space="preserve"> </w:t>
+      </w:r>
+      <w:r>
+        <w:t xml:space="preserve">the commercial unit is sold off-Shopify so it is absent from the catalog upload. That is correct, not a gap. HSA/FSA is a personal medical expense; a facility buying a unit is a business purchase.</w:t>
+      </w:r>
+    </w:p>
+    <w:bookmarkEnd w:id="13"/>
+    <w:bookmarkStart w:id="14" w:name="Xae772b08f0bfcd5c32ae5bd69e3a9a6a55fb107"/>
+    <w:p>
+      <w:pPr>
+        <w:pStyle w:val="Heading2"/>
+      </w:pPr>
+      <w:r>
+        <w:t xml:space="preserve">4c. Device app to GHL integration (started August 1, 2026)</w:t>
+      </w:r>
+    </w:p>
+    <w:p>
+      <w:pPr>
+        <w:pStyle w:val="FirstParagraph"/>
+      </w:pPr>
+      <w:r>
+        <w:t xml:space="preserve">Outcode is building two webhooks: one on user registration, one on completed session. Full detail in</w:t>
+      </w:r>
+      <w:r>
+        <w:t xml:space="preserve"> </w:t>
+      </w:r>
+      <w:r>
+        <w:rPr>
+          <w:rStyle w:val="VerbatimChar"/>
+        </w:rPr>
+        <w:t xml:space="preserve">Enyrgy_Device_Integration_Build_Plan.md</w:t>
+      </w:r>
+      <w:r>
+        <w:t xml:space="preserve"> </w:t>
+      </w:r>
+      <w:r>
+        <w:t xml:space="preserve">(internal) and</w:t>
+      </w:r>
+      <w:r>
+        <w:t xml:space="preserve"> </w:t>
+      </w:r>
+      <w:r>
+        <w:rPr>
+          <w:rStyle w:val="VerbatimChar"/>
+        </w:rPr>
+        <w:t xml:space="preserve">Enyrgy_Device_App_Webhook_Spec_v1.md</w:t>
+      </w:r>
+      <w:r>
+        <w:t xml:space="preserve"> </w:t>
+      </w:r>
+      <w:r>
+        <w:t xml:space="preserve">(vendor-facing, sent to Outcode Aug 1).</w:t>
       </w:r>
     </w:p>
     <w:p>
@@ -3558,13 +4562,13 @@
           <w:b/>
           <w:bCs/>
         </w:rPr>
-        <w:t xml:space="preserve">Form embeds</w:t>
-      </w:r>
-      <w:r>
-        <w:t xml:space="preserve"> </w:t>
-      </w:r>
-      <w:r>
-        <w:t xml:space="preserve">— Commercial Inquiry + Partner Application forms onto go.enyrgy.com (developer).</w:t>
+        <w:t xml:space="preserve">Vendor spec sent to Outcode</w:t>
+      </w:r>
+      <w:r>
+        <w:t xml:space="preserve"> </w:t>
+      </w:r>
+      <w:r>
+        <w:t xml:space="preserve">(Aug 1) with the four webhook URLs in the email body. URLs are deliberately not in the repo; they function as credentials.</w:t>
       </w:r>
     </w:p>
     <w:p>
@@ -3580,23 +4584,10 @@
           <w:b/>
           <w:bCs/>
         </w:rPr>
-        <w:t xml:space="preserve">Upgrade the abandoned-checkout Railway service off trial</w:t>
-      </w:r>
-      <w:r>
-        <w:t xml:space="preserve"> </w:t>
-      </w:r>
-      <w:r>
-        <w:t xml:space="preserve">(may already be on Hobby; confirm).</w:t>
-      </w:r>
-    </w:p>
-    <w:bookmarkEnd w:id="14"/>
-    <w:bookmarkStart w:id="15" w:name="b.-content-backup-gap-identified-july-31"/>
-    <w:p>
-      <w:pPr>
-        <w:pStyle w:val="Heading2"/>
-      </w:pPr>
-      <w:r>
-        <w:t xml:space="preserve">6b. Content backup gap (identified July 31)</w:t>
+        <w:t xml:space="preserve">Four GHL workflows created and left in Draft</w:t>
+      </w:r>
+      <w:r>
+        <w:t xml:space="preserve">, each with a mapping reference captured from a sample payload: WF-32, WF-32T, WF-33, WF-33T.</w:t>
       </w:r>
     </w:p>
     <w:p>
@@ -3612,53 +4603,90 @@
           <w:b/>
           <w:bCs/>
         </w:rPr>
-        <w:t xml:space="preserve">Export the drip email copy into the repo.</w:t>
-      </w:r>
-      <w:r>
-        <w:t xml:space="preserve"> </w:t>
-      </w:r>
-      <w:r>
-        <w:t xml:space="preserve">All the campaign email copy for WF-11 through WF-29 (consumer drip, the five magnet nurtures, Winter, Recovery, Synthesis Gap, Vitamin D Assessment, testimonial, abandoned cart, investor drip) exists</w:t>
-      </w:r>
-      <w:r>
-        <w:t xml:space="preserve"> </w:t>
-      </w:r>
-      <w:r>
-        <w:rPr>
-          <w:b/>
-          <w:bCs/>
-        </w:rPr>
-        <w:t xml:space="preserve">only inside GHL</w:t>
-      </w:r>
-      <w:r>
-        <w:t xml:space="preserve">. It is not version-controlled, not searchable, and not reliably recoverable: Account Snapshots capture workflow structure but not email bodies in a diffable form. Only two content sets are currently backed up: the five agent templates in</w:t>
-      </w:r>
-      <w:r>
-        <w:t xml:space="preserve"> </w:t>
-      </w:r>
-      <w:r>
-        <w:rPr>
-          <w:rStyle w:val="VerbatimChar"/>
-        </w:rPr>
-        <w:t xml:space="preserve">Enyrgy_Agent_Email_Templates_v1.md</w:t>
-      </w:r>
-      <w:r>
-        <w:t xml:space="preserve"> </w:t>
-      </w:r>
-      <w:r>
-        <w:t xml:space="preserve">and the five landing pages in</w:t>
-      </w:r>
-      <w:r>
-        <w:t xml:space="preserve"> </w:t>
-      </w:r>
-      <w:r>
-        <w:rPr>
-          <w:rStyle w:val="VerbatimChar"/>
-        </w:rPr>
-        <w:t xml:space="preserve">lead-magnets/</w:t>
-      </w:r>
-      <w:r>
-        <w:t xml:space="preserve">.</w:t>
+        <w:t xml:space="preserve">WF-01 GUARD: BUILT AND PUBLISHED (Aug 1).</w:t>
+      </w:r>
+      <w:r>
+        <w:t xml:space="preserve"> </w:t>
+      </w:r>
+      <w:r>
+        <w:t xml:space="preserve">Structure is</w:t>
+      </w:r>
+      <w:r>
+        <w:t xml:space="preserve"> </w:t>
+      </w:r>
+      <w:r>
+        <w:rPr>
+          <w:rStyle w:val="VerbatimChar"/>
+        </w:rPr>
+        <w:t xml:space="preserve">Contact created</w:t>
+      </w:r>
+      <w:r>
+        <w:t xml:space="preserve"> </w:t>
+      </w:r>
+      <w:r>
+        <w:t xml:space="preserve">(no filters) -&gt;</w:t>
+      </w:r>
+      <w:r>
+        <w:t xml:space="preserve"> </w:t>
+      </w:r>
+      <w:r>
+        <w:rPr>
+          <w:rStyle w:val="VerbatimChar"/>
+        </w:rPr>
+        <w:t xml:space="preserve">Wait 1 Minute</w:t>
+      </w:r>
+      <w:r>
+        <w:t xml:space="preserve"> </w:t>
+      </w:r>
+      <w:r>
+        <w:t xml:space="preserve">-&gt;</w:t>
+      </w:r>
+      <w:r>
+        <w:t xml:space="preserve"> </w:t>
+      </w:r>
+      <w:r>
+        <w:rPr>
+          <w:rStyle w:val="VerbatimChar"/>
+          <w:b/>
+          <w:bCs/>
+        </w:rPr>
+        <w:t xml:space="preserve">Device User Check</w:t>
+      </w:r>
+      <w:r>
+        <w:t xml:space="preserve"> </w:t>
+      </w:r>
+      <w:r>
+        <w:t xml:space="preserve">If/Else -&gt; branch</w:t>
+      </w:r>
+      <w:r>
+        <w:t xml:space="preserve"> </w:t>
+      </w:r>
+      <w:r>
+        <w:rPr>
+          <w:rStyle w:val="VerbatimChar"/>
+        </w:rPr>
+        <w:t xml:space="preserve">Tags does not include source_device_app</w:t>
+      </w:r>
+      <w:r>
+        <w:t xml:space="preserve"> </w:t>
+      </w:r>
+      <w:r>
+        <w:t xml:space="preserve">continues to Identify Client Type and the five client-type branches; the</w:t>
+      </w:r>
+      <w:r>
+        <w:t xml:space="preserve"> </w:t>
+      </w:r>
+      <w:r>
+        <w:rPr>
+          <w:rStyle w:val="VerbatimChar"/>
+        </w:rPr>
+        <w:t xml:space="preserve">None</w:t>
+      </w:r>
+      <w:r>
+        <w:t xml:space="preserve"> </w:t>
+      </w:r>
+      <w:r>
+        <w:t xml:space="preserve">branch ends. So a device user stops and a real lead routes normally.</w:t>
       </w:r>
     </w:p>
     <w:p>
@@ -3674,13 +4702,28 @@
           <w:b/>
           <w:bCs/>
         </w:rPr>
-        <w:t xml:space="preserve">Why it matters:</w:t>
-      </w:r>
-      <w:r>
-        <w:t xml:space="preserve"> </w:t>
-      </w:r>
-      <w:r>
-        <w:t xml:space="preserve">an entire session was spent compliance-auditing this copy (prohibited words, em-dashes, the guarantee-vs-lab-timeline decoupling, the light-does-five framing, FTC testimonial rules). That work lives in one place with no backup. A bad edit or an accidental workflow deletion loses it.</w:t>
+        <w:t xml:space="preserve">Why it cost nothing:</w:t>
+      </w:r>
+      <w:r>
+        <w:t xml:space="preserve"> </w:t>
+      </w:r>
+      <w:r>
+        <w:t xml:space="preserve">WF-01 already had a</w:t>
+      </w:r>
+      <w:r>
+        <w:t xml:space="preserve"> </w:t>
+      </w:r>
+      <w:r>
+        <w:rPr>
+          <w:rStyle w:val="VerbatimChar"/>
+        </w:rPr>
+        <w:t xml:space="preserve">Wait 1 Minute</w:t>
+      </w:r>
+      <w:r>
+        <w:t xml:space="preserve"> </w:t>
+      </w:r>
+      <w:r>
+        <w:t xml:space="preserve">between the trigger and Identify Client Type, so the guard sits after a delay that was already being paid. No added latency to lead routing, and WF-02’s 5-minute SMS timing is unchanged.</w:t>
       </w:r>
     </w:p>
     <w:p>
@@ -3696,34 +4739,13 @@
           <w:b/>
           <w:bCs/>
         </w:rPr>
-        <w:t xml:space="preserve">Trigger that surfaced it:</w:t>
-      </w:r>
-      <w:r>
-        <w:t xml:space="preserve"> </w:t>
-      </w:r>
-      <w:r>
-        <w:t xml:space="preserve">could not answer</w:t>
-      </w:r>
-      <w:r>
-        <w:t xml:space="preserve"> </w:t>
-      </w:r>
-      <w:r>
-        <w:t xml:space="preserve">“which workflow has the email with subject</w:t>
-      </w:r>
-      <w:r>
-        <w:t xml:space="preserve"> </w:t>
-      </w:r>
-      <w:r>
-        <w:t xml:space="preserve">‘One trigger, three outputs’</w:t>
-      </w:r>
-      <w:r>
-        <w:t xml:space="preserve">?”</w:t>
-      </w:r>
-      <w:r>
-        <w:t xml:space="preserve"> </w:t>
-      </w:r>
-      <w:r>
-        <w:t xml:space="preserve">because there is nothing to search.</w:t>
+        <w:t xml:space="preserve">Why a tag and not a custom field:</w:t>
+      </w:r>
+      <w:r>
+        <w:t xml:space="preserve"> </w:t>
+      </w:r>
+      <w:r>
+        <w:t xml:space="preserve">WF-32 creates the contact then adds tags within seconds, while WF-01 sits in its 1-minute wait, so the tag is present by evaluation time. Tags also land faster than custom-field writes, which is what made the FlexOffers refid unreliable at trigger level. It also needed no new custom fields, so it could be built before WF-32 exists.</w:t>
       </w:r>
     </w:p>
     <w:p>
@@ -3739,28 +4761,62 @@
           <w:b/>
           <w:bCs/>
         </w:rPr>
-        <w:t xml:space="preserve">Suggested shape:</w:t>
-      </w:r>
-      <w:r>
-        <w:t xml:space="preserve"> </w:t>
-      </w:r>
-      <w:r>
-        <w:t xml:space="preserve">one markdown file per workflow under a</w:t>
-      </w:r>
-      <w:r>
-        <w:t xml:space="preserve"> </w:t>
-      </w:r>
-      <w:r>
-        <w:rPr>
-          <w:rStyle w:val="VerbatimChar"/>
-        </w:rPr>
-        <w:t xml:space="preserve">campaigns/</w:t>
-      </w:r>
-      <w:r>
-        <w:t xml:space="preserve"> </w:t>
-      </w:r>
-      <w:r>
-        <w:t xml:space="preserve">directory, each email with its subject, body, and the WF number plus touch order. Roughly a session of work.</w:t>
+        <w:t xml:space="preserve">The harm it prevents:</w:t>
+      </w:r>
+      <w:r>
+        <w:t xml:space="preserve"> </w:t>
+      </w:r>
+      <w:r>
+        <w:t xml:space="preserve">the last branch is</w:t>
+      </w:r>
+      <w:r>
+        <w:t xml:space="preserve"> </w:t>
+      </w:r>
+      <w:r>
+        <w:rPr>
+          <w:rStyle w:val="VerbatimChar"/>
+        </w:rPr>
+        <w:t xml:space="preserve">Default Consumer</w:t>
+      </w:r>
+      <w:r>
+        <w:t xml:space="preserve">,</w:t>
+      </w:r>
+      <w:r>
+        <w:t xml:space="preserve"> </w:t>
+      </w:r>
+      <w:r>
+        <w:t xml:space="preserve">“when none of the conditions are met”</w:t>
+      </w:r>
+      <w:r>
+        <w:t xml:space="preserve">, so device users would have fallen through to</w:t>
+      </w:r>
+      <w:r>
+        <w:t xml:space="preserve"> </w:t>
+      </w:r>
+      <w:r>
+        <w:rPr>
+          <w:b/>
+          <w:bCs/>
+        </w:rPr>
+        <w:t xml:space="preserve">Tag As Consumer</w:t>
+      </w:r>
+      <w:r>
+        <w:t xml:space="preserve">.</w:t>
+      </w:r>
+      <w:r>
+        <w:t xml:space="preserve"> </w:t>
+      </w:r>
+      <w:r>
+        <w:rPr>
+          <w:rStyle w:val="VerbatimChar"/>
+        </w:rPr>
+        <w:t xml:space="preserve">type_consumer</w:t>
+      </w:r>
+      <w:r>
+        <w:t xml:space="preserve"> </w:t>
+      </w:r>
+      <w:r>
+        <w:t xml:space="preserve">is a Consumer Drip trigger tag, meaning every registered device user would have been enrolled in consumer lead nurture.</w:t>
       </w:r>
     </w:p>
     <w:p>
@@ -3776,23 +4832,13 @@
           <w:b/>
           <w:bCs/>
         </w:rPr>
-        <w:t xml:space="preserve">Secondary benefit:</w:t>
-      </w:r>
-      <w:r>
-        <w:t xml:space="preserve"> </w:t>
-      </w:r>
-      <w:r>
-        <w:t xml:space="preserve">makes the copy greppable, so subject lines and claims can be located and audited without clicking through GHL.</w:t>
-      </w:r>
-    </w:p>
-    <w:bookmarkEnd w:id="15"/>
-    <w:bookmarkStart w:id="16" w:name="documentation-hygiene"/>
-    <w:p>
-      <w:pPr>
-        <w:pStyle w:val="Heading2"/>
-      </w:pPr>
-      <w:r>
-        <w:t xml:space="preserve">7. Documentation hygiene</w:t>
+        <w:t xml:space="preserve">Failure mode to remember:</w:t>
+      </w:r>
+      <w:r>
+        <w:t xml:space="preserve"> </w:t>
+      </w:r>
+      <w:r>
+        <w:t xml:space="preserve">a wrong or truncated tag string fails OPEN silently. Device users would route as consumers with no error raised. Both paths were tested.</w:t>
       </w:r>
     </w:p>
     <w:p>
@@ -3808,25 +4854,28 @@
           <w:b/>
           <w:bCs/>
         </w:rPr>
-        <w:t xml:space="preserve">Refresh the EA to v1.1 (July 28)</w:t>
-      </w:r>
-      <w:r>
-        <w:t xml:space="preserve"> </w:t>
-      </w:r>
-      <w:r>
-        <w:t xml:space="preserve">— bumped to Version 1.1 with an authoritative</w:t>
-      </w:r>
-      <w:r>
-        <w:t xml:space="preserve"> </w:t>
-      </w:r>
-      <w:r>
-        <w:t xml:space="preserve">“v1.1 Current-State Update”</w:t>
-      </w:r>
-      <w:r>
-        <w:t xml:space="preserve"> </w:t>
-      </w:r>
-      <w:r>
-        <w:t xml:space="preserve">section that overrides the stale June-29 body (Shopify integration + WF-27/28/29, GBP live + WF-07 wiring, full Paperclip org + tuned heartbeats, toll-free SMS/CNAM/no-10DLC, content assets, addresses/business-category fixes, the reliability findings incl. the debunked phantom-completion, and the open agency-email item). A future pass can fold these line-by-line into each layer.</w:t>
+        <w:t xml:space="preserve">Build WF-32 New Device User Onboarding.</w:t>
+      </w:r>
+      <w:r>
+        <w:t xml:space="preserve"> </w:t>
+      </w:r>
+      <w:r>
+        <w:t xml:space="preserve">One workflow, not two: home and commercial users share nearly all content, and branching early would duplicate the whole sequence because GHL condition branches never rejoin. Store</w:t>
+      </w:r>
+      <w:r>
+        <w:t xml:space="preserve"> </w:t>
+      </w:r>
+      <w:r>
+        <w:rPr>
+          <w:rStyle w:val="VerbatimChar"/>
+        </w:rPr>
+        <w:t xml:space="preserve">device_type</w:t>
+      </w:r>
+      <w:r>
+        <w:t xml:space="preserve"> </w:t>
+      </w:r>
+      <w:r>
+        <w:t xml:space="preserve">so it can be split later if the copy diverges.</w:t>
       </w:r>
     </w:p>
     <w:p>
@@ -3842,13 +4891,29 @@
           <w:b/>
           <w:bCs/>
         </w:rPr>
-        <w:t xml:space="preserve">IG loose ends</w:t>
-      </w:r>
-      <w:r>
-        <w:t xml:space="preserve"> </w:t>
-      </w:r>
-      <w:r>
-        <w:t xml:space="preserve">— WF-23/WF-24 numbering gap (confirm not unbuilt), Winter/Tired-Test URLs missing from the Key URLs table, blank team contact fields (Dennis Lan, Dario Pompeii, Millie Carrillo, Thea Cartier).</w:t>
+        <w:t xml:space="preserve">Build WF-33 Treatment Sync and WF-34 Inactivity Nudge.</w:t>
+      </w:r>
+      <w:r>
+        <w:t xml:space="preserve"> </w:t>
+      </w:r>
+      <w:r>
+        <w:t xml:space="preserve">WF-34 is INTERIM, retired when the V2 app ships native nudges. Build it deliberately dumb: one wait, one message, no escalation or cooldown.</w:t>
+      </w:r>
+      <w:r>
+        <w:t xml:space="preserve"> </w:t>
+      </w:r>
+      <w:r>
+        <w:rPr>
+          <w:b/>
+          <w:bCs/>
+        </w:rPr>
+        <w:t xml:space="preserve">Retirement trigger is recorded in the build plan:</w:t>
+      </w:r>
+      <w:r>
+        <w:t xml:space="preserve"> </w:t>
+      </w:r>
+      <w:r>
+        <w:t xml:space="preserve">when V2 ships, unpublish WF-34 and strip the Remove/Add actions from WF-33, or users get nudged twice, once by push and once by GHL. Nothing errors; the only symptom is users learning to ignore both.</w:t>
       </w:r>
     </w:p>
     <w:p>
@@ -3864,41 +4929,13 @@
           <w:b/>
           <w:bCs/>
         </w:rPr>
-        <w:t xml:space="preserve">WIP</w:t>
-      </w:r>
-      <w:r>
-        <w:t xml:space="preserve"> </w:t>
-      </w:r>
-      <w:r>
-        <w:t xml:space="preserve">— correct the</w:t>
-      </w:r>
-      <w:r>
-        <w:t xml:space="preserve"> </w:t>
-      </w:r>
-      <w:r>
-        <w:t xml:space="preserve">“24-agent”</w:t>
-      </w:r>
-      <w:r>
-        <w:t xml:space="preserve"> </w:t>
-      </w:r>
-      <w:r>
-        <w:t xml:space="preserve">count to</w:t>
-      </w:r>
-      <w:r>
-        <w:t xml:space="preserve"> </w:t>
-      </w:r>
-      <w:r>
-        <w:t xml:space="preserve">“16-agent core (22 with additions).”</w:t>
-      </w:r>
-    </w:p>
-    <w:bookmarkEnd w:id="16"/>
-    <w:bookmarkStart w:id="17" w:name="X4ef6576507d0fd69ab3954b626c150ac8397a60"/>
-    <w:p>
-      <w:pPr>
-        <w:pStyle w:val="Heading2"/>
-      </w:pPr>
-      <w:r>
-        <w:t xml:space="preserve">8. Standing operating discipline (adopted Session 15)</w:t>
+        <w:t xml:space="preserve">New custom fields:</w:t>
+      </w:r>
+      <w:r>
+        <w:t xml:space="preserve"> </w:t>
+      </w:r>
+      <w:r>
+        <w:t xml:space="preserve">Consent Timestamp, Device Type, Facility Name, Device ID, Last Treatment Date, Session Count Total. Registration Date, Skin Type, Gender, Height, Weight and Vitamin D Level already exist in the Health Profile folder.</w:t>
       </w:r>
     </w:p>
     <w:p>
@@ -3914,25 +4951,13 @@
           <w:b/>
           <w:bCs/>
         </w:rPr>
-        <w:t xml:space="preserve">Verify agent audits/verifications against the live GHL account before acting.</w:t>
-      </w:r>
-      <w:r>
-        <w:t xml:space="preserve"> </w:t>
-      </w:r>
-      <w:r>
-        <w:t xml:space="preserve">Agents confabulate under credit starvation — they produced specific, plausible, false claims (invented tag states, a workflow last-edit date misread as a last-run date, a</w:t>
-      </w:r>
-      <w:r>
-        <w:t xml:space="preserve"> </w:t>
-      </w:r>
-      <w:r>
-        <w:t xml:space="preserve">“confirmed”</w:t>
-      </w:r>
-      <w:r>
-        <w:t xml:space="preserve"> </w:t>
-      </w:r>
-      <w:r>
-        <w:t xml:space="preserve">systemic issue that did not exist). Treat agent escalations as leads to verify, never as facts.</w:t>
+        <w:t xml:space="preserve">Confirm GHL workflow execution limits</w:t>
+      </w:r>
+      <w:r>
+        <w:t xml:space="preserve"> </w:t>
+      </w:r>
+      <w:r>
+        <w:t xml:space="preserve">before go-live. Per-session firing is roughly 3,000 calls a week at current user count, around 140,000 executions a year. Failure mode is silent throttling, not a visible error. Bounded by the WF-34 lifespan, since Endpoint 2 drops to a periodic sync afterwards.</w:t>
       </w:r>
     </w:p>
     <w:p>
@@ -3948,6 +4973,1761 @@
           <w:b/>
           <w:bCs/>
         </w:rPr>
+        <w:t xml:space="preserve">AWAITING OUTCODE:</w:t>
+      </w:r>
+      <w:r>
+        <w:t xml:space="preserve"> </w:t>
+      </w:r>
+      <w:r>
+        <w:t xml:space="preserve">the build, plus answers to the five questions in section 9 of the vendor spec, notably whether the app captures explicit email consent at registration distinct from using email as the login identifier.</w:t>
+      </w:r>
+    </w:p>
+    <w:p>
+      <w:pPr>
+        <w:pStyle w:val="FirstParagraph"/>
+      </w:pPr>
+      <w:r>
+        <w:rPr>
+          <w:b/>
+          <w:bCs/>
+        </w:rPr>
+        <w:t xml:space="preserve">Scope note:</w:t>
+      </w:r>
+      <w:r>
+        <w:t xml:space="preserve"> </w:t>
+      </w:r>
+      <w:r>
+        <w:t xml:space="preserve">the V2 app absorbs nudges, milestone messaging,</w:t>
+      </w:r>
+      <w:r>
+        <w:t xml:space="preserve"> </w:t>
+      </w:r>
+      <w:r>
+        <w:rPr>
+          <w:rStyle w:val="VerbatimChar"/>
+        </w:rPr>
+        <w:t xml:space="preserve">sessions_10_complete</w:t>
+      </w:r>
+      <w:r>
+        <w:t xml:space="preserve"> </w:t>
+      </w:r>
+      <w:r>
+        <w:t xml:space="preserve">tagging and session-based segmentation, so do NOT build those in GHL. Map the payload to contact fields and stop. GHL keeps two things permanently: CRM context on the contact record, and deep-lapse reactivation, because the app can only reach users who still open the app.</w:t>
+      </w:r>
+    </w:p>
+    <w:bookmarkEnd w:id="14"/>
+    <w:bookmarkStart w:id="15" w:name="Xe837bf8dbdf53b86ca87a9b99e4925adf0bf51c"/>
+    <w:p>
+      <w:pPr>
+        <w:pStyle w:val="Heading2"/>
+      </w:pPr>
+      <w:r>
+        <w:t xml:space="preserve">4d. Inbound reply visibility: RESOLVED August 4, 2026</w:t>
+      </w:r>
+    </w:p>
+    <w:p>
+      <w:pPr>
+        <w:pStyle w:val="Compact"/>
+        <w:numPr>
+          <w:ilvl w:val="0"/>
+          <w:numId w:val="1069"/>
+        </w:numPr>
+      </w:pPr>
+      <w:r>
+        <w:rPr>
+          <w:b/>
+          <w:bCs/>
+        </w:rPr>
+        <w:t xml:space="preserve">Conversation Notifications: Email enabled on all six rows.</w:t>
+      </w:r>
+      <w:r>
+        <w:t xml:space="preserve"> </w:t>
+      </w:r>
+      <w:r>
+        <w:t xml:space="preserve">They had In-App only, which renders inside GHL and nowhere else, so replies to GHL-sent email were invisible unless already logged in. A reply to the Q2 investor update was nearly missed this way. SMS left off deliberately; email reaches the same phone and watch with no per-segment cost.</w:t>
+      </w:r>
+    </w:p>
+    <w:p>
+      <w:pPr>
+        <w:pStyle w:val="Compact"/>
+        <w:numPr>
+          <w:ilvl w:val="0"/>
+          <w:numId w:val="1070"/>
+        </w:numPr>
+      </w:pPr>
+      <w:r>
+        <w:rPr>
+          <w:b/>
+          <w:bCs/>
+        </w:rPr>
+        <w:t xml:space="preserve">Tested Aug 3 and 4. The built-in notification carries no message text.</w:t>
+      </w:r>
+      <w:r>
+        <w:t xml:space="preserve"> </w:t>
+      </w:r>
+      <w:r>
+        <w:t xml:space="preserve">A reply containing the marker</w:t>
+      </w:r>
+      <w:r>
+        <w:t xml:space="preserve"> </w:t>
+      </w:r>
+      <w:r>
+        <w:rPr>
+          <w:rStyle w:val="VerbatimChar"/>
+        </w:rPr>
+        <w:t xml:space="preserve">PURPLE-ELEVEN</w:t>
+      </w:r>
+      <w:r>
+        <w:t xml:space="preserve"> </w:t>
+      </w:r>
+      <w:r>
+        <w:t xml:space="preserve">produced a notification with no trace of it.</w:t>
+      </w:r>
+      <w:r>
+        <w:t xml:space="preserve"> </w:t>
+      </w:r>
+      <w:r>
+        <w:rPr>
+          <w:b/>
+          <w:bCs/>
+        </w:rPr>
+        <w:t xml:space="preserve">Worse, its reply path is a trap:</w:t>
+      </w:r>
+      <w:r>
+        <w:t xml:space="preserve"> </w:t>
+      </w:r>
+      <w:r>
+        <w:t xml:space="preserve">GHL sends the notification as though it came from Scott, so hitting reply addresses</w:t>
+      </w:r>
+      <w:r>
+        <w:t xml:space="preserve"> </w:t>
+      </w:r>
+      <w:r>
+        <w:rPr>
+          <w:rStyle w:val="VerbatimChar"/>
+        </w:rPr>
+        <w:t xml:space="preserve">scott@mg.enyrgy.com</w:t>
+      </w:r>
+      <w:r>
+        <w:t xml:space="preserve">, Scott’s own address on the sending subdomain. It reaches nobody and nothing errors. That is very likely what created a junk contact for</w:t>
+      </w:r>
+      <w:r>
+        <w:t xml:space="preserve"> </w:t>
+      </w:r>
+      <w:r>
+        <w:rPr>
+          <w:rStyle w:val="VerbatimChar"/>
+        </w:rPr>
+        <w:t xml:space="preserve">scott@enyrgy.com</w:t>
+      </w:r>
+      <w:r>
+        <w:t xml:space="preserve">, see section 4e.</w:t>
+      </w:r>
+    </w:p>
+    <w:p>
+      <w:pPr>
+        <w:pStyle w:val="Compact"/>
+        <w:numPr>
+          <w:ilvl w:val="0"/>
+          <w:numId w:val="1071"/>
+        </w:numPr>
+      </w:pPr>
+      <w:r>
+        <w:rPr>
+          <w:b/>
+          <w:bCs/>
+        </w:rPr>
+        <w:t xml:space="preserve">WF-35 Customer Replied Notification BUILT, LIVE and fully verified (Aug 3-4).</w:t>
+      </w:r>
+      <w:r>
+        <w:t xml:space="preserve"> </w:t>
+      </w:r>
+      <w:r>
+        <w:t xml:space="preserve">Unfiltered trigger so every inbound channel is covered, If/Else on assigned user so the alert follows whoever owns the contact rather than a hardcoded name, message body and contact link included. Full capture in</w:t>
+      </w:r>
+      <w:r>
+        <w:t xml:space="preserve"> </w:t>
+      </w:r>
+      <w:r>
+        <w:rPr>
+          <w:rStyle w:val="VerbatimChar"/>
+        </w:rPr>
+        <w:t xml:space="preserve">campaigns/WF-35-customer-replied.md</w:t>
+      </w:r>
+      <w:r>
+        <w:t xml:space="preserve">.</w:t>
+      </w:r>
+    </w:p>
+    <w:p>
+      <w:pPr>
+        <w:pStyle w:val="Compact"/>
+        <w:numPr>
+          <w:ilvl w:val="0"/>
+          <w:numId w:val="1072"/>
+        </w:numPr>
+      </w:pPr>
+      <w:r>
+        <w:rPr>
+          <w:b/>
+          <w:bCs/>
+        </w:rPr>
+        <w:t xml:space="preserve">Allow Re-Entry verified ON.</w:t>
+      </w:r>
+      <w:r>
+        <w:t xml:space="preserve"> </w:t>
+      </w:r>
+      <w:r>
+        <w:t xml:space="preserve">Two replies from the same contact produced two enrollments and two notifications. Had it been off, only a contact’s first ever reply would have notified anyone while the workflow appeared to work.</w:t>
+      </w:r>
+    </w:p>
+    <w:p>
+      <w:pPr>
+        <w:pStyle w:val="Compact"/>
+        <w:numPr>
+          <w:ilvl w:val="0"/>
+          <w:numId w:val="1073"/>
+        </w:numPr>
+      </w:pPr>
+      <w:r>
+        <w:rPr>
+          <w:b/>
+          <w:bCs/>
+        </w:rPr>
+        <w:t xml:space="preserve">Duplicate notifications resolved.</w:t>
+      </w:r>
+      <w:r>
+        <w:t xml:space="preserve"> </w:t>
+      </w:r>
+      <w:r>
+        <w:t xml:space="preserve">Conversation Notification rows 1 and 3 switched from Email to In-App. In-App deliberately kept rather than off: a cold inbound from someone never emailed first is untested against the Customer Replied trigger, so the bell remains as a safety net.</w:t>
+      </w:r>
+    </w:p>
+    <w:p>
+      <w:pPr>
+        <w:pStyle w:val="Compact"/>
+        <w:numPr>
+          <w:ilvl w:val="0"/>
+          <w:numId w:val="1074"/>
+        </w:numPr>
+      </w:pPr>
+      <w:r>
+        <w:rPr>
+          <w:b/>
+          <w:bCs/>
+        </w:rPr>
+        <w:t xml:space="preserve">Open, low priority:</w:t>
+      </w:r>
+      <w:r>
+        <w:t xml:space="preserve"> </w:t>
+      </w:r>
+      <w:r>
+        <w:t xml:space="preserve">an unsubscribe link is appended to internal notifications. If clicked it may unsubscribe the recipient and silence reply notifications, presenting as the original problem. Do not click. Whether it can be suppressed at the location email-footer level is unresolved.</w:t>
+      </w:r>
+    </w:p>
+    <w:p>
+      <w:pPr>
+        <w:pStyle w:val="Compact"/>
+        <w:numPr>
+          <w:ilvl w:val="0"/>
+          <w:numId w:val="1075"/>
+        </w:numPr>
+      </w:pPr>
+      <w:r>
+        <w:rPr>
+          <w:b/>
+          <w:bCs/>
+        </w:rPr>
+        <w:t xml:space="preserve">Missing testimonial: RESOLVED Aug 2, false alarm.</w:t>
+      </w:r>
+      <w:r>
+        <w:t xml:space="preserve"> </w:t>
+      </w:r>
+      <w:r>
+        <w:t xml:space="preserve">The message was a text saying they intended to send one, not a testimonial itself. Nothing was lost and nobody is owed a gift card. Worth noting the real lesson stands anyway: the reply was still only visible inside GHL, which is what prompted the notification fix above.</w:t>
+      </w:r>
+    </w:p>
+    <w:p>
+      <w:pPr>
+        <w:pStyle w:val="FirstParagraph"/>
+      </w:pPr>
+      <w:r>
+        <w:rPr>
+          <w:b/>
+          <w:bCs/>
+        </w:rPr>
+        <w:t xml:space="preserve">DO NOT repoint Reply-To to bypass GHL.</w:t>
+      </w:r>
+      <w:r>
+        <w:t xml:space="preserve"> </w:t>
+      </w:r>
+      <w:r>
+        <w:t xml:space="preserve">Stop-on-Response depends on GHL seeing replies. Route them around it and anyone who replies keeps receiving drip emails.</w:t>
+      </w:r>
+    </w:p>
+    <w:bookmarkEnd w:id="15"/>
+    <w:bookmarkStart w:id="16" w:name="X20ecf8d0101cbeb380a3050bea348bce05794c5"/>
+    <w:p>
+      <w:pPr>
+        <w:pStyle w:val="Heading2"/>
+      </w:pPr>
+      <w:r>
+        <w:t xml:space="preserve">4e. WF-01 was creating consumer leads from inbound email: FIXED August 4, 2026</w:t>
+      </w:r>
+    </w:p>
+    <w:p>
+      <w:pPr>
+        <w:pStyle w:val="Compact"/>
+        <w:numPr>
+          <w:ilvl w:val="0"/>
+          <w:numId w:val="1076"/>
+        </w:numPr>
+      </w:pPr>
+      <w:r>
+        <w:t xml:space="preserve">☒</w:t>
+      </w:r>
+      <w:r>
+        <w:t xml:space="preserve"> </w:t>
+      </w:r>
+      <w:r>
+        <w:rPr>
+          <w:b/>
+          <w:bCs/>
+        </w:rPr>
+        <w:t xml:space="preserve">The leak.</w:t>
+      </w:r>
+      <w:r>
+        <w:t xml:space="preserve"> </w:t>
+      </w:r>
+      <w:r>
+        <w:t xml:space="preserve">Any inbound email to</w:t>
+      </w:r>
+      <w:r>
+        <w:t xml:space="preserve"> </w:t>
+      </w:r>
+      <w:r>
+        <w:rPr>
+          <w:rStyle w:val="VerbatimChar"/>
+        </w:rPr>
+        <w:t xml:space="preserve">mg.enyrgy.com</w:t>
+      </w:r>
+      <w:r>
+        <w:t xml:space="preserve"> </w:t>
+      </w:r>
+      <w:r>
+        <w:t xml:space="preserve">from an address GHL did not recognise created a contact. WF-01 New Lead Router then routed it, and its last branch is</w:t>
+      </w:r>
+      <w:r>
+        <w:t xml:space="preserve"> </w:t>
+      </w:r>
+      <w:r>
+        <w:rPr>
+          <w:rStyle w:val="VerbatimChar"/>
+        </w:rPr>
+        <w:t xml:space="preserve">Default Consumer</w:t>
+      </w:r>
+      <w:r>
+        <w:t xml:space="preserve"> </w:t>
+      </w:r>
+      <w:r>
+        <w:t xml:space="preserve">“when none of the conditions are met”</w:t>
+      </w:r>
+      <w:r>
+        <w:t xml:space="preserve">, so it landed there and was tagged</w:t>
+      </w:r>
+      <w:r>
+        <w:t xml:space="preserve"> </w:t>
+      </w:r>
+      <w:r>
+        <w:rPr>
+          <w:rStyle w:val="VerbatimChar"/>
+        </w:rPr>
+        <w:t xml:space="preserve">type_consumer</w:t>
+      </w:r>
+      <w:r>
+        <w:t xml:space="preserve">, which triggers the Consumer Drip.</w:t>
+      </w:r>
+      <w:r>
+        <w:t xml:space="preserve"> </w:t>
+      </w:r>
+      <w:r>
+        <w:rPr>
+          <w:b/>
+          <w:bCs/>
+        </w:rPr>
+        <w:t xml:space="preserve">Auto-replies, out-of-office bounces, vendor mail and spam all qualified.</w:t>
+      </w:r>
+      <w:r>
+        <w:t xml:space="preserve"> </w:t>
+      </w:r>
+      <w:r>
+        <w:t xml:space="preserve">Nothing errored. Found when Scott’s own address turned up in the drip with an Opportunity in the Consumer Product Pipeline.</w:t>
+      </w:r>
+    </w:p>
+    <w:p>
+      <w:pPr>
+        <w:pStyle w:val="Compact"/>
+        <w:numPr>
+          <w:ilvl w:val="0"/>
+          <w:numId w:val="1076"/>
+        </w:numPr>
+      </w:pPr>
+      <w:r>
+        <w:t xml:space="preserve">☒</w:t>
+      </w:r>
+      <w:r>
+        <w:t xml:space="preserve"> </w:t>
+      </w:r>
+      <w:r>
+        <w:rPr>
+          <w:b/>
+          <w:bCs/>
+        </w:rPr>
+        <w:t xml:space="preserve">Fixed.</w:t>
+      </w:r>
+      <w:r>
+        <w:t xml:space="preserve"> </w:t>
+      </w:r>
+      <w:r>
+        <w:t xml:space="preserve">WF-01’s Device User Check now reads</w:t>
+      </w:r>
+      <w:r>
+        <w:t xml:space="preserve"> </w:t>
+      </w:r>
+      <w:r>
+        <w:rPr>
+          <w:rStyle w:val="VerbatimChar"/>
+        </w:rPr>
+        <w:t xml:space="preserve">Tags does NOT include source_device_app AND Email does not contain @enyrgy.com AND Tags does NOT include no_route</w:t>
+      </w:r>
+      <w:r>
+        <w:t xml:space="preserve">.</w:t>
+      </w:r>
+    </w:p>
+    <w:p>
+      <w:pPr>
+        <w:pStyle w:val="Compact"/>
+        <w:numPr>
+          <w:ilvl w:val="0"/>
+          <w:numId w:val="1076"/>
+        </w:numPr>
+      </w:pPr>
+      <w:r>
+        <w:t xml:space="preserve">☒</w:t>
+      </w:r>
+      <w:r>
+        <w:t xml:space="preserve"> </w:t>
+      </w:r>
+      <w:r>
+        <w:rPr>
+          <w:b/>
+          <w:bCs/>
+        </w:rPr>
+        <w:t xml:space="preserve">Verified in both directions.</w:t>
+      </w:r>
+      <w:r>
+        <w:t xml:space="preserve"> </w:t>
+      </w:r>
+      <w:r>
+        <w:t xml:space="preserve">The real risk in the fix was that an empty email field might evaluate as false on</w:t>
+      </w:r>
+      <w:r>
+        <w:t xml:space="preserve"> </w:t>
+      </w:r>
+      <w:r>
+        <w:rPr>
+          <w:rStyle w:val="VerbatimChar"/>
+        </w:rPr>
+        <w:t xml:space="preserve">does not contain</w:t>
+      </w:r>
+      <w:r>
+        <w:t xml:space="preserve">, trading a leak for a blackout on phone-only leads. A phone-only test contact received</w:t>
+      </w:r>
+      <w:r>
+        <w:t xml:space="preserve"> </w:t>
+      </w:r>
+      <w:r>
+        <w:rPr>
+          <w:rStyle w:val="VerbatimChar"/>
+        </w:rPr>
+        <w:t xml:space="preserve">type_consumer</w:t>
+      </w:r>
+      <w:r>
+        <w:t xml:space="preserve"> </w:t>
+      </w:r>
+      <w:r>
+        <w:t xml:space="preserve">normally, so empty passes.</w:t>
+      </w:r>
+    </w:p>
+    <w:p>
+      <w:pPr>
+        <w:pStyle w:val="Compact"/>
+        <w:numPr>
+          <w:ilvl w:val="0"/>
+          <w:numId w:val="1076"/>
+        </w:numPr>
+      </w:pPr>
+      <w:r>
+        <w:t xml:space="preserve">☒</w:t>
+      </w:r>
+      <w:r>
+        <w:t xml:space="preserve"> </w:t>
+      </w:r>
+      <w:r>
+        <w:rPr>
+          <w:b/>
+          <w:bCs/>
+        </w:rPr>
+        <w:t xml:space="preserve">Swept.</w:t>
+      </w:r>
+      <w:r>
+        <w:t xml:space="preserve"> </w:t>
+      </w:r>
+      <w:r>
+        <w:rPr>
+          <w:rStyle w:val="VerbatimChar"/>
+        </w:rPr>
+        <w:t xml:space="preserve">Email contains @enyrgy.com</w:t>
+      </w:r>
+      <w:r>
+        <w:t xml:space="preserve"> </w:t>
+      </w:r>
+      <w:r>
+        <w:t xml:space="preserve">returned three records, all employees or contractors who are also device users, all carrying</w:t>
+      </w:r>
+      <w:r>
+        <w:t xml:space="preserve"> </w:t>
+      </w:r>
+      <w:r>
+        <w:rPr>
+          <w:rStyle w:val="VerbatimChar"/>
+        </w:rPr>
+        <w:t xml:space="preserve">drip_bypass</w:t>
+      </w:r>
+      <w:r>
+        <w:t xml:space="preserve"> </w:t>
+      </w:r>
+      <w:r>
+        <w:t xml:space="preserve">+</w:t>
+      </w:r>
+      <w:r>
+        <w:t xml:space="preserve"> </w:t>
+      </w:r>
+      <w:r>
+        <w:rPr>
+          <w:rStyle w:val="VerbatimChar"/>
+        </w:rPr>
+        <w:t xml:space="preserve">legacy_customer</w:t>
+      </w:r>
+      <w:r>
+        <w:t xml:space="preserve"> </w:t>
+      </w:r>
+      <w:r>
+        <w:t xml:space="preserve">from the Session 10 import and no</w:t>
+      </w:r>
+      <w:r>
+        <w:t xml:space="preserve"> </w:t>
+      </w:r>
+      <w:r>
+        <w:rPr>
+          <w:rStyle w:val="VerbatimChar"/>
+        </w:rPr>
+        <w:t xml:space="preserve">type_</w:t>
+      </w:r>
+      <w:r>
+        <w:t xml:space="preserve"> </w:t>
+      </w:r>
+      <w:r>
+        <w:t xml:space="preserve">tags. None was ever routed.</w:t>
+      </w:r>
+      <w:r>
+        <w:t xml:space="preserve"> </w:t>
+      </w:r>
+      <w:r>
+        <w:rPr>
+          <w:rStyle w:val="VerbatimChar"/>
+        </w:rPr>
+        <w:t xml:space="preserve">scott@enyrgy.com</w:t>
+      </w:r>
+      <w:r>
+        <w:t xml:space="preserve"> </w:t>
+      </w:r>
+      <w:r>
+        <w:t xml:space="preserve">was the only casualty and is deleted. Incident closed.</w:t>
+      </w:r>
+    </w:p>
+    <w:p>
+      <w:pPr>
+        <w:pStyle w:val="Compact"/>
+        <w:numPr>
+          <w:ilvl w:val="0"/>
+          <w:numId w:val="1076"/>
+        </w:numPr>
+      </w:pPr>
+      <w:r>
+        <w:rPr>
+          <w:rStyle w:val="VerbatimChar"/>
+          <w:b/>
+          <w:bCs/>
+        </w:rPr>
+        <w:t xml:space="preserve">no_route</w:t>
+      </w:r>
+      <w:r>
+        <w:rPr>
+          <w:b/>
+          <w:bCs/>
+        </w:rPr>
+        <w:t xml:space="preserve"> </w:t>
+      </w:r>
+      <w:r>
+        <w:rPr>
+          <w:b/>
+          <w:bCs/>
+        </w:rPr>
+        <w:t xml:space="preserve">is the new permanent off-switch</w:t>
+      </w:r>
+      <w:r>
+        <w:t xml:space="preserve"> </w:t>
+      </w:r>
+      <w:r>
+        <w:t xml:space="preserve">for imports, tests, staff on other domains and partners. It replaces the old practice of unpublishing WF-01 and remembering to republish it, which was itself a hazard: a silently unpublished router stops routing everything.</w:t>
+      </w:r>
+    </w:p>
+    <w:p>
+      <w:pPr>
+        <w:pStyle w:val="Compact"/>
+        <w:numPr>
+          <w:ilvl w:val="0"/>
+          <w:numId w:val="1076"/>
+        </w:numPr>
+      </w:pPr>
+      <w:r>
+        <w:rPr>
+          <w:b/>
+          <w:bCs/>
+        </w:rPr>
+        <w:t xml:space="preserve">NOTE for future sessions:</w:t>
+      </w:r>
+      <w:r>
+        <w:t xml:space="preserve"> </w:t>
+      </w:r>
+      <w:r>
+        <w:rPr>
+          <w:rStyle w:val="VerbatimChar"/>
+        </w:rPr>
+        <w:t xml:space="preserve">drip_bypass</w:t>
+      </w:r>
+      <w:r>
+        <w:t xml:space="preserve"> </w:t>
+      </w:r>
+      <w:r>
+        <w:t xml:space="preserve">does NOT stop WF-01. It is read at the Bypass Check inside each of the five drips, not by the router. This caused confusion once already.</w:t>
+      </w:r>
+    </w:p>
+    <w:bookmarkEnd w:id="16"/>
+    <w:bookmarkStart w:id="17" w:name="X787c6ae49ec488fed45086d4c0a203c1e5c3e7f"/>
+    <w:p>
+      <w:pPr>
+        <w:pStyle w:val="Heading2"/>
+      </w:pPr>
+      <w:r>
+        <w:t xml:space="preserve">5. Strategic architecture decisions (mostly ratify, not build)</w:t>
+      </w:r>
+    </w:p>
+    <w:p>
+      <w:pPr>
+        <w:pStyle w:val="Compact"/>
+        <w:numPr>
+          <w:ilvl w:val="0"/>
+          <w:numId w:val="1077"/>
+        </w:numPr>
+      </w:pPr>
+      <w:r>
+        <w:rPr>
+          <w:b/>
+          <w:bCs/>
+        </w:rPr>
+        <w:t xml:space="preserve">Shopify to GHL purchase sync:</w:t>
+      </w:r>
+      <w:r>
+        <w:t xml:space="preserve"> </w:t>
+      </w:r>
+      <w:r>
+        <w:t xml:space="preserve">the EA flags this as the top gap, but it predates the Session 11 native integration + WF-27/28/29, which largely built it. Reconcile the EA and ratify rather than rebuild.</w:t>
+      </w:r>
+    </w:p>
+    <w:p>
+      <w:pPr>
+        <w:pStyle w:val="Compact"/>
+        <w:numPr>
+          <w:ilvl w:val="0"/>
+          <w:numId w:val="1078"/>
+        </w:numPr>
+      </w:pPr>
+      <w:r>
+        <w:rPr>
+          <w:b/>
+          <w:bCs/>
+        </w:rPr>
+        <w:t xml:space="preserve">System-of-record ownership map:</w:t>
+      </w:r>
+      <w:r>
+        <w:t xml:space="preserve"> </w:t>
+      </w:r>
+      <w:r>
+        <w:t xml:space="preserve">ratify the documented SoR (decision/doc task).</w:t>
+      </w:r>
+    </w:p>
+    <w:p>
+      <w:pPr>
+        <w:pStyle w:val="Compact"/>
+        <w:numPr>
+          <w:ilvl w:val="0"/>
+          <w:numId w:val="1079"/>
+        </w:numPr>
+      </w:pPr>
+      <w:r>
+        <w:rPr>
+          <w:b/>
+          <w:bCs/>
+        </w:rPr>
+        <w:t xml:space="preserve">Device App to GHL usage-data flow:</w:t>
+      </w:r>
+      <w:r>
+        <w:t xml:space="preserve"> </w:t>
+      </w:r>
+      <w:r>
+        <w:t xml:space="preserve">deferred</w:t>
+      </w:r>
+      <w:r>
+        <w:t xml:space="preserve"> </w:t>
+      </w:r>
+      <w:r>
+        <w:t xml:space="preserve">“Phase 2-plus”</w:t>
+      </w:r>
+      <w:r>
+        <w:t xml:space="preserve">; decide whether/how usage data flows, with privacy treatment.</w:t>
+      </w:r>
+    </w:p>
+    <w:p>
+      <w:pPr>
+        <w:pStyle w:val="Compact"/>
+        <w:numPr>
+          <w:ilvl w:val="0"/>
+          <w:numId w:val="1080"/>
+        </w:numPr>
+      </w:pPr>
+      <w:r>
+        <w:rPr>
+          <w:b/>
+          <w:bCs/>
+        </w:rPr>
+        <w:t xml:space="preserve">OEM / Lumanova data boundary:</w:t>
+      </w:r>
+      <w:r>
+        <w:t xml:space="preserve"> </w:t>
+      </w:r>
+      <w:r>
+        <w:t xml:space="preserve">formalize an auditable path as the partner program grows.</w:t>
+      </w:r>
+    </w:p>
+    <w:p>
+      <w:pPr>
+        <w:pStyle w:val="Compact"/>
+        <w:numPr>
+          <w:ilvl w:val="0"/>
+          <w:numId w:val="1081"/>
+        </w:numPr>
+      </w:pPr>
+      <w:r>
+        <w:rPr>
+          <w:b/>
+          <w:bCs/>
+        </w:rPr>
+        <w:t xml:space="preserve">Metric governance owner:</w:t>
+      </w:r>
+      <w:r>
+        <w:t xml:space="preserve"> </w:t>
+      </w:r>
+      <w:r>
+        <w:t xml:space="preserve">figures reconciled; assign a single owner.</w:t>
+      </w:r>
+    </w:p>
+    <w:p>
+      <w:pPr>
+        <w:pStyle w:val="Compact"/>
+        <w:numPr>
+          <w:ilvl w:val="0"/>
+          <w:numId w:val="1082"/>
+        </w:numPr>
+      </w:pPr>
+      <w:r>
+        <w:rPr>
+          <w:b/>
+          <w:bCs/>
+        </w:rPr>
+        <w:t xml:space="preserve">Facility address exception:</w:t>
+      </w:r>
+      <w:r>
+        <w:t xml:space="preserve"> </w:t>
+      </w:r>
+      <w:r>
+        <w:t xml:space="preserve">RESOLVED (July 28). All Shopify policies (Privacy, Terms, Refund) updated to 5115 N 27th Ave, Bld 66, Phoenix, AZ 85017.</w:t>
+      </w:r>
+    </w:p>
+    <w:p>
+      <w:pPr>
+        <w:pStyle w:val="Compact"/>
+        <w:numPr>
+          <w:ilvl w:val="0"/>
+          <w:numId w:val="1083"/>
+        </w:numPr>
+      </w:pPr>
+      <w:r>
+        <w:rPr>
+          <w:b/>
+          <w:bCs/>
+        </w:rPr>
+        <w:t xml:space="preserve">Status-lifecycle representation</w:t>
+      </w:r>
+      <w:r>
+        <w:t xml:space="preserve"> </w:t>
+      </w:r>
+      <w:r>
+        <w:t xml:space="preserve">(minor): the account tracks lifecycle two ways:</w:t>
+      </w:r>
+      <w:r>
+        <w:t xml:space="preserve"> </w:t>
+      </w:r>
+      <w:r>
+        <w:rPr>
+          <w:rStyle w:val="VerbatimChar"/>
+        </w:rPr>
+        <w:t xml:space="preserve">status_</w:t>
+      </w:r>
+      <w:r>
+        <w:t xml:space="preserve"> </w:t>
+      </w:r>
+      <w:r>
+        <w:t xml:space="preserve">tags on router/drip contacts, and opportunity stage +</w:t>
+      </w:r>
+      <w:r>
+        <w:t xml:space="preserve"> </w:t>
+      </w:r>
+      <w:r>
+        <w:rPr>
+          <w:rStyle w:val="VerbatimChar"/>
+        </w:rPr>
+        <w:t xml:space="preserve">magnet_lead</w:t>
+      </w:r>
+      <w:r>
+        <w:t xml:space="preserve">/</w:t>
+      </w:r>
+      <w:r>
+        <w:rPr>
+          <w:rStyle w:val="VerbatimChar"/>
+        </w:rPr>
+        <w:t xml:space="preserve">nurture_longterm</w:t>
+      </w:r>
+      <w:r>
+        <w:t xml:space="preserve"> </w:t>
+      </w:r>
+      <w:r>
+        <w:t xml:space="preserve">on magnet leads. Candidate tidy: make the pipeline stage the single source of truth. NOTE: the QC</w:t>
+      </w:r>
+      <w:r>
+        <w:t xml:space="preserve"> </w:t>
+      </w:r>
+      <w:r>
+        <w:t xml:space="preserve">“systemic lifecycle”</w:t>
+      </w:r>
+      <w:r>
+        <w:t xml:space="preserve"> </w:t>
+      </w:r>
+      <w:r>
+        <w:t xml:space="preserve">escalation (ENY-20) that surfaced this was verified a FALSE POSITIVE against the live account; this remains only a low-priority design tidy, not a live bug.</w:t>
+      </w:r>
+    </w:p>
+    <w:bookmarkEnd w:id="17"/>
+    <w:bookmarkStart w:id="18" w:name="future-optional"/>
+    <w:p>
+      <w:pPr>
+        <w:pStyle w:val="Heading2"/>
+      </w:pPr>
+      <w:r>
+        <w:t xml:space="preserve">6. Future / optional</w:t>
+      </w:r>
+    </w:p>
+    <w:p>
+      <w:pPr>
+        <w:pStyle w:val="Compact"/>
+        <w:numPr>
+          <w:ilvl w:val="0"/>
+          <w:numId w:val="1084"/>
+        </w:numPr>
+      </w:pPr>
+      <w:r>
+        <w:rPr>
+          <w:b/>
+          <w:bCs/>
+        </w:rPr>
+        <w:t xml:space="preserve">Built-in loyalty/referral program:</w:t>
+      </w:r>
+      <w:r>
+        <w:t xml:space="preserve"> </w:t>
+      </w:r>
+      <w:r>
+        <w:t xml:space="preserve">planned for the next version of Enyrgy, replacing the need for a third-party Shopify referral app. This will supply the referral link/mechanic that WF-07 and the Referral and Reviews agent are waiting on ($150 off referee / $100 store credit referrer are the intended terms).</w:t>
+      </w:r>
+    </w:p>
+    <w:p>
+      <w:pPr>
+        <w:pStyle w:val="Compact"/>
+        <w:numPr>
+          <w:ilvl w:val="0"/>
+          <w:numId w:val="1085"/>
+        </w:numPr>
+      </w:pPr>
+      <w:r>
+        <w:rPr>
+          <w:b/>
+          <w:bCs/>
+        </w:rPr>
+        <w:t xml:space="preserve">Reporting dashboards</w:t>
+      </w:r>
+      <w:r>
+        <w:t xml:space="preserve"> </w:t>
+      </w:r>
+      <w:r>
+        <w:t xml:space="preserve">(GHL KPI views) and the</w:t>
+      </w:r>
+      <w:r>
+        <w:t xml:space="preserve"> </w:t>
+      </w:r>
+      <w:r>
+        <w:rPr>
+          <w:b/>
+          <w:bCs/>
+        </w:rPr>
+        <w:t xml:space="preserve">Reporting Agent</w:t>
+      </w:r>
+      <w:r>
+        <w:t xml:space="preserve"> </w:t>
+      </w:r>
+      <w:r>
+        <w:t xml:space="preserve">(Phase-2 addition).</w:t>
+      </w:r>
+    </w:p>
+    <w:p>
+      <w:pPr>
+        <w:pStyle w:val="Compact"/>
+        <w:numPr>
+          <w:ilvl w:val="0"/>
+          <w:numId w:val="1086"/>
+        </w:numPr>
+      </w:pPr>
+      <w:r>
+        <w:rPr>
+          <w:b/>
+          <w:bCs/>
+        </w:rPr>
+        <w:t xml:space="preserve">The other five Phase-2 agents:</w:t>
+      </w:r>
+      <w:r>
+        <w:t xml:space="preserve"> </w:t>
+      </w:r>
+      <w:r>
+        <w:t xml:space="preserve">Proposal Writer, OEM Pipeline, Podcast Attribution, Clinical Concierge, Billing. Add only after the core is stable.</w:t>
+      </w:r>
+    </w:p>
+    <w:p>
+      <w:pPr>
+        <w:pStyle w:val="Compact"/>
+        <w:numPr>
+          <w:ilvl w:val="0"/>
+          <w:numId w:val="1087"/>
+        </w:numPr>
+      </w:pPr>
+      <w:r>
+        <w:rPr>
+          <w:b/>
+          <w:bCs/>
+        </w:rPr>
+        <w:t xml:space="preserve">Paid acquisition</w:t>
+      </w:r>
+      <w:r>
+        <w:t xml:space="preserve"> </w:t>
+      </w:r>
+      <w:r>
+        <w:t xml:space="preserve">(Meta/Google): after domain warmup finishes.</w:t>
+      </w:r>
+    </w:p>
+    <w:p>
+      <w:pPr>
+        <w:pStyle w:val="Compact"/>
+        <w:numPr>
+          <w:ilvl w:val="0"/>
+          <w:numId w:val="1088"/>
+        </w:numPr>
+      </w:pPr>
+      <w:r>
+        <w:rPr>
+          <w:b/>
+          <w:bCs/>
+        </w:rPr>
+        <w:t xml:space="preserve">Domain warmup ramp:</w:t>
+      </w:r>
+      <w:r>
+        <w:t xml:space="preserve"> </w:t>
+      </w:r>
+      <w:r>
+        <w:t xml:space="preserve">mg.enyrgy.com still Stage 1; do NOT bulk-send the 600+ list. Send the first testimonial batch warmup-safe; run weekly gift-card fulfillment from the</w:t>
+      </w:r>
+      <w:r>
+        <w:t xml:space="preserve"> </w:t>
+      </w:r>
+      <w:r>
+        <w:rPr>
+          <w:rStyle w:val="VerbatimChar"/>
+        </w:rPr>
+        <w:t xml:space="preserve">gift_card_pending</w:t>
+      </w:r>
+      <w:r>
+        <w:t xml:space="preserve"> </w:t>
+      </w:r>
+      <w:r>
+        <w:t xml:space="preserve">queue.</w:t>
+      </w:r>
+      <w:r>
+        <w:t xml:space="preserve"> </w:t>
+      </w:r>
+      <w:r>
+        <w:rPr>
+          <w:b/>
+          <w:bCs/>
+        </w:rPr>
+        <w:t xml:space="preserve">First real batch send ran July 31 (48 investors, batch mode 12 / 15 min): check Statistics for what it did to reputation before the next batch.</w:t>
+      </w:r>
+      <w:r>
+        <w:t xml:space="preserve"> </w:t>
+      </w:r>
+      <w:r>
+        <w:t xml:space="preserve">GHL’s bulk-email dialog has a native</w:t>
+      </w:r>
+      <w:r>
+        <w:t xml:space="preserve"> </w:t>
+      </w:r>
+      <w:r>
+        <w:rPr>
+          <w:b/>
+          <w:bCs/>
+        </w:rPr>
+        <w:t xml:space="preserve">“Send in batch mode”</w:t>
+      </w:r>
+      <w:r>
+        <w:t xml:space="preserve"> </w:t>
+      </w:r>
+      <w:r>
+        <w:t xml:space="preserve">option; use it for any multi-recipient send while the domain is Stage 1, and leave</w:t>
+      </w:r>
+      <w:r>
+        <w:t xml:space="preserve"> </w:t>
+      </w:r>
+      <w:r>
+        <w:rPr>
+          <w:b/>
+          <w:bCs/>
+        </w:rPr>
+        <w:t xml:space="preserve">Track clicks</w:t>
+      </w:r>
+      <w:r>
+        <w:t xml:space="preserve"> </w:t>
+      </w:r>
+      <w:r>
+        <w:t xml:space="preserve">and</w:t>
+      </w:r>
+      <w:r>
+        <w:t xml:space="preserve"> </w:t>
+      </w:r>
+      <w:r>
+        <w:rPr>
+          <w:b/>
+          <w:bCs/>
+        </w:rPr>
+        <w:t xml:space="preserve">UTM tracking</w:t>
+      </w:r>
+      <w:r>
+        <w:t xml:space="preserve"> </w:t>
+      </w:r>
+      <w:r>
+        <w:t xml:space="preserve">OFF (link rewriting is a negative signal from an unproven domain).</w:t>
+      </w:r>
+    </w:p>
+    <w:p>
+      <w:pPr>
+        <w:pStyle w:val="Compact"/>
+        <w:numPr>
+          <w:ilvl w:val="0"/>
+          <w:numId w:val="1089"/>
+        </w:numPr>
+      </w:pPr>
+      <w:r>
+        <w:rPr>
+          <w:b/>
+          <w:bCs/>
+        </w:rPr>
+        <w:t xml:space="preserve">Form embeds:</w:t>
+      </w:r>
+      <w:r>
+        <w:t xml:space="preserve"> </w:t>
+      </w:r>
+      <w:r>
+        <w:t xml:space="preserve">Commercial Inquiry + Partner Application forms onto go.enyrgy.com (developer).</w:t>
+      </w:r>
+    </w:p>
+    <w:p>
+      <w:pPr>
+        <w:pStyle w:val="Compact"/>
+        <w:numPr>
+          <w:ilvl w:val="0"/>
+          <w:numId w:val="1090"/>
+        </w:numPr>
+      </w:pPr>
+      <w:r>
+        <w:rPr>
+          <w:b/>
+          <w:bCs/>
+        </w:rPr>
+        <w:t xml:space="preserve">Upgrade the abandoned-checkout Railway service off trial</w:t>
+      </w:r>
+      <w:r>
+        <w:t xml:space="preserve"> </w:t>
+      </w:r>
+      <w:r>
+        <w:t xml:space="preserve">(may already be on Hobby; confirm).</w:t>
+      </w:r>
+    </w:p>
+    <w:bookmarkEnd w:id="18"/>
+    <w:bookmarkStart w:id="19" w:name="X99a4122416d3be25b3ec730ee1c5d273b04fea6"/>
+    <w:p>
+      <w:pPr>
+        <w:pStyle w:val="Heading2"/>
+      </w:pPr>
+      <w:r>
+        <w:t xml:space="preserve">6b. Content backup gap: CLOSED August 3, 2026</w:t>
+      </w:r>
+    </w:p>
+    <w:p>
+      <w:pPr>
+        <w:pStyle w:val="Compact"/>
+        <w:numPr>
+          <w:ilvl w:val="0"/>
+          <w:numId w:val="1091"/>
+        </w:numPr>
+      </w:pPr>
+      <w:r>
+        <w:rPr>
+          <w:b/>
+          <w:bCs/>
+        </w:rPr>
+        <w:t xml:space="preserve">DONE. All 19 workflows captured into</w:t>
+      </w:r>
+      <w:r>
+        <w:rPr>
+          <w:b/>
+          <w:bCs/>
+        </w:rPr>
+        <w:t xml:space="preserve"> </w:t>
+      </w:r>
+      <w:r>
+        <w:rPr>
+          <w:rStyle w:val="VerbatimChar"/>
+          <w:b/>
+          <w:bCs/>
+        </w:rPr>
+        <w:t xml:space="preserve">campaigns/</w:t>
+      </w:r>
+      <w:r>
+        <w:rPr>
+          <w:b/>
+          <w:bCs/>
+        </w:rPr>
+        <w:t xml:space="preserve">, 94 touches, 83 corrections applied.</w:t>
+      </w:r>
+      <w:r>
+        <w:t xml:space="preserve"> </w:t>
+      </w:r>
+      <w:r>
+        <w:t xml:space="preserve">Every live email and SMS in the GHL account now exists as</w:t>
+      </w:r>
+      <w:r>
+        <w:t xml:space="preserve"> </w:t>
+      </w:r>
+      <w:r>
+        <w:rPr>
+          <w:rStyle w:val="VerbatimChar"/>
+        </w:rPr>
+        <w:t xml:space="preserve">.md</w:t>
+      </w:r>
+      <w:r>
+        <w:t xml:space="preserve"> </w:t>
+      </w:r>
+      <w:r>
+        <w:t xml:space="preserve">+</w:t>
+      </w:r>
+      <w:r>
+        <w:t xml:space="preserve"> </w:t>
+      </w:r>
+      <w:r>
+        <w:rPr>
+          <w:rStyle w:val="VerbatimChar"/>
+        </w:rPr>
+        <w:t xml:space="preserve">.docx</w:t>
+      </w:r>
+      <w:r>
+        <w:t xml:space="preserve"> </w:t>
+      </w:r>
+      <w:r>
+        <w:t xml:space="preserve">with a per-workflow change log recording what was corrected and why. GHL remains the source of truth: change GHL first, then update the file. Three findings worth carrying forward are recorded in the handoff, chiefly that corrections declared fixed were repeatedly not fixed everywhere. Original entry below for context.</w:t>
+      </w:r>
+    </w:p>
+    <w:p>
+      <w:pPr>
+        <w:pStyle w:val="Compact"/>
+        <w:numPr>
+          <w:ilvl w:val="0"/>
+          <w:numId w:val="1092"/>
+        </w:numPr>
+      </w:pPr>
+      <w:r>
+        <w:rPr>
+          <w:b/>
+          <w:bCs/>
+          <w:strike/>
+        </w:rPr>
+        <w:t xml:space="preserve">Export the drip email copy into the repo.</w:t>
+      </w:r>
+      <w:r>
+        <w:t xml:space="preserve"> </w:t>
+      </w:r>
+      <w:r>
+        <w:t xml:space="preserve">All the campaign email copy for WF-11 through WF-29 (consumer drip, the five magnet nurtures, Winter, Recovery, Synthesis Gap, Vitamin D Assessment, testimonial, abandoned cart, investor drip) exists</w:t>
+      </w:r>
+      <w:r>
+        <w:t xml:space="preserve"> </w:t>
+      </w:r>
+      <w:r>
+        <w:rPr>
+          <w:b/>
+          <w:bCs/>
+        </w:rPr>
+        <w:t xml:space="preserve">only inside GHL</w:t>
+      </w:r>
+      <w:r>
+        <w:t xml:space="preserve">. It is not version-controlled, not searchable, and not reliably recoverable: Account Snapshots capture workflow structure but not email bodies in a diffable form. Only two content sets are currently backed up: the five agent templates in</w:t>
+      </w:r>
+      <w:r>
+        <w:t xml:space="preserve"> </w:t>
+      </w:r>
+      <w:r>
+        <w:rPr>
+          <w:rStyle w:val="VerbatimChar"/>
+        </w:rPr>
+        <w:t xml:space="preserve">Enyrgy_Agent_Email_Templates_v1.md</w:t>
+      </w:r>
+      <w:r>
+        <w:t xml:space="preserve"> </w:t>
+      </w:r>
+      <w:r>
+        <w:t xml:space="preserve">and the five landing pages in</w:t>
+      </w:r>
+      <w:r>
+        <w:t xml:space="preserve"> </w:t>
+      </w:r>
+      <w:r>
+        <w:rPr>
+          <w:rStyle w:val="VerbatimChar"/>
+        </w:rPr>
+        <w:t xml:space="preserve">lead-magnets/</w:t>
+      </w:r>
+      <w:r>
+        <w:t xml:space="preserve">.</w:t>
+      </w:r>
+    </w:p>
+    <w:p>
+      <w:pPr>
+        <w:pStyle w:val="Compact"/>
+        <w:numPr>
+          <w:ilvl w:val="1"/>
+          <w:numId w:val="1093"/>
+        </w:numPr>
+      </w:pPr>
+      <w:r>
+        <w:rPr>
+          <w:b/>
+          <w:bCs/>
+        </w:rPr>
+        <w:t xml:space="preserve">Why it matters:</w:t>
+      </w:r>
+      <w:r>
+        <w:t xml:space="preserve"> </w:t>
+      </w:r>
+      <w:r>
+        <w:t xml:space="preserve">an entire session was spent compliance-auditing this copy (prohibited words, em-dashes, the guarantee-vs-lab-timeline decoupling, the light-does-five framing, FTC testimonial rules). That work lives in one place with no backup. A bad edit or an accidental workflow deletion loses it.</w:t>
+      </w:r>
+    </w:p>
+    <w:p>
+      <w:pPr>
+        <w:pStyle w:val="Compact"/>
+        <w:numPr>
+          <w:ilvl w:val="1"/>
+          <w:numId w:val="1093"/>
+        </w:numPr>
+      </w:pPr>
+      <w:r>
+        <w:rPr>
+          <w:b/>
+          <w:bCs/>
+        </w:rPr>
+        <w:t xml:space="preserve">Trigger that surfaced it:</w:t>
+      </w:r>
+      <w:r>
+        <w:t xml:space="preserve"> </w:t>
+      </w:r>
+      <w:r>
+        <w:t xml:space="preserve">could not answer</w:t>
+      </w:r>
+      <w:r>
+        <w:t xml:space="preserve"> </w:t>
+      </w:r>
+      <w:r>
+        <w:t xml:space="preserve">“which workflow has the email with subject</w:t>
+      </w:r>
+      <w:r>
+        <w:t xml:space="preserve"> </w:t>
+      </w:r>
+      <w:r>
+        <w:t xml:space="preserve">‘One trigger, three outputs’</w:t>
+      </w:r>
+      <w:r>
+        <w:t xml:space="preserve">?”</w:t>
+      </w:r>
+      <w:r>
+        <w:t xml:space="preserve"> </w:t>
+      </w:r>
+      <w:r>
+        <w:t xml:space="preserve">because there is nothing to search.</w:t>
+      </w:r>
+    </w:p>
+    <w:p>
+      <w:pPr>
+        <w:pStyle w:val="Compact"/>
+        <w:numPr>
+          <w:ilvl w:val="1"/>
+          <w:numId w:val="1093"/>
+        </w:numPr>
+      </w:pPr>
+      <w:r>
+        <w:rPr>
+          <w:b/>
+          <w:bCs/>
+        </w:rPr>
+        <w:t xml:space="preserve">Suggested shape:</w:t>
+      </w:r>
+      <w:r>
+        <w:t xml:space="preserve"> </w:t>
+      </w:r>
+      <w:r>
+        <w:t xml:space="preserve">one markdown file per workflow under a</w:t>
+      </w:r>
+      <w:r>
+        <w:t xml:space="preserve"> </w:t>
+      </w:r>
+      <w:r>
+        <w:rPr>
+          <w:rStyle w:val="VerbatimChar"/>
+        </w:rPr>
+        <w:t xml:space="preserve">campaigns/</w:t>
+      </w:r>
+      <w:r>
+        <w:t xml:space="preserve"> </w:t>
+      </w:r>
+      <w:r>
+        <w:t xml:space="preserve">directory, each email with its subject, body, and the WF number plus touch order. Roughly a session of work.</w:t>
+      </w:r>
+    </w:p>
+    <w:p>
+      <w:pPr>
+        <w:pStyle w:val="Compact"/>
+        <w:numPr>
+          <w:ilvl w:val="1"/>
+          <w:numId w:val="1093"/>
+        </w:numPr>
+      </w:pPr>
+      <w:r>
+        <w:rPr>
+          <w:b/>
+          <w:bCs/>
+        </w:rPr>
+        <w:t xml:space="preserve">Secondary benefit:</w:t>
+      </w:r>
+      <w:r>
+        <w:t xml:space="preserve"> </w:t>
+      </w:r>
+      <w:r>
+        <w:t xml:space="preserve">makes the copy greppable, so subject lines and claims can be located and audited without clicking through GHL.</w:t>
+      </w:r>
+    </w:p>
+    <w:bookmarkEnd w:id="19"/>
+    <w:bookmarkStart w:id="20" w:name="documentation-hygiene"/>
+    <w:p>
+      <w:pPr>
+        <w:pStyle w:val="Heading2"/>
+      </w:pPr>
+      <w:r>
+        <w:t xml:space="preserve">7. Documentation hygiene</w:t>
+      </w:r>
+    </w:p>
+    <w:p>
+      <w:pPr>
+        <w:numPr>
+          <w:ilvl w:val="0"/>
+          <w:numId w:val="1094"/>
+        </w:numPr>
+      </w:pPr>
+      <w:r>
+        <w:rPr>
+          <w:b/>
+          <w:bCs/>
+        </w:rPr>
+        <w:t xml:space="preserve">Sync the live</w:t>
+      </w:r>
+      <w:r>
+        <w:rPr>
+          <w:b/>
+          <w:bCs/>
+        </w:rPr>
+        <w:t xml:space="preserve"> </w:t>
+      </w:r>
+      <w:r>
+        <w:rPr>
+          <w:rStyle w:val="VerbatimChar"/>
+          <w:b/>
+          <w:bCs/>
+        </w:rPr>
+        <w:t xml:space="preserve">enyrgy-knowledge-base</w:t>
+      </w:r>
+      <w:r>
+        <w:rPr>
+          <w:b/>
+          <w:bCs/>
+        </w:rPr>
+        <w:t xml:space="preserve"> </w:t>
+      </w:r>
+      <w:r>
+        <w:rPr>
+          <w:b/>
+          <w:bCs/>
+        </w:rPr>
+        <w:t xml:space="preserve">Company Skill to the repo KB:</w:t>
+      </w:r>
+      <w:r>
+        <w:t xml:space="preserve"> </w:t>
+      </w:r>
+      <w:r>
+        <w:t xml:space="preserve">DONE (Aug 4, 2026), skill now matches commit</w:t>
+      </w:r>
+      <w:r>
+        <w:t xml:space="preserve"> </w:t>
+      </w:r>
+      <w:r>
+        <w:rPr>
+          <w:rStyle w:val="VerbatimChar"/>
+        </w:rPr>
+        <w:t xml:space="preserve">42090226</w:t>
+      </w:r>
+      <w:r>
+        <w:t xml:space="preserve">. That sync carried nine targeted edits: users-not-customers, Brian Cameron CFO as a former securities regulator, the manual referral mechanism, contact@enyrgy.com, the pilot-to-study rule plus</w:t>
+      </w:r>
+      <w:r>
+        <w:t xml:space="preserve"> </w:t>
+      </w:r>
+      <w:r>
+        <w:t xml:space="preserve">“the five participants”</w:t>
+      </w:r>
+      <w:r>
+        <w:t xml:space="preserve">, the three advisor bios with publication figures, and the approved one-in-four wording.</w:t>
+      </w:r>
+      <w:r>
+        <w:t xml:space="preserve"> </w:t>
+      </w:r>
+      <w:r>
+        <w:rPr>
+          <w:b/>
+          <w:bCs/>
+        </w:rPr>
+        <w:t xml:space="preserve">The last one mattered most:</w:t>
+      </w:r>
+      <w:r>
+        <w:t xml:space="preserve"> </w:t>
+      </w:r>
+      <w:r>
+        <w:t xml:space="preserve">“in these trials”</w:t>
+      </w:r>
+      <w:r>
+        <w:t xml:space="preserve"> </w:t>
+      </w:r>
+      <w:r>
+        <w:t xml:space="preserve">is only unambiguous beside the citation, and an agent lifting the phrase into an email leaves the citation behind, so the reader parses it as Enyrgy’s own trials. Earlier syncs: Aug 2</w:t>
+      </w:r>
+      <w:r>
+        <w:t xml:space="preserve"> </w:t>
+      </w:r>
+      <w:r>
+        <w:rPr>
+          <w:rStyle w:val="VerbatimChar"/>
+        </w:rPr>
+        <w:t xml:space="preserve">17c553b7</w:t>
+      </w:r>
+      <w:r>
+        <w:t xml:space="preserve">, Aug 2</w:t>
+      </w:r>
+      <w:r>
+        <w:t xml:space="preserve"> </w:t>
+      </w:r>
+      <w:r>
+        <w:rPr>
+          <w:rStyle w:val="VerbatimChar"/>
+        </w:rPr>
+        <w:t xml:space="preserve">2f4fb933</w:t>
+      </w:r>
+      <w:r>
+        <w:t xml:space="preserve">, Aug 1</w:t>
+      </w:r>
+      <w:r>
+        <w:t xml:space="preserve"> </w:t>
+      </w:r>
+      <w:r>
+        <w:rPr>
+          <w:rStyle w:val="VerbatimChar"/>
+        </w:rPr>
+        <w:t xml:space="preserve">95f41a40</w:t>
+      </w:r>
+      <w:r>
+        <w:t xml:space="preserve">. Six targeted find/replace edits, verified after save.</w:t>
+      </w:r>
+      <w:r>
+        <w:t xml:space="preserve"> </w:t>
+      </w:r>
+      <w:r>
+        <w:rPr>
+          <w:b/>
+          <w:bCs/>
+        </w:rPr>
+        <w:t xml:space="preserve">Standing method:</w:t>
+      </w:r>
+      <w:r>
+        <w:t xml:space="preserve"> </w:t>
+      </w:r>
+      <w:r>
+        <w:t xml:space="preserve">run</w:t>
+      </w:r>
+      <w:r>
+        <w:t xml:space="preserve"> </w:t>
+      </w:r>
+      <w:r>
+        <w:rPr>
+          <w:rStyle w:val="VerbatimChar"/>
+        </w:rPr>
+        <w:t xml:space="preserve">git log &lt;last-synced-commit&gt;..HEAD -- Enyrgy_Paperclip_Knowledge_Base.md</w:t>
+      </w:r>
+      <w:r>
+        <w:t xml:space="preserve">, apply only those hunks in Skill Studio, never select-all-paste, then reopen and confirm the body saved and the frontmatter appears exactly once.</w:t>
+      </w:r>
+      <w:r>
+        <w:t xml:space="preserve"> </w:t>
+      </w:r>
+      <w:r>
+        <w:rPr>
+          <w:b/>
+          <w:bCs/>
+        </w:rPr>
+        <w:t xml:space="preserve">Record the synced commit hash in the handoff documents table every time</w:t>
+      </w:r>
+      <w:r>
+        <w:t xml:space="preserve">, otherwise the next session cannot tell what the live skill actually contains.</w:t>
+      </w:r>
+    </w:p>
+    <w:p>
+      <w:pPr>
+        <w:numPr>
+          <w:ilvl w:val="0"/>
+          <w:numId w:val="1095"/>
+        </w:numPr>
+      </w:pPr>
+      <w:r>
+        <w:rPr>
+          <w:b/>
+          <w:bCs/>
+        </w:rPr>
+        <w:t xml:space="preserve">Refresh the EA to v1.1 (July 28):</w:t>
+      </w:r>
+      <w:r>
+        <w:t xml:space="preserve"> </w:t>
+      </w:r>
+      <w:r>
+        <w:t xml:space="preserve">bumped to Version 1.1 with an authoritative</w:t>
+      </w:r>
+      <w:r>
+        <w:t xml:space="preserve"> </w:t>
+      </w:r>
+      <w:r>
+        <w:t xml:space="preserve">“v1.1 Current-State Update”</w:t>
+      </w:r>
+      <w:r>
+        <w:t xml:space="preserve"> </w:t>
+      </w:r>
+      <w:r>
+        <w:t xml:space="preserve">section that overrides the stale June-29 body (Shopify integration + WF-27/28/29, GBP live + WF-07 wiring, full Paperclip org + tuned heartbeats, toll-free SMS/CNAM/no-10DLC, content assets, addresses/business-category fixes, the reliability findings incl. the debunked phantom-completion, and the open agency-email item). A future pass can fold these line-by-line into each layer.</w:t>
+      </w:r>
+    </w:p>
+    <w:p>
+      <w:pPr>
+        <w:numPr>
+          <w:ilvl w:val="0"/>
+          <w:numId w:val="1096"/>
+        </w:numPr>
+      </w:pPr>
+      <w:r>
+        <w:rPr>
+          <w:b/>
+          <w:bCs/>
+        </w:rPr>
+        <w:t xml:space="preserve">IG loose ends:</w:t>
+      </w:r>
+      <w:r>
+        <w:t xml:space="preserve"> </w:t>
+      </w:r>
+      <w:r>
+        <w:t xml:space="preserve">WF-23/WF-24 numbering gap (confirm not unbuilt), Winter/Tired-Test URLs missing from the Key URLs table, blank team contact fields (Dennis Lan, Dario Pompeii, Millie Carrillo, Thea Cartier).</w:t>
+      </w:r>
+    </w:p>
+    <w:p>
+      <w:pPr>
+        <w:numPr>
+          <w:ilvl w:val="0"/>
+          <w:numId w:val="1097"/>
+        </w:numPr>
+      </w:pPr>
+      <w:r>
+        <w:rPr>
+          <w:b/>
+          <w:bCs/>
+        </w:rPr>
+        <w:t xml:space="preserve">WIP:</w:t>
+      </w:r>
+      <w:r>
+        <w:t xml:space="preserve"> </w:t>
+      </w:r>
+      <w:r>
+        <w:t xml:space="preserve">correct the</w:t>
+      </w:r>
+      <w:r>
+        <w:t xml:space="preserve"> </w:t>
+      </w:r>
+      <w:r>
+        <w:t xml:space="preserve">“24-agent”</w:t>
+      </w:r>
+      <w:r>
+        <w:t xml:space="preserve"> </w:t>
+      </w:r>
+      <w:r>
+        <w:t xml:space="preserve">count to</w:t>
+      </w:r>
+      <w:r>
+        <w:t xml:space="preserve"> </w:t>
+      </w:r>
+      <w:r>
+        <w:t xml:space="preserve">“16-agent core (22 with additions).”</w:t>
+      </w:r>
+    </w:p>
+    <w:p>
+      <w:pPr>
+        <w:numPr>
+          <w:ilvl w:val="0"/>
+          <w:numId w:val="1098"/>
+        </w:numPr>
+      </w:pPr>
+      <w:r>
+        <w:rPr>
+          <w:b/>
+          <w:bCs/>
+        </w:rPr>
+        <w:t xml:space="preserve">Campaign copy backed up:</w:t>
+      </w:r>
+      <w:r>
+        <w:t xml:space="preserve"> </w:t>
+      </w:r>
+      <w:r>
+        <w:t xml:space="preserve">see 6b. Standing Rule 9 added to the handoff, save the artifact and not a description of it.</w:t>
+      </w:r>
+    </w:p>
+    <w:bookmarkEnd w:id="20"/>
+    <w:bookmarkStart w:id="21" w:name="X4ef6576507d0fd69ab3954b626c150ac8397a60"/>
+    <w:p>
+      <w:pPr>
+        <w:pStyle w:val="Heading2"/>
+      </w:pPr>
+      <w:r>
+        <w:t xml:space="preserve">8. Standing operating discipline (adopted Session 15)</w:t>
+      </w:r>
+    </w:p>
+    <w:p>
+      <w:pPr>
+        <w:pStyle w:val="Compact"/>
+        <w:numPr>
+          <w:ilvl w:val="0"/>
+          <w:numId w:val="1099"/>
+        </w:numPr>
+      </w:pPr>
+      <w:r>
+        <w:rPr>
+          <w:b/>
+          <w:bCs/>
+        </w:rPr>
+        <w:t xml:space="preserve">Verify agent audits/verifications against the live GHL account before acting.</w:t>
+      </w:r>
+      <w:r>
+        <w:t xml:space="preserve"> </w:t>
+      </w:r>
+      <w:r>
+        <w:t xml:space="preserve">Agents confabulate under credit starvation. They produced specific, plausible, false claims (invented tag states, a workflow last-edit date misread as a last-run date, a</w:t>
+      </w:r>
+      <w:r>
+        <w:t xml:space="preserve"> </w:t>
+      </w:r>
+      <w:r>
+        <w:t xml:space="preserve">“confirmed”</w:t>
+      </w:r>
+      <w:r>
+        <w:t xml:space="preserve"> </w:t>
+      </w:r>
+      <w:r>
+        <w:t xml:space="preserve">systemic issue that did not exist). Treat agent escalations as leads to verify, never as facts.</w:t>
+      </w:r>
+    </w:p>
+    <w:p>
+      <w:pPr>
+        <w:pStyle w:val="Compact"/>
+        <w:numPr>
+          <w:ilvl w:val="0"/>
+          <w:numId w:val="1100"/>
+        </w:numPr>
+      </w:pPr>
+      <w:r>
+        <w:rPr>
+          <w:b/>
+          <w:bCs/>
+        </w:rPr>
         <w:t xml:space="preserve">Keep credit buffered and watch the Costs page.</w:t>
       </w:r>
       <w:r>
@@ -3957,8 +6737,8 @@
         <w:t xml:space="preserve">Starvation is more expensive than headroom, not cheaper.</w:t>
       </w:r>
     </w:p>
-    <w:bookmarkEnd w:id="17"/>
-    <w:bookmarkEnd w:id="18"/>
+    <w:bookmarkEnd w:id="21"/>
+    <w:bookmarkEnd w:id="22"/>
     <w:sectPr>
       <w:footnotePr>
         <w:numRestart w:val="eachSect"/>
@@ -4482,12 +7262,15 @@
     <w:abstractNumId w:val="993"/>
   </w:num>
   <w:num w:numId="1024">
-    <w:abstractNumId w:val="992"/>
+    <w:abstractNumId w:val="993"/>
   </w:num>
   <w:num w:numId="1025">
+    <w:abstractNumId w:val="991"/>
+  </w:num>
+  <w:num w:numId="1026">
     <w:abstractNumId w:val="993"/>
   </w:num>
-  <w:num w:numId="1026">
+  <w:num w:numId="1027">
     <w:abstractNumId w:val="99411"/>
     <w:lvlOverride w:ilvl="0">
       <w:startOverride w:val="1"/>
@@ -4517,22 +7300,22 @@
       <w:startOverride w:val="1"/>
     </w:lvlOverride>
   </w:num>
-  <w:num w:numId="1027">
+  <w:num w:numId="1028">
     <w:abstractNumId w:val="993"/>
   </w:num>
-  <w:num w:numId="1028">
+  <w:num w:numId="1029">
     <w:abstractNumId w:val="991"/>
   </w:num>
-  <w:num w:numId="1029">
+  <w:num w:numId="1030">
     <w:abstractNumId w:val="992"/>
   </w:num>
-  <w:num w:numId="1030">
+  <w:num w:numId="1031">
     <w:abstractNumId w:val="993"/>
   </w:num>
-  <w:num w:numId="1031">
+  <w:num w:numId="1032">
     <w:abstractNumId w:val="992"/>
   </w:num>
-  <w:num w:numId="1032">
+  <w:num w:numId="1033">
     <w:abstractNumId w:val="99411"/>
     <w:lvlOverride w:ilvl="0">
       <w:startOverride w:val="1"/>
@@ -4562,11 +7345,8 @@
       <w:startOverride w:val="1"/>
     </w:lvlOverride>
   </w:num>
-  <w:num w:numId="1033">
+  <w:num w:numId="1034">
     <w:abstractNumId w:val="993"/>
-  </w:num>
-  <w:num w:numId="1034">
-    <w:abstractNumId w:val="992"/>
   </w:num>
   <w:num w:numId="1035">
     <w:abstractNumId w:val="992"/>
@@ -4578,28 +7358,55 @@
     <w:abstractNumId w:val="992"/>
   </w:num>
   <w:num w:numId="1038">
-    <w:abstractNumId w:val="992"/>
+    <w:abstractNumId w:val="993"/>
   </w:num>
   <w:num w:numId="1039">
     <w:abstractNumId w:val="992"/>
   </w:num>
   <w:num w:numId="1040">
-    <w:abstractNumId w:val="993"/>
+    <w:abstractNumId w:val="99411"/>
+    <w:lvlOverride w:ilvl="0">
+      <w:startOverride w:val="1"/>
+    </w:lvlOverride>
+    <w:lvlOverride w:ilvl="1">
+      <w:startOverride w:val="1"/>
+    </w:lvlOverride>
+    <w:lvlOverride w:ilvl="2">
+      <w:startOverride w:val="1"/>
+    </w:lvlOverride>
+    <w:lvlOverride w:ilvl="3">
+      <w:startOverride w:val="1"/>
+    </w:lvlOverride>
+    <w:lvlOverride w:ilvl="4">
+      <w:startOverride w:val="1"/>
+    </w:lvlOverride>
+    <w:lvlOverride w:ilvl="5">
+      <w:startOverride w:val="1"/>
+    </w:lvlOverride>
+    <w:lvlOverride w:ilvl="6">
+      <w:startOverride w:val="1"/>
+    </w:lvlOverride>
+    <w:lvlOverride w:ilvl="7">
+      <w:startOverride w:val="1"/>
+    </w:lvlOverride>
+    <w:lvlOverride w:ilvl="8">
+      <w:startOverride w:val="1"/>
+    </w:lvlOverride>
   </w:num>
   <w:num w:numId="1041">
-    <w:abstractNumId w:val="993"/>
+    <w:abstractNumId w:val="992"/>
   </w:num>
   <w:num w:numId="1042">
     <w:abstractNumId w:val="993"/>
   </w:num>
   <w:num w:numId="1043">
+    <w:abstractNumId w:val="993"/>
+  </w:num>
+  <w:num w:numId="1044">
+    <w:abstractNumId w:val="993"/>
+  </w:num>
+  <w:num w:numId="1045">
     <w:abstractNumId w:val="992"/>
-  </w:num>
-  <w:num w:numId="1044">
-    <w:abstractNumId w:val="992"/>
-  </w:num>
-  <w:num w:numId="1045">
-    <w:abstractNumId w:val="993"/>
   </w:num>
   <w:num w:numId="1046">
     <w:abstractNumId w:val="993"/>
@@ -4608,28 +7415,28 @@
     <w:abstractNumId w:val="992"/>
   </w:num>
   <w:num w:numId="1048">
+    <w:abstractNumId w:val="993"/>
+  </w:num>
+  <w:num w:numId="1049">
+    <w:abstractNumId w:val="993"/>
+  </w:num>
+  <w:num w:numId="1050">
+    <w:abstractNumId w:val="993"/>
+  </w:num>
+  <w:num w:numId="1051">
+    <w:abstractNumId w:val="993"/>
+  </w:num>
+  <w:num w:numId="1052">
+    <w:abstractNumId w:val="991"/>
+  </w:num>
+  <w:num w:numId="1053">
     <w:abstractNumId w:val="992"/>
   </w:num>
-  <w:num w:numId="1049">
-    <w:abstractNumId w:val="992"/>
-  </w:num>
-  <w:num w:numId="1050">
-    <w:abstractNumId w:val="992"/>
-  </w:num>
-  <w:num w:numId="1051">
-    <w:abstractNumId w:val="992"/>
-  </w:num>
-  <w:num w:numId="1052">
-    <w:abstractNumId w:val="992"/>
-  </w:num>
-  <w:num w:numId="1053">
+  <w:num w:numId="1054">
     <w:abstractNumId w:val="993"/>
   </w:num>
-  <w:num w:numId="1054">
-    <w:abstractNumId w:val="992"/>
-  </w:num>
   <w:num w:numId="1055">
-    <w:abstractNumId w:val="992"/>
+    <w:abstractNumId w:val="993"/>
   </w:num>
   <w:num w:numId="1056">
     <w:abstractNumId w:val="992"/>
@@ -4644,19 +7451,19 @@
     <w:abstractNumId w:val="992"/>
   </w:num>
   <w:num w:numId="1060">
-    <w:abstractNumId w:val="992"/>
+    <w:abstractNumId w:val="993"/>
   </w:num>
   <w:num w:numId="1061">
-    <w:abstractNumId w:val="992"/>
+    <w:abstractNumId w:val="993"/>
   </w:num>
   <w:num w:numId="1062">
-    <w:abstractNumId w:val="992"/>
+    <w:abstractNumId w:val="993"/>
   </w:num>
   <w:num w:numId="1063">
     <w:abstractNumId w:val="991"/>
   </w:num>
   <w:num w:numId="1064">
-    <w:abstractNumId w:val="993"/>
+    <w:abstractNumId w:val="992"/>
   </w:num>
   <w:num w:numId="1065">
     <w:abstractNumId w:val="992"/>
@@ -4668,6 +7475,102 @@
     <w:abstractNumId w:val="992"/>
   </w:num>
   <w:num w:numId="1068">
+    <w:abstractNumId w:val="992"/>
+  </w:num>
+  <w:num w:numId="1069">
+    <w:abstractNumId w:val="993"/>
+  </w:num>
+  <w:num w:numId="1070">
+    <w:abstractNumId w:val="993"/>
+  </w:num>
+  <w:num w:numId="1071">
+    <w:abstractNumId w:val="993"/>
+  </w:num>
+  <w:num w:numId="1072">
+    <w:abstractNumId w:val="993"/>
+  </w:num>
+  <w:num w:numId="1073">
+    <w:abstractNumId w:val="993"/>
+  </w:num>
+  <w:num w:numId="1074">
+    <w:abstractNumId w:val="992"/>
+  </w:num>
+  <w:num w:numId="1075">
+    <w:abstractNumId w:val="993"/>
+  </w:num>
+  <w:num w:numId="1076">
+    <w:abstractNumId w:val="991"/>
+  </w:num>
+  <w:num w:numId="1077">
+    <w:abstractNumId w:val="992"/>
+  </w:num>
+  <w:num w:numId="1078">
+    <w:abstractNumId w:val="992"/>
+  </w:num>
+  <w:num w:numId="1079">
+    <w:abstractNumId w:val="992"/>
+  </w:num>
+  <w:num w:numId="1080">
+    <w:abstractNumId w:val="992"/>
+  </w:num>
+  <w:num w:numId="1081">
+    <w:abstractNumId w:val="992"/>
+  </w:num>
+  <w:num w:numId="1082">
+    <w:abstractNumId w:val="993"/>
+  </w:num>
+  <w:num w:numId="1083">
+    <w:abstractNumId w:val="992"/>
+  </w:num>
+  <w:num w:numId="1084">
+    <w:abstractNumId w:val="992"/>
+  </w:num>
+  <w:num w:numId="1085">
+    <w:abstractNumId w:val="992"/>
+  </w:num>
+  <w:num w:numId="1086">
+    <w:abstractNumId w:val="992"/>
+  </w:num>
+  <w:num w:numId="1087">
+    <w:abstractNumId w:val="992"/>
+  </w:num>
+  <w:num w:numId="1088">
+    <w:abstractNumId w:val="992"/>
+  </w:num>
+  <w:num w:numId="1089">
+    <w:abstractNumId w:val="992"/>
+  </w:num>
+  <w:num w:numId="1090">
+    <w:abstractNumId w:val="992"/>
+  </w:num>
+  <w:num w:numId="1091">
+    <w:abstractNumId w:val="993"/>
+  </w:num>
+  <w:num w:numId="1092">
+    <w:abstractNumId w:val="993"/>
+  </w:num>
+  <w:num w:numId="1093">
+    <w:abstractNumId w:val="991"/>
+  </w:num>
+  <w:num w:numId="1094">
+    <w:abstractNumId w:val="993"/>
+  </w:num>
+  <w:num w:numId="1095">
+    <w:abstractNumId w:val="993"/>
+  </w:num>
+  <w:num w:numId="1096">
+    <w:abstractNumId w:val="992"/>
+  </w:num>
+  <w:num w:numId="1097">
+    <w:abstractNumId w:val="992"/>
+  </w:num>
+  <w:num w:numId="1098">
+    <w:abstractNumId w:val="993"/>
+  </w:num>
+  <w:num w:numId="1099">
+    <w:abstractNumId w:val="992"/>
+  </w:num>
+  <w:num w:numId="1100">
     <w:abstractNumId w:val="992"/>
   </w:num>
 </w:numbering>
@@ -5213,14 +8116,6 @@
     <w:unhideWhenUsed/>
     <w:qFormat/>
     <w:tblPr>
-      <w:tblBorders>
-        <w:top w:val="single" w:sz="4" w:space="0" w:color="808080"/>
-        <w:left w:val="single" w:sz="4" w:space="0" w:color="808080"/>
-        <w:bottom w:val="single" w:sz="4" w:space="0" w:color="808080"/>
-        <w:right w:val="single" w:sz="4" w:space="0" w:color="808080"/>
-        <w:insideH w:val="single" w:sz="4" w:space="0" w:color="808080"/>
-        <w:insideV w:val="single" w:sz="4" w:space="0" w:color="808080"/>
-      </w:tblBorders>
       <w:tblInd w:type="dxa" w:w="0"/>
       <w:tblCellMar>
         <w:top w:type="dxa" w:w="0"/>

--- a/Enyrgy_Master_TODO.docx
+++ b/Enyrgy_Master_TODO.docx
@@ -52,7 +52,7 @@
         <w:t xml:space="preserve"> </w:t>
       </w:r>
       <w:r>
-        <w:t xml:space="preserve">deactivate FlexOffers old program</w:t>
+        <w:t xml:space="preserve">the FlexOffers old program</w:t>
       </w:r>
       <w:r>
         <w:t xml:space="preserve"> </w:t>
@@ -68,7 +68,23 @@
         <w:t xml:space="preserve"> </w:t>
       </w:r>
       <w:r>
-        <w:t xml:space="preserve">and disable old creative</w:t>
+        <w:t xml:space="preserve">has to die, but</w:t>
+      </w:r>
+      <w:r>
+        <w:t xml:space="preserve"> </w:t>
+      </w:r>
+      <w:r>
+        <w:rPr>
+          <w:b/>
+          <w:bCs/>
+        </w:rPr>
+        <w:t xml:space="preserve">not yet.</w:t>
+      </w:r>
+      <w:r>
+        <w:t xml:space="preserve"> </w:t>
+      </w:r>
+      <w:r>
+        <w:t xml:space="preserve">Publishers are still being merged onto 250377 and deactivating early breaks the links of anyone not yet moved. Meanwhile a publisher has already tried to grab old creative</w:t>
       </w:r>
       <w:r>
         <w:t xml:space="preserve"> </w:t>
@@ -81,7 +97,7 @@
         <w:t xml:space="preserve">#6673701</w:t>
       </w:r>
       <w:r>
-        <w:t xml:space="preserve">. Publisher migration is complete and a publisher has already tried to grab the old creative, which carries no S2S tracking, so they would earn nothing. YourTango begins promoting</w:t>
+        <w:t xml:space="preserve">, which carries no S2S tracking, so they would drive real traffic and earn nothing. YourTango begins promoting</w:t>
       </w:r>
       <w:r>
         <w:t xml:space="preserve"> </w:t>
@@ -94,7 +110,7 @@
         <w:t xml:space="preserve">Wednesday August 5</w:t>
       </w:r>
       <w:r>
-        <w:t xml:space="preserve">, so this wants doing before real traffic starts. Full sequence in section 3.</w:t>
+        <w:t xml:space="preserve">. Sequence and the one action that may be safe to take early are in section 3.</w:t>
       </w:r>
     </w:p>
     <w:p>
@@ -3144,14 +3160,13 @@
     </w:p>
     <w:p>
       <w:pPr>
-        <w:pStyle w:val="Compact"/>
         <w:numPr>
           <w:ilvl w:val="1"/>
           <w:numId w:val="1037"/>
         </w:numPr>
       </w:pPr>
       <w:r>
-        <w:t xml:space="preserve">Get a</w:t>
+        <w:t xml:space="preserve">☐ Get a</w:t>
       </w:r>
       <w:r>
         <w:t xml:space="preserve"> </w:t>
@@ -3187,9 +3202,141 @@
     </w:p>
     <w:p>
       <w:pPr>
-        <w:pStyle w:val="Compact"/>
         <w:numPr>
           <w:ilvl w:val="1"/>
+          <w:numId w:val="1037"/>
+        </w:numPr>
+      </w:pPr>
+      <w:r>
+        <w:t xml:space="preserve">[~]</w:t>
+      </w:r>
+      <w:r>
+        <w:t xml:space="preserve"> </w:t>
+      </w:r>
+      <w:r>
+        <w:rPr>
+          <w:b/>
+          <w:bCs/>
+        </w:rPr>
+        <w:t xml:space="preserve">PUBLISHER MIGRATION UNDERWAY, not finished (as of Aug 4).</w:t>
+      </w:r>
+      <w:r>
+        <w:t xml:space="preserve"> </w:t>
+      </w:r>
+      <w:r>
+        <w:t xml:space="preserve">Brittany is moving publishers from 247334 onto 250377 and handling the communication out to them.</w:t>
+      </w:r>
+      <w:r>
+        <w:t xml:space="preserve"> </w:t>
+      </w:r>
+      <w:r>
+        <w:rPr>
+          <w:b/>
+          <w:bCs/>
+        </w:rPr>
+        <w:t xml:space="preserve">The old program cannot be deactivated until every publisher is across</w:t>
+      </w:r>
+      <w:r>
+        <w:t xml:space="preserve">, since anyone not yet moved loses their links the moment it goes off. Brittany owns the completion signal; do not infer it from the publisher count.</w:t>
+      </w:r>
+    </w:p>
+    <w:p>
+      <w:pPr>
+        <w:numPr>
+          <w:ilvl w:val="1"/>
+          <w:numId w:val="1037"/>
+        </w:numPr>
+      </w:pPr>
+      <w:r>
+        <w:t xml:space="preserve">☐</w:t>
+      </w:r>
+      <w:r>
+        <w:t xml:space="preserve"> </w:t>
+      </w:r>
+      <w:r>
+        <w:rPr>
+          <w:b/>
+          <w:bCs/>
+        </w:rPr>
+        <w:t xml:space="preserve">BLOCKED ON MIGRATION: kill the old program.</w:t>
+      </w:r>
+      <w:r>
+        <w:t xml:space="preserve"> </w:t>
+      </w:r>
+      <w:r>
+        <w:rPr>
+          <w:b/>
+          <w:bCs/>
+        </w:rPr>
+        <w:t xml:space="preserve">A publisher has already tried to grab old creative #6673701</w:t>
+      </w:r>
+      <w:r>
+        <w:t xml:space="preserve">, which has no S2S tracking, so a publisher promoting it drives real traffic, captures no refid, earns nothing, and concludes the program does not pay. That is worse than no publisher at all. Program 247334 is</w:t>
+      </w:r>
+      <w:r>
+        <w:t xml:space="preserve"> </w:t>
+      </w:r>
+      <w:r>
+        <w:rPr>
+          <w:b/>
+          <w:bCs/>
+        </w:rPr>
+        <w:t xml:space="preserve">Public</w:t>
+      </w:r>
+      <w:r>
+        <w:t xml:space="preserve">, which is how it gathered 124 publishers on its own, and it stays discoverable until it is off.</w:t>
+      </w:r>
+    </w:p>
+    <w:p>
+      <w:pPr>
+        <w:numPr>
+          <w:ilvl w:val="1"/>
+          <w:numId w:val="1000"/>
+        </w:numPr>
+      </w:pPr>
+      <w:r>
+        <w:rPr>
+          <w:b/>
+          <w:bCs/>
+        </w:rPr>
+        <w:t xml:space="preserve">The creative and the program are separable, and that matters here.</w:t>
+      </w:r>
+      <w:r>
+        <w:t xml:space="preserve"> </w:t>
+      </w:r>
+      <w:r>
+        <w:t xml:space="preserve">Disabling #6673701 stops the untracked traffic immediately; deactivating 247334 is what has to wait for migration.</w:t>
+      </w:r>
+      <w:r>
+        <w:t xml:space="preserve"> </w:t>
+      </w:r>
+      <w:r>
+        <w:rPr>
+          <w:b/>
+          <w:bCs/>
+        </w:rPr>
+        <w:t xml:space="preserve">Ask Brittany whether the creative can go now</w:t>
+      </w:r>
+      <w:r>
+        <w:t xml:space="preserve">, ahead of full migration. She owns publisher comms and knows who is still on the old program, so this is her call rather than a unilateral one, but the case for early removal is that anyone promoting it is already earning nothing.</w:t>
+      </w:r>
+    </w:p>
+    <w:p>
+      <w:pPr>
+        <w:numPr>
+          <w:ilvl w:val="1"/>
+          <w:numId w:val="1000"/>
+        </w:numPr>
+      </w:pPr>
+      <w:r>
+        <w:t xml:space="preserve">Sequence, once migration is confirmed complete:</w:t>
+      </w:r>
+    </w:p>
+    <w:p>
+      <w:pPr>
+        <w:pStyle w:val="Compact"/>
+        <w:numPr>
+          <w:ilvl w:val="2"/>
           <w:numId w:val="1038"/>
         </w:numPr>
       </w:pPr>
@@ -3198,191 +3345,123 @@
           <w:b/>
           <w:bCs/>
         </w:rPr>
-        <w:t xml:space="preserve">PUBLISHER MIGRATION COMPLETE (confirmed Aug 4).</w:t>
-      </w:r>
-      <w:r>
-        <w:t xml:space="preserve"> </w:t>
-      </w:r>
-      <w:r>
-        <w:t xml:space="preserve">Brittany moved all publishers from 247334 onto 250377 and handled the communication out to them.</w:t>
-      </w:r>
-    </w:p>
-    <w:p>
-      <w:pPr>
-        <w:pStyle w:val="Compact"/>
+        <w:t xml:space="preserve">Disable creative #6673701</w:t>
+      </w:r>
+      <w:r>
+        <w:t xml:space="preserve"> </w:t>
+      </w:r>
+      <w:r>
+        <w:t xml:space="preserve">(Tired Test on the old program). This is the one that was grabbed.</w:t>
+      </w:r>
+    </w:p>
+    <w:p>
+      <w:pPr>
+        <w:pStyle w:val="Compact"/>
+        <w:numPr>
+          <w:ilvl w:val="2"/>
+          <w:numId w:val="1038"/>
+        </w:numPr>
+      </w:pPr>
+      <w:r>
+        <w:rPr>
+          <w:b/>
+          <w:bCs/>
+        </w:rPr>
+        <w:t xml:space="preserve">Check creative #6671366 before assuming it is handled.</w:t>
+      </w:r>
+      <w:r>
+        <w:t xml:space="preserve"> </w:t>
+      </w:r>
+      <w:r>
+        <w:t xml:space="preserve">The July 30 notes record #6671367 and #6671368 as disabled and the red-light angle as</w:t>
+      </w:r>
+      <w:r>
+        <w:t xml:space="preserve"> </w:t>
+      </w:r>
+      <w:r>
+        <w:rPr>
+          <w:b/>
+          <w:bCs/>
+        </w:rPr>
+        <w:t xml:space="preserve">recreated</w:t>
+      </w:r>
+      <w:r>
+        <w:t xml:space="preserve"> </w:t>
+      </w:r>
+      <w:r>
+        <w:t xml:space="preserve">under the new program’s Synthesis Gap campaign. Recreated is not disabled. #6671366 may still be live on 247334, same failure mode.</w:t>
+      </w:r>
+    </w:p>
+    <w:p>
+      <w:pPr>
+        <w:pStyle w:val="Compact"/>
+        <w:numPr>
+          <w:ilvl w:val="2"/>
+          <w:numId w:val="1038"/>
+        </w:numPr>
+      </w:pPr>
+      <w:r>
+        <w:rPr>
+          <w:b/>
+          <w:bCs/>
+        </w:rPr>
+        <w:t xml:space="preserve">Scan 247334 for any other active creative or campaign</w:t>
+      </w:r>
+      <w:r>
+        <w:t xml:space="preserve"> </w:t>
+      </w:r>
+      <w:r>
+        <w:t xml:space="preserve">so nothing is left pointing at an untracked destination.</w:t>
+      </w:r>
+    </w:p>
+    <w:p>
+      <w:pPr>
+        <w:pStyle w:val="Compact"/>
+        <w:numPr>
+          <w:ilvl w:val="2"/>
+          <w:numId w:val="1038"/>
+        </w:numPr>
+      </w:pPr>
+      <w:r>
+        <w:rPr>
+          <w:b/>
+          <w:bCs/>
+        </w:rPr>
+        <w:t xml:space="preserve">Deactivate program 247334.</w:t>
+      </w:r>
+      <w:r>
+        <w:t xml:space="preserve"> </w:t>
+      </w:r>
+      <w:r>
+        <w:t xml:space="preserve">Step 4 alone covers it, but doing the creatives first means the earning-nothing traffic stops even if deactivation turns out to be network-side or slow.</w:t>
+      </w:r>
+      <w:r>
+        <w:t xml:space="preserve"> </w:t>
+      </w:r>
+      <w:r>
+        <w:rPr>
+          <w:b/>
+          <w:bCs/>
+        </w:rPr>
+        <w:t xml:space="preserve">Confirm with Brittany that migration is complete on FlexOffers’ side, not merely underway</w:t>
+      </w:r>
+      <w:r>
+        <w:t xml:space="preserve">, since this is the irreversible half and any publisher not yet moved loses their links.</w:t>
+      </w:r>
+    </w:p>
+    <w:p>
+      <w:pPr>
         <w:numPr>
           <w:ilvl w:val="1"/>
-          <w:numId w:val="1039"/>
-        </w:numPr>
-      </w:pPr>
-      <w:r>
-        <w:rPr>
-          <w:b/>
-          <w:bCs/>
-        </w:rPr>
-        <w:t xml:space="preserve">URGENT, DO THIS FIRST: kill the old program.</w:t>
-      </w:r>
-      <w:r>
-        <w:t xml:space="preserve"> </w:t>
-      </w:r>
-      <w:r>
-        <w:t xml:space="preserve">Migration is done and</w:t>
-      </w:r>
-      <w:r>
-        <w:t xml:space="preserve"> </w:t>
-      </w:r>
-      <w:r>
-        <w:rPr>
-          <w:b/>
-          <w:bCs/>
-        </w:rPr>
-        <w:t xml:space="preserve">a publisher has already tried to grab the old creative.</w:t>
-      </w:r>
-      <w:r>
-        <w:t xml:space="preserve"> </w:t>
-      </w:r>
-      <w:r>
-        <w:t xml:space="preserve">Creative #6673701 has no S2S tracking, so a publisher promoting it drives real traffic, captures no refid, earns nothing, and concludes the program does not pay. That is worse than no publisher. Program 247334 is</w:t>
-      </w:r>
-      <w:r>
-        <w:t xml:space="preserve"> </w:t>
-      </w:r>
-      <w:r>
-        <w:rPr>
-          <w:b/>
-          <w:bCs/>
-        </w:rPr>
-        <w:t xml:space="preserve">Public</w:t>
-      </w:r>
-      <w:r>
-        <w:t xml:space="preserve">, which is how it gathered 124 publishers on its own, and it keeps being discoverable until it is off. Sequence:</w:t>
-      </w:r>
-    </w:p>
-    <w:p>
-      <w:pPr>
-        <w:pStyle w:val="Compact"/>
-        <w:numPr>
-          <w:ilvl w:val="2"/>
-          <w:numId w:val="1040"/>
-        </w:numPr>
-      </w:pPr>
-      <w:r>
-        <w:rPr>
-          <w:b/>
-          <w:bCs/>
-        </w:rPr>
-        <w:t xml:space="preserve">Disable creative #6673701</w:t>
-      </w:r>
-      <w:r>
-        <w:t xml:space="preserve"> </w:t>
-      </w:r>
-      <w:r>
-        <w:t xml:space="preserve">(Tired Test on the old program). This is the one that was grabbed.</w:t>
-      </w:r>
-    </w:p>
-    <w:p>
-      <w:pPr>
-        <w:pStyle w:val="Compact"/>
-        <w:numPr>
-          <w:ilvl w:val="2"/>
-          <w:numId w:val="1040"/>
-        </w:numPr>
-      </w:pPr>
-      <w:r>
-        <w:rPr>
-          <w:b/>
-          <w:bCs/>
-        </w:rPr>
-        <w:t xml:space="preserve">Check creative #6671366 before assuming it is handled.</w:t>
-      </w:r>
-      <w:r>
-        <w:t xml:space="preserve"> </w:t>
-      </w:r>
-      <w:r>
-        <w:t xml:space="preserve">The July 30 notes record #6671367 and #6671368 as disabled and the red-light angle as</w:t>
-      </w:r>
-      <w:r>
-        <w:t xml:space="preserve"> </w:t>
-      </w:r>
-      <w:r>
-        <w:rPr>
-          <w:b/>
-          <w:bCs/>
-        </w:rPr>
-        <w:t xml:space="preserve">recreated</w:t>
-      </w:r>
-      <w:r>
-        <w:t xml:space="preserve"> </w:t>
-      </w:r>
-      <w:r>
-        <w:t xml:space="preserve">under the new program’s Synthesis Gap campaign. Recreated is not disabled. #6671366 may still be live on 247334, same failure mode.</w:t>
-      </w:r>
-    </w:p>
-    <w:p>
-      <w:pPr>
-        <w:pStyle w:val="Compact"/>
-        <w:numPr>
-          <w:ilvl w:val="2"/>
-          <w:numId w:val="1040"/>
-        </w:numPr>
-      </w:pPr>
-      <w:r>
-        <w:rPr>
-          <w:b/>
-          <w:bCs/>
-        </w:rPr>
-        <w:t xml:space="preserve">Scan 247334 for any other active creative or campaign</w:t>
-      </w:r>
-      <w:r>
-        <w:t xml:space="preserve"> </w:t>
-      </w:r>
-      <w:r>
-        <w:t xml:space="preserve">so nothing is left pointing at an untracked destination.</w:t>
-      </w:r>
-    </w:p>
-    <w:p>
-      <w:pPr>
-        <w:pStyle w:val="Compact"/>
-        <w:numPr>
-          <w:ilvl w:val="2"/>
-          <w:numId w:val="1040"/>
-        </w:numPr>
-      </w:pPr>
-      <w:r>
-        <w:rPr>
-          <w:b/>
-          <w:bCs/>
-        </w:rPr>
-        <w:t xml:space="preserve">Deactivate program 247334.</w:t>
-      </w:r>
-      <w:r>
-        <w:t xml:space="preserve"> </w:t>
-      </w:r>
-      <w:r>
-        <w:t xml:space="preserve">Step 4 alone covers it, but doing the creatives first means the earning-nothing traffic stops even if deactivation turns out to be network-side or slow.</w:t>
-      </w:r>
-      <w:r>
-        <w:t xml:space="preserve"> </w:t>
-      </w:r>
-      <w:r>
-        <w:rPr>
-          <w:b/>
-          <w:bCs/>
-        </w:rPr>
-        <w:t xml:space="preserve">Confirm with Brittany that migration is complete on FlexOffers’ side, not merely underway</w:t>
-      </w:r>
-      <w:r>
-        <w:t xml:space="preserve">, since this is the irreversible half and any publisher not yet moved loses their links.</w:t>
-      </w:r>
-    </w:p>
-    <w:p>
-      <w:pPr>
-        <w:pStyle w:val="Compact"/>
-        <w:numPr>
-          <w:ilvl w:val="1"/>
-          <w:numId w:val="1041"/>
-        </w:numPr>
-      </w:pPr>
+          <w:numId w:val="1037"/>
+        </w:numPr>
+      </w:pPr>
+      <w:r>
+        <w:t xml:space="preserve">☐</w:t>
+      </w:r>
+      <w:r>
+        <w:t xml:space="preserve"> </w:t>
+      </w:r>
       <w:r>
         <w:rPr>
           <w:b/>
@@ -3471,9 +3550,173 @@
     </w:p>
     <w:p>
       <w:pPr>
-        <w:pStyle w:val="Compact"/>
         <w:numPr>
           <w:ilvl w:val="1"/>
+          <w:numId w:val="1037"/>
+        </w:numPr>
+      </w:pPr>
+      <w:r>
+        <w:t xml:space="preserve">☒</w:t>
+      </w:r>
+      <w:r>
+        <w:t xml:space="preserve"> </w:t>
+      </w:r>
+      <w:r>
+        <w:rPr>
+          <w:b/>
+          <w:bCs/>
+        </w:rPr>
+        <w:t xml:space="preserve">All FlexOffers test contacts deleted (July 30).</w:t>
+      </w:r>
+      <w:r>
+        <w:t xml:space="preserve"> </w:t>
+      </w:r>
+      <w:r>
+        <w:t xml:space="preserve">The live pipeline is clean. Note: no test contact was retained, so the WF-30 postback will be exercised for the first time on a real affiliate sale. Check WF-30 &gt; Execution Logs the moment one lands.</w:t>
+      </w:r>
+    </w:p>
+    <w:p>
+      <w:pPr>
+        <w:pStyle w:val="Compact"/>
+        <w:numPr>
+          <w:ilvl w:val="0"/>
+          <w:numId w:val="1039"/>
+        </w:numPr>
+      </w:pPr>
+      <w:r>
+        <w:rPr>
+          <w:b/>
+          <w:bCs/>
+        </w:rPr>
+        <w:t xml:space="preserve">Testimonial-form link on enyrgy.com:</w:t>
+      </w:r>
+      <w:r>
+        <w:t xml:space="preserve"> </w:t>
+      </w:r>
+      <w:r>
+        <w:t xml:space="preserve">DONE (July 28). Link added to the website.</w:t>
+      </w:r>
+    </w:p>
+    <w:p>
+      <w:pPr>
+        <w:pStyle w:val="Compact"/>
+        <w:numPr>
+          <w:ilvl w:val="0"/>
+          <w:numId w:val="1040"/>
+        </w:numPr>
+      </w:pPr>
+      <w:r>
+        <w:rPr>
+          <w:b/>
+          <w:bCs/>
+        </w:rPr>
+        <w:t xml:space="preserve">CNAM caller-ID registration:</w:t>
+      </w:r>
+      <w:r>
+        <w:t xml:space="preserve"> </w:t>
+      </w:r>
+      <w:r>
+        <w:t xml:space="preserve">DONE. Already Approved in LC Phone with Friendly Name</w:t>
+      </w:r>
+      <w:r>
+        <w:t xml:space="preserve"> </w:t>
+      </w:r>
+      <w:r>
+        <w:t xml:space="preserve">“Enyrgy Inc”</w:t>
+      </w:r>
+      <w:r>
+        <w:t xml:space="preserve">; outbound calls display the business name.</w:t>
+      </w:r>
+    </w:p>
+    <w:p>
+      <w:pPr>
+        <w:pStyle w:val="Compact"/>
+        <w:numPr>
+          <w:ilvl w:val="0"/>
+          <w:numId w:val="1041"/>
+        </w:numPr>
+      </w:pPr>
+      <w:r>
+        <w:rPr>
+          <w:b/>
+          <w:bCs/>
+        </w:rPr>
+        <w:t xml:space="preserve">GHL agency email sender name =</w:t>
+      </w:r>
+      <w:r>
+        <w:rPr>
+          <w:b/>
+          <w:bCs/>
+        </w:rPr>
+        <w:t xml:space="preserve"> </w:t>
+      </w:r>
+      <w:r>
+        <w:rPr>
+          <w:b/>
+          <w:bCs/>
+        </w:rPr>
+        <w:t xml:space="preserve">“Ledgerix Pro LLC”</w:t>
+      </w:r>
+      <w:r>
+        <w:rPr>
+          <w:b/>
+          <w:bCs/>
+        </w:rPr>
+        <w:t xml:space="preserve"> </w:t>
+      </w:r>
+      <w:r>
+        <w:rPr>
+          <w:b/>
+          <w:bCs/>
+        </w:rPr>
+        <w:t xml:space="preserve">(HIGH, employee-facing) -&gt; HighLevel support ticket:</w:t>
+      </w:r>
+      <w:r>
+        <w:t xml:space="preserve"> </w:t>
+      </w:r>
+      <w:r>
+        <w:t xml:space="preserve">DONE July 28: Enyrgy agency mailing address corrected to Phoenix; Business Category fixed Medical -&gt; Health &amp; Wellness (no A2P impact, separate TCR filing). FULLY DIAGNOSED: Scott runs TWO SEPARATE GHL agencies under one login, each with its own Relationship Number and each internally correct: Enyrgy Inc (0-167-470, all fields Enyrgy) and Ledgerix Pro LLC (0-783-665, all fields Ledgerix). The Enyrgy agency’s system emails render bodies correctly ({{agency.name}} = Enyrgy Inc) but stamp the SENDER display name as</w:t>
+      </w:r>
+      <w:r>
+        <w:t xml:space="preserve"> </w:t>
+      </w:r>
+      <w:r>
+        <w:t xml:space="preserve">“Ledgerix Pro LLC”</w:t>
+      </w:r>
+      <w:r>
+        <w:t xml:space="preserve"> </w:t>
+      </w:r>
+      <w:r>
+        <w:t xml:space="preserve">(the other agency). Not editable in either agency’s settings -&gt; it is a HighLevel PLATFORM cross-agency sender-identity issue for a multi-agency admin. FIX: HighLevel support ticket SENT July 28, 2026 (asks them to make Enyrgy agency 0-167-470 use</w:t>
+      </w:r>
+      <w:r>
+        <w:t xml:space="preserve"> </w:t>
+      </w:r>
+      <w:r>
+        <w:t xml:space="preserve">“Enyrgy Inc”</w:t>
+      </w:r>
+      <w:r>
+        <w:t xml:space="preserve"> </w:t>
+      </w:r>
+      <w:r>
+        <w:t xml:space="preserve">as the system-email sender). AWAITING HighLevel resolution. Optional self-check meanwhile: My Profile for a default/primary-agency setting.</w:t>
+      </w:r>
+    </w:p>
+    <w:bookmarkEnd w:id="11"/>
+    <w:bookmarkStart w:id="12" w:name="investor-readiness"/>
+    <w:p>
+      <w:pPr>
+        <w:pStyle w:val="Heading2"/>
+      </w:pPr>
+      <w:r>
+        <w:t xml:space="preserve">4. Investor readiness</w:t>
+      </w:r>
+    </w:p>
+    <w:p>
+      <w:pPr>
+        <w:pStyle w:val="Compact"/>
+        <w:numPr>
+          <w:ilvl w:val="0"/>
           <w:numId w:val="1042"/>
         </w:numPr>
       </w:pPr>
@@ -3482,13 +3725,141 @@
           <w:b/>
           <w:bCs/>
         </w:rPr>
-        <w:t xml:space="preserve">All FlexOffers test contacts deleted (July 30).</w:t>
-      </w:r>
-      <w:r>
-        <w:t xml:space="preserve"> </w:t>
-      </w:r>
-      <w:r>
-        <w:t xml:space="preserve">The live pipeline is clean. Note: no test contact was retained, so the WF-30 postback will be exercised for the first time on a real affiliate sale. Check WF-30 &gt; Execution Logs the moment one lands.</w:t>
+        <w:t xml:space="preserve">Current investors imported:</w:t>
+      </w:r>
+      <w:r>
+        <w:t xml:space="preserve"> </w:t>
+      </w:r>
+      <w:r>
+        <w:t xml:space="preserve">DONE (July 31). 57 contacts, $10,373,000 funded, tagged</w:t>
+      </w:r>
+      <w:r>
+        <w:t xml:space="preserve"> </w:t>
+      </w:r>
+      <w:r>
+        <w:rPr>
+          <w:rStyle w:val="VerbatimChar"/>
+        </w:rPr>
+        <w:t xml:space="preserve">seg_investor_current</w:t>
+      </w:r>
+      <w:r>
+        <w:t xml:space="preserve"> </w:t>
+      </w:r>
+      <w:r>
+        <w:t xml:space="preserve">+</w:t>
+      </w:r>
+      <w:r>
+        <w:t xml:space="preserve"> </w:t>
+      </w:r>
+      <w:r>
+        <w:rPr>
+          <w:rStyle w:val="VerbatimChar"/>
+        </w:rPr>
+        <w:t xml:space="preserve">drip_bypass</w:t>
+      </w:r>
+      <w:r>
+        <w:t xml:space="preserve"> </w:t>
+      </w:r>
+      <w:r>
+        <w:t xml:space="preserve">+</w:t>
+      </w:r>
+      <w:r>
+        <w:t xml:space="preserve"> </w:t>
+      </w:r>
+      <w:r>
+        <w:rPr>
+          <w:rStyle w:val="VerbatimChar"/>
+        </w:rPr>
+        <w:t xml:space="preserve">source_investor_import</w:t>
+      </w:r>
+      <w:r>
+        <w:t xml:space="preserve">,</w:t>
+      </w:r>
+      <w:r>
+        <w:t xml:space="preserve"> </w:t>
+      </w:r>
+      <w:r>
+        <w:rPr>
+          <w:b/>
+          <w:bCs/>
+        </w:rPr>
+        <w:t xml:space="preserve">never</w:t>
+      </w:r>
+      <w:r>
+        <w:rPr>
+          <w:b/>
+          <w:bCs/>
+        </w:rPr>
+        <w:t xml:space="preserve"> </w:t>
+      </w:r>
+      <w:r>
+        <w:rPr>
+          <w:rStyle w:val="VerbatimChar"/>
+          <w:b/>
+          <w:bCs/>
+        </w:rPr>
+        <w:t xml:space="preserve">type_investor</w:t>
+      </w:r>
+      <w:r>
+        <w:t xml:space="preserve"> </w:t>
+      </w:r>
+      <w:r>
+        <w:t xml:space="preserve">(that tag triggers the Investor Drip, Cold 8-touch). WF-01</w:t>
+      </w:r>
+      <w:r>
+        <w:t xml:space="preserve"> </w:t>
+      </w:r>
+      <w:r>
+        <w:rPr>
+          <w:b/>
+          <w:bCs/>
+        </w:rPr>
+        <w:t xml:space="preserve">and WF-31</w:t>
+      </w:r>
+      <w:r>
+        <w:t xml:space="preserve"> </w:t>
+      </w:r>
+      <w:r>
+        <w:t xml:space="preserve">unpublished during import (WF-31 is a second Contact Created trigger the older docs do not know about) and re-published after. 46 created + 10 updated; 1 row (Scott Chaverri) failed silently and was added by hand. Smart list</w:t>
+      </w:r>
+      <w:r>
+        <w:t xml:space="preserve"> </w:t>
+      </w:r>
+      <w:r>
+        <w:rPr>
+          <w:rStyle w:val="VerbatimChar"/>
+          <w:b/>
+          <w:bCs/>
+        </w:rPr>
+        <w:t xml:space="preserve">Investors - Current</w:t>
+      </w:r>
+      <w:r>
+        <w:t xml:space="preserve"> </w:t>
+      </w:r>
+      <w:r>
+        <w:t xml:space="preserve">built on</w:t>
+      </w:r>
+      <w:r>
+        <w:t xml:space="preserve"> </w:t>
+      </w:r>
+      <w:r>
+        <w:rPr>
+          <w:rStyle w:val="VerbatimChar"/>
+        </w:rPr>
+        <w:t xml:space="preserve">Tag Is seg_investor_current</w:t>
+      </w:r>
+      <w:r>
+        <w:t xml:space="preserve">.</w:t>
+      </w:r>
+      <w:r>
+        <w:t xml:space="preserve"> </w:t>
+      </w:r>
+      <w:r>
+        <w:rPr>
+          <w:b/>
+          <w:bCs/>
+        </w:rPr>
+        <w:t xml:space="preserve">The smart-list count is the only reliable import verification. The wizard reports no error on a failed row.</w:t>
       </w:r>
     </w:p>
     <w:p>
@@ -3504,13 +3875,41 @@
           <w:b/>
           <w:bCs/>
         </w:rPr>
-        <w:t xml:space="preserve">Testimonial-form link on enyrgy.com:</w:t>
-      </w:r>
-      <w:r>
-        <w:t xml:space="preserve"> </w:t>
-      </w:r>
-      <w:r>
-        <w:t xml:space="preserve">DONE (July 28). Link added to the website.</w:t>
+        <w:t xml:space="preserve">Prospective-investor contact spreadsheet</w:t>
+      </w:r>
+      <w:r>
+        <w:t xml:space="preserve"> </w:t>
+      </w:r>
+      <w:r>
+        <w:t xml:space="preserve">(100+ contacts): still outstanding. This is the</w:t>
+      </w:r>
+      <w:r>
+        <w:t xml:space="preserve"> </w:t>
+      </w:r>
+      <w:r>
+        <w:rPr>
+          <w:i/>
+          <w:iCs/>
+        </w:rPr>
+        <w:t xml:space="preserve">prospect</w:t>
+      </w:r>
+      <w:r>
+        <w:t xml:space="preserve"> </w:t>
+      </w:r>
+      <w:r>
+        <w:t xml:space="preserve">list, separate from the 57 current investors now loaded. When importing, reuse the Session 16 method and keep prospects out of</w:t>
+      </w:r>
+      <w:r>
+        <w:t xml:space="preserve"> </w:t>
+      </w:r>
+      <w:r>
+        <w:rPr>
+          <w:rStyle w:val="VerbatimChar"/>
+        </w:rPr>
+        <w:t xml:space="preserve">seg_investor_current</w:t>
+      </w:r>
+      <w:r>
+        <w:t xml:space="preserve">.</w:t>
       </w:r>
     </w:p>
     <w:p>
@@ -3526,22 +3925,13 @@
           <w:b/>
           <w:bCs/>
         </w:rPr>
-        <w:t xml:space="preserve">CNAM caller-ID registration:</w:t>
-      </w:r>
-      <w:r>
-        <w:t xml:space="preserve"> </w:t>
-      </w:r>
-      <w:r>
-        <w:t xml:space="preserve">DONE. Already Approved in LC Phone with Friendly Name</w:t>
-      </w:r>
-      <w:r>
-        <w:t xml:space="preserve"> </w:t>
-      </w:r>
-      <w:r>
-        <w:t xml:space="preserve">“Enyrgy Inc”</w:t>
-      </w:r>
-      <w:r>
-        <w:t xml:space="preserve">; outbound calls display the business name.</w:t>
+        <w:t xml:space="preserve">Investor Presentation calendar:</w:t>
+      </w:r>
+      <w:r>
+        <w:t xml:space="preserve"> </w:t>
+      </w:r>
+      <w:r>
+        <w:t xml:space="preserve">conflict detection verified/fixed (July 28).</w:t>
       </w:r>
     </w:p>
     <w:p>
@@ -3557,75 +3947,40 @@
           <w:b/>
           <w:bCs/>
         </w:rPr>
-        <w:t xml:space="preserve">GHL agency email sender name =</w:t>
-      </w:r>
-      <w:r>
-        <w:rPr>
-          <w:b/>
-          <w:bCs/>
-        </w:rPr>
-        <w:t xml:space="preserve"> </w:t>
-      </w:r>
-      <w:r>
-        <w:rPr>
-          <w:b/>
-          <w:bCs/>
-        </w:rPr>
-        <w:t xml:space="preserve">“Ledgerix Pro LLC”</w:t>
-      </w:r>
-      <w:r>
-        <w:rPr>
-          <w:b/>
-          <w:bCs/>
-        </w:rPr>
-        <w:t xml:space="preserve"> </w:t>
-      </w:r>
-      <w:r>
-        <w:rPr>
-          <w:b/>
-          <w:bCs/>
-        </w:rPr>
-        <w:t xml:space="preserve">(HIGH, employee-facing) -&gt; HighLevel support ticket:</w:t>
-      </w:r>
-      <w:r>
-        <w:t xml:space="preserve"> </w:t>
-      </w:r>
-      <w:r>
-        <w:t xml:space="preserve">DONE July 28: Enyrgy agency mailing address corrected to Phoenix; Business Category fixed Medical -&gt; Health &amp; Wellness (no A2P impact, separate TCR filing). FULLY DIAGNOSED: Scott runs TWO SEPARATE GHL agencies under one login, each with its own Relationship Number and each internally correct: Enyrgy Inc (0-167-470, all fields Enyrgy) and Ledgerix Pro LLC (0-783-665, all fields Ledgerix). The Enyrgy agency’s system emails render bodies correctly ({{agency.name}} = Enyrgy Inc) but stamp the SENDER display name as</w:t>
-      </w:r>
-      <w:r>
-        <w:t xml:space="preserve"> </w:t>
-      </w:r>
-      <w:r>
-        <w:t xml:space="preserve">“Ledgerix Pro LLC”</w:t>
-      </w:r>
-      <w:r>
-        <w:t xml:space="preserve"> </w:t>
-      </w:r>
-      <w:r>
-        <w:t xml:space="preserve">(the other agency). Not editable in either agency’s settings -&gt; it is a HighLevel PLATFORM cross-agency sender-identity issue for a multi-agency admin. FIX: HighLevel support ticket SENT July 28, 2026 (asks them to make Enyrgy agency 0-167-470 use</w:t>
-      </w:r>
-      <w:r>
-        <w:t xml:space="preserve"> </w:t>
-      </w:r>
-      <w:r>
-        <w:t xml:space="preserve">“Enyrgy Inc”</w:t>
-      </w:r>
-      <w:r>
-        <w:t xml:space="preserve"> </w:t>
-      </w:r>
-      <w:r>
-        <w:t xml:space="preserve">as the system-email sender). AWAITING HighLevel resolution. Optional self-check meanwhile: My Profile for a default/primary-agency setting.</w:t>
-      </w:r>
-    </w:p>
-    <w:bookmarkEnd w:id="11"/>
-    <w:bookmarkStart w:id="12" w:name="investor-readiness"/>
-    <w:p>
-      <w:pPr>
-        <w:pStyle w:val="Heading2"/>
-      </w:pPr>
-      <w:r>
-        <w:t xml:space="preserve">4. Investor readiness</w:t>
+        <w:t xml:space="preserve">Content assets:</w:t>
+      </w:r>
+      <w:r>
+        <w:t xml:space="preserve"> </w:t>
+      </w:r>
+      <w:r>
+        <w:t xml:space="preserve">DONE (July 28). Commercial ROI PDF built (</w:t>
+      </w:r>
+      <w:r>
+        <w:rPr>
+          <w:rStyle w:val="VerbatimChar"/>
+        </w:rPr>
+        <w:t xml:space="preserve">Enyrgy_Commercial_ROI.pdf</w:t>
+      </w:r>
+      <w:r>
+        <w:t xml:space="preserve"> </w:t>
+      </w:r>
+      <w:r>
+        <w:t xml:space="preserve">+ editable</w:t>
+      </w:r>
+      <w:r>
+        <w:t xml:space="preserve"> </w:t>
+      </w:r>
+      <w:r>
+        <w:rPr>
+          <w:rStyle w:val="VerbatimChar"/>
+        </w:rPr>
+        <w:t xml:space="preserve">.html</w:t>
+      </w:r>
+      <w:r>
+        <w:t xml:space="preserve"> </w:t>
+      </w:r>
+      <w:r>
+        <w:t xml:space="preserve">source in repo; one placeholder = commercial booking link). Inbound 888 voicemail greeting recorded in Scott’s voice. Outbound investor-drip voicemail script drafted (record only if/when that touch is activated; optional). PPM attorney-approved.</w:t>
       </w:r>
     </w:p>
     <w:p>
@@ -3641,52 +3996,75 @@
           <w:b/>
           <w:bCs/>
         </w:rPr>
-        <w:t xml:space="preserve">Current investors imported:</w:t>
-      </w:r>
-      <w:r>
-        <w:t xml:space="preserve"> </w:t>
-      </w:r>
-      <w:r>
-        <w:t xml:space="preserve">DONE (July 31). 57 contacts, $10,373,000 funded, tagged</w:t>
-      </w:r>
-      <w:r>
-        <w:t xml:space="preserve"> </w:t>
-      </w:r>
-      <w:r>
-        <w:rPr>
-          <w:rStyle w:val="VerbatimChar"/>
-        </w:rPr>
-        <w:t xml:space="preserve">seg_investor_current</w:t>
-      </w:r>
-      <w:r>
-        <w:t xml:space="preserve"> </w:t>
-      </w:r>
-      <w:r>
-        <w:t xml:space="preserve">+</w:t>
-      </w:r>
-      <w:r>
-        <w:t xml:space="preserve"> </w:t>
-      </w:r>
-      <w:r>
-        <w:rPr>
-          <w:rStyle w:val="VerbatimChar"/>
-        </w:rPr>
-        <w:t xml:space="preserve">drip_bypass</w:t>
-      </w:r>
-      <w:r>
-        <w:t xml:space="preserve"> </w:t>
-      </w:r>
-      <w:r>
-        <w:t xml:space="preserve">+</w:t>
-      </w:r>
-      <w:r>
-        <w:t xml:space="preserve"> </w:t>
-      </w:r>
-      <w:r>
-        <w:rPr>
-          <w:rStyle w:val="VerbatimChar"/>
-        </w:rPr>
-        <w:t xml:space="preserve">source_investor_import</w:t>
+        <w:t xml:space="preserve">Q2 2026 investor update:</w:t>
+      </w:r>
+      <w:r>
+        <w:t xml:space="preserve"> </w:t>
+      </w:r>
+      <w:r>
+        <w:rPr>
+          <w:b/>
+          <w:bCs/>
+        </w:rPr>
+        <w:t xml:space="preserve">SENT July 31, 2026</w:t>
+      </w:r>
+      <w:r>
+        <w:t xml:space="preserve">, meeting the standing commitment to send by end of the month following quarter close. 48 via GHL bulk email in batch mode (12 / 15 min); 9 AOL/Yahoo sent individually from</w:t>
+      </w:r>
+      <w:r>
+        <w:t xml:space="preserve"> </w:t>
+      </w:r>
+      <w:r>
+        <w:rPr>
+          <w:rStyle w:val="VerbatimChar"/>
+        </w:rPr>
+        <w:t xml:space="preserve">scott@enyrgy.com</w:t>
+      </w:r>
+      <w:r>
+        <w:t xml:space="preserve"> </w:t>
+      </w:r>
+      <w:r>
+        <w:t xml:space="preserve">(no BCC). Template</w:t>
+      </w:r>
+      <w:r>
+        <w:t xml:space="preserve"> </w:t>
+      </w:r>
+      <w:r>
+        <w:rPr>
+          <w:rStyle w:val="VerbatimChar"/>
+        </w:rPr>
+        <w:t xml:space="preserve">Investor Quarterly Update - MASTER</w:t>
+      </w:r>
+      <w:r>
+        <w:t xml:space="preserve"> </w:t>
+      </w:r>
+      <w:r>
+        <w:t xml:space="preserve">saved in GHL for reuse. Copy fixes applied at send:</w:t>
+      </w:r>
+      <w:r>
+        <w:t xml:space="preserve"> </w:t>
+      </w:r>
+      <w:r>
+        <w:rPr>
+          <w:rStyle w:val="VerbatimChar"/>
+        </w:rPr>
+        <w:t xml:space="preserve">principle</w:t>
+      </w:r>
+      <w:r>
+        <w:t xml:space="preserve"> </w:t>
+      </w:r>
+      <w:r>
+        <w:t xml:space="preserve">-&gt;</w:t>
+      </w:r>
+      <w:r>
+        <w:t xml:space="preserve"> </w:t>
+      </w:r>
+      <w:r>
+        <w:rPr>
+          <w:b/>
+          <w:bCs/>
+        </w:rPr>
+        <w:t xml:space="preserve">principal</w:t>
       </w:r>
       <w:r>
         <w:t xml:space="preserve">,</w:t>
@@ -3696,86 +4074,75 @@
       </w:r>
       <w:r>
         <w:rPr>
-          <w:b/>
-          <w:bCs/>
-        </w:rPr>
-        <w:t xml:space="preserve">never</w:t>
-      </w:r>
-      <w:r>
-        <w:rPr>
-          <w:b/>
-          <w:bCs/>
-        </w:rPr>
-        <w:t xml:space="preserve"> </w:t>
-      </w:r>
-      <w:r>
-        <w:rPr>
-          <w:rStyle w:val="VerbatimChar"/>
-          <w:b/>
-          <w:bCs/>
-        </w:rPr>
-        <w:t xml:space="preserve">type_investor</w:t>
-      </w:r>
-      <w:r>
-        <w:t xml:space="preserve"> </w:t>
-      </w:r>
-      <w:r>
-        <w:t xml:space="preserve">(that tag triggers the Investor Drip, Cold 8-touch). WF-01</w:t>
-      </w:r>
-      <w:r>
-        <w:t xml:space="preserve"> </w:t>
-      </w:r>
-      <w:r>
-        <w:rPr>
-          <w:b/>
-          <w:bCs/>
-        </w:rPr>
-        <w:t xml:space="preserve">and WF-31</w:t>
-      </w:r>
-      <w:r>
-        <w:t xml:space="preserve"> </w:t>
-      </w:r>
-      <w:r>
-        <w:t xml:space="preserve">unpublished during import (WF-31 is a second Contact Created trigger the older docs do not know about) and re-published after. 46 created + 10 updated; 1 row (Scott Chaverri) failed silently and was added by hand. Smart list</w:t>
-      </w:r>
-      <w:r>
-        <w:t xml:space="preserve"> </w:t>
-      </w:r>
-      <w:r>
-        <w:rPr>
-          <w:rStyle w:val="VerbatimChar"/>
-          <w:b/>
-          <w:bCs/>
-        </w:rPr>
-        <w:t xml:space="preserve">Investors - Current</w:t>
-      </w:r>
-      <w:r>
-        <w:t xml:space="preserve"> </w:t>
-      </w:r>
-      <w:r>
-        <w:t xml:space="preserve">built on</w:t>
-      </w:r>
-      <w:r>
-        <w:t xml:space="preserve"> </w:t>
-      </w:r>
-      <w:r>
-        <w:rPr>
-          <w:rStyle w:val="VerbatimChar"/>
-        </w:rPr>
-        <w:t xml:space="preserve">Tag Is seg_investor_current</w:t>
-      </w:r>
-      <w:r>
-        <w:t xml:space="preserve">.</w:t>
-      </w:r>
-      <w:r>
-        <w:t xml:space="preserve"> </w:t>
-      </w:r>
-      <w:r>
-        <w:rPr>
-          <w:b/>
-          <w:bCs/>
-        </w:rPr>
-        <w:t xml:space="preserve">The smart-list count is the only reliable import verification. The wizard reports no error on a failed row.</w:t>
+          <w:rStyle w:val="VerbatimChar"/>
+        </w:rPr>
+        <w:t xml:space="preserve">K1's</w:t>
+      </w:r>
+      <w:r>
+        <w:t xml:space="preserve"> </w:t>
+      </w:r>
+      <w:r>
+        <w:t xml:space="preserve">-&gt;</w:t>
+      </w:r>
+      <w:r>
+        <w:t xml:space="preserve"> </w:t>
+      </w:r>
+      <w:r>
+        <w:rPr>
+          <w:rStyle w:val="VerbatimChar"/>
+        </w:rPr>
+        <w:t xml:space="preserve">K-1s</w:t>
+      </w:r>
+      <w:r>
+        <w:t xml:space="preserve">,</w:t>
+      </w:r>
+      <w:r>
+        <w:t xml:space="preserve"> </w:t>
+      </w:r>
+      <w:r>
+        <w:t xml:space="preserve">“in regards to”</w:t>
+      </w:r>
+      <w:r>
+        <w:t xml:space="preserve"> </w:t>
+      </w:r>
+      <w:r>
+        <w:t xml:space="preserve">-&gt;</w:t>
+      </w:r>
+      <w:r>
+        <w:t xml:space="preserve"> </w:t>
+      </w:r>
+      <w:r>
+        <w:t xml:space="preserve">“regarding”</w:t>
+      </w:r>
+      <w:r>
+        <w:t xml:space="preserve">,</w:t>
+      </w:r>
+      <w:r>
+        <w:t xml:space="preserve"> </w:t>
+      </w:r>
+      <w:r>
+        <w:rPr>
+          <w:rStyle w:val="VerbatimChar"/>
+        </w:rPr>
+        <w:t xml:space="preserve">$100 to 150M</w:t>
+      </w:r>
+      <w:r>
+        <w:t xml:space="preserve"> </w:t>
+      </w:r>
+      <w:r>
+        <w:t xml:space="preserve">-&gt;</w:t>
+      </w:r>
+      <w:r>
+        <w:t xml:space="preserve"> </w:t>
+      </w:r>
+      <w:r>
+        <w:rPr>
+          <w:rStyle w:val="VerbatimChar"/>
+        </w:rPr>
+        <w:t xml:space="preserve">$100M to $150M</w:t>
+      </w:r>
+      <w:r>
+        <w:t xml:space="preserve">, two broken sentences. N=5 pilot caveat deliberately omitted at Scott’s direction.</w:t>
       </w:r>
     </w:p>
     <w:p>
@@ -3791,48 +4158,75 @@
           <w:b/>
           <w:bCs/>
         </w:rPr>
-        <w:t xml:space="preserve">Prospective-investor contact spreadsheet</w:t>
-      </w:r>
-      <w:r>
-        <w:t xml:space="preserve"> </w:t>
-      </w:r>
-      <w:r>
-        <w:t xml:space="preserve">(100+ contacts): still outstanding. This is the</w:t>
-      </w:r>
-      <w:r>
-        <w:t xml:space="preserve"> </w:t>
-      </w:r>
-      <w:r>
-        <w:rPr>
-          <w:i/>
-          <w:iCs/>
-        </w:rPr>
-        <w:t xml:space="preserve">prospect</w:t>
-      </w:r>
-      <w:r>
-        <w:t xml:space="preserve"> </w:t>
-      </w:r>
-      <w:r>
-        <w:t xml:space="preserve">list, separate from the 57 current investors now loaded. When importing, reuse the Session 16 method and keep prospects out of</w:t>
-      </w:r>
-      <w:r>
-        <w:t xml:space="preserve"> </w:t>
-      </w:r>
-      <w:r>
-        <w:rPr>
-          <w:rStyle w:val="VerbatimChar"/>
-        </w:rPr>
-        <w:t xml:space="preserve">seg_investor_current</w:t>
-      </w:r>
-      <w:r>
-        <w:t xml:space="preserve">.</w:t>
-      </w:r>
-    </w:p>
-    <w:p>
-      <w:pPr>
-        <w:pStyle w:val="Compact"/>
-        <w:numPr>
-          <w:ilvl w:val="0"/>
+        <w:t xml:space="preserve">Q2 send deliverability: CHECKED Aug 1, clean.</w:t>
+      </w:r>
+      <w:r>
+        <w:t xml:space="preserve"> </w:t>
+      </w:r>
+      <w:r>
+        <w:t xml:space="preserve">Delivered</w:t>
+      </w:r>
+      <w:r>
+        <w:t xml:space="preserve"> </w:t>
+      </w:r>
+      <w:r>
+        <w:rPr>
+          <w:b/>
+          <w:bCs/>
+        </w:rPr>
+        <w:t xml:space="preserve">100%</w:t>
+      </w:r>
+      <w:r>
+        <w:t xml:space="preserve"> </w:t>
+      </w:r>
+      <w:r>
+        <w:t xml:space="preserve">(48/48), opened</w:t>
+      </w:r>
+      <w:r>
+        <w:t xml:space="preserve"> </w:t>
+      </w:r>
+      <w:r>
+        <w:rPr>
+          <w:b/>
+          <w:bCs/>
+        </w:rPr>
+        <w:t xml:space="preserve">75%</w:t>
+      </w:r>
+      <w:r>
+        <w:t xml:space="preserve">, and</w:t>
+      </w:r>
+      <w:r>
+        <w:t xml:space="preserve"> </w:t>
+      </w:r>
+      <w:r>
+        <w:rPr>
+          <w:b/>
+          <w:bCs/>
+        </w:rPr>
+        <w:t xml:space="preserve">0% on every failure metric</w:t>
+      </w:r>
+      <w:r>
+        <w:t xml:space="preserve">: hard bounce, soft bounce, unsubscribed, skipped, and</w:t>
+      </w:r>
+      <w:r>
+        <w:t xml:space="preserve"> </w:t>
+      </w:r>
+      <w:r>
+        <w:rPr>
+          <w:b/>
+          <w:bCs/>
+        </w:rPr>
+        <w:t xml:space="preserve">spam</w:t>
+      </w:r>
+      <w:r>
+        <w:t xml:space="preserve">. Clicked 0% is expected (no links, Track clicks off). Batch mode ran 10:19pm to 11:15pm, four batches, as configured.</w:t>
+      </w:r>
+    </w:p>
+    <w:p>
+      <w:pPr>
+        <w:pStyle w:val="Compact"/>
+        <w:numPr>
+          <w:ilvl w:val="1"/>
           <w:numId w:val="1048"/>
         </w:numPr>
       </w:pPr>
@@ -3841,13 +4235,85 @@
           <w:b/>
           <w:bCs/>
         </w:rPr>
-        <w:t xml:space="preserve">Investor Presentation calendar:</w:t>
-      </w:r>
-      <w:r>
-        <w:t xml:space="preserve"> </w:t>
-      </w:r>
-      <w:r>
-        <w:t xml:space="preserve">conflict detection verified/fixed (July 28).</w:t>
+        <w:t xml:space="preserve">Spam at 0% was the number that mattered.</w:t>
+      </w:r>
+      <w:r>
+        <w:t xml:space="preserve"> </w:t>
+      </w:r>
+      <w:r>
+        <w:t xml:space="preserve">One complaint out of 48 would have been a 2 percent rate and real reputation damage on a Stage 1 domain. This send was a</w:t>
+      </w:r>
+      <w:r>
+        <w:t xml:space="preserve"> </w:t>
+      </w:r>
+      <w:r>
+        <w:rPr>
+          <w:b/>
+          <w:bCs/>
+        </w:rPr>
+        <w:t xml:space="preserve">net positive warmup event</w:t>
+      </w:r>
+      <w:r>
+        <w:t xml:space="preserve"> </w:t>
+      </w:r>
+      <w:r>
+        <w:t xml:space="preserve">for mg.enyrgy.com, not a risk.</w:t>
+      </w:r>
+    </w:p>
+    <w:p>
+      <w:pPr>
+        <w:pStyle w:val="Compact"/>
+        <w:numPr>
+          <w:ilvl w:val="1"/>
+          <w:numId w:val="1048"/>
+        </w:numPr>
+      </w:pPr>
+      <w:r>
+        <w:rPr>
+          <w:b/>
+          <w:bCs/>
+        </w:rPr>
+        <w:t xml:space="preserve">Corporate-domain concern resolved.</w:t>
+      </w:r>
+      <w:r>
+        <w:t xml:space="preserve"> </w:t>
+      </w:r>
+      <w:r>
+        <w:t xml:space="preserve">All 20 corporate-domain investors delivered. The</w:t>
+      </w:r>
+      <w:r>
+        <w:t xml:space="preserve"> </w:t>
+      </w:r>
+      <w:r>
+        <w:rPr>
+          <w:rStyle w:val="VerbatimChar"/>
+        </w:rPr>
+        <w:t xml:space="preserve">scott@ledgerixpro.com</w:t>
+      </w:r>
+      <w:r>
+        <w:t xml:space="preserve"> </w:t>
+      </w:r>
+      <w:r>
+        <w:t xml:space="preserve">test that vanished is therefore tenant-side quarantine (likely M365) on that specific account, not the sending domain, not GHL suppression (Skipped was 0%), and not a signal about the investor list.</w:t>
+      </w:r>
+    </w:p>
+    <w:p>
+      <w:pPr>
+        <w:pStyle w:val="Compact"/>
+        <w:numPr>
+          <w:ilvl w:val="1"/>
+          <w:numId w:val="1048"/>
+        </w:numPr>
+      </w:pPr>
+      <w:r>
+        <w:rPr>
+          <w:b/>
+          <w:bCs/>
+        </w:rPr>
+        <w:t xml:space="preserve">Zero unsubscribes</w:t>
+      </w:r>
+      <w:r>
+        <w:t xml:space="preserve">, so all 57 remain eligible for Q3. No one to move to a manual fallback list.</w:t>
       </w:r>
     </w:p>
     <w:p>
@@ -3863,40 +4329,47 @@
           <w:b/>
           <w:bCs/>
         </w:rPr>
-        <w:t xml:space="preserve">Content assets:</w:t>
-      </w:r>
-      <w:r>
-        <w:t xml:space="preserve"> </w:t>
-      </w:r>
-      <w:r>
-        <w:t xml:space="preserve">DONE (July 28). Commercial ROI PDF built (</w:t>
-      </w:r>
-      <w:r>
-        <w:rPr>
-          <w:rStyle w:val="VerbatimChar"/>
-        </w:rPr>
-        <w:t xml:space="preserve">Enyrgy_Commercial_ROI.pdf</w:t>
-      </w:r>
-      <w:r>
-        <w:t xml:space="preserve"> </w:t>
-      </w:r>
-      <w:r>
-        <w:t xml:space="preserve">+ editable</w:t>
-      </w:r>
-      <w:r>
-        <w:t xml:space="preserve"> </w:t>
-      </w:r>
-      <w:r>
-        <w:rPr>
-          <w:rStyle w:val="VerbatimChar"/>
-        </w:rPr>
-        <w:t xml:space="preserve">.html</w:t>
-      </w:r>
-      <w:r>
-        <w:t xml:space="preserve"> </w:t>
-      </w:r>
-      <w:r>
-        <w:t xml:space="preserve">source in repo; one placeholder = commercial booking link). Inbound 888 voicemail greeting recorded in Scott’s voice. Outbound investor-drip voicemail script drafted (record only if/when that touch is activated; optional). PPM attorney-approved.</w:t>
+        <w:t xml:space="preserve">Q3 2026 investor update:</w:t>
+      </w:r>
+      <w:r>
+        <w:t xml:space="preserve"> </w:t>
+      </w:r>
+      <w:r>
+        <w:t xml:space="preserve">due by end of October 2026. Runbook is in the Session 16 handoff notes: duplicate MASTER, swap numbers, fill the pre-header (blank by default, does not carry from the test dialog), confirm From name reads</w:t>
+      </w:r>
+      <w:r>
+        <w:t xml:space="preserve"> </w:t>
+      </w:r>
+      <w:r>
+        <w:rPr>
+          <w:b/>
+          <w:bCs/>
+        </w:rPr>
+        <w:t xml:space="preserve">Scott Hansbury</w:t>
+      </w:r>
+      <w:r>
+        <w:t xml:space="preserve"> </w:t>
+      </w:r>
+      <w:r>
+        <w:t xml:space="preserve">not the raw address, select all 57, send once.</w:t>
+      </w:r>
+    </w:p>
+    <w:bookmarkEnd w:id="12"/>
+    <w:bookmarkStart w:id="13" w:name="X749b8dc4f3e8c32f165bc91924f1f3a45fa0af8"/>
+    <w:p>
+      <w:pPr>
+        <w:pStyle w:val="Heading2"/>
+      </w:pPr>
+      <w:r>
+        <w:t xml:space="preserve">4b. Truemed HSA/FSA eligibility (started August 1, 2026)</w:t>
+      </w:r>
+    </w:p>
+    <w:p>
+      <w:pPr>
+        <w:pStyle w:val="FirstParagraph"/>
+      </w:pPr>
+      <w:r>
+        <w:t xml:space="preserve">Signing up with Truemed so the Enyrgy system is HSA/FSA eligible. Truemed issues a Letter of Medical Necessity through their own practitioner network; Enyrgy makes no medical claims and that boundary must hold.</w:t>
       </w:r>
     </w:p>
     <w:p>
@@ -3912,153 +4385,13 @@
           <w:b/>
           <w:bCs/>
         </w:rPr>
-        <w:t xml:space="preserve">Q2 2026 investor update:</w:t>
-      </w:r>
-      <w:r>
-        <w:t xml:space="preserve"> </w:t>
-      </w:r>
-      <w:r>
-        <w:rPr>
-          <w:b/>
-          <w:bCs/>
-        </w:rPr>
-        <w:t xml:space="preserve">SENT July 31, 2026</w:t>
-      </w:r>
-      <w:r>
-        <w:t xml:space="preserve">, meeting the standing commitment to send by end of the month following quarter close. 48 via GHL bulk email in batch mode (12 / 15 min); 9 AOL/Yahoo sent individually from</w:t>
-      </w:r>
-      <w:r>
-        <w:t xml:space="preserve"> </w:t>
-      </w:r>
-      <w:r>
-        <w:rPr>
-          <w:rStyle w:val="VerbatimChar"/>
-        </w:rPr>
-        <w:t xml:space="preserve">scott@enyrgy.com</w:t>
-      </w:r>
-      <w:r>
-        <w:t xml:space="preserve"> </w:t>
-      </w:r>
-      <w:r>
-        <w:t xml:space="preserve">(no BCC). Template</w:t>
-      </w:r>
-      <w:r>
-        <w:t xml:space="preserve"> </w:t>
-      </w:r>
-      <w:r>
-        <w:rPr>
-          <w:rStyle w:val="VerbatimChar"/>
-        </w:rPr>
-        <w:t xml:space="preserve">Investor Quarterly Update - MASTER</w:t>
-      </w:r>
-      <w:r>
-        <w:t xml:space="preserve"> </w:t>
-      </w:r>
-      <w:r>
-        <w:t xml:space="preserve">saved in GHL for reuse. Copy fixes applied at send:</w:t>
-      </w:r>
-      <w:r>
-        <w:t xml:space="preserve"> </w:t>
-      </w:r>
-      <w:r>
-        <w:rPr>
-          <w:rStyle w:val="VerbatimChar"/>
-        </w:rPr>
-        <w:t xml:space="preserve">principle</w:t>
-      </w:r>
-      <w:r>
-        <w:t xml:space="preserve"> </w:t>
-      </w:r>
-      <w:r>
-        <w:t xml:space="preserve">-&gt;</w:t>
-      </w:r>
-      <w:r>
-        <w:t xml:space="preserve"> </w:t>
-      </w:r>
-      <w:r>
-        <w:rPr>
-          <w:b/>
-          <w:bCs/>
-        </w:rPr>
-        <w:t xml:space="preserve">principal</w:t>
-      </w:r>
-      <w:r>
-        <w:t xml:space="preserve">,</w:t>
-      </w:r>
-      <w:r>
-        <w:t xml:space="preserve"> </w:t>
-      </w:r>
-      <w:r>
-        <w:rPr>
-          <w:rStyle w:val="VerbatimChar"/>
-        </w:rPr>
-        <w:t xml:space="preserve">K1's</w:t>
-      </w:r>
-      <w:r>
-        <w:t xml:space="preserve"> </w:t>
-      </w:r>
-      <w:r>
-        <w:t xml:space="preserve">-&gt;</w:t>
-      </w:r>
-      <w:r>
-        <w:t xml:space="preserve"> </w:t>
-      </w:r>
-      <w:r>
-        <w:rPr>
-          <w:rStyle w:val="VerbatimChar"/>
-        </w:rPr>
-        <w:t xml:space="preserve">K-1s</w:t>
-      </w:r>
-      <w:r>
-        <w:t xml:space="preserve">,</w:t>
-      </w:r>
-      <w:r>
-        <w:t xml:space="preserve"> </w:t>
-      </w:r>
-      <w:r>
-        <w:t xml:space="preserve">“in regards to”</w:t>
-      </w:r>
-      <w:r>
-        <w:t xml:space="preserve"> </w:t>
-      </w:r>
-      <w:r>
-        <w:t xml:space="preserve">-&gt;</w:t>
-      </w:r>
-      <w:r>
-        <w:t xml:space="preserve"> </w:t>
-      </w:r>
-      <w:r>
-        <w:t xml:space="preserve">“regarding”</w:t>
-      </w:r>
-      <w:r>
-        <w:t xml:space="preserve">,</w:t>
-      </w:r>
-      <w:r>
-        <w:t xml:space="preserve"> </w:t>
-      </w:r>
-      <w:r>
-        <w:rPr>
-          <w:rStyle w:val="VerbatimChar"/>
-        </w:rPr>
-        <w:t xml:space="preserve">$100 to 150M</w:t>
-      </w:r>
-      <w:r>
-        <w:t xml:space="preserve"> </w:t>
-      </w:r>
-      <w:r>
-        <w:t xml:space="preserve">-&gt;</w:t>
-      </w:r>
-      <w:r>
-        <w:t xml:space="preserve"> </w:t>
-      </w:r>
-      <w:r>
-        <w:rPr>
-          <w:rStyle w:val="VerbatimChar"/>
-        </w:rPr>
-        <w:t xml:space="preserve">$100M to $150M</w:t>
-      </w:r>
-      <w:r>
-        <w:t xml:space="preserve">, two broken sentences. N=5 pilot caveat deliberately omitted at Scott’s direction.</w:t>
+        <w:t xml:space="preserve">Task 1, product catalog:</w:t>
+      </w:r>
+      <w:r>
+        <w:t xml:space="preserve"> </w:t>
+      </w:r>
+      <w:r>
+        <w:t xml:space="preserve">Shopify product export submitted Aug 1. Business description (700 char limit) submitted, 647 chars, compliance-checked, states explicitly that Enyrgy is a wellness device making no medical claims.</w:t>
       </w:r>
     </w:p>
     <w:p>
@@ -4074,75 +4407,20 @@
           <w:b/>
           <w:bCs/>
         </w:rPr>
-        <w:t xml:space="preserve">Q2 send deliverability: CHECKED Aug 1, clean.</w:t>
-      </w:r>
-      <w:r>
-        <w:t xml:space="preserve"> </w:t>
-      </w:r>
-      <w:r>
-        <w:t xml:space="preserve">Delivered</w:t>
-      </w:r>
-      <w:r>
-        <w:t xml:space="preserve"> </w:t>
-      </w:r>
-      <w:r>
-        <w:rPr>
-          <w:b/>
-          <w:bCs/>
-        </w:rPr>
-        <w:t xml:space="preserve">100%</w:t>
-      </w:r>
-      <w:r>
-        <w:t xml:space="preserve"> </w:t>
-      </w:r>
-      <w:r>
-        <w:t xml:space="preserve">(48/48), opened</w:t>
-      </w:r>
-      <w:r>
-        <w:t xml:space="preserve"> </w:t>
-      </w:r>
-      <w:r>
-        <w:rPr>
-          <w:b/>
-          <w:bCs/>
-        </w:rPr>
-        <w:t xml:space="preserve">75%</w:t>
-      </w:r>
-      <w:r>
-        <w:t xml:space="preserve">, and</w:t>
-      </w:r>
-      <w:r>
-        <w:t xml:space="preserve"> </w:t>
-      </w:r>
-      <w:r>
-        <w:rPr>
-          <w:b/>
-          <w:bCs/>
-        </w:rPr>
-        <w:t xml:space="preserve">0% on every failure metric</w:t>
-      </w:r>
-      <w:r>
-        <w:t xml:space="preserve">: hard bounce, soft bounce, unsubscribed, skipped, and</w:t>
-      </w:r>
-      <w:r>
-        <w:t xml:space="preserve"> </w:t>
-      </w:r>
-      <w:r>
-        <w:rPr>
-          <w:b/>
-          <w:bCs/>
-        </w:rPr>
-        <w:t xml:space="preserve">spam</w:t>
-      </w:r>
-      <w:r>
-        <w:t xml:space="preserve">. Clicked 0% is expected (no links, Track clicks off). Batch mode ran 10:19pm to 11:15pm, four batches, as configured.</w:t>
-      </w:r>
-    </w:p>
-    <w:p>
-      <w:pPr>
-        <w:pStyle w:val="Compact"/>
-        <w:numPr>
-          <w:ilvl w:val="1"/>
+        <w:t xml:space="preserve">Task 2, connect bank account</w:t>
+      </w:r>
+      <w:r>
+        <w:t xml:space="preserve"> </w:t>
+      </w:r>
+      <w:r>
+        <w:t xml:space="preserve">(Stripe Express): DONE Aug 1. Both Getting Started tasks complete; onboarding now sits with Truemed.</w:t>
+      </w:r>
+    </w:p>
+    <w:p>
+      <w:pPr>
+        <w:pStyle w:val="Compact"/>
+        <w:numPr>
+          <w:ilvl w:val="0"/>
           <w:numId w:val="1052"/>
         </w:numPr>
       </w:pPr>
@@ -4151,85 +4429,13 @@
           <w:b/>
           <w:bCs/>
         </w:rPr>
-        <w:t xml:space="preserve">Spam at 0% was the number that mattered.</w:t>
-      </w:r>
-      <w:r>
-        <w:t xml:space="preserve"> </w:t>
-      </w:r>
-      <w:r>
-        <w:t xml:space="preserve">One complaint out of 48 would have been a 2 percent rate and real reputation damage on a Stage 1 domain. This send was a</w:t>
-      </w:r>
-      <w:r>
-        <w:t xml:space="preserve"> </w:t>
-      </w:r>
-      <w:r>
-        <w:rPr>
-          <w:b/>
-          <w:bCs/>
-        </w:rPr>
-        <w:t xml:space="preserve">net positive warmup event</w:t>
-      </w:r>
-      <w:r>
-        <w:t xml:space="preserve"> </w:t>
-      </w:r>
-      <w:r>
-        <w:t xml:space="preserve">for mg.enyrgy.com, not a risk.</w:t>
-      </w:r>
-    </w:p>
-    <w:p>
-      <w:pPr>
-        <w:pStyle w:val="Compact"/>
-        <w:numPr>
-          <w:ilvl w:val="1"/>
-          <w:numId w:val="1052"/>
-        </w:numPr>
-      </w:pPr>
-      <w:r>
-        <w:rPr>
-          <w:b/>
-          <w:bCs/>
-        </w:rPr>
-        <w:t xml:space="preserve">Corporate-domain concern resolved.</w:t>
-      </w:r>
-      <w:r>
-        <w:t xml:space="preserve"> </w:t>
-      </w:r>
-      <w:r>
-        <w:t xml:space="preserve">All 20 corporate-domain investors delivered. The</w:t>
-      </w:r>
-      <w:r>
-        <w:t xml:space="preserve"> </w:t>
-      </w:r>
-      <w:r>
-        <w:rPr>
-          <w:rStyle w:val="VerbatimChar"/>
-        </w:rPr>
-        <w:t xml:space="preserve">scott@ledgerixpro.com</w:t>
-      </w:r>
-      <w:r>
-        <w:t xml:space="preserve"> </w:t>
-      </w:r>
-      <w:r>
-        <w:t xml:space="preserve">test that vanished is therefore tenant-side quarantine (likely M365) on that specific account, not the sending domain, not GHL suppression (Skipped was 0%), and not a signal about the investor list.</w:t>
-      </w:r>
-    </w:p>
-    <w:p>
-      <w:pPr>
-        <w:pStyle w:val="Compact"/>
-        <w:numPr>
-          <w:ilvl w:val="1"/>
-          <w:numId w:val="1052"/>
-        </w:numPr>
-      </w:pPr>
-      <w:r>
-        <w:rPr>
-          <w:b/>
-          <w:bCs/>
-        </w:rPr>
-        <w:t xml:space="preserve">Zero unsubscribes</w:t>
-      </w:r>
-      <w:r>
-        <w:t xml:space="preserve">, so all 57 remain eligible for Q3. No one to move to a manual fallback list.</w:t>
+        <w:t xml:space="preserve">WAITING ON TRUEMED: per-SKU eligibility determination, in writing.</w:t>
+      </w:r>
+      <w:r>
+        <w:t xml:space="preserve"> </w:t>
+      </w:r>
+      <w:r>
+        <w:t xml:space="preserve">The Shopify export includes accessories; a wall mount is unlikely to qualify the way the device does. The badge can only appear where eligibility is substantiated.</w:t>
       </w:r>
     </w:p>
     <w:p>
@@ -4245,47 +4451,22 @@
           <w:b/>
           <w:bCs/>
         </w:rPr>
-        <w:t xml:space="preserve">Q3 2026 investor update:</w:t>
-      </w:r>
-      <w:r>
-        <w:t xml:space="preserve"> </w:t>
-      </w:r>
-      <w:r>
-        <w:t xml:space="preserve">due by end of October 2026. Runbook is in the Session 16 handoff notes: duplicate MASTER, swap numbers, fill the pre-header (blank by default, does not carry from the test dialog), confirm From name reads</w:t>
-      </w:r>
-      <w:r>
-        <w:t xml:space="preserve"> </w:t>
-      </w:r>
-      <w:r>
-        <w:rPr>
-          <w:b/>
-          <w:bCs/>
-        </w:rPr>
-        <w:t xml:space="preserve">Scott Hansbury</w:t>
-      </w:r>
-      <w:r>
-        <w:t xml:space="preserve"> </w:t>
-      </w:r>
-      <w:r>
-        <w:t xml:space="preserve">not the raw address, select all 57, send once.</w:t>
-      </w:r>
-    </w:p>
-    <w:bookmarkEnd w:id="12"/>
-    <w:bookmarkStart w:id="13" w:name="X749b8dc4f3e8c32f165bc91924f1f3a45fa0af8"/>
-    <w:p>
-      <w:pPr>
-        <w:pStyle w:val="Heading2"/>
-      </w:pPr>
-      <w:r>
-        <w:t xml:space="preserve">4b. Truemed HSA/FSA eligibility (started August 1, 2026)</w:t>
-      </w:r>
-    </w:p>
-    <w:p>
-      <w:pPr>
-        <w:pStyle w:val="FirstParagraph"/>
-      </w:pPr>
-      <w:r>
-        <w:t xml:space="preserve">Signing up with Truemed so the Enyrgy system is HSA/FSA eligible. Truemed issues a Letter of Medical Necessity through their own practitioner network; Enyrgy makes no medical claims and that boundary must hold.</w:t>
+        <w:t xml:space="preserve">Badge and copy placement.</w:t>
+      </w:r>
+      <w:r>
+        <w:t xml:space="preserve"> </w:t>
+      </w:r>
+      <w:r>
+        <w:t xml:space="preserve">The real compliance work. Truemed supplies copy blocks written for supplement brands comfortable with language Enyrgy prohibits. Every block goes through the prohibited-words check before it lands on a product page, in checkout, or in an email. Enyrgy may say</w:t>
+      </w:r>
+      <w:r>
+        <w:t xml:space="preserve"> </w:t>
+      </w:r>
+      <w:r>
+        <w:t xml:space="preserve">“HSA/FSA eligible through Truemed”</w:t>
+      </w:r>
+      <w:r>
+        <w:t xml:space="preserve">; it may NOT drift into condition-and-treatment language to justify the HSA angle.</w:t>
       </w:r>
     </w:p>
     <w:p>
@@ -4301,13 +4482,67 @@
           <w:b/>
           <w:bCs/>
         </w:rPr>
-        <w:t xml:space="preserve">Task 1, product catalog:</w:t>
-      </w:r>
-      <w:r>
-        <w:t xml:space="preserve"> </w:t>
-      </w:r>
-      <w:r>
-        <w:t xml:space="preserve">Shopify product export submitted Aug 1. Business description (700 char limit) submitted, 647 chars, compliance-checked, states explicitly that Enyrgy is a wellness device making no medical claims.</w:t>
+        <w:t xml:space="preserve">KB Section 3 payment options:</w:t>
+      </w:r>
+      <w:r>
+        <w:t xml:space="preserve"> </w:t>
+      </w:r>
+      <w:r>
+        <w:t xml:space="preserve">currently</w:t>
+      </w:r>
+      <w:r>
+        <w:t xml:space="preserve"> </w:t>
+      </w:r>
+      <w:r>
+        <w:t xml:space="preserve">“paid in full, financed, or rented monthly”</w:t>
+      </w:r>
+      <w:r>
+        <w:t xml:space="preserve">. HSA/FSA joins that list once live,</w:t>
+      </w:r>
+      <w:r>
+        <w:t xml:space="preserve"> </w:t>
+      </w:r>
+      <w:r>
+        <w:rPr>
+          <w:b/>
+          <w:bCs/>
+        </w:rPr>
+        <w:t xml:space="preserve">and the live</w:t>
+      </w:r>
+      <w:r>
+        <w:rPr>
+          <w:b/>
+          <w:bCs/>
+        </w:rPr>
+        <w:t xml:space="preserve"> </w:t>
+      </w:r>
+      <w:r>
+        <w:rPr>
+          <w:rStyle w:val="VerbatimChar"/>
+          <w:b/>
+          <w:bCs/>
+        </w:rPr>
+        <w:t xml:space="preserve">enyrgy-knowledge-base</w:t>
+      </w:r>
+      <w:r>
+        <w:rPr>
+          <w:b/>
+          <w:bCs/>
+        </w:rPr>
+        <w:t xml:space="preserve"> </w:t>
+      </w:r>
+      <w:r>
+        <w:rPr>
+          <w:b/>
+          <w:bCs/>
+        </w:rPr>
+        <w:t xml:space="preserve">skill must be re-synced</w:t>
+      </w:r>
+      <w:r>
+        <w:t xml:space="preserve"> </w:t>
+      </w:r>
+      <w:r>
+        <w:t xml:space="preserve">or Sales Outreach keeps telling prospects there are three ways to pay.</w:t>
       </w:r>
     </w:p>
     <w:p>
@@ -4323,13 +4558,79 @@
           <w:b/>
           <w:bCs/>
         </w:rPr>
-        <w:t xml:space="preserve">Task 2, connect bank account</w:t>
-      </w:r>
-      <w:r>
-        <w:t xml:space="preserve"> </w:t>
-      </w:r>
-      <w:r>
-        <w:t xml:space="preserve">(Stripe Express): DONE Aug 1. Both Getting Started tasks complete; onboarding now sits with Truemed.</w:t>
+        <w:t xml:space="preserve">Commercial-side question:</w:t>
+      </w:r>
+      <w:r>
+        <w:t xml:space="preserve"> </w:t>
+      </w:r>
+      <w:r>
+        <w:t xml:space="preserve">can a facility member use HSA/FSA against a membership that includes Enyrgy? That is the facility’s transaction, not Enyrgy’s, but it is directly relevant to the Beyond Wellness conversation. Worth answering before Gino comes back.</w:t>
+      </w:r>
+    </w:p>
+    <w:p>
+      <w:pPr>
+        <w:pStyle w:val="FirstParagraph"/>
+      </w:pPr>
+      <w:r>
+        <w:rPr>
+          <w:b/>
+          <w:bCs/>
+        </w:rPr>
+        <w:t xml:space="preserve">Note:</w:t>
+      </w:r>
+      <w:r>
+        <w:t xml:space="preserve"> </w:t>
+      </w:r>
+      <w:r>
+        <w:t xml:space="preserve">the commercial unit is sold off-Shopify so it is absent from the catalog upload. That is correct, not a gap. HSA/FSA is a personal medical expense; a facility buying a unit is a business purchase.</w:t>
+      </w:r>
+    </w:p>
+    <w:bookmarkEnd w:id="13"/>
+    <w:bookmarkStart w:id="14" w:name="Xae772b08f0bfcd5c32ae5bd69e3a9a6a55fb107"/>
+    <w:p>
+      <w:pPr>
+        <w:pStyle w:val="Heading2"/>
+      </w:pPr>
+      <w:r>
+        <w:t xml:space="preserve">4c. Device app to GHL integration (started August 1, 2026)</w:t>
+      </w:r>
+    </w:p>
+    <w:p>
+      <w:pPr>
+        <w:pStyle w:val="FirstParagraph"/>
+      </w:pPr>
+      <w:r>
+        <w:t xml:space="preserve">Outcode is building two webhooks: one on user registration, one on completed session. Full detail in</w:t>
+      </w:r>
+      <w:r>
+        <w:t xml:space="preserve"> </w:t>
+      </w:r>
+      <w:r>
+        <w:rPr>
+          <w:rStyle w:val="VerbatimChar"/>
+        </w:rPr>
+        <w:t xml:space="preserve">Enyrgy_Device_Integration_Build_Plan.md</w:t>
+      </w:r>
+      <w:r>
+        <w:t xml:space="preserve"> </w:t>
+      </w:r>
+      <w:r>
+        <w:t xml:space="preserve">(internal) and</w:t>
+      </w:r>
+      <w:r>
+        <w:t xml:space="preserve"> </w:t>
+      </w:r>
+      <w:r>
+        <w:rPr>
+          <w:rStyle w:val="VerbatimChar"/>
+        </w:rPr>
+        <w:t xml:space="preserve">Enyrgy_Device_App_Webhook_Spec_v1.md</w:t>
+      </w:r>
+      <w:r>
+        <w:t xml:space="preserve"> </w:t>
+      </w:r>
+      <w:r>
+        <w:t xml:space="preserve">(vendor-facing, sent to Outcode Aug 1).</w:t>
       </w:r>
     </w:p>
     <w:p>
@@ -4345,13 +4646,13 @@
           <w:b/>
           <w:bCs/>
         </w:rPr>
-        <w:t xml:space="preserve">WAITING ON TRUEMED: per-SKU eligibility determination, in writing.</w:t>
-      </w:r>
-      <w:r>
-        <w:t xml:space="preserve"> </w:t>
-      </w:r>
-      <w:r>
-        <w:t xml:space="preserve">The Shopify export includes accessories; a wall mount is unlikely to qualify the way the device does. The badge can only appear where eligibility is substantiated.</w:t>
+        <w:t xml:space="preserve">Vendor spec sent to Outcode</w:t>
+      </w:r>
+      <w:r>
+        <w:t xml:space="preserve"> </w:t>
+      </w:r>
+      <w:r>
+        <w:t xml:space="preserve">(Aug 1) with the four webhook URLs in the email body. URLs are deliberately not in the repo; they function as credentials.</w:t>
       </w:r>
     </w:p>
     <w:p>
@@ -4367,22 +4668,10 @@
           <w:b/>
           <w:bCs/>
         </w:rPr>
-        <w:t xml:space="preserve">Badge and copy placement.</w:t>
-      </w:r>
-      <w:r>
-        <w:t xml:space="preserve"> </w:t>
-      </w:r>
-      <w:r>
-        <w:t xml:space="preserve">The real compliance work. Truemed supplies copy blocks written for supplement brands comfortable with language Enyrgy prohibits. Every block goes through the prohibited-words check before it lands on a product page, in checkout, or in an email. Enyrgy may say</w:t>
-      </w:r>
-      <w:r>
-        <w:t xml:space="preserve"> </w:t>
-      </w:r>
-      <w:r>
-        <w:t xml:space="preserve">“HSA/FSA eligible through Truemed”</w:t>
-      </w:r>
-      <w:r>
-        <w:t xml:space="preserve">; it may NOT drift into condition-and-treatment language to justify the HSA angle.</w:t>
+        <w:t xml:space="preserve">Four GHL workflows created and left in Draft</w:t>
+      </w:r>
+      <w:r>
+        <w:t xml:space="preserve">, each with a mapping reference captured from a sample payload: WF-32, WF-32T, WF-33, WF-33T.</w:t>
       </w:r>
     </w:p>
     <w:p>
@@ -4398,74 +4687,97 @@
           <w:b/>
           <w:bCs/>
         </w:rPr>
-        <w:t xml:space="preserve">KB Section 3 payment options:</w:t>
-      </w:r>
-      <w:r>
-        <w:t xml:space="preserve"> </w:t>
-      </w:r>
-      <w:r>
-        <w:t xml:space="preserve">currently</w:t>
-      </w:r>
-      <w:r>
-        <w:t xml:space="preserve"> </w:t>
-      </w:r>
-      <w:r>
-        <w:t xml:space="preserve">“paid in full, financed, or rented monthly”</w:t>
-      </w:r>
-      <w:r>
-        <w:t xml:space="preserve">. HSA/FSA joins that list once live,</w:t>
-      </w:r>
-      <w:r>
-        <w:t xml:space="preserve"> </w:t>
-      </w:r>
-      <w:r>
-        <w:rPr>
-          <w:b/>
-          <w:bCs/>
-        </w:rPr>
-        <w:t xml:space="preserve">and the live</w:t>
-      </w:r>
-      <w:r>
-        <w:rPr>
-          <w:b/>
-          <w:bCs/>
-        </w:rPr>
-        <w:t xml:space="preserve"> </w:t>
-      </w:r>
-      <w:r>
-        <w:rPr>
-          <w:rStyle w:val="VerbatimChar"/>
-          <w:b/>
-          <w:bCs/>
-        </w:rPr>
-        <w:t xml:space="preserve">enyrgy-knowledge-base</w:t>
-      </w:r>
-      <w:r>
-        <w:rPr>
-          <w:b/>
-          <w:bCs/>
-        </w:rPr>
-        <w:t xml:space="preserve"> </w:t>
-      </w:r>
-      <w:r>
-        <w:rPr>
-          <w:b/>
-          <w:bCs/>
-        </w:rPr>
-        <w:t xml:space="preserve">skill must be re-synced</w:t>
-      </w:r>
-      <w:r>
-        <w:t xml:space="preserve"> </w:t>
-      </w:r>
-      <w:r>
-        <w:t xml:space="preserve">or Sales Outreach keeps telling prospects there are three ways to pay.</w:t>
-      </w:r>
-    </w:p>
-    <w:p>
-      <w:pPr>
-        <w:pStyle w:val="Compact"/>
-        <w:numPr>
-          <w:ilvl w:val="0"/>
+        <w:t xml:space="preserve">WF-01 GUARD: BUILT AND PUBLISHED (Aug 1).</w:t>
+      </w:r>
+      <w:r>
+        <w:t xml:space="preserve"> </w:t>
+      </w:r>
+      <w:r>
+        <w:t xml:space="preserve">Structure is</w:t>
+      </w:r>
+      <w:r>
+        <w:t xml:space="preserve"> </w:t>
+      </w:r>
+      <w:r>
+        <w:rPr>
+          <w:rStyle w:val="VerbatimChar"/>
+        </w:rPr>
+        <w:t xml:space="preserve">Contact created</w:t>
+      </w:r>
+      <w:r>
+        <w:t xml:space="preserve"> </w:t>
+      </w:r>
+      <w:r>
+        <w:t xml:space="preserve">(no filters) -&gt;</w:t>
+      </w:r>
+      <w:r>
+        <w:t xml:space="preserve"> </w:t>
+      </w:r>
+      <w:r>
+        <w:rPr>
+          <w:rStyle w:val="VerbatimChar"/>
+        </w:rPr>
+        <w:t xml:space="preserve">Wait 1 Minute</w:t>
+      </w:r>
+      <w:r>
+        <w:t xml:space="preserve"> </w:t>
+      </w:r>
+      <w:r>
+        <w:t xml:space="preserve">-&gt;</w:t>
+      </w:r>
+      <w:r>
+        <w:t xml:space="preserve"> </w:t>
+      </w:r>
+      <w:r>
+        <w:rPr>
+          <w:rStyle w:val="VerbatimChar"/>
+          <w:b/>
+          <w:bCs/>
+        </w:rPr>
+        <w:t xml:space="preserve">Device User Check</w:t>
+      </w:r>
+      <w:r>
+        <w:t xml:space="preserve"> </w:t>
+      </w:r>
+      <w:r>
+        <w:t xml:space="preserve">If/Else -&gt; branch</w:t>
+      </w:r>
+      <w:r>
+        <w:t xml:space="preserve"> </w:t>
+      </w:r>
+      <w:r>
+        <w:rPr>
+          <w:rStyle w:val="VerbatimChar"/>
+        </w:rPr>
+        <w:t xml:space="preserve">Tags does not include source_device_app</w:t>
+      </w:r>
+      <w:r>
+        <w:t xml:space="preserve"> </w:t>
+      </w:r>
+      <w:r>
+        <w:t xml:space="preserve">continues to Identify Client Type and the five client-type branches; the</w:t>
+      </w:r>
+      <w:r>
+        <w:t xml:space="preserve"> </w:t>
+      </w:r>
+      <w:r>
+        <w:rPr>
+          <w:rStyle w:val="VerbatimChar"/>
+        </w:rPr>
+        <w:t xml:space="preserve">None</w:t>
+      </w:r>
+      <w:r>
+        <w:t xml:space="preserve"> </w:t>
+      </w:r>
+      <w:r>
+        <w:t xml:space="preserve">branch ends. So a device user stops and a real lead routes normally.</w:t>
+      </w:r>
+    </w:p>
+    <w:p>
+      <w:pPr>
+        <w:pStyle w:val="Compact"/>
+        <w:numPr>
+          <w:ilvl w:val="1"/>
           <w:numId w:val="1059"/>
         </w:numPr>
       </w:pPr>
@@ -4474,79 +4786,143 @@
           <w:b/>
           <w:bCs/>
         </w:rPr>
-        <w:t xml:space="preserve">Commercial-side question:</w:t>
-      </w:r>
-      <w:r>
-        <w:t xml:space="preserve"> </w:t>
-      </w:r>
-      <w:r>
-        <w:t xml:space="preserve">can a facility member use HSA/FSA against a membership that includes Enyrgy? That is the facility’s transaction, not Enyrgy’s, but it is directly relevant to the Beyond Wellness conversation. Worth answering before Gino comes back.</w:t>
-      </w:r>
-    </w:p>
-    <w:p>
-      <w:pPr>
-        <w:pStyle w:val="FirstParagraph"/>
-      </w:pPr>
-      <w:r>
-        <w:rPr>
-          <w:b/>
-          <w:bCs/>
-        </w:rPr>
-        <w:t xml:space="preserve">Note:</w:t>
-      </w:r>
-      <w:r>
-        <w:t xml:space="preserve"> </w:t>
-      </w:r>
-      <w:r>
-        <w:t xml:space="preserve">the commercial unit is sold off-Shopify so it is absent from the catalog upload. That is correct, not a gap. HSA/FSA is a personal medical expense; a facility buying a unit is a business purchase.</w:t>
-      </w:r>
-    </w:p>
-    <w:bookmarkEnd w:id="13"/>
-    <w:bookmarkStart w:id="14" w:name="Xae772b08f0bfcd5c32ae5bd69e3a9a6a55fb107"/>
-    <w:p>
-      <w:pPr>
-        <w:pStyle w:val="Heading2"/>
-      </w:pPr>
-      <w:r>
-        <w:t xml:space="preserve">4c. Device app to GHL integration (started August 1, 2026)</w:t>
-      </w:r>
-    </w:p>
-    <w:p>
-      <w:pPr>
-        <w:pStyle w:val="FirstParagraph"/>
-      </w:pPr>
-      <w:r>
-        <w:t xml:space="preserve">Outcode is building two webhooks: one on user registration, one on completed session. Full detail in</w:t>
-      </w:r>
-      <w:r>
-        <w:t xml:space="preserve"> </w:t>
-      </w:r>
-      <w:r>
-        <w:rPr>
-          <w:rStyle w:val="VerbatimChar"/>
-        </w:rPr>
-        <w:t xml:space="preserve">Enyrgy_Device_Integration_Build_Plan.md</w:t>
-      </w:r>
-      <w:r>
-        <w:t xml:space="preserve"> </w:t>
-      </w:r>
-      <w:r>
-        <w:t xml:space="preserve">(internal) and</w:t>
-      </w:r>
-      <w:r>
-        <w:t xml:space="preserve"> </w:t>
-      </w:r>
-      <w:r>
-        <w:rPr>
-          <w:rStyle w:val="VerbatimChar"/>
-        </w:rPr>
-        <w:t xml:space="preserve">Enyrgy_Device_App_Webhook_Spec_v1.md</w:t>
-      </w:r>
-      <w:r>
-        <w:t xml:space="preserve"> </w:t>
-      </w:r>
-      <w:r>
-        <w:t xml:space="preserve">(vendor-facing, sent to Outcode Aug 1).</w:t>
+        <w:t xml:space="preserve">Why it cost nothing:</w:t>
+      </w:r>
+      <w:r>
+        <w:t xml:space="preserve"> </w:t>
+      </w:r>
+      <w:r>
+        <w:t xml:space="preserve">WF-01 already had a</w:t>
+      </w:r>
+      <w:r>
+        <w:t xml:space="preserve"> </w:t>
+      </w:r>
+      <w:r>
+        <w:rPr>
+          <w:rStyle w:val="VerbatimChar"/>
+        </w:rPr>
+        <w:t xml:space="preserve">Wait 1 Minute</w:t>
+      </w:r>
+      <w:r>
+        <w:t xml:space="preserve"> </w:t>
+      </w:r>
+      <w:r>
+        <w:t xml:space="preserve">between the trigger and Identify Client Type, so the guard sits after a delay that was already being paid. No added latency to lead routing, and WF-02’s 5-minute SMS timing is unchanged.</w:t>
+      </w:r>
+    </w:p>
+    <w:p>
+      <w:pPr>
+        <w:pStyle w:val="Compact"/>
+        <w:numPr>
+          <w:ilvl w:val="1"/>
+          <w:numId w:val="1059"/>
+        </w:numPr>
+      </w:pPr>
+      <w:r>
+        <w:rPr>
+          <w:b/>
+          <w:bCs/>
+        </w:rPr>
+        <w:t xml:space="preserve">Why a tag and not a custom field:</w:t>
+      </w:r>
+      <w:r>
+        <w:t xml:space="preserve"> </w:t>
+      </w:r>
+      <w:r>
+        <w:t xml:space="preserve">WF-32 creates the contact then adds tags within seconds, while WF-01 sits in its 1-minute wait, so the tag is present by evaluation time. Tags also land faster than custom-field writes, which is what made the FlexOffers refid unreliable at trigger level. It also needed no new custom fields, so it could be built before WF-32 exists.</w:t>
+      </w:r>
+    </w:p>
+    <w:p>
+      <w:pPr>
+        <w:pStyle w:val="Compact"/>
+        <w:numPr>
+          <w:ilvl w:val="1"/>
+          <w:numId w:val="1059"/>
+        </w:numPr>
+      </w:pPr>
+      <w:r>
+        <w:rPr>
+          <w:b/>
+          <w:bCs/>
+        </w:rPr>
+        <w:t xml:space="preserve">The harm it prevents:</w:t>
+      </w:r>
+      <w:r>
+        <w:t xml:space="preserve"> </w:t>
+      </w:r>
+      <w:r>
+        <w:t xml:space="preserve">the last branch is</w:t>
+      </w:r>
+      <w:r>
+        <w:t xml:space="preserve"> </w:t>
+      </w:r>
+      <w:r>
+        <w:rPr>
+          <w:rStyle w:val="VerbatimChar"/>
+        </w:rPr>
+        <w:t xml:space="preserve">Default Consumer</w:t>
+      </w:r>
+      <w:r>
+        <w:t xml:space="preserve">,</w:t>
+      </w:r>
+      <w:r>
+        <w:t xml:space="preserve"> </w:t>
+      </w:r>
+      <w:r>
+        <w:t xml:space="preserve">“when none of the conditions are met”</w:t>
+      </w:r>
+      <w:r>
+        <w:t xml:space="preserve">, so device users would have fallen through to</w:t>
+      </w:r>
+      <w:r>
+        <w:t xml:space="preserve"> </w:t>
+      </w:r>
+      <w:r>
+        <w:rPr>
+          <w:b/>
+          <w:bCs/>
+        </w:rPr>
+        <w:t xml:space="preserve">Tag As Consumer</w:t>
+      </w:r>
+      <w:r>
+        <w:t xml:space="preserve">.</w:t>
+      </w:r>
+      <w:r>
+        <w:t xml:space="preserve"> </w:t>
+      </w:r>
+      <w:r>
+        <w:rPr>
+          <w:rStyle w:val="VerbatimChar"/>
+        </w:rPr>
+        <w:t xml:space="preserve">type_consumer</w:t>
+      </w:r>
+      <w:r>
+        <w:t xml:space="preserve"> </w:t>
+      </w:r>
+      <w:r>
+        <w:t xml:space="preserve">is a Consumer Drip trigger tag, meaning every registered device user would have been enrolled in consumer lead nurture.</w:t>
+      </w:r>
+    </w:p>
+    <w:p>
+      <w:pPr>
+        <w:pStyle w:val="Compact"/>
+        <w:numPr>
+          <w:ilvl w:val="1"/>
+          <w:numId w:val="1059"/>
+        </w:numPr>
+      </w:pPr>
+      <w:r>
+        <w:rPr>
+          <w:b/>
+          <w:bCs/>
+        </w:rPr>
+        <w:t xml:space="preserve">Failure mode to remember:</w:t>
+      </w:r>
+      <w:r>
+        <w:t xml:space="preserve"> </w:t>
+      </w:r>
+      <w:r>
+        <w:t xml:space="preserve">a wrong or truncated tag string fails OPEN silently. Device users would route as consumers with no error raised. Both paths were tested.</w:t>
       </w:r>
     </w:p>
     <w:p>
@@ -4562,13 +4938,28 @@
           <w:b/>
           <w:bCs/>
         </w:rPr>
-        <w:t xml:space="preserve">Vendor spec sent to Outcode</w:t>
-      </w:r>
-      <w:r>
-        <w:t xml:space="preserve"> </w:t>
-      </w:r>
-      <w:r>
-        <w:t xml:space="preserve">(Aug 1) with the four webhook URLs in the email body. URLs are deliberately not in the repo; they function as credentials.</w:t>
+        <w:t xml:space="preserve">Build WF-32 New Device User Onboarding.</w:t>
+      </w:r>
+      <w:r>
+        <w:t xml:space="preserve"> </w:t>
+      </w:r>
+      <w:r>
+        <w:t xml:space="preserve">One workflow, not two: home and commercial users share nearly all content, and branching early would duplicate the whole sequence because GHL condition branches never rejoin. Store</w:t>
+      </w:r>
+      <w:r>
+        <w:t xml:space="preserve"> </w:t>
+      </w:r>
+      <w:r>
+        <w:rPr>
+          <w:rStyle w:val="VerbatimChar"/>
+        </w:rPr>
+        <w:t xml:space="preserve">device_type</w:t>
+      </w:r>
+      <w:r>
+        <w:t xml:space="preserve"> </w:t>
+      </w:r>
+      <w:r>
+        <w:t xml:space="preserve">so it can be split later if the copy diverges.</w:t>
       </w:r>
     </w:p>
     <w:p>
@@ -4584,10 +4975,29 @@
           <w:b/>
           <w:bCs/>
         </w:rPr>
-        <w:t xml:space="preserve">Four GHL workflows created and left in Draft</w:t>
-      </w:r>
-      <w:r>
-        <w:t xml:space="preserve">, each with a mapping reference captured from a sample payload: WF-32, WF-32T, WF-33, WF-33T.</w:t>
+        <w:t xml:space="preserve">Build WF-33 Treatment Sync and WF-34 Inactivity Nudge.</w:t>
+      </w:r>
+      <w:r>
+        <w:t xml:space="preserve"> </w:t>
+      </w:r>
+      <w:r>
+        <w:t xml:space="preserve">WF-34 is INTERIM, retired when the V2 app ships native nudges. Build it deliberately dumb: one wait, one message, no escalation or cooldown.</w:t>
+      </w:r>
+      <w:r>
+        <w:t xml:space="preserve"> </w:t>
+      </w:r>
+      <w:r>
+        <w:rPr>
+          <w:b/>
+          <w:bCs/>
+        </w:rPr>
+        <w:t xml:space="preserve">Retirement trigger is recorded in the build plan:</w:t>
+      </w:r>
+      <w:r>
+        <w:t xml:space="preserve"> </w:t>
+      </w:r>
+      <w:r>
+        <w:t xml:space="preserve">when V2 ships, unpublish WF-34 and strip the Remove/Add actions from WF-33, or users get nudged twice, once by push and once by GHL. Nothing errors; the only symptom is users learning to ignore both.</w:t>
       </w:r>
     </w:p>
     <w:p>
@@ -4603,97 +5013,20 @@
           <w:b/>
           <w:bCs/>
         </w:rPr>
-        <w:t xml:space="preserve">WF-01 GUARD: BUILT AND PUBLISHED (Aug 1).</w:t>
-      </w:r>
-      <w:r>
-        <w:t xml:space="preserve"> </w:t>
-      </w:r>
-      <w:r>
-        <w:t xml:space="preserve">Structure is</w:t>
-      </w:r>
-      <w:r>
-        <w:t xml:space="preserve"> </w:t>
-      </w:r>
-      <w:r>
-        <w:rPr>
-          <w:rStyle w:val="VerbatimChar"/>
-        </w:rPr>
-        <w:t xml:space="preserve">Contact created</w:t>
-      </w:r>
-      <w:r>
-        <w:t xml:space="preserve"> </w:t>
-      </w:r>
-      <w:r>
-        <w:t xml:space="preserve">(no filters) -&gt;</w:t>
-      </w:r>
-      <w:r>
-        <w:t xml:space="preserve"> </w:t>
-      </w:r>
-      <w:r>
-        <w:rPr>
-          <w:rStyle w:val="VerbatimChar"/>
-        </w:rPr>
-        <w:t xml:space="preserve">Wait 1 Minute</w:t>
-      </w:r>
-      <w:r>
-        <w:t xml:space="preserve"> </w:t>
-      </w:r>
-      <w:r>
-        <w:t xml:space="preserve">-&gt;</w:t>
-      </w:r>
-      <w:r>
-        <w:t xml:space="preserve"> </w:t>
-      </w:r>
-      <w:r>
-        <w:rPr>
-          <w:rStyle w:val="VerbatimChar"/>
-          <w:b/>
-          <w:bCs/>
-        </w:rPr>
-        <w:t xml:space="preserve">Device User Check</w:t>
-      </w:r>
-      <w:r>
-        <w:t xml:space="preserve"> </w:t>
-      </w:r>
-      <w:r>
-        <w:t xml:space="preserve">If/Else -&gt; branch</w:t>
-      </w:r>
-      <w:r>
-        <w:t xml:space="preserve"> </w:t>
-      </w:r>
-      <w:r>
-        <w:rPr>
-          <w:rStyle w:val="VerbatimChar"/>
-        </w:rPr>
-        <w:t xml:space="preserve">Tags does not include source_device_app</w:t>
-      </w:r>
-      <w:r>
-        <w:t xml:space="preserve"> </w:t>
-      </w:r>
-      <w:r>
-        <w:t xml:space="preserve">continues to Identify Client Type and the five client-type branches; the</w:t>
-      </w:r>
-      <w:r>
-        <w:t xml:space="preserve"> </w:t>
-      </w:r>
-      <w:r>
-        <w:rPr>
-          <w:rStyle w:val="VerbatimChar"/>
-        </w:rPr>
-        <w:t xml:space="preserve">None</w:t>
-      </w:r>
-      <w:r>
-        <w:t xml:space="preserve"> </w:t>
-      </w:r>
-      <w:r>
-        <w:t xml:space="preserve">branch ends. So a device user stops and a real lead routes normally.</w:t>
-      </w:r>
-    </w:p>
-    <w:p>
-      <w:pPr>
-        <w:pStyle w:val="Compact"/>
-        <w:numPr>
-          <w:ilvl w:val="1"/>
+        <w:t xml:space="preserve">New custom fields:</w:t>
+      </w:r>
+      <w:r>
+        <w:t xml:space="preserve"> </w:t>
+      </w:r>
+      <w:r>
+        <w:t xml:space="preserve">Consent Timestamp, Device Type, Facility Name, Device ID, Last Treatment Date, Session Count Total. Registration Date, Skin Type, Gender, Height, Weight and Vitamin D Level already exist in the Health Profile folder.</w:t>
+      </w:r>
+    </w:p>
+    <w:p>
+      <w:pPr>
+        <w:pStyle w:val="Compact"/>
+        <w:numPr>
+          <w:ilvl w:val="0"/>
           <w:numId w:val="1063"/>
         </w:numPr>
       </w:pPr>
@@ -4702,143 +5035,13 @@
           <w:b/>
           <w:bCs/>
         </w:rPr>
-        <w:t xml:space="preserve">Why it cost nothing:</w:t>
-      </w:r>
-      <w:r>
-        <w:t xml:space="preserve"> </w:t>
-      </w:r>
-      <w:r>
-        <w:t xml:space="preserve">WF-01 already had a</w:t>
-      </w:r>
-      <w:r>
-        <w:t xml:space="preserve"> </w:t>
-      </w:r>
-      <w:r>
-        <w:rPr>
-          <w:rStyle w:val="VerbatimChar"/>
-        </w:rPr>
-        <w:t xml:space="preserve">Wait 1 Minute</w:t>
-      </w:r>
-      <w:r>
-        <w:t xml:space="preserve"> </w:t>
-      </w:r>
-      <w:r>
-        <w:t xml:space="preserve">between the trigger and Identify Client Type, so the guard sits after a delay that was already being paid. No added latency to lead routing, and WF-02’s 5-minute SMS timing is unchanged.</w:t>
-      </w:r>
-    </w:p>
-    <w:p>
-      <w:pPr>
-        <w:pStyle w:val="Compact"/>
-        <w:numPr>
-          <w:ilvl w:val="1"/>
-          <w:numId w:val="1063"/>
-        </w:numPr>
-      </w:pPr>
-      <w:r>
-        <w:rPr>
-          <w:b/>
-          <w:bCs/>
-        </w:rPr>
-        <w:t xml:space="preserve">Why a tag and not a custom field:</w:t>
-      </w:r>
-      <w:r>
-        <w:t xml:space="preserve"> </w:t>
-      </w:r>
-      <w:r>
-        <w:t xml:space="preserve">WF-32 creates the contact then adds tags within seconds, while WF-01 sits in its 1-minute wait, so the tag is present by evaluation time. Tags also land faster than custom-field writes, which is what made the FlexOffers refid unreliable at trigger level. It also needed no new custom fields, so it could be built before WF-32 exists.</w:t>
-      </w:r>
-    </w:p>
-    <w:p>
-      <w:pPr>
-        <w:pStyle w:val="Compact"/>
-        <w:numPr>
-          <w:ilvl w:val="1"/>
-          <w:numId w:val="1063"/>
-        </w:numPr>
-      </w:pPr>
-      <w:r>
-        <w:rPr>
-          <w:b/>
-          <w:bCs/>
-        </w:rPr>
-        <w:t xml:space="preserve">The harm it prevents:</w:t>
-      </w:r>
-      <w:r>
-        <w:t xml:space="preserve"> </w:t>
-      </w:r>
-      <w:r>
-        <w:t xml:space="preserve">the last branch is</w:t>
-      </w:r>
-      <w:r>
-        <w:t xml:space="preserve"> </w:t>
-      </w:r>
-      <w:r>
-        <w:rPr>
-          <w:rStyle w:val="VerbatimChar"/>
-        </w:rPr>
-        <w:t xml:space="preserve">Default Consumer</w:t>
-      </w:r>
-      <w:r>
-        <w:t xml:space="preserve">,</w:t>
-      </w:r>
-      <w:r>
-        <w:t xml:space="preserve"> </w:t>
-      </w:r>
-      <w:r>
-        <w:t xml:space="preserve">“when none of the conditions are met”</w:t>
-      </w:r>
-      <w:r>
-        <w:t xml:space="preserve">, so device users would have fallen through to</w:t>
-      </w:r>
-      <w:r>
-        <w:t xml:space="preserve"> </w:t>
-      </w:r>
-      <w:r>
-        <w:rPr>
-          <w:b/>
-          <w:bCs/>
-        </w:rPr>
-        <w:t xml:space="preserve">Tag As Consumer</w:t>
-      </w:r>
-      <w:r>
-        <w:t xml:space="preserve">.</w:t>
-      </w:r>
-      <w:r>
-        <w:t xml:space="preserve"> </w:t>
-      </w:r>
-      <w:r>
-        <w:rPr>
-          <w:rStyle w:val="VerbatimChar"/>
-        </w:rPr>
-        <w:t xml:space="preserve">type_consumer</w:t>
-      </w:r>
-      <w:r>
-        <w:t xml:space="preserve"> </w:t>
-      </w:r>
-      <w:r>
-        <w:t xml:space="preserve">is a Consumer Drip trigger tag, meaning every registered device user would have been enrolled in consumer lead nurture.</w:t>
-      </w:r>
-    </w:p>
-    <w:p>
-      <w:pPr>
-        <w:pStyle w:val="Compact"/>
-        <w:numPr>
-          <w:ilvl w:val="1"/>
-          <w:numId w:val="1063"/>
-        </w:numPr>
-      </w:pPr>
-      <w:r>
-        <w:rPr>
-          <w:b/>
-          <w:bCs/>
-        </w:rPr>
-        <w:t xml:space="preserve">Failure mode to remember:</w:t>
-      </w:r>
-      <w:r>
-        <w:t xml:space="preserve"> </w:t>
-      </w:r>
-      <w:r>
-        <w:t xml:space="preserve">a wrong or truncated tag string fails OPEN silently. Device users would route as consumers with no error raised. Both paths were tested.</w:t>
+        <w:t xml:space="preserve">Confirm GHL workflow execution limits</w:t>
+      </w:r>
+      <w:r>
+        <w:t xml:space="preserve"> </w:t>
+      </w:r>
+      <w:r>
+        <w:t xml:space="preserve">before go-live. Per-session firing is roughly 3,000 calls a week at current user count, around 140,000 executions a year. Failure mode is silent throttling, not a visible error. Bounded by the WF-34 lifespan, since Endpoint 2 drops to a periodic sync afterwards.</w:t>
       </w:r>
     </w:p>
     <w:p>
@@ -4854,28 +5057,56 @@
           <w:b/>
           <w:bCs/>
         </w:rPr>
-        <w:t xml:space="preserve">Build WF-32 New Device User Onboarding.</w:t>
-      </w:r>
-      <w:r>
-        <w:t xml:space="preserve"> </w:t>
-      </w:r>
-      <w:r>
-        <w:t xml:space="preserve">One workflow, not two: home and commercial users share nearly all content, and branching early would duplicate the whole sequence because GHL condition branches never rejoin. Store</w:t>
-      </w:r>
-      <w:r>
-        <w:t xml:space="preserve"> </w:t>
-      </w:r>
-      <w:r>
-        <w:rPr>
-          <w:rStyle w:val="VerbatimChar"/>
-        </w:rPr>
-        <w:t xml:space="preserve">device_type</w:t>
-      </w:r>
-      <w:r>
-        <w:t xml:space="preserve"> </w:t>
-      </w:r>
-      <w:r>
-        <w:t xml:space="preserve">so it can be split later if the copy diverges.</w:t>
+        <w:t xml:space="preserve">AWAITING OUTCODE:</w:t>
+      </w:r>
+      <w:r>
+        <w:t xml:space="preserve"> </w:t>
+      </w:r>
+      <w:r>
+        <w:t xml:space="preserve">the build, plus answers to the five questions in section 9 of the vendor spec, notably whether the app captures explicit email consent at registration distinct from using email as the login identifier.</w:t>
+      </w:r>
+    </w:p>
+    <w:p>
+      <w:pPr>
+        <w:pStyle w:val="FirstParagraph"/>
+      </w:pPr>
+      <w:r>
+        <w:rPr>
+          <w:b/>
+          <w:bCs/>
+        </w:rPr>
+        <w:t xml:space="preserve">Scope note:</w:t>
+      </w:r>
+      <w:r>
+        <w:t xml:space="preserve"> </w:t>
+      </w:r>
+      <w:r>
+        <w:t xml:space="preserve">the V2 app absorbs nudges, milestone messaging,</w:t>
+      </w:r>
+      <w:r>
+        <w:t xml:space="preserve"> </w:t>
+      </w:r>
+      <w:r>
+        <w:rPr>
+          <w:rStyle w:val="VerbatimChar"/>
+        </w:rPr>
+        <w:t xml:space="preserve">sessions_10_complete</w:t>
+      </w:r>
+      <w:r>
+        <w:t xml:space="preserve"> </w:t>
+      </w:r>
+      <w:r>
+        <w:t xml:space="preserve">tagging and session-based segmentation, so do NOT build those in GHL. Map the payload to contact fields and stop. GHL keeps two things permanently: CRM context on the contact record, and deep-lapse reactivation, because the app can only reach users who still open the app.</w:t>
+      </w:r>
+    </w:p>
+    <w:bookmarkEnd w:id="14"/>
+    <w:bookmarkStart w:id="15" w:name="Xe837bf8dbdf53b86ca87a9b99e4925adf0bf51c"/>
+    <w:p>
+      <w:pPr>
+        <w:pStyle w:val="Heading2"/>
+      </w:pPr>
+      <w:r>
+        <w:t xml:space="preserve">4d. Inbound reply visibility: RESOLVED August 4, 2026</w:t>
       </w:r>
     </w:p>
     <w:p>
@@ -4891,29 +5122,13 @@
           <w:b/>
           <w:bCs/>
         </w:rPr>
-        <w:t xml:space="preserve">Build WF-33 Treatment Sync and WF-34 Inactivity Nudge.</w:t>
-      </w:r>
-      <w:r>
-        <w:t xml:space="preserve"> </w:t>
-      </w:r>
-      <w:r>
-        <w:t xml:space="preserve">WF-34 is INTERIM, retired when the V2 app ships native nudges. Build it deliberately dumb: one wait, one message, no escalation or cooldown.</w:t>
-      </w:r>
-      <w:r>
-        <w:t xml:space="preserve"> </w:t>
-      </w:r>
-      <w:r>
-        <w:rPr>
-          <w:b/>
-          <w:bCs/>
-        </w:rPr>
-        <w:t xml:space="preserve">Retirement trigger is recorded in the build plan:</w:t>
-      </w:r>
-      <w:r>
-        <w:t xml:space="preserve"> </w:t>
-      </w:r>
-      <w:r>
-        <w:t xml:space="preserve">when V2 ships, unpublish WF-34 and strip the Remove/Add actions from WF-33, or users get nudged twice, once by push and once by GHL. Nothing errors; the only symptom is users learning to ignore both.</w:t>
+        <w:t xml:space="preserve">Conversation Notifications: Email enabled on all six rows.</w:t>
+      </w:r>
+      <w:r>
+        <w:t xml:space="preserve"> </w:t>
+      </w:r>
+      <w:r>
+        <w:t xml:space="preserve">They had In-App only, which renders inside GHL and nowhere else, so replies to GHL-sent email were invisible unless already logged in. A reply to the Q2 investor update was nearly missed this way. SMS left off deliberately; email reaches the same phone and watch with no per-segment cost.</w:t>
       </w:r>
     </w:p>
     <w:p>
@@ -4929,13 +5144,68 @@
           <w:b/>
           <w:bCs/>
         </w:rPr>
-        <w:t xml:space="preserve">New custom fields:</w:t>
-      </w:r>
-      <w:r>
-        <w:t xml:space="preserve"> </w:t>
-      </w:r>
-      <w:r>
-        <w:t xml:space="preserve">Consent Timestamp, Device Type, Facility Name, Device ID, Last Treatment Date, Session Count Total. Registration Date, Skin Type, Gender, Height, Weight and Vitamin D Level already exist in the Health Profile folder.</w:t>
+        <w:t xml:space="preserve">Tested Aug 3 and 4. The built-in notification carries no message text.</w:t>
+      </w:r>
+      <w:r>
+        <w:t xml:space="preserve"> </w:t>
+      </w:r>
+      <w:r>
+        <w:t xml:space="preserve">A reply containing the marker</w:t>
+      </w:r>
+      <w:r>
+        <w:t xml:space="preserve"> </w:t>
+      </w:r>
+      <w:r>
+        <w:rPr>
+          <w:rStyle w:val="VerbatimChar"/>
+        </w:rPr>
+        <w:t xml:space="preserve">PURPLE-ELEVEN</w:t>
+      </w:r>
+      <w:r>
+        <w:t xml:space="preserve"> </w:t>
+      </w:r>
+      <w:r>
+        <w:t xml:space="preserve">produced a notification with no trace of it.</w:t>
+      </w:r>
+      <w:r>
+        <w:t xml:space="preserve"> </w:t>
+      </w:r>
+      <w:r>
+        <w:rPr>
+          <w:b/>
+          <w:bCs/>
+        </w:rPr>
+        <w:t xml:space="preserve">Worse, its reply path is a trap:</w:t>
+      </w:r>
+      <w:r>
+        <w:t xml:space="preserve"> </w:t>
+      </w:r>
+      <w:r>
+        <w:t xml:space="preserve">GHL sends the notification as though it came from Scott, so hitting reply addresses</w:t>
+      </w:r>
+      <w:r>
+        <w:t xml:space="preserve"> </w:t>
+      </w:r>
+      <w:r>
+        <w:rPr>
+          <w:rStyle w:val="VerbatimChar"/>
+        </w:rPr>
+        <w:t xml:space="preserve">scott@mg.enyrgy.com</w:t>
+      </w:r>
+      <w:r>
+        <w:t xml:space="preserve">, Scott’s own address on the sending subdomain. It reaches nobody and nothing errors. That is very likely what created a junk contact for</w:t>
+      </w:r>
+      <w:r>
+        <w:t xml:space="preserve"> </w:t>
+      </w:r>
+      <w:r>
+        <w:rPr>
+          <w:rStyle w:val="VerbatimChar"/>
+        </w:rPr>
+        <w:t xml:space="preserve">scott@enyrgy.com</w:t>
+      </w:r>
+      <w:r>
+        <w:t xml:space="preserve">, see section 4e.</w:t>
       </w:r>
     </w:p>
     <w:p>
@@ -4951,13 +5221,25 @@
           <w:b/>
           <w:bCs/>
         </w:rPr>
-        <w:t xml:space="preserve">Confirm GHL workflow execution limits</w:t>
-      </w:r>
-      <w:r>
-        <w:t xml:space="preserve"> </w:t>
-      </w:r>
-      <w:r>
-        <w:t xml:space="preserve">before go-live. Per-session firing is roughly 3,000 calls a week at current user count, around 140,000 executions a year. Failure mode is silent throttling, not a visible error. Bounded by the WF-34 lifespan, since Endpoint 2 drops to a periodic sync afterwards.</w:t>
+        <w:t xml:space="preserve">WF-35 Customer Replied Notification BUILT, LIVE and fully verified (Aug 3-4).</w:t>
+      </w:r>
+      <w:r>
+        <w:t xml:space="preserve"> </w:t>
+      </w:r>
+      <w:r>
+        <w:t xml:space="preserve">Unfiltered trigger so every inbound channel is covered, If/Else on assigned user so the alert follows whoever owns the contact rather than a hardcoded name, message body and contact link included. Full capture in</w:t>
+      </w:r>
+      <w:r>
+        <w:t xml:space="preserve"> </w:t>
+      </w:r>
+      <w:r>
+        <w:rPr>
+          <w:rStyle w:val="VerbatimChar"/>
+        </w:rPr>
+        <w:t xml:space="preserve">campaigns/WF-35-customer-replied.md</w:t>
+      </w:r>
+      <w:r>
+        <w:t xml:space="preserve">.</w:t>
       </w:r>
     </w:p>
     <w:p>
@@ -4973,56 +5255,13 @@
           <w:b/>
           <w:bCs/>
         </w:rPr>
-        <w:t xml:space="preserve">AWAITING OUTCODE:</w:t>
-      </w:r>
-      <w:r>
-        <w:t xml:space="preserve"> </w:t>
-      </w:r>
-      <w:r>
-        <w:t xml:space="preserve">the build, plus answers to the five questions in section 9 of the vendor spec, notably whether the app captures explicit email consent at registration distinct from using email as the login identifier.</w:t>
-      </w:r>
-    </w:p>
-    <w:p>
-      <w:pPr>
-        <w:pStyle w:val="FirstParagraph"/>
-      </w:pPr>
-      <w:r>
-        <w:rPr>
-          <w:b/>
-          <w:bCs/>
-        </w:rPr>
-        <w:t xml:space="preserve">Scope note:</w:t>
-      </w:r>
-      <w:r>
-        <w:t xml:space="preserve"> </w:t>
-      </w:r>
-      <w:r>
-        <w:t xml:space="preserve">the V2 app absorbs nudges, milestone messaging,</w:t>
-      </w:r>
-      <w:r>
-        <w:t xml:space="preserve"> </w:t>
-      </w:r>
-      <w:r>
-        <w:rPr>
-          <w:rStyle w:val="VerbatimChar"/>
-        </w:rPr>
-        <w:t xml:space="preserve">sessions_10_complete</w:t>
-      </w:r>
-      <w:r>
-        <w:t xml:space="preserve"> </w:t>
-      </w:r>
-      <w:r>
-        <w:t xml:space="preserve">tagging and session-based segmentation, so do NOT build those in GHL. Map the payload to contact fields and stop. GHL keeps two things permanently: CRM context on the contact record, and deep-lapse reactivation, because the app can only reach users who still open the app.</w:t>
-      </w:r>
-    </w:p>
-    <w:bookmarkEnd w:id="14"/>
-    <w:bookmarkStart w:id="15" w:name="Xe837bf8dbdf53b86ca87a9b99e4925adf0bf51c"/>
-    <w:p>
-      <w:pPr>
-        <w:pStyle w:val="Heading2"/>
-      </w:pPr>
-      <w:r>
-        <w:t xml:space="preserve">4d. Inbound reply visibility: RESOLVED August 4, 2026</w:t>
+        <w:t xml:space="preserve">Allow Re-Entry verified ON.</w:t>
+      </w:r>
+      <w:r>
+        <w:t xml:space="preserve"> </w:t>
+      </w:r>
+      <w:r>
+        <w:t xml:space="preserve">Two replies from the same contact produced two enrollments and two notifications. Had it been off, only a contact’s first ever reply would have notified anyone while the workflow appeared to work.</w:t>
       </w:r>
     </w:p>
     <w:p>
@@ -5038,13 +5277,13 @@
           <w:b/>
           <w:bCs/>
         </w:rPr>
-        <w:t xml:space="preserve">Conversation Notifications: Email enabled on all six rows.</w:t>
-      </w:r>
-      <w:r>
-        <w:t xml:space="preserve"> </w:t>
-      </w:r>
-      <w:r>
-        <w:t xml:space="preserve">They had In-App only, which renders inside GHL and nowhere else, so replies to GHL-sent email were invisible unless already logged in. A reply to the Q2 investor update was nearly missed this way. SMS left off deliberately; email reaches the same phone and watch with no per-segment cost.</w:t>
+        <w:t xml:space="preserve">Duplicate notifications resolved.</w:t>
+      </w:r>
+      <w:r>
+        <w:t xml:space="preserve"> </w:t>
+      </w:r>
+      <w:r>
+        <w:t xml:space="preserve">Conversation Notification rows 1 and 3 switched from Email to In-App. In-App deliberately kept rather than off: a cold inbound from someone never emailed first is untested against the Customer Replied trigger, so the bell remains as a safety net.</w:t>
       </w:r>
     </w:p>
     <w:p>
@@ -5060,68 +5299,13 @@
           <w:b/>
           <w:bCs/>
         </w:rPr>
-        <w:t xml:space="preserve">Tested Aug 3 and 4. The built-in notification carries no message text.</w:t>
-      </w:r>
-      <w:r>
-        <w:t xml:space="preserve"> </w:t>
-      </w:r>
-      <w:r>
-        <w:t xml:space="preserve">A reply containing the marker</w:t>
-      </w:r>
-      <w:r>
-        <w:t xml:space="preserve"> </w:t>
-      </w:r>
-      <w:r>
-        <w:rPr>
-          <w:rStyle w:val="VerbatimChar"/>
-        </w:rPr>
-        <w:t xml:space="preserve">PURPLE-ELEVEN</w:t>
-      </w:r>
-      <w:r>
-        <w:t xml:space="preserve"> </w:t>
-      </w:r>
-      <w:r>
-        <w:t xml:space="preserve">produced a notification with no trace of it.</w:t>
-      </w:r>
-      <w:r>
-        <w:t xml:space="preserve"> </w:t>
-      </w:r>
-      <w:r>
-        <w:rPr>
-          <w:b/>
-          <w:bCs/>
-        </w:rPr>
-        <w:t xml:space="preserve">Worse, its reply path is a trap:</w:t>
-      </w:r>
-      <w:r>
-        <w:t xml:space="preserve"> </w:t>
-      </w:r>
-      <w:r>
-        <w:t xml:space="preserve">GHL sends the notification as though it came from Scott, so hitting reply addresses</w:t>
-      </w:r>
-      <w:r>
-        <w:t xml:space="preserve"> </w:t>
-      </w:r>
-      <w:r>
-        <w:rPr>
-          <w:rStyle w:val="VerbatimChar"/>
-        </w:rPr>
-        <w:t xml:space="preserve">scott@mg.enyrgy.com</w:t>
-      </w:r>
-      <w:r>
-        <w:t xml:space="preserve">, Scott’s own address on the sending subdomain. It reaches nobody and nothing errors. That is very likely what created a junk contact for</w:t>
-      </w:r>
-      <w:r>
-        <w:t xml:space="preserve"> </w:t>
-      </w:r>
-      <w:r>
-        <w:rPr>
-          <w:rStyle w:val="VerbatimChar"/>
-        </w:rPr>
-        <w:t xml:space="preserve">scott@enyrgy.com</w:t>
-      </w:r>
-      <w:r>
-        <w:t xml:space="preserve">, see section 4e.</w:t>
+        <w:t xml:space="preserve">Open, low priority:</w:t>
+      </w:r>
+      <w:r>
+        <w:t xml:space="preserve"> </w:t>
+      </w:r>
+      <w:r>
+        <w:t xml:space="preserve">an unsubscribe link is appended to internal notifications. If clicked it may unsubscribe the recipient and silence reply notifications, presenting as the original problem. Do not click. Whether it can be suppressed at the location email-footer level is unresolved.</w:t>
       </w:r>
     </w:p>
     <w:p>
@@ -5137,25 +5321,41 @@
           <w:b/>
           <w:bCs/>
         </w:rPr>
-        <w:t xml:space="preserve">WF-35 Customer Replied Notification BUILT, LIVE and fully verified (Aug 3-4).</w:t>
-      </w:r>
-      <w:r>
-        <w:t xml:space="preserve"> </w:t>
-      </w:r>
-      <w:r>
-        <w:t xml:space="preserve">Unfiltered trigger so every inbound channel is covered, If/Else on assigned user so the alert follows whoever owns the contact rather than a hardcoded name, message body and contact link included. Full capture in</w:t>
-      </w:r>
-      <w:r>
-        <w:t xml:space="preserve"> </w:t>
-      </w:r>
-      <w:r>
-        <w:rPr>
-          <w:rStyle w:val="VerbatimChar"/>
-        </w:rPr>
-        <w:t xml:space="preserve">campaigns/WF-35-customer-replied.md</w:t>
-      </w:r>
-      <w:r>
-        <w:t xml:space="preserve">.</w:t>
+        <w:t xml:space="preserve">Missing testimonial: RESOLVED Aug 2, false alarm.</w:t>
+      </w:r>
+      <w:r>
+        <w:t xml:space="preserve"> </w:t>
+      </w:r>
+      <w:r>
+        <w:t xml:space="preserve">The message was a text saying they intended to send one, not a testimonial itself. Nothing was lost and nobody is owed a gift card. Worth noting the real lesson stands anyway: the reply was still only visible inside GHL, which is what prompted the notification fix above.</w:t>
+      </w:r>
+    </w:p>
+    <w:p>
+      <w:pPr>
+        <w:pStyle w:val="FirstParagraph"/>
+      </w:pPr>
+      <w:r>
+        <w:rPr>
+          <w:b/>
+          <w:bCs/>
+        </w:rPr>
+        <w:t xml:space="preserve">DO NOT repoint Reply-To to bypass GHL.</w:t>
+      </w:r>
+      <w:r>
+        <w:t xml:space="preserve"> </w:t>
+      </w:r>
+      <w:r>
+        <w:t xml:space="preserve">Stop-on-Response depends on GHL seeing replies. Route them around it and anyone who replies keeps receiving drip emails.</w:t>
+      </w:r>
+    </w:p>
+    <w:bookmarkEnd w:id="15"/>
+    <w:bookmarkStart w:id="16" w:name="X20ecf8d0101cbeb380a3050bea348bce05794c5"/>
+    <w:p>
+      <w:pPr>
+        <w:pStyle w:val="Heading2"/>
+      </w:pPr>
+      <w:r>
+        <w:t xml:space="preserve">4e. WF-01 was creating consumer leads from inbound email: FIXED August 4, 2026</w:t>
       </w:r>
     </w:p>
     <w:p>
@@ -5167,17 +5367,354 @@
         </w:numPr>
       </w:pPr>
       <w:r>
-        <w:rPr>
-          <w:b/>
-          <w:bCs/>
-        </w:rPr>
-        <w:t xml:space="preserve">Allow Re-Entry verified ON.</w:t>
-      </w:r>
-      <w:r>
-        <w:t xml:space="preserve"> </w:t>
-      </w:r>
-      <w:r>
-        <w:t xml:space="preserve">Two replies from the same contact produced two enrollments and two notifications. Had it been off, only a contact’s first ever reply would have notified anyone while the workflow appeared to work.</w:t>
+        <w:t xml:space="preserve">☒</w:t>
+      </w:r>
+      <w:r>
+        <w:t xml:space="preserve"> </w:t>
+      </w:r>
+      <w:r>
+        <w:rPr>
+          <w:b/>
+          <w:bCs/>
+        </w:rPr>
+        <w:t xml:space="preserve">The leak.</w:t>
+      </w:r>
+      <w:r>
+        <w:t xml:space="preserve"> </w:t>
+      </w:r>
+      <w:r>
+        <w:t xml:space="preserve">Any inbound email to</w:t>
+      </w:r>
+      <w:r>
+        <w:t xml:space="preserve"> </w:t>
+      </w:r>
+      <w:r>
+        <w:rPr>
+          <w:rStyle w:val="VerbatimChar"/>
+        </w:rPr>
+        <w:t xml:space="preserve">mg.enyrgy.com</w:t>
+      </w:r>
+      <w:r>
+        <w:t xml:space="preserve"> </w:t>
+      </w:r>
+      <w:r>
+        <w:t xml:space="preserve">from an address GHL did not recognise created a contact. WF-01 New Lead Router then routed it, and its last branch is</w:t>
+      </w:r>
+      <w:r>
+        <w:t xml:space="preserve"> </w:t>
+      </w:r>
+      <w:r>
+        <w:rPr>
+          <w:rStyle w:val="VerbatimChar"/>
+        </w:rPr>
+        <w:t xml:space="preserve">Default Consumer</w:t>
+      </w:r>
+      <w:r>
+        <w:t xml:space="preserve"> </w:t>
+      </w:r>
+      <w:r>
+        <w:t xml:space="preserve">“when none of the conditions are met”</w:t>
+      </w:r>
+      <w:r>
+        <w:t xml:space="preserve">, so it landed there and was tagged</w:t>
+      </w:r>
+      <w:r>
+        <w:t xml:space="preserve"> </w:t>
+      </w:r>
+      <w:r>
+        <w:rPr>
+          <w:rStyle w:val="VerbatimChar"/>
+        </w:rPr>
+        <w:t xml:space="preserve">type_consumer</w:t>
+      </w:r>
+      <w:r>
+        <w:t xml:space="preserve">, which triggers the Consumer Drip.</w:t>
+      </w:r>
+      <w:r>
+        <w:t xml:space="preserve"> </w:t>
+      </w:r>
+      <w:r>
+        <w:rPr>
+          <w:b/>
+          <w:bCs/>
+        </w:rPr>
+        <w:t xml:space="preserve">Auto-replies, out-of-office bounces, vendor mail and spam all qualified.</w:t>
+      </w:r>
+      <w:r>
+        <w:t xml:space="preserve"> </w:t>
+      </w:r>
+      <w:r>
+        <w:t xml:space="preserve">Nothing errored. Found when Scott’s own address turned up in the drip with an Opportunity in the Consumer Product Pipeline.</w:t>
+      </w:r>
+    </w:p>
+    <w:p>
+      <w:pPr>
+        <w:pStyle w:val="Compact"/>
+        <w:numPr>
+          <w:ilvl w:val="0"/>
+          <w:numId w:val="1072"/>
+        </w:numPr>
+      </w:pPr>
+      <w:r>
+        <w:t xml:space="preserve">☒</w:t>
+      </w:r>
+      <w:r>
+        <w:t xml:space="preserve"> </w:t>
+      </w:r>
+      <w:r>
+        <w:rPr>
+          <w:b/>
+          <w:bCs/>
+        </w:rPr>
+        <w:t xml:space="preserve">Fixed.</w:t>
+      </w:r>
+      <w:r>
+        <w:t xml:space="preserve"> </w:t>
+      </w:r>
+      <w:r>
+        <w:t xml:space="preserve">WF-01’s Device User Check now reads</w:t>
+      </w:r>
+      <w:r>
+        <w:t xml:space="preserve"> </w:t>
+      </w:r>
+      <w:r>
+        <w:rPr>
+          <w:rStyle w:val="VerbatimChar"/>
+        </w:rPr>
+        <w:t xml:space="preserve">Tags does NOT include source_device_app AND Email does not contain @enyrgy.com AND Tags does NOT include no_route</w:t>
+      </w:r>
+      <w:r>
+        <w:t xml:space="preserve">.</w:t>
+      </w:r>
+    </w:p>
+    <w:p>
+      <w:pPr>
+        <w:pStyle w:val="Compact"/>
+        <w:numPr>
+          <w:ilvl w:val="0"/>
+          <w:numId w:val="1072"/>
+        </w:numPr>
+      </w:pPr>
+      <w:r>
+        <w:t xml:space="preserve">☒</w:t>
+      </w:r>
+      <w:r>
+        <w:t xml:space="preserve"> </w:t>
+      </w:r>
+      <w:r>
+        <w:rPr>
+          <w:b/>
+          <w:bCs/>
+        </w:rPr>
+        <w:t xml:space="preserve">Verified in both directions.</w:t>
+      </w:r>
+      <w:r>
+        <w:t xml:space="preserve"> </w:t>
+      </w:r>
+      <w:r>
+        <w:t xml:space="preserve">The real risk in the fix was that an empty email field might evaluate as false on</w:t>
+      </w:r>
+      <w:r>
+        <w:t xml:space="preserve"> </w:t>
+      </w:r>
+      <w:r>
+        <w:rPr>
+          <w:rStyle w:val="VerbatimChar"/>
+        </w:rPr>
+        <w:t xml:space="preserve">does not contain</w:t>
+      </w:r>
+      <w:r>
+        <w:t xml:space="preserve">, trading a leak for a blackout on phone-only leads. A phone-only test contact received</w:t>
+      </w:r>
+      <w:r>
+        <w:t xml:space="preserve"> </w:t>
+      </w:r>
+      <w:r>
+        <w:rPr>
+          <w:rStyle w:val="VerbatimChar"/>
+        </w:rPr>
+        <w:t xml:space="preserve">type_consumer</w:t>
+      </w:r>
+      <w:r>
+        <w:t xml:space="preserve"> </w:t>
+      </w:r>
+      <w:r>
+        <w:t xml:space="preserve">normally, so empty passes.</w:t>
+      </w:r>
+    </w:p>
+    <w:p>
+      <w:pPr>
+        <w:pStyle w:val="Compact"/>
+        <w:numPr>
+          <w:ilvl w:val="0"/>
+          <w:numId w:val="1072"/>
+        </w:numPr>
+      </w:pPr>
+      <w:r>
+        <w:t xml:space="preserve">☒</w:t>
+      </w:r>
+      <w:r>
+        <w:t xml:space="preserve"> </w:t>
+      </w:r>
+      <w:r>
+        <w:rPr>
+          <w:b/>
+          <w:bCs/>
+        </w:rPr>
+        <w:t xml:space="preserve">Swept.</w:t>
+      </w:r>
+      <w:r>
+        <w:t xml:space="preserve"> </w:t>
+      </w:r>
+      <w:r>
+        <w:rPr>
+          <w:rStyle w:val="VerbatimChar"/>
+        </w:rPr>
+        <w:t xml:space="preserve">Email contains @enyrgy.com</w:t>
+      </w:r>
+      <w:r>
+        <w:t xml:space="preserve"> </w:t>
+      </w:r>
+      <w:r>
+        <w:t xml:space="preserve">returned three records, all employees or contractors who are also device users, all carrying</w:t>
+      </w:r>
+      <w:r>
+        <w:t xml:space="preserve"> </w:t>
+      </w:r>
+      <w:r>
+        <w:rPr>
+          <w:rStyle w:val="VerbatimChar"/>
+        </w:rPr>
+        <w:t xml:space="preserve">drip_bypass</w:t>
+      </w:r>
+      <w:r>
+        <w:t xml:space="preserve"> </w:t>
+      </w:r>
+      <w:r>
+        <w:t xml:space="preserve">+</w:t>
+      </w:r>
+      <w:r>
+        <w:t xml:space="preserve"> </w:t>
+      </w:r>
+      <w:r>
+        <w:rPr>
+          <w:rStyle w:val="VerbatimChar"/>
+        </w:rPr>
+        <w:t xml:space="preserve">legacy_customer</w:t>
+      </w:r>
+      <w:r>
+        <w:t xml:space="preserve"> </w:t>
+      </w:r>
+      <w:r>
+        <w:t xml:space="preserve">from the Session 10 import and no</w:t>
+      </w:r>
+      <w:r>
+        <w:t xml:space="preserve"> </w:t>
+      </w:r>
+      <w:r>
+        <w:rPr>
+          <w:rStyle w:val="VerbatimChar"/>
+        </w:rPr>
+        <w:t xml:space="preserve">type_</w:t>
+      </w:r>
+      <w:r>
+        <w:t xml:space="preserve"> </w:t>
+      </w:r>
+      <w:r>
+        <w:t xml:space="preserve">tags. None was ever routed.</w:t>
+      </w:r>
+      <w:r>
+        <w:t xml:space="preserve"> </w:t>
+      </w:r>
+      <w:r>
+        <w:rPr>
+          <w:rStyle w:val="VerbatimChar"/>
+        </w:rPr>
+        <w:t xml:space="preserve">scott@enyrgy.com</w:t>
+      </w:r>
+      <w:r>
+        <w:t xml:space="preserve"> </w:t>
+      </w:r>
+      <w:r>
+        <w:t xml:space="preserve">was the only casualty and is deleted. Incident closed.</w:t>
+      </w:r>
+    </w:p>
+    <w:p>
+      <w:pPr>
+        <w:pStyle w:val="Compact"/>
+        <w:numPr>
+          <w:ilvl w:val="0"/>
+          <w:numId w:val="1072"/>
+        </w:numPr>
+      </w:pPr>
+      <w:r>
+        <w:rPr>
+          <w:rStyle w:val="VerbatimChar"/>
+          <w:b/>
+          <w:bCs/>
+        </w:rPr>
+        <w:t xml:space="preserve">no_route</w:t>
+      </w:r>
+      <w:r>
+        <w:rPr>
+          <w:b/>
+          <w:bCs/>
+        </w:rPr>
+        <w:t xml:space="preserve"> </w:t>
+      </w:r>
+      <w:r>
+        <w:rPr>
+          <w:b/>
+          <w:bCs/>
+        </w:rPr>
+        <w:t xml:space="preserve">is the new permanent off-switch</w:t>
+      </w:r>
+      <w:r>
+        <w:t xml:space="preserve"> </w:t>
+      </w:r>
+      <w:r>
+        <w:t xml:space="preserve">for imports, tests, staff on other domains and partners. It replaces the old practice of unpublishing WF-01 and remembering to republish it, which was itself a hazard: a silently unpublished router stops routing everything.</w:t>
+      </w:r>
+    </w:p>
+    <w:p>
+      <w:pPr>
+        <w:pStyle w:val="Compact"/>
+        <w:numPr>
+          <w:ilvl w:val="0"/>
+          <w:numId w:val="1072"/>
+        </w:numPr>
+      </w:pPr>
+      <w:r>
+        <w:rPr>
+          <w:b/>
+          <w:bCs/>
+        </w:rPr>
+        <w:t xml:space="preserve">NOTE for future sessions:</w:t>
+      </w:r>
+      <w:r>
+        <w:t xml:space="preserve"> </w:t>
+      </w:r>
+      <w:r>
+        <w:rPr>
+          <w:rStyle w:val="VerbatimChar"/>
+        </w:rPr>
+        <w:t xml:space="preserve">drip_bypass</w:t>
+      </w:r>
+      <w:r>
+        <w:t xml:space="preserve"> </w:t>
+      </w:r>
+      <w:r>
+        <w:t xml:space="preserve">does NOT stop WF-01. It is read at the Bypass Check inside each of the five drips, not by the router. This caused confusion once already.</w:t>
+      </w:r>
+    </w:p>
+    <w:bookmarkEnd w:id="16"/>
+    <w:bookmarkStart w:id="17" w:name="X787c6ae49ec488fed45086d4c0a203c1e5c3e7f"/>
+    <w:p>
+      <w:pPr>
+        <w:pStyle w:val="Heading2"/>
+      </w:pPr>
+      <w:r>
+        <w:t xml:space="preserve">5. Strategic architecture decisions (mostly ratify, not build)</w:t>
       </w:r>
     </w:p>
     <w:p>
@@ -5193,13 +5730,13 @@
           <w:b/>
           <w:bCs/>
         </w:rPr>
-        <w:t xml:space="preserve">Duplicate notifications resolved.</w:t>
-      </w:r>
-      <w:r>
-        <w:t xml:space="preserve"> </w:t>
-      </w:r>
-      <w:r>
-        <w:t xml:space="preserve">Conversation Notification rows 1 and 3 switched from Email to In-App. In-App deliberately kept rather than off: a cold inbound from someone never emailed first is untested against the Customer Replied trigger, so the bell remains as a safety net.</w:t>
+        <w:t xml:space="preserve">Shopify to GHL purchase sync:</w:t>
+      </w:r>
+      <w:r>
+        <w:t xml:space="preserve"> </w:t>
+      </w:r>
+      <w:r>
+        <w:t xml:space="preserve">the EA flags this as the top gap, but it predates the Session 11 native integration + WF-27/28/29, which largely built it. Reconcile the EA and ratify rather than rebuild.</w:t>
       </w:r>
     </w:p>
     <w:p>
@@ -5215,13 +5752,13 @@
           <w:b/>
           <w:bCs/>
         </w:rPr>
-        <w:t xml:space="preserve">Open, low priority:</w:t>
-      </w:r>
-      <w:r>
-        <w:t xml:space="preserve"> </w:t>
-      </w:r>
-      <w:r>
-        <w:t xml:space="preserve">an unsubscribe link is appended to internal notifications. If clicked it may unsubscribe the recipient and silence reply notifications, presenting as the original problem. Do not click. Whether it can be suppressed at the location email-footer level is unresolved.</w:t>
+        <w:t xml:space="preserve">System-of-record ownership map:</w:t>
+      </w:r>
+      <w:r>
+        <w:t xml:space="preserve"> </w:t>
+      </w:r>
+      <w:r>
+        <w:t xml:space="preserve">ratify the documented SoR (decision/doc task).</w:t>
       </w:r>
     </w:p>
     <w:p>
@@ -5237,41 +5774,22 @@
           <w:b/>
           <w:bCs/>
         </w:rPr>
-        <w:t xml:space="preserve">Missing testimonial: RESOLVED Aug 2, false alarm.</w:t>
-      </w:r>
-      <w:r>
-        <w:t xml:space="preserve"> </w:t>
-      </w:r>
-      <w:r>
-        <w:t xml:space="preserve">The message was a text saying they intended to send one, not a testimonial itself. Nothing was lost and nobody is owed a gift card. Worth noting the real lesson stands anyway: the reply was still only visible inside GHL, which is what prompted the notification fix above.</w:t>
-      </w:r>
-    </w:p>
-    <w:p>
-      <w:pPr>
-        <w:pStyle w:val="FirstParagraph"/>
-      </w:pPr>
-      <w:r>
-        <w:rPr>
-          <w:b/>
-          <w:bCs/>
-        </w:rPr>
-        <w:t xml:space="preserve">DO NOT repoint Reply-To to bypass GHL.</w:t>
-      </w:r>
-      <w:r>
-        <w:t xml:space="preserve"> </w:t>
-      </w:r>
-      <w:r>
-        <w:t xml:space="preserve">Stop-on-Response depends on GHL seeing replies. Route them around it and anyone who replies keeps receiving drip emails.</w:t>
-      </w:r>
-    </w:p>
-    <w:bookmarkEnd w:id="15"/>
-    <w:bookmarkStart w:id="16" w:name="X20ecf8d0101cbeb380a3050bea348bce05794c5"/>
-    <w:p>
-      <w:pPr>
-        <w:pStyle w:val="Heading2"/>
-      </w:pPr>
-      <w:r>
-        <w:t xml:space="preserve">4e. WF-01 was creating consumer leads from inbound email: FIXED August 4, 2026</w:t>
+        <w:t xml:space="preserve">Device App to GHL usage-data flow:</w:t>
+      </w:r>
+      <w:r>
+        <w:t xml:space="preserve"> </w:t>
+      </w:r>
+      <w:r>
+        <w:t xml:space="preserve">deferred</w:t>
+      </w:r>
+      <w:r>
+        <w:t xml:space="preserve"> </w:t>
+      </w:r>
+      <w:r>
+        <w:t xml:space="preserve">“Phase 2-plus”</w:t>
+      </w:r>
+      <w:r>
+        <w:t xml:space="preserve">; decide whether/how usage data flows, with privacy treatment.</w:t>
       </w:r>
     </w:p>
     <w:p>
@@ -5283,354 +5801,17 @@
         </w:numPr>
       </w:pPr>
       <w:r>
-        <w:t xml:space="preserve">☒</w:t>
-      </w:r>
-      <w:r>
-        <w:t xml:space="preserve"> </w:t>
-      </w:r>
-      <w:r>
-        <w:rPr>
-          <w:b/>
-          <w:bCs/>
-        </w:rPr>
-        <w:t xml:space="preserve">The leak.</w:t>
-      </w:r>
-      <w:r>
-        <w:t xml:space="preserve"> </w:t>
-      </w:r>
-      <w:r>
-        <w:t xml:space="preserve">Any inbound email to</w:t>
-      </w:r>
-      <w:r>
-        <w:t xml:space="preserve"> </w:t>
-      </w:r>
-      <w:r>
-        <w:rPr>
-          <w:rStyle w:val="VerbatimChar"/>
-        </w:rPr>
-        <w:t xml:space="preserve">mg.enyrgy.com</w:t>
-      </w:r>
-      <w:r>
-        <w:t xml:space="preserve"> </w:t>
-      </w:r>
-      <w:r>
-        <w:t xml:space="preserve">from an address GHL did not recognise created a contact. WF-01 New Lead Router then routed it, and its last branch is</w:t>
-      </w:r>
-      <w:r>
-        <w:t xml:space="preserve"> </w:t>
-      </w:r>
-      <w:r>
-        <w:rPr>
-          <w:rStyle w:val="VerbatimChar"/>
-        </w:rPr>
-        <w:t xml:space="preserve">Default Consumer</w:t>
-      </w:r>
-      <w:r>
-        <w:t xml:space="preserve"> </w:t>
-      </w:r>
-      <w:r>
-        <w:t xml:space="preserve">“when none of the conditions are met”</w:t>
-      </w:r>
-      <w:r>
-        <w:t xml:space="preserve">, so it landed there and was tagged</w:t>
-      </w:r>
-      <w:r>
-        <w:t xml:space="preserve"> </w:t>
-      </w:r>
-      <w:r>
-        <w:rPr>
-          <w:rStyle w:val="VerbatimChar"/>
-        </w:rPr>
-        <w:t xml:space="preserve">type_consumer</w:t>
-      </w:r>
-      <w:r>
-        <w:t xml:space="preserve">, which triggers the Consumer Drip.</w:t>
-      </w:r>
-      <w:r>
-        <w:t xml:space="preserve"> </w:t>
-      </w:r>
-      <w:r>
-        <w:rPr>
-          <w:b/>
-          <w:bCs/>
-        </w:rPr>
-        <w:t xml:space="preserve">Auto-replies, out-of-office bounces, vendor mail and spam all qualified.</w:t>
-      </w:r>
-      <w:r>
-        <w:t xml:space="preserve"> </w:t>
-      </w:r>
-      <w:r>
-        <w:t xml:space="preserve">Nothing errored. Found when Scott’s own address turned up in the drip with an Opportunity in the Consumer Product Pipeline.</w:t>
-      </w:r>
-    </w:p>
-    <w:p>
-      <w:pPr>
-        <w:pStyle w:val="Compact"/>
-        <w:numPr>
-          <w:ilvl w:val="0"/>
-          <w:numId w:val="1076"/>
-        </w:numPr>
-      </w:pPr>
-      <w:r>
-        <w:t xml:space="preserve">☒</w:t>
-      </w:r>
-      <w:r>
-        <w:t xml:space="preserve"> </w:t>
-      </w:r>
-      <w:r>
-        <w:rPr>
-          <w:b/>
-          <w:bCs/>
-        </w:rPr>
-        <w:t xml:space="preserve">Fixed.</w:t>
-      </w:r>
-      <w:r>
-        <w:t xml:space="preserve"> </w:t>
-      </w:r>
-      <w:r>
-        <w:t xml:space="preserve">WF-01’s Device User Check now reads</w:t>
-      </w:r>
-      <w:r>
-        <w:t xml:space="preserve"> </w:t>
-      </w:r>
-      <w:r>
-        <w:rPr>
-          <w:rStyle w:val="VerbatimChar"/>
-        </w:rPr>
-        <w:t xml:space="preserve">Tags does NOT include source_device_app AND Email does not contain @enyrgy.com AND Tags does NOT include no_route</w:t>
-      </w:r>
-      <w:r>
-        <w:t xml:space="preserve">.</w:t>
-      </w:r>
-    </w:p>
-    <w:p>
-      <w:pPr>
-        <w:pStyle w:val="Compact"/>
-        <w:numPr>
-          <w:ilvl w:val="0"/>
-          <w:numId w:val="1076"/>
-        </w:numPr>
-      </w:pPr>
-      <w:r>
-        <w:t xml:space="preserve">☒</w:t>
-      </w:r>
-      <w:r>
-        <w:t xml:space="preserve"> </w:t>
-      </w:r>
-      <w:r>
-        <w:rPr>
-          <w:b/>
-          <w:bCs/>
-        </w:rPr>
-        <w:t xml:space="preserve">Verified in both directions.</w:t>
-      </w:r>
-      <w:r>
-        <w:t xml:space="preserve"> </w:t>
-      </w:r>
-      <w:r>
-        <w:t xml:space="preserve">The real risk in the fix was that an empty email field might evaluate as false on</w:t>
-      </w:r>
-      <w:r>
-        <w:t xml:space="preserve"> </w:t>
-      </w:r>
-      <w:r>
-        <w:rPr>
-          <w:rStyle w:val="VerbatimChar"/>
-        </w:rPr>
-        <w:t xml:space="preserve">does not contain</w:t>
-      </w:r>
-      <w:r>
-        <w:t xml:space="preserve">, trading a leak for a blackout on phone-only leads. A phone-only test contact received</w:t>
-      </w:r>
-      <w:r>
-        <w:t xml:space="preserve"> </w:t>
-      </w:r>
-      <w:r>
-        <w:rPr>
-          <w:rStyle w:val="VerbatimChar"/>
-        </w:rPr>
-        <w:t xml:space="preserve">type_consumer</w:t>
-      </w:r>
-      <w:r>
-        <w:t xml:space="preserve"> </w:t>
-      </w:r>
-      <w:r>
-        <w:t xml:space="preserve">normally, so empty passes.</w:t>
-      </w:r>
-    </w:p>
-    <w:p>
-      <w:pPr>
-        <w:pStyle w:val="Compact"/>
-        <w:numPr>
-          <w:ilvl w:val="0"/>
-          <w:numId w:val="1076"/>
-        </w:numPr>
-      </w:pPr>
-      <w:r>
-        <w:t xml:space="preserve">☒</w:t>
-      </w:r>
-      <w:r>
-        <w:t xml:space="preserve"> </w:t>
-      </w:r>
-      <w:r>
-        <w:rPr>
-          <w:b/>
-          <w:bCs/>
-        </w:rPr>
-        <w:t xml:space="preserve">Swept.</w:t>
-      </w:r>
-      <w:r>
-        <w:t xml:space="preserve"> </w:t>
-      </w:r>
-      <w:r>
-        <w:rPr>
-          <w:rStyle w:val="VerbatimChar"/>
-        </w:rPr>
-        <w:t xml:space="preserve">Email contains @enyrgy.com</w:t>
-      </w:r>
-      <w:r>
-        <w:t xml:space="preserve"> </w:t>
-      </w:r>
-      <w:r>
-        <w:t xml:space="preserve">returned three records, all employees or contractors who are also device users, all carrying</w:t>
-      </w:r>
-      <w:r>
-        <w:t xml:space="preserve"> </w:t>
-      </w:r>
-      <w:r>
-        <w:rPr>
-          <w:rStyle w:val="VerbatimChar"/>
-        </w:rPr>
-        <w:t xml:space="preserve">drip_bypass</w:t>
-      </w:r>
-      <w:r>
-        <w:t xml:space="preserve"> </w:t>
-      </w:r>
-      <w:r>
-        <w:t xml:space="preserve">+</w:t>
-      </w:r>
-      <w:r>
-        <w:t xml:space="preserve"> </w:t>
-      </w:r>
-      <w:r>
-        <w:rPr>
-          <w:rStyle w:val="VerbatimChar"/>
-        </w:rPr>
-        <w:t xml:space="preserve">legacy_customer</w:t>
-      </w:r>
-      <w:r>
-        <w:t xml:space="preserve"> </w:t>
-      </w:r>
-      <w:r>
-        <w:t xml:space="preserve">from the Session 10 import and no</w:t>
-      </w:r>
-      <w:r>
-        <w:t xml:space="preserve"> </w:t>
-      </w:r>
-      <w:r>
-        <w:rPr>
-          <w:rStyle w:val="VerbatimChar"/>
-        </w:rPr>
-        <w:t xml:space="preserve">type_</w:t>
-      </w:r>
-      <w:r>
-        <w:t xml:space="preserve"> </w:t>
-      </w:r>
-      <w:r>
-        <w:t xml:space="preserve">tags. None was ever routed.</w:t>
-      </w:r>
-      <w:r>
-        <w:t xml:space="preserve"> </w:t>
-      </w:r>
-      <w:r>
-        <w:rPr>
-          <w:rStyle w:val="VerbatimChar"/>
-        </w:rPr>
-        <w:t xml:space="preserve">scott@enyrgy.com</w:t>
-      </w:r>
-      <w:r>
-        <w:t xml:space="preserve"> </w:t>
-      </w:r>
-      <w:r>
-        <w:t xml:space="preserve">was the only casualty and is deleted. Incident closed.</w:t>
-      </w:r>
-    </w:p>
-    <w:p>
-      <w:pPr>
-        <w:pStyle w:val="Compact"/>
-        <w:numPr>
-          <w:ilvl w:val="0"/>
-          <w:numId w:val="1076"/>
-        </w:numPr>
-      </w:pPr>
-      <w:r>
-        <w:rPr>
-          <w:rStyle w:val="VerbatimChar"/>
-          <w:b/>
-          <w:bCs/>
-        </w:rPr>
-        <w:t xml:space="preserve">no_route</w:t>
-      </w:r>
-      <w:r>
-        <w:rPr>
-          <w:b/>
-          <w:bCs/>
-        </w:rPr>
-        <w:t xml:space="preserve"> </w:t>
-      </w:r>
-      <w:r>
-        <w:rPr>
-          <w:b/>
-          <w:bCs/>
-        </w:rPr>
-        <w:t xml:space="preserve">is the new permanent off-switch</w:t>
-      </w:r>
-      <w:r>
-        <w:t xml:space="preserve"> </w:t>
-      </w:r>
-      <w:r>
-        <w:t xml:space="preserve">for imports, tests, staff on other domains and partners. It replaces the old practice of unpublishing WF-01 and remembering to republish it, which was itself a hazard: a silently unpublished router stops routing everything.</w:t>
-      </w:r>
-    </w:p>
-    <w:p>
-      <w:pPr>
-        <w:pStyle w:val="Compact"/>
-        <w:numPr>
-          <w:ilvl w:val="0"/>
-          <w:numId w:val="1076"/>
-        </w:numPr>
-      </w:pPr>
-      <w:r>
-        <w:rPr>
-          <w:b/>
-          <w:bCs/>
-        </w:rPr>
-        <w:t xml:space="preserve">NOTE for future sessions:</w:t>
-      </w:r>
-      <w:r>
-        <w:t xml:space="preserve"> </w:t>
-      </w:r>
-      <w:r>
-        <w:rPr>
-          <w:rStyle w:val="VerbatimChar"/>
-        </w:rPr>
-        <w:t xml:space="preserve">drip_bypass</w:t>
-      </w:r>
-      <w:r>
-        <w:t xml:space="preserve"> </w:t>
-      </w:r>
-      <w:r>
-        <w:t xml:space="preserve">does NOT stop WF-01. It is read at the Bypass Check inside each of the five drips, not by the router. This caused confusion once already.</w:t>
-      </w:r>
-    </w:p>
-    <w:bookmarkEnd w:id="16"/>
-    <w:bookmarkStart w:id="17" w:name="X787c6ae49ec488fed45086d4c0a203c1e5c3e7f"/>
-    <w:p>
-      <w:pPr>
-        <w:pStyle w:val="Heading2"/>
-      </w:pPr>
-      <w:r>
-        <w:t xml:space="preserve">5. Strategic architecture decisions (mostly ratify, not build)</w:t>
+        <w:rPr>
+          <w:b/>
+          <w:bCs/>
+        </w:rPr>
+        <w:t xml:space="preserve">OEM / Lumanova data boundary:</w:t>
+      </w:r>
+      <w:r>
+        <w:t xml:space="preserve"> </w:t>
+      </w:r>
+      <w:r>
+        <w:t xml:space="preserve">formalize an auditable path as the partner program grows.</w:t>
       </w:r>
     </w:p>
     <w:p>
@@ -5646,13 +5827,13 @@
           <w:b/>
           <w:bCs/>
         </w:rPr>
-        <w:t xml:space="preserve">Shopify to GHL purchase sync:</w:t>
-      </w:r>
-      <w:r>
-        <w:t xml:space="preserve"> </w:t>
-      </w:r>
-      <w:r>
-        <w:t xml:space="preserve">the EA flags this as the top gap, but it predates the Session 11 native integration + WF-27/28/29, which largely built it. Reconcile the EA and ratify rather than rebuild.</w:t>
+        <w:t xml:space="preserve">Metric governance owner:</w:t>
+      </w:r>
+      <w:r>
+        <w:t xml:space="preserve"> </w:t>
+      </w:r>
+      <w:r>
+        <w:t xml:space="preserve">figures reconciled; assign a single owner.</w:t>
       </w:r>
     </w:p>
     <w:p>
@@ -5668,13 +5849,13 @@
           <w:b/>
           <w:bCs/>
         </w:rPr>
-        <w:t xml:space="preserve">System-of-record ownership map:</w:t>
-      </w:r>
-      <w:r>
-        <w:t xml:space="preserve"> </w:t>
-      </w:r>
-      <w:r>
-        <w:t xml:space="preserve">ratify the documented SoR (decision/doc task).</w:t>
+        <w:t xml:space="preserve">Facility address exception:</w:t>
+      </w:r>
+      <w:r>
+        <w:t xml:space="preserve"> </w:t>
+      </w:r>
+      <w:r>
+        <w:t xml:space="preserve">RESOLVED (July 28). All Shopify policies (Privacy, Terms, Refund) updated to 5115 N 27th Ave, Bld 66, Phoenix, AZ 85017.</w:t>
       </w:r>
     </w:p>
     <w:p>
@@ -5690,22 +5871,74 @@
           <w:b/>
           <w:bCs/>
         </w:rPr>
-        <w:t xml:space="preserve">Device App to GHL usage-data flow:</w:t>
-      </w:r>
-      <w:r>
-        <w:t xml:space="preserve"> </w:t>
-      </w:r>
-      <w:r>
-        <w:t xml:space="preserve">deferred</w:t>
-      </w:r>
-      <w:r>
-        <w:t xml:space="preserve"> </w:t>
-      </w:r>
-      <w:r>
-        <w:t xml:space="preserve">“Phase 2-plus”</w:t>
-      </w:r>
-      <w:r>
-        <w:t xml:space="preserve">; decide whether/how usage data flows, with privacy treatment.</w:t>
+        <w:t xml:space="preserve">Status-lifecycle representation</w:t>
+      </w:r>
+      <w:r>
+        <w:t xml:space="preserve"> </w:t>
+      </w:r>
+      <w:r>
+        <w:t xml:space="preserve">(minor): the account tracks lifecycle two ways:</w:t>
+      </w:r>
+      <w:r>
+        <w:t xml:space="preserve"> </w:t>
+      </w:r>
+      <w:r>
+        <w:rPr>
+          <w:rStyle w:val="VerbatimChar"/>
+        </w:rPr>
+        <w:t xml:space="preserve">status_</w:t>
+      </w:r>
+      <w:r>
+        <w:t xml:space="preserve"> </w:t>
+      </w:r>
+      <w:r>
+        <w:t xml:space="preserve">tags on router/drip contacts, and opportunity stage +</w:t>
+      </w:r>
+      <w:r>
+        <w:t xml:space="preserve"> </w:t>
+      </w:r>
+      <w:r>
+        <w:rPr>
+          <w:rStyle w:val="VerbatimChar"/>
+        </w:rPr>
+        <w:t xml:space="preserve">magnet_lead</w:t>
+      </w:r>
+      <w:r>
+        <w:t xml:space="preserve">/</w:t>
+      </w:r>
+      <w:r>
+        <w:rPr>
+          <w:rStyle w:val="VerbatimChar"/>
+        </w:rPr>
+        <w:t xml:space="preserve">nurture_longterm</w:t>
+      </w:r>
+      <w:r>
+        <w:t xml:space="preserve"> </w:t>
+      </w:r>
+      <w:r>
+        <w:t xml:space="preserve">on magnet leads. Candidate tidy: make the pipeline stage the single source of truth. NOTE: the QC</w:t>
+      </w:r>
+      <w:r>
+        <w:t xml:space="preserve"> </w:t>
+      </w:r>
+      <w:r>
+        <w:t xml:space="preserve">“systemic lifecycle”</w:t>
+      </w:r>
+      <w:r>
+        <w:t xml:space="preserve"> </w:t>
+      </w:r>
+      <w:r>
+        <w:t xml:space="preserve">escalation (ENY-20) that surfaced this was verified a FALSE POSITIVE against the live account; this remains only a low-priority design tidy, not a live bug.</w:t>
+      </w:r>
+    </w:p>
+    <w:bookmarkEnd w:id="17"/>
+    <w:bookmarkStart w:id="18" w:name="future-optional"/>
+    <w:p>
+      <w:pPr>
+        <w:pStyle w:val="Heading2"/>
+      </w:pPr>
+      <w:r>
+        <w:t xml:space="preserve">6. Future / optional</w:t>
       </w:r>
     </w:p>
     <w:p>
@@ -5721,13 +5954,13 @@
           <w:b/>
           <w:bCs/>
         </w:rPr>
-        <w:t xml:space="preserve">OEM / Lumanova data boundary:</w:t>
-      </w:r>
-      <w:r>
-        <w:t xml:space="preserve"> </w:t>
-      </w:r>
-      <w:r>
-        <w:t xml:space="preserve">formalize an auditable path as the partner program grows.</w:t>
+        <w:t xml:space="preserve">Built-in loyalty/referral program:</w:t>
+      </w:r>
+      <w:r>
+        <w:t xml:space="preserve"> </w:t>
+      </w:r>
+      <w:r>
+        <w:t xml:space="preserve">planned for the next version of Enyrgy, replacing the need for a third-party Shopify referral app. This will supply the referral link/mechanic that WF-07 and the Referral and Reviews agent are waiting on ($150 off referee / $100 store credit referrer are the intended terms).</w:t>
       </w:r>
     </w:p>
     <w:p>
@@ -5743,13 +5976,29 @@
           <w:b/>
           <w:bCs/>
         </w:rPr>
-        <w:t xml:space="preserve">Metric governance owner:</w:t>
-      </w:r>
-      <w:r>
-        <w:t xml:space="preserve"> </w:t>
-      </w:r>
-      <w:r>
-        <w:t xml:space="preserve">figures reconciled; assign a single owner.</w:t>
+        <w:t xml:space="preserve">Reporting dashboards</w:t>
+      </w:r>
+      <w:r>
+        <w:t xml:space="preserve"> </w:t>
+      </w:r>
+      <w:r>
+        <w:t xml:space="preserve">(GHL KPI views) and the</w:t>
+      </w:r>
+      <w:r>
+        <w:t xml:space="preserve"> </w:t>
+      </w:r>
+      <w:r>
+        <w:rPr>
+          <w:b/>
+          <w:bCs/>
+        </w:rPr>
+        <w:t xml:space="preserve">Reporting Agent</w:t>
+      </w:r>
+      <w:r>
+        <w:t xml:space="preserve"> </w:t>
+      </w:r>
+      <w:r>
+        <w:t xml:space="preserve">(Phase-2 addition).</w:t>
       </w:r>
     </w:p>
     <w:p>
@@ -5765,13 +6014,13 @@
           <w:b/>
           <w:bCs/>
         </w:rPr>
-        <w:t xml:space="preserve">Facility address exception:</w:t>
-      </w:r>
-      <w:r>
-        <w:t xml:space="preserve"> </w:t>
-      </w:r>
-      <w:r>
-        <w:t xml:space="preserve">RESOLVED (July 28). All Shopify policies (Privacy, Terms, Refund) updated to 5115 N 27th Ave, Bld 66, Phoenix, AZ 85017.</w:t>
+        <w:t xml:space="preserve">The other five Phase-2 agents:</w:t>
+      </w:r>
+      <w:r>
+        <w:t xml:space="preserve"> </w:t>
+      </w:r>
+      <w:r>
+        <w:t xml:space="preserve">Proposal Writer, OEM Pipeline, Podcast Attribution, Clinical Concierge, Billing. Add only after the core is stable.</w:t>
       </w:r>
     </w:p>
     <w:p>
@@ -5787,74 +6036,13 @@
           <w:b/>
           <w:bCs/>
         </w:rPr>
-        <w:t xml:space="preserve">Status-lifecycle representation</w:t>
-      </w:r>
-      <w:r>
-        <w:t xml:space="preserve"> </w:t>
-      </w:r>
-      <w:r>
-        <w:t xml:space="preserve">(minor): the account tracks lifecycle two ways:</w:t>
-      </w:r>
-      <w:r>
-        <w:t xml:space="preserve"> </w:t>
-      </w:r>
-      <w:r>
-        <w:rPr>
-          <w:rStyle w:val="VerbatimChar"/>
-        </w:rPr>
-        <w:t xml:space="preserve">status_</w:t>
-      </w:r>
-      <w:r>
-        <w:t xml:space="preserve"> </w:t>
-      </w:r>
-      <w:r>
-        <w:t xml:space="preserve">tags on router/drip contacts, and opportunity stage +</w:t>
-      </w:r>
-      <w:r>
-        <w:t xml:space="preserve"> </w:t>
-      </w:r>
-      <w:r>
-        <w:rPr>
-          <w:rStyle w:val="VerbatimChar"/>
-        </w:rPr>
-        <w:t xml:space="preserve">magnet_lead</w:t>
-      </w:r>
-      <w:r>
-        <w:t xml:space="preserve">/</w:t>
-      </w:r>
-      <w:r>
-        <w:rPr>
-          <w:rStyle w:val="VerbatimChar"/>
-        </w:rPr>
-        <w:t xml:space="preserve">nurture_longterm</w:t>
-      </w:r>
-      <w:r>
-        <w:t xml:space="preserve"> </w:t>
-      </w:r>
-      <w:r>
-        <w:t xml:space="preserve">on magnet leads. Candidate tidy: make the pipeline stage the single source of truth. NOTE: the QC</w:t>
-      </w:r>
-      <w:r>
-        <w:t xml:space="preserve"> </w:t>
-      </w:r>
-      <w:r>
-        <w:t xml:space="preserve">“systemic lifecycle”</w:t>
-      </w:r>
-      <w:r>
-        <w:t xml:space="preserve"> </w:t>
-      </w:r>
-      <w:r>
-        <w:t xml:space="preserve">escalation (ENY-20) that surfaced this was verified a FALSE POSITIVE against the live account; this remains only a low-priority design tidy, not a live bug.</w:t>
-      </w:r>
-    </w:p>
-    <w:bookmarkEnd w:id="17"/>
-    <w:bookmarkStart w:id="18" w:name="future-optional"/>
-    <w:p>
-      <w:pPr>
-        <w:pStyle w:val="Heading2"/>
-      </w:pPr>
-      <w:r>
-        <w:t xml:space="preserve">6. Future / optional</w:t>
+        <w:t xml:space="preserve">Paid acquisition</w:t>
+      </w:r>
+      <w:r>
+        <w:t xml:space="preserve"> </w:t>
+      </w:r>
+      <w:r>
+        <w:t xml:space="preserve">(Meta/Google): after domain warmup finishes.</w:t>
       </w:r>
     </w:p>
     <w:p>
@@ -5870,13 +6058,92 @@
           <w:b/>
           <w:bCs/>
         </w:rPr>
-        <w:t xml:space="preserve">Built-in loyalty/referral program:</w:t>
-      </w:r>
-      <w:r>
-        <w:t xml:space="preserve"> </w:t>
-      </w:r>
-      <w:r>
-        <w:t xml:space="preserve">planned for the next version of Enyrgy, replacing the need for a third-party Shopify referral app. This will supply the referral link/mechanic that WF-07 and the Referral and Reviews agent are waiting on ($150 off referee / $100 store credit referrer are the intended terms).</w:t>
+        <w:t xml:space="preserve">Domain warmup ramp:</w:t>
+      </w:r>
+      <w:r>
+        <w:t xml:space="preserve"> </w:t>
+      </w:r>
+      <w:r>
+        <w:t xml:space="preserve">mg.enyrgy.com still Stage 1; do NOT bulk-send the 600+ list. Send the first testimonial batch warmup-safe; run weekly gift-card fulfillment from the</w:t>
+      </w:r>
+      <w:r>
+        <w:t xml:space="preserve"> </w:t>
+      </w:r>
+      <w:r>
+        <w:rPr>
+          <w:rStyle w:val="VerbatimChar"/>
+        </w:rPr>
+        <w:t xml:space="preserve">gift_card_pending</w:t>
+      </w:r>
+      <w:r>
+        <w:t xml:space="preserve"> </w:t>
+      </w:r>
+      <w:r>
+        <w:t xml:space="preserve">queue.</w:t>
+      </w:r>
+      <w:r>
+        <w:t xml:space="preserve"> </w:t>
+      </w:r>
+      <w:r>
+        <w:rPr>
+          <w:b/>
+          <w:bCs/>
+        </w:rPr>
+        <w:t xml:space="preserve">First real batch send ran July 31 (48 investors, batch mode 12 / 15 min): check Statistics for what it did to reputation before the next batch.</w:t>
+      </w:r>
+      <w:r>
+        <w:t xml:space="preserve"> </w:t>
+      </w:r>
+      <w:r>
+        <w:t xml:space="preserve">GHL’s bulk-email dialog has a native</w:t>
+      </w:r>
+      <w:r>
+        <w:t xml:space="preserve"> </w:t>
+      </w:r>
+      <w:r>
+        <w:rPr>
+          <w:b/>
+          <w:bCs/>
+        </w:rPr>
+        <w:t xml:space="preserve">“Send in batch mode”</w:t>
+      </w:r>
+      <w:r>
+        <w:t xml:space="preserve"> </w:t>
+      </w:r>
+      <w:r>
+        <w:t xml:space="preserve">option; use it for any multi-recipient send while the domain is Stage 1, and leave</w:t>
+      </w:r>
+      <w:r>
+        <w:t xml:space="preserve"> </w:t>
+      </w:r>
+      <w:r>
+        <w:rPr>
+          <w:b/>
+          <w:bCs/>
+        </w:rPr>
+        <w:t xml:space="preserve">Track clicks</w:t>
+      </w:r>
+      <w:r>
+        <w:t xml:space="preserve"> </w:t>
+      </w:r>
+      <w:r>
+        <w:t xml:space="preserve">and</w:t>
+      </w:r>
+      <w:r>
+        <w:t xml:space="preserve"> </w:t>
+      </w:r>
+      <w:r>
+        <w:rPr>
+          <w:b/>
+          <w:bCs/>
+        </w:rPr>
+        <w:t xml:space="preserve">UTM tracking</w:t>
+      </w:r>
+      <w:r>
+        <w:t xml:space="preserve"> </w:t>
+      </w:r>
+      <w:r>
+        <w:t xml:space="preserve">OFF (link rewriting is a negative signal from an unproven domain).</w:t>
       </w:r>
     </w:p>
     <w:p>
@@ -5892,29 +6159,13 @@
           <w:b/>
           <w:bCs/>
         </w:rPr>
-        <w:t xml:space="preserve">Reporting dashboards</w:t>
-      </w:r>
-      <w:r>
-        <w:t xml:space="preserve"> </w:t>
-      </w:r>
-      <w:r>
-        <w:t xml:space="preserve">(GHL KPI views) and the</w:t>
-      </w:r>
-      <w:r>
-        <w:t xml:space="preserve"> </w:t>
-      </w:r>
-      <w:r>
-        <w:rPr>
-          <w:b/>
-          <w:bCs/>
-        </w:rPr>
-        <w:t xml:space="preserve">Reporting Agent</w:t>
-      </w:r>
-      <w:r>
-        <w:t xml:space="preserve"> </w:t>
-      </w:r>
-      <w:r>
-        <w:t xml:space="preserve">(Phase-2 addition).</w:t>
+        <w:t xml:space="preserve">Form embeds:</w:t>
+      </w:r>
+      <w:r>
+        <w:t xml:space="preserve"> </w:t>
+      </w:r>
+      <w:r>
+        <w:t xml:space="preserve">Commercial Inquiry + Partner Application forms onto go.enyrgy.com (developer).</w:t>
       </w:r>
     </w:p>
     <w:p>
@@ -5930,13 +6181,23 @@
           <w:b/>
           <w:bCs/>
         </w:rPr>
-        <w:t xml:space="preserve">The other five Phase-2 agents:</w:t>
-      </w:r>
-      <w:r>
-        <w:t xml:space="preserve"> </w:t>
-      </w:r>
-      <w:r>
-        <w:t xml:space="preserve">Proposal Writer, OEM Pipeline, Podcast Attribution, Clinical Concierge, Billing. Add only after the core is stable.</w:t>
+        <w:t xml:space="preserve">Upgrade the abandoned-checkout Railway service off trial</w:t>
+      </w:r>
+      <w:r>
+        <w:t xml:space="preserve"> </w:t>
+      </w:r>
+      <w:r>
+        <w:t xml:space="preserve">(may already be on Hobby; confirm).</w:t>
+      </w:r>
+    </w:p>
+    <w:bookmarkEnd w:id="18"/>
+    <w:bookmarkStart w:id="19" w:name="X99a4122416d3be25b3ec730ee1c5d273b04fea6"/>
+    <w:p>
+      <w:pPr>
+        <w:pStyle w:val="Heading2"/>
+      </w:pPr>
+      <w:r>
+        <w:t xml:space="preserve">6b. Content backup gap: CLOSED August 3, 2026</w:t>
       </w:r>
     </w:p>
     <w:p>
@@ -5952,13 +6213,65 @@
           <w:b/>
           <w:bCs/>
         </w:rPr>
-        <w:t xml:space="preserve">Paid acquisition</w:t>
-      </w:r>
-      <w:r>
-        <w:t xml:space="preserve"> </w:t>
-      </w:r>
-      <w:r>
-        <w:t xml:space="preserve">(Meta/Google): after domain warmup finishes.</w:t>
+        <w:t xml:space="preserve">DONE. All 19 workflows captured into</w:t>
+      </w:r>
+      <w:r>
+        <w:rPr>
+          <w:b/>
+          <w:bCs/>
+        </w:rPr>
+        <w:t xml:space="preserve"> </w:t>
+      </w:r>
+      <w:r>
+        <w:rPr>
+          <w:rStyle w:val="VerbatimChar"/>
+          <w:b/>
+          <w:bCs/>
+        </w:rPr>
+        <w:t xml:space="preserve">campaigns/</w:t>
+      </w:r>
+      <w:r>
+        <w:rPr>
+          <w:b/>
+          <w:bCs/>
+        </w:rPr>
+        <w:t xml:space="preserve">, 94 touches, 83 corrections applied.</w:t>
+      </w:r>
+      <w:r>
+        <w:t xml:space="preserve"> </w:t>
+      </w:r>
+      <w:r>
+        <w:t xml:space="preserve">Every live email and SMS in the GHL account now exists as</w:t>
+      </w:r>
+      <w:r>
+        <w:t xml:space="preserve"> </w:t>
+      </w:r>
+      <w:r>
+        <w:rPr>
+          <w:rStyle w:val="VerbatimChar"/>
+        </w:rPr>
+        <w:t xml:space="preserve">.md</w:t>
+      </w:r>
+      <w:r>
+        <w:t xml:space="preserve"> </w:t>
+      </w:r>
+      <w:r>
+        <w:t xml:space="preserve">+</w:t>
+      </w:r>
+      <w:r>
+        <w:t xml:space="preserve"> </w:t>
+      </w:r>
+      <w:r>
+        <w:rPr>
+          <w:rStyle w:val="VerbatimChar"/>
+        </w:rPr>
+        <w:t xml:space="preserve">.docx</w:t>
+      </w:r>
+      <w:r>
+        <w:t xml:space="preserve"> </w:t>
+      </w:r>
+      <w:r>
+        <w:t xml:space="preserve">with a per-workflow change log recording what was corrected and why. GHL remains the source of truth: change GHL first, then update the file. Three findings worth carrying forward are recorded in the handoff, chiefly that corrections declared fixed were repeatedly not fixed everywhere. Original entry below for context.</w:t>
       </w:r>
     </w:p>
     <w:p>
@@ -5973,100 +6286,62 @@
         <w:rPr>
           <w:b/>
           <w:bCs/>
-        </w:rPr>
-        <w:t xml:space="preserve">Domain warmup ramp:</w:t>
-      </w:r>
-      <w:r>
-        <w:t xml:space="preserve"> </w:t>
-      </w:r>
-      <w:r>
-        <w:t xml:space="preserve">mg.enyrgy.com still Stage 1; do NOT bulk-send the 600+ list. Send the first testimonial batch warmup-safe; run weekly gift-card fulfillment from the</w:t>
-      </w:r>
-      <w:r>
-        <w:t xml:space="preserve"> </w:t>
-      </w:r>
-      <w:r>
-        <w:rPr>
-          <w:rStyle w:val="VerbatimChar"/>
-        </w:rPr>
-        <w:t xml:space="preserve">gift_card_pending</w:t>
-      </w:r>
-      <w:r>
-        <w:t xml:space="preserve"> </w:t>
-      </w:r>
-      <w:r>
-        <w:t xml:space="preserve">queue.</w:t>
-      </w:r>
-      <w:r>
-        <w:t xml:space="preserve"> </w:t>
-      </w:r>
-      <w:r>
-        <w:rPr>
-          <w:b/>
-          <w:bCs/>
-        </w:rPr>
-        <w:t xml:space="preserve">First real batch send ran July 31 (48 investors, batch mode 12 / 15 min): check Statistics for what it did to reputation before the next batch.</w:t>
-      </w:r>
-      <w:r>
-        <w:t xml:space="preserve"> </w:t>
-      </w:r>
-      <w:r>
-        <w:t xml:space="preserve">GHL’s bulk-email dialog has a native</w:t>
-      </w:r>
-      <w:r>
-        <w:t xml:space="preserve"> </w:t>
-      </w:r>
-      <w:r>
-        <w:rPr>
-          <w:b/>
-          <w:bCs/>
-        </w:rPr>
-        <w:t xml:space="preserve">“Send in batch mode”</w:t>
-      </w:r>
-      <w:r>
-        <w:t xml:space="preserve"> </w:t>
-      </w:r>
-      <w:r>
-        <w:t xml:space="preserve">option; use it for any multi-recipient send while the domain is Stage 1, and leave</w:t>
-      </w:r>
-      <w:r>
-        <w:t xml:space="preserve"> </w:t>
-      </w:r>
-      <w:r>
-        <w:rPr>
-          <w:b/>
-          <w:bCs/>
-        </w:rPr>
-        <w:t xml:space="preserve">Track clicks</w:t>
-      </w:r>
-      <w:r>
-        <w:t xml:space="preserve"> </w:t>
-      </w:r>
-      <w:r>
-        <w:t xml:space="preserve">and</w:t>
-      </w:r>
-      <w:r>
-        <w:t xml:space="preserve"> </w:t>
-      </w:r>
-      <w:r>
-        <w:rPr>
-          <w:b/>
-          <w:bCs/>
-        </w:rPr>
-        <w:t xml:space="preserve">UTM tracking</w:t>
-      </w:r>
-      <w:r>
-        <w:t xml:space="preserve"> </w:t>
-      </w:r>
-      <w:r>
-        <w:t xml:space="preserve">OFF (link rewriting is a negative signal from an unproven domain).</w:t>
-      </w:r>
-    </w:p>
-    <w:p>
-      <w:pPr>
-        <w:pStyle w:val="Compact"/>
-        <w:numPr>
-          <w:ilvl w:val="0"/>
+          <w:strike/>
+        </w:rPr>
+        <w:t xml:space="preserve">Export the drip email copy into the repo.</w:t>
+      </w:r>
+      <w:r>
+        <w:t xml:space="preserve"> </w:t>
+      </w:r>
+      <w:r>
+        <w:t xml:space="preserve">All the campaign email copy for WF-11 through WF-29 (consumer drip, the five magnet nurtures, Winter, Recovery, Synthesis Gap, Vitamin D Assessment, testimonial, abandoned cart, investor drip) exists</w:t>
+      </w:r>
+      <w:r>
+        <w:t xml:space="preserve"> </w:t>
+      </w:r>
+      <w:r>
+        <w:rPr>
+          <w:b/>
+          <w:bCs/>
+        </w:rPr>
+        <w:t xml:space="preserve">only inside GHL</w:t>
+      </w:r>
+      <w:r>
+        <w:t xml:space="preserve">. It is not version-controlled, not searchable, and not reliably recoverable: Account Snapshots capture workflow structure but not email bodies in a diffable form. Only two content sets are currently backed up: the five agent templates in</w:t>
+      </w:r>
+      <w:r>
+        <w:t xml:space="preserve"> </w:t>
+      </w:r>
+      <w:r>
+        <w:rPr>
+          <w:rStyle w:val="VerbatimChar"/>
+        </w:rPr>
+        <w:t xml:space="preserve">Enyrgy_Agent_Email_Templates_v1.md</w:t>
+      </w:r>
+      <w:r>
+        <w:t xml:space="preserve"> </w:t>
+      </w:r>
+      <w:r>
+        <w:t xml:space="preserve">and the five landing pages in</w:t>
+      </w:r>
+      <w:r>
+        <w:t xml:space="preserve"> </w:t>
+      </w:r>
+      <w:r>
+        <w:rPr>
+          <w:rStyle w:val="VerbatimChar"/>
+        </w:rPr>
+        <w:t xml:space="preserve">lead-magnets/</w:t>
+      </w:r>
+      <w:r>
+        <w:t xml:space="preserve">.</w:t>
+      </w:r>
+    </w:p>
+    <w:p>
+      <w:pPr>
+        <w:pStyle w:val="Compact"/>
+        <w:numPr>
+          <w:ilvl w:val="1"/>
           <w:numId w:val="1089"/>
         </w:numPr>
       </w:pPr>
@@ -6075,18 +6350,129 @@
           <w:b/>
           <w:bCs/>
         </w:rPr>
-        <w:t xml:space="preserve">Form embeds:</w:t>
-      </w:r>
-      <w:r>
-        <w:t xml:space="preserve"> </w:t>
-      </w:r>
-      <w:r>
-        <w:t xml:space="preserve">Commercial Inquiry + Partner Application forms onto go.enyrgy.com (developer).</w:t>
-      </w:r>
-    </w:p>
-    <w:p>
-      <w:pPr>
-        <w:pStyle w:val="Compact"/>
+        <w:t xml:space="preserve">Why it matters:</w:t>
+      </w:r>
+      <w:r>
+        <w:t xml:space="preserve"> </w:t>
+      </w:r>
+      <w:r>
+        <w:t xml:space="preserve">an entire session was spent compliance-auditing this copy (prohibited words, em-dashes, the guarantee-vs-lab-timeline decoupling, the light-does-five framing, FTC testimonial rules). That work lives in one place with no backup. A bad edit or an accidental workflow deletion loses it.</w:t>
+      </w:r>
+    </w:p>
+    <w:p>
+      <w:pPr>
+        <w:pStyle w:val="Compact"/>
+        <w:numPr>
+          <w:ilvl w:val="1"/>
+          <w:numId w:val="1089"/>
+        </w:numPr>
+      </w:pPr>
+      <w:r>
+        <w:rPr>
+          <w:b/>
+          <w:bCs/>
+        </w:rPr>
+        <w:t xml:space="preserve">Trigger that surfaced it:</w:t>
+      </w:r>
+      <w:r>
+        <w:t xml:space="preserve"> </w:t>
+      </w:r>
+      <w:r>
+        <w:t xml:space="preserve">could not answer</w:t>
+      </w:r>
+      <w:r>
+        <w:t xml:space="preserve"> </w:t>
+      </w:r>
+      <w:r>
+        <w:t xml:space="preserve">“which workflow has the email with subject</w:t>
+      </w:r>
+      <w:r>
+        <w:t xml:space="preserve"> </w:t>
+      </w:r>
+      <w:r>
+        <w:t xml:space="preserve">‘One trigger, three outputs’</w:t>
+      </w:r>
+      <w:r>
+        <w:t xml:space="preserve">?”</w:t>
+      </w:r>
+      <w:r>
+        <w:t xml:space="preserve"> </w:t>
+      </w:r>
+      <w:r>
+        <w:t xml:space="preserve">because there is nothing to search.</w:t>
+      </w:r>
+    </w:p>
+    <w:p>
+      <w:pPr>
+        <w:pStyle w:val="Compact"/>
+        <w:numPr>
+          <w:ilvl w:val="1"/>
+          <w:numId w:val="1089"/>
+        </w:numPr>
+      </w:pPr>
+      <w:r>
+        <w:rPr>
+          <w:b/>
+          <w:bCs/>
+        </w:rPr>
+        <w:t xml:space="preserve">Suggested shape:</w:t>
+      </w:r>
+      <w:r>
+        <w:t xml:space="preserve"> </w:t>
+      </w:r>
+      <w:r>
+        <w:t xml:space="preserve">one markdown file per workflow under a</w:t>
+      </w:r>
+      <w:r>
+        <w:t xml:space="preserve"> </w:t>
+      </w:r>
+      <w:r>
+        <w:rPr>
+          <w:rStyle w:val="VerbatimChar"/>
+        </w:rPr>
+        <w:t xml:space="preserve">campaigns/</w:t>
+      </w:r>
+      <w:r>
+        <w:t xml:space="preserve"> </w:t>
+      </w:r>
+      <w:r>
+        <w:t xml:space="preserve">directory, each email with its subject, body, and the WF number plus touch order. Roughly a session of work.</w:t>
+      </w:r>
+    </w:p>
+    <w:p>
+      <w:pPr>
+        <w:pStyle w:val="Compact"/>
+        <w:numPr>
+          <w:ilvl w:val="1"/>
+          <w:numId w:val="1089"/>
+        </w:numPr>
+      </w:pPr>
+      <w:r>
+        <w:rPr>
+          <w:b/>
+          <w:bCs/>
+        </w:rPr>
+        <w:t xml:space="preserve">Secondary benefit:</w:t>
+      </w:r>
+      <w:r>
+        <w:t xml:space="preserve"> </w:t>
+      </w:r>
+      <w:r>
+        <w:t xml:space="preserve">makes the copy greppable, so subject lines and claims can be located and audited without clicking through GHL.</w:t>
+      </w:r>
+    </w:p>
+    <w:bookmarkEnd w:id="19"/>
+    <w:bookmarkStart w:id="20" w:name="documentation-hygiene"/>
+    <w:p>
+      <w:pPr>
+        <w:pStyle w:val="Heading2"/>
+      </w:pPr>
+      <w:r>
+        <w:t xml:space="preserve">7. Documentation hygiene</w:t>
+      </w:r>
+    </w:p>
+    <w:p>
+      <w:pPr>
         <w:numPr>
           <w:ilvl w:val="0"/>
           <w:numId w:val="1090"/>
@@ -6097,28 +6483,166 @@
           <w:b/>
           <w:bCs/>
         </w:rPr>
-        <w:t xml:space="preserve">Upgrade the abandoned-checkout Railway service off trial</w:t>
-      </w:r>
-      <w:r>
-        <w:t xml:space="preserve"> </w:t>
-      </w:r>
-      <w:r>
-        <w:t xml:space="preserve">(may already be on Hobby; confirm).</w:t>
-      </w:r>
-    </w:p>
-    <w:bookmarkEnd w:id="18"/>
-    <w:bookmarkStart w:id="19" w:name="X99a4122416d3be25b3ec730ee1c5d273b04fea6"/>
-    <w:p>
-      <w:pPr>
-        <w:pStyle w:val="Heading2"/>
-      </w:pPr>
-      <w:r>
-        <w:t xml:space="preserve">6b. Content backup gap: CLOSED August 3, 2026</w:t>
-      </w:r>
-    </w:p>
-    <w:p>
-      <w:pPr>
-        <w:pStyle w:val="Compact"/>
+        <w:t xml:space="preserve">Sync the live</w:t>
+      </w:r>
+      <w:r>
+        <w:rPr>
+          <w:b/>
+          <w:bCs/>
+        </w:rPr>
+        <w:t xml:space="preserve"> </w:t>
+      </w:r>
+      <w:r>
+        <w:rPr>
+          <w:rStyle w:val="VerbatimChar"/>
+          <w:b/>
+          <w:bCs/>
+        </w:rPr>
+        <w:t xml:space="preserve">enyrgy-knowledge-base</w:t>
+      </w:r>
+      <w:r>
+        <w:rPr>
+          <w:b/>
+          <w:bCs/>
+        </w:rPr>
+        <w:t xml:space="preserve"> </w:t>
+      </w:r>
+      <w:r>
+        <w:rPr>
+          <w:b/>
+          <w:bCs/>
+        </w:rPr>
+        <w:t xml:space="preserve">Company Skill to the repo KB:</w:t>
+      </w:r>
+      <w:r>
+        <w:t xml:space="preserve"> </w:t>
+      </w:r>
+      <w:r>
+        <w:t xml:space="preserve">DONE (Aug 4, 2026), skill now matches commit</w:t>
+      </w:r>
+      <w:r>
+        <w:t xml:space="preserve"> </w:t>
+      </w:r>
+      <w:r>
+        <w:rPr>
+          <w:rStyle w:val="VerbatimChar"/>
+        </w:rPr>
+        <w:t xml:space="preserve">42090226</w:t>
+      </w:r>
+      <w:r>
+        <w:t xml:space="preserve">. That sync carried nine targeted edits: users-not-customers, Brian Cameron CFO as a former securities regulator, the manual referral mechanism, contact@enyrgy.com, the pilot-to-study rule plus</w:t>
+      </w:r>
+      <w:r>
+        <w:t xml:space="preserve"> </w:t>
+      </w:r>
+      <w:r>
+        <w:t xml:space="preserve">“the five participants”</w:t>
+      </w:r>
+      <w:r>
+        <w:t xml:space="preserve">, the three advisor bios with publication figures, and the approved one-in-four wording.</w:t>
+      </w:r>
+      <w:r>
+        <w:t xml:space="preserve"> </w:t>
+      </w:r>
+      <w:r>
+        <w:rPr>
+          <w:b/>
+          <w:bCs/>
+        </w:rPr>
+        <w:t xml:space="preserve">The last one mattered most:</w:t>
+      </w:r>
+      <w:r>
+        <w:t xml:space="preserve"> </w:t>
+      </w:r>
+      <w:r>
+        <w:t xml:space="preserve">“in these trials”</w:t>
+      </w:r>
+      <w:r>
+        <w:t xml:space="preserve"> </w:t>
+      </w:r>
+      <w:r>
+        <w:t xml:space="preserve">is only unambiguous beside the citation, and an agent lifting the phrase into an email leaves the citation behind, so the reader parses it as Enyrgy’s own trials. Earlier syncs: Aug 2</w:t>
+      </w:r>
+      <w:r>
+        <w:t xml:space="preserve"> </w:t>
+      </w:r>
+      <w:r>
+        <w:rPr>
+          <w:rStyle w:val="VerbatimChar"/>
+        </w:rPr>
+        <w:t xml:space="preserve">17c553b7</w:t>
+      </w:r>
+      <w:r>
+        <w:t xml:space="preserve">, Aug 2</w:t>
+      </w:r>
+      <w:r>
+        <w:t xml:space="preserve"> </w:t>
+      </w:r>
+      <w:r>
+        <w:rPr>
+          <w:rStyle w:val="VerbatimChar"/>
+        </w:rPr>
+        <w:t xml:space="preserve">2f4fb933</w:t>
+      </w:r>
+      <w:r>
+        <w:t xml:space="preserve">, Aug 1</w:t>
+      </w:r>
+      <w:r>
+        <w:t xml:space="preserve"> </w:t>
+      </w:r>
+      <w:r>
+        <w:rPr>
+          <w:rStyle w:val="VerbatimChar"/>
+        </w:rPr>
+        <w:t xml:space="preserve">95f41a40</w:t>
+      </w:r>
+      <w:r>
+        <w:t xml:space="preserve">. Six targeted find/replace edits, verified after save.</w:t>
+      </w:r>
+      <w:r>
+        <w:t xml:space="preserve"> </w:t>
+      </w:r>
+      <w:r>
+        <w:rPr>
+          <w:b/>
+          <w:bCs/>
+        </w:rPr>
+        <w:t xml:space="preserve">Standing method:</w:t>
+      </w:r>
+      <w:r>
+        <w:t xml:space="preserve"> </w:t>
+      </w:r>
+      <w:r>
+        <w:t xml:space="preserve">run</w:t>
+      </w:r>
+      <w:r>
+        <w:t xml:space="preserve"> </w:t>
+      </w:r>
+      <w:r>
+        <w:rPr>
+          <w:rStyle w:val="VerbatimChar"/>
+        </w:rPr>
+        <w:t xml:space="preserve">git log &lt;last-synced-commit&gt;..HEAD -- Enyrgy_Paperclip_Knowledge_Base.md</w:t>
+      </w:r>
+      <w:r>
+        <w:t xml:space="preserve">, apply only those hunks in Skill Studio, never select-all-paste, then reopen and confirm the body saved and the frontmatter appears exactly once.</w:t>
+      </w:r>
+      <w:r>
+        <w:t xml:space="preserve"> </w:t>
+      </w:r>
+      <w:r>
+        <w:rPr>
+          <w:b/>
+          <w:bCs/>
+        </w:rPr>
+        <w:t xml:space="preserve">Record the synced commit hash in the handoff documents table every time</w:t>
+      </w:r>
+      <w:r>
+        <w:t xml:space="preserve">, otherwise the next session cannot tell what the live skill actually contains.</w:t>
+      </w:r>
+    </w:p>
+    <w:p>
+      <w:pPr>
         <w:numPr>
           <w:ilvl w:val="0"/>
           <w:numId w:val="1091"/>
@@ -6129,70 +6653,29 @@
           <w:b/>
           <w:bCs/>
         </w:rPr>
-        <w:t xml:space="preserve">DONE. All 19 workflows captured into</w:t>
-      </w:r>
-      <w:r>
-        <w:rPr>
-          <w:b/>
-          <w:bCs/>
-        </w:rPr>
-        <w:t xml:space="preserve"> </w:t>
-      </w:r>
-      <w:r>
-        <w:rPr>
-          <w:rStyle w:val="VerbatimChar"/>
-          <w:b/>
-          <w:bCs/>
-        </w:rPr>
-        <w:t xml:space="preserve">campaigns/</w:t>
-      </w:r>
-      <w:r>
-        <w:rPr>
-          <w:b/>
-          <w:bCs/>
-        </w:rPr>
-        <w:t xml:space="preserve">, 94 touches, 83 corrections applied.</w:t>
-      </w:r>
-      <w:r>
-        <w:t xml:space="preserve"> </w:t>
-      </w:r>
-      <w:r>
-        <w:t xml:space="preserve">Every live email and SMS in the GHL account now exists as</w:t>
-      </w:r>
-      <w:r>
-        <w:t xml:space="preserve"> </w:t>
-      </w:r>
-      <w:r>
-        <w:rPr>
-          <w:rStyle w:val="VerbatimChar"/>
-        </w:rPr>
-        <w:t xml:space="preserve">.md</w:t>
-      </w:r>
-      <w:r>
-        <w:t xml:space="preserve"> </w:t>
-      </w:r>
-      <w:r>
-        <w:t xml:space="preserve">+</w:t>
-      </w:r>
-      <w:r>
-        <w:t xml:space="preserve"> </w:t>
-      </w:r>
-      <w:r>
-        <w:rPr>
-          <w:rStyle w:val="VerbatimChar"/>
-        </w:rPr>
-        <w:t xml:space="preserve">.docx</w:t>
-      </w:r>
-      <w:r>
-        <w:t xml:space="preserve"> </w:t>
-      </w:r>
-      <w:r>
-        <w:t xml:space="preserve">with a per-workflow change log recording what was corrected and why. GHL remains the source of truth: change GHL first, then update the file. Three findings worth carrying forward are recorded in the handoff, chiefly that corrections declared fixed were repeatedly not fixed everywhere. Original entry below for context.</w:t>
-      </w:r>
-    </w:p>
-    <w:p>
-      <w:pPr>
-        <w:pStyle w:val="Compact"/>
+        <w:t xml:space="preserve">Refresh the EA to v1.1 (July 28):</w:t>
+      </w:r>
+      <w:r>
+        <w:t xml:space="preserve"> </w:t>
+      </w:r>
+      <w:r>
+        <w:t xml:space="preserve">bumped to Version 1.1 with an authoritative</w:t>
+      </w:r>
+      <w:r>
+        <w:t xml:space="preserve"> </w:t>
+      </w:r>
+      <w:r>
+        <w:t xml:space="preserve">“v1.1 Current-State Update”</w:t>
+      </w:r>
+      <w:r>
+        <w:t xml:space="preserve"> </w:t>
+      </w:r>
+      <w:r>
+        <w:t xml:space="preserve">section that overrides the stale June-29 body (Shopify integration + WF-27/28/29, GBP live + WF-07 wiring, full Paperclip org + tuned heartbeats, toll-free SMS/CNAM/no-10DLC, content assets, addresses/business-category fixes, the reliability findings incl. the debunked phantom-completion, and the open agency-email item). A future pass can fold these line-by-line into each layer.</w:t>
+      </w:r>
+    </w:p>
+    <w:p>
+      <w:pPr>
         <w:numPr>
           <w:ilvl w:val="0"/>
           <w:numId w:val="1092"/>
@@ -6202,62 +6685,20 @@
         <w:rPr>
           <w:b/>
           <w:bCs/>
-          <w:strike/>
-        </w:rPr>
-        <w:t xml:space="preserve">Export the drip email copy into the repo.</w:t>
-      </w:r>
-      <w:r>
-        <w:t xml:space="preserve"> </w:t>
-      </w:r>
-      <w:r>
-        <w:t xml:space="preserve">All the campaign email copy for WF-11 through WF-29 (consumer drip, the five magnet nurtures, Winter, Recovery, Synthesis Gap, Vitamin D Assessment, testimonial, abandoned cart, investor drip) exists</w:t>
-      </w:r>
-      <w:r>
-        <w:t xml:space="preserve"> </w:t>
-      </w:r>
-      <w:r>
-        <w:rPr>
-          <w:b/>
-          <w:bCs/>
-        </w:rPr>
-        <w:t xml:space="preserve">only inside GHL</w:t>
-      </w:r>
-      <w:r>
-        <w:t xml:space="preserve">. It is not version-controlled, not searchable, and not reliably recoverable: Account Snapshots capture workflow structure but not email bodies in a diffable form. Only two content sets are currently backed up: the five agent templates in</w:t>
-      </w:r>
-      <w:r>
-        <w:t xml:space="preserve"> </w:t>
-      </w:r>
-      <w:r>
-        <w:rPr>
-          <w:rStyle w:val="VerbatimChar"/>
-        </w:rPr>
-        <w:t xml:space="preserve">Enyrgy_Agent_Email_Templates_v1.md</w:t>
-      </w:r>
-      <w:r>
-        <w:t xml:space="preserve"> </w:t>
-      </w:r>
-      <w:r>
-        <w:t xml:space="preserve">and the five landing pages in</w:t>
-      </w:r>
-      <w:r>
-        <w:t xml:space="preserve"> </w:t>
-      </w:r>
-      <w:r>
-        <w:rPr>
-          <w:rStyle w:val="VerbatimChar"/>
-        </w:rPr>
-        <w:t xml:space="preserve">lead-magnets/</w:t>
-      </w:r>
-      <w:r>
-        <w:t xml:space="preserve">.</w:t>
-      </w:r>
-    </w:p>
-    <w:p>
-      <w:pPr>
-        <w:pStyle w:val="Compact"/>
-        <w:numPr>
-          <w:ilvl w:val="1"/>
+        </w:rPr>
+        <w:t xml:space="preserve">IG loose ends:</w:t>
+      </w:r>
+      <w:r>
+        <w:t xml:space="preserve"> </w:t>
+      </w:r>
+      <w:r>
+        <w:t xml:space="preserve">WF-23/WF-24 numbering gap (confirm not unbuilt), Winter/Tired-Test URLs missing from the Key URLs table, blank team contact fields (Dennis Lan, Dario Pompeii, Millie Carrillo, Thea Cartier).</w:t>
+      </w:r>
+    </w:p>
+    <w:p>
+      <w:pPr>
+        <w:numPr>
+          <w:ilvl w:val="0"/>
           <w:numId w:val="1093"/>
         </w:numPr>
       </w:pPr>
@@ -6266,125 +6707,31 @@
           <w:b/>
           <w:bCs/>
         </w:rPr>
-        <w:t xml:space="preserve">Why it matters:</w:t>
-      </w:r>
-      <w:r>
-        <w:t xml:space="preserve"> </w:t>
-      </w:r>
-      <w:r>
-        <w:t xml:space="preserve">an entire session was spent compliance-auditing this copy (prohibited words, em-dashes, the guarantee-vs-lab-timeline decoupling, the light-does-five framing, FTC testimonial rules). That work lives in one place with no backup. A bad edit or an accidental workflow deletion loses it.</w:t>
-      </w:r>
-    </w:p>
-    <w:p>
-      <w:pPr>
-        <w:pStyle w:val="Compact"/>
-        <w:numPr>
-          <w:ilvl w:val="1"/>
-          <w:numId w:val="1093"/>
-        </w:numPr>
-      </w:pPr>
-      <w:r>
-        <w:rPr>
-          <w:b/>
-          <w:bCs/>
-        </w:rPr>
-        <w:t xml:space="preserve">Trigger that surfaced it:</w:t>
-      </w:r>
-      <w:r>
-        <w:t xml:space="preserve"> </w:t>
-      </w:r>
-      <w:r>
-        <w:t xml:space="preserve">could not answer</w:t>
-      </w:r>
-      <w:r>
-        <w:t xml:space="preserve"> </w:t>
-      </w:r>
-      <w:r>
-        <w:t xml:space="preserve">“which workflow has the email with subject</w:t>
-      </w:r>
-      <w:r>
-        <w:t xml:space="preserve"> </w:t>
-      </w:r>
-      <w:r>
-        <w:t xml:space="preserve">‘One trigger, three outputs’</w:t>
-      </w:r>
-      <w:r>
-        <w:t xml:space="preserve">?”</w:t>
-      </w:r>
-      <w:r>
-        <w:t xml:space="preserve"> </w:t>
-      </w:r>
-      <w:r>
-        <w:t xml:space="preserve">because there is nothing to search.</w:t>
-      </w:r>
-    </w:p>
-    <w:p>
-      <w:pPr>
-        <w:pStyle w:val="Compact"/>
-        <w:numPr>
-          <w:ilvl w:val="1"/>
-          <w:numId w:val="1093"/>
-        </w:numPr>
-      </w:pPr>
-      <w:r>
-        <w:rPr>
-          <w:b/>
-          <w:bCs/>
-        </w:rPr>
-        <w:t xml:space="preserve">Suggested shape:</w:t>
-      </w:r>
-      <w:r>
-        <w:t xml:space="preserve"> </w:t>
-      </w:r>
-      <w:r>
-        <w:t xml:space="preserve">one markdown file per workflow under a</w:t>
-      </w:r>
-      <w:r>
-        <w:t xml:space="preserve"> </w:t>
-      </w:r>
-      <w:r>
-        <w:rPr>
-          <w:rStyle w:val="VerbatimChar"/>
-        </w:rPr>
-        <w:t xml:space="preserve">campaigns/</w:t>
-      </w:r>
-      <w:r>
-        <w:t xml:space="preserve"> </w:t>
-      </w:r>
-      <w:r>
-        <w:t xml:space="preserve">directory, each email with its subject, body, and the WF number plus touch order. Roughly a session of work.</w:t>
-      </w:r>
-    </w:p>
-    <w:p>
-      <w:pPr>
-        <w:pStyle w:val="Compact"/>
-        <w:numPr>
-          <w:ilvl w:val="1"/>
-          <w:numId w:val="1093"/>
-        </w:numPr>
-      </w:pPr>
-      <w:r>
-        <w:rPr>
-          <w:b/>
-          <w:bCs/>
-        </w:rPr>
-        <w:t xml:space="preserve">Secondary benefit:</w:t>
-      </w:r>
-      <w:r>
-        <w:t xml:space="preserve"> </w:t>
-      </w:r>
-      <w:r>
-        <w:t xml:space="preserve">makes the copy greppable, so subject lines and claims can be located and audited without clicking through GHL.</w:t>
-      </w:r>
-    </w:p>
-    <w:bookmarkEnd w:id="19"/>
-    <w:bookmarkStart w:id="20" w:name="documentation-hygiene"/>
-    <w:p>
-      <w:pPr>
-        <w:pStyle w:val="Heading2"/>
-      </w:pPr>
-      <w:r>
-        <w:t xml:space="preserve">7. Documentation hygiene</w:t>
+        <w:t xml:space="preserve">WIP:</w:t>
+      </w:r>
+      <w:r>
+        <w:t xml:space="preserve"> </w:t>
+      </w:r>
+      <w:r>
+        <w:t xml:space="preserve">correct the</w:t>
+      </w:r>
+      <w:r>
+        <w:t xml:space="preserve"> </w:t>
+      </w:r>
+      <w:r>
+        <w:t xml:space="preserve">“24-agent”</w:t>
+      </w:r>
+      <w:r>
+        <w:t xml:space="preserve"> </w:t>
+      </w:r>
+      <w:r>
+        <w:t xml:space="preserve">count to</w:t>
+      </w:r>
+      <w:r>
+        <w:t xml:space="preserve"> </w:t>
+      </w:r>
+      <w:r>
+        <w:t xml:space="preserve">“16-agent core (22 with additions).”</w:t>
       </w:r>
     </w:p>
     <w:p>
@@ -6399,166 +6746,28 @@
           <w:b/>
           <w:bCs/>
         </w:rPr>
-        <w:t xml:space="preserve">Sync the live</w:t>
-      </w:r>
-      <w:r>
-        <w:rPr>
-          <w:b/>
-          <w:bCs/>
-        </w:rPr>
-        <w:t xml:space="preserve"> </w:t>
-      </w:r>
-      <w:r>
-        <w:rPr>
-          <w:rStyle w:val="VerbatimChar"/>
-          <w:b/>
-          <w:bCs/>
-        </w:rPr>
-        <w:t xml:space="preserve">enyrgy-knowledge-base</w:t>
-      </w:r>
-      <w:r>
-        <w:rPr>
-          <w:b/>
-          <w:bCs/>
-        </w:rPr>
-        <w:t xml:space="preserve"> </w:t>
-      </w:r>
-      <w:r>
-        <w:rPr>
-          <w:b/>
-          <w:bCs/>
-        </w:rPr>
-        <w:t xml:space="preserve">Company Skill to the repo KB:</w:t>
-      </w:r>
-      <w:r>
-        <w:t xml:space="preserve"> </w:t>
-      </w:r>
-      <w:r>
-        <w:t xml:space="preserve">DONE (Aug 4, 2026), skill now matches commit</w:t>
-      </w:r>
-      <w:r>
-        <w:t xml:space="preserve"> </w:t>
-      </w:r>
-      <w:r>
-        <w:rPr>
-          <w:rStyle w:val="VerbatimChar"/>
-        </w:rPr>
-        <w:t xml:space="preserve">42090226</w:t>
-      </w:r>
-      <w:r>
-        <w:t xml:space="preserve">. That sync carried nine targeted edits: users-not-customers, Brian Cameron CFO as a former securities regulator, the manual referral mechanism, contact@enyrgy.com, the pilot-to-study rule plus</w:t>
-      </w:r>
-      <w:r>
-        <w:t xml:space="preserve"> </w:t>
-      </w:r>
-      <w:r>
-        <w:t xml:space="preserve">“the five participants”</w:t>
-      </w:r>
-      <w:r>
-        <w:t xml:space="preserve">, the three advisor bios with publication figures, and the approved one-in-four wording.</w:t>
-      </w:r>
-      <w:r>
-        <w:t xml:space="preserve"> </w:t>
-      </w:r>
-      <w:r>
-        <w:rPr>
-          <w:b/>
-          <w:bCs/>
-        </w:rPr>
-        <w:t xml:space="preserve">The last one mattered most:</w:t>
-      </w:r>
-      <w:r>
-        <w:t xml:space="preserve"> </w:t>
-      </w:r>
-      <w:r>
-        <w:t xml:space="preserve">“in these trials”</w:t>
-      </w:r>
-      <w:r>
-        <w:t xml:space="preserve"> </w:t>
-      </w:r>
-      <w:r>
-        <w:t xml:space="preserve">is only unambiguous beside the citation, and an agent lifting the phrase into an email leaves the citation behind, so the reader parses it as Enyrgy’s own trials. Earlier syncs: Aug 2</w:t>
-      </w:r>
-      <w:r>
-        <w:t xml:space="preserve"> </w:t>
-      </w:r>
-      <w:r>
-        <w:rPr>
-          <w:rStyle w:val="VerbatimChar"/>
-        </w:rPr>
-        <w:t xml:space="preserve">17c553b7</w:t>
-      </w:r>
-      <w:r>
-        <w:t xml:space="preserve">, Aug 2</w:t>
-      </w:r>
-      <w:r>
-        <w:t xml:space="preserve"> </w:t>
-      </w:r>
-      <w:r>
-        <w:rPr>
-          <w:rStyle w:val="VerbatimChar"/>
-        </w:rPr>
-        <w:t xml:space="preserve">2f4fb933</w:t>
-      </w:r>
-      <w:r>
-        <w:t xml:space="preserve">, Aug 1</w:t>
-      </w:r>
-      <w:r>
-        <w:t xml:space="preserve"> </w:t>
-      </w:r>
-      <w:r>
-        <w:rPr>
-          <w:rStyle w:val="VerbatimChar"/>
-        </w:rPr>
-        <w:t xml:space="preserve">95f41a40</w:t>
-      </w:r>
-      <w:r>
-        <w:t xml:space="preserve">. Six targeted find/replace edits, verified after save.</w:t>
-      </w:r>
-      <w:r>
-        <w:t xml:space="preserve"> </w:t>
-      </w:r>
-      <w:r>
-        <w:rPr>
-          <w:b/>
-          <w:bCs/>
-        </w:rPr>
-        <w:t xml:space="preserve">Standing method:</w:t>
-      </w:r>
-      <w:r>
-        <w:t xml:space="preserve"> </w:t>
-      </w:r>
-      <w:r>
-        <w:t xml:space="preserve">run</w:t>
-      </w:r>
-      <w:r>
-        <w:t xml:space="preserve"> </w:t>
-      </w:r>
-      <w:r>
-        <w:rPr>
-          <w:rStyle w:val="VerbatimChar"/>
-        </w:rPr>
-        <w:t xml:space="preserve">git log &lt;last-synced-commit&gt;..HEAD -- Enyrgy_Paperclip_Knowledge_Base.md</w:t>
-      </w:r>
-      <w:r>
-        <w:t xml:space="preserve">, apply only those hunks in Skill Studio, never select-all-paste, then reopen and confirm the body saved and the frontmatter appears exactly once.</w:t>
-      </w:r>
-      <w:r>
-        <w:t xml:space="preserve"> </w:t>
-      </w:r>
-      <w:r>
-        <w:rPr>
-          <w:b/>
-          <w:bCs/>
-        </w:rPr>
-        <w:t xml:space="preserve">Record the synced commit hash in the handoff documents table every time</w:t>
-      </w:r>
-      <w:r>
-        <w:t xml:space="preserve">, otherwise the next session cannot tell what the live skill actually contains.</w:t>
-      </w:r>
-    </w:p>
-    <w:p>
-      <w:pPr>
+        <w:t xml:space="preserve">Campaign copy backed up:</w:t>
+      </w:r>
+      <w:r>
+        <w:t xml:space="preserve"> </w:t>
+      </w:r>
+      <w:r>
+        <w:t xml:space="preserve">see 6b. Standing Rule 9 added to the handoff, save the artifact and not a description of it.</w:t>
+      </w:r>
+    </w:p>
+    <w:bookmarkEnd w:id="20"/>
+    <w:bookmarkStart w:id="21" w:name="X4ef6576507d0fd69ab3954b626c150ac8397a60"/>
+    <w:p>
+      <w:pPr>
+        <w:pStyle w:val="Heading2"/>
+      </w:pPr>
+      <w:r>
+        <w:t xml:space="preserve">8. Standing operating discipline (adopted Session 15)</w:t>
+      </w:r>
+    </w:p>
+    <w:p>
+      <w:pPr>
+        <w:pStyle w:val="Compact"/>
         <w:numPr>
           <w:ilvl w:val="0"/>
           <w:numId w:val="1095"/>
@@ -6569,158 +6778,33 @@
           <w:b/>
           <w:bCs/>
         </w:rPr>
-        <w:t xml:space="preserve">Refresh the EA to v1.1 (July 28):</w:t>
-      </w:r>
-      <w:r>
-        <w:t xml:space="preserve"> </w:t>
-      </w:r>
-      <w:r>
-        <w:t xml:space="preserve">bumped to Version 1.1 with an authoritative</w:t>
-      </w:r>
-      <w:r>
-        <w:t xml:space="preserve"> </w:t>
-      </w:r>
-      <w:r>
-        <w:t xml:space="preserve">“v1.1 Current-State Update”</w:t>
-      </w:r>
-      <w:r>
-        <w:t xml:space="preserve"> </w:t>
-      </w:r>
-      <w:r>
-        <w:t xml:space="preserve">section that overrides the stale June-29 body (Shopify integration + WF-27/28/29, GBP live + WF-07 wiring, full Paperclip org + tuned heartbeats, toll-free SMS/CNAM/no-10DLC, content assets, addresses/business-category fixes, the reliability findings incl. the debunked phantom-completion, and the open agency-email item). A future pass can fold these line-by-line into each layer.</w:t>
-      </w:r>
-    </w:p>
-    <w:p>
-      <w:pPr>
+        <w:t xml:space="preserve">Verify agent audits/verifications against the live GHL account before acting.</w:t>
+      </w:r>
+      <w:r>
+        <w:t xml:space="preserve"> </w:t>
+      </w:r>
+      <w:r>
+        <w:t xml:space="preserve">Agents confabulate under credit starvation. They produced specific, plausible, false claims (invented tag states, a workflow last-edit date misread as a last-run date, a</w:t>
+      </w:r>
+      <w:r>
+        <w:t xml:space="preserve"> </w:t>
+      </w:r>
+      <w:r>
+        <w:t xml:space="preserve">“confirmed”</w:t>
+      </w:r>
+      <w:r>
+        <w:t xml:space="preserve"> </w:t>
+      </w:r>
+      <w:r>
+        <w:t xml:space="preserve">systemic issue that did not exist). Treat agent escalations as leads to verify, never as facts.</w:t>
+      </w:r>
+    </w:p>
+    <w:p>
+      <w:pPr>
+        <w:pStyle w:val="Compact"/>
         <w:numPr>
           <w:ilvl w:val="0"/>
           <w:numId w:val="1096"/>
-        </w:numPr>
-      </w:pPr>
-      <w:r>
-        <w:rPr>
-          <w:b/>
-          <w:bCs/>
-        </w:rPr>
-        <w:t xml:space="preserve">IG loose ends:</w:t>
-      </w:r>
-      <w:r>
-        <w:t xml:space="preserve"> </w:t>
-      </w:r>
-      <w:r>
-        <w:t xml:space="preserve">WF-23/WF-24 numbering gap (confirm not unbuilt), Winter/Tired-Test URLs missing from the Key URLs table, blank team contact fields (Dennis Lan, Dario Pompeii, Millie Carrillo, Thea Cartier).</w:t>
-      </w:r>
-    </w:p>
-    <w:p>
-      <w:pPr>
-        <w:numPr>
-          <w:ilvl w:val="0"/>
-          <w:numId w:val="1097"/>
-        </w:numPr>
-      </w:pPr>
-      <w:r>
-        <w:rPr>
-          <w:b/>
-          <w:bCs/>
-        </w:rPr>
-        <w:t xml:space="preserve">WIP:</w:t>
-      </w:r>
-      <w:r>
-        <w:t xml:space="preserve"> </w:t>
-      </w:r>
-      <w:r>
-        <w:t xml:space="preserve">correct the</w:t>
-      </w:r>
-      <w:r>
-        <w:t xml:space="preserve"> </w:t>
-      </w:r>
-      <w:r>
-        <w:t xml:space="preserve">“24-agent”</w:t>
-      </w:r>
-      <w:r>
-        <w:t xml:space="preserve"> </w:t>
-      </w:r>
-      <w:r>
-        <w:t xml:space="preserve">count to</w:t>
-      </w:r>
-      <w:r>
-        <w:t xml:space="preserve"> </w:t>
-      </w:r>
-      <w:r>
-        <w:t xml:space="preserve">“16-agent core (22 with additions).”</w:t>
-      </w:r>
-    </w:p>
-    <w:p>
-      <w:pPr>
-        <w:numPr>
-          <w:ilvl w:val="0"/>
-          <w:numId w:val="1098"/>
-        </w:numPr>
-      </w:pPr>
-      <w:r>
-        <w:rPr>
-          <w:b/>
-          <w:bCs/>
-        </w:rPr>
-        <w:t xml:space="preserve">Campaign copy backed up:</w:t>
-      </w:r>
-      <w:r>
-        <w:t xml:space="preserve"> </w:t>
-      </w:r>
-      <w:r>
-        <w:t xml:space="preserve">see 6b. Standing Rule 9 added to the handoff, save the artifact and not a description of it.</w:t>
-      </w:r>
-    </w:p>
-    <w:bookmarkEnd w:id="20"/>
-    <w:bookmarkStart w:id="21" w:name="X4ef6576507d0fd69ab3954b626c150ac8397a60"/>
-    <w:p>
-      <w:pPr>
-        <w:pStyle w:val="Heading2"/>
-      </w:pPr>
-      <w:r>
-        <w:t xml:space="preserve">8. Standing operating discipline (adopted Session 15)</w:t>
-      </w:r>
-    </w:p>
-    <w:p>
-      <w:pPr>
-        <w:pStyle w:val="Compact"/>
-        <w:numPr>
-          <w:ilvl w:val="0"/>
-          <w:numId w:val="1099"/>
-        </w:numPr>
-      </w:pPr>
-      <w:r>
-        <w:rPr>
-          <w:b/>
-          <w:bCs/>
-        </w:rPr>
-        <w:t xml:space="preserve">Verify agent audits/verifications against the live GHL account before acting.</w:t>
-      </w:r>
-      <w:r>
-        <w:t xml:space="preserve"> </w:t>
-      </w:r>
-      <w:r>
-        <w:t xml:space="preserve">Agents confabulate under credit starvation. They produced specific, plausible, false claims (invented tag states, a workflow last-edit date misread as a last-run date, a</w:t>
-      </w:r>
-      <w:r>
-        <w:t xml:space="preserve"> </w:t>
-      </w:r>
-      <w:r>
-        <w:t xml:space="preserve">“confirmed”</w:t>
-      </w:r>
-      <w:r>
-        <w:t xml:space="preserve"> </w:t>
-      </w:r>
-      <w:r>
-        <w:t xml:space="preserve">systemic issue that did not exist). Treat agent escalations as leads to verify, never as facts.</w:t>
-      </w:r>
-    </w:p>
-    <w:p>
-      <w:pPr>
-        <w:pStyle w:val="Compact"/>
-        <w:numPr>
-          <w:ilvl w:val="0"/>
-          <w:numId w:val="1100"/>
         </w:numPr>
       </w:pPr>
       <w:r>
@@ -7355,15 +7439,9 @@
     <w:abstractNumId w:val="992"/>
   </w:num>
   <w:num w:numId="1037">
-    <w:abstractNumId w:val="992"/>
+    <w:abstractNumId w:val="991"/>
   </w:num>
   <w:num w:numId="1038">
-    <w:abstractNumId w:val="993"/>
-  </w:num>
-  <w:num w:numId="1039">
-    <w:abstractNumId w:val="992"/>
-  </w:num>
-  <w:num w:numId="1040">
     <w:abstractNumId w:val="99411"/>
     <w:lvlOverride w:ilvl="0">
       <w:startOverride w:val="1"/>
@@ -7393,6 +7471,12 @@
       <w:startOverride w:val="1"/>
     </w:lvlOverride>
   </w:num>
+  <w:num w:numId="1039">
+    <w:abstractNumId w:val="993"/>
+  </w:num>
+  <w:num w:numId="1040">
+    <w:abstractNumId w:val="993"/>
+  </w:num>
   <w:num w:numId="1041">
     <w:abstractNumId w:val="992"/>
   </w:num>
@@ -7400,25 +7484,25 @@
     <w:abstractNumId w:val="993"/>
   </w:num>
   <w:num w:numId="1043">
-    <w:abstractNumId w:val="993"/>
+    <w:abstractNumId w:val="992"/>
   </w:num>
   <w:num w:numId="1044">
     <w:abstractNumId w:val="993"/>
   </w:num>
   <w:num w:numId="1045">
-    <w:abstractNumId w:val="992"/>
+    <w:abstractNumId w:val="993"/>
   </w:num>
   <w:num w:numId="1046">
     <w:abstractNumId w:val="993"/>
   </w:num>
   <w:num w:numId="1047">
+    <w:abstractNumId w:val="993"/>
+  </w:num>
+  <w:num w:numId="1048">
+    <w:abstractNumId w:val="991"/>
+  </w:num>
+  <w:num w:numId="1049">
     <w:abstractNumId w:val="992"/>
-  </w:num>
-  <w:num w:numId="1048">
-    <w:abstractNumId w:val="993"/>
-  </w:num>
-  <w:num w:numId="1049">
-    <w:abstractNumId w:val="993"/>
   </w:num>
   <w:num w:numId="1050">
     <w:abstractNumId w:val="993"/>
@@ -7427,85 +7511,85 @@
     <w:abstractNumId w:val="993"/>
   </w:num>
   <w:num w:numId="1052">
-    <w:abstractNumId w:val="991"/>
+    <w:abstractNumId w:val="992"/>
   </w:num>
   <w:num w:numId="1053">
     <w:abstractNumId w:val="992"/>
   </w:num>
   <w:num w:numId="1054">
+    <w:abstractNumId w:val="992"/>
+  </w:num>
+  <w:num w:numId="1055">
+    <w:abstractNumId w:val="992"/>
+  </w:num>
+  <w:num w:numId="1056">
     <w:abstractNumId w:val="993"/>
   </w:num>
-  <w:num w:numId="1055">
+  <w:num w:numId="1057">
     <w:abstractNumId w:val="993"/>
   </w:num>
-  <w:num w:numId="1056">
+  <w:num w:numId="1058">
+    <w:abstractNumId w:val="993"/>
+  </w:num>
+  <w:num w:numId="1059">
+    <w:abstractNumId w:val="991"/>
+  </w:num>
+  <w:num w:numId="1060">
     <w:abstractNumId w:val="992"/>
   </w:num>
-  <w:num w:numId="1057">
+  <w:num w:numId="1061">
     <w:abstractNumId w:val="992"/>
   </w:num>
-  <w:num w:numId="1058">
+  <w:num w:numId="1062">
     <w:abstractNumId w:val="992"/>
   </w:num>
-  <w:num w:numId="1059">
+  <w:num w:numId="1063">
     <w:abstractNumId w:val="992"/>
-  </w:num>
-  <w:num w:numId="1060">
-    <w:abstractNumId w:val="993"/>
-  </w:num>
-  <w:num w:numId="1061">
-    <w:abstractNumId w:val="993"/>
-  </w:num>
-  <w:num w:numId="1062">
-    <w:abstractNumId w:val="993"/>
-  </w:num>
-  <w:num w:numId="1063">
-    <w:abstractNumId w:val="991"/>
   </w:num>
   <w:num w:numId="1064">
     <w:abstractNumId w:val="992"/>
   </w:num>
   <w:num w:numId="1065">
-    <w:abstractNumId w:val="992"/>
+    <w:abstractNumId w:val="993"/>
   </w:num>
   <w:num w:numId="1066">
-    <w:abstractNumId w:val="992"/>
+    <w:abstractNumId w:val="993"/>
   </w:num>
   <w:num w:numId="1067">
-    <w:abstractNumId w:val="992"/>
+    <w:abstractNumId w:val="993"/>
   </w:num>
   <w:num w:numId="1068">
-    <w:abstractNumId w:val="992"/>
+    <w:abstractNumId w:val="993"/>
   </w:num>
   <w:num w:numId="1069">
     <w:abstractNumId w:val="993"/>
   </w:num>
   <w:num w:numId="1070">
-    <w:abstractNumId w:val="993"/>
+    <w:abstractNumId w:val="992"/>
   </w:num>
   <w:num w:numId="1071">
     <w:abstractNumId w:val="993"/>
   </w:num>
   <w:num w:numId="1072">
-    <w:abstractNumId w:val="993"/>
+    <w:abstractNumId w:val="991"/>
   </w:num>
   <w:num w:numId="1073">
-    <w:abstractNumId w:val="993"/>
+    <w:abstractNumId w:val="992"/>
   </w:num>
   <w:num w:numId="1074">
     <w:abstractNumId w:val="992"/>
   </w:num>
   <w:num w:numId="1075">
-    <w:abstractNumId w:val="993"/>
+    <w:abstractNumId w:val="992"/>
   </w:num>
   <w:num w:numId="1076">
-    <w:abstractNumId w:val="991"/>
+    <w:abstractNumId w:val="992"/>
   </w:num>
   <w:num w:numId="1077">
     <w:abstractNumId w:val="992"/>
   </w:num>
   <w:num w:numId="1078">
-    <w:abstractNumId w:val="992"/>
+    <w:abstractNumId w:val="993"/>
   </w:num>
   <w:num w:numId="1079">
     <w:abstractNumId w:val="992"/>
@@ -7517,7 +7601,7 @@
     <w:abstractNumId w:val="992"/>
   </w:num>
   <w:num w:numId="1082">
-    <w:abstractNumId w:val="993"/>
+    <w:abstractNumId w:val="992"/>
   </w:num>
   <w:num w:numId="1083">
     <w:abstractNumId w:val="992"/>
@@ -7532,45 +7616,33 @@
     <w:abstractNumId w:val="992"/>
   </w:num>
   <w:num w:numId="1087">
-    <w:abstractNumId w:val="992"/>
+    <w:abstractNumId w:val="993"/>
   </w:num>
   <w:num w:numId="1088">
-    <w:abstractNumId w:val="992"/>
+    <w:abstractNumId w:val="993"/>
   </w:num>
   <w:num w:numId="1089">
-    <w:abstractNumId w:val="992"/>
+    <w:abstractNumId w:val="991"/>
   </w:num>
   <w:num w:numId="1090">
-    <w:abstractNumId w:val="992"/>
+    <w:abstractNumId w:val="993"/>
   </w:num>
   <w:num w:numId="1091">
     <w:abstractNumId w:val="993"/>
   </w:num>
   <w:num w:numId="1092">
-    <w:abstractNumId w:val="993"/>
+    <w:abstractNumId w:val="992"/>
   </w:num>
   <w:num w:numId="1093">
-    <w:abstractNumId w:val="991"/>
+    <w:abstractNumId w:val="992"/>
   </w:num>
   <w:num w:numId="1094">
     <w:abstractNumId w:val="993"/>
   </w:num>
   <w:num w:numId="1095">
-    <w:abstractNumId w:val="993"/>
+    <w:abstractNumId w:val="992"/>
   </w:num>
   <w:num w:numId="1096">
-    <w:abstractNumId w:val="992"/>
-  </w:num>
-  <w:num w:numId="1097">
-    <w:abstractNumId w:val="992"/>
-  </w:num>
-  <w:num w:numId="1098">
-    <w:abstractNumId w:val="993"/>
-  </w:num>
-  <w:num w:numId="1099">
-    <w:abstractNumId w:val="992"/>
-  </w:num>
-  <w:num w:numId="1100">
     <w:abstractNumId w:val="992"/>
   </w:num>
 </w:numbering>

--- a/Enyrgy_Master_TODO.docx
+++ b/Enyrgy_Master_TODO.docx
@@ -6713,25 +6713,62 @@
         <w:t xml:space="preserve"> </w:t>
       </w:r>
       <w:r>
+        <w:rPr>
+          <w:strike/>
+        </w:rPr>
         <w:t xml:space="preserve">correct the</w:t>
       </w:r>
       <w:r>
-        <w:t xml:space="preserve"> </w:t>
-      </w:r>
-      <w:r>
+        <w:rPr>
+          <w:strike/>
+        </w:rPr>
+        <w:t xml:space="preserve"> </w:t>
+      </w:r>
+      <w:r>
+        <w:rPr>
+          <w:strike/>
+        </w:rPr>
         <w:t xml:space="preserve">“24-agent”</w:t>
       </w:r>
       <w:r>
-        <w:t xml:space="preserve"> </w:t>
-      </w:r>
-      <w:r>
-        <w:t xml:space="preserve">count to</w:t>
-      </w:r>
-      <w:r>
-        <w:t xml:space="preserve"> </w:t>
-      </w:r>
-      <w:r>
-        <w:t xml:space="preserve">“16-agent core (22 with additions).”</w:t>
+        <w:rPr>
+          <w:strike/>
+        </w:rPr>
+        <w:t xml:space="preserve"> </w:t>
+      </w:r>
+      <w:r>
+        <w:rPr>
+          <w:strike/>
+        </w:rPr>
+        <w:t xml:space="preserve">count</w:t>
+      </w:r>
+      <w:r>
+        <w:t xml:space="preserve"> </w:t>
+      </w:r>
+      <w:r>
+        <w:rPr>
+          <w:b/>
+          <w:bCs/>
+        </w:rPr>
+        <w:t xml:space="preserve">Already done and this item was stale.</w:t>
+      </w:r>
+      <w:r>
+        <w:t xml:space="preserve"> </w:t>
+      </w:r>
+      <w:r>
+        <w:t xml:space="preserve">The WIP records the correction explicitly: 16 built (3 C-Suite + 7 COO + 6 CRO), upper bound 22 with all six Phase 2 additions. The only surviving</w:t>
+      </w:r>
+      <w:r>
+        <w:t xml:space="preserve"> </w:t>
+      </w:r>
+      <w:r>
+        <w:t xml:space="preserve">“24-agent”</w:t>
+      </w:r>
+      <w:r>
+        <w:t xml:space="preserve"> </w:t>
+      </w:r>
+      <w:r>
+        <w:t xml:space="preserve">string is inside the sentence explaining that it was wrong.</w:t>
       </w:r>
     </w:p>
     <w:p>
@@ -6746,6 +6783,172 @@
           <w:b/>
           <w:bCs/>
         </w:rPr>
+        <w:t xml:space="preserve">Doc date stamps corrected (Aug 4).</w:t>
+      </w:r>
+      <w:r>
+        <w:t xml:space="preserve"> </w:t>
+      </w:r>
+      <w:r>
+        <w:t xml:space="preserve">The Handoff header said</w:t>
+      </w:r>
+      <w:r>
+        <w:t xml:space="preserve"> </w:t>
+      </w:r>
+      <w:r>
+        <w:t xml:space="preserve">“end of Session 15”</w:t>
+      </w:r>
+      <w:r>
+        <w:t xml:space="preserve"> </w:t>
+      </w:r>
+      <w:r>
+        <w:t xml:space="preserve">and its own DOCUMENTS row said</w:t>
+      </w:r>
+      <w:r>
+        <w:t xml:space="preserve"> </w:t>
+      </w:r>
+      <w:r>
+        <w:t xml:space="preserve">“Session 14”</w:t>
+      </w:r>
+      <w:r>
+        <w:t xml:space="preserve">; the WIP header said July 28. Both carried Session 16 content.</w:t>
+      </w:r>
+      <w:r>
+        <w:t xml:space="preserve"> </w:t>
+      </w:r>
+      <w:r>
+        <w:rPr>
+          <w:b/>
+          <w:bCs/>
+        </w:rPr>
+        <w:t xml:space="preserve">A stale header on a current document is worse than an old document, because it invites the reader to discount content that is actually current.</w:t>
+      </w:r>
+    </w:p>
+    <w:p>
+      <w:pPr>
+        <w:numPr>
+          <w:ilvl w:val="0"/>
+          <w:numId w:val="1095"/>
+        </w:numPr>
+      </w:pPr>
+      <w:r>
+        <w:rPr>
+          <w:b/>
+          <w:bCs/>
+        </w:rPr>
+        <w:t xml:space="preserve">IG version conflict resolved (Aug 4).</w:t>
+      </w:r>
+      <w:r>
+        <w:t xml:space="preserve"> </w:t>
+      </w:r>
+      <w:r>
+        <w:t xml:space="preserve">The cover said 3.9.4 while the change log said 3.9.5, and a second</w:t>
+      </w:r>
+      <w:r>
+        <w:t xml:space="preserve"> </w:t>
+      </w:r>
+      <w:r>
+        <w:t xml:space="preserve">“v3.9.4 Changes”</w:t>
+      </w:r>
+      <w:r>
+        <w:t xml:space="preserve"> </w:t>
+      </w:r>
+      <w:r>
+        <w:t xml:space="preserve">block had been introduced. Now 3.9.6 throughout, with the Session 16 block filed alongside the others rather than on the cover.</w:t>
+      </w:r>
+    </w:p>
+    <w:p>
+      <w:pPr>
+        <w:numPr>
+          <w:ilvl w:val="0"/>
+          <w:numId w:val="1096"/>
+        </w:numPr>
+      </w:pPr>
+      <w:r>
+        <w:rPr>
+          <w:b/>
+          <w:bCs/>
+        </w:rPr>
+        <w:t xml:space="preserve">IG phantom-completion claim retracted (Aug 4).</w:t>
+      </w:r>
+      <w:r>
+        <w:t xml:space="preserve"> </w:t>
+      </w:r>
+      <w:r>
+        <w:t xml:space="preserve">The v3.9.5 block described an open platform bug auto-flipping runs to</w:t>
+      </w:r>
+      <w:r>
+        <w:t xml:space="preserve"> </w:t>
+      </w:r>
+      <w:r>
+        <w:rPr>
+          <w:rStyle w:val="VerbatimChar"/>
+        </w:rPr>
+        <w:t xml:space="preserve">done</w:t>
+      </w:r>
+      <w:r>
+        <w:t xml:space="preserve">. That was investigated in code and debunked; the WIP and TODO already recorded it as NOT A BUG, so the IG was contradicting both. Now struck with the reason.</w:t>
+      </w:r>
+    </w:p>
+    <w:p>
+      <w:pPr>
+        <w:numPr>
+          <w:ilvl w:val="0"/>
+          <w:numId w:val="1097"/>
+        </w:numPr>
+      </w:pPr>
+      <w:r>
+        <w:rPr>
+          <w:b/>
+          <w:bCs/>
+        </w:rPr>
+        <w:t xml:space="preserve">WIP investor import step 6 corrected (Aug 4).</w:t>
+      </w:r>
+      <w:r>
+        <w:t xml:space="preserve"> </w:t>
+      </w:r>
+      <w:r>
+        <w:t xml:space="preserve">It read</w:t>
+      </w:r>
+      <w:r>
+        <w:t xml:space="preserve"> </w:t>
+      </w:r>
+      <w:r>
+        <w:t xml:space="preserve">“Apply type_investor tag to trigger drip enrollment”</w:t>
+      </w:r>
+      <w:r>
+        <w:t xml:space="preserve"> </w:t>
+      </w:r>
+      <w:r>
+        <w:t xml:space="preserve">in an investor-import runbook, directly contradicting the twice-stated rule never to apply</w:t>
+      </w:r>
+      <w:r>
+        <w:t xml:space="preserve"> </w:t>
+      </w:r>
+      <w:r>
+        <w:rPr>
+          <w:rStyle w:val="VerbatimChar"/>
+        </w:rPr>
+        <w:t xml:space="preserve">type_investor</w:t>
+      </w:r>
+      <w:r>
+        <w:t xml:space="preserve"> </w:t>
+      </w:r>
+      <w:r>
+        <w:t xml:space="preserve">to current investors. Following it would have pitched an investment to people who had already funded. Rewritten to split current from prospective investors, and the rest of the Session 16 import lessons folded in.</w:t>
+      </w:r>
+    </w:p>
+    <w:p>
+      <w:pPr>
+        <w:numPr>
+          <w:ilvl w:val="0"/>
+          <w:numId w:val="1098"/>
+        </w:numPr>
+      </w:pPr>
+      <w:r>
+        <w:rPr>
+          <w:b/>
+          <w:bCs/>
+        </w:rPr>
         <w:t xml:space="preserve">Campaign copy backed up:</w:t>
       </w:r>
       <w:r>
@@ -6770,7 +6973,7 @@
         <w:pStyle w:val="Compact"/>
         <w:numPr>
           <w:ilvl w:val="0"/>
-          <w:numId w:val="1095"/>
+          <w:numId w:val="1099"/>
         </w:numPr>
       </w:pPr>
       <w:r>
@@ -6804,7 +7007,7 @@
         <w:pStyle w:val="Compact"/>
         <w:numPr>
           <w:ilvl w:val="0"/>
-          <w:numId w:val="1096"/>
+          <w:numId w:val="1100"/>
         </w:numPr>
       </w:pPr>
       <w:r>
@@ -7634,15 +7837,27 @@
     <w:abstractNumId w:val="992"/>
   </w:num>
   <w:num w:numId="1093">
-    <w:abstractNumId w:val="992"/>
+    <w:abstractNumId w:val="993"/>
   </w:num>
   <w:num w:numId="1094">
     <w:abstractNumId w:val="993"/>
   </w:num>
   <w:num w:numId="1095">
+    <w:abstractNumId w:val="993"/>
+  </w:num>
+  <w:num w:numId="1096">
+    <w:abstractNumId w:val="993"/>
+  </w:num>
+  <w:num w:numId="1097">
+    <w:abstractNumId w:val="993"/>
+  </w:num>
+  <w:num w:numId="1098">
+    <w:abstractNumId w:val="993"/>
+  </w:num>
+  <w:num w:numId="1099">
     <w:abstractNumId w:val="992"/>
   </w:num>
-  <w:num w:numId="1096">
+  <w:num w:numId="1100">
     <w:abstractNumId w:val="992"/>
   </w:num>
 </w:numbering>

--- a/Enyrgy_Master_TODO.docx
+++ b/Enyrgy_Master_TODO.docx
@@ -2,7 +2,7 @@
 <file path=word/document.xml><?xml version="1.0" encoding="utf-8"?>
 <w:document xmlns:w="http://schemas.openxmlformats.org/wordprocessingml/2006/main" xmlns:m="http://schemas.openxmlformats.org/officeDocument/2006/math" xmlns:r="http://schemas.openxmlformats.org/officeDocument/2006/relationships" xmlns:o="urn:schemas-microsoft-com:office:office" xmlns:v="urn:schemas-microsoft-com:vml" xmlns:w10="urn:schemas-microsoft-com:office:word" xmlns:a="http://schemas.openxmlformats.org/drawingml/2006/main" xmlns:pic="http://schemas.openxmlformats.org/drawingml/2006/picture" xmlns:wp="http://schemas.openxmlformats.org/drawingml/2006/wordprocessingDrawing">
   <w:body>
-    <w:bookmarkStart w:id="22" w:name="enyrgy-master-todo"/>
+    <w:bookmarkStart w:id="23" w:name="enyrgy-master-todo"/>
     <w:p>
       <w:pPr>
         <w:pStyle w:val="Heading1"/>
@@ -5708,12 +5708,341 @@
       </w:r>
     </w:p>
     <w:bookmarkEnd w:id="16"/>
-    <w:bookmarkStart w:id="17" w:name="X787c6ae49ec488fed45086d4c0a203c1e5c3e7f"/>
+    <w:bookmarkStart w:id="17" w:name="Xd990285ed89636a7d9164f06365c6599008122f"/>
     <w:p>
       <w:pPr>
         <w:pStyle w:val="Heading2"/>
       </w:pPr>
       <w:r>
+        <w:t xml:space="preserve">4f. Weekly Content Engine (spec received August 4, 2026)</w:t>
+      </w:r>
+    </w:p>
+    <w:p>
+      <w:pPr>
+        <w:pStyle w:val="FirstParagraph"/>
+      </w:pPr>
+      <w:r>
+        <w:t xml:space="preserve">Scott supplied</w:t>
+      </w:r>
+      <w:r>
+        <w:t xml:space="preserve"> </w:t>
+      </w:r>
+      <w:r>
+        <w:rPr>
+          <w:rStyle w:val="VerbatimChar"/>
+        </w:rPr>
+        <w:t xml:space="preserve">Enyrgy_Weekly_Content_Engine_Spec.md</w:t>
+      </w:r>
+      <w:r>
+        <w:t xml:space="preserve">, the outbound marketing agent he built for another company, to be rebuilt on Enyrgy’s Paperclip / Railway / GHL stack. Verified against the live corpus; agent block 17 drafted in</w:t>
+      </w:r>
+      <w:r>
+        <w:t xml:space="preserve"> </w:t>
+      </w:r>
+      <w:r>
+        <w:rPr>
+          <w:rStyle w:val="VerbatimChar"/>
+        </w:rPr>
+        <w:t xml:space="preserve">Enyrgy_Paperclip_Agent_Instruction_Blocks.md</w:t>
+      </w:r>
+      <w:r>
+        <w:t xml:space="preserve">,</w:t>
+      </w:r>
+      <w:r>
+        <w:t xml:space="preserve"> </w:t>
+      </w:r>
+      <w:r>
+        <w:rPr>
+          <w:b/>
+          <w:bCs/>
+        </w:rPr>
+        <w:t xml:space="preserve">not hired.</w:t>
+      </w:r>
+    </w:p>
+    <w:p>
+      <w:pPr>
+        <w:pStyle w:val="Compact"/>
+        <w:numPr>
+          <w:ilvl w:val="0"/>
+          <w:numId w:val="1073"/>
+        </w:numPr>
+      </w:pPr>
+      <w:r>
+        <w:rPr>
+          <w:b/>
+          <w:bCs/>
+        </w:rPr>
+        <w:t xml:space="preserve">BLOCKING: load the January 2026 FDA Guidelines for Wellness Products into KB Section 11.</w:t>
+      </w:r>
+      <w:r>
+        <w:t xml:space="preserve"> </w:t>
+      </w:r>
+      <w:r>
+        <w:t xml:space="preserve">The KB has required this review since it was written but has never contained the document. The rule is binding and the substance is absent, so</w:t>
+      </w:r>
+      <w:r>
+        <w:t xml:space="preserve"> </w:t>
+      </w:r>
+      <w:r>
+        <w:rPr>
+          <w:b/>
+          <w:bCs/>
+        </w:rPr>
+        <w:t xml:space="preserve">no agent can actually perform the check</w:t>
+      </w:r>
+      <w:r>
+        <w:t xml:space="preserve">, and an agent asked to will either pass it silently or invent the criteria. This is not specific to the content engine; it applies to every agent that composes client-facing copy, and it has been latent the whole time.</w:t>
+      </w:r>
+      <w:r>
+        <w:t xml:space="preserve"> </w:t>
+      </w:r>
+      <w:r>
+        <w:rPr>
+          <w:b/>
+          <w:bCs/>
+        </w:rPr>
+        <w:t xml:space="preserve">Scott to supply the document or an authoritative summary.</w:t>
+      </w:r>
+      <w:r>
+        <w:t xml:space="preserve"> </w:t>
+      </w:r>
+      <w:r>
+        <w:t xml:space="preserve">A link is not sufficient for agents that cannot browse; the operative content has to be in the KB the way the prohibited-words list is.</w:t>
+      </w:r>
+    </w:p>
+    <w:p>
+      <w:pPr>
+        <w:pStyle w:val="Compact"/>
+        <w:numPr>
+          <w:ilvl w:val="0"/>
+          <w:numId w:val="1074"/>
+        </w:numPr>
+      </w:pPr>
+      <w:r>
+        <w:rPr>
+          <w:b/>
+          <w:bCs/>
+        </w:rPr>
+        <w:t xml:space="preserve">Retire</w:t>
+      </w:r>
+      <w:r>
+        <w:rPr>
+          <w:b/>
+          <w:bCs/>
+        </w:rPr>
+        <w:t xml:space="preserve"> </w:t>
+      </w:r>
+      <w:r>
+        <w:rPr>
+          <w:b/>
+          <w:bCs/>
+        </w:rPr>
+        <w:t xml:space="preserve">“zero paid advertising to date”</w:t>
+      </w:r>
+      <w:r>
+        <w:rPr>
+          <w:b/>
+          <w:bCs/>
+        </w:rPr>
+        <w:t xml:space="preserve"> </w:t>
+      </w:r>
+      <w:r>
+        <w:rPr>
+          <w:b/>
+          <w:bCs/>
+        </w:rPr>
+        <w:t xml:space="preserve">the day the first ad runs.</w:t>
+      </w:r>
+      <w:r>
+        <w:t xml:space="preserve"> </w:t>
+      </w:r>
+      <w:r>
+        <w:t xml:space="preserve">Ads are deliberately in scope, since the raise is explicitly for advertising. The claim appears in</w:t>
+      </w:r>
+      <w:r>
+        <w:t xml:space="preserve"> </w:t>
+      </w:r>
+      <w:r>
+        <w:rPr>
+          <w:b/>
+          <w:bCs/>
+        </w:rPr>
+        <w:t xml:space="preserve">KB Sections 1 and 6</w:t>
+      </w:r>
+      <w:r>
+        <w:t xml:space="preserve">, in live drip copy, and in the</w:t>
+      </w:r>
+      <w:r>
+        <w:t xml:space="preserve"> </w:t>
+      </w:r>
+      <w:r>
+        <w:rPr>
+          <w:b/>
+          <w:bCs/>
+        </w:rPr>
+        <w:t xml:space="preserve">Q2 2026 investor update</w:t>
+      </w:r>
+      <w:r>
+        <w:t xml:space="preserve">, which describes Thea Cartier’s role as</w:t>
+      </w:r>
+      <w:r>
+        <w:t xml:space="preserve"> </w:t>
+      </w:r>
+      <w:r>
+        <w:t xml:space="preserve">“extending the zero-paid-ads engine.”</w:t>
+      </w:r>
+      <w:r>
+        <w:t xml:space="preserve"> </w:t>
+      </w:r>
+      <w:r>
+        <w:t xml:space="preserve">It was true and is a real credibility asset while it lasts, but it cannot outlive the first ad.</w:t>
+      </w:r>
+      <w:r>
+        <w:t xml:space="preserve"> </w:t>
+      </w:r>
+      <w:r>
+        <w:rPr>
+          <w:b/>
+          <w:bCs/>
+        </w:rPr>
+        <w:t xml:space="preserve">Retiring it late is the failure mode:</w:t>
+      </w:r>
+      <w:r>
+        <w:t xml:space="preserve"> </w:t>
+      </w:r>
+      <w:r>
+        <w:t xml:space="preserve">a true differentiator becomes a false claim in copy already in the field. Grep</w:t>
+      </w:r>
+      <w:r>
+        <w:t xml:space="preserve"> </w:t>
+      </w:r>
+      <w:r>
+        <w:rPr>
+          <w:rStyle w:val="VerbatimChar"/>
+        </w:rPr>
+        <w:t xml:space="preserve">campaigns/</w:t>
+      </w:r>
+      <w:r>
+        <w:t xml:space="preserve"> </w:t>
+      </w:r>
+      <w:r>
+        <w:t xml:space="preserve">and the KB before the first campaign goes live.</w:t>
+      </w:r>
+    </w:p>
+    <w:p>
+      <w:pPr>
+        <w:pStyle w:val="Compact"/>
+        <w:numPr>
+          <w:ilvl w:val="0"/>
+          <w:numId w:val="1075"/>
+        </w:numPr>
+      </w:pPr>
+      <w:r>
+        <w:rPr>
+          <w:b/>
+          <w:bCs/>
+        </w:rPr>
+        <w:t xml:space="preserve">Decide how this agent relates to Thea Cartier</w:t>
+      </w:r>
+      <w:r>
+        <w:t xml:space="preserve">, who is a real hire owning organic social and was named to investors. Drafts for her to edit and ship, covers what she does not, or Scott is the sole gate. His</w:t>
+      </w:r>
+      <w:r>
+        <w:t xml:space="preserve"> </w:t>
+      </w:r>
+      <w:r>
+        <w:t xml:space="preserve">“for my review and posting”</w:t>
+      </w:r>
+      <w:r>
+        <w:t xml:space="preserve"> </w:t>
+      </w:r>
+      <w:r>
+        <w:t xml:space="preserve">settles the gate but not her remit.</w:t>
+      </w:r>
+    </w:p>
+    <w:p>
+      <w:pPr>
+        <w:pStyle w:val="Compact"/>
+        <w:numPr>
+          <w:ilvl w:val="0"/>
+          <w:numId w:val="1076"/>
+        </w:numPr>
+      </w:pPr>
+      <w:r>
+        <w:rPr>
+          <w:b/>
+          <w:bCs/>
+        </w:rPr>
+        <w:t xml:space="preserve">Decide whether blog and email stage as GHL drafts</w:t>
+      </w:r>
+      <w:r>
+        <w:t xml:space="preserve"> </w:t>
+      </w:r>
+      <w:r>
+        <w:t xml:space="preserve">or come out as review packages like social. Social is settled: nothing auto-posts, no channel is connected, and none will be.</w:t>
+      </w:r>
+    </w:p>
+    <w:p>
+      <w:pPr>
+        <w:pStyle w:val="Compact"/>
+        <w:numPr>
+          <w:ilvl w:val="0"/>
+          <w:numId w:val="1077"/>
+        </w:numPr>
+      </w:pPr>
+      <w:r>
+        <w:t xml:space="preserve">Confirm GHL Blogs is enabled on the sub-account, if blog stays in GHL.</w:t>
+      </w:r>
+    </w:p>
+    <w:p>
+      <w:pPr>
+        <w:pStyle w:val="Compact"/>
+        <w:numPr>
+          <w:ilvl w:val="0"/>
+          <w:numId w:val="1078"/>
+        </w:numPr>
+      </w:pPr>
+      <w:r>
+        <w:t xml:space="preserve">Pick the Monday hour, then build: marketing project, hire from block 17, routine with</w:t>
+      </w:r>
+      <w:r>
+        <w:t xml:space="preserve"> </w:t>
+      </w:r>
+      <w:r>
+        <w:rPr>
+          <w:rStyle w:val="VerbatimChar"/>
+        </w:rPr>
+        <w:t xml:space="preserve">schedule</w:t>
+      </w:r>
+      <w:r>
+        <w:t xml:space="preserve"> </w:t>
+      </w:r>
+      <w:r>
+        <w:t xml:space="preserve">+ manual</w:t>
+      </w:r>
+      <w:r>
+        <w:t xml:space="preserve"> </w:t>
+      </w:r>
+      <w:r>
+        <w:rPr>
+          <w:rStyle w:val="VerbatimChar"/>
+        </w:rPr>
+        <w:t xml:space="preserve">api</w:t>
+      </w:r>
+      <w:r>
+        <w:t xml:space="preserve"> </w:t>
+      </w:r>
+      <w:r>
+        <w:t xml:space="preserve">triggers, dry run, go live.</w:t>
+      </w:r>
+    </w:p>
+    <w:bookmarkEnd w:id="17"/>
+    <w:bookmarkStart w:id="18" w:name="X787c6ae49ec488fed45086d4c0a203c1e5c3e7f"/>
+    <w:p>
+      <w:pPr>
+        <w:pStyle w:val="Heading2"/>
+      </w:pPr>
+      <w:r>
         <w:t xml:space="preserve">5. Strategic architecture decisions (mostly ratify, not build)</w:t>
       </w:r>
     </w:p>
@@ -5722,7 +6051,7 @@
         <w:pStyle w:val="Compact"/>
         <w:numPr>
           <w:ilvl w:val="0"/>
-          <w:numId w:val="1073"/>
+          <w:numId w:val="1079"/>
         </w:numPr>
       </w:pPr>
       <w:r>
@@ -5744,7 +6073,7 @@
         <w:pStyle w:val="Compact"/>
         <w:numPr>
           <w:ilvl w:val="0"/>
-          <w:numId w:val="1074"/>
+          <w:numId w:val="1080"/>
         </w:numPr>
       </w:pPr>
       <w:r>
@@ -5766,7 +6095,7 @@
         <w:pStyle w:val="Compact"/>
         <w:numPr>
           <w:ilvl w:val="0"/>
-          <w:numId w:val="1075"/>
+          <w:numId w:val="1081"/>
         </w:numPr>
       </w:pPr>
       <w:r>
@@ -5797,7 +6126,7 @@
         <w:pStyle w:val="Compact"/>
         <w:numPr>
           <w:ilvl w:val="0"/>
-          <w:numId w:val="1076"/>
+          <w:numId w:val="1082"/>
         </w:numPr>
       </w:pPr>
       <w:r>
@@ -5819,7 +6148,7 @@
         <w:pStyle w:val="Compact"/>
         <w:numPr>
           <w:ilvl w:val="0"/>
-          <w:numId w:val="1077"/>
+          <w:numId w:val="1083"/>
         </w:numPr>
       </w:pPr>
       <w:r>
@@ -5841,7 +6170,7 @@
         <w:pStyle w:val="Compact"/>
         <w:numPr>
           <w:ilvl w:val="0"/>
-          <w:numId w:val="1078"/>
+          <w:numId w:val="1084"/>
         </w:numPr>
       </w:pPr>
       <w:r>
@@ -5863,7 +6192,7 @@
         <w:pStyle w:val="Compact"/>
         <w:numPr>
           <w:ilvl w:val="0"/>
-          <w:numId w:val="1079"/>
+          <w:numId w:val="1085"/>
         </w:numPr>
       </w:pPr>
       <w:r>
@@ -5931,8 +6260,8 @@
         <w:t xml:space="preserve">escalation (ENY-20) that surfaced this was verified a FALSE POSITIVE against the live account; this remains only a low-priority design tidy, not a live bug.</w:t>
       </w:r>
     </w:p>
-    <w:bookmarkEnd w:id="17"/>
-    <w:bookmarkStart w:id="18" w:name="future-optional"/>
+    <w:bookmarkEnd w:id="18"/>
+    <w:bookmarkStart w:id="19" w:name="future-optional"/>
     <w:p>
       <w:pPr>
         <w:pStyle w:val="Heading2"/>
@@ -5946,7 +6275,7 @@
         <w:pStyle w:val="Compact"/>
         <w:numPr>
           <w:ilvl w:val="0"/>
-          <w:numId w:val="1080"/>
+          <w:numId w:val="1086"/>
         </w:numPr>
       </w:pPr>
       <w:r>
@@ -5968,7 +6297,7 @@
         <w:pStyle w:val="Compact"/>
         <w:numPr>
           <w:ilvl w:val="0"/>
-          <w:numId w:val="1081"/>
+          <w:numId w:val="1087"/>
         </w:numPr>
       </w:pPr>
       <w:r>
@@ -6006,7 +6335,7 @@
         <w:pStyle w:val="Compact"/>
         <w:numPr>
           <w:ilvl w:val="0"/>
-          <w:numId w:val="1082"/>
+          <w:numId w:val="1088"/>
         </w:numPr>
       </w:pPr>
       <w:r>
@@ -6028,7 +6357,7 @@
         <w:pStyle w:val="Compact"/>
         <w:numPr>
           <w:ilvl w:val="0"/>
-          <w:numId w:val="1083"/>
+          <w:numId w:val="1089"/>
         </w:numPr>
       </w:pPr>
       <w:r>
@@ -6050,7 +6379,7 @@
         <w:pStyle w:val="Compact"/>
         <w:numPr>
           <w:ilvl w:val="0"/>
-          <w:numId w:val="1084"/>
+          <w:numId w:val="1090"/>
         </w:numPr>
       </w:pPr>
       <w:r>
@@ -6151,7 +6480,7 @@
         <w:pStyle w:val="Compact"/>
         <w:numPr>
           <w:ilvl w:val="0"/>
-          <w:numId w:val="1085"/>
+          <w:numId w:val="1091"/>
         </w:numPr>
       </w:pPr>
       <w:r>
@@ -6173,7 +6502,7 @@
         <w:pStyle w:val="Compact"/>
         <w:numPr>
           <w:ilvl w:val="0"/>
-          <w:numId w:val="1086"/>
+          <w:numId w:val="1092"/>
         </w:numPr>
       </w:pPr>
       <w:r>
@@ -6190,8 +6519,8 @@
         <w:t xml:space="preserve">(may already be on Hobby; confirm).</w:t>
       </w:r>
     </w:p>
-    <w:bookmarkEnd w:id="18"/>
-    <w:bookmarkStart w:id="19" w:name="X99a4122416d3be25b3ec730ee1c5d273b04fea6"/>
+    <w:bookmarkEnd w:id="19"/>
+    <w:bookmarkStart w:id="20" w:name="X99a4122416d3be25b3ec730ee1c5d273b04fea6"/>
     <w:p>
       <w:pPr>
         <w:pStyle w:val="Heading2"/>
@@ -6205,7 +6534,7 @@
         <w:pStyle w:val="Compact"/>
         <w:numPr>
           <w:ilvl w:val="0"/>
-          <w:numId w:val="1087"/>
+          <w:numId w:val="1093"/>
         </w:numPr>
       </w:pPr>
       <w:r>
@@ -6279,7 +6608,7 @@
         <w:pStyle w:val="Compact"/>
         <w:numPr>
           <w:ilvl w:val="0"/>
-          <w:numId w:val="1088"/>
+          <w:numId w:val="1094"/>
         </w:numPr>
       </w:pPr>
       <w:r>
@@ -6342,7 +6671,7 @@
         <w:pStyle w:val="Compact"/>
         <w:numPr>
           <w:ilvl w:val="1"/>
-          <w:numId w:val="1089"/>
+          <w:numId w:val="1095"/>
         </w:numPr>
       </w:pPr>
       <w:r>
@@ -6364,7 +6693,7 @@
         <w:pStyle w:val="Compact"/>
         <w:numPr>
           <w:ilvl w:val="1"/>
-          <w:numId w:val="1089"/>
+          <w:numId w:val="1095"/>
         </w:numPr>
       </w:pPr>
       <w:r>
@@ -6407,7 +6736,7 @@
         <w:pStyle w:val="Compact"/>
         <w:numPr>
           <w:ilvl w:val="1"/>
-          <w:numId w:val="1089"/>
+          <w:numId w:val="1095"/>
         </w:numPr>
       </w:pPr>
       <w:r>
@@ -6444,7 +6773,7 @@
         <w:pStyle w:val="Compact"/>
         <w:numPr>
           <w:ilvl w:val="1"/>
-          <w:numId w:val="1089"/>
+          <w:numId w:val="1095"/>
         </w:numPr>
       </w:pPr>
       <w:r>
@@ -6461,8 +6790,8 @@
         <w:t xml:space="preserve">makes the copy greppable, so subject lines and claims can be located and audited without clicking through GHL.</w:t>
       </w:r>
     </w:p>
-    <w:bookmarkEnd w:id="19"/>
-    <w:bookmarkStart w:id="20" w:name="documentation-hygiene"/>
+    <w:bookmarkEnd w:id="20"/>
+    <w:bookmarkStart w:id="21" w:name="documentation-hygiene"/>
     <w:p>
       <w:pPr>
         <w:pStyle w:val="Heading2"/>
@@ -6475,7 +6804,7 @@
       <w:pPr>
         <w:numPr>
           <w:ilvl w:val="0"/>
-          <w:numId w:val="1090"/>
+          <w:numId w:val="1096"/>
         </w:numPr>
       </w:pPr>
       <w:r>
@@ -6645,7 +6974,7 @@
       <w:pPr>
         <w:numPr>
           <w:ilvl w:val="0"/>
-          <w:numId w:val="1091"/>
+          <w:numId w:val="1097"/>
         </w:numPr>
       </w:pPr>
       <w:r>
@@ -6678,7 +7007,7 @@
       <w:pPr>
         <w:numPr>
           <w:ilvl w:val="0"/>
-          <w:numId w:val="1092"/>
+          <w:numId w:val="1098"/>
         </w:numPr>
       </w:pPr>
       <w:r>
@@ -6699,7 +7028,7 @@
       <w:pPr>
         <w:numPr>
           <w:ilvl w:val="0"/>
-          <w:numId w:val="1093"/>
+          <w:numId w:val="1099"/>
         </w:numPr>
       </w:pPr>
       <w:r>
@@ -6775,7 +7104,7 @@
       <w:pPr>
         <w:numPr>
           <w:ilvl w:val="0"/>
-          <w:numId w:val="1094"/>
+          <w:numId w:val="1100"/>
         </w:numPr>
       </w:pPr>
       <w:r>
@@ -6827,7 +7156,7 @@
       <w:pPr>
         <w:numPr>
           <w:ilvl w:val="0"/>
-          <w:numId w:val="1095"/>
+          <w:numId w:val="1101"/>
         </w:numPr>
       </w:pPr>
       <w:r>
@@ -6860,7 +7189,7 @@
       <w:pPr>
         <w:numPr>
           <w:ilvl w:val="0"/>
-          <w:numId w:val="1096"/>
+          <w:numId w:val="1102"/>
         </w:numPr>
       </w:pPr>
       <w:r>
@@ -6893,7 +7222,7 @@
       <w:pPr>
         <w:numPr>
           <w:ilvl w:val="0"/>
-          <w:numId w:val="1097"/>
+          <w:numId w:val="1103"/>
         </w:numPr>
       </w:pPr>
       <w:r>
@@ -6941,7 +7270,7 @@
       <w:pPr>
         <w:numPr>
           <w:ilvl w:val="0"/>
-          <w:numId w:val="1098"/>
+          <w:numId w:val="1104"/>
         </w:numPr>
       </w:pPr>
       <w:r>
@@ -6958,8 +7287,8 @@
         <w:t xml:space="preserve">see 6b. Standing Rule 9 added to the handoff, save the artifact and not a description of it.</w:t>
       </w:r>
     </w:p>
-    <w:bookmarkEnd w:id="20"/>
-    <w:bookmarkStart w:id="21" w:name="X4ef6576507d0fd69ab3954b626c150ac8397a60"/>
+    <w:bookmarkEnd w:id="21"/>
+    <w:bookmarkStart w:id="22" w:name="X4ef6576507d0fd69ab3954b626c150ac8397a60"/>
     <w:p>
       <w:pPr>
         <w:pStyle w:val="Heading2"/>
@@ -6973,7 +7302,7 @@
         <w:pStyle w:val="Compact"/>
         <w:numPr>
           <w:ilvl w:val="0"/>
-          <w:numId w:val="1099"/>
+          <w:numId w:val="1105"/>
         </w:numPr>
       </w:pPr>
       <w:r>
@@ -7007,7 +7336,7 @@
         <w:pStyle w:val="Compact"/>
         <w:numPr>
           <w:ilvl w:val="0"/>
-          <w:numId w:val="1100"/>
+          <w:numId w:val="1106"/>
         </w:numPr>
       </w:pPr>
       <w:r>
@@ -7024,8 +7353,8 @@
         <w:t xml:space="preserve">Starvation is more expensive than headroom, not cheaper.</w:t>
       </w:r>
     </w:p>
-    <w:bookmarkEnd w:id="21"/>
     <w:bookmarkEnd w:id="22"/>
+    <w:bookmarkEnd w:id="23"/>
     <w:sectPr>
       <w:footnotePr>
         <w:numRestart w:val="eachSect"/>
@@ -7792,7 +8121,7 @@
     <w:abstractNumId w:val="992"/>
   </w:num>
   <w:num w:numId="1078">
-    <w:abstractNumId w:val="993"/>
+    <w:abstractNumId w:val="992"/>
   </w:num>
   <w:num w:numId="1079">
     <w:abstractNumId w:val="992"/>
@@ -7810,7 +8139,7 @@
     <w:abstractNumId w:val="992"/>
   </w:num>
   <w:num w:numId="1084">
-    <w:abstractNumId w:val="992"/>
+    <w:abstractNumId w:val="993"/>
   </w:num>
   <w:num w:numId="1085">
     <w:abstractNumId w:val="992"/>
@@ -7819,19 +8148,19 @@
     <w:abstractNumId w:val="992"/>
   </w:num>
   <w:num w:numId="1087">
-    <w:abstractNumId w:val="993"/>
+    <w:abstractNumId w:val="992"/>
   </w:num>
   <w:num w:numId="1088">
-    <w:abstractNumId w:val="993"/>
+    <w:abstractNumId w:val="992"/>
   </w:num>
   <w:num w:numId="1089">
-    <w:abstractNumId w:val="991"/>
+    <w:abstractNumId w:val="992"/>
   </w:num>
   <w:num w:numId="1090">
-    <w:abstractNumId w:val="993"/>
+    <w:abstractNumId w:val="992"/>
   </w:num>
   <w:num w:numId="1091">
-    <w:abstractNumId w:val="993"/>
+    <w:abstractNumId w:val="992"/>
   </w:num>
   <w:num w:numId="1092">
     <w:abstractNumId w:val="992"/>
@@ -7843,7 +8172,7 @@
     <w:abstractNumId w:val="993"/>
   </w:num>
   <w:num w:numId="1095">
-    <w:abstractNumId w:val="993"/>
+    <w:abstractNumId w:val="991"/>
   </w:num>
   <w:num w:numId="1096">
     <w:abstractNumId w:val="993"/>
@@ -7852,12 +8181,30 @@
     <w:abstractNumId w:val="993"/>
   </w:num>
   <w:num w:numId="1098">
+    <w:abstractNumId w:val="992"/>
+  </w:num>
+  <w:num w:numId="1099">
     <w:abstractNumId w:val="993"/>
   </w:num>
-  <w:num w:numId="1099">
+  <w:num w:numId="1100">
+    <w:abstractNumId w:val="993"/>
+  </w:num>
+  <w:num w:numId="1101">
+    <w:abstractNumId w:val="993"/>
+  </w:num>
+  <w:num w:numId="1102">
+    <w:abstractNumId w:val="993"/>
+  </w:num>
+  <w:num w:numId="1103">
+    <w:abstractNumId w:val="993"/>
+  </w:num>
+  <w:num w:numId="1104">
+    <w:abstractNumId w:val="993"/>
+  </w:num>
+  <w:num w:numId="1105">
     <w:abstractNumId w:val="992"/>
   </w:num>
-  <w:num w:numId="1100">
+  <w:num w:numId="1106">
     <w:abstractNumId w:val="992"/>
   </w:num>
 </w:numbering>

--- a/Enyrgy_Master_TODO.docx
+++ b/Enyrgy_Master_TODO.docx
@@ -5772,13 +5772,13 @@
           <w:b/>
           <w:bCs/>
         </w:rPr>
-        <w:t xml:space="preserve">BLOCKING: load the January 2026 FDA Guidelines for Wellness Products into KB Section 11.</w:t>
-      </w:r>
-      <w:r>
-        <w:t xml:space="preserve"> </w:t>
-      </w:r>
-      <w:r>
-        <w:t xml:space="preserve">The KB has required this review since it was written but has never contained the document. The rule is binding and the substance is absent, so</w:t>
+        <w:t xml:space="preserve">BLOCKING, and now higher-stakes: load the January 2026 FDA Guidelines for Wellness Products into KB Section 11.</w:t>
+      </w:r>
+      <w:r>
+        <w:t xml:space="preserve"> </w:t>
+      </w:r>
+      <w:r>
+        <w:t xml:space="preserve">With blog auto-publishing on approval, an unperformable compliance check sits directly upstream of a public, indexed page rather than upstream of a draft somebody reads. The KB has required this review since it was written but has never contained the document. The rule is binding and the substance is absent, so</w:t>
       </w:r>
       <w:r>
         <w:t xml:space="preserve"> </w:t>
@@ -5942,22 +5942,13 @@
           <w:b/>
           <w:bCs/>
         </w:rPr>
-        <w:t xml:space="preserve">Decide how this agent relates to Thea Cartier</w:t>
-      </w:r>
-      <w:r>
-        <w:t xml:space="preserve">, who is a real hire owning organic social and was named to investors. Drafts for her to edit and ship, covers what she does not, or Scott is the sole gate. His</w:t>
-      </w:r>
-      <w:r>
-        <w:t xml:space="preserve"> </w:t>
-      </w:r>
-      <w:r>
-        <w:t xml:space="preserve">“for my review and posting”</w:t>
-      </w:r>
-      <w:r>
-        <w:t xml:space="preserve"> </w:t>
-      </w:r>
-      <w:r>
-        <w:t xml:space="preserve">settles the gate but not her remit.</w:t>
+        <w:t xml:space="preserve">Thea Cartier’s remit settled (Aug 4).</w:t>
+      </w:r>
+      <w:r>
+        <w:t xml:space="preserve"> </w:t>
+      </w:r>
+      <w:r>
+        <w:t xml:space="preserve">She is the social poster. The agent drafts, the dashboard presents copy for review and edit, Thea takes approved copy to each channel by hand. No channel connects to GHL.</w:t>
       </w:r>
     </w:p>
     <w:p>
@@ -5973,13 +5964,29 @@
           <w:b/>
           <w:bCs/>
         </w:rPr>
-        <w:t xml:space="preserve">Decide whether blog and email stage as GHL drafts</w:t>
-      </w:r>
-      <w:r>
-        <w:t xml:space="preserve"> </w:t>
-      </w:r>
-      <w:r>
-        <w:t xml:space="preserve">or come out as review packages like social. Social is settled: nothing auto-posts, no channel is connected, and none will be.</w:t>
+        <w:t xml:space="preserve">Blog settled (Aug 4): GHL Blogs, auto-publish on approval.</w:t>
+      </w:r>
+      <w:r>
+        <w:t xml:space="preserve"> </w:t>
+      </w:r>
+      <w:r>
+        <w:t xml:space="preserve">Scott is enabling Blogs on the sub-account. This makes blog the one content type on gated agent-publish rather than human-publish, so</w:t>
+      </w:r>
+      <w:r>
+        <w:t xml:space="preserve"> </w:t>
+      </w:r>
+      <w:r>
+        <w:rPr>
+          <w:b/>
+          <w:bCs/>
+        </w:rPr>
+        <w:t xml:space="preserve">the approval click is a publish click</w:t>
+      </w:r>
+      <w:r>
+        <w:t xml:space="preserve"> </w:t>
+      </w:r>
+      <w:r>
+        <w:t xml:space="preserve">and the dashboard control must say so.</w:t>
       </w:r>
     </w:p>
     <w:p>
@@ -5991,7 +5998,17 @@
         </w:numPr>
       </w:pPr>
       <w:r>
-        <w:t xml:space="preserve">Confirm GHL Blogs is enabled on the sub-account, if blog stays in GHL.</w:t>
+        <w:rPr>
+          <w:b/>
+          <w:bCs/>
+        </w:rPr>
+        <w:t xml:space="preserve">VERIFY the GHL blog API before building the routine.</w:t>
+      </w:r>
+      <w:r>
+        <w:t xml:space="preserve"> </w:t>
+      </w:r>
+      <w:r>
+        <w:t xml:space="preserve">Blog auto-publish is now a requirement, and nothing in the repo confirms the GHL API exposes blog post creation and publishing, or that the agent’s GHL tool surfaces it. If it does not, blog falls back to staged draft plus a human publish click. Small loss, but find out before the dry run rather than during it.</w:t>
       </w:r>
     </w:p>
     <w:p>
@@ -6000,6 +6017,50 @@
         <w:numPr>
           <w:ilvl w:val="0"/>
           <w:numId w:val="1078"/>
+        </w:numPr>
+      </w:pPr>
+      <w:r>
+        <w:rPr>
+          <w:b/>
+          <w:bCs/>
+        </w:rPr>
+        <w:t xml:space="preserve">Decide who holds the approval click per content type.</w:t>
+      </w:r>
+      <w:r>
+        <w:t xml:space="preserve"> </w:t>
+      </w:r>
+      <w:r>
+        <w:t xml:space="preserve">Scott approves and Thea edits, or Thea approves her own channels and Scott approves blog. This matters more now that approval publishes on blog.</w:t>
+      </w:r>
+    </w:p>
+    <w:p>
+      <w:pPr>
+        <w:pStyle w:val="Compact"/>
+        <w:numPr>
+          <w:ilvl w:val="0"/>
+          <w:numId w:val="1079"/>
+        </w:numPr>
+      </w:pPr>
+      <w:r>
+        <w:rPr>
+          <w:b/>
+          <w:bCs/>
+        </w:rPr>
+        <w:t xml:space="preserve">Decide email:</w:t>
+      </w:r>
+      <w:r>
+        <w:t xml:space="preserve"> </w:t>
+      </w:r>
+      <w:r>
+        <w:t xml:space="preserve">GHL draft, or handed off like social.</w:t>
+      </w:r>
+    </w:p>
+    <w:p>
+      <w:pPr>
+        <w:pStyle w:val="Compact"/>
+        <w:numPr>
+          <w:ilvl w:val="0"/>
+          <w:numId w:val="1080"/>
         </w:numPr>
       </w:pPr>
       <w:r>
@@ -6051,7 +6112,7 @@
         <w:pStyle w:val="Compact"/>
         <w:numPr>
           <w:ilvl w:val="0"/>
-          <w:numId w:val="1079"/>
+          <w:numId w:val="1081"/>
         </w:numPr>
       </w:pPr>
       <w:r>
@@ -6073,7 +6134,7 @@
         <w:pStyle w:val="Compact"/>
         <w:numPr>
           <w:ilvl w:val="0"/>
-          <w:numId w:val="1080"/>
+          <w:numId w:val="1082"/>
         </w:numPr>
       </w:pPr>
       <w:r>
@@ -6095,7 +6156,7 @@
         <w:pStyle w:val="Compact"/>
         <w:numPr>
           <w:ilvl w:val="0"/>
-          <w:numId w:val="1081"/>
+          <w:numId w:val="1083"/>
         </w:numPr>
       </w:pPr>
       <w:r>
@@ -6126,7 +6187,7 @@
         <w:pStyle w:val="Compact"/>
         <w:numPr>
           <w:ilvl w:val="0"/>
-          <w:numId w:val="1082"/>
+          <w:numId w:val="1084"/>
         </w:numPr>
       </w:pPr>
       <w:r>
@@ -6148,7 +6209,7 @@
         <w:pStyle w:val="Compact"/>
         <w:numPr>
           <w:ilvl w:val="0"/>
-          <w:numId w:val="1083"/>
+          <w:numId w:val="1085"/>
         </w:numPr>
       </w:pPr>
       <w:r>
@@ -6170,7 +6231,7 @@
         <w:pStyle w:val="Compact"/>
         <w:numPr>
           <w:ilvl w:val="0"/>
-          <w:numId w:val="1084"/>
+          <w:numId w:val="1086"/>
         </w:numPr>
       </w:pPr>
       <w:r>
@@ -6192,7 +6253,7 @@
         <w:pStyle w:val="Compact"/>
         <w:numPr>
           <w:ilvl w:val="0"/>
-          <w:numId w:val="1085"/>
+          <w:numId w:val="1087"/>
         </w:numPr>
       </w:pPr>
       <w:r>
@@ -6275,7 +6336,7 @@
         <w:pStyle w:val="Compact"/>
         <w:numPr>
           <w:ilvl w:val="0"/>
-          <w:numId w:val="1086"/>
+          <w:numId w:val="1088"/>
         </w:numPr>
       </w:pPr>
       <w:r>
@@ -6297,7 +6358,7 @@
         <w:pStyle w:val="Compact"/>
         <w:numPr>
           <w:ilvl w:val="0"/>
-          <w:numId w:val="1087"/>
+          <w:numId w:val="1089"/>
         </w:numPr>
       </w:pPr>
       <w:r>
@@ -6335,7 +6396,7 @@
         <w:pStyle w:val="Compact"/>
         <w:numPr>
           <w:ilvl w:val="0"/>
-          <w:numId w:val="1088"/>
+          <w:numId w:val="1090"/>
         </w:numPr>
       </w:pPr>
       <w:r>
@@ -6357,7 +6418,7 @@
         <w:pStyle w:val="Compact"/>
         <w:numPr>
           <w:ilvl w:val="0"/>
-          <w:numId w:val="1089"/>
+          <w:numId w:val="1091"/>
         </w:numPr>
       </w:pPr>
       <w:r>
@@ -6379,7 +6440,7 @@
         <w:pStyle w:val="Compact"/>
         <w:numPr>
           <w:ilvl w:val="0"/>
-          <w:numId w:val="1090"/>
+          <w:numId w:val="1092"/>
         </w:numPr>
       </w:pPr>
       <w:r>
@@ -6480,7 +6541,7 @@
         <w:pStyle w:val="Compact"/>
         <w:numPr>
           <w:ilvl w:val="0"/>
-          <w:numId w:val="1091"/>
+          <w:numId w:val="1093"/>
         </w:numPr>
       </w:pPr>
       <w:r>
@@ -6502,7 +6563,7 @@
         <w:pStyle w:val="Compact"/>
         <w:numPr>
           <w:ilvl w:val="0"/>
-          <w:numId w:val="1092"/>
+          <w:numId w:val="1094"/>
         </w:numPr>
       </w:pPr>
       <w:r>
@@ -6534,7 +6595,7 @@
         <w:pStyle w:val="Compact"/>
         <w:numPr>
           <w:ilvl w:val="0"/>
-          <w:numId w:val="1093"/>
+          <w:numId w:val="1095"/>
         </w:numPr>
       </w:pPr>
       <w:r>
@@ -6608,7 +6669,7 @@
         <w:pStyle w:val="Compact"/>
         <w:numPr>
           <w:ilvl w:val="0"/>
-          <w:numId w:val="1094"/>
+          <w:numId w:val="1096"/>
         </w:numPr>
       </w:pPr>
       <w:r>
@@ -6671,7 +6732,7 @@
         <w:pStyle w:val="Compact"/>
         <w:numPr>
           <w:ilvl w:val="1"/>
-          <w:numId w:val="1095"/>
+          <w:numId w:val="1097"/>
         </w:numPr>
       </w:pPr>
       <w:r>
@@ -6693,7 +6754,7 @@
         <w:pStyle w:val="Compact"/>
         <w:numPr>
           <w:ilvl w:val="1"/>
-          <w:numId w:val="1095"/>
+          <w:numId w:val="1097"/>
         </w:numPr>
       </w:pPr>
       <w:r>
@@ -6736,7 +6797,7 @@
         <w:pStyle w:val="Compact"/>
         <w:numPr>
           <w:ilvl w:val="1"/>
-          <w:numId w:val="1095"/>
+          <w:numId w:val="1097"/>
         </w:numPr>
       </w:pPr>
       <w:r>
@@ -6773,7 +6834,7 @@
         <w:pStyle w:val="Compact"/>
         <w:numPr>
           <w:ilvl w:val="1"/>
-          <w:numId w:val="1095"/>
+          <w:numId w:val="1097"/>
         </w:numPr>
       </w:pPr>
       <w:r>
@@ -6804,7 +6865,7 @@
       <w:pPr>
         <w:numPr>
           <w:ilvl w:val="0"/>
-          <w:numId w:val="1096"/>
+          <w:numId w:val="1098"/>
         </w:numPr>
       </w:pPr>
       <w:r>
@@ -6974,7 +7035,7 @@
       <w:pPr>
         <w:numPr>
           <w:ilvl w:val="0"/>
-          <w:numId w:val="1097"/>
+          <w:numId w:val="1099"/>
         </w:numPr>
       </w:pPr>
       <w:r>
@@ -7007,7 +7068,7 @@
       <w:pPr>
         <w:numPr>
           <w:ilvl w:val="0"/>
-          <w:numId w:val="1098"/>
+          <w:numId w:val="1100"/>
         </w:numPr>
       </w:pPr>
       <w:r>
@@ -7028,7 +7089,7 @@
       <w:pPr>
         <w:numPr>
           <w:ilvl w:val="0"/>
-          <w:numId w:val="1099"/>
+          <w:numId w:val="1101"/>
         </w:numPr>
       </w:pPr>
       <w:r>
@@ -7104,7 +7165,7 @@
       <w:pPr>
         <w:numPr>
           <w:ilvl w:val="0"/>
-          <w:numId w:val="1100"/>
+          <w:numId w:val="1102"/>
         </w:numPr>
       </w:pPr>
       <w:r>
@@ -7156,7 +7217,7 @@
       <w:pPr>
         <w:numPr>
           <w:ilvl w:val="0"/>
-          <w:numId w:val="1101"/>
+          <w:numId w:val="1103"/>
         </w:numPr>
       </w:pPr>
       <w:r>
@@ -7189,7 +7250,7 @@
       <w:pPr>
         <w:numPr>
           <w:ilvl w:val="0"/>
-          <w:numId w:val="1102"/>
+          <w:numId w:val="1104"/>
         </w:numPr>
       </w:pPr>
       <w:r>
@@ -7222,7 +7283,7 @@
       <w:pPr>
         <w:numPr>
           <w:ilvl w:val="0"/>
-          <w:numId w:val="1103"/>
+          <w:numId w:val="1105"/>
         </w:numPr>
       </w:pPr>
       <w:r>
@@ -7270,7 +7331,7 @@
       <w:pPr>
         <w:numPr>
           <w:ilvl w:val="0"/>
-          <w:numId w:val="1104"/>
+          <w:numId w:val="1106"/>
         </w:numPr>
       </w:pPr>
       <w:r>
@@ -7302,7 +7363,7 @@
         <w:pStyle w:val="Compact"/>
         <w:numPr>
           <w:ilvl w:val="0"/>
-          <w:numId w:val="1105"/>
+          <w:numId w:val="1107"/>
         </w:numPr>
       </w:pPr>
       <w:r>
@@ -7336,7 +7397,7 @@
         <w:pStyle w:val="Compact"/>
         <w:numPr>
           <w:ilvl w:val="0"/>
-          <w:numId w:val="1106"/>
+          <w:numId w:val="1108"/>
         </w:numPr>
       </w:pPr>
       <w:r>
@@ -8112,10 +8173,10 @@
     <w:abstractNumId w:val="992"/>
   </w:num>
   <w:num w:numId="1075">
-    <w:abstractNumId w:val="992"/>
+    <w:abstractNumId w:val="993"/>
   </w:num>
   <w:num w:numId="1076">
-    <w:abstractNumId w:val="992"/>
+    <w:abstractNumId w:val="993"/>
   </w:num>
   <w:num w:numId="1077">
     <w:abstractNumId w:val="992"/>
@@ -8139,13 +8200,13 @@
     <w:abstractNumId w:val="992"/>
   </w:num>
   <w:num w:numId="1084">
-    <w:abstractNumId w:val="993"/>
+    <w:abstractNumId w:val="992"/>
   </w:num>
   <w:num w:numId="1085">
     <w:abstractNumId w:val="992"/>
   </w:num>
   <w:num w:numId="1086">
-    <w:abstractNumId w:val="992"/>
+    <w:abstractNumId w:val="993"/>
   </w:num>
   <w:num w:numId="1087">
     <w:abstractNumId w:val="992"/>
@@ -8166,28 +8227,28 @@
     <w:abstractNumId w:val="992"/>
   </w:num>
   <w:num w:numId="1093">
+    <w:abstractNumId w:val="992"/>
+  </w:num>
+  <w:num w:numId="1094">
+    <w:abstractNumId w:val="992"/>
+  </w:num>
+  <w:num w:numId="1095">
     <w:abstractNumId w:val="993"/>
-  </w:num>
-  <w:num w:numId="1094">
-    <w:abstractNumId w:val="993"/>
-  </w:num>
-  <w:num w:numId="1095">
-    <w:abstractNumId w:val="991"/>
   </w:num>
   <w:num w:numId="1096">
     <w:abstractNumId w:val="993"/>
   </w:num>
   <w:num w:numId="1097">
+    <w:abstractNumId w:val="991"/>
+  </w:num>
+  <w:num w:numId="1098">
     <w:abstractNumId w:val="993"/>
-  </w:num>
-  <w:num w:numId="1098">
-    <w:abstractNumId w:val="992"/>
   </w:num>
   <w:num w:numId="1099">
     <w:abstractNumId w:val="993"/>
   </w:num>
   <w:num w:numId="1100">
-    <w:abstractNumId w:val="993"/>
+    <w:abstractNumId w:val="992"/>
   </w:num>
   <w:num w:numId="1101">
     <w:abstractNumId w:val="993"/>
@@ -8202,9 +8263,15 @@
     <w:abstractNumId w:val="993"/>
   </w:num>
   <w:num w:numId="1105">
+    <w:abstractNumId w:val="993"/>
+  </w:num>
+  <w:num w:numId="1106">
+    <w:abstractNumId w:val="993"/>
+  </w:num>
+  <w:num w:numId="1107">
     <w:abstractNumId w:val="992"/>
   </w:num>
-  <w:num w:numId="1106">
+  <w:num w:numId="1108">
     <w:abstractNumId w:val="992"/>
   </w:num>
 </w:numbering>

--- a/Enyrgy_Master_TODO.docx
+++ b/Enyrgy_Master_TODO.docx
@@ -5708,13 +5708,13 @@
       </w:r>
     </w:p>
     <w:bookmarkEnd w:id="16"/>
-    <w:bookmarkStart w:id="17" w:name="Xd990285ed89636a7d9164f06365c6599008122f"/>
+    <w:bookmarkStart w:id="17" w:name="X386c59d54a54d038daa00cccbf35a0e2bb0fc7b"/>
     <w:p>
       <w:pPr>
         <w:pStyle w:val="Heading2"/>
       </w:pPr>
       <w:r>
-        <w:t xml:space="preserve">4f. Weekly Content Engine (spec received August 4, 2026)</w:t>
+        <w:t xml:space="preserve">4f. KB compliance gap: the FDA wellness guidelines are cited but not contained</w:t>
       </w:r>
     </w:p>
     <w:p>
@@ -5722,41 +5722,11 @@
         <w:pStyle w:val="FirstParagraph"/>
       </w:pPr>
       <w:r>
-        <w:t xml:space="preserve">Scott supplied</w:t>
-      </w:r>
-      <w:r>
-        <w:t xml:space="preserve"> </w:t>
-      </w:r>
-      <w:r>
-        <w:rPr>
-          <w:rStyle w:val="VerbatimChar"/>
-        </w:rPr>
-        <w:t xml:space="preserve">Enyrgy_Weekly_Content_Engine_Spec.md</w:t>
-      </w:r>
-      <w:r>
-        <w:t xml:space="preserve">, the outbound marketing agent he built for another company, to be rebuilt on Enyrgy’s Paperclip / Railway / GHL stack. Verified against the live corpus; agent block 17 drafted in</w:t>
-      </w:r>
-      <w:r>
-        <w:t xml:space="preserve"> </w:t>
-      </w:r>
-      <w:r>
-        <w:rPr>
-          <w:rStyle w:val="VerbatimChar"/>
-        </w:rPr>
-        <w:t xml:space="preserve">Enyrgy_Paperclip_Agent_Instruction_Blocks.md</w:t>
-      </w:r>
-      <w:r>
-        <w:t xml:space="preserve">,</w:t>
-      </w:r>
-      <w:r>
-        <w:t xml:space="preserve"> </w:t>
-      </w:r>
-      <w:r>
-        <w:rPr>
-          <w:b/>
-          <w:bCs/>
-        </w:rPr>
-        <w:t xml:space="preserve">not hired.</w:t>
+        <w:rPr>
+          <w:b/>
+          <w:bCs/>
+        </w:rPr>
+        <w:t xml:space="preserve">Found August 4, 2026. Affects every agent that composes client-facing copy, not any one feature.</w:t>
       </w:r>
     </w:p>
     <w:p>
@@ -5768,30 +5738,95 @@
         </w:numPr>
       </w:pPr>
       <w:r>
-        <w:rPr>
-          <w:b/>
-          <w:bCs/>
-        </w:rPr>
-        <w:t xml:space="preserve">BLOCKING, and now higher-stakes: load the January 2026 FDA Guidelines for Wellness Products into KB Section 11.</w:t>
-      </w:r>
-      <w:r>
-        <w:t xml:space="preserve"> </w:t>
-      </w:r>
-      <w:r>
-        <w:t xml:space="preserve">With blog auto-publishing on approval, an unperformable compliance check sits directly upstream of a public, indexed page rather than upstream of a draft somebody reads. The KB has required this review since it was written but has never contained the document. The rule is binding and the substance is absent, so</w:t>
-      </w:r>
-      <w:r>
-        <w:t xml:space="preserve"> </w:t>
-      </w:r>
-      <w:r>
-        <w:rPr>
-          <w:b/>
-          <w:bCs/>
-        </w:rPr>
-        <w:t xml:space="preserve">no agent can actually perform the check</w:t>
-      </w:r>
-      <w:r>
-        <w:t xml:space="preserve">, and an agent asked to will either pass it silently or invent the criteria. This is not specific to the content engine; it applies to every agent that composes client-facing copy, and it has been latent the whole time.</w:t>
+        <w:t xml:space="preserve">☐</w:t>
+      </w:r>
+      <w:r>
+        <w:t xml:space="preserve"> </w:t>
+      </w:r>
+      <w:r>
+        <w:rPr>
+          <w:b/>
+          <w:bCs/>
+        </w:rPr>
+        <w:t xml:space="preserve">Load the January 2026 FDA Guidelines for Wellness Products into KB Section 11.</w:t>
+      </w:r>
+      <w:r>
+        <w:t xml:space="preserve"> </w:t>
+      </w:r>
+      <w:r>
+        <w:t xml:space="preserve">The KB has required this review since it was written:</w:t>
+      </w:r>
+      <w:r>
+        <w:t xml:space="preserve"> </w:t>
+      </w:r>
+      <w:r>
+        <w:t xml:space="preserve">“Review all client-facing content against the January 2026 FDA Guidelines for Wellness Products before use.”</w:t>
+      </w:r>
+      <w:r>
+        <w:t xml:space="preserve"> </w:t>
+      </w:r>
+      <w:r>
+        <w:t xml:space="preserve">The rule is binding and correct.</w:t>
+      </w:r>
+      <w:r>
+        <w:t xml:space="preserve"> </w:t>
+      </w:r>
+      <w:r>
+        <w:rPr>
+          <w:b/>
+          <w:bCs/>
+        </w:rPr>
+        <w:t xml:space="preserve">What is missing is the document.</w:t>
+      </w:r>
+      <w:r>
+        <w:t xml:space="preserve"> </w:t>
+      </w:r>
+      <w:r>
+        <w:t xml:space="preserve">There is no summary, no clause list, no link and no copy anywhere in the repo.</w:t>
+      </w:r>
+    </w:p>
+    <w:p>
+      <w:pPr>
+        <w:pStyle w:val="Compact"/>
+        <w:numPr>
+          <w:ilvl w:val="0"/>
+          <w:numId w:val="1073"/>
+        </w:numPr>
+      </w:pPr>
+      <w:r>
+        <w:rPr>
+          <w:b/>
+          <w:bCs/>
+        </w:rPr>
+        <w:t xml:space="preserve">Why it matters more than a missing citation.</w:t>
+      </w:r>
+      <w:r>
+        <w:t xml:space="preserve"> </w:t>
+      </w:r>
+      <w:r>
+        <w:t xml:space="preserve">An agent cannot execute a review against a document it does not have. Faced with that instruction it will either treat the check as passed or reconstruct what it imagines the guidance says. Either way the result is a confident compliance claim resting on nothing, which is the confabulation failure already documented on this account, sitting on the most regulated thing Enyrgy writes.</w:t>
+      </w:r>
+    </w:p>
+    <w:p>
+      <w:pPr>
+        <w:pStyle w:val="Compact"/>
+        <w:numPr>
+          <w:ilvl w:val="0"/>
+          <w:numId w:val="1073"/>
+        </w:numPr>
+      </w:pPr>
+      <w:r>
+        <w:rPr>
+          <w:b/>
+          <w:bCs/>
+        </w:rPr>
+        <w:t xml:space="preserve">What is needed:</w:t>
+      </w:r>
+      <w:r>
+        <w:t xml:space="preserve"> </w:t>
+      </w:r>
+      <w:r>
+        <w:t xml:space="preserve">the operative content in KB Section 11, in the same usable form as the prohibited-words list beside it. A link is not sufficient for agents that cannot browse.</w:t>
       </w:r>
       <w:r>
         <w:t xml:space="preserve"> </w:t>
@@ -5803,298 +5838,27 @@
         </w:rPr>
         <w:t xml:space="preserve">Scott to supply the document or an authoritative summary.</w:t>
       </w:r>
-      <w:r>
-        <w:t xml:space="preserve"> </w:t>
-      </w:r>
-      <w:r>
-        <w:t xml:space="preserve">A link is not sufficient for agents that cannot browse; the operative content has to be in the KB the way the prohibited-words list is.</w:t>
-      </w:r>
-    </w:p>
-    <w:p>
-      <w:pPr>
-        <w:pStyle w:val="Compact"/>
-        <w:numPr>
-          <w:ilvl w:val="0"/>
-          <w:numId w:val="1074"/>
-        </w:numPr>
-      </w:pPr>
-      <w:r>
-        <w:rPr>
-          <w:b/>
-          <w:bCs/>
-        </w:rPr>
-        <w:t xml:space="preserve">Retire</w:t>
-      </w:r>
-      <w:r>
-        <w:rPr>
-          <w:b/>
-          <w:bCs/>
-        </w:rPr>
-        <w:t xml:space="preserve"> </w:t>
-      </w:r>
-      <w:r>
-        <w:rPr>
-          <w:b/>
-          <w:bCs/>
-        </w:rPr>
-        <w:t xml:space="preserve">“zero paid advertising to date”</w:t>
-      </w:r>
-      <w:r>
-        <w:rPr>
-          <w:b/>
-          <w:bCs/>
-        </w:rPr>
-        <w:t xml:space="preserve"> </w:t>
-      </w:r>
-      <w:r>
-        <w:rPr>
-          <w:b/>
-          <w:bCs/>
-        </w:rPr>
-        <w:t xml:space="preserve">the day the first ad runs.</w:t>
-      </w:r>
-      <w:r>
-        <w:t xml:space="preserve"> </w:t>
-      </w:r>
-      <w:r>
-        <w:t xml:space="preserve">Ads are deliberately in scope, since the raise is explicitly for advertising. The claim appears in</w:t>
-      </w:r>
-      <w:r>
-        <w:t xml:space="preserve"> </w:t>
-      </w:r>
-      <w:r>
-        <w:rPr>
-          <w:b/>
-          <w:bCs/>
-        </w:rPr>
-        <w:t xml:space="preserve">KB Sections 1 and 6</w:t>
-      </w:r>
-      <w:r>
-        <w:t xml:space="preserve">, in live drip copy, and in the</w:t>
-      </w:r>
-      <w:r>
-        <w:t xml:space="preserve"> </w:t>
-      </w:r>
-      <w:r>
-        <w:rPr>
-          <w:b/>
-          <w:bCs/>
-        </w:rPr>
-        <w:t xml:space="preserve">Q2 2026 investor update</w:t>
-      </w:r>
-      <w:r>
-        <w:t xml:space="preserve">, which describes Thea Cartier’s role as</w:t>
-      </w:r>
-      <w:r>
-        <w:t xml:space="preserve"> </w:t>
-      </w:r>
-      <w:r>
-        <w:t xml:space="preserve">“extending the zero-paid-ads engine.”</w:t>
-      </w:r>
-      <w:r>
-        <w:t xml:space="preserve"> </w:t>
-      </w:r>
-      <w:r>
-        <w:t xml:space="preserve">It was true and is a real credibility asset while it lasts, but it cannot outlive the first ad.</w:t>
-      </w:r>
-      <w:r>
-        <w:t xml:space="preserve"> </w:t>
-      </w:r>
-      <w:r>
-        <w:rPr>
-          <w:b/>
-          <w:bCs/>
-        </w:rPr>
-        <w:t xml:space="preserve">Retiring it late is the failure mode:</w:t>
-      </w:r>
-      <w:r>
-        <w:t xml:space="preserve"> </w:t>
-      </w:r>
-      <w:r>
-        <w:t xml:space="preserve">a true differentiator becomes a false claim in copy already in the field. Grep</w:t>
-      </w:r>
-      <w:r>
-        <w:t xml:space="preserve"> </w:t>
-      </w:r>
-      <w:r>
-        <w:rPr>
-          <w:rStyle w:val="VerbatimChar"/>
-        </w:rPr>
-        <w:t xml:space="preserve">campaigns/</w:t>
-      </w:r>
-      <w:r>
-        <w:t xml:space="preserve"> </w:t>
-      </w:r>
-      <w:r>
-        <w:t xml:space="preserve">and the KB before the first campaign goes live.</w:t>
-      </w:r>
-    </w:p>
-    <w:p>
-      <w:pPr>
-        <w:pStyle w:val="Compact"/>
-        <w:numPr>
-          <w:ilvl w:val="0"/>
-          <w:numId w:val="1075"/>
-        </w:numPr>
-      </w:pPr>
-      <w:r>
-        <w:rPr>
-          <w:b/>
-          <w:bCs/>
-        </w:rPr>
-        <w:t xml:space="preserve">Thea Cartier’s remit settled (Aug 4).</w:t>
-      </w:r>
-      <w:r>
-        <w:t xml:space="preserve"> </w:t>
-      </w:r>
-      <w:r>
-        <w:t xml:space="preserve">She is the social poster. The agent drafts, the dashboard presents copy for review and edit, Thea takes approved copy to each channel by hand. No channel connects to GHL.</w:t>
-      </w:r>
-    </w:p>
-    <w:p>
-      <w:pPr>
-        <w:pStyle w:val="Compact"/>
-        <w:numPr>
-          <w:ilvl w:val="0"/>
-          <w:numId w:val="1076"/>
-        </w:numPr>
-      </w:pPr>
-      <w:r>
-        <w:rPr>
-          <w:b/>
-          <w:bCs/>
-        </w:rPr>
-        <w:t xml:space="preserve">Blog settled (Aug 4): GHL Blogs, auto-publish on approval.</w:t>
-      </w:r>
-      <w:r>
-        <w:t xml:space="preserve"> </w:t>
-      </w:r>
-      <w:r>
-        <w:t xml:space="preserve">Scott is enabling Blogs on the sub-account. This makes blog the one content type on gated agent-publish rather than human-publish, so</w:t>
-      </w:r>
-      <w:r>
-        <w:t xml:space="preserve"> </w:t>
-      </w:r>
-      <w:r>
-        <w:rPr>
-          <w:b/>
-          <w:bCs/>
-        </w:rPr>
-        <w:t xml:space="preserve">the approval click is a publish click</w:t>
-      </w:r>
-      <w:r>
-        <w:t xml:space="preserve"> </w:t>
-      </w:r>
-      <w:r>
-        <w:t xml:space="preserve">and the dashboard control must say so.</w:t>
-      </w:r>
-    </w:p>
-    <w:p>
-      <w:pPr>
-        <w:pStyle w:val="Compact"/>
-        <w:numPr>
-          <w:ilvl w:val="0"/>
-          <w:numId w:val="1077"/>
-        </w:numPr>
-      </w:pPr>
-      <w:r>
-        <w:rPr>
-          <w:b/>
-          <w:bCs/>
-        </w:rPr>
-        <w:t xml:space="preserve">VERIFY the GHL blog API before building the routine.</w:t>
-      </w:r>
-      <w:r>
-        <w:t xml:space="preserve"> </w:t>
-      </w:r>
-      <w:r>
-        <w:t xml:space="preserve">Blog auto-publish is now a requirement, and nothing in the repo confirms the GHL API exposes blog post creation and publishing, or that the agent’s GHL tool surfaces it. If it does not, blog falls back to staged draft plus a human publish click. Small loss, but find out before the dry run rather than during it.</w:t>
-      </w:r>
-    </w:p>
-    <w:p>
-      <w:pPr>
-        <w:pStyle w:val="Compact"/>
-        <w:numPr>
-          <w:ilvl w:val="0"/>
-          <w:numId w:val="1078"/>
-        </w:numPr>
-      </w:pPr>
-      <w:r>
-        <w:rPr>
-          <w:b/>
-          <w:bCs/>
-        </w:rPr>
-        <w:t xml:space="preserve">Decide who holds the approval click per content type.</w:t>
-      </w:r>
-      <w:r>
-        <w:t xml:space="preserve"> </w:t>
-      </w:r>
-      <w:r>
-        <w:t xml:space="preserve">Scott approves and Thea edits, or Thea approves her own channels and Scott approves blog. This matters more now that approval publishes on blog.</w:t>
-      </w:r>
-    </w:p>
-    <w:p>
-      <w:pPr>
-        <w:pStyle w:val="Compact"/>
-        <w:numPr>
-          <w:ilvl w:val="0"/>
-          <w:numId w:val="1079"/>
-        </w:numPr>
-      </w:pPr>
-      <w:r>
-        <w:rPr>
-          <w:b/>
-          <w:bCs/>
-        </w:rPr>
-        <w:t xml:space="preserve">Decide email:</w:t>
-      </w:r>
-      <w:r>
-        <w:t xml:space="preserve"> </w:t>
-      </w:r>
-      <w:r>
-        <w:t xml:space="preserve">GHL draft, or handed off like social.</w:t>
-      </w:r>
-    </w:p>
-    <w:p>
-      <w:pPr>
-        <w:pStyle w:val="Compact"/>
-        <w:numPr>
-          <w:ilvl w:val="0"/>
-          <w:numId w:val="1080"/>
-        </w:numPr>
-      </w:pPr>
-      <w:r>
-        <w:t xml:space="preserve">Pick the Monday hour, then build: marketing project, hire from block 17, routine with</w:t>
-      </w:r>
-      <w:r>
-        <w:t xml:space="preserve"> </w:t>
-      </w:r>
-      <w:r>
-        <w:rPr>
-          <w:rStyle w:val="VerbatimChar"/>
-        </w:rPr>
-        <w:t xml:space="preserve">schedule</w:t>
-      </w:r>
-      <w:r>
-        <w:t xml:space="preserve"> </w:t>
-      </w:r>
-      <w:r>
-        <w:t xml:space="preserve">+ manual</w:t>
-      </w:r>
-      <w:r>
-        <w:t xml:space="preserve"> </w:t>
-      </w:r>
-      <w:r>
-        <w:rPr>
-          <w:rStyle w:val="VerbatimChar"/>
-        </w:rPr>
-        <w:t xml:space="preserve">api</w:t>
-      </w:r>
-      <w:r>
-        <w:t xml:space="preserve"> </w:t>
-      </w:r>
-      <w:r>
-        <w:t xml:space="preserve">triggers, dry run, go live.</w:t>
+    </w:p>
+    <w:p>
+      <w:pPr>
+        <w:pStyle w:val="Compact"/>
+        <w:numPr>
+          <w:ilvl w:val="0"/>
+          <w:numId w:val="1073"/>
+        </w:numPr>
+      </w:pPr>
+      <w:r>
+        <w:rPr>
+          <w:b/>
+          <w:bCs/>
+        </w:rPr>
+        <w:t xml:space="preserve">Interim rule, already written into KB Section 11:</w:t>
+      </w:r>
+      <w:r>
+        <w:t xml:space="preserve"> </w:t>
+      </w:r>
+      <w:r>
+        <w:t xml:space="preserve">any agent instructed to perform this check must report that it could not, and must never report it as passed. A human reviews the affected copy instead.</w:t>
       </w:r>
     </w:p>
     <w:bookmarkEnd w:id="17"/>
@@ -6112,7 +5876,7 @@
         <w:pStyle w:val="Compact"/>
         <w:numPr>
           <w:ilvl w:val="0"/>
-          <w:numId w:val="1081"/>
+          <w:numId w:val="1074"/>
         </w:numPr>
       </w:pPr>
       <w:r>
@@ -6134,7 +5898,7 @@
         <w:pStyle w:val="Compact"/>
         <w:numPr>
           <w:ilvl w:val="0"/>
-          <w:numId w:val="1082"/>
+          <w:numId w:val="1075"/>
         </w:numPr>
       </w:pPr>
       <w:r>
@@ -6156,7 +5920,7 @@
         <w:pStyle w:val="Compact"/>
         <w:numPr>
           <w:ilvl w:val="0"/>
-          <w:numId w:val="1083"/>
+          <w:numId w:val="1076"/>
         </w:numPr>
       </w:pPr>
       <w:r>
@@ -6187,7 +5951,7 @@
         <w:pStyle w:val="Compact"/>
         <w:numPr>
           <w:ilvl w:val="0"/>
-          <w:numId w:val="1084"/>
+          <w:numId w:val="1077"/>
         </w:numPr>
       </w:pPr>
       <w:r>
@@ -6209,7 +5973,7 @@
         <w:pStyle w:val="Compact"/>
         <w:numPr>
           <w:ilvl w:val="0"/>
-          <w:numId w:val="1085"/>
+          <w:numId w:val="1078"/>
         </w:numPr>
       </w:pPr>
       <w:r>
@@ -6231,7 +5995,7 @@
         <w:pStyle w:val="Compact"/>
         <w:numPr>
           <w:ilvl w:val="0"/>
-          <w:numId w:val="1086"/>
+          <w:numId w:val="1079"/>
         </w:numPr>
       </w:pPr>
       <w:r>
@@ -6253,7 +6017,7 @@
         <w:pStyle w:val="Compact"/>
         <w:numPr>
           <w:ilvl w:val="0"/>
-          <w:numId w:val="1087"/>
+          <w:numId w:val="1080"/>
         </w:numPr>
       </w:pPr>
       <w:r>
@@ -6336,7 +6100,7 @@
         <w:pStyle w:val="Compact"/>
         <w:numPr>
           <w:ilvl w:val="0"/>
-          <w:numId w:val="1088"/>
+          <w:numId w:val="1081"/>
         </w:numPr>
       </w:pPr>
       <w:r>
@@ -6358,7 +6122,7 @@
         <w:pStyle w:val="Compact"/>
         <w:numPr>
           <w:ilvl w:val="0"/>
-          <w:numId w:val="1089"/>
+          <w:numId w:val="1082"/>
         </w:numPr>
       </w:pPr>
       <w:r>
@@ -6396,7 +6160,7 @@
         <w:pStyle w:val="Compact"/>
         <w:numPr>
           <w:ilvl w:val="0"/>
-          <w:numId w:val="1090"/>
+          <w:numId w:val="1083"/>
         </w:numPr>
       </w:pPr>
       <w:r>
@@ -6418,7 +6182,7 @@
         <w:pStyle w:val="Compact"/>
         <w:numPr>
           <w:ilvl w:val="0"/>
-          <w:numId w:val="1091"/>
+          <w:numId w:val="1084"/>
         </w:numPr>
       </w:pPr>
       <w:r>
@@ -6440,7 +6204,7 @@
         <w:pStyle w:val="Compact"/>
         <w:numPr>
           <w:ilvl w:val="0"/>
-          <w:numId w:val="1092"/>
+          <w:numId w:val="1085"/>
         </w:numPr>
       </w:pPr>
       <w:r>
@@ -6541,7 +6305,7 @@
         <w:pStyle w:val="Compact"/>
         <w:numPr>
           <w:ilvl w:val="0"/>
-          <w:numId w:val="1093"/>
+          <w:numId w:val="1086"/>
         </w:numPr>
       </w:pPr>
       <w:r>
@@ -6563,7 +6327,7 @@
         <w:pStyle w:val="Compact"/>
         <w:numPr>
           <w:ilvl w:val="0"/>
-          <w:numId w:val="1094"/>
+          <w:numId w:val="1087"/>
         </w:numPr>
       </w:pPr>
       <w:r>
@@ -6595,7 +6359,7 @@
         <w:pStyle w:val="Compact"/>
         <w:numPr>
           <w:ilvl w:val="0"/>
-          <w:numId w:val="1095"/>
+          <w:numId w:val="1088"/>
         </w:numPr>
       </w:pPr>
       <w:r>
@@ -6669,7 +6433,7 @@
         <w:pStyle w:val="Compact"/>
         <w:numPr>
           <w:ilvl w:val="0"/>
-          <w:numId w:val="1096"/>
+          <w:numId w:val="1089"/>
         </w:numPr>
       </w:pPr>
       <w:r>
@@ -6732,7 +6496,7 @@
         <w:pStyle w:val="Compact"/>
         <w:numPr>
           <w:ilvl w:val="1"/>
-          <w:numId w:val="1097"/>
+          <w:numId w:val="1090"/>
         </w:numPr>
       </w:pPr>
       <w:r>
@@ -6754,7 +6518,7 @@
         <w:pStyle w:val="Compact"/>
         <w:numPr>
           <w:ilvl w:val="1"/>
-          <w:numId w:val="1097"/>
+          <w:numId w:val="1090"/>
         </w:numPr>
       </w:pPr>
       <w:r>
@@ -6797,7 +6561,7 @@
         <w:pStyle w:val="Compact"/>
         <w:numPr>
           <w:ilvl w:val="1"/>
-          <w:numId w:val="1097"/>
+          <w:numId w:val="1090"/>
         </w:numPr>
       </w:pPr>
       <w:r>
@@ -6834,7 +6598,7 @@
         <w:pStyle w:val="Compact"/>
         <w:numPr>
           <w:ilvl w:val="1"/>
-          <w:numId w:val="1097"/>
+          <w:numId w:val="1090"/>
         </w:numPr>
       </w:pPr>
       <w:r>
@@ -6865,6 +6629,424 @@
       <w:pPr>
         <w:numPr>
           <w:ilvl w:val="0"/>
+          <w:numId w:val="1091"/>
+        </w:numPr>
+      </w:pPr>
+      <w:r>
+        <w:rPr>
+          <w:b/>
+          <w:bCs/>
+        </w:rPr>
+        <w:t xml:space="preserve">Sync the live</w:t>
+      </w:r>
+      <w:r>
+        <w:rPr>
+          <w:b/>
+          <w:bCs/>
+        </w:rPr>
+        <w:t xml:space="preserve"> </w:t>
+      </w:r>
+      <w:r>
+        <w:rPr>
+          <w:rStyle w:val="VerbatimChar"/>
+          <w:b/>
+          <w:bCs/>
+        </w:rPr>
+        <w:t xml:space="preserve">enyrgy-knowledge-base</w:t>
+      </w:r>
+      <w:r>
+        <w:rPr>
+          <w:b/>
+          <w:bCs/>
+        </w:rPr>
+        <w:t xml:space="preserve"> </w:t>
+      </w:r>
+      <w:r>
+        <w:rPr>
+          <w:b/>
+          <w:bCs/>
+        </w:rPr>
+        <w:t xml:space="preserve">Company Skill to the repo KB:</w:t>
+      </w:r>
+      <w:r>
+        <w:t xml:space="preserve"> </w:t>
+      </w:r>
+      <w:r>
+        <w:t xml:space="preserve">DONE (Aug 4, 2026), skill now matches commit</w:t>
+      </w:r>
+      <w:r>
+        <w:t xml:space="preserve"> </w:t>
+      </w:r>
+      <w:r>
+        <w:rPr>
+          <w:rStyle w:val="VerbatimChar"/>
+        </w:rPr>
+        <w:t xml:space="preserve">42090226</w:t>
+      </w:r>
+      <w:r>
+        <w:t xml:space="preserve">. That sync carried nine targeted edits: users-not-customers, Brian Cameron CFO as a former securities regulator, the manual referral mechanism, contact@enyrgy.com, the pilot-to-study rule plus</w:t>
+      </w:r>
+      <w:r>
+        <w:t xml:space="preserve"> </w:t>
+      </w:r>
+      <w:r>
+        <w:t xml:space="preserve">“the five participants”</w:t>
+      </w:r>
+      <w:r>
+        <w:t xml:space="preserve">, the three advisor bios with publication figures, and the approved one-in-four wording.</w:t>
+      </w:r>
+      <w:r>
+        <w:t xml:space="preserve"> </w:t>
+      </w:r>
+      <w:r>
+        <w:rPr>
+          <w:b/>
+          <w:bCs/>
+        </w:rPr>
+        <w:t xml:space="preserve">The last one mattered most:</w:t>
+      </w:r>
+      <w:r>
+        <w:t xml:space="preserve"> </w:t>
+      </w:r>
+      <w:r>
+        <w:t xml:space="preserve">“in these trials”</w:t>
+      </w:r>
+      <w:r>
+        <w:t xml:space="preserve"> </w:t>
+      </w:r>
+      <w:r>
+        <w:t xml:space="preserve">is only unambiguous beside the citation, and an agent lifting the phrase into an email leaves the citation behind, so the reader parses it as Enyrgy’s own trials. Earlier syncs: Aug 2</w:t>
+      </w:r>
+      <w:r>
+        <w:t xml:space="preserve"> </w:t>
+      </w:r>
+      <w:r>
+        <w:rPr>
+          <w:rStyle w:val="VerbatimChar"/>
+        </w:rPr>
+        <w:t xml:space="preserve">17c553b7</w:t>
+      </w:r>
+      <w:r>
+        <w:t xml:space="preserve">, Aug 2</w:t>
+      </w:r>
+      <w:r>
+        <w:t xml:space="preserve"> </w:t>
+      </w:r>
+      <w:r>
+        <w:rPr>
+          <w:rStyle w:val="VerbatimChar"/>
+        </w:rPr>
+        <w:t xml:space="preserve">2f4fb933</w:t>
+      </w:r>
+      <w:r>
+        <w:t xml:space="preserve">, Aug 1</w:t>
+      </w:r>
+      <w:r>
+        <w:t xml:space="preserve"> </w:t>
+      </w:r>
+      <w:r>
+        <w:rPr>
+          <w:rStyle w:val="VerbatimChar"/>
+        </w:rPr>
+        <w:t xml:space="preserve">95f41a40</w:t>
+      </w:r>
+      <w:r>
+        <w:t xml:space="preserve">. Six targeted find/replace edits, verified after save.</w:t>
+      </w:r>
+      <w:r>
+        <w:t xml:space="preserve"> </w:t>
+      </w:r>
+      <w:r>
+        <w:rPr>
+          <w:b/>
+          <w:bCs/>
+        </w:rPr>
+        <w:t xml:space="preserve">Standing method:</w:t>
+      </w:r>
+      <w:r>
+        <w:t xml:space="preserve"> </w:t>
+      </w:r>
+      <w:r>
+        <w:t xml:space="preserve">run</w:t>
+      </w:r>
+      <w:r>
+        <w:t xml:space="preserve"> </w:t>
+      </w:r>
+      <w:r>
+        <w:rPr>
+          <w:rStyle w:val="VerbatimChar"/>
+        </w:rPr>
+        <w:t xml:space="preserve">git log &lt;last-synced-commit&gt;..HEAD -- Enyrgy_Paperclip_Knowledge_Base.md</w:t>
+      </w:r>
+      <w:r>
+        <w:t xml:space="preserve">, apply only those hunks in Skill Studio, never select-all-paste, then reopen and confirm the body saved and the frontmatter appears exactly once.</w:t>
+      </w:r>
+      <w:r>
+        <w:t xml:space="preserve"> </w:t>
+      </w:r>
+      <w:r>
+        <w:rPr>
+          <w:b/>
+          <w:bCs/>
+        </w:rPr>
+        <w:t xml:space="preserve">Record the synced commit hash in the handoff documents table every time</w:t>
+      </w:r>
+      <w:r>
+        <w:t xml:space="preserve">, otherwise the next session cannot tell what the live skill actually contains.</w:t>
+      </w:r>
+    </w:p>
+    <w:p>
+      <w:pPr>
+        <w:numPr>
+          <w:ilvl w:val="0"/>
+          <w:numId w:val="1092"/>
+        </w:numPr>
+      </w:pPr>
+      <w:r>
+        <w:rPr>
+          <w:b/>
+          <w:bCs/>
+        </w:rPr>
+        <w:t xml:space="preserve">Refresh the EA to v1.1 (July 28):</w:t>
+      </w:r>
+      <w:r>
+        <w:t xml:space="preserve"> </w:t>
+      </w:r>
+      <w:r>
+        <w:t xml:space="preserve">bumped to Version 1.1 with an authoritative</w:t>
+      </w:r>
+      <w:r>
+        <w:t xml:space="preserve"> </w:t>
+      </w:r>
+      <w:r>
+        <w:t xml:space="preserve">“v1.1 Current-State Update”</w:t>
+      </w:r>
+      <w:r>
+        <w:t xml:space="preserve"> </w:t>
+      </w:r>
+      <w:r>
+        <w:t xml:space="preserve">section that overrides the stale June-29 body (Shopify integration + WF-27/28/29, GBP live + WF-07 wiring, full Paperclip org + tuned heartbeats, toll-free SMS/CNAM/no-10DLC, content assets, addresses/business-category fixes, the reliability findings incl. the debunked phantom-completion, and the open agency-email item). A future pass can fold these line-by-line into each layer.</w:t>
+      </w:r>
+    </w:p>
+    <w:p>
+      <w:pPr>
+        <w:numPr>
+          <w:ilvl w:val="0"/>
+          <w:numId w:val="1093"/>
+        </w:numPr>
+      </w:pPr>
+      <w:r>
+        <w:rPr>
+          <w:b/>
+          <w:bCs/>
+        </w:rPr>
+        <w:t xml:space="preserve">IG loose ends:</w:t>
+      </w:r>
+      <w:r>
+        <w:t xml:space="preserve"> </w:t>
+      </w:r>
+      <w:r>
+        <w:t xml:space="preserve">WF-23/WF-24 numbering gap (confirm not unbuilt), Winter/Tired-Test URLs missing from the Key URLs table, blank team contact fields (Dennis Lan, Dario Pompeii, Millie Carrillo, Thea Cartier).</w:t>
+      </w:r>
+    </w:p>
+    <w:p>
+      <w:pPr>
+        <w:numPr>
+          <w:ilvl w:val="0"/>
+          <w:numId w:val="1094"/>
+        </w:numPr>
+      </w:pPr>
+      <w:r>
+        <w:rPr>
+          <w:b/>
+          <w:bCs/>
+        </w:rPr>
+        <w:t xml:space="preserve">WIP:</w:t>
+      </w:r>
+      <w:r>
+        <w:t xml:space="preserve"> </w:t>
+      </w:r>
+      <w:r>
+        <w:rPr>
+          <w:strike/>
+        </w:rPr>
+        <w:t xml:space="preserve">correct the</w:t>
+      </w:r>
+      <w:r>
+        <w:rPr>
+          <w:strike/>
+        </w:rPr>
+        <w:t xml:space="preserve"> </w:t>
+      </w:r>
+      <w:r>
+        <w:rPr>
+          <w:strike/>
+        </w:rPr>
+        <w:t xml:space="preserve">“24-agent”</w:t>
+      </w:r>
+      <w:r>
+        <w:rPr>
+          <w:strike/>
+        </w:rPr>
+        <w:t xml:space="preserve"> </w:t>
+      </w:r>
+      <w:r>
+        <w:rPr>
+          <w:strike/>
+        </w:rPr>
+        <w:t xml:space="preserve">count</w:t>
+      </w:r>
+      <w:r>
+        <w:t xml:space="preserve"> </w:t>
+      </w:r>
+      <w:r>
+        <w:rPr>
+          <w:b/>
+          <w:bCs/>
+        </w:rPr>
+        <w:t xml:space="preserve">Already done and this item was stale.</w:t>
+      </w:r>
+      <w:r>
+        <w:t xml:space="preserve"> </w:t>
+      </w:r>
+      <w:r>
+        <w:t xml:space="preserve">The WIP records the correction explicitly: 16 built (3 C-Suite + 7 COO + 6 CRO), upper bound 22 with all six Phase 2 additions. The only surviving</w:t>
+      </w:r>
+      <w:r>
+        <w:t xml:space="preserve"> </w:t>
+      </w:r>
+      <w:r>
+        <w:t xml:space="preserve">“24-agent”</w:t>
+      </w:r>
+      <w:r>
+        <w:t xml:space="preserve"> </w:t>
+      </w:r>
+      <w:r>
+        <w:t xml:space="preserve">string is inside the sentence explaining that it was wrong.</w:t>
+      </w:r>
+    </w:p>
+    <w:p>
+      <w:pPr>
+        <w:numPr>
+          <w:ilvl w:val="0"/>
+          <w:numId w:val="1095"/>
+        </w:numPr>
+      </w:pPr>
+      <w:r>
+        <w:rPr>
+          <w:b/>
+          <w:bCs/>
+        </w:rPr>
+        <w:t xml:space="preserve">Doc date stamps corrected (Aug 4).</w:t>
+      </w:r>
+      <w:r>
+        <w:t xml:space="preserve"> </w:t>
+      </w:r>
+      <w:r>
+        <w:t xml:space="preserve">The Handoff header said</w:t>
+      </w:r>
+      <w:r>
+        <w:t xml:space="preserve"> </w:t>
+      </w:r>
+      <w:r>
+        <w:t xml:space="preserve">“end of Session 15”</w:t>
+      </w:r>
+      <w:r>
+        <w:t xml:space="preserve"> </w:t>
+      </w:r>
+      <w:r>
+        <w:t xml:space="preserve">and its own DOCUMENTS row said</w:t>
+      </w:r>
+      <w:r>
+        <w:t xml:space="preserve"> </w:t>
+      </w:r>
+      <w:r>
+        <w:t xml:space="preserve">“Session 14”</w:t>
+      </w:r>
+      <w:r>
+        <w:t xml:space="preserve">; the WIP header said July 28. Both carried Session 16 content.</w:t>
+      </w:r>
+      <w:r>
+        <w:t xml:space="preserve"> </w:t>
+      </w:r>
+      <w:r>
+        <w:rPr>
+          <w:b/>
+          <w:bCs/>
+        </w:rPr>
+        <w:t xml:space="preserve">A stale header on a current document is worse than an old document, because it invites the reader to discount content that is actually current.</w:t>
+      </w:r>
+    </w:p>
+    <w:p>
+      <w:pPr>
+        <w:numPr>
+          <w:ilvl w:val="0"/>
+          <w:numId w:val="1096"/>
+        </w:numPr>
+      </w:pPr>
+      <w:r>
+        <w:rPr>
+          <w:b/>
+          <w:bCs/>
+        </w:rPr>
+        <w:t xml:space="preserve">IG version conflict resolved (Aug 4).</w:t>
+      </w:r>
+      <w:r>
+        <w:t xml:space="preserve"> </w:t>
+      </w:r>
+      <w:r>
+        <w:t xml:space="preserve">The cover said 3.9.4 while the change log said 3.9.5, and a second</w:t>
+      </w:r>
+      <w:r>
+        <w:t xml:space="preserve"> </w:t>
+      </w:r>
+      <w:r>
+        <w:t xml:space="preserve">“v3.9.4 Changes”</w:t>
+      </w:r>
+      <w:r>
+        <w:t xml:space="preserve"> </w:t>
+      </w:r>
+      <w:r>
+        <w:t xml:space="preserve">block had been introduced. Now 3.9.6 throughout, with the Session 16 block filed alongside the others rather than on the cover.</w:t>
+      </w:r>
+    </w:p>
+    <w:p>
+      <w:pPr>
+        <w:numPr>
+          <w:ilvl w:val="0"/>
+          <w:numId w:val="1097"/>
+        </w:numPr>
+      </w:pPr>
+      <w:r>
+        <w:rPr>
+          <w:b/>
+          <w:bCs/>
+        </w:rPr>
+        <w:t xml:space="preserve">IG phantom-completion claim retracted (Aug 4).</w:t>
+      </w:r>
+      <w:r>
+        <w:t xml:space="preserve"> </w:t>
+      </w:r>
+      <w:r>
+        <w:t xml:space="preserve">The v3.9.5 block described an open platform bug auto-flipping runs to</w:t>
+      </w:r>
+      <w:r>
+        <w:t xml:space="preserve"> </w:t>
+      </w:r>
+      <w:r>
+        <w:rPr>
+          <w:rStyle w:val="VerbatimChar"/>
+        </w:rPr>
+        <w:t xml:space="preserve">done</w:t>
+      </w:r>
+      <w:r>
+        <w:t xml:space="preserve">. That was investigated in code and debunked; the WIP and TODO already recorded it as NOT A BUG, so the IG was contradicting both. Now struck with the reason.</w:t>
+      </w:r>
+    </w:p>
+    <w:p>
+      <w:pPr>
+        <w:numPr>
+          <w:ilvl w:val="0"/>
           <w:numId w:val="1098"/>
         </w:numPr>
       </w:pPr>
@@ -6873,162 +7055,40 @@
           <w:b/>
           <w:bCs/>
         </w:rPr>
-        <w:t xml:space="preserve">Sync the live</w:t>
-      </w:r>
-      <w:r>
-        <w:rPr>
-          <w:b/>
-          <w:bCs/>
-        </w:rPr>
-        <w:t xml:space="preserve"> </w:t>
-      </w:r>
-      <w:r>
-        <w:rPr>
-          <w:rStyle w:val="VerbatimChar"/>
-          <w:b/>
-          <w:bCs/>
-        </w:rPr>
-        <w:t xml:space="preserve">enyrgy-knowledge-base</w:t>
-      </w:r>
-      <w:r>
-        <w:rPr>
-          <w:b/>
-          <w:bCs/>
-        </w:rPr>
-        <w:t xml:space="preserve"> </w:t>
-      </w:r>
-      <w:r>
-        <w:rPr>
-          <w:b/>
-          <w:bCs/>
-        </w:rPr>
-        <w:t xml:space="preserve">Company Skill to the repo KB:</w:t>
-      </w:r>
-      <w:r>
-        <w:t xml:space="preserve"> </w:t>
-      </w:r>
-      <w:r>
-        <w:t xml:space="preserve">DONE (Aug 4, 2026), skill now matches commit</w:t>
-      </w:r>
-      <w:r>
-        <w:t xml:space="preserve"> </w:t>
-      </w:r>
-      <w:r>
-        <w:rPr>
-          <w:rStyle w:val="VerbatimChar"/>
-        </w:rPr>
-        <w:t xml:space="preserve">42090226</w:t>
-      </w:r>
-      <w:r>
-        <w:t xml:space="preserve">. That sync carried nine targeted edits: users-not-customers, Brian Cameron CFO as a former securities regulator, the manual referral mechanism, contact@enyrgy.com, the pilot-to-study rule plus</w:t>
-      </w:r>
-      <w:r>
-        <w:t xml:space="preserve"> </w:t>
-      </w:r>
-      <w:r>
-        <w:t xml:space="preserve">“the five participants”</w:t>
-      </w:r>
-      <w:r>
-        <w:t xml:space="preserve">, the three advisor bios with publication figures, and the approved one-in-four wording.</w:t>
-      </w:r>
-      <w:r>
-        <w:t xml:space="preserve"> </w:t>
-      </w:r>
-      <w:r>
-        <w:rPr>
-          <w:b/>
-          <w:bCs/>
-        </w:rPr>
-        <w:t xml:space="preserve">The last one mattered most:</w:t>
-      </w:r>
-      <w:r>
-        <w:t xml:space="preserve"> </w:t>
-      </w:r>
-      <w:r>
-        <w:t xml:space="preserve">“in these trials”</w:t>
-      </w:r>
-      <w:r>
-        <w:t xml:space="preserve"> </w:t>
-      </w:r>
-      <w:r>
-        <w:t xml:space="preserve">is only unambiguous beside the citation, and an agent lifting the phrase into an email leaves the citation behind, so the reader parses it as Enyrgy’s own trials. Earlier syncs: Aug 2</w:t>
-      </w:r>
-      <w:r>
-        <w:t xml:space="preserve"> </w:t>
-      </w:r>
-      <w:r>
-        <w:rPr>
-          <w:rStyle w:val="VerbatimChar"/>
-        </w:rPr>
-        <w:t xml:space="preserve">17c553b7</w:t>
-      </w:r>
-      <w:r>
-        <w:t xml:space="preserve">, Aug 2</w:t>
-      </w:r>
-      <w:r>
-        <w:t xml:space="preserve"> </w:t>
-      </w:r>
-      <w:r>
-        <w:rPr>
-          <w:rStyle w:val="VerbatimChar"/>
-        </w:rPr>
-        <w:t xml:space="preserve">2f4fb933</w:t>
-      </w:r>
-      <w:r>
-        <w:t xml:space="preserve">, Aug 1</w:t>
-      </w:r>
-      <w:r>
-        <w:t xml:space="preserve"> </w:t>
-      </w:r>
-      <w:r>
-        <w:rPr>
-          <w:rStyle w:val="VerbatimChar"/>
-        </w:rPr>
-        <w:t xml:space="preserve">95f41a40</w:t>
-      </w:r>
-      <w:r>
-        <w:t xml:space="preserve">. Six targeted find/replace edits, verified after save.</w:t>
-      </w:r>
-      <w:r>
-        <w:t xml:space="preserve"> </w:t>
-      </w:r>
-      <w:r>
-        <w:rPr>
-          <w:b/>
-          <w:bCs/>
-        </w:rPr>
-        <w:t xml:space="preserve">Standing method:</w:t>
-      </w:r>
-      <w:r>
-        <w:t xml:space="preserve"> </w:t>
-      </w:r>
-      <w:r>
-        <w:t xml:space="preserve">run</w:t>
-      </w:r>
-      <w:r>
-        <w:t xml:space="preserve"> </w:t>
-      </w:r>
-      <w:r>
-        <w:rPr>
-          <w:rStyle w:val="VerbatimChar"/>
-        </w:rPr>
-        <w:t xml:space="preserve">git log &lt;last-synced-commit&gt;..HEAD -- Enyrgy_Paperclip_Knowledge_Base.md</w:t>
-      </w:r>
-      <w:r>
-        <w:t xml:space="preserve">, apply only those hunks in Skill Studio, never select-all-paste, then reopen and confirm the body saved and the frontmatter appears exactly once.</w:t>
-      </w:r>
-      <w:r>
-        <w:t xml:space="preserve"> </w:t>
-      </w:r>
-      <w:r>
-        <w:rPr>
-          <w:b/>
-          <w:bCs/>
-        </w:rPr>
-        <w:t xml:space="preserve">Record the synced commit hash in the handoff documents table every time</w:t>
-      </w:r>
-      <w:r>
-        <w:t xml:space="preserve">, otherwise the next session cannot tell what the live skill actually contains.</w:t>
+        <w:t xml:space="preserve">WIP investor import step 6 corrected (Aug 4).</w:t>
+      </w:r>
+      <w:r>
+        <w:t xml:space="preserve"> </w:t>
+      </w:r>
+      <w:r>
+        <w:t xml:space="preserve">It read</w:t>
+      </w:r>
+      <w:r>
+        <w:t xml:space="preserve"> </w:t>
+      </w:r>
+      <w:r>
+        <w:t xml:space="preserve">“Apply type_investor tag to trigger drip enrollment”</w:t>
+      </w:r>
+      <w:r>
+        <w:t xml:space="preserve"> </w:t>
+      </w:r>
+      <w:r>
+        <w:t xml:space="preserve">in an investor-import runbook, directly contradicting the twice-stated rule never to apply</w:t>
+      </w:r>
+      <w:r>
+        <w:t xml:space="preserve"> </w:t>
+      </w:r>
+      <w:r>
+        <w:rPr>
+          <w:rStyle w:val="VerbatimChar"/>
+        </w:rPr>
+        <w:t xml:space="preserve">type_investor</w:t>
+      </w:r>
+      <w:r>
+        <w:t xml:space="preserve"> </w:t>
+      </w:r>
+      <w:r>
+        <w:t xml:space="preserve">to current investors. Following it would have pitched an investment to people who had already funded. Rewritten to split current from prospective investors, and the rest of the Session 16 import lessons folded in.</w:t>
       </w:r>
     </w:p>
     <w:p>
@@ -7036,302 +7096,6 @@
         <w:numPr>
           <w:ilvl w:val="0"/>
           <w:numId w:val="1099"/>
-        </w:numPr>
-      </w:pPr>
-      <w:r>
-        <w:rPr>
-          <w:b/>
-          <w:bCs/>
-        </w:rPr>
-        <w:t xml:space="preserve">Refresh the EA to v1.1 (July 28):</w:t>
-      </w:r>
-      <w:r>
-        <w:t xml:space="preserve"> </w:t>
-      </w:r>
-      <w:r>
-        <w:t xml:space="preserve">bumped to Version 1.1 with an authoritative</w:t>
-      </w:r>
-      <w:r>
-        <w:t xml:space="preserve"> </w:t>
-      </w:r>
-      <w:r>
-        <w:t xml:space="preserve">“v1.1 Current-State Update”</w:t>
-      </w:r>
-      <w:r>
-        <w:t xml:space="preserve"> </w:t>
-      </w:r>
-      <w:r>
-        <w:t xml:space="preserve">section that overrides the stale June-29 body (Shopify integration + WF-27/28/29, GBP live + WF-07 wiring, full Paperclip org + tuned heartbeats, toll-free SMS/CNAM/no-10DLC, content assets, addresses/business-category fixes, the reliability findings incl. the debunked phantom-completion, and the open agency-email item). A future pass can fold these line-by-line into each layer.</w:t>
-      </w:r>
-    </w:p>
-    <w:p>
-      <w:pPr>
-        <w:numPr>
-          <w:ilvl w:val="0"/>
-          <w:numId w:val="1100"/>
-        </w:numPr>
-      </w:pPr>
-      <w:r>
-        <w:rPr>
-          <w:b/>
-          <w:bCs/>
-        </w:rPr>
-        <w:t xml:space="preserve">IG loose ends:</w:t>
-      </w:r>
-      <w:r>
-        <w:t xml:space="preserve"> </w:t>
-      </w:r>
-      <w:r>
-        <w:t xml:space="preserve">WF-23/WF-24 numbering gap (confirm not unbuilt), Winter/Tired-Test URLs missing from the Key URLs table, blank team contact fields (Dennis Lan, Dario Pompeii, Millie Carrillo, Thea Cartier).</w:t>
-      </w:r>
-    </w:p>
-    <w:p>
-      <w:pPr>
-        <w:numPr>
-          <w:ilvl w:val="0"/>
-          <w:numId w:val="1101"/>
-        </w:numPr>
-      </w:pPr>
-      <w:r>
-        <w:rPr>
-          <w:b/>
-          <w:bCs/>
-        </w:rPr>
-        <w:t xml:space="preserve">WIP:</w:t>
-      </w:r>
-      <w:r>
-        <w:t xml:space="preserve"> </w:t>
-      </w:r>
-      <w:r>
-        <w:rPr>
-          <w:strike/>
-        </w:rPr>
-        <w:t xml:space="preserve">correct the</w:t>
-      </w:r>
-      <w:r>
-        <w:rPr>
-          <w:strike/>
-        </w:rPr>
-        <w:t xml:space="preserve"> </w:t>
-      </w:r>
-      <w:r>
-        <w:rPr>
-          <w:strike/>
-        </w:rPr>
-        <w:t xml:space="preserve">“24-agent”</w:t>
-      </w:r>
-      <w:r>
-        <w:rPr>
-          <w:strike/>
-        </w:rPr>
-        <w:t xml:space="preserve"> </w:t>
-      </w:r>
-      <w:r>
-        <w:rPr>
-          <w:strike/>
-        </w:rPr>
-        <w:t xml:space="preserve">count</w:t>
-      </w:r>
-      <w:r>
-        <w:t xml:space="preserve"> </w:t>
-      </w:r>
-      <w:r>
-        <w:rPr>
-          <w:b/>
-          <w:bCs/>
-        </w:rPr>
-        <w:t xml:space="preserve">Already done and this item was stale.</w:t>
-      </w:r>
-      <w:r>
-        <w:t xml:space="preserve"> </w:t>
-      </w:r>
-      <w:r>
-        <w:t xml:space="preserve">The WIP records the correction explicitly: 16 built (3 C-Suite + 7 COO + 6 CRO), upper bound 22 with all six Phase 2 additions. The only surviving</w:t>
-      </w:r>
-      <w:r>
-        <w:t xml:space="preserve"> </w:t>
-      </w:r>
-      <w:r>
-        <w:t xml:space="preserve">“24-agent”</w:t>
-      </w:r>
-      <w:r>
-        <w:t xml:space="preserve"> </w:t>
-      </w:r>
-      <w:r>
-        <w:t xml:space="preserve">string is inside the sentence explaining that it was wrong.</w:t>
-      </w:r>
-    </w:p>
-    <w:p>
-      <w:pPr>
-        <w:numPr>
-          <w:ilvl w:val="0"/>
-          <w:numId w:val="1102"/>
-        </w:numPr>
-      </w:pPr>
-      <w:r>
-        <w:rPr>
-          <w:b/>
-          <w:bCs/>
-        </w:rPr>
-        <w:t xml:space="preserve">Doc date stamps corrected (Aug 4).</w:t>
-      </w:r>
-      <w:r>
-        <w:t xml:space="preserve"> </w:t>
-      </w:r>
-      <w:r>
-        <w:t xml:space="preserve">The Handoff header said</w:t>
-      </w:r>
-      <w:r>
-        <w:t xml:space="preserve"> </w:t>
-      </w:r>
-      <w:r>
-        <w:t xml:space="preserve">“end of Session 15”</w:t>
-      </w:r>
-      <w:r>
-        <w:t xml:space="preserve"> </w:t>
-      </w:r>
-      <w:r>
-        <w:t xml:space="preserve">and its own DOCUMENTS row said</w:t>
-      </w:r>
-      <w:r>
-        <w:t xml:space="preserve"> </w:t>
-      </w:r>
-      <w:r>
-        <w:t xml:space="preserve">“Session 14”</w:t>
-      </w:r>
-      <w:r>
-        <w:t xml:space="preserve">; the WIP header said July 28. Both carried Session 16 content.</w:t>
-      </w:r>
-      <w:r>
-        <w:t xml:space="preserve"> </w:t>
-      </w:r>
-      <w:r>
-        <w:rPr>
-          <w:b/>
-          <w:bCs/>
-        </w:rPr>
-        <w:t xml:space="preserve">A stale header on a current document is worse than an old document, because it invites the reader to discount content that is actually current.</w:t>
-      </w:r>
-    </w:p>
-    <w:p>
-      <w:pPr>
-        <w:numPr>
-          <w:ilvl w:val="0"/>
-          <w:numId w:val="1103"/>
-        </w:numPr>
-      </w:pPr>
-      <w:r>
-        <w:rPr>
-          <w:b/>
-          <w:bCs/>
-        </w:rPr>
-        <w:t xml:space="preserve">IG version conflict resolved (Aug 4).</w:t>
-      </w:r>
-      <w:r>
-        <w:t xml:space="preserve"> </w:t>
-      </w:r>
-      <w:r>
-        <w:t xml:space="preserve">The cover said 3.9.4 while the change log said 3.9.5, and a second</w:t>
-      </w:r>
-      <w:r>
-        <w:t xml:space="preserve"> </w:t>
-      </w:r>
-      <w:r>
-        <w:t xml:space="preserve">“v3.9.4 Changes”</w:t>
-      </w:r>
-      <w:r>
-        <w:t xml:space="preserve"> </w:t>
-      </w:r>
-      <w:r>
-        <w:t xml:space="preserve">block had been introduced. Now 3.9.6 throughout, with the Session 16 block filed alongside the others rather than on the cover.</w:t>
-      </w:r>
-    </w:p>
-    <w:p>
-      <w:pPr>
-        <w:numPr>
-          <w:ilvl w:val="0"/>
-          <w:numId w:val="1104"/>
-        </w:numPr>
-      </w:pPr>
-      <w:r>
-        <w:rPr>
-          <w:b/>
-          <w:bCs/>
-        </w:rPr>
-        <w:t xml:space="preserve">IG phantom-completion claim retracted (Aug 4).</w:t>
-      </w:r>
-      <w:r>
-        <w:t xml:space="preserve"> </w:t>
-      </w:r>
-      <w:r>
-        <w:t xml:space="preserve">The v3.9.5 block described an open platform bug auto-flipping runs to</w:t>
-      </w:r>
-      <w:r>
-        <w:t xml:space="preserve"> </w:t>
-      </w:r>
-      <w:r>
-        <w:rPr>
-          <w:rStyle w:val="VerbatimChar"/>
-        </w:rPr>
-        <w:t xml:space="preserve">done</w:t>
-      </w:r>
-      <w:r>
-        <w:t xml:space="preserve">. That was investigated in code and debunked; the WIP and TODO already recorded it as NOT A BUG, so the IG was contradicting both. Now struck with the reason.</w:t>
-      </w:r>
-    </w:p>
-    <w:p>
-      <w:pPr>
-        <w:numPr>
-          <w:ilvl w:val="0"/>
-          <w:numId w:val="1105"/>
-        </w:numPr>
-      </w:pPr>
-      <w:r>
-        <w:rPr>
-          <w:b/>
-          <w:bCs/>
-        </w:rPr>
-        <w:t xml:space="preserve">WIP investor import step 6 corrected (Aug 4).</w:t>
-      </w:r>
-      <w:r>
-        <w:t xml:space="preserve"> </w:t>
-      </w:r>
-      <w:r>
-        <w:t xml:space="preserve">It read</w:t>
-      </w:r>
-      <w:r>
-        <w:t xml:space="preserve"> </w:t>
-      </w:r>
-      <w:r>
-        <w:t xml:space="preserve">“Apply type_investor tag to trigger drip enrollment”</w:t>
-      </w:r>
-      <w:r>
-        <w:t xml:space="preserve"> </w:t>
-      </w:r>
-      <w:r>
-        <w:t xml:space="preserve">in an investor-import runbook, directly contradicting the twice-stated rule never to apply</w:t>
-      </w:r>
-      <w:r>
-        <w:t xml:space="preserve"> </w:t>
-      </w:r>
-      <w:r>
-        <w:rPr>
-          <w:rStyle w:val="VerbatimChar"/>
-        </w:rPr>
-        <w:t xml:space="preserve">type_investor</w:t>
-      </w:r>
-      <w:r>
-        <w:t xml:space="preserve"> </w:t>
-      </w:r>
-      <w:r>
-        <w:t xml:space="preserve">to current investors. Following it would have pitched an investment to people who had already funded. Rewritten to split current from prospective investors, and the rest of the Session 16 import lessons folded in.</w:t>
-      </w:r>
-    </w:p>
-    <w:p>
-      <w:pPr>
-        <w:numPr>
-          <w:ilvl w:val="0"/>
-          <w:numId w:val="1106"/>
         </w:numPr>
       </w:pPr>
       <w:r>
@@ -7363,7 +7127,7 @@
         <w:pStyle w:val="Compact"/>
         <w:numPr>
           <w:ilvl w:val="0"/>
-          <w:numId w:val="1107"/>
+          <w:numId w:val="1100"/>
         </w:numPr>
       </w:pPr>
       <w:r>
@@ -7397,7 +7161,7 @@
         <w:pStyle w:val="Compact"/>
         <w:numPr>
           <w:ilvl w:val="0"/>
-          <w:numId w:val="1108"/>
+          <w:numId w:val="1101"/>
         </w:numPr>
       </w:pPr>
       <w:r>
@@ -8167,16 +7931,16 @@
     <w:abstractNumId w:val="991"/>
   </w:num>
   <w:num w:numId="1073">
-    <w:abstractNumId w:val="992"/>
+    <w:abstractNumId w:val="991"/>
   </w:num>
   <w:num w:numId="1074">
     <w:abstractNumId w:val="992"/>
   </w:num>
   <w:num w:numId="1075">
-    <w:abstractNumId w:val="993"/>
+    <w:abstractNumId w:val="992"/>
   </w:num>
   <w:num w:numId="1076">
-    <w:abstractNumId w:val="993"/>
+    <w:abstractNumId w:val="992"/>
   </w:num>
   <w:num w:numId="1077">
     <w:abstractNumId w:val="992"/>
@@ -8185,7 +7949,7 @@
     <w:abstractNumId w:val="992"/>
   </w:num>
   <w:num w:numId="1079">
-    <w:abstractNumId w:val="992"/>
+    <w:abstractNumId w:val="993"/>
   </w:num>
   <w:num w:numId="1080">
     <w:abstractNumId w:val="992"/>
@@ -8206,31 +7970,31 @@
     <w:abstractNumId w:val="992"/>
   </w:num>
   <w:num w:numId="1086">
-    <w:abstractNumId w:val="993"/>
+    <w:abstractNumId w:val="992"/>
   </w:num>
   <w:num w:numId="1087">
     <w:abstractNumId w:val="992"/>
   </w:num>
   <w:num w:numId="1088">
-    <w:abstractNumId w:val="992"/>
+    <w:abstractNumId w:val="993"/>
   </w:num>
   <w:num w:numId="1089">
-    <w:abstractNumId w:val="992"/>
+    <w:abstractNumId w:val="993"/>
   </w:num>
   <w:num w:numId="1090">
-    <w:abstractNumId w:val="992"/>
+    <w:abstractNumId w:val="991"/>
   </w:num>
   <w:num w:numId="1091">
-    <w:abstractNumId w:val="992"/>
+    <w:abstractNumId w:val="993"/>
   </w:num>
   <w:num w:numId="1092">
-    <w:abstractNumId w:val="992"/>
+    <w:abstractNumId w:val="993"/>
   </w:num>
   <w:num w:numId="1093">
     <w:abstractNumId w:val="992"/>
   </w:num>
   <w:num w:numId="1094">
-    <w:abstractNumId w:val="992"/>
+    <w:abstractNumId w:val="993"/>
   </w:num>
   <w:num w:numId="1095">
     <w:abstractNumId w:val="993"/>
@@ -8239,7 +8003,7 @@
     <w:abstractNumId w:val="993"/>
   </w:num>
   <w:num w:numId="1097">
-    <w:abstractNumId w:val="991"/>
+    <w:abstractNumId w:val="993"/>
   </w:num>
   <w:num w:numId="1098">
     <w:abstractNumId w:val="993"/>
@@ -8251,27 +8015,6 @@
     <w:abstractNumId w:val="992"/>
   </w:num>
   <w:num w:numId="1101">
-    <w:abstractNumId w:val="993"/>
-  </w:num>
-  <w:num w:numId="1102">
-    <w:abstractNumId w:val="993"/>
-  </w:num>
-  <w:num w:numId="1103">
-    <w:abstractNumId w:val="993"/>
-  </w:num>
-  <w:num w:numId="1104">
-    <w:abstractNumId w:val="993"/>
-  </w:num>
-  <w:num w:numId="1105">
-    <w:abstractNumId w:val="993"/>
-  </w:num>
-  <w:num w:numId="1106">
-    <w:abstractNumId w:val="993"/>
-  </w:num>
-  <w:num w:numId="1107">
-    <w:abstractNumId w:val="992"/>
-  </w:num>
-  <w:num w:numId="1108">
     <w:abstractNumId w:val="992"/>
   </w:num>
 </w:numbering>

--- a/Enyrgy_Master_TODO.docx
+++ b/Enyrgy_Master_TODO.docx
@@ -5708,13 +5708,13 @@
       </w:r>
     </w:p>
     <w:bookmarkEnd w:id="16"/>
-    <w:bookmarkStart w:id="17" w:name="X386c59d54a54d038daa00cccbf35a0e2bb0fc7b"/>
+    <w:bookmarkStart w:id="17" w:name="X300f893d696a377e1662141194944a62e141ca4"/>
     <w:p>
       <w:pPr>
         <w:pStyle w:val="Heading2"/>
       </w:pPr>
       <w:r>
-        <w:t xml:space="preserve">4f. KB compliance gap: the FDA wellness guidelines are cited but not contained</w:t>
+        <w:t xml:space="preserve">4f. Open question for regulatory counsel: does the general wellness policy apply to Enyrgy?</w:t>
       </w:r>
     </w:p>
     <w:p>
@@ -5726,7 +5726,22 @@
           <w:b/>
           <w:bCs/>
         </w:rPr>
-        <w:t xml:space="preserve">Found August 4, 2026. Affects every agent that composes client-facing copy, not any one feature.</w:t>
+        <w:t xml:space="preserve">Not a KB item. Scott’s decision, August 4: the FDA guidance stays out of the KB.</w:t>
+      </w:r>
+      <w:r>
+        <w:t xml:space="preserve"> </w:t>
+      </w:r>
+      <w:r>
+        <w:t xml:space="preserve">The KB keeps the prohibited-words list and</w:t>
+      </w:r>
+      <w:r>
+        <w:t xml:space="preserve"> </w:t>
+      </w:r>
+      <w:r>
+        <w:t xml:space="preserve">“Enyrgy is a wellness device, not medical, and makes no medical claims”</w:t>
+      </w:r>
+      <w:r>
+        <w:t xml:space="preserve">, and the reference to the guidance was removed from Section 11 because it instructed a check no agent could perform against a document that may not even govern Enyrgy.</w:t>
       </w:r>
     </w:p>
     <w:p>
@@ -5748,41 +5763,13 @@
           <w:b/>
           <w:bCs/>
         </w:rPr>
-        <w:t xml:space="preserve">Load the January 2026 FDA Guidelines for Wellness Products into KB Section 11.</w:t>
-      </w:r>
-      <w:r>
-        <w:t xml:space="preserve"> </w:t>
-      </w:r>
-      <w:r>
-        <w:t xml:space="preserve">The KB has required this review since it was written:</w:t>
-      </w:r>
-      <w:r>
-        <w:t xml:space="preserve"> </w:t>
-      </w:r>
-      <w:r>
-        <w:t xml:space="preserve">“Review all client-facing content against the January 2026 FDA Guidelines for Wellness Products before use.”</w:t>
-      </w:r>
-      <w:r>
-        <w:t xml:space="preserve"> </w:t>
-      </w:r>
-      <w:r>
-        <w:t xml:space="preserve">The rule is binding and correct.</w:t>
-      </w:r>
-      <w:r>
-        <w:t xml:space="preserve"> </w:t>
-      </w:r>
-      <w:r>
-        <w:rPr>
-          <w:b/>
-          <w:bCs/>
-        </w:rPr>
-        <w:t xml:space="preserve">What is missing is the document.</w:t>
-      </w:r>
-      <w:r>
-        <w:t xml:space="preserve"> </w:t>
-      </w:r>
-      <w:r>
-        <w:t xml:space="preserve">There is no summary, no clause list, no link and no copy anywhere in the repo.</w:t>
+        <w:t xml:space="preserve">Ask counsel whether Enyrgy falls under FDA’s General Wellness: Policy for Low Risk Devices</w:t>
+      </w:r>
+      <w:r>
+        <w:t xml:space="preserve"> </w:t>
+      </w:r>
+      <w:r>
+        <w:t xml:space="preserve">(issued January 6, 2026, superseding September 27, 2019, docket FDA-2014-N-1039). Scott has the PDF.</w:t>
       </w:r>
     </w:p>
     <w:p>
@@ -5798,13 +5785,48 @@
           <w:b/>
           <w:bCs/>
         </w:rPr>
-        <w:t xml:space="preserve">Why it matters more than a missing citation.</w:t>
-      </w:r>
-      <w:r>
-        <w:t xml:space="preserve"> </w:t>
-      </w:r>
-      <w:r>
-        <w:t xml:space="preserve">An agent cannot execute a review against a document it does not have. Faced with that instruction it will either treat the check as passed or reconstruct what it imagines the guidance says. Either way the result is a confident compliance claim resting on nothing, which is the confabulation failure already documented on this account, sitting on the most regulated thing Enyrgy writes.</w:t>
+        <w:t xml:space="preserve">Why it is worth one question to counsel.</w:t>
+      </w:r>
+      <w:r>
+        <w:t xml:space="preserve"> </w:t>
+      </w:r>
+      <w:r>
+        <w:t xml:space="preserve">The guidance is a scope policy, not a claims list, and its decision tree question A3 excludes any product involving</w:t>
+      </w:r>
+      <w:r>
+        <w:t xml:space="preserve"> </w:t>
+      </w:r>
+      <w:r>
+        <w:t xml:space="preserve">“a technology that may pose a risk to the safety of users or other persons if specific regulatory controls are not applied, such as risks from lasers or</w:t>
+      </w:r>
+      <w:r>
+        <w:t xml:space="preserve"> </w:t>
+      </w:r>
+      <w:r>
+        <w:rPr>
+          <w:b/>
+          <w:bCs/>
+        </w:rPr>
+        <w:t xml:space="preserve">radiation exposure</w:t>
+      </w:r>
+      <w:r>
+        <w:t xml:space="preserve">”</w:t>
+      </w:r>
+      <w:r>
+        <w:t xml:space="preserve">. Its own worked example of a product that is not low risk is</w:t>
+      </w:r>
+      <w:r>
+        <w:t xml:space="preserve"> </w:t>
+      </w:r>
+      <w:r>
+        <w:rPr>
+          <w:b/>
+          <w:bCs/>
+        </w:rPr>
+        <w:t xml:space="preserve">sunlamp products</w:t>
+      </w:r>
+      <w:r>
+        <w:t xml:space="preserve">, on the basis of ultraviolet radiation. Enyrgy emits over 90 percent UVB, and the A3 test is about the technology rather than the marketing claim.</w:t>
       </w:r>
     </w:p>
     <w:p>
@@ -5820,23 +5842,38 @@
           <w:b/>
           <w:bCs/>
         </w:rPr>
-        <w:t xml:space="preserve">What is needed:</w:t>
-      </w:r>
-      <w:r>
-        <w:t xml:space="preserve"> </w:t>
-      </w:r>
-      <w:r>
-        <w:t xml:space="preserve">the operative content in KB Section 11, in the same usable form as the prohibited-words list beside it. A link is not sufficient for agents that cannot browse.</w:t>
-      </w:r>
-      <w:r>
-        <w:t xml:space="preserve"> </w:t>
-      </w:r>
-      <w:r>
-        <w:rPr>
-          <w:b/>
-          <w:bCs/>
-        </w:rPr>
-        <w:t xml:space="preserve">Scott to supply the document or an authoritative summary.</w:t>
+        <w:t xml:space="preserve">This is very probably not a problem, and that is the point.</w:t>
+      </w:r>
+      <w:r>
+        <w:t xml:space="preserve"> </w:t>
+      </w:r>
+      <w:r>
+        <w:t xml:space="preserve">Being outside an enforcement-discretion policy is not a violation; it means the policy is the wrong reference. Sunlamp products are regulated as class II with special controls (timers, exposure schedules, warning labels, eyewear), and Enyrgy’s per-skin-type MED calculation and automatic cutoff read like compliance with exactly those. The likely reality is that Enyrgy sits in a different and correct regulatory category, and that</w:t>
+      </w:r>
+      <w:r>
+        <w:t xml:space="preserve"> </w:t>
+      </w:r>
+      <w:r>
+        <w:t xml:space="preserve">“wellness device, not medical device”</w:t>
+      </w:r>
+      <w:r>
+        <w:t xml:space="preserve"> </w:t>
+      </w:r>
+      <w:r>
+        <w:t xml:space="preserve">is marketing positioning rather than a regulatory classification.</w:t>
+      </w:r>
+      <w:r>
+        <w:t xml:space="preserve"> </w:t>
+      </w:r>
+      <w:r>
+        <w:rPr>
+          <w:b/>
+          <w:bCs/>
+        </w:rPr>
+        <w:t xml:space="preserve">Those two things being conflated is the thing worth untangling</w:t>
+      </w:r>
+      <w:r>
+        <w:t xml:space="preserve">, and counsel can settle it in one conversation.</w:t>
       </w:r>
     </w:p>
     <w:p>
@@ -5852,13 +5889,44 @@
           <w:b/>
           <w:bCs/>
         </w:rPr>
-        <w:t xml:space="preserve">Interim rule, already written into KB Section 11:</w:t>
-      </w:r>
-      <w:r>
-        <w:t xml:space="preserve"> </w:t>
-      </w:r>
-      <w:r>
-        <w:t xml:space="preserve">any agent instructed to perform this check must report that it could not, and must never report it as passed. A human reviews the affected copy instead.</w:t>
+        <w:t xml:space="preserve">Same discipline already applied to securities.</w:t>
+      </w:r>
+      <w:r>
+        <w:t xml:space="preserve"> </w:t>
+      </w:r>
+      <w:r>
+        <w:t xml:space="preserve">Investor compliance runs through an attorney and the KB records the verbatim rule. Device claims have no equivalent owner recorded anywhere.</w:t>
+      </w:r>
+    </w:p>
+    <w:p>
+      <w:pPr>
+        <w:pStyle w:val="Compact"/>
+        <w:numPr>
+          <w:ilvl w:val="0"/>
+          <w:numId w:val="1073"/>
+        </w:numPr>
+      </w:pPr>
+      <w:r>
+        <w:rPr>
+          <w:b/>
+          <w:bCs/>
+        </w:rPr>
+        <w:t xml:space="preserve">Safely useful regardless of the answer:</w:t>
+      </w:r>
+      <w:r>
+        <w:t xml:space="preserve"> </w:t>
+      </w:r>
+      <w:r>
+        <w:t xml:space="preserve">the guidance’s Category 2 phrasing,</w:t>
+      </w:r>
+      <w:r>
+        <w:t xml:space="preserve"> </w:t>
+      </w:r>
+      <w:r>
+        <w:t xml:space="preserve">“as part of a healthy lifestyle, may help reduce the risk of X”</w:t>
+      </w:r>
+      <w:r>
+        <w:t xml:space="preserve">, is a well-tested formulation and is the exact shape of Enyrgy’s nitric-oxide and cardiovascular framing. Adopting that construction is defensive good practice whether or not the guidance formally governs Enyrgy.</w:t>
       </w:r>
     </w:p>
     <w:bookmarkEnd w:id="17"/>

--- a/Enyrgy_Master_TODO.docx
+++ b/Enyrgy_Master_TODO.docx
@@ -5791,7 +5791,7 @@
         <w:t xml:space="preserve"> </w:t>
       </w:r>
       <w:r>
-        <w:t xml:space="preserve">The guidance is a scope policy, not a claims list, and its decision tree question A3 excludes any product involving</w:t>
+        <w:t xml:space="preserve">The guidance is a scope policy, not a claims list. Its decision-tree question A3 excludes any product involving</w:t>
       </w:r>
       <w:r>
         <w:t xml:space="preserve"> </w:t>
@@ -5813,20 +5813,7 @@
         <w:t xml:space="preserve">”</w:t>
       </w:r>
       <w:r>
-        <w:t xml:space="preserve">. Its own worked example of a product that is not low risk is</w:t>
-      </w:r>
-      <w:r>
-        <w:t xml:space="preserve"> </w:t>
-      </w:r>
-      <w:r>
-        <w:rPr>
-          <w:b/>
-          <w:bCs/>
-        </w:rPr>
-        <w:t xml:space="preserve">sunlamp products</w:t>
-      </w:r>
-      <w:r>
-        <w:t xml:space="preserve">, on the basis of ultraviolet radiation. Enyrgy emits over 90 percent UVB, and the A3 test is about the technology rather than the marketing claim.</w:t>
+        <w:t xml:space="preserve">. The test is about the technology rather than the marketing claim, and Enyrgy emits UV.</w:t>
       </w:r>
     </w:p>
     <w:p>
@@ -5842,38 +5829,100 @@
           <w:b/>
           <w:bCs/>
         </w:rPr>
+        <w:t xml:space="preserve">Enyrgy is NOT a sunlamp product, and the guidance’s sunlamp example does not describe it</w:t>
+      </w:r>
+      <w:r>
+        <w:t xml:space="preserve"> </w:t>
+      </w:r>
+      <w:r>
+        <w:t xml:space="preserve">(Scott’s correction, Aug 4). Sunlamps are UVA-dominant because tanning is a UVA effect, and the regulatory category turns on being intended to tan the skin. Enyrgy is</w:t>
+      </w:r>
+      <w:r>
+        <w:t xml:space="preserve"> </w:t>
+      </w:r>
+      <w:r>
+        <w:rPr>
+          <w:b/>
+          <w:bCs/>
+        </w:rPr>
+        <w:t xml:space="preserve">over 90 percent UVB and under 10 percent UVA</w:t>
+      </w:r>
+      <w:r>
+        <w:t xml:space="preserve"> </w:t>
+      </w:r>
+      <w:r>
+        <w:t xml:space="preserve">(KB Section 4), the inverse, and is intended for vitamin D synthesis. An earlier version of this entry leaned on that example and was wrong to.</w:t>
+      </w:r>
+    </w:p>
+    <w:p>
+      <w:pPr>
+        <w:pStyle w:val="Compact"/>
+        <w:numPr>
+          <w:ilvl w:val="0"/>
+          <w:numId w:val="1073"/>
+        </w:numPr>
+      </w:pPr>
+      <w:r>
+        <w:rPr>
+          <w:b/>
+          <w:bCs/>
+        </w:rPr>
+        <w:t xml:space="preserve">The question survives the correction, on different ground.</w:t>
+      </w:r>
+      <w:r>
+        <w:t xml:space="preserve"> </w:t>
+      </w:r>
+      <w:r>
+        <w:t xml:space="preserve">A3 is not written around tanning; sunlamps are only its illustration. Whether a UVB-dominant device clears a radiation-exposure test is arguably the sharper question, since UVB is the band responsible for direct DNA damage. That is precisely why the platform has a per-skin-type MED and an automatic cutoff. Counsel can answer in one conversation whether those controls place Enyrgy inside this policy, inside a different device category, or outside both.</w:t>
+      </w:r>
+    </w:p>
+    <w:p>
+      <w:pPr>
+        <w:pStyle w:val="Compact"/>
+        <w:numPr>
+          <w:ilvl w:val="0"/>
+          <w:numId w:val="1073"/>
+        </w:numPr>
+      </w:pPr>
+      <w:r>
+        <w:rPr>
+          <w:b/>
+          <w:bCs/>
+        </w:rPr>
         <w:t xml:space="preserve">This is very probably not a problem, and that is the point.</w:t>
       </w:r>
       <w:r>
         <w:t xml:space="preserve"> </w:t>
       </w:r>
       <w:r>
-        <w:t xml:space="preserve">Being outside an enforcement-discretion policy is not a violation; it means the policy is the wrong reference. Sunlamp products are regulated as class II with special controls (timers, exposure schedules, warning labels, eyewear), and Enyrgy’s per-skin-type MED calculation and automatic cutoff read like compliance with exactly those. The likely reality is that Enyrgy sits in a different and correct regulatory category, and that</w:t>
-      </w:r>
-      <w:r>
-        <w:t xml:space="preserve"> </w:t>
-      </w:r>
-      <w:r>
+        <w:t xml:space="preserve">Being outside an enforcement-discretion policy is not a violation; it means the policy is the wrong reference. The likely reality is that Enyrgy sits in a different and correct regulatory category. What is worth untangling is that</w:t>
+      </w:r>
+      <w:r>
+        <w:t xml:space="preserve"> </w:t>
+      </w:r>
+      <w:r>
+        <w:rPr>
+          <w:b/>
+          <w:bCs/>
+        </w:rPr>
         <w:t xml:space="preserve">“wellness device, not medical device”</w:t>
       </w:r>
       <w:r>
-        <w:t xml:space="preserve"> </w:t>
-      </w:r>
-      <w:r>
-        <w:t xml:space="preserve">is marketing positioning rather than a regulatory classification.</w:t>
-      </w:r>
-      <w:r>
-        <w:t xml:space="preserve"> </w:t>
-      </w:r>
-      <w:r>
-        <w:rPr>
-          <w:b/>
-          <w:bCs/>
-        </w:rPr>
-        <w:t xml:space="preserve">Those two things being conflated is the thing worth untangling</w:t>
-      </w:r>
-      <w:r>
-        <w:t xml:space="preserve">, and counsel can settle it in one conversation.</w:t>
+        <w:rPr>
+          <w:b/>
+          <w:bCs/>
+        </w:rPr>
+        <w:t xml:space="preserve"> </w:t>
+      </w:r>
+      <w:r>
+        <w:rPr>
+          <w:b/>
+          <w:bCs/>
+        </w:rPr>
+        <w:t xml:space="preserve">may be marketing positioning rather than a regulatory classification</w:t>
+      </w:r>
+      <w:r>
+        <w:t xml:space="preserve">, and the KB currently reads as though it were the latter.</w:t>
       </w:r>
     </w:p>
     <w:p>

--- a/Enyrgy_Master_TODO.docx
+++ b/Enyrgy_Master_TODO.docx
@@ -2,7 +2,7 @@
 <file path=word/document.xml><?xml version="1.0" encoding="utf-8"?>
 <w:document xmlns:w="http://schemas.openxmlformats.org/wordprocessingml/2006/main" xmlns:m="http://schemas.openxmlformats.org/officeDocument/2006/math" xmlns:r="http://schemas.openxmlformats.org/officeDocument/2006/relationships" xmlns:o="urn:schemas-microsoft-com:office:office" xmlns:v="urn:schemas-microsoft-com:vml" xmlns:w10="urn:schemas-microsoft-com:office:word" xmlns:a="http://schemas.openxmlformats.org/drawingml/2006/main" xmlns:pic="http://schemas.openxmlformats.org/drawingml/2006/picture" xmlns:wp="http://schemas.openxmlformats.org/drawingml/2006/wordprocessingDrawing">
   <w:body>
-    <w:bookmarkStart w:id="23" w:name="enyrgy-master-todo"/>
+    <w:bookmarkStart w:id="24" w:name="enyrgy-master-todo"/>
     <w:p>
       <w:pPr>
         <w:pStyle w:val="Heading1"/>
@@ -5708,12 +5708,531 @@
       </w:r>
     </w:p>
     <w:bookmarkEnd w:id="16"/>
-    <w:bookmarkStart w:id="17" w:name="X300f893d696a377e1662141194944a62e141ca4"/>
+    <w:bookmarkStart w:id="17" w:name="X1aa70fc604e4262466312d97bc102dc168c2a06"/>
     <w:p>
       <w:pPr>
         <w:pStyle w:val="Heading2"/>
       </w:pPr>
       <w:r>
+        <w:t xml:space="preserve">4e-2. Inbound calls: spam wave, a silenced business line, and a third WF-01 guard (August 7, 2026)</w:t>
+      </w:r>
+    </w:p>
+    <w:p>
+      <w:pPr>
+        <w:pStyle w:val="FirstParagraph"/>
+      </w:pPr>
+      <w:r>
+        <w:rPr>
+          <w:b/>
+          <w:bCs/>
+        </w:rPr>
+        <w:t xml:space="preserve">Trigger:</w:t>
+      </w:r>
+      <w:r>
+        <w:t xml:space="preserve"> </w:t>
+      </w:r>
+      <w:r>
+        <w:t xml:space="preserve">four WF-35 notifications arrived with no name, no email, a phone number, and</w:t>
+      </w:r>
+      <w:r>
+        <w:t xml:space="preserve"> </w:t>
+      </w:r>
+      <w:r>
+        <w:rPr>
+          <w:rStyle w:val="VerbatimChar"/>
+        </w:rPr>
+        <w:t xml:space="preserve">{{message.body}}</w:t>
+      </w:r>
+      <w:r>
+        <w:t xml:space="preserve"> </w:t>
+      </w:r>
+      <w:r>
+        <w:t xml:space="preserve">resolving to the literal string</w:t>
+      </w:r>
+      <w:r>
+        <w:t xml:space="preserve"> </w:t>
+      </w:r>
+      <w:r>
+        <w:rPr>
+          <w:rStyle w:val="VerbatimChar"/>
+        </w:rPr>
+        <w:t xml:space="preserve">undefined</w:t>
+      </w:r>
+      <w:r>
+        <w:t xml:space="preserve">.</w:t>
+      </w:r>
+    </w:p>
+    <w:p>
+      <w:pPr>
+        <w:pStyle w:val="Compact"/>
+        <w:numPr>
+          <w:ilvl w:val="0"/>
+          <w:numId w:val="1073"/>
+        </w:numPr>
+      </w:pPr>
+      <w:r>
+        <w:t xml:space="preserve">☒</w:t>
+      </w:r>
+      <w:r>
+        <w:t xml:space="preserve"> </w:t>
+      </w:r>
+      <w:r>
+        <w:rPr>
+          <w:b/>
+          <w:bCs/>
+        </w:rPr>
+        <w:t xml:space="preserve">They were inbound calls, not replies.</w:t>
+      </w:r>
+      <w:r>
+        <w:t xml:space="preserve"> </w:t>
+      </w:r>
+      <w:r>
+        <w:t xml:space="preserve">WF-35’s trigger is Customer Replied with no filters, which includes the call channel. Each left a voicemail.</w:t>
+      </w:r>
+    </w:p>
+    <w:p>
+      <w:pPr>
+        <w:pStyle w:val="Compact"/>
+        <w:numPr>
+          <w:ilvl w:val="0"/>
+          <w:numId w:val="1073"/>
+        </w:numPr>
+      </w:pPr>
+      <w:r>
+        <w:t xml:space="preserve">☒</w:t>
+      </w:r>
+      <w:r>
+        <w:t xml:space="preserve"> </w:t>
+      </w:r>
+      <w:r>
+        <w:rPr>
+          <w:b/>
+          <w:bCs/>
+        </w:rPr>
+        <w:t xml:space="preserve">Identified as a known scam.</w:t>
+      </w:r>
+      <w:r>
+        <w:t xml:space="preserve"> </w:t>
+      </w:r>
+      <w:r>
+        <w:t xml:space="preserve">The</w:t>
+      </w:r>
+      <w:r>
+        <w:t xml:space="preserve"> </w:t>
+      </w:r>
+      <w:r>
+        <w:t xml:space="preserve">“your Google listing is not reaching customers”</w:t>
+      </w:r>
+      <w:r>
+        <w:t xml:space="preserve"> </w:t>
+      </w:r>
+      <w:r>
+        <w:t xml:space="preserve">robocall, which specifically targets businesses that have</w:t>
+      </w:r>
+      <w:r>
+        <w:t xml:space="preserve"> </w:t>
+      </w:r>
+      <w:r>
+        <w:rPr>
+          <w:b/>
+          <w:bCs/>
+        </w:rPr>
+        <w:t xml:space="preserve">recently verified a Google Business Profile</w:t>
+      </w:r>
+      <w:r>
+        <w:t xml:space="preserve">. Enyrgy verified GBP in Session 15. Different numbers, identical voicemail.</w:t>
+      </w:r>
+      <w:r>
+        <w:t xml:space="preserve"> </w:t>
+      </w:r>
+      <w:r>
+        <w:rPr>
+          <w:b/>
+          <w:bCs/>
+        </w:rPr>
+        <w:t xml:space="preserve">Expect this to continue.</w:t>
+      </w:r>
+      <w:r>
+        <w:t xml:space="preserve"> </w:t>
+      </w:r>
+      <w:r>
+        <w:t xml:space="preserve">Do not call back and do not press a key to opt out, which confirms a live number.</w:t>
+      </w:r>
+    </w:p>
+    <w:p>
+      <w:pPr>
+        <w:pStyle w:val="Compact"/>
+        <w:numPr>
+          <w:ilvl w:val="0"/>
+          <w:numId w:val="1073"/>
+        </w:numPr>
+      </w:pPr>
+      <w:r>
+        <w:t xml:space="preserve">☒</w:t>
+      </w:r>
+      <w:r>
+        <w:t xml:space="preserve"> </w:t>
+      </w:r>
+      <w:r>
+        <w:rPr>
+          <w:b/>
+          <w:bCs/>
+        </w:rPr>
+        <w:t xml:space="preserve">THE REAL FINDING: the business line was silently swallowing calls.</w:t>
+      </w:r>
+      <w:r>
+        <w:t xml:space="preserve"> </w:t>
+      </w:r>
+      <w:r>
+        <w:t xml:space="preserve">Forwarding was configured correctly to Scott’s mobile, but Advanced Settings had</w:t>
+      </w:r>
+      <w:r>
+        <w:t xml:space="preserve"> </w:t>
+      </w:r>
+      <w:r>
+        <w:rPr>
+          <w:b/>
+          <w:bCs/>
+        </w:rPr>
+        <w:t xml:space="preserve">“Phone number I see when receiving the call”</w:t>
+      </w:r>
+      <w:r>
+        <w:rPr>
+          <w:b/>
+          <w:bCs/>
+        </w:rPr>
+        <w:t xml:space="preserve"> </w:t>
+      </w:r>
+      <w:r>
+        <w:rPr>
+          <w:b/>
+          <w:bCs/>
+        </w:rPr>
+        <w:t xml:space="preserve">set to Contact’s Phone Number</w:t>
+      </w:r>
+      <w:r>
+        <w:t xml:space="preserve">, so forwarded calls arrived showing the caller’s number. An unknown number against iPhone’s Silence Unknown Callers never rings and never appears in Recents.</w:t>
+      </w:r>
+      <w:r>
+        <w:t xml:space="preserve"> </w:t>
+      </w:r>
+      <w:r>
+        <w:rPr>
+          <w:b/>
+          <w:bCs/>
+        </w:rPr>
+        <w:t xml:space="preserve">Any customer calling the number in every SMS footer was being silenced the same way.</w:t>
+      </w:r>
+      <w:r>
+        <w:t xml:space="preserve"> </w:t>
+      </w:r>
+      <w:r>
+        <w:t xml:space="preserve">Found only because four odd emails prompted a look.</w:t>
+      </w:r>
+    </w:p>
+    <w:p>
+      <w:pPr>
+        <w:pStyle w:val="Compact"/>
+        <w:numPr>
+          <w:ilvl w:val="0"/>
+          <w:numId w:val="1073"/>
+        </w:numPr>
+      </w:pPr>
+      <w:r>
+        <w:t xml:space="preserve">☒</w:t>
+      </w:r>
+      <w:r>
+        <w:t xml:space="preserve"> </w:t>
+      </w:r>
+      <w:r>
+        <w:rPr>
+          <w:b/>
+          <w:bCs/>
+        </w:rPr>
+        <w:t xml:space="preserve">Fixed:</w:t>
+      </w:r>
+      <w:r>
+        <w:t xml:space="preserve"> </w:t>
+      </w:r>
+      <w:r>
+        <w:t xml:space="preserve">switched to</w:t>
+      </w:r>
+      <w:r>
+        <w:t xml:space="preserve"> </w:t>
+      </w:r>
+      <w:r>
+        <w:rPr>
+          <w:b/>
+          <w:bCs/>
+        </w:rPr>
+        <w:t xml:space="preserve">CRM’s Phone Number</w:t>
+      </w:r>
+      <w:r>
+        <w:t xml:space="preserve">, so every forwarded call now arrives from 888-316-1695. Save that number in the phone’s contacts as a named business line so it rings through and is identifiable. The caller’s number can be recovered by putting a merge field in the whisper message, which is read aloud before the connect key is pressed.</w:t>
+      </w:r>
+    </w:p>
+    <w:p>
+      <w:pPr>
+        <w:pStyle w:val="Compact"/>
+        <w:numPr>
+          <w:ilvl w:val="0"/>
+          <w:numId w:val="1073"/>
+        </w:numPr>
+      </w:pPr>
+      <w:r>
+        <w:t xml:space="preserve">☒</w:t>
+      </w:r>
+      <w:r>
+        <w:t xml:space="preserve"> </w:t>
+      </w:r>
+      <w:r>
+        <w:rPr>
+          <w:b/>
+          <w:bCs/>
+        </w:rPr>
+        <w:t xml:space="preserve">Whisper message em dash removed</w:t>
+      </w:r>
+      <w:r>
+        <w:t xml:space="preserve"> </w:t>
+      </w:r>
+      <w:r>
+        <w:t xml:space="preserve">(Standing Rule 1a). Now</w:t>
+      </w:r>
+      <w:r>
+        <w:t xml:space="preserve"> </w:t>
+      </w:r>
+      <w:r>
+        <w:t xml:space="preserve">“Enyrgy lead, press any key to talk.”</w:t>
+      </w:r>
+    </w:p>
+    <w:p>
+      <w:pPr>
+        <w:pStyle w:val="Compact"/>
+        <w:numPr>
+          <w:ilvl w:val="0"/>
+          <w:numId w:val="1073"/>
+        </w:numPr>
+      </w:pPr>
+      <w:r>
+        <w:t xml:space="preserve">☒</w:t>
+      </w:r>
+      <w:r>
+        <w:t xml:space="preserve"> </w:t>
+      </w:r>
+      <w:r>
+        <w:rPr>
+          <w:b/>
+          <w:bCs/>
+        </w:rPr>
+        <w:t xml:space="preserve">WF-01 guard extended a third time,</w:t>
+      </w:r>
+      <w:r>
+        <w:rPr>
+          <w:b/>
+          <w:bCs/>
+        </w:rPr>
+        <w:t xml:space="preserve"> </w:t>
+      </w:r>
+      <w:r>
+        <w:rPr>
+          <w:rStyle w:val="VerbatimChar"/>
+          <w:b/>
+          <w:bCs/>
+        </w:rPr>
+        <w:t xml:space="preserve">AND Email is not empty</w:t>
+      </w:r>
+      <w:r>
+        <w:rPr>
+          <w:b/>
+          <w:bCs/>
+        </w:rPr>
+        <w:t xml:space="preserve">.</w:t>
+      </w:r>
+      <w:r>
+        <w:t xml:space="preserve"> </w:t>
+      </w:r>
+      <w:r>
+        <w:t xml:space="preserve">GHL creates a contact for every inbound call and WF-01 routed them to</w:t>
+      </w:r>
+      <w:r>
+        <w:t xml:space="preserve"> </w:t>
+      </w:r>
+      <w:r>
+        <w:rPr>
+          <w:rStyle w:val="VerbatimChar"/>
+        </w:rPr>
+        <w:t xml:space="preserve">Default Consumer</w:t>
+      </w:r>
+      <w:r>
+        <w:t xml:space="preserve">, so four robocalls became four consumer leads with four Opportunities in the Consumer Product Pipeline.</w:t>
+      </w:r>
+      <w:r>
+        <w:t xml:space="preserve"> </w:t>
+      </w:r>
+      <w:r>
+        <w:rPr>
+          <w:b/>
+          <w:bCs/>
+        </w:rPr>
+        <w:t xml:space="preserve">Routing an email-less contact accomplishes nothing:</w:t>
+      </w:r>
+      <w:r>
+        <w:t xml:space="preserve"> </w:t>
+      </w:r>
+      <w:r>
+        <w:t xml:space="preserve">no email means the Consumer Drip cannot send, and no SMS Consent means WF-02’s gate blocks the text. Only tags and a spurious Opportunity resulted. Every genuine lead source captures an email, so email-less contacts are effectively only ever call-created. Verified by the inverse of the Aug 4 test: the same phone-only contact that came back tagged</w:t>
+      </w:r>
+      <w:r>
+        <w:t xml:space="preserve"> </w:t>
+      </w:r>
+      <w:r>
+        <w:rPr>
+          <w:rStyle w:val="VerbatimChar"/>
+        </w:rPr>
+        <w:t xml:space="preserve">type_consumer</w:t>
+      </w:r>
+      <w:r>
+        <w:t xml:space="preserve"> </w:t>
+      </w:r>
+      <w:r>
+        <w:t xml:space="preserve">now receives no tags.</w:t>
+      </w:r>
+    </w:p>
+    <w:p>
+      <w:pPr>
+        <w:pStyle w:val="Compact"/>
+        <w:numPr>
+          <w:ilvl w:val="0"/>
+          <w:numId w:val="1073"/>
+        </w:numPr>
+      </w:pPr>
+      <w:r>
+        <w:t xml:space="preserve">☒</w:t>
+      </w:r>
+      <w:r>
+        <w:t xml:space="preserve"> </w:t>
+      </w:r>
+      <w:r>
+        <w:rPr>
+          <w:b/>
+          <w:bCs/>
+        </w:rPr>
+        <w:t xml:space="preserve">Spam contacts and their Opportunities deleted.</w:t>
+      </w:r>
+    </w:p>
+    <w:p>
+      <w:pPr>
+        <w:pStyle w:val="Compact"/>
+        <w:numPr>
+          <w:ilvl w:val="0"/>
+          <w:numId w:val="1073"/>
+        </w:numPr>
+      </w:pPr>
+      <w:r>
+        <w:t xml:space="preserve">☐</w:t>
+      </w:r>
+      <w:r>
+        <w:t xml:space="preserve"> </w:t>
+      </w:r>
+      <w:r>
+        <w:rPr>
+          <w:b/>
+          <w:bCs/>
+        </w:rPr>
+        <w:t xml:space="preserve">OPEN: WF-35 still fires on call and voicemail events and produces a useless notification</w:t>
+      </w:r>
+      <w:r>
+        <w:t xml:space="preserve"> </w:t>
+      </w:r>
+      <w:r>
+        <w:t xml:space="preserve">(</w:t>
+      </w:r>
+      <w:r>
+        <w:rPr>
+          <w:rStyle w:val="VerbatimChar"/>
+        </w:rPr>
+        <w:t xml:space="preserve">undefined</w:t>
+      </w:r>
+      <w:r>
+        <w:t xml:space="preserve"> </w:t>
+      </w:r>
+      <w:r>
+        <w:t xml:space="preserve">as the message body).</w:t>
+      </w:r>
+      <w:r>
+        <w:t xml:space="preserve"> </w:t>
+      </w:r>
+      <w:r>
+        <w:rPr>
+          <w:b/>
+          <w:bCs/>
+        </w:rPr>
+        <w:t xml:space="preserve">Do not fix this by filtering the call channel out.</w:t>
+      </w:r>
+      <w:r>
+        <w:t xml:space="preserve"> </w:t>
+      </w:r>
+      <w:r>
+        <w:t xml:space="preserve">The call channel was already the silent path, which is the whole finding above; filtering would restore that silence. The fix is a branch on empty message body that sends a call-specific notification naming the number, which turns today’s noise into the thing that would surface a real customer call.</w:t>
+      </w:r>
+    </w:p>
+    <w:p>
+      <w:pPr>
+        <w:pStyle w:val="Compact"/>
+        <w:numPr>
+          <w:ilvl w:val="0"/>
+          <w:numId w:val="1073"/>
+        </w:numPr>
+      </w:pPr>
+      <w:r>
+        <w:rPr>
+          <w:b/>
+          <w:bCs/>
+        </w:rPr>
+        <w:t xml:space="preserve">Benign, for the record:</w:t>
+      </w:r>
+      <w:r>
+        <w:t xml:space="preserve"> </w:t>
+      </w:r>
+      <w:r>
+        <w:t xml:space="preserve">a contact exists for</w:t>
+      </w:r>
+      <w:r>
+        <w:t xml:space="preserve"> </w:t>
+      </w:r>
+      <w:r>
+        <w:rPr>
+          <w:rStyle w:val="VerbatimChar"/>
+        </w:rPr>
+        <w:t xml:space="preserve">scott@enyrgy.com</w:t>
+      </w:r>
+      <w:r>
+        <w:t xml:space="preserve"> </w:t>
+      </w:r>
+      <w:r>
+        <w:t xml:space="preserve">carrying the WF-35 notifications sent to that address, because GHL needs a contact to hang an email conversation on.</w:t>
+      </w:r>
+      <w:r>
+        <w:t xml:space="preserve"> </w:t>
+      </w:r>
+      <w:r>
+        <w:rPr>
+          <w:b/>
+          <w:bCs/>
+        </w:rPr>
+        <w:t xml:space="preserve">It has no tags</w:t>
+      </w:r>
+      <w:r>
+        <w:t xml:space="preserve">, which is the Aug 4 domain guard working. It does not re-trigger WF-35, since Customer Replied fires on inbound messages only. Deleting it is optional; it returns on the next notification.</w:t>
+      </w:r>
+    </w:p>
+    <w:bookmarkEnd w:id="17"/>
+    <w:bookmarkStart w:id="18" w:name="X300f893d696a377e1662141194944a62e141ca4"/>
+    <w:p>
+      <w:pPr>
+        <w:pStyle w:val="Heading2"/>
+      </w:pPr>
+      <w:r>
         <w:t xml:space="preserve">4f. Open question for regulatory counsel: does the general wellness policy apply to Enyrgy?</w:t>
       </w:r>
     </w:p>
@@ -5749,7 +6268,7 @@
         <w:pStyle w:val="Compact"/>
         <w:numPr>
           <w:ilvl w:val="0"/>
-          <w:numId w:val="1073"/>
+          <w:numId w:val="1074"/>
         </w:numPr>
       </w:pPr>
       <w:r>
@@ -5777,7 +6296,7 @@
         <w:pStyle w:val="Compact"/>
         <w:numPr>
           <w:ilvl w:val="0"/>
-          <w:numId w:val="1073"/>
+          <w:numId w:val="1074"/>
         </w:numPr>
       </w:pPr>
       <w:r>
@@ -5821,7 +6340,7 @@
         <w:pStyle w:val="Compact"/>
         <w:numPr>
           <w:ilvl w:val="0"/>
-          <w:numId w:val="1073"/>
+          <w:numId w:val="1074"/>
         </w:numPr>
       </w:pPr>
       <w:r>
@@ -5859,7 +6378,7 @@
         <w:pStyle w:val="Compact"/>
         <w:numPr>
           <w:ilvl w:val="0"/>
-          <w:numId w:val="1073"/>
+          <w:numId w:val="1074"/>
         </w:numPr>
       </w:pPr>
       <w:r>
@@ -5881,7 +6400,7 @@
         <w:pStyle w:val="Compact"/>
         <w:numPr>
           <w:ilvl w:val="0"/>
-          <w:numId w:val="1073"/>
+          <w:numId w:val="1074"/>
         </w:numPr>
       </w:pPr>
       <w:r>
@@ -5930,7 +6449,7 @@
         <w:pStyle w:val="Compact"/>
         <w:numPr>
           <w:ilvl w:val="0"/>
-          <w:numId w:val="1073"/>
+          <w:numId w:val="1074"/>
         </w:numPr>
       </w:pPr>
       <w:r>
@@ -5952,7 +6471,7 @@
         <w:pStyle w:val="Compact"/>
         <w:numPr>
           <w:ilvl w:val="0"/>
-          <w:numId w:val="1073"/>
+          <w:numId w:val="1074"/>
         </w:numPr>
       </w:pPr>
       <w:r>
@@ -5978,8 +6497,8 @@
         <w:t xml:space="preserve">, is a well-tested formulation and is the exact shape of Enyrgy’s nitric-oxide and cardiovascular framing. Adopting that construction is defensive good practice whether or not the guidance formally governs Enyrgy.</w:t>
       </w:r>
     </w:p>
-    <w:bookmarkEnd w:id="17"/>
-    <w:bookmarkStart w:id="18" w:name="X787c6ae49ec488fed45086d4c0a203c1e5c3e7f"/>
+    <w:bookmarkEnd w:id="18"/>
+    <w:bookmarkStart w:id="19" w:name="X787c6ae49ec488fed45086d4c0a203c1e5c3e7f"/>
     <w:p>
       <w:pPr>
         <w:pStyle w:val="Heading2"/>
@@ -5993,7 +6512,7 @@
         <w:pStyle w:val="Compact"/>
         <w:numPr>
           <w:ilvl w:val="0"/>
-          <w:numId w:val="1074"/>
+          <w:numId w:val="1075"/>
         </w:numPr>
       </w:pPr>
       <w:r>
@@ -6015,7 +6534,7 @@
         <w:pStyle w:val="Compact"/>
         <w:numPr>
           <w:ilvl w:val="0"/>
-          <w:numId w:val="1075"/>
+          <w:numId w:val="1076"/>
         </w:numPr>
       </w:pPr>
       <w:r>
@@ -6037,7 +6556,7 @@
         <w:pStyle w:val="Compact"/>
         <w:numPr>
           <w:ilvl w:val="0"/>
-          <w:numId w:val="1076"/>
+          <w:numId w:val="1077"/>
         </w:numPr>
       </w:pPr>
       <w:r>
@@ -6068,7 +6587,7 @@
         <w:pStyle w:val="Compact"/>
         <w:numPr>
           <w:ilvl w:val="0"/>
-          <w:numId w:val="1077"/>
+          <w:numId w:val="1078"/>
         </w:numPr>
       </w:pPr>
       <w:r>
@@ -6090,7 +6609,7 @@
         <w:pStyle w:val="Compact"/>
         <w:numPr>
           <w:ilvl w:val="0"/>
-          <w:numId w:val="1078"/>
+          <w:numId w:val="1079"/>
         </w:numPr>
       </w:pPr>
       <w:r>
@@ -6112,7 +6631,7 @@
         <w:pStyle w:val="Compact"/>
         <w:numPr>
           <w:ilvl w:val="0"/>
-          <w:numId w:val="1079"/>
+          <w:numId w:val="1080"/>
         </w:numPr>
       </w:pPr>
       <w:r>
@@ -6134,7 +6653,7 @@
         <w:pStyle w:val="Compact"/>
         <w:numPr>
           <w:ilvl w:val="0"/>
-          <w:numId w:val="1080"/>
+          <w:numId w:val="1081"/>
         </w:numPr>
       </w:pPr>
       <w:r>
@@ -6202,8 +6721,8 @@
         <w:t xml:space="preserve">escalation (ENY-20) that surfaced this was verified a FALSE POSITIVE against the live account; this remains only a low-priority design tidy, not a live bug.</w:t>
       </w:r>
     </w:p>
-    <w:bookmarkEnd w:id="18"/>
-    <w:bookmarkStart w:id="19" w:name="future-optional"/>
+    <w:bookmarkEnd w:id="19"/>
+    <w:bookmarkStart w:id="20" w:name="future-optional"/>
     <w:p>
       <w:pPr>
         <w:pStyle w:val="Heading2"/>
@@ -6217,7 +6736,7 @@
         <w:pStyle w:val="Compact"/>
         <w:numPr>
           <w:ilvl w:val="0"/>
-          <w:numId w:val="1081"/>
+          <w:numId w:val="1082"/>
         </w:numPr>
       </w:pPr>
       <w:r>
@@ -6239,7 +6758,7 @@
         <w:pStyle w:val="Compact"/>
         <w:numPr>
           <w:ilvl w:val="0"/>
-          <w:numId w:val="1082"/>
+          <w:numId w:val="1083"/>
         </w:numPr>
       </w:pPr>
       <w:r>
@@ -6277,7 +6796,7 @@
         <w:pStyle w:val="Compact"/>
         <w:numPr>
           <w:ilvl w:val="0"/>
-          <w:numId w:val="1083"/>
+          <w:numId w:val="1084"/>
         </w:numPr>
       </w:pPr>
       <w:r>
@@ -6299,7 +6818,7 @@
         <w:pStyle w:val="Compact"/>
         <w:numPr>
           <w:ilvl w:val="0"/>
-          <w:numId w:val="1084"/>
+          <w:numId w:val="1085"/>
         </w:numPr>
       </w:pPr>
       <w:r>
@@ -6321,7 +6840,7 @@
         <w:pStyle w:val="Compact"/>
         <w:numPr>
           <w:ilvl w:val="0"/>
-          <w:numId w:val="1085"/>
+          <w:numId w:val="1086"/>
         </w:numPr>
       </w:pPr>
       <w:r>
@@ -6422,7 +6941,7 @@
         <w:pStyle w:val="Compact"/>
         <w:numPr>
           <w:ilvl w:val="0"/>
-          <w:numId w:val="1086"/>
+          <w:numId w:val="1087"/>
         </w:numPr>
       </w:pPr>
       <w:r>
@@ -6444,7 +6963,7 @@
         <w:pStyle w:val="Compact"/>
         <w:numPr>
           <w:ilvl w:val="0"/>
-          <w:numId w:val="1087"/>
+          <w:numId w:val="1088"/>
         </w:numPr>
       </w:pPr>
       <w:r>
@@ -6461,8 +6980,8 @@
         <w:t xml:space="preserve">(may already be on Hobby; confirm).</w:t>
       </w:r>
     </w:p>
-    <w:bookmarkEnd w:id="19"/>
-    <w:bookmarkStart w:id="20" w:name="X99a4122416d3be25b3ec730ee1c5d273b04fea6"/>
+    <w:bookmarkEnd w:id="20"/>
+    <w:bookmarkStart w:id="21" w:name="X99a4122416d3be25b3ec730ee1c5d273b04fea6"/>
     <w:p>
       <w:pPr>
         <w:pStyle w:val="Heading2"/>
@@ -6476,7 +6995,7 @@
         <w:pStyle w:val="Compact"/>
         <w:numPr>
           <w:ilvl w:val="0"/>
-          <w:numId w:val="1088"/>
+          <w:numId w:val="1089"/>
         </w:numPr>
       </w:pPr>
       <w:r>
@@ -6550,7 +7069,7 @@
         <w:pStyle w:val="Compact"/>
         <w:numPr>
           <w:ilvl w:val="0"/>
-          <w:numId w:val="1089"/>
+          <w:numId w:val="1090"/>
         </w:numPr>
       </w:pPr>
       <w:r>
@@ -6613,7 +7132,7 @@
         <w:pStyle w:val="Compact"/>
         <w:numPr>
           <w:ilvl w:val="1"/>
-          <w:numId w:val="1090"/>
+          <w:numId w:val="1091"/>
         </w:numPr>
       </w:pPr>
       <w:r>
@@ -6635,7 +7154,7 @@
         <w:pStyle w:val="Compact"/>
         <w:numPr>
           <w:ilvl w:val="1"/>
-          <w:numId w:val="1090"/>
+          <w:numId w:val="1091"/>
         </w:numPr>
       </w:pPr>
       <w:r>
@@ -6678,7 +7197,7 @@
         <w:pStyle w:val="Compact"/>
         <w:numPr>
           <w:ilvl w:val="1"/>
-          <w:numId w:val="1090"/>
+          <w:numId w:val="1091"/>
         </w:numPr>
       </w:pPr>
       <w:r>
@@ -6715,7 +7234,7 @@
         <w:pStyle w:val="Compact"/>
         <w:numPr>
           <w:ilvl w:val="1"/>
-          <w:numId w:val="1090"/>
+          <w:numId w:val="1091"/>
         </w:numPr>
       </w:pPr>
       <w:r>
@@ -6732,8 +7251,8 @@
         <w:t xml:space="preserve">makes the copy greppable, so subject lines and claims can be located and audited without clicking through GHL.</w:t>
       </w:r>
     </w:p>
-    <w:bookmarkEnd w:id="20"/>
-    <w:bookmarkStart w:id="21" w:name="documentation-hygiene"/>
+    <w:bookmarkEnd w:id="21"/>
+    <w:bookmarkStart w:id="22" w:name="documentation-hygiene"/>
     <w:p>
       <w:pPr>
         <w:pStyle w:val="Heading2"/>
@@ -6746,7 +7265,7 @@
       <w:pPr>
         <w:numPr>
           <w:ilvl w:val="0"/>
-          <w:numId w:val="1091"/>
+          <w:numId w:val="1092"/>
         </w:numPr>
       </w:pPr>
       <w:r>
@@ -6916,7 +7435,7 @@
       <w:pPr>
         <w:numPr>
           <w:ilvl w:val="0"/>
-          <w:numId w:val="1092"/>
+          <w:numId w:val="1093"/>
         </w:numPr>
       </w:pPr>
       <w:r>
@@ -6949,7 +7468,7 @@
       <w:pPr>
         <w:numPr>
           <w:ilvl w:val="0"/>
-          <w:numId w:val="1093"/>
+          <w:numId w:val="1094"/>
         </w:numPr>
       </w:pPr>
       <w:r>
@@ -6970,7 +7489,7 @@
       <w:pPr>
         <w:numPr>
           <w:ilvl w:val="0"/>
-          <w:numId w:val="1094"/>
+          <w:numId w:val="1095"/>
         </w:numPr>
       </w:pPr>
       <w:r>
@@ -7046,7 +7565,7 @@
       <w:pPr>
         <w:numPr>
           <w:ilvl w:val="0"/>
-          <w:numId w:val="1095"/>
+          <w:numId w:val="1096"/>
         </w:numPr>
       </w:pPr>
       <w:r>
@@ -7098,7 +7617,7 @@
       <w:pPr>
         <w:numPr>
           <w:ilvl w:val="0"/>
-          <w:numId w:val="1096"/>
+          <w:numId w:val="1097"/>
         </w:numPr>
       </w:pPr>
       <w:r>
@@ -7131,7 +7650,7 @@
       <w:pPr>
         <w:numPr>
           <w:ilvl w:val="0"/>
-          <w:numId w:val="1097"/>
+          <w:numId w:val="1098"/>
         </w:numPr>
       </w:pPr>
       <w:r>
@@ -7164,7 +7683,7 @@
       <w:pPr>
         <w:numPr>
           <w:ilvl w:val="0"/>
-          <w:numId w:val="1098"/>
+          <w:numId w:val="1099"/>
         </w:numPr>
       </w:pPr>
       <w:r>
@@ -7212,7 +7731,7 @@
       <w:pPr>
         <w:numPr>
           <w:ilvl w:val="0"/>
-          <w:numId w:val="1099"/>
+          <w:numId w:val="1100"/>
         </w:numPr>
       </w:pPr>
       <w:r>
@@ -7229,8 +7748,8 @@
         <w:t xml:space="preserve">see 6b. Standing Rule 9 added to the handoff, save the artifact and not a description of it.</w:t>
       </w:r>
     </w:p>
-    <w:bookmarkEnd w:id="21"/>
-    <w:bookmarkStart w:id="22" w:name="X4ef6576507d0fd69ab3954b626c150ac8397a60"/>
+    <w:bookmarkEnd w:id="22"/>
+    <w:bookmarkStart w:id="23" w:name="X4ef6576507d0fd69ab3954b626c150ac8397a60"/>
     <w:p>
       <w:pPr>
         <w:pStyle w:val="Heading2"/>
@@ -7244,7 +7763,7 @@
         <w:pStyle w:val="Compact"/>
         <w:numPr>
           <w:ilvl w:val="0"/>
-          <w:numId w:val="1100"/>
+          <w:numId w:val="1101"/>
         </w:numPr>
       </w:pPr>
       <w:r>
@@ -7278,7 +7797,7 @@
         <w:pStyle w:val="Compact"/>
         <w:numPr>
           <w:ilvl w:val="0"/>
-          <w:numId w:val="1101"/>
+          <w:numId w:val="1102"/>
         </w:numPr>
       </w:pPr>
       <w:r>
@@ -7295,8 +7814,8 @@
         <w:t xml:space="preserve">Starvation is more expensive than headroom, not cheaper.</w:t>
       </w:r>
     </w:p>
-    <w:bookmarkEnd w:id="22"/>
     <w:bookmarkEnd w:id="23"/>
+    <w:bookmarkEnd w:id="24"/>
     <w:sectPr>
       <w:footnotePr>
         <w:numRestart w:val="eachSect"/>
@@ -8051,7 +8570,7 @@
     <w:abstractNumId w:val="991"/>
   </w:num>
   <w:num w:numId="1074">
-    <w:abstractNumId w:val="992"/>
+    <w:abstractNumId w:val="991"/>
   </w:num>
   <w:num w:numId="1075">
     <w:abstractNumId w:val="992"/>
@@ -8066,10 +8585,10 @@
     <w:abstractNumId w:val="992"/>
   </w:num>
   <w:num w:numId="1079">
+    <w:abstractNumId w:val="992"/>
+  </w:num>
+  <w:num w:numId="1080">
     <w:abstractNumId w:val="993"/>
-  </w:num>
-  <w:num w:numId="1080">
-    <w:abstractNumId w:val="992"/>
   </w:num>
   <w:num w:numId="1081">
     <w:abstractNumId w:val="992"/>
@@ -8093,25 +8612,25 @@
     <w:abstractNumId w:val="992"/>
   </w:num>
   <w:num w:numId="1088">
-    <w:abstractNumId w:val="993"/>
+    <w:abstractNumId w:val="992"/>
   </w:num>
   <w:num w:numId="1089">
     <w:abstractNumId w:val="993"/>
   </w:num>
   <w:num w:numId="1090">
+    <w:abstractNumId w:val="993"/>
+  </w:num>
+  <w:num w:numId="1091">
     <w:abstractNumId w:val="991"/>
-  </w:num>
-  <w:num w:numId="1091">
-    <w:abstractNumId w:val="993"/>
   </w:num>
   <w:num w:numId="1092">
     <w:abstractNumId w:val="993"/>
   </w:num>
   <w:num w:numId="1093">
+    <w:abstractNumId w:val="993"/>
+  </w:num>
+  <w:num w:numId="1094">
     <w:abstractNumId w:val="992"/>
-  </w:num>
-  <w:num w:numId="1094">
-    <w:abstractNumId w:val="993"/>
   </w:num>
   <w:num w:numId="1095">
     <w:abstractNumId w:val="993"/>
@@ -8129,9 +8648,12 @@
     <w:abstractNumId w:val="993"/>
   </w:num>
   <w:num w:numId="1100">
+    <w:abstractNumId w:val="993"/>
+  </w:num>
+  <w:num w:numId="1101">
     <w:abstractNumId w:val="992"/>
   </w:num>
-  <w:num w:numId="1101">
+  <w:num w:numId="1102">
     <w:abstractNumId w:val="992"/>
   </w:num>
 </w:numbering>

--- a/Enyrgy_Master_TODO.docx
+++ b/Enyrgy_Master_TODO.docx
@@ -6129,23 +6129,66 @@
         </w:numPr>
       </w:pPr>
       <w:r>
-        <w:t xml:space="preserve">☐</w:t>
-      </w:r>
-      <w:r>
-        <w:t xml:space="preserve"> </w:t>
-      </w:r>
-      <w:r>
-        <w:rPr>
-          <w:b/>
-          <w:bCs/>
-        </w:rPr>
-        <w:t xml:space="preserve">OPEN: WF-35 still fires on call and voicemail events and produces a useless notification</w:t>
-      </w:r>
-      <w:r>
-        <w:t xml:space="preserve"> </w:t>
-      </w:r>
-      <w:r>
-        <w:t xml:space="preserve">(</w:t>
+        <w:t xml:space="preserve">☒</w:t>
+      </w:r>
+      <w:r>
+        <w:t xml:space="preserve"> </w:t>
+      </w:r>
+      <w:r>
+        <w:rPr>
+          <w:b/>
+          <w:bCs/>
+        </w:rPr>
+        <w:t xml:space="preserve">WF-35 call branch BUILT and verified (Aug 7).</w:t>
+      </w:r>
+      <w:r>
+        <w:t xml:space="preserve"> </w:t>
+      </w:r>
+      <w:r>
+        <w:t xml:space="preserve">A third branch,</w:t>
+      </w:r>
+      <w:r>
+        <w:t xml:space="preserve"> </w:t>
+      </w:r>
+      <w:r>
+        <w:rPr>
+          <w:rStyle w:val="VerbatimChar"/>
+        </w:rPr>
+        <w:t xml:space="preserve">Call or Voicemail</w:t>
+      </w:r>
+      <w:r>
+        <w:t xml:space="preserve">, conditioned on</w:t>
+      </w:r>
+      <w:r>
+        <w:t xml:space="preserve"> </w:t>
+      </w:r>
+      <w:r>
+        <w:rPr>
+          <w:rStyle w:val="VerbatimChar"/>
+        </w:rPr>
+        <w:t xml:space="preserve">Replied message Is empty</w:t>
+      </w:r>
+      <w:r>
+        <w:t xml:space="preserve"> </w:t>
+      </w:r>
+      <w:r>
+        <w:t xml:space="preserve">and</w:t>
+      </w:r>
+      <w:r>
+        <w:t xml:space="preserve"> </w:t>
+      </w:r>
+      <w:r>
+        <w:rPr>
+          <w:b/>
+          <w:bCs/>
+        </w:rPr>
+        <w:t xml:space="preserve">ordered first</w:t>
+      </w:r>
+      <w:r>
+        <w:t xml:space="preserve">, sends a call-specific notification naming the number. Ordering is the design: GHL takes the first matching branch, so placing it second would let a call from a contact who has an owner fall through and render</w:t>
+      </w:r>
+      <w:r>
+        <w:t xml:space="preserve"> </w:t>
       </w:r>
       <w:r>
         <w:rPr>
@@ -6157,23 +6200,88 @@
         <w:t xml:space="preserve"> </w:t>
       </w:r>
       <w:r>
-        <w:t xml:space="preserve">as the message body).</w:t>
-      </w:r>
-      <w:r>
-        <w:t xml:space="preserve"> </w:t>
-      </w:r>
-      <w:r>
-        <w:rPr>
-          <w:b/>
-          <w:bCs/>
-        </w:rPr>
-        <w:t xml:space="preserve">Do not fix this by filtering the call channel out.</w:t>
-      </w:r>
-      <w:r>
-        <w:t xml:space="preserve"> </w:t>
-      </w:r>
-      <w:r>
-        <w:t xml:space="preserve">The call channel was already the silent path, which is the whole finding above; filtering would restore that silence. The fix is a branch on empty message body that sends a call-specific notification naming the number, which turns today’s noise into the thing that would surface a real customer call.</w:t>
+        <w:t xml:space="preserve">again, rarely enough to be hard to spot.</w:t>
+      </w:r>
+    </w:p>
+    <w:p>
+      <w:pPr>
+        <w:pStyle w:val="Compact"/>
+        <w:numPr>
+          <w:ilvl w:val="1"/>
+          <w:numId w:val="1074"/>
+        </w:numPr>
+      </w:pPr>
+      <w:r>
+        <w:rPr>
+          <w:b/>
+          <w:bCs/>
+        </w:rPr>
+        <w:t xml:space="preserve">Verified end to end</w:t>
+      </w:r>
+      <w:r>
+        <w:t xml:space="preserve"> </w:t>
+      </w:r>
+      <w:r>
+        <w:t xml:space="preserve">by calling 888-316-1695 from Scott’s mobile and letting it reach voicemail. The phone rang showing 888-316-1695, and the notification arrived as</w:t>
+      </w:r>
+      <w:r>
+        <w:t xml:space="preserve"> </w:t>
+      </w:r>
+      <w:r>
+        <w:rPr>
+          <w:rStyle w:val="VerbatimChar"/>
+        </w:rPr>
+        <w:t xml:space="preserve">Inbound call:</w:t>
+      </w:r>
+      <w:r>
+        <w:t xml:space="preserve"> </w:t>
+      </w:r>
+      <w:r>
+        <w:t xml:space="preserve">with the number populated,</w:t>
+      </w:r>
+      <w:r>
+        <w:t xml:space="preserve"> </w:t>
+      </w:r>
+      <w:r>
+        <w:rPr>
+          <w:b/>
+          <w:bCs/>
+        </w:rPr>
+        <w:t xml:space="preserve">confirming both the branch order and the caller-ID fix in a single test.</w:t>
+      </w:r>
+    </w:p>
+    <w:p>
+      <w:pPr>
+        <w:pStyle w:val="Compact"/>
+        <w:numPr>
+          <w:ilvl w:val="1"/>
+          <w:numId w:val="1074"/>
+        </w:numPr>
+      </w:pPr>
+      <w:r>
+        <w:rPr>
+          <w:b/>
+          <w:bCs/>
+        </w:rPr>
+        <w:t xml:space="preserve">The call channel was deliberately not filtered out</w:t>
+      </w:r>
+      <w:r>
+        <w:t xml:space="preserve">, which was the obvious fix and the wrong one. Those useless</w:t>
+      </w:r>
+      <w:r>
+        <w:t xml:space="preserve"> </w:t>
+      </w:r>
+      <w:r>
+        <w:rPr>
+          <w:rStyle w:val="VerbatimChar"/>
+        </w:rPr>
+        <w:t xml:space="preserve">undefined</w:t>
+      </w:r>
+      <w:r>
+        <w:t xml:space="preserve"> </w:t>
+      </w:r>
+      <w:r>
+        <w:t xml:space="preserve">notifications were the only thing that surfaced the silenced business line. Filtering would have restored the silence that had to be found by accident.</w:t>
       </w:r>
     </w:p>
     <w:p>
@@ -6268,7 +6376,7 @@
         <w:pStyle w:val="Compact"/>
         <w:numPr>
           <w:ilvl w:val="0"/>
-          <w:numId w:val="1074"/>
+          <w:numId w:val="1075"/>
         </w:numPr>
       </w:pPr>
       <w:r>
@@ -6296,7 +6404,7 @@
         <w:pStyle w:val="Compact"/>
         <w:numPr>
           <w:ilvl w:val="0"/>
-          <w:numId w:val="1074"/>
+          <w:numId w:val="1075"/>
         </w:numPr>
       </w:pPr>
       <w:r>
@@ -6340,7 +6448,7 @@
         <w:pStyle w:val="Compact"/>
         <w:numPr>
           <w:ilvl w:val="0"/>
-          <w:numId w:val="1074"/>
+          <w:numId w:val="1075"/>
         </w:numPr>
       </w:pPr>
       <w:r>
@@ -6378,7 +6486,7 @@
         <w:pStyle w:val="Compact"/>
         <w:numPr>
           <w:ilvl w:val="0"/>
-          <w:numId w:val="1074"/>
+          <w:numId w:val="1075"/>
         </w:numPr>
       </w:pPr>
       <w:r>
@@ -6400,7 +6508,7 @@
         <w:pStyle w:val="Compact"/>
         <w:numPr>
           <w:ilvl w:val="0"/>
-          <w:numId w:val="1074"/>
+          <w:numId w:val="1075"/>
         </w:numPr>
       </w:pPr>
       <w:r>
@@ -6449,7 +6557,7 @@
         <w:pStyle w:val="Compact"/>
         <w:numPr>
           <w:ilvl w:val="0"/>
-          <w:numId w:val="1074"/>
+          <w:numId w:val="1075"/>
         </w:numPr>
       </w:pPr>
       <w:r>
@@ -6471,7 +6579,7 @@
         <w:pStyle w:val="Compact"/>
         <w:numPr>
           <w:ilvl w:val="0"/>
-          <w:numId w:val="1074"/>
+          <w:numId w:val="1075"/>
         </w:numPr>
       </w:pPr>
       <w:r>
@@ -6512,7 +6620,7 @@
         <w:pStyle w:val="Compact"/>
         <w:numPr>
           <w:ilvl w:val="0"/>
-          <w:numId w:val="1075"/>
+          <w:numId w:val="1076"/>
         </w:numPr>
       </w:pPr>
       <w:r>
@@ -6534,7 +6642,7 @@
         <w:pStyle w:val="Compact"/>
         <w:numPr>
           <w:ilvl w:val="0"/>
-          <w:numId w:val="1076"/>
+          <w:numId w:val="1077"/>
         </w:numPr>
       </w:pPr>
       <w:r>
@@ -6556,7 +6664,7 @@
         <w:pStyle w:val="Compact"/>
         <w:numPr>
           <w:ilvl w:val="0"/>
-          <w:numId w:val="1077"/>
+          <w:numId w:val="1078"/>
         </w:numPr>
       </w:pPr>
       <w:r>
@@ -6587,7 +6695,7 @@
         <w:pStyle w:val="Compact"/>
         <w:numPr>
           <w:ilvl w:val="0"/>
-          <w:numId w:val="1078"/>
+          <w:numId w:val="1079"/>
         </w:numPr>
       </w:pPr>
       <w:r>
@@ -6609,7 +6717,7 @@
         <w:pStyle w:val="Compact"/>
         <w:numPr>
           <w:ilvl w:val="0"/>
-          <w:numId w:val="1079"/>
+          <w:numId w:val="1080"/>
         </w:numPr>
       </w:pPr>
       <w:r>
@@ -6631,7 +6739,7 @@
         <w:pStyle w:val="Compact"/>
         <w:numPr>
           <w:ilvl w:val="0"/>
-          <w:numId w:val="1080"/>
+          <w:numId w:val="1081"/>
         </w:numPr>
       </w:pPr>
       <w:r>
@@ -6653,7 +6761,7 @@
         <w:pStyle w:val="Compact"/>
         <w:numPr>
           <w:ilvl w:val="0"/>
-          <w:numId w:val="1081"/>
+          <w:numId w:val="1082"/>
         </w:numPr>
       </w:pPr>
       <w:r>
@@ -6736,7 +6844,7 @@
         <w:pStyle w:val="Compact"/>
         <w:numPr>
           <w:ilvl w:val="0"/>
-          <w:numId w:val="1082"/>
+          <w:numId w:val="1083"/>
         </w:numPr>
       </w:pPr>
       <w:r>
@@ -6758,7 +6866,7 @@
         <w:pStyle w:val="Compact"/>
         <w:numPr>
           <w:ilvl w:val="0"/>
-          <w:numId w:val="1083"/>
+          <w:numId w:val="1084"/>
         </w:numPr>
       </w:pPr>
       <w:r>
@@ -6796,7 +6904,7 @@
         <w:pStyle w:val="Compact"/>
         <w:numPr>
           <w:ilvl w:val="0"/>
-          <w:numId w:val="1084"/>
+          <w:numId w:val="1085"/>
         </w:numPr>
       </w:pPr>
       <w:r>
@@ -6818,7 +6926,7 @@
         <w:pStyle w:val="Compact"/>
         <w:numPr>
           <w:ilvl w:val="0"/>
-          <w:numId w:val="1085"/>
+          <w:numId w:val="1086"/>
         </w:numPr>
       </w:pPr>
       <w:r>
@@ -6840,7 +6948,7 @@
         <w:pStyle w:val="Compact"/>
         <w:numPr>
           <w:ilvl w:val="0"/>
-          <w:numId w:val="1086"/>
+          <w:numId w:val="1087"/>
         </w:numPr>
       </w:pPr>
       <w:r>
@@ -6941,7 +7049,7 @@
         <w:pStyle w:val="Compact"/>
         <w:numPr>
           <w:ilvl w:val="0"/>
-          <w:numId w:val="1087"/>
+          <w:numId w:val="1088"/>
         </w:numPr>
       </w:pPr>
       <w:r>
@@ -6963,7 +7071,7 @@
         <w:pStyle w:val="Compact"/>
         <w:numPr>
           <w:ilvl w:val="0"/>
-          <w:numId w:val="1088"/>
+          <w:numId w:val="1089"/>
         </w:numPr>
       </w:pPr>
       <w:r>
@@ -6995,7 +7103,7 @@
         <w:pStyle w:val="Compact"/>
         <w:numPr>
           <w:ilvl w:val="0"/>
-          <w:numId w:val="1089"/>
+          <w:numId w:val="1090"/>
         </w:numPr>
       </w:pPr>
       <w:r>
@@ -7069,7 +7177,7 @@
         <w:pStyle w:val="Compact"/>
         <w:numPr>
           <w:ilvl w:val="0"/>
-          <w:numId w:val="1090"/>
+          <w:numId w:val="1091"/>
         </w:numPr>
       </w:pPr>
       <w:r>
@@ -7132,7 +7240,7 @@
         <w:pStyle w:val="Compact"/>
         <w:numPr>
           <w:ilvl w:val="1"/>
-          <w:numId w:val="1091"/>
+          <w:numId w:val="1092"/>
         </w:numPr>
       </w:pPr>
       <w:r>
@@ -7154,7 +7262,7 @@
         <w:pStyle w:val="Compact"/>
         <w:numPr>
           <w:ilvl w:val="1"/>
-          <w:numId w:val="1091"/>
+          <w:numId w:val="1092"/>
         </w:numPr>
       </w:pPr>
       <w:r>
@@ -7197,7 +7305,7 @@
         <w:pStyle w:val="Compact"/>
         <w:numPr>
           <w:ilvl w:val="1"/>
-          <w:numId w:val="1091"/>
+          <w:numId w:val="1092"/>
         </w:numPr>
       </w:pPr>
       <w:r>
@@ -7234,7 +7342,7 @@
         <w:pStyle w:val="Compact"/>
         <w:numPr>
           <w:ilvl w:val="1"/>
-          <w:numId w:val="1091"/>
+          <w:numId w:val="1092"/>
         </w:numPr>
       </w:pPr>
       <w:r>
@@ -7265,7 +7373,7 @@
       <w:pPr>
         <w:numPr>
           <w:ilvl w:val="0"/>
-          <w:numId w:val="1092"/>
+          <w:numId w:val="1093"/>
         </w:numPr>
       </w:pPr>
       <w:r>
@@ -7435,7 +7543,7 @@
       <w:pPr>
         <w:numPr>
           <w:ilvl w:val="0"/>
-          <w:numId w:val="1093"/>
+          <w:numId w:val="1094"/>
         </w:numPr>
       </w:pPr>
       <w:r>
@@ -7468,7 +7576,7 @@
       <w:pPr>
         <w:numPr>
           <w:ilvl w:val="0"/>
-          <w:numId w:val="1094"/>
+          <w:numId w:val="1095"/>
         </w:numPr>
       </w:pPr>
       <w:r>
@@ -7489,7 +7597,7 @@
       <w:pPr>
         <w:numPr>
           <w:ilvl w:val="0"/>
-          <w:numId w:val="1095"/>
+          <w:numId w:val="1096"/>
         </w:numPr>
       </w:pPr>
       <w:r>
@@ -7565,7 +7673,7 @@
       <w:pPr>
         <w:numPr>
           <w:ilvl w:val="0"/>
-          <w:numId w:val="1096"/>
+          <w:numId w:val="1097"/>
         </w:numPr>
       </w:pPr>
       <w:r>
@@ -7617,7 +7725,7 @@
       <w:pPr>
         <w:numPr>
           <w:ilvl w:val="0"/>
-          <w:numId w:val="1097"/>
+          <w:numId w:val="1098"/>
         </w:numPr>
       </w:pPr>
       <w:r>
@@ -7650,7 +7758,7 @@
       <w:pPr>
         <w:numPr>
           <w:ilvl w:val="0"/>
-          <w:numId w:val="1098"/>
+          <w:numId w:val="1099"/>
         </w:numPr>
       </w:pPr>
       <w:r>
@@ -7683,7 +7791,7 @@
       <w:pPr>
         <w:numPr>
           <w:ilvl w:val="0"/>
-          <w:numId w:val="1099"/>
+          <w:numId w:val="1100"/>
         </w:numPr>
       </w:pPr>
       <w:r>
@@ -7731,7 +7839,7 @@
       <w:pPr>
         <w:numPr>
           <w:ilvl w:val="0"/>
-          <w:numId w:val="1100"/>
+          <w:numId w:val="1101"/>
         </w:numPr>
       </w:pPr>
       <w:r>
@@ -7763,7 +7871,7 @@
         <w:pStyle w:val="Compact"/>
         <w:numPr>
           <w:ilvl w:val="0"/>
-          <w:numId w:val="1101"/>
+          <w:numId w:val="1102"/>
         </w:numPr>
       </w:pPr>
       <w:r>
@@ -7797,7 +7905,7 @@
         <w:pStyle w:val="Compact"/>
         <w:numPr>
           <w:ilvl w:val="0"/>
-          <w:numId w:val="1102"/>
+          <w:numId w:val="1103"/>
         </w:numPr>
       </w:pPr>
       <w:r>
@@ -8573,7 +8681,7 @@
     <w:abstractNumId w:val="991"/>
   </w:num>
   <w:num w:numId="1075">
-    <w:abstractNumId w:val="992"/>
+    <w:abstractNumId w:val="991"/>
   </w:num>
   <w:num w:numId="1076">
     <w:abstractNumId w:val="992"/>
@@ -8588,10 +8696,10 @@
     <w:abstractNumId w:val="992"/>
   </w:num>
   <w:num w:numId="1080">
+    <w:abstractNumId w:val="992"/>
+  </w:num>
+  <w:num w:numId="1081">
     <w:abstractNumId w:val="993"/>
-  </w:num>
-  <w:num w:numId="1081">
-    <w:abstractNumId w:val="992"/>
   </w:num>
   <w:num w:numId="1082">
     <w:abstractNumId w:val="992"/>
@@ -8615,25 +8723,25 @@
     <w:abstractNumId w:val="992"/>
   </w:num>
   <w:num w:numId="1089">
-    <w:abstractNumId w:val="993"/>
+    <w:abstractNumId w:val="992"/>
   </w:num>
   <w:num w:numId="1090">
     <w:abstractNumId w:val="993"/>
   </w:num>
   <w:num w:numId="1091">
+    <w:abstractNumId w:val="993"/>
+  </w:num>
+  <w:num w:numId="1092">
     <w:abstractNumId w:val="991"/>
-  </w:num>
-  <w:num w:numId="1092">
-    <w:abstractNumId w:val="993"/>
   </w:num>
   <w:num w:numId="1093">
     <w:abstractNumId w:val="993"/>
   </w:num>
   <w:num w:numId="1094">
+    <w:abstractNumId w:val="993"/>
+  </w:num>
+  <w:num w:numId="1095">
     <w:abstractNumId w:val="992"/>
-  </w:num>
-  <w:num w:numId="1095">
-    <w:abstractNumId w:val="993"/>
   </w:num>
   <w:num w:numId="1096">
     <w:abstractNumId w:val="993"/>
@@ -8651,9 +8759,12 @@
     <w:abstractNumId w:val="993"/>
   </w:num>
   <w:num w:numId="1101">
+    <w:abstractNumId w:val="993"/>
+  </w:num>
+  <w:num w:numId="1102">
     <w:abstractNumId w:val="992"/>
   </w:num>
-  <w:num w:numId="1102">
+  <w:num w:numId="1103">
     <w:abstractNumId w:val="992"/>
   </w:num>
 </w:numbering>

--- a/Enyrgy_Master_TODO.docx
+++ b/Enyrgy_Master_TODO.docx
@@ -4355,13 +4355,13 @@
       </w:r>
     </w:p>
     <w:bookmarkEnd w:id="12"/>
-    <w:bookmarkStart w:id="13" w:name="X749b8dc4f3e8c32f165bc91924f1f3a45fa0af8"/>
+    <w:bookmarkStart w:id="13" w:name="X3e7be5f3806d5cf11da58ecc983a07d0af277ac"/>
     <w:p>
       <w:pPr>
         <w:pStyle w:val="Heading2"/>
       </w:pPr>
       <w:r>
-        <w:t xml:space="preserve">4b. Truemed HSA/FSA eligibility (started August 1, 2026)</w:t>
+        <w:t xml:space="preserve">4b. Truemed HSA/FSA eligibility (started August 1, 2026 — APPROVED August 2026)</w:t>
       </w:r>
     </w:p>
     <w:p>
@@ -4369,7 +4369,56 @@
         <w:pStyle w:val="FirstParagraph"/>
       </w:pPr>
       <w:r>
-        <w:t xml:space="preserve">Signing up with Truemed so the Enyrgy system is HSA/FSA eligible. Truemed issues a Letter of Medical Necessity through their own practitioner network; Enyrgy makes no medical claims and that boundary must hold.</w:t>
+        <w:rPr>
+          <w:b/>
+          <w:bCs/>
+        </w:rPr>
+        <w:t xml:space="preserve">APPROVED.</w:t>
+      </w:r>
+      <w:r>
+        <w:t xml:space="preserve"> </w:t>
+      </w:r>
+      <w:r>
+        <w:t xml:space="preserve">The Enyrgy Vitamin D Primal Light Platform is HSA/FSA eligible through Truemed. Truemed issues a Letter of Medical Necessity through their own practitioner network; Enyrgy makes no medical claims and that boundary still holds — the LOMN mechanism is never described in Enyrgy copy.</w:t>
+      </w:r>
+    </w:p>
+    <w:p>
+      <w:pPr>
+        <w:pStyle w:val="BodyText"/>
+      </w:pPr>
+      <w:r>
+        <w:rPr>
+          <w:b/>
+          <w:bCs/>
+        </w:rPr>
+        <w:t xml:space="preserve">Authorized phrasing, the only approved wording:</w:t>
+      </w:r>
+      <w:r>
+        <w:t xml:space="preserve"> </w:t>
+      </w:r>
+      <w:r>
+        <w:t xml:space="preserve">“HSA/FSA eligible through Truemed”</w:t>
+      </w:r>
+      <w:r>
+        <w:t xml:space="preserve">. Never justify the HSA angle with condition-or-treatment language, and never explain the Letter of Medical Necessity, regardless of what Truemed’s own copy blocks say.</w:t>
+      </w:r>
+    </w:p>
+    <w:p>
+      <w:pPr>
+        <w:pStyle w:val="BodyText"/>
+      </w:pPr>
+      <w:r>
+        <w:rPr>
+          <w:b/>
+          <w:bCs/>
+        </w:rPr>
+        <w:t xml:space="preserve">Scope: Consumer Unit only. The wall mount is EXCLUDED.</w:t>
+      </w:r>
+      <w:r>
+        <w:t xml:space="preserve"> </w:t>
+      </w:r>
+      <w:r>
+        <w:t xml:space="preserve">No copy may imply cart-wide eligibility. The commercial unit remains out of scope — a facility purchase is a business expense, not a personal medical one.</w:t>
       </w:r>
     </w:p>
     <w:p>
@@ -4429,13 +4478,26 @@
           <w:b/>
           <w:bCs/>
         </w:rPr>
-        <w:t xml:space="preserve">WAITING ON TRUEMED: per-SKU eligibility determination, in writing.</w:t>
-      </w:r>
-      <w:r>
-        <w:t xml:space="preserve"> </w:t>
-      </w:r>
-      <w:r>
-        <w:t xml:space="preserve">The Shopify export includes accessories; a wall mount is unlikely to qualify the way the device does. The badge can only appear where eligibility is substantiated.</w:t>
+        <w:t xml:space="preserve">Per-SKU eligibility determination: RECEIVED.</w:t>
+      </w:r>
+      <w:r>
+        <w:t xml:space="preserve"> </w:t>
+      </w:r>
+      <w:r>
+        <w:t xml:space="preserve">Consumer Unit eligible;</w:t>
+      </w:r>
+      <w:r>
+        <w:t xml:space="preserve"> </w:t>
+      </w:r>
+      <w:r>
+        <w:rPr>
+          <w:b/>
+          <w:bCs/>
+        </w:rPr>
+        <w:t xml:space="preserve">wall mount excluded</w:t>
+      </w:r>
+      <w:r>
+        <w:t xml:space="preserve">, as anticipated. The badge appears only where eligibility is substantiated.</w:t>
       </w:r>
     </w:p>
     <w:p>
@@ -4451,63 +4513,178 @@
           <w:b/>
           <w:bCs/>
         </w:rPr>
-        <w:t xml:space="preserve">Badge and copy placement.</w:t>
-      </w:r>
-      <w:r>
-        <w:t xml:space="preserve"> </w:t>
-      </w:r>
-      <w:r>
-        <w:t xml:space="preserve">The real compliance work. Truemed supplies copy blocks written for supplement brands comfortable with language Enyrgy prohibits. Every block goes through the prohibited-words check before it lands on a product page, in checkout, or in an email. Enyrgy may say</w:t>
-      </w:r>
-      <w:r>
-        <w:t xml:space="preserve"> </w:t>
-      </w:r>
-      <w:r>
-        <w:t xml:space="preserve">“HSA/FSA eligible through Truemed”</w:t>
-      </w:r>
-      <w:r>
-        <w:t xml:space="preserve">; it may NOT drift into condition-and-treatment language to justify the HSA angle.</w:t>
-      </w:r>
-    </w:p>
-    <w:p>
-      <w:pPr>
-        <w:pStyle w:val="Compact"/>
-        <w:numPr>
-          <w:ilvl w:val="0"/>
+        <w:t xml:space="preserve">Badge and copy placement: DONE Aug 9.</w:t>
+      </w:r>
+      <w:r>
+        <w:t xml:space="preserve"> </w:t>
+      </w:r>
+      <w:r>
+        <w:t xml:space="preserve">Applied live in GHL, then documented in the repo. Four placements, all consumer, all device-price context, all using the authorized phrasing verbatim:</w:t>
+      </w:r>
+    </w:p>
+    <w:p>
+      <w:pPr>
+        <w:pStyle w:val="Compact"/>
+        <w:numPr>
+          <w:ilvl w:val="1"/>
           <w:numId w:val="1054"/>
         </w:numPr>
       </w:pPr>
       <w:r>
         <w:rPr>
-          <w:b/>
-          <w:bCs/>
-        </w:rPr>
-        <w:t xml:space="preserve">KB Section 3 payment options:</w:t>
-      </w:r>
-      <w:r>
-        <w:t xml:space="preserve"> </w:t>
-      </w:r>
-      <w:r>
-        <w:t xml:space="preserve">currently</w:t>
-      </w:r>
-      <w:r>
-        <w:t xml:space="preserve"> </w:t>
-      </w:r>
-      <w:r>
-        <w:t xml:space="preserve">“paid in full, financed, or rented monthly”</w:t>
-      </w:r>
-      <w:r>
-        <w:t xml:space="preserve">. HSA/FSA joins that list once live,</w:t>
-      </w:r>
-      <w:r>
-        <w:t xml:space="preserve"> </w:t>
-      </w:r>
-      <w:r>
-        <w:rPr>
-          <w:b/>
-          <w:bCs/>
-        </w:rPr>
-        <w:t xml:space="preserve">and the live</w:t>
+          <w:rStyle w:val="VerbatimChar"/>
+        </w:rPr>
+        <w:t xml:space="preserve">campaigns/WF-29-abandoned-checkout.md</w:t>
+      </w:r>
+      <w:r>
+        <w:t xml:space="preserve"> </w:t>
+      </w:r>
+      <w:r>
+        <w:t xml:space="preserve">Touch 2, cost paragraph — highest-intent moment, cost is the named objection</w:t>
+      </w:r>
+    </w:p>
+    <w:p>
+      <w:pPr>
+        <w:pStyle w:val="Compact"/>
+        <w:numPr>
+          <w:ilvl w:val="1"/>
+          <w:numId w:val="1054"/>
+        </w:numPr>
+      </w:pPr>
+      <w:r>
+        <w:rPr>
+          <w:rStyle w:val="VerbatimChar"/>
+        </w:rPr>
+        <w:t xml:space="preserve">campaigns/consumer-drip.md</w:t>
+      </w:r>
+      <w:r>
+        <w:t xml:space="preserve"> </w:t>
+      </w:r>
+      <w:r>
+        <w:t xml:space="preserve">Touch 8 (</w:t>
+      </w:r>
+      <w:r>
+        <w:t xml:space="preserve">“What $2,995 works out to per session”</w:t>
+      </w:r>
+      <w:r>
+        <w:t xml:space="preserve">) — appended to the financing clause</w:t>
+      </w:r>
+    </w:p>
+    <w:p>
+      <w:pPr>
+        <w:pStyle w:val="Compact"/>
+        <w:numPr>
+          <w:ilvl w:val="1"/>
+          <w:numId w:val="1054"/>
+        </w:numPr>
+      </w:pPr>
+      <w:r>
+        <w:rPr>
+          <w:rStyle w:val="VerbatimChar"/>
+        </w:rPr>
+        <w:t xml:space="preserve">campaigns/WF-17-long-term-nurture.md</w:t>
+      </w:r>
+      <w:r>
+        <w:t xml:space="preserve"> </w:t>
+      </w:r>
+      <w:r>
+        <w:t xml:space="preserve">Touch 4 (</w:t>
+      </w:r>
+      <w:r>
+        <w:t xml:space="preserve">“Is $2,995 a lot for light?”</w:t>
+      </w:r>
+      <w:r>
+        <w:t xml:space="preserve">) — own short paragraph after the household-of-six line</w:t>
+      </w:r>
+    </w:p>
+    <w:p>
+      <w:pPr>
+        <w:pStyle w:val="Compact"/>
+        <w:numPr>
+          <w:ilvl w:val="1"/>
+          <w:numId w:val="1054"/>
+        </w:numPr>
+      </w:pPr>
+      <w:r>
+        <w:rPr>
+          <w:rStyle w:val="VerbatimChar"/>
+        </w:rPr>
+        <w:t xml:space="preserve">Enyrgy_Paperclip_Knowledge_Base.md</w:t>
+      </w:r>
+      <w:r>
+        <w:t xml:space="preserve"> </w:t>
+      </w:r>
+      <w:r>
+        <w:t xml:space="preserve">§3 payment options</w:t>
+      </w:r>
+    </w:p>
+    <w:p>
+      <w:pPr>
+        <w:pStyle w:val="Compact"/>
+        <w:numPr>
+          <w:ilvl w:val="1"/>
+          <w:numId w:val="1054"/>
+        </w:numPr>
+      </w:pPr>
+      <w:r>
+        <w:rPr>
+          <w:b/>
+          <w:bCs/>
+        </w:rPr>
+        <w:t xml:space="preserve">Deliberately excluded:</w:t>
+      </w:r>
+      <w:r>
+        <w:t xml:space="preserve"> </w:t>
+      </w:r>
+      <w:r>
+        <w:t xml:space="preserve">all SMS (speed-to-lead and awareness touches, not cost touches; the Consumer Drip SMS already runs ~254 chars / two segments), commercial and partner drips, and the WF-20 / WF-13 / WF-22 closes, whose closing beats are the guarantee and the mechanism rather than price.</w:t>
+      </w:r>
+    </w:p>
+    <w:p>
+      <w:pPr>
+        <w:pStyle w:val="Compact"/>
+        <w:numPr>
+          <w:ilvl w:val="0"/>
+          <w:numId w:val="1055"/>
+        </w:numPr>
+      </w:pPr>
+      <w:r>
+        <w:rPr>
+          <w:b/>
+          <w:bCs/>
+        </w:rPr>
+        <w:t xml:space="preserve">KB Section 3 payment options: DONE Aug 9.</w:t>
+      </w:r>
+      <w:r>
+        <w:t xml:space="preserve"> </w:t>
+      </w:r>
+      <w:r>
+        <w:t xml:space="preserve">Now reads</w:t>
+      </w:r>
+      <w:r>
+        <w:t xml:space="preserve"> </w:t>
+      </w:r>
+      <w:r>
+        <w:t xml:space="preserve">“paid in full, financed, rented monthly, or purchased with HSA/FSA funds through Truemed”</w:t>
+      </w:r>
+      <w:r>
+        <w:t xml:space="preserve">, with the authorized-phrasing rule and the wall-mount exclusion recorded inline.</w:t>
+      </w:r>
+    </w:p>
+    <w:p>
+      <w:pPr>
+        <w:pStyle w:val="Compact"/>
+        <w:numPr>
+          <w:ilvl w:val="0"/>
+          <w:numId w:val="1056"/>
+        </w:numPr>
+      </w:pPr>
+      <w:r>
+        <w:rPr>
+          <w:b/>
+          <w:bCs/>
+        </w:rPr>
+        <w:t xml:space="preserve">Re-sync the live</w:t>
       </w:r>
       <w:r>
         <w:rPr>
@@ -4536,21 +4713,21 @@
           <w:b/>
           <w:bCs/>
         </w:rPr>
-        <w:t xml:space="preserve">skill must be re-synced</w:t>
-      </w:r>
-      <w:r>
-        <w:t xml:space="preserve"> </w:t>
-      </w:r>
-      <w:r>
-        <w:t xml:space="preserve">or Sales Outreach keeps telling prospects there are three ways to pay.</w:t>
-      </w:r>
-    </w:p>
-    <w:p>
-      <w:pPr>
-        <w:pStyle w:val="Compact"/>
-        <w:numPr>
-          <w:ilvl w:val="0"/>
-          <w:numId w:val="1055"/>
+        <w:t xml:space="preserve">skill: DONE Aug 9.</w:t>
+      </w:r>
+      <w:r>
+        <w:t xml:space="preserve"> </w:t>
+      </w:r>
+      <w:r>
+        <w:t xml:space="preserve">Sales Outreach now answers with HSA/FSA in the payment options instead of the old three-ways-to-pay KB.</w:t>
+      </w:r>
+    </w:p>
+    <w:p>
+      <w:pPr>
+        <w:pStyle w:val="Compact"/>
+        <w:numPr>
+          <w:ilvl w:val="0"/>
+          <w:numId w:val="1057"/>
         </w:numPr>
       </w:pPr>
       <w:r>
@@ -4638,7 +4815,7 @@
         <w:pStyle w:val="Compact"/>
         <w:numPr>
           <w:ilvl w:val="0"/>
-          <w:numId w:val="1056"/>
+          <w:numId w:val="1058"/>
         </w:numPr>
       </w:pPr>
       <w:r>
@@ -4660,7 +4837,7 @@
         <w:pStyle w:val="Compact"/>
         <w:numPr>
           <w:ilvl w:val="0"/>
-          <w:numId w:val="1057"/>
+          <w:numId w:val="1059"/>
         </w:numPr>
       </w:pPr>
       <w:r>
@@ -4679,7 +4856,7 @@
         <w:pStyle w:val="Compact"/>
         <w:numPr>
           <w:ilvl w:val="0"/>
-          <w:numId w:val="1058"/>
+          <w:numId w:val="1060"/>
         </w:numPr>
       </w:pPr>
       <w:r>
@@ -4778,7 +4955,7 @@
         <w:pStyle w:val="Compact"/>
         <w:numPr>
           <w:ilvl w:val="1"/>
-          <w:numId w:val="1059"/>
+          <w:numId w:val="1061"/>
         </w:numPr>
       </w:pPr>
       <w:r>
@@ -4815,7 +4992,7 @@
         <w:pStyle w:val="Compact"/>
         <w:numPr>
           <w:ilvl w:val="1"/>
-          <w:numId w:val="1059"/>
+          <w:numId w:val="1061"/>
         </w:numPr>
       </w:pPr>
       <w:r>
@@ -4837,7 +5014,7 @@
         <w:pStyle w:val="Compact"/>
         <w:numPr>
           <w:ilvl w:val="1"/>
-          <w:numId w:val="1059"/>
+          <w:numId w:val="1061"/>
         </w:numPr>
       </w:pPr>
       <w:r>
@@ -4908,7 +5085,7 @@
         <w:pStyle w:val="Compact"/>
         <w:numPr>
           <w:ilvl w:val="1"/>
-          <w:numId w:val="1059"/>
+          <w:numId w:val="1061"/>
         </w:numPr>
       </w:pPr>
       <w:r>
@@ -4930,7 +5107,7 @@
         <w:pStyle w:val="Compact"/>
         <w:numPr>
           <w:ilvl w:val="0"/>
-          <w:numId w:val="1060"/>
+          <w:numId w:val="1062"/>
         </w:numPr>
       </w:pPr>
       <w:r>
@@ -4967,7 +5144,7 @@
         <w:pStyle w:val="Compact"/>
         <w:numPr>
           <w:ilvl w:val="0"/>
-          <w:numId w:val="1061"/>
+          <w:numId w:val="1063"/>
         </w:numPr>
       </w:pPr>
       <w:r>
@@ -5005,7 +5182,7 @@
         <w:pStyle w:val="Compact"/>
         <w:numPr>
           <w:ilvl w:val="0"/>
-          <w:numId w:val="1062"/>
+          <w:numId w:val="1064"/>
         </w:numPr>
       </w:pPr>
       <w:r>
@@ -5027,7 +5204,7 @@
         <w:pStyle w:val="Compact"/>
         <w:numPr>
           <w:ilvl w:val="0"/>
-          <w:numId w:val="1063"/>
+          <w:numId w:val="1065"/>
         </w:numPr>
       </w:pPr>
       <w:r>
@@ -5049,7 +5226,7 @@
         <w:pStyle w:val="Compact"/>
         <w:numPr>
           <w:ilvl w:val="0"/>
-          <w:numId w:val="1064"/>
+          <w:numId w:val="1066"/>
         </w:numPr>
       </w:pPr>
       <w:r>
@@ -5114,7 +5291,7 @@
         <w:pStyle w:val="Compact"/>
         <w:numPr>
           <w:ilvl w:val="0"/>
-          <w:numId w:val="1065"/>
+          <w:numId w:val="1067"/>
         </w:numPr>
       </w:pPr>
       <w:r>
@@ -5136,7 +5313,7 @@
         <w:pStyle w:val="Compact"/>
         <w:numPr>
           <w:ilvl w:val="0"/>
-          <w:numId w:val="1066"/>
+          <w:numId w:val="1068"/>
         </w:numPr>
       </w:pPr>
       <w:r>
@@ -5213,7 +5390,7 @@
         <w:pStyle w:val="Compact"/>
         <w:numPr>
           <w:ilvl w:val="0"/>
-          <w:numId w:val="1067"/>
+          <w:numId w:val="1069"/>
         </w:numPr>
       </w:pPr>
       <w:r>
@@ -5247,7 +5424,7 @@
         <w:pStyle w:val="Compact"/>
         <w:numPr>
           <w:ilvl w:val="0"/>
-          <w:numId w:val="1068"/>
+          <w:numId w:val="1070"/>
         </w:numPr>
       </w:pPr>
       <w:r>
@@ -5269,7 +5446,7 @@
         <w:pStyle w:val="Compact"/>
         <w:numPr>
           <w:ilvl w:val="0"/>
-          <w:numId w:val="1069"/>
+          <w:numId w:val="1071"/>
         </w:numPr>
       </w:pPr>
       <w:r>
@@ -5291,7 +5468,7 @@
         <w:pStyle w:val="Compact"/>
         <w:numPr>
           <w:ilvl w:val="0"/>
-          <w:numId w:val="1070"/>
+          <w:numId w:val="1072"/>
         </w:numPr>
       </w:pPr>
       <w:r>
@@ -5313,7 +5490,7 @@
         <w:pStyle w:val="Compact"/>
         <w:numPr>
           <w:ilvl w:val="0"/>
-          <w:numId w:val="1071"/>
+          <w:numId w:val="1073"/>
         </w:numPr>
       </w:pPr>
       <w:r>
@@ -5363,7 +5540,7 @@
         <w:pStyle w:val="Compact"/>
         <w:numPr>
           <w:ilvl w:val="0"/>
-          <w:numId w:val="1072"/>
+          <w:numId w:val="1074"/>
         </w:numPr>
       </w:pPr>
       <w:r>
@@ -5452,7 +5629,7 @@
         <w:pStyle w:val="Compact"/>
         <w:numPr>
           <w:ilvl w:val="0"/>
-          <w:numId w:val="1072"/>
+          <w:numId w:val="1074"/>
         </w:numPr>
       </w:pPr>
       <w:r>
@@ -5492,7 +5669,7 @@
         <w:pStyle w:val="Compact"/>
         <w:numPr>
           <w:ilvl w:val="0"/>
-          <w:numId w:val="1072"/>
+          <w:numId w:val="1074"/>
         </w:numPr>
       </w:pPr>
       <w:r>
@@ -5547,7 +5724,7 @@
         <w:pStyle w:val="Compact"/>
         <w:numPr>
           <w:ilvl w:val="0"/>
-          <w:numId w:val="1072"/>
+          <w:numId w:val="1074"/>
         </w:numPr>
       </w:pPr>
       <w:r>
@@ -5644,7 +5821,7 @@
         <w:pStyle w:val="Compact"/>
         <w:numPr>
           <w:ilvl w:val="0"/>
-          <w:numId w:val="1072"/>
+          <w:numId w:val="1074"/>
         </w:numPr>
       </w:pPr>
       <w:r>
@@ -5681,7 +5858,7 @@
         <w:pStyle w:val="Compact"/>
         <w:numPr>
           <w:ilvl w:val="0"/>
-          <w:numId w:val="1072"/>
+          <w:numId w:val="1074"/>
         </w:numPr>
       </w:pPr>
       <w:r>
@@ -5767,7 +5944,7 @@
         <w:pStyle w:val="Compact"/>
         <w:numPr>
           <w:ilvl w:val="0"/>
-          <w:numId w:val="1073"/>
+          <w:numId w:val="1075"/>
         </w:numPr>
       </w:pPr>
       <w:r>
@@ -5795,7 +5972,7 @@
         <w:pStyle w:val="Compact"/>
         <w:numPr>
           <w:ilvl w:val="0"/>
-          <w:numId w:val="1073"/>
+          <w:numId w:val="1075"/>
         </w:numPr>
       </w:pPr>
       <w:r>
@@ -5864,7 +6041,7 @@
         <w:pStyle w:val="Compact"/>
         <w:numPr>
           <w:ilvl w:val="0"/>
-          <w:numId w:val="1073"/>
+          <w:numId w:val="1075"/>
         </w:numPr>
       </w:pPr>
       <w:r>
@@ -5935,7 +6112,7 @@
         <w:pStyle w:val="Compact"/>
         <w:numPr>
           <w:ilvl w:val="0"/>
-          <w:numId w:val="1073"/>
+          <w:numId w:val="1075"/>
         </w:numPr>
       </w:pPr>
       <w:r>
@@ -5976,7 +6153,7 @@
         <w:pStyle w:val="Compact"/>
         <w:numPr>
           <w:ilvl w:val="0"/>
-          <w:numId w:val="1073"/>
+          <w:numId w:val="1075"/>
         </w:numPr>
       </w:pPr>
       <w:r>
@@ -6010,7 +6187,7 @@
         <w:pStyle w:val="Compact"/>
         <w:numPr>
           <w:ilvl w:val="0"/>
-          <w:numId w:val="1073"/>
+          <w:numId w:val="1075"/>
         </w:numPr>
       </w:pPr>
       <w:r>
@@ -6103,7 +6280,7 @@
         <w:pStyle w:val="Compact"/>
         <w:numPr>
           <w:ilvl w:val="0"/>
-          <w:numId w:val="1073"/>
+          <w:numId w:val="1075"/>
         </w:numPr>
       </w:pPr>
       <w:r>
@@ -6125,7 +6302,7 @@
         <w:pStyle w:val="Compact"/>
         <w:numPr>
           <w:ilvl w:val="0"/>
-          <w:numId w:val="1073"/>
+          <w:numId w:val="1075"/>
         </w:numPr>
       </w:pPr>
       <w:r>
@@ -6208,7 +6385,7 @@
         <w:pStyle w:val="Compact"/>
         <w:numPr>
           <w:ilvl w:val="1"/>
-          <w:numId w:val="1074"/>
+          <w:numId w:val="1076"/>
         </w:numPr>
       </w:pPr>
       <w:r>
@@ -6255,7 +6432,7 @@
         <w:pStyle w:val="Compact"/>
         <w:numPr>
           <w:ilvl w:val="1"/>
-          <w:numId w:val="1074"/>
+          <w:numId w:val="1076"/>
         </w:numPr>
       </w:pPr>
       <w:r>
@@ -6289,7 +6466,7 @@
         <w:pStyle w:val="Compact"/>
         <w:numPr>
           <w:ilvl w:val="0"/>
-          <w:numId w:val="1073"/>
+          <w:numId w:val="1075"/>
         </w:numPr>
       </w:pPr>
       <w:r>
@@ -6376,7 +6553,7 @@
         <w:pStyle w:val="Compact"/>
         <w:numPr>
           <w:ilvl w:val="0"/>
-          <w:numId w:val="1075"/>
+          <w:numId w:val="1077"/>
         </w:numPr>
       </w:pPr>
       <w:r>
@@ -6404,7 +6581,7 @@
         <w:pStyle w:val="Compact"/>
         <w:numPr>
           <w:ilvl w:val="0"/>
-          <w:numId w:val="1075"/>
+          <w:numId w:val="1077"/>
         </w:numPr>
       </w:pPr>
       <w:r>
@@ -6448,7 +6625,7 @@
         <w:pStyle w:val="Compact"/>
         <w:numPr>
           <w:ilvl w:val="0"/>
-          <w:numId w:val="1075"/>
+          <w:numId w:val="1077"/>
         </w:numPr>
       </w:pPr>
       <w:r>
@@ -6486,7 +6663,7 @@
         <w:pStyle w:val="Compact"/>
         <w:numPr>
           <w:ilvl w:val="0"/>
-          <w:numId w:val="1075"/>
+          <w:numId w:val="1077"/>
         </w:numPr>
       </w:pPr>
       <w:r>
@@ -6508,7 +6685,7 @@
         <w:pStyle w:val="Compact"/>
         <w:numPr>
           <w:ilvl w:val="0"/>
-          <w:numId w:val="1075"/>
+          <w:numId w:val="1077"/>
         </w:numPr>
       </w:pPr>
       <w:r>
@@ -6557,7 +6734,7 @@
         <w:pStyle w:val="Compact"/>
         <w:numPr>
           <w:ilvl w:val="0"/>
-          <w:numId w:val="1075"/>
+          <w:numId w:val="1077"/>
         </w:numPr>
       </w:pPr>
       <w:r>
@@ -6579,7 +6756,7 @@
         <w:pStyle w:val="Compact"/>
         <w:numPr>
           <w:ilvl w:val="0"/>
-          <w:numId w:val="1075"/>
+          <w:numId w:val="1077"/>
         </w:numPr>
       </w:pPr>
       <w:r>
@@ -6620,7 +6797,7 @@
         <w:pStyle w:val="Compact"/>
         <w:numPr>
           <w:ilvl w:val="0"/>
-          <w:numId w:val="1076"/>
+          <w:numId w:val="1078"/>
         </w:numPr>
       </w:pPr>
       <w:r>
@@ -6642,7 +6819,7 @@
         <w:pStyle w:val="Compact"/>
         <w:numPr>
           <w:ilvl w:val="0"/>
-          <w:numId w:val="1077"/>
+          <w:numId w:val="1079"/>
         </w:numPr>
       </w:pPr>
       <w:r>
@@ -6664,7 +6841,7 @@
         <w:pStyle w:val="Compact"/>
         <w:numPr>
           <w:ilvl w:val="0"/>
-          <w:numId w:val="1078"/>
+          <w:numId w:val="1080"/>
         </w:numPr>
       </w:pPr>
       <w:r>
@@ -6695,7 +6872,7 @@
         <w:pStyle w:val="Compact"/>
         <w:numPr>
           <w:ilvl w:val="0"/>
-          <w:numId w:val="1079"/>
+          <w:numId w:val="1081"/>
         </w:numPr>
       </w:pPr>
       <w:r>
@@ -6717,7 +6894,7 @@
         <w:pStyle w:val="Compact"/>
         <w:numPr>
           <w:ilvl w:val="0"/>
-          <w:numId w:val="1080"/>
+          <w:numId w:val="1082"/>
         </w:numPr>
       </w:pPr>
       <w:r>
@@ -6739,7 +6916,7 @@
         <w:pStyle w:val="Compact"/>
         <w:numPr>
           <w:ilvl w:val="0"/>
-          <w:numId w:val="1081"/>
+          <w:numId w:val="1083"/>
         </w:numPr>
       </w:pPr>
       <w:r>
@@ -6761,7 +6938,7 @@
         <w:pStyle w:val="Compact"/>
         <w:numPr>
           <w:ilvl w:val="0"/>
-          <w:numId w:val="1082"/>
+          <w:numId w:val="1084"/>
         </w:numPr>
       </w:pPr>
       <w:r>
@@ -6844,7 +7021,7 @@
         <w:pStyle w:val="Compact"/>
         <w:numPr>
           <w:ilvl w:val="0"/>
-          <w:numId w:val="1083"/>
+          <w:numId w:val="1085"/>
         </w:numPr>
       </w:pPr>
       <w:r>
@@ -6866,7 +7043,7 @@
         <w:pStyle w:val="Compact"/>
         <w:numPr>
           <w:ilvl w:val="0"/>
-          <w:numId w:val="1084"/>
+          <w:numId w:val="1086"/>
         </w:numPr>
       </w:pPr>
       <w:r>
@@ -6904,7 +7081,7 @@
         <w:pStyle w:val="Compact"/>
         <w:numPr>
           <w:ilvl w:val="0"/>
-          <w:numId w:val="1085"/>
+          <w:numId w:val="1087"/>
         </w:numPr>
       </w:pPr>
       <w:r>
@@ -6926,7 +7103,7 @@
         <w:pStyle w:val="Compact"/>
         <w:numPr>
           <w:ilvl w:val="0"/>
-          <w:numId w:val="1086"/>
+          <w:numId w:val="1088"/>
         </w:numPr>
       </w:pPr>
       <w:r>
@@ -6948,7 +7125,7 @@
         <w:pStyle w:val="Compact"/>
         <w:numPr>
           <w:ilvl w:val="0"/>
-          <w:numId w:val="1087"/>
+          <w:numId w:val="1089"/>
         </w:numPr>
       </w:pPr>
       <w:r>
@@ -7049,7 +7226,7 @@
         <w:pStyle w:val="Compact"/>
         <w:numPr>
           <w:ilvl w:val="0"/>
-          <w:numId w:val="1088"/>
+          <w:numId w:val="1090"/>
         </w:numPr>
       </w:pPr>
       <w:r>
@@ -7071,7 +7248,7 @@
         <w:pStyle w:val="Compact"/>
         <w:numPr>
           <w:ilvl w:val="0"/>
-          <w:numId w:val="1089"/>
+          <w:numId w:val="1091"/>
         </w:numPr>
       </w:pPr>
       <w:r>
@@ -7103,7 +7280,7 @@
         <w:pStyle w:val="Compact"/>
         <w:numPr>
           <w:ilvl w:val="0"/>
-          <w:numId w:val="1090"/>
+          <w:numId w:val="1092"/>
         </w:numPr>
       </w:pPr>
       <w:r>
@@ -7177,7 +7354,7 @@
         <w:pStyle w:val="Compact"/>
         <w:numPr>
           <w:ilvl w:val="0"/>
-          <w:numId w:val="1091"/>
+          <w:numId w:val="1093"/>
         </w:numPr>
       </w:pPr>
       <w:r>
@@ -7240,7 +7417,7 @@
         <w:pStyle w:val="Compact"/>
         <w:numPr>
           <w:ilvl w:val="1"/>
-          <w:numId w:val="1092"/>
+          <w:numId w:val="1094"/>
         </w:numPr>
       </w:pPr>
       <w:r>
@@ -7262,7 +7439,7 @@
         <w:pStyle w:val="Compact"/>
         <w:numPr>
           <w:ilvl w:val="1"/>
-          <w:numId w:val="1092"/>
+          <w:numId w:val="1094"/>
         </w:numPr>
       </w:pPr>
       <w:r>
@@ -7305,7 +7482,7 @@
         <w:pStyle w:val="Compact"/>
         <w:numPr>
           <w:ilvl w:val="1"/>
-          <w:numId w:val="1092"/>
+          <w:numId w:val="1094"/>
         </w:numPr>
       </w:pPr>
       <w:r>
@@ -7342,7 +7519,7 @@
         <w:pStyle w:val="Compact"/>
         <w:numPr>
           <w:ilvl w:val="1"/>
-          <w:numId w:val="1092"/>
+          <w:numId w:val="1094"/>
         </w:numPr>
       </w:pPr>
       <w:r>
@@ -7373,7 +7550,7 @@
       <w:pPr>
         <w:numPr>
           <w:ilvl w:val="0"/>
-          <w:numId w:val="1093"/>
+          <w:numId w:val="1095"/>
         </w:numPr>
       </w:pPr>
       <w:r>
@@ -7543,7 +7720,7 @@
       <w:pPr>
         <w:numPr>
           <w:ilvl w:val="0"/>
-          <w:numId w:val="1094"/>
+          <w:numId w:val="1096"/>
         </w:numPr>
       </w:pPr>
       <w:r>
@@ -7576,7 +7753,7 @@
       <w:pPr>
         <w:numPr>
           <w:ilvl w:val="0"/>
-          <w:numId w:val="1095"/>
+          <w:numId w:val="1097"/>
         </w:numPr>
       </w:pPr>
       <w:r>
@@ -7597,7 +7774,7 @@
       <w:pPr>
         <w:numPr>
           <w:ilvl w:val="0"/>
-          <w:numId w:val="1096"/>
+          <w:numId w:val="1098"/>
         </w:numPr>
       </w:pPr>
       <w:r>
@@ -7673,7 +7850,7 @@
       <w:pPr>
         <w:numPr>
           <w:ilvl w:val="0"/>
-          <w:numId w:val="1097"/>
+          <w:numId w:val="1099"/>
         </w:numPr>
       </w:pPr>
       <w:r>
@@ -7725,7 +7902,7 @@
       <w:pPr>
         <w:numPr>
           <w:ilvl w:val="0"/>
-          <w:numId w:val="1098"/>
+          <w:numId w:val="1100"/>
         </w:numPr>
       </w:pPr>
       <w:r>
@@ -7758,7 +7935,7 @@
       <w:pPr>
         <w:numPr>
           <w:ilvl w:val="0"/>
-          <w:numId w:val="1099"/>
+          <w:numId w:val="1101"/>
         </w:numPr>
       </w:pPr>
       <w:r>
@@ -7791,7 +7968,7 @@
       <w:pPr>
         <w:numPr>
           <w:ilvl w:val="0"/>
-          <w:numId w:val="1100"/>
+          <w:numId w:val="1102"/>
         </w:numPr>
       </w:pPr>
       <w:r>
@@ -7839,7 +8016,7 @@
       <w:pPr>
         <w:numPr>
           <w:ilvl w:val="0"/>
-          <w:numId w:val="1101"/>
+          <w:numId w:val="1103"/>
         </w:numPr>
       </w:pPr>
       <w:r>
@@ -7871,7 +8048,7 @@
         <w:pStyle w:val="Compact"/>
         <w:numPr>
           <w:ilvl w:val="0"/>
-          <w:numId w:val="1102"/>
+          <w:numId w:val="1104"/>
         </w:numPr>
       </w:pPr>
       <w:r>
@@ -7905,7 +8082,7 @@
         <w:pStyle w:val="Compact"/>
         <w:numPr>
           <w:ilvl w:val="0"/>
-          <w:numId w:val="1103"/>
+          <w:numId w:val="1105"/>
         </w:numPr>
       </w:pPr>
       <w:r>
@@ -8612,34 +8789,34 @@
     <w:abstractNumId w:val="993"/>
   </w:num>
   <w:num w:numId="1052">
-    <w:abstractNumId w:val="992"/>
+    <w:abstractNumId w:val="993"/>
   </w:num>
   <w:num w:numId="1053">
-    <w:abstractNumId w:val="992"/>
+    <w:abstractNumId w:val="993"/>
   </w:num>
   <w:num w:numId="1054">
-    <w:abstractNumId w:val="992"/>
+    <w:abstractNumId w:val="991"/>
   </w:num>
   <w:num w:numId="1055">
-    <w:abstractNumId w:val="992"/>
+    <w:abstractNumId w:val="993"/>
   </w:num>
   <w:num w:numId="1056">
     <w:abstractNumId w:val="993"/>
   </w:num>
   <w:num w:numId="1057">
-    <w:abstractNumId w:val="993"/>
+    <w:abstractNumId w:val="992"/>
   </w:num>
   <w:num w:numId="1058">
     <w:abstractNumId w:val="993"/>
   </w:num>
   <w:num w:numId="1059">
+    <w:abstractNumId w:val="993"/>
+  </w:num>
+  <w:num w:numId="1060">
+    <w:abstractNumId w:val="993"/>
+  </w:num>
+  <w:num w:numId="1061">
     <w:abstractNumId w:val="991"/>
-  </w:num>
-  <w:num w:numId="1060">
-    <w:abstractNumId w:val="992"/>
-  </w:num>
-  <w:num w:numId="1061">
-    <w:abstractNumId w:val="992"/>
   </w:num>
   <w:num w:numId="1062">
     <w:abstractNumId w:val="992"/>
@@ -8651,10 +8828,10 @@
     <w:abstractNumId w:val="992"/>
   </w:num>
   <w:num w:numId="1065">
-    <w:abstractNumId w:val="993"/>
+    <w:abstractNumId w:val="992"/>
   </w:num>
   <w:num w:numId="1066">
-    <w:abstractNumId w:val="993"/>
+    <w:abstractNumId w:val="992"/>
   </w:num>
   <w:num w:numId="1067">
     <w:abstractNumId w:val="993"/>
@@ -8666,16 +8843,16 @@
     <w:abstractNumId w:val="993"/>
   </w:num>
   <w:num w:numId="1070">
-    <w:abstractNumId w:val="992"/>
+    <w:abstractNumId w:val="993"/>
   </w:num>
   <w:num w:numId="1071">
     <w:abstractNumId w:val="993"/>
   </w:num>
   <w:num w:numId="1072">
-    <w:abstractNumId w:val="991"/>
+    <w:abstractNumId w:val="992"/>
   </w:num>
   <w:num w:numId="1073">
-    <w:abstractNumId w:val="991"/>
+    <w:abstractNumId w:val="993"/>
   </w:num>
   <w:num w:numId="1074">
     <w:abstractNumId w:val="991"/>
@@ -8684,10 +8861,10 @@
     <w:abstractNumId w:val="991"/>
   </w:num>
   <w:num w:numId="1076">
-    <w:abstractNumId w:val="992"/>
+    <w:abstractNumId w:val="991"/>
   </w:num>
   <w:num w:numId="1077">
-    <w:abstractNumId w:val="992"/>
+    <w:abstractNumId w:val="991"/>
   </w:num>
   <w:num w:numId="1078">
     <w:abstractNumId w:val="992"/>
@@ -8699,13 +8876,13 @@
     <w:abstractNumId w:val="992"/>
   </w:num>
   <w:num w:numId="1081">
-    <w:abstractNumId w:val="993"/>
+    <w:abstractNumId w:val="992"/>
   </w:num>
   <w:num w:numId="1082">
     <w:abstractNumId w:val="992"/>
   </w:num>
   <w:num w:numId="1083">
-    <w:abstractNumId w:val="992"/>
+    <w:abstractNumId w:val="993"/>
   </w:num>
   <w:num w:numId="1084">
     <w:abstractNumId w:val="992"/>
@@ -8726,28 +8903,28 @@
     <w:abstractNumId w:val="992"/>
   </w:num>
   <w:num w:numId="1090">
+    <w:abstractNumId w:val="992"/>
+  </w:num>
+  <w:num w:numId="1091">
+    <w:abstractNumId w:val="992"/>
+  </w:num>
+  <w:num w:numId="1092">
     <w:abstractNumId w:val="993"/>
-  </w:num>
-  <w:num w:numId="1091">
-    <w:abstractNumId w:val="993"/>
-  </w:num>
-  <w:num w:numId="1092">
-    <w:abstractNumId w:val="991"/>
   </w:num>
   <w:num w:numId="1093">
     <w:abstractNumId w:val="993"/>
   </w:num>
   <w:num w:numId="1094">
+    <w:abstractNumId w:val="991"/>
+  </w:num>
+  <w:num w:numId="1095">
     <w:abstractNumId w:val="993"/>
-  </w:num>
-  <w:num w:numId="1095">
-    <w:abstractNumId w:val="992"/>
   </w:num>
   <w:num w:numId="1096">
     <w:abstractNumId w:val="993"/>
   </w:num>
   <w:num w:numId="1097">
-    <w:abstractNumId w:val="993"/>
+    <w:abstractNumId w:val="992"/>
   </w:num>
   <w:num w:numId="1098">
     <w:abstractNumId w:val="993"/>
@@ -8762,9 +8939,15 @@
     <w:abstractNumId w:val="993"/>
   </w:num>
   <w:num w:numId="1102">
+    <w:abstractNumId w:val="993"/>
+  </w:num>
+  <w:num w:numId="1103">
+    <w:abstractNumId w:val="993"/>
+  </w:num>
+  <w:num w:numId="1104">
     <w:abstractNumId w:val="992"/>
   </w:num>
-  <w:num w:numId="1103">
+  <w:num w:numId="1105">
     <w:abstractNumId w:val="992"/>
   </w:num>
 </w:numbering>

--- a/Enyrgy_Master_TODO.docx
+++ b/Enyrgy_Master_TODO.docx
@@ -4735,13 +4735,42 @@
           <w:b/>
           <w:bCs/>
         </w:rPr>
-        <w:t xml:space="preserve">Commercial-side question:</w:t>
-      </w:r>
-      <w:r>
-        <w:t xml:space="preserve"> </w:t>
-      </w:r>
-      <w:r>
-        <w:t xml:space="preserve">can a facility member use HSA/FSA against a membership that includes Enyrgy? That is the facility’s transaction, not Enyrgy’s, but it is directly relevant to the Beyond Wellness conversation. Worth answering before Gino comes back.</w:t>
+        <w:t xml:space="preserve">Commercial-side question: ANSWERED Aug 9.</w:t>
+      </w:r>
+      <w:r>
+        <w:t xml:space="preserve"> </w:t>
+      </w:r>
+      <w:r>
+        <w:t xml:space="preserve">Can a facility member use HSA/FSA against a membership that includes Enyrgy?</w:t>
+      </w:r>
+      <w:r>
+        <w:t xml:space="preserve"> </w:t>
+      </w:r>
+      <w:r>
+        <w:rPr>
+          <w:b/>
+          <w:bCs/>
+        </w:rPr>
+        <w:t xml:space="preserve">No — not toward membership or session fees.</w:t>
+      </w:r>
+      <w:r>
+        <w:t xml:space="preserve"> </w:t>
+      </w:r>
+      <w:r>
+        <w:t xml:space="preserve">But if that member purchases their own home Consumer Unit through the facility,</w:t>
+      </w:r>
+      <w:r>
+        <w:t xml:space="preserve"> </w:t>
+      </w:r>
+      <w:r>
+        <w:rPr>
+          <w:b/>
+          <w:bCs/>
+        </w:rPr>
+        <w:t xml:space="preserve">that purchase is eligible</w:t>
+      </w:r>
+      <w:r>
+        <w:t xml:space="preserve">, being the same personal device purchase as any direct consumer order. The recurring membership is never eligible; the home unit is. Recorded in the KB §3 payment options note. Relevant to the Beyond Wellness conversation with Gino, and a genuine channel angle: a facility can offer its members a home unit they can buy with HSA/FSA funds.</w:t>
       </w:r>
     </w:p>
     <w:p>
@@ -8804,7 +8833,7 @@
     <w:abstractNumId w:val="993"/>
   </w:num>
   <w:num w:numId="1057">
-    <w:abstractNumId w:val="992"/>
+    <w:abstractNumId w:val="993"/>
   </w:num>
   <w:num w:numId="1058">
     <w:abstractNumId w:val="993"/>

--- a/Enyrgy_Master_TODO.docx
+++ b/Enyrgy_Master_TODO.docx
@@ -4735,7 +4735,7 @@
           <w:b/>
           <w:bCs/>
         </w:rPr>
-        <w:t xml:space="preserve">Commercial-side question: ANSWERED Aug 9.</w:t>
+        <w:t xml:space="preserve">WAITING ON TRUEMED: commercial-side determination, in writing.</w:t>
       </w:r>
       <w:r>
         <w:t xml:space="preserve"> </w:t>
@@ -4751,26 +4751,49 @@
           <w:b/>
           <w:bCs/>
         </w:rPr>
-        <w:t xml:space="preserve">No — not toward membership or session fees.</w:t>
-      </w:r>
-      <w:r>
-        <w:t xml:space="preserve"> </w:t>
-      </w:r>
-      <w:r>
-        <w:t xml:space="preserve">But if that member purchases their own home Consumer Unit through the facility,</w:t>
-      </w:r>
-      <w:r>
-        <w:t xml:space="preserve"> </w:t>
-      </w:r>
-      <w:r>
-        <w:rPr>
-          <w:b/>
-          <w:bCs/>
-        </w:rPr>
-        <w:t xml:space="preserve">that purchase is eligible</w:t>
-      </w:r>
-      <w:r>
-        <w:t xml:space="preserve">, being the same personal device purchase as any direct consumer order. The recurring membership is never eligible; the home unit is. Recorded in the KB §3 payment options note. Relevant to the Beyond Wellness conversation with Gino, and a genuine channel angle: a facility can offer its members a home unit they can buy with HSA/FSA funds.</w:t>
+        <w:t xml:space="preserve">Membership and session fees: no</w:t>
+      </w:r>
+      <w:r>
+        <w:t xml:space="preserve">, settled — that is a membership, not a personal medical purchase, and it needs no determination from anyone.</w:t>
+      </w:r>
+      <w:r>
+        <w:t xml:space="preserve"> </w:t>
+      </w:r>
+      <w:r>
+        <w:rPr>
+          <w:b/>
+          <w:bCs/>
+        </w:rPr>
+        <w:t xml:space="preserve">A member buying their own home Consumer Unit through the facility: Scott’s read is yes</w:t>
+      </w:r>
+      <w:r>
+        <w:t xml:space="preserve">, being the same personal device purchase as any direct consumer order,</w:t>
+      </w:r>
+      <w:r>
+        <w:t xml:space="preserve"> </w:t>
+      </w:r>
+      <w:r>
+        <w:rPr>
+          <w:b/>
+          <w:bCs/>
+        </w:rPr>
+        <w:t xml:space="preserve">but this is pending written confirmation from Truemed and must not appear in copy or in an agent’s answer until it lands.</w:t>
+      </w:r>
+      <w:r>
+        <w:t xml:space="preserve"> </w:t>
+      </w:r>
+      <w:r>
+        <w:t xml:space="preserve">KB §3 currently instructs agents to escalate rather than answer. Relevant to the Beyond Wellness conversation with Gino, and a genuine channel angle if confirmed: a facility could offer its members a home unit they buy with HSA/FSA funds. Draft commercial-drip copy exists for Touch 7 and is deliberately unapplied pending the answer; the open question of what margin an operator makes reselling a Consumer Unit should be settled at the same time.</w:t>
+      </w:r>
+      <w:r>
+        <w:t xml:space="preserve"> </w:t>
+      </w:r>
+      <w:r>
+        <w:rPr>
+          <w:b/>
+          <w:bCs/>
+        </w:rPr>
+        <w:t xml:space="preserve">The consumer determination is final and unaffected by any of this.</w:t>
       </w:r>
     </w:p>
     <w:p>
@@ -8833,7 +8856,7 @@
     <w:abstractNumId w:val="993"/>
   </w:num>
   <w:num w:numId="1057">
-    <w:abstractNumId w:val="993"/>
+    <w:abstractNumId w:val="992"/>
   </w:num>
   <w:num w:numId="1058">
     <w:abstractNumId w:val="993"/>

--- a/Enyrgy_Master_TODO.docx
+++ b/Enyrgy_Master_TODO.docx
@@ -4735,65 +4735,75 @@
           <w:b/>
           <w:bCs/>
         </w:rPr>
-        <w:t xml:space="preserve">WAITING ON TRUEMED: commercial-side determination, in writing.</w:t>
-      </w:r>
-      <w:r>
-        <w:t xml:space="preserve"> </w:t>
-      </w:r>
-      <w:r>
-        <w:t xml:space="preserve">Can a facility member use HSA/FSA against a membership that includes Enyrgy?</w:t>
-      </w:r>
-      <w:r>
-        <w:t xml:space="preserve"> </w:t>
-      </w:r>
-      <w:r>
-        <w:rPr>
-          <w:b/>
-          <w:bCs/>
-        </w:rPr>
-        <w:t xml:space="preserve">Membership and session fees: no</w:t>
-      </w:r>
-      <w:r>
-        <w:t xml:space="preserve">, settled — that is a membership, not a personal medical purchase, and it needs no determination from anyone.</w:t>
-      </w:r>
-      <w:r>
-        <w:t xml:space="preserve"> </w:t>
-      </w:r>
-      <w:r>
-        <w:rPr>
-          <w:b/>
-          <w:bCs/>
-        </w:rPr>
-        <w:t xml:space="preserve">A member buying their own home Consumer Unit through the facility: Scott’s read is yes</w:t>
-      </w:r>
-      <w:r>
-        <w:t xml:space="preserve">, being the same personal device purchase as any direct consumer order,</w:t>
-      </w:r>
-      <w:r>
-        <w:t xml:space="preserve"> </w:t>
-      </w:r>
-      <w:r>
-        <w:rPr>
-          <w:b/>
-          <w:bCs/>
-        </w:rPr>
-        <w:t xml:space="preserve">but this is pending written confirmation from Truemed and must not appear in copy or in an agent’s answer until it lands.</w:t>
-      </w:r>
-      <w:r>
-        <w:t xml:space="preserve"> </w:t>
-      </w:r>
-      <w:r>
-        <w:t xml:space="preserve">KB §3 currently instructs agents to escalate rather than answer. Relevant to the Beyond Wellness conversation with Gino, and a genuine channel angle if confirmed: a facility could offer its members a home unit they buy with HSA/FSA funds. Draft commercial-drip copy exists for Touch 7 and is deliberately unapplied pending the answer; the open question of what margin an operator makes reselling a Consumer Unit should be settled at the same time.</w:t>
-      </w:r>
-      <w:r>
-        <w:t xml:space="preserve"> </w:t>
-      </w:r>
-      <w:r>
-        <w:rPr>
-          <w:b/>
-          <w:bCs/>
-        </w:rPr>
-        <w:t xml:space="preserve">The consumer determination is final and unaffected by any of this.</w:t>
+        <w:t xml:space="preserve">Commercial-side determination: ANSWERED by Truemed, August 2026. NOT eligible.</w:t>
+      </w:r>
+      <w:r>
+        <w:t xml:space="preserve"> </w:t>
+      </w:r>
+      <w:r>
+        <w:t xml:space="preserve">The facility and commercial path does not qualify at all. A member may not apply HSA/FSA to a membership or session fees,</w:t>
+      </w:r>
+      <w:r>
+        <w:t xml:space="preserve"> </w:t>
+      </w:r>
+      <w:r>
+        <w:rPr>
+          <w:b/>
+          <w:bCs/>
+        </w:rPr>
+        <w:t xml:space="preserve">and a unit bought through a facility does not qualify either.</w:t>
+      </w:r>
+      <w:r>
+        <w:t xml:space="preserve"> </w:t>
+      </w:r>
+      <w:r>
+        <w:t xml:space="preserve">Eligibility is the direct consumer purchase of the Consumer Unit only. Recorded in KB §3, which now instructs agents to answer plainly rather than escalate.</w:t>
+      </w:r>
+    </w:p>
+    <w:p>
+      <w:pPr>
+        <w:pStyle w:val="Compact"/>
+        <w:numPr>
+          <w:ilvl w:val="1"/>
+          <w:numId w:val="1058"/>
+        </w:numPr>
+      </w:pPr>
+      <w:r>
+        <w:rPr>
+          <w:b/>
+          <w:bCs/>
+        </w:rPr>
+        <w:t xml:space="preserve">Consequence: the commercial channel angle is dead.</w:t>
+      </w:r>
+      <w:r>
+        <w:t xml:space="preserve"> </w:t>
+      </w:r>
+      <w:r>
+        <w:t xml:space="preserve">The draft WF-07 copy exploring</w:t>
+      </w:r>
+      <w:r>
+        <w:t xml:space="preserve"> </w:t>
+      </w:r>
+      <w:r>
+        <w:t xml:space="preserve">“your members can buy a home unit through you with HSA/FSA”</w:t>
+      </w:r>
+      <w:r>
+        <w:t xml:space="preserve"> </w:t>
+      </w:r>
+      <w:r>
+        <w:t xml:space="preserve">was never applied, and must not be. Do not revive it, and do not offer operators a routing workaround. The open question about operator margin on a resold Consumer Unit is now moot for HSA/FSA purposes, though it may still matter commercially.</w:t>
+      </w:r>
+    </w:p>
+    <w:p>
+      <w:pPr>
+        <w:pStyle w:val="Compact"/>
+        <w:numPr>
+          <w:ilvl w:val="1"/>
+          <w:numId w:val="1058"/>
+        </w:numPr>
+      </w:pPr>
+      <w:r>
+        <w:t xml:space="preserve">Relevant to the Beyond Wellness conversation with Gino: the honest answer to the HSA question there is no.</w:t>
       </w:r>
     </w:p>
     <w:p>
@@ -4867,7 +4877,7 @@
         <w:pStyle w:val="Compact"/>
         <w:numPr>
           <w:ilvl w:val="0"/>
-          <w:numId w:val="1058"/>
+          <w:numId w:val="1059"/>
         </w:numPr>
       </w:pPr>
       <w:r>
@@ -4889,7 +4899,7 @@
         <w:pStyle w:val="Compact"/>
         <w:numPr>
           <w:ilvl w:val="0"/>
-          <w:numId w:val="1059"/>
+          <w:numId w:val="1060"/>
         </w:numPr>
       </w:pPr>
       <w:r>
@@ -4908,7 +4918,7 @@
         <w:pStyle w:val="Compact"/>
         <w:numPr>
           <w:ilvl w:val="0"/>
-          <w:numId w:val="1060"/>
+          <w:numId w:val="1061"/>
         </w:numPr>
       </w:pPr>
       <w:r>
@@ -5007,7 +5017,7 @@
         <w:pStyle w:val="Compact"/>
         <w:numPr>
           <w:ilvl w:val="1"/>
-          <w:numId w:val="1061"/>
+          <w:numId w:val="1062"/>
         </w:numPr>
       </w:pPr>
       <w:r>
@@ -5044,7 +5054,7 @@
         <w:pStyle w:val="Compact"/>
         <w:numPr>
           <w:ilvl w:val="1"/>
-          <w:numId w:val="1061"/>
+          <w:numId w:val="1062"/>
         </w:numPr>
       </w:pPr>
       <w:r>
@@ -5066,7 +5076,7 @@
         <w:pStyle w:val="Compact"/>
         <w:numPr>
           <w:ilvl w:val="1"/>
-          <w:numId w:val="1061"/>
+          <w:numId w:val="1062"/>
         </w:numPr>
       </w:pPr>
       <w:r>
@@ -5137,7 +5147,7 @@
         <w:pStyle w:val="Compact"/>
         <w:numPr>
           <w:ilvl w:val="1"/>
-          <w:numId w:val="1061"/>
+          <w:numId w:val="1062"/>
         </w:numPr>
       </w:pPr>
       <w:r>
@@ -5159,7 +5169,7 @@
         <w:pStyle w:val="Compact"/>
         <w:numPr>
           <w:ilvl w:val="0"/>
-          <w:numId w:val="1062"/>
+          <w:numId w:val="1063"/>
         </w:numPr>
       </w:pPr>
       <w:r>
@@ -5196,7 +5206,7 @@
         <w:pStyle w:val="Compact"/>
         <w:numPr>
           <w:ilvl w:val="0"/>
-          <w:numId w:val="1063"/>
+          <w:numId w:val="1064"/>
         </w:numPr>
       </w:pPr>
       <w:r>
@@ -5234,7 +5244,7 @@
         <w:pStyle w:val="Compact"/>
         <w:numPr>
           <w:ilvl w:val="0"/>
-          <w:numId w:val="1064"/>
+          <w:numId w:val="1065"/>
         </w:numPr>
       </w:pPr>
       <w:r>
@@ -5256,7 +5266,7 @@
         <w:pStyle w:val="Compact"/>
         <w:numPr>
           <w:ilvl w:val="0"/>
-          <w:numId w:val="1065"/>
+          <w:numId w:val="1066"/>
         </w:numPr>
       </w:pPr>
       <w:r>
@@ -5278,7 +5288,7 @@
         <w:pStyle w:val="Compact"/>
         <w:numPr>
           <w:ilvl w:val="0"/>
-          <w:numId w:val="1066"/>
+          <w:numId w:val="1067"/>
         </w:numPr>
       </w:pPr>
       <w:r>
@@ -5343,7 +5353,7 @@
         <w:pStyle w:val="Compact"/>
         <w:numPr>
           <w:ilvl w:val="0"/>
-          <w:numId w:val="1067"/>
+          <w:numId w:val="1068"/>
         </w:numPr>
       </w:pPr>
       <w:r>
@@ -5365,7 +5375,7 @@
         <w:pStyle w:val="Compact"/>
         <w:numPr>
           <w:ilvl w:val="0"/>
-          <w:numId w:val="1068"/>
+          <w:numId w:val="1069"/>
         </w:numPr>
       </w:pPr>
       <w:r>
@@ -5442,7 +5452,7 @@
         <w:pStyle w:val="Compact"/>
         <w:numPr>
           <w:ilvl w:val="0"/>
-          <w:numId w:val="1069"/>
+          <w:numId w:val="1070"/>
         </w:numPr>
       </w:pPr>
       <w:r>
@@ -5476,7 +5486,7 @@
         <w:pStyle w:val="Compact"/>
         <w:numPr>
           <w:ilvl w:val="0"/>
-          <w:numId w:val="1070"/>
+          <w:numId w:val="1071"/>
         </w:numPr>
       </w:pPr>
       <w:r>
@@ -5498,7 +5508,7 @@
         <w:pStyle w:val="Compact"/>
         <w:numPr>
           <w:ilvl w:val="0"/>
-          <w:numId w:val="1071"/>
+          <w:numId w:val="1072"/>
         </w:numPr>
       </w:pPr>
       <w:r>
@@ -5520,7 +5530,7 @@
         <w:pStyle w:val="Compact"/>
         <w:numPr>
           <w:ilvl w:val="0"/>
-          <w:numId w:val="1072"/>
+          <w:numId w:val="1073"/>
         </w:numPr>
       </w:pPr>
       <w:r>
@@ -5542,7 +5552,7 @@
         <w:pStyle w:val="Compact"/>
         <w:numPr>
           <w:ilvl w:val="0"/>
-          <w:numId w:val="1073"/>
+          <w:numId w:val="1074"/>
         </w:numPr>
       </w:pPr>
       <w:r>
@@ -5592,7 +5602,7 @@
         <w:pStyle w:val="Compact"/>
         <w:numPr>
           <w:ilvl w:val="0"/>
-          <w:numId w:val="1074"/>
+          <w:numId w:val="1075"/>
         </w:numPr>
       </w:pPr>
       <w:r>
@@ -5681,7 +5691,7 @@
         <w:pStyle w:val="Compact"/>
         <w:numPr>
           <w:ilvl w:val="0"/>
-          <w:numId w:val="1074"/>
+          <w:numId w:val="1075"/>
         </w:numPr>
       </w:pPr>
       <w:r>
@@ -5721,7 +5731,7 @@
         <w:pStyle w:val="Compact"/>
         <w:numPr>
           <w:ilvl w:val="0"/>
-          <w:numId w:val="1074"/>
+          <w:numId w:val="1075"/>
         </w:numPr>
       </w:pPr>
       <w:r>
@@ -5776,7 +5786,7 @@
         <w:pStyle w:val="Compact"/>
         <w:numPr>
           <w:ilvl w:val="0"/>
-          <w:numId w:val="1074"/>
+          <w:numId w:val="1075"/>
         </w:numPr>
       </w:pPr>
       <w:r>
@@ -5873,7 +5883,7 @@
         <w:pStyle w:val="Compact"/>
         <w:numPr>
           <w:ilvl w:val="0"/>
-          <w:numId w:val="1074"/>
+          <w:numId w:val="1075"/>
         </w:numPr>
       </w:pPr>
       <w:r>
@@ -5910,7 +5920,7 @@
         <w:pStyle w:val="Compact"/>
         <w:numPr>
           <w:ilvl w:val="0"/>
-          <w:numId w:val="1074"/>
+          <w:numId w:val="1075"/>
         </w:numPr>
       </w:pPr>
       <w:r>
@@ -5996,7 +6006,7 @@
         <w:pStyle w:val="Compact"/>
         <w:numPr>
           <w:ilvl w:val="0"/>
-          <w:numId w:val="1075"/>
+          <w:numId w:val="1076"/>
         </w:numPr>
       </w:pPr>
       <w:r>
@@ -6024,7 +6034,7 @@
         <w:pStyle w:val="Compact"/>
         <w:numPr>
           <w:ilvl w:val="0"/>
-          <w:numId w:val="1075"/>
+          <w:numId w:val="1076"/>
         </w:numPr>
       </w:pPr>
       <w:r>
@@ -6093,7 +6103,7 @@
         <w:pStyle w:val="Compact"/>
         <w:numPr>
           <w:ilvl w:val="0"/>
-          <w:numId w:val="1075"/>
+          <w:numId w:val="1076"/>
         </w:numPr>
       </w:pPr>
       <w:r>
@@ -6164,7 +6174,7 @@
         <w:pStyle w:val="Compact"/>
         <w:numPr>
           <w:ilvl w:val="0"/>
-          <w:numId w:val="1075"/>
+          <w:numId w:val="1076"/>
         </w:numPr>
       </w:pPr>
       <w:r>
@@ -6205,7 +6215,7 @@
         <w:pStyle w:val="Compact"/>
         <w:numPr>
           <w:ilvl w:val="0"/>
-          <w:numId w:val="1075"/>
+          <w:numId w:val="1076"/>
         </w:numPr>
       </w:pPr>
       <w:r>
@@ -6239,7 +6249,7 @@
         <w:pStyle w:val="Compact"/>
         <w:numPr>
           <w:ilvl w:val="0"/>
-          <w:numId w:val="1075"/>
+          <w:numId w:val="1076"/>
         </w:numPr>
       </w:pPr>
       <w:r>
@@ -6332,7 +6342,7 @@
         <w:pStyle w:val="Compact"/>
         <w:numPr>
           <w:ilvl w:val="0"/>
-          <w:numId w:val="1075"/>
+          <w:numId w:val="1076"/>
         </w:numPr>
       </w:pPr>
       <w:r>
@@ -6354,7 +6364,7 @@
         <w:pStyle w:val="Compact"/>
         <w:numPr>
           <w:ilvl w:val="0"/>
-          <w:numId w:val="1075"/>
+          <w:numId w:val="1076"/>
         </w:numPr>
       </w:pPr>
       <w:r>
@@ -6437,88 +6447,88 @@
         <w:pStyle w:val="Compact"/>
         <w:numPr>
           <w:ilvl w:val="1"/>
+          <w:numId w:val="1077"/>
+        </w:numPr>
+      </w:pPr>
+      <w:r>
+        <w:rPr>
+          <w:b/>
+          <w:bCs/>
+        </w:rPr>
+        <w:t xml:space="preserve">Verified end to end</w:t>
+      </w:r>
+      <w:r>
+        <w:t xml:space="preserve"> </w:t>
+      </w:r>
+      <w:r>
+        <w:t xml:space="preserve">by calling 888-316-1695 from Scott’s mobile and letting it reach voicemail. The phone rang showing 888-316-1695, and the notification arrived as</w:t>
+      </w:r>
+      <w:r>
+        <w:t xml:space="preserve"> </w:t>
+      </w:r>
+      <w:r>
+        <w:rPr>
+          <w:rStyle w:val="VerbatimChar"/>
+        </w:rPr>
+        <w:t xml:space="preserve">Inbound call:</w:t>
+      </w:r>
+      <w:r>
+        <w:t xml:space="preserve"> </w:t>
+      </w:r>
+      <w:r>
+        <w:t xml:space="preserve">with the number populated,</w:t>
+      </w:r>
+      <w:r>
+        <w:t xml:space="preserve"> </w:t>
+      </w:r>
+      <w:r>
+        <w:rPr>
+          <w:b/>
+          <w:bCs/>
+        </w:rPr>
+        <w:t xml:space="preserve">confirming both the branch order and the caller-ID fix in a single test.</w:t>
+      </w:r>
+    </w:p>
+    <w:p>
+      <w:pPr>
+        <w:pStyle w:val="Compact"/>
+        <w:numPr>
+          <w:ilvl w:val="1"/>
+          <w:numId w:val="1077"/>
+        </w:numPr>
+      </w:pPr>
+      <w:r>
+        <w:rPr>
+          <w:b/>
+          <w:bCs/>
+        </w:rPr>
+        <w:t xml:space="preserve">The call channel was deliberately not filtered out</w:t>
+      </w:r>
+      <w:r>
+        <w:t xml:space="preserve">, which was the obvious fix and the wrong one. Those useless</w:t>
+      </w:r>
+      <w:r>
+        <w:t xml:space="preserve"> </w:t>
+      </w:r>
+      <w:r>
+        <w:rPr>
+          <w:rStyle w:val="VerbatimChar"/>
+        </w:rPr>
+        <w:t xml:space="preserve">undefined</w:t>
+      </w:r>
+      <w:r>
+        <w:t xml:space="preserve"> </w:t>
+      </w:r>
+      <w:r>
+        <w:t xml:space="preserve">notifications were the only thing that surfaced the silenced business line. Filtering would have restored the silence that had to be found by accident.</w:t>
+      </w:r>
+    </w:p>
+    <w:p>
+      <w:pPr>
+        <w:pStyle w:val="Compact"/>
+        <w:numPr>
+          <w:ilvl w:val="0"/>
           <w:numId w:val="1076"/>
-        </w:numPr>
-      </w:pPr>
-      <w:r>
-        <w:rPr>
-          <w:b/>
-          <w:bCs/>
-        </w:rPr>
-        <w:t xml:space="preserve">Verified end to end</w:t>
-      </w:r>
-      <w:r>
-        <w:t xml:space="preserve"> </w:t>
-      </w:r>
-      <w:r>
-        <w:t xml:space="preserve">by calling 888-316-1695 from Scott’s mobile and letting it reach voicemail. The phone rang showing 888-316-1695, and the notification arrived as</w:t>
-      </w:r>
-      <w:r>
-        <w:t xml:space="preserve"> </w:t>
-      </w:r>
-      <w:r>
-        <w:rPr>
-          <w:rStyle w:val="VerbatimChar"/>
-        </w:rPr>
-        <w:t xml:space="preserve">Inbound call:</w:t>
-      </w:r>
-      <w:r>
-        <w:t xml:space="preserve"> </w:t>
-      </w:r>
-      <w:r>
-        <w:t xml:space="preserve">with the number populated,</w:t>
-      </w:r>
-      <w:r>
-        <w:t xml:space="preserve"> </w:t>
-      </w:r>
-      <w:r>
-        <w:rPr>
-          <w:b/>
-          <w:bCs/>
-        </w:rPr>
-        <w:t xml:space="preserve">confirming both the branch order and the caller-ID fix in a single test.</w:t>
-      </w:r>
-    </w:p>
-    <w:p>
-      <w:pPr>
-        <w:pStyle w:val="Compact"/>
-        <w:numPr>
-          <w:ilvl w:val="1"/>
-          <w:numId w:val="1076"/>
-        </w:numPr>
-      </w:pPr>
-      <w:r>
-        <w:rPr>
-          <w:b/>
-          <w:bCs/>
-        </w:rPr>
-        <w:t xml:space="preserve">The call channel was deliberately not filtered out</w:t>
-      </w:r>
-      <w:r>
-        <w:t xml:space="preserve">, which was the obvious fix and the wrong one. Those useless</w:t>
-      </w:r>
-      <w:r>
-        <w:t xml:space="preserve"> </w:t>
-      </w:r>
-      <w:r>
-        <w:rPr>
-          <w:rStyle w:val="VerbatimChar"/>
-        </w:rPr>
-        <w:t xml:space="preserve">undefined</w:t>
-      </w:r>
-      <w:r>
-        <w:t xml:space="preserve"> </w:t>
-      </w:r>
-      <w:r>
-        <w:t xml:space="preserve">notifications were the only thing that surfaced the silenced business line. Filtering would have restored the silence that had to be found by accident.</w:t>
-      </w:r>
-    </w:p>
-    <w:p>
-      <w:pPr>
-        <w:pStyle w:val="Compact"/>
-        <w:numPr>
-          <w:ilvl w:val="0"/>
-          <w:numId w:val="1075"/>
         </w:numPr>
       </w:pPr>
       <w:r>
@@ -6605,7 +6615,7 @@
         <w:pStyle w:val="Compact"/>
         <w:numPr>
           <w:ilvl w:val="0"/>
-          <w:numId w:val="1077"/>
+          <w:numId w:val="1078"/>
         </w:numPr>
       </w:pPr>
       <w:r>
@@ -6633,7 +6643,7 @@
         <w:pStyle w:val="Compact"/>
         <w:numPr>
           <w:ilvl w:val="0"/>
-          <w:numId w:val="1077"/>
+          <w:numId w:val="1078"/>
         </w:numPr>
       </w:pPr>
       <w:r>
@@ -6677,7 +6687,7 @@
         <w:pStyle w:val="Compact"/>
         <w:numPr>
           <w:ilvl w:val="0"/>
-          <w:numId w:val="1077"/>
+          <w:numId w:val="1078"/>
         </w:numPr>
       </w:pPr>
       <w:r>
@@ -6715,7 +6725,7 @@
         <w:pStyle w:val="Compact"/>
         <w:numPr>
           <w:ilvl w:val="0"/>
-          <w:numId w:val="1077"/>
+          <w:numId w:val="1078"/>
         </w:numPr>
       </w:pPr>
       <w:r>
@@ -6737,7 +6747,7 @@
         <w:pStyle w:val="Compact"/>
         <w:numPr>
           <w:ilvl w:val="0"/>
-          <w:numId w:val="1077"/>
+          <w:numId w:val="1078"/>
         </w:numPr>
       </w:pPr>
       <w:r>
@@ -6786,7 +6796,7 @@
         <w:pStyle w:val="Compact"/>
         <w:numPr>
           <w:ilvl w:val="0"/>
-          <w:numId w:val="1077"/>
+          <w:numId w:val="1078"/>
         </w:numPr>
       </w:pPr>
       <w:r>
@@ -6808,7 +6818,7 @@
         <w:pStyle w:val="Compact"/>
         <w:numPr>
           <w:ilvl w:val="0"/>
-          <w:numId w:val="1077"/>
+          <w:numId w:val="1078"/>
         </w:numPr>
       </w:pPr>
       <w:r>
@@ -6849,7 +6859,7 @@
         <w:pStyle w:val="Compact"/>
         <w:numPr>
           <w:ilvl w:val="0"/>
-          <w:numId w:val="1078"/>
+          <w:numId w:val="1079"/>
         </w:numPr>
       </w:pPr>
       <w:r>
@@ -6871,7 +6881,7 @@
         <w:pStyle w:val="Compact"/>
         <w:numPr>
           <w:ilvl w:val="0"/>
-          <w:numId w:val="1079"/>
+          <w:numId w:val="1080"/>
         </w:numPr>
       </w:pPr>
       <w:r>
@@ -6893,7 +6903,7 @@
         <w:pStyle w:val="Compact"/>
         <w:numPr>
           <w:ilvl w:val="0"/>
-          <w:numId w:val="1080"/>
+          <w:numId w:val="1081"/>
         </w:numPr>
       </w:pPr>
       <w:r>
@@ -6924,7 +6934,7 @@
         <w:pStyle w:val="Compact"/>
         <w:numPr>
           <w:ilvl w:val="0"/>
-          <w:numId w:val="1081"/>
+          <w:numId w:val="1082"/>
         </w:numPr>
       </w:pPr>
       <w:r>
@@ -6946,7 +6956,7 @@
         <w:pStyle w:val="Compact"/>
         <w:numPr>
           <w:ilvl w:val="0"/>
-          <w:numId w:val="1082"/>
+          <w:numId w:val="1083"/>
         </w:numPr>
       </w:pPr>
       <w:r>
@@ -6968,7 +6978,7 @@
         <w:pStyle w:val="Compact"/>
         <w:numPr>
           <w:ilvl w:val="0"/>
-          <w:numId w:val="1083"/>
+          <w:numId w:val="1084"/>
         </w:numPr>
       </w:pPr>
       <w:r>
@@ -6990,7 +7000,7 @@
         <w:pStyle w:val="Compact"/>
         <w:numPr>
           <w:ilvl w:val="0"/>
-          <w:numId w:val="1084"/>
+          <w:numId w:val="1085"/>
         </w:numPr>
       </w:pPr>
       <w:r>
@@ -7073,7 +7083,7 @@
         <w:pStyle w:val="Compact"/>
         <w:numPr>
           <w:ilvl w:val="0"/>
-          <w:numId w:val="1085"/>
+          <w:numId w:val="1086"/>
         </w:numPr>
       </w:pPr>
       <w:r>
@@ -7095,7 +7105,7 @@
         <w:pStyle w:val="Compact"/>
         <w:numPr>
           <w:ilvl w:val="0"/>
-          <w:numId w:val="1086"/>
+          <w:numId w:val="1087"/>
         </w:numPr>
       </w:pPr>
       <w:r>
@@ -7133,7 +7143,7 @@
         <w:pStyle w:val="Compact"/>
         <w:numPr>
           <w:ilvl w:val="0"/>
-          <w:numId w:val="1087"/>
+          <w:numId w:val="1088"/>
         </w:numPr>
       </w:pPr>
       <w:r>
@@ -7155,7 +7165,7 @@
         <w:pStyle w:val="Compact"/>
         <w:numPr>
           <w:ilvl w:val="0"/>
-          <w:numId w:val="1088"/>
+          <w:numId w:val="1089"/>
         </w:numPr>
       </w:pPr>
       <w:r>
@@ -7177,7 +7187,7 @@
         <w:pStyle w:val="Compact"/>
         <w:numPr>
           <w:ilvl w:val="0"/>
-          <w:numId w:val="1089"/>
+          <w:numId w:val="1090"/>
         </w:numPr>
       </w:pPr>
       <w:r>
@@ -7278,7 +7288,7 @@
         <w:pStyle w:val="Compact"/>
         <w:numPr>
           <w:ilvl w:val="0"/>
-          <w:numId w:val="1090"/>
+          <w:numId w:val="1091"/>
         </w:numPr>
       </w:pPr>
       <w:r>
@@ -7300,7 +7310,7 @@
         <w:pStyle w:val="Compact"/>
         <w:numPr>
           <w:ilvl w:val="0"/>
-          <w:numId w:val="1091"/>
+          <w:numId w:val="1092"/>
         </w:numPr>
       </w:pPr>
       <w:r>
@@ -7332,7 +7342,7 @@
         <w:pStyle w:val="Compact"/>
         <w:numPr>
           <w:ilvl w:val="0"/>
-          <w:numId w:val="1092"/>
+          <w:numId w:val="1093"/>
         </w:numPr>
       </w:pPr>
       <w:r>
@@ -7406,7 +7416,7 @@
         <w:pStyle w:val="Compact"/>
         <w:numPr>
           <w:ilvl w:val="0"/>
-          <w:numId w:val="1093"/>
+          <w:numId w:val="1094"/>
         </w:numPr>
       </w:pPr>
       <w:r>
@@ -7469,7 +7479,7 @@
         <w:pStyle w:val="Compact"/>
         <w:numPr>
           <w:ilvl w:val="1"/>
-          <w:numId w:val="1094"/>
+          <w:numId w:val="1095"/>
         </w:numPr>
       </w:pPr>
       <w:r>
@@ -7491,7 +7501,7 @@
         <w:pStyle w:val="Compact"/>
         <w:numPr>
           <w:ilvl w:val="1"/>
-          <w:numId w:val="1094"/>
+          <w:numId w:val="1095"/>
         </w:numPr>
       </w:pPr>
       <w:r>
@@ -7534,7 +7544,7 @@
         <w:pStyle w:val="Compact"/>
         <w:numPr>
           <w:ilvl w:val="1"/>
-          <w:numId w:val="1094"/>
+          <w:numId w:val="1095"/>
         </w:numPr>
       </w:pPr>
       <w:r>
@@ -7571,7 +7581,7 @@
         <w:pStyle w:val="Compact"/>
         <w:numPr>
           <w:ilvl w:val="1"/>
-          <w:numId w:val="1094"/>
+          <w:numId w:val="1095"/>
         </w:numPr>
       </w:pPr>
       <w:r>
@@ -7602,7 +7612,7 @@
       <w:pPr>
         <w:numPr>
           <w:ilvl w:val="0"/>
-          <w:numId w:val="1095"/>
+          <w:numId w:val="1096"/>
         </w:numPr>
       </w:pPr>
       <w:r>
@@ -7772,7 +7782,7 @@
       <w:pPr>
         <w:numPr>
           <w:ilvl w:val="0"/>
-          <w:numId w:val="1096"/>
+          <w:numId w:val="1097"/>
         </w:numPr>
       </w:pPr>
       <w:r>
@@ -7805,7 +7815,7 @@
       <w:pPr>
         <w:numPr>
           <w:ilvl w:val="0"/>
-          <w:numId w:val="1097"/>
+          <w:numId w:val="1098"/>
         </w:numPr>
       </w:pPr>
       <w:r>
@@ -7826,7 +7836,7 @@
       <w:pPr>
         <w:numPr>
           <w:ilvl w:val="0"/>
-          <w:numId w:val="1098"/>
+          <w:numId w:val="1099"/>
         </w:numPr>
       </w:pPr>
       <w:r>
@@ -7902,7 +7912,7 @@
       <w:pPr>
         <w:numPr>
           <w:ilvl w:val="0"/>
-          <w:numId w:val="1099"/>
+          <w:numId w:val="1100"/>
         </w:numPr>
       </w:pPr>
       <w:r>
@@ -7954,7 +7964,7 @@
       <w:pPr>
         <w:numPr>
           <w:ilvl w:val="0"/>
-          <w:numId w:val="1100"/>
+          <w:numId w:val="1101"/>
         </w:numPr>
       </w:pPr>
       <w:r>
@@ -7987,7 +7997,7 @@
       <w:pPr>
         <w:numPr>
           <w:ilvl w:val="0"/>
-          <w:numId w:val="1101"/>
+          <w:numId w:val="1102"/>
         </w:numPr>
       </w:pPr>
       <w:r>
@@ -8020,7 +8030,7 @@
       <w:pPr>
         <w:numPr>
           <w:ilvl w:val="0"/>
-          <w:numId w:val="1102"/>
+          <w:numId w:val="1103"/>
         </w:numPr>
       </w:pPr>
       <w:r>
@@ -8068,7 +8078,7 @@
       <w:pPr>
         <w:numPr>
           <w:ilvl w:val="0"/>
-          <w:numId w:val="1103"/>
+          <w:numId w:val="1104"/>
         </w:numPr>
       </w:pPr>
       <w:r>
@@ -8100,7 +8110,7 @@
         <w:pStyle w:val="Compact"/>
         <w:numPr>
           <w:ilvl w:val="0"/>
-          <w:numId w:val="1104"/>
+          <w:numId w:val="1105"/>
         </w:numPr>
       </w:pPr>
       <w:r>
@@ -8134,7 +8144,7 @@
         <w:pStyle w:val="Compact"/>
         <w:numPr>
           <w:ilvl w:val="0"/>
-          <w:numId w:val="1105"/>
+          <w:numId w:val="1106"/>
         </w:numPr>
       </w:pPr>
       <w:r>
@@ -8856,10 +8866,10 @@
     <w:abstractNumId w:val="993"/>
   </w:num>
   <w:num w:numId="1057">
-    <w:abstractNumId w:val="992"/>
+    <w:abstractNumId w:val="993"/>
   </w:num>
   <w:num w:numId="1058">
-    <w:abstractNumId w:val="993"/>
+    <w:abstractNumId w:val="991"/>
   </w:num>
   <w:num w:numId="1059">
     <w:abstractNumId w:val="993"/>
@@ -8868,10 +8878,10 @@
     <w:abstractNumId w:val="993"/>
   </w:num>
   <w:num w:numId="1061">
+    <w:abstractNumId w:val="993"/>
+  </w:num>
+  <w:num w:numId="1062">
     <w:abstractNumId w:val="991"/>
-  </w:num>
-  <w:num w:numId="1062">
-    <w:abstractNumId w:val="992"/>
   </w:num>
   <w:num w:numId="1063">
     <w:abstractNumId w:val="992"/>
@@ -8886,7 +8896,7 @@
     <w:abstractNumId w:val="992"/>
   </w:num>
   <w:num w:numId="1067">
-    <w:abstractNumId w:val="993"/>
+    <w:abstractNumId w:val="992"/>
   </w:num>
   <w:num w:numId="1068">
     <w:abstractNumId w:val="993"/>
@@ -8901,13 +8911,13 @@
     <w:abstractNumId w:val="993"/>
   </w:num>
   <w:num w:numId="1072">
+    <w:abstractNumId w:val="993"/>
+  </w:num>
+  <w:num w:numId="1073">
     <w:abstractNumId w:val="992"/>
   </w:num>
-  <w:num w:numId="1073">
+  <w:num w:numId="1074">
     <w:abstractNumId w:val="993"/>
-  </w:num>
-  <w:num w:numId="1074">
-    <w:abstractNumId w:val="991"/>
   </w:num>
   <w:num w:numId="1075">
     <w:abstractNumId w:val="991"/>
@@ -8919,7 +8929,7 @@
     <w:abstractNumId w:val="991"/>
   </w:num>
   <w:num w:numId="1078">
-    <w:abstractNumId w:val="992"/>
+    <w:abstractNumId w:val="991"/>
   </w:num>
   <w:num w:numId="1079">
     <w:abstractNumId w:val="992"/>
@@ -8934,10 +8944,10 @@
     <w:abstractNumId w:val="992"/>
   </w:num>
   <w:num w:numId="1083">
+    <w:abstractNumId w:val="992"/>
+  </w:num>
+  <w:num w:numId="1084">
     <w:abstractNumId w:val="993"/>
-  </w:num>
-  <w:num w:numId="1084">
-    <w:abstractNumId w:val="992"/>
   </w:num>
   <w:num w:numId="1085">
     <w:abstractNumId w:val="992"/>
@@ -8961,25 +8971,25 @@
     <w:abstractNumId w:val="992"/>
   </w:num>
   <w:num w:numId="1092">
-    <w:abstractNumId w:val="993"/>
+    <w:abstractNumId w:val="992"/>
   </w:num>
   <w:num w:numId="1093">
     <w:abstractNumId w:val="993"/>
   </w:num>
   <w:num w:numId="1094">
+    <w:abstractNumId w:val="993"/>
+  </w:num>
+  <w:num w:numId="1095">
     <w:abstractNumId w:val="991"/>
-  </w:num>
-  <w:num w:numId="1095">
-    <w:abstractNumId w:val="993"/>
   </w:num>
   <w:num w:numId="1096">
     <w:abstractNumId w:val="993"/>
   </w:num>
   <w:num w:numId="1097">
+    <w:abstractNumId w:val="993"/>
+  </w:num>
+  <w:num w:numId="1098">
     <w:abstractNumId w:val="992"/>
-  </w:num>
-  <w:num w:numId="1098">
-    <w:abstractNumId w:val="993"/>
   </w:num>
   <w:num w:numId="1099">
     <w:abstractNumId w:val="993"/>
@@ -8997,9 +9007,12 @@
     <w:abstractNumId w:val="993"/>
   </w:num>
   <w:num w:numId="1104">
+    <w:abstractNumId w:val="993"/>
+  </w:num>
+  <w:num w:numId="1105">
     <w:abstractNumId w:val="992"/>
   </w:num>
-  <w:num w:numId="1105">
+  <w:num w:numId="1106">
     <w:abstractNumId w:val="992"/>
   </w:num>
 </w:numbering>

--- a/Enyrgy_Master_TODO.docx
+++ b/Enyrgy_Master_TODO.docx
@@ -4735,29 +4735,26 @@
           <w:b/>
           <w:bCs/>
         </w:rPr>
-        <w:t xml:space="preserve">Commercial-side determination: ANSWERED by Truemed, August 2026. NOT eligible.</w:t>
-      </w:r>
-      <w:r>
-        <w:t xml:space="preserve"> </w:t>
-      </w:r>
-      <w:r>
-        <w:t xml:space="preserve">The facility and commercial path does not qualify at all. A member may not apply HSA/FSA to a membership or session fees,</w:t>
-      </w:r>
-      <w:r>
-        <w:t xml:space="preserve"> </w:t>
-      </w:r>
-      <w:r>
-        <w:rPr>
-          <w:b/>
-          <w:bCs/>
-        </w:rPr>
-        <w:t xml:space="preserve">and a unit bought through a facility does not qualify either.</w:t>
-      </w:r>
-      <w:r>
-        <w:t xml:space="preserve"> </w:t>
-      </w:r>
-      <w:r>
-        <w:t xml:space="preserve">Eligibility is the direct consumer purchase of the Consumer Unit only. Recorded in KB §3, which now instructs agents to answer plainly rather than escalate.</w:t>
+        <w:t xml:space="preserve">Commercial-side determination: ANSWERED by Truemed, August 2026.</w:t>
+      </w:r>
+      <w:r>
+        <w:t xml:space="preserve"> </w:t>
+      </w:r>
+      <w:r>
+        <w:t xml:space="preserve">The rule turns on</w:t>
+      </w:r>
+      <w:r>
+        <w:t xml:space="preserve"> </w:t>
+      </w:r>
+      <w:r>
+        <w:rPr>
+          <w:b/>
+          <w:bCs/>
+        </w:rPr>
+        <w:t xml:space="preserve">who the buyer of record is</w:t>
+      </w:r>
+      <w:r>
+        <w:t xml:space="preserve">, not on whether a facility was involved.</w:t>
       </w:r>
     </w:p>
     <w:p>
@@ -4773,25 +4770,13 @@
           <w:b/>
           <w:bCs/>
         </w:rPr>
-        <w:t xml:space="preserve">Consequence: the commercial channel angle is dead.</w:t>
-      </w:r>
-      <w:r>
-        <w:t xml:space="preserve"> </w:t>
-      </w:r>
-      <w:r>
-        <w:t xml:space="preserve">The draft WF-07 copy exploring</w:t>
-      </w:r>
-      <w:r>
-        <w:t xml:space="preserve"> </w:t>
-      </w:r>
-      <w:r>
-        <w:t xml:space="preserve">“your members can buy a home unit through you with HSA/FSA”</w:t>
-      </w:r>
-      <w:r>
-        <w:t xml:space="preserve"> </w:t>
-      </w:r>
-      <w:r>
-        <w:t xml:space="preserve">was never applied, and must not be. Do not revive it, and do not offer operators a routing workaround. The open question about operator margin on a resold Consumer Unit is now moot for HSA/FSA purposes, though it may still matter commercially.</w:t>
+        <w:t xml:space="preserve">Not eligible:</w:t>
+      </w:r>
+      <w:r>
+        <w:t xml:space="preserve"> </w:t>
+      </w:r>
+      <w:r>
+        <w:t xml:space="preserve">a facility buying units for its business, and any membership or session fees including Enyrgy access. Business expense, or a membership. This is what Truemed ruled out.</w:t>
       </w:r>
     </w:p>
     <w:p>
@@ -4803,7 +4788,78 @@
         </w:numPr>
       </w:pPr>
       <w:r>
-        <w:t xml:space="preserve">Relevant to the Beyond Wellness conversation with Gino: the honest answer to the HSA question there is no.</w:t>
+        <w:rPr>
+          <w:b/>
+          <w:bCs/>
+        </w:rPr>
+        <w:t xml:space="preserve">Eligible:</w:t>
+      </w:r>
+      <w:r>
+        <w:t xml:space="preserve"> </w:t>
+      </w:r>
+      <w:r>
+        <w:t xml:space="preserve">an individual buying their own Consumer Unit at</w:t>
+      </w:r>
+      <w:r>
+        <w:t xml:space="preserve"> </w:t>
+      </w:r>
+      <w:r>
+        <w:rPr>
+          <w:rStyle w:val="VerbatimChar"/>
+        </w:rPr>
+        <w:t xml:space="preserve">shop.enyrgy.com</w:t>
+      </w:r>
+      <w:r>
+        <w:t xml:space="preserve"> </w:t>
+      </w:r>
+      <w:r>
+        <w:t xml:space="preserve">through the facility’s unique referral link. The consumer is the purchaser and pays with HSA/FSA; the facility is credited the commission as referrer, not reseller. Recorded in KB §3.</w:t>
+      </w:r>
+    </w:p>
+    <w:p>
+      <w:pPr>
+        <w:pStyle w:val="Compact"/>
+        <w:numPr>
+          <w:ilvl w:val="1"/>
+          <w:numId w:val="1058"/>
+        </w:numPr>
+      </w:pPr>
+      <w:r>
+        <w:rPr>
+          <w:b/>
+          <w:bCs/>
+        </w:rPr>
+        <w:t xml:space="preserve">The channel angle is alive, but the wording matters.</w:t>
+      </w:r>
+      <w:r>
+        <w:t xml:space="preserve"> </w:t>
+      </w:r>
+      <w:r>
+        <w:t xml:space="preserve">Copy must not say a member can buy</w:t>
+      </w:r>
+      <w:r>
+        <w:t xml:space="preserve"> </w:t>
+      </w:r>
+      <w:r>
+        <w:t xml:space="preserve">“through”</w:t>
+      </w:r>
+      <w:r>
+        <w:t xml:space="preserve"> </w:t>
+      </w:r>
+      <w:r>
+        <w:t xml:space="preserve">a facility, which implies the facility sells the unit and is the case Truemed excluded. The accurate framing is: refer your members to your own link, they purchase directly and may use HSA/FSA, and you earn the commission. Draft WF-07 Touch 7 copy exists in the Aug 14 session and needs rewriting on that basis before it ships.</w:t>
+      </w:r>
+    </w:p>
+    <w:p>
+      <w:pPr>
+        <w:pStyle w:val="Compact"/>
+        <w:numPr>
+          <w:ilvl w:val="1"/>
+          <w:numId w:val="1058"/>
+        </w:numPr>
+      </w:pPr>
+      <w:r>
+        <w:t xml:space="preserve">Also settles Gino / Beyond Wellness: the answer to the HSA question is yes for his members buying their own units through his link, and no for anything Beyond Wellness buys itself.</w:t>
       </w:r>
     </w:p>
     <w:p>

--- a/Enyrgy_Master_TODO.docx
+++ b/Enyrgy_Master_TODO.docx
@@ -4355,13 +4355,13 @@
       </w:r>
     </w:p>
     <w:bookmarkEnd w:id="12"/>
-    <w:bookmarkStart w:id="13" w:name="X3e7be5f3806d5cf11da58ecc983a07d0af277ac"/>
+    <w:bookmarkStart w:id="13" w:name="Xd016e191396204a5681c996c872ec5a3a4acd6e"/>
     <w:p>
       <w:pPr>
         <w:pStyle w:val="Heading2"/>
       </w:pPr>
       <w:r>
-        <w:t xml:space="preserve">4b. Truemed HSA/FSA eligibility (started August 1, 2026 — APPROVED August 2026)</w:t>
+        <w:t xml:space="preserve">4b. Truemed HSA/FSA eligibility (started August 1, 2026. APPROVED August 2026)</w:t>
       </w:r>
     </w:p>
     <w:p>
@@ -4379,7 +4379,7 @@
         <w:t xml:space="preserve"> </w:t>
       </w:r>
       <w:r>
-        <w:t xml:space="preserve">The Enyrgy Vitamin D Primal Light Platform is HSA/FSA eligible through Truemed. Truemed issues a Letter of Medical Necessity through their own practitioner network; Enyrgy makes no medical claims and that boundary still holds — the LOMN mechanism is never described in Enyrgy copy.</w:t>
+        <w:t xml:space="preserve">The Enyrgy Vitamin D Primal Light Platform is HSA/FSA eligible through Truemed. Truemed issues a Letter of Medical Necessity through their own practitioner network; Enyrgy makes no medical claims and that boundary still holds. The LOMN mechanism is never described in Enyrgy copy.</w:t>
       </w:r>
     </w:p>
     <w:p>
@@ -4418,7 +4418,7 @@
         <w:t xml:space="preserve"> </w:t>
       </w:r>
       <w:r>
-        <w:t xml:space="preserve">No copy may imply cart-wide eligibility. The commercial unit remains out of scope — a facility purchase is a business expense, not a personal medical one.</w:t>
+        <w:t xml:space="preserve">No copy may imply cart-wide eligibility. The commercial unit remains out of scope. A facility purchase is a business expense, not a personal medical one.</w:t>
       </w:r>
     </w:p>
     <w:p>
@@ -4540,7 +4540,7 @@
         <w:t xml:space="preserve"> </w:t>
       </w:r>
       <w:r>
-        <w:t xml:space="preserve">Touch 2, cost paragraph — highest-intent moment, cost is the named objection</w:t>
+        <w:t xml:space="preserve">Touch 2, cost paragraph. Highest-intent moment, cost is the named objection</w:t>
       </w:r>
     </w:p>
     <w:p>
@@ -4567,7 +4567,7 @@
         <w:t xml:space="preserve">“What $2,995 works out to per session”</w:t>
       </w:r>
       <w:r>
-        <w:t xml:space="preserve">) — appended to the financing clause</w:t>
+        <w:t xml:space="preserve">). Appended to the financing clause</w:t>
       </w:r>
     </w:p>
     <w:p>
@@ -4594,7 +4594,7 @@
         <w:t xml:space="preserve">“Is $2,995 a lot for light?”</w:t>
       </w:r>
       <w:r>
-        <w:t xml:space="preserve">) — own short paragraph after the household-of-six line</w:t>
+        <w:t xml:space="preserve">). Own short paragraph after the household-of-six line</w:t>
       </w:r>
     </w:p>
     <w:p>
@@ -5693,7 +5693,7 @@
         <w:t xml:space="preserve"> </w:t>
       </w:r>
       <w:r>
-        <w:t xml:space="preserve">from an address GHL did not recognise created a contact. WF-01 New Lead Router then routed it, and its last branch is</w:t>
+        <w:t xml:space="preserve">from an address GHL did not recognize created a contact. WF-01 New Lead Router then routed it, and its last branch is</w:t>
       </w:r>
       <w:r>
         <w:t xml:space="preserve"> </w:t>

--- a/Enyrgy_Master_TODO.docx
+++ b/Enyrgy_Master_TODO.docx
@@ -2,7 +2,7 @@
 <file path=word/document.xml><?xml version="1.0" encoding="utf-8"?>
 <w:document xmlns:w="http://schemas.openxmlformats.org/wordprocessingml/2006/main" xmlns:m="http://schemas.openxmlformats.org/officeDocument/2006/math" xmlns:r="http://schemas.openxmlformats.org/officeDocument/2006/relationships" xmlns:o="urn:schemas-microsoft-com:office:office" xmlns:v="urn:schemas-microsoft-com:vml" xmlns:w10="urn:schemas-microsoft-com:office:word" xmlns:a="http://schemas.openxmlformats.org/drawingml/2006/main" xmlns:pic="http://schemas.openxmlformats.org/drawingml/2006/picture" xmlns:wp="http://schemas.openxmlformats.org/drawingml/2006/wordprocessingDrawing">
   <w:body>
-    <w:bookmarkStart w:id="24" w:name="enyrgy-master-todo"/>
+    <w:bookmarkStart w:id="35" w:name="enyrgy-master-todo"/>
     <w:p>
       <w:pPr>
         <w:pStyle w:val="Heading1"/>
@@ -120,7 +120,7 @@
         </w:pict>
       </w:r>
     </w:p>
-    <w:bookmarkStart w:id="9" w:name="finish-the-paperclip-go-live-active"/>
+    <w:bookmarkStart w:id="19" w:name="finish-the-paperclip-go-live-active"/>
     <w:p>
       <w:pPr>
         <w:pStyle w:val="Heading2"/>
@@ -311,8 +311,8 @@
         <w:t xml:space="preserve">Keep Anthropic credit buffered and Paperclip budgets with headroom. Credit starvation multiplies cost (dying runs re-wake and replay growing threads) and causes confabulation. This is a standing operating rule, not a one-time fix.</w:t>
       </w:r>
     </w:p>
-    <w:bookmarkEnd w:id="9"/>
-    <w:bookmarkStart w:id="10" w:name="platform-fork-fixes"/>
+    <w:bookmarkEnd w:id="19"/>
+    <w:bookmarkStart w:id="20" w:name="platform-fork-fixes"/>
     <w:p>
       <w:pPr>
         <w:pStyle w:val="Heading2"/>
@@ -502,8 +502,8 @@
         <w:t xml:space="preserve">QC agent instruction tightened: must cite contact IDs + observed tags, never infer status from stage (repo + live agent updated).</w:t>
       </w:r>
     </w:p>
-    <w:bookmarkEnd w:id="10"/>
-    <w:bookmarkStart w:id="11" w:name="external-verifications-wf-07-completion"/>
+    <w:bookmarkEnd w:id="20"/>
+    <w:bookmarkStart w:id="21" w:name="external-verifications-wf-07-completion"/>
     <w:p>
       <w:pPr>
         <w:pStyle w:val="Heading2"/>
@@ -3702,8 +3702,8 @@
         <w:t xml:space="preserve">as the system-email sender). AWAITING HighLevel resolution. Optional self-check meanwhile: My Profile for a default/primary-agency setting.</w:t>
       </w:r>
     </w:p>
-    <w:bookmarkEnd w:id="11"/>
-    <w:bookmarkStart w:id="12" w:name="investor-readiness"/>
+    <w:bookmarkEnd w:id="21"/>
+    <w:bookmarkStart w:id="22" w:name="investor-readiness"/>
     <w:p>
       <w:pPr>
         <w:pStyle w:val="Heading2"/>
@@ -4354,8 +4354,8 @@
         <w:t xml:space="preserve">not the raw address, select all 57, send once.</w:t>
       </w:r>
     </w:p>
-    <w:bookmarkEnd w:id="12"/>
-    <w:bookmarkStart w:id="13" w:name="Xd016e191396204a5681c996c872ec5a3a4acd6e"/>
+    <w:bookmarkEnd w:id="22"/>
+    <w:bookmarkStart w:id="23" w:name="Xd016e191396204a5681c996c872ec5a3a4acd6e"/>
     <w:p>
       <w:pPr>
         <w:pStyle w:val="Heading2"/>
@@ -4880,8 +4880,8 @@
         <w:t xml:space="preserve">the commercial unit is sold off-Shopify so it is absent from the catalog upload. That is correct, not a gap. HSA/FSA is a personal medical expense; a facility buying a unit is a business purchase.</w:t>
       </w:r>
     </w:p>
-    <w:bookmarkEnd w:id="13"/>
-    <w:bookmarkStart w:id="14" w:name="Xae772b08f0bfcd5c32ae5bd69e3a9a6a55fb107"/>
+    <w:bookmarkEnd w:id="23"/>
+    <w:bookmarkStart w:id="24" w:name="Xae772b08f0bfcd5c32ae5bd69e3a9a6a55fb107"/>
     <w:p>
       <w:pPr>
         <w:pStyle w:val="Heading2"/>
@@ -5394,8 +5394,8 @@
         <w:t xml:space="preserve">tagging and session-based segmentation, so do NOT build those in GHL. Map the payload to contact fields and stop. GHL keeps two things permanently: CRM context on the contact record, and deep-lapse reactivation, because the app can only reach users who still open the app.</w:t>
       </w:r>
     </w:p>
-    <w:bookmarkEnd w:id="14"/>
-    <w:bookmarkStart w:id="15" w:name="Xe837bf8dbdf53b86ca87a9b99e4925adf0bf51c"/>
+    <w:bookmarkEnd w:id="24"/>
+    <w:bookmarkStart w:id="25" w:name="Xe837bf8dbdf53b86ca87a9b99e4925adf0bf51c"/>
     <w:p>
       <w:pPr>
         <w:pStyle w:val="Heading2"/>
@@ -5643,8 +5643,8 @@
         <w:t xml:space="preserve">Stop-on-Response depends on GHL seeing replies. Route them around it and anyone who replies keeps receiving drip emails.</w:t>
       </w:r>
     </w:p>
-    <w:bookmarkEnd w:id="15"/>
-    <w:bookmarkStart w:id="16" w:name="X20ecf8d0101cbeb380a3050bea348bce05794c5"/>
+    <w:bookmarkEnd w:id="25"/>
+    <w:bookmarkStart w:id="26" w:name="X20ecf8d0101cbeb380a3050bea348bce05794c5"/>
     <w:p>
       <w:pPr>
         <w:pStyle w:val="Heading2"/>
@@ -6002,8 +6002,8 @@
         <w:t xml:space="preserve">does NOT stop WF-01. It is read at the Bypass Check inside each of the five drips, not by the router. This caused confusion once already.</w:t>
       </w:r>
     </w:p>
-    <w:bookmarkEnd w:id="16"/>
-    <w:bookmarkStart w:id="17" w:name="X1aa70fc604e4262466312d97bc102dc168c2a06"/>
+    <w:bookmarkEnd w:id="26"/>
+    <w:bookmarkStart w:id="27" w:name="X1aa70fc604e4262466312d97bc102dc168c2a06"/>
     <w:p>
       <w:pPr>
         <w:pStyle w:val="Heading2"/>
@@ -6629,8 +6629,8 @@
         <w:t xml:space="preserve">, which is the Aug 4 domain guard working. It does not re-trigger WF-35, since Customer Replied fires on inbound messages only. Deleting it is optional; it returns on the next notification.</w:t>
       </w:r>
     </w:p>
-    <w:bookmarkEnd w:id="17"/>
-    <w:bookmarkStart w:id="18" w:name="X300f893d696a377e1662141194944a62e141ca4"/>
+    <w:bookmarkEnd w:id="27"/>
+    <w:bookmarkStart w:id="28" w:name="X300f893d696a377e1662141194944a62e141ca4"/>
     <w:p>
       <w:pPr>
         <w:pStyle w:val="Heading2"/>
@@ -6900,14 +6900,14 @@
         <w:t xml:space="preserve">, is a well-tested formulation and is the exact shape of Enyrgy’s nitric-oxide and cardiovascular framing. Adopting that construction is defensive good practice whether or not the guidance formally governs Enyrgy.</w:t>
       </w:r>
     </w:p>
-    <w:bookmarkEnd w:id="18"/>
-    <w:bookmarkStart w:id="19" w:name="X787c6ae49ec488fed45086d4c0a203c1e5c3e7f"/>
+    <w:bookmarkEnd w:id="28"/>
+    <w:bookmarkStart w:id="29" w:name="X55de05fafbaa4d531bd299457c6720173b6afce"/>
     <w:p>
       <w:pPr>
         <w:pStyle w:val="Heading2"/>
       </w:pPr>
       <w:r>
-        <w:t xml:space="preserve">5. Strategic architecture decisions (mostly ratify, not build)</w:t>
+        <w:t xml:space="preserve">4g. Dealer program: two open items from the AVETTA onboarding (August 30, 2026)</w:t>
       </w:r>
     </w:p>
     <w:p>
@@ -6923,13 +6923,97 @@
           <w:b/>
           <w:bCs/>
         </w:rPr>
-        <w:t xml:space="preserve">Shopify to GHL purchase sync:</w:t>
-      </w:r>
-      <w:r>
-        <w:t xml:space="preserve"> </w:t>
-      </w:r>
-      <w:r>
-        <w:t xml:space="preserve">the EA flags this as the top gap, but it predates the Session 11 native integration + WF-27/28/29, which largely built it. Reconcile the EA and ratify rather than rebuild.</w:t>
+        <w:t xml:space="preserve">BLOCKING for dealer #2: the per-dealer form does not isolate the</w:t>
+      </w:r>
+      <w:r>
+        <w:rPr>
+          <w:b/>
+          <w:bCs/>
+        </w:rPr>
+        <w:t xml:space="preserve"> </w:t>
+      </w:r>
+      <w:r>
+        <w:rPr>
+          <w:rStyle w:val="VerbatimChar"/>
+          <w:b/>
+          <w:bCs/>
+        </w:rPr>
+        <w:t xml:space="preserve">Dealer Name</w:t>
+      </w:r>
+      <w:r>
+        <w:rPr>
+          <w:b/>
+          <w:bCs/>
+        </w:rPr>
+        <w:t xml:space="preserve"> </w:t>
+      </w:r>
+      <w:r>
+        <w:rPr>
+          <w:b/>
+          <w:bCs/>
+        </w:rPr>
+        <w:t xml:space="preserve">dropdown.</w:t>
+      </w:r>
+      <w:r>
+        <w:t xml:space="preserve"> </w:t>
+      </w:r>
+      <w:r>
+        <w:t xml:space="preserve">Options live on the shared</w:t>
+      </w:r>
+      <w:r>
+        <w:t xml:space="preserve"> </w:t>
+      </w:r>
+      <w:r>
+        <w:rPr>
+          <w:rStyle w:val="VerbatimChar"/>
+        </w:rPr>
+        <w:t xml:space="preserve">opportunity.dealer_name</w:t>
+      </w:r>
+      <w:r>
+        <w:t xml:space="preserve"> </w:t>
+      </w:r>
+      <w:r>
+        <w:t xml:space="preserve">custom field, so every form shows the same list. Duplicating the form gives each dealer their own URL and not their own dropdown, which was the whole point. Proven during the AVETTA onboarding: setting the option on their form copy alone propagated to the shared field, and the master simultaneously lost</w:t>
+      </w:r>
+      <w:r>
+        <w:t xml:space="preserve"> </w:t>
+      </w:r>
+      <w:r>
+        <w:rPr>
+          <w:rStyle w:val="VerbatimChar"/>
+        </w:rPr>
+        <w:t xml:space="preserve">Unassigned</w:t>
+      </w:r>
+      <w:r>
+        <w:t xml:space="preserve">.</w:t>
+      </w:r>
+      <w:r>
+        <w:t xml:space="preserve"> </w:t>
+      </w:r>
+      <w:r>
+        <w:rPr>
+          <w:b/>
+          <w:bCs/>
+        </w:rPr>
+        <w:t xml:space="preserve">One dealer is safe. A second exposes both.</w:t>
+      </w:r>
+      <w:r>
+        <w:t xml:space="preserve"> </w:t>
+      </w:r>
+      <w:r>
+        <w:t xml:space="preserve">Likely fix is to take the field off the form and capture attribution from a URL parameter, but confirm what the GHL form builder supports before committing. Full detail in</w:t>
+      </w:r>
+      <w:r>
+        <w:t xml:space="preserve"> </w:t>
+      </w:r>
+      <w:r>
+        <w:rPr>
+          <w:rStyle w:val="VerbatimChar"/>
+        </w:rPr>
+        <w:t xml:space="preserve">campaigns/dealer-onboarding.md</w:t>
+      </w:r>
+      <w:r>
+        <w:t xml:space="preserve">.</w:t>
       </w:r>
     </w:p>
     <w:p>
@@ -6945,13 +7029,50 @@
           <w:b/>
           <w:bCs/>
         </w:rPr>
-        <w:t xml:space="preserve">System-of-record ownership map:</w:t>
-      </w:r>
-      <w:r>
-        <w:t xml:space="preserve"> </w:t>
-      </w:r>
-      <w:r>
-        <w:t xml:space="preserve">ratify the documented SoR (decision/doc task).</w:t>
+        <w:t xml:space="preserve">Automate</w:t>
+      </w:r>
+      <w:r>
+        <w:rPr>
+          <w:b/>
+          <w:bCs/>
+        </w:rPr>
+        <w:t xml:space="preserve"> </w:t>
+      </w:r>
+      <w:r>
+        <w:rPr>
+          <w:rStyle w:val="VerbatimChar"/>
+          <w:b/>
+          <w:bCs/>
+        </w:rPr>
+        <w:t xml:space="preserve">Exclusivity Expires</w:t>
+      </w:r>
+      <w:r>
+        <w:rPr>
+          <w:b/>
+          <w:bCs/>
+        </w:rPr>
+        <w:t xml:space="preserve">.</w:t>
+      </w:r>
+      <w:r>
+        <w:t xml:space="preserve"> </w:t>
+      </w:r>
+      <w:r>
+        <w:t xml:space="preserve">Nothing set it, so no dealer would ever have been confirmed by WF-41. Now set by hand at Conflict Check, which works and is enforced by WF-41’s empty check. GHL offers a current date under</w:t>
+      </w:r>
+      <w:r>
+        <w:t xml:space="preserve"> </w:t>
+      </w:r>
+      <w:r>
+        <w:rPr>
+          <w:rStyle w:val="VerbatimChar"/>
+        </w:rPr>
+        <w:t xml:space="preserve">Right now</w:t>
+      </w:r>
+      <w:r>
+        <w:t xml:space="preserve"> </w:t>
+      </w:r>
+      <w:r>
+        <w:t xml:space="preserve">and no offset, so the permanent fix is a Railway round trip using the abandoned-checkout service that already exists. Not urgent at one dealer.</w:t>
       </w:r>
     </w:p>
     <w:p>
@@ -6967,22 +7088,28 @@
           <w:b/>
           <w:bCs/>
         </w:rPr>
-        <w:t xml:space="preserve">Device App to GHL usage-data flow:</w:t>
-      </w:r>
-      <w:r>
-        <w:t xml:space="preserve"> </w:t>
-      </w:r>
-      <w:r>
-        <w:t xml:space="preserve">deferred</w:t>
-      </w:r>
-      <w:r>
-        <w:t xml:space="preserve"> </w:t>
-      </w:r>
-      <w:r>
-        <w:t xml:space="preserve">“Phase 2-plus”</w:t>
-      </w:r>
-      <w:r>
-        <w:t xml:space="preserve">; decide whether/how usage data flows, with privacy treatment.</w:t>
+        <w:t xml:space="preserve">WF-40 hardened (Aug 30).</w:t>
+      </w:r>
+      <w:r>
+        <w:t xml:space="preserve"> </w:t>
+      </w:r>
+      <w:r>
+        <w:t xml:space="preserve">One minute wait before the opportunity lookup, and an internal notification on the</w:t>
+      </w:r>
+      <w:r>
+        <w:t xml:space="preserve"> </w:t>
+      </w:r>
+      <w:r>
+        <w:rPr>
+          <w:rStyle w:val="VerbatimChar"/>
+        </w:rPr>
+        <w:t xml:space="preserve">Opportunity Not Found</w:t>
+      </w:r>
+      <w:r>
+        <w:t xml:space="preserve"> </w:t>
+      </w:r>
+      <w:r>
+        <w:t xml:space="preserve">branch which previously ended in silence.</w:t>
       </w:r>
     </w:p>
     <w:p>
@@ -6998,13 +7125,20 @@
           <w:b/>
           <w:bCs/>
         </w:rPr>
-        <w:t xml:space="preserve">OEM / Lumanova data boundary:</w:t>
-      </w:r>
-      <w:r>
-        <w:t xml:space="preserve"> </w:t>
-      </w:r>
-      <w:r>
-        <w:t xml:space="preserve">formalize an auditable path as the partner program grows.</w:t>
+        <w:t xml:space="preserve">AVETTA Global LLC: steps 6 and 7 outstanding</w:t>
+      </w:r>
+      <w:r>
+        <w:t xml:space="preserve">, waiting on their W-9. Send the Integrate link, then run the test submission including the WF-41 confirmation path with Scott’s own address in the dealer email field.</w:t>
+      </w:r>
+    </w:p>
+    <w:bookmarkEnd w:id="29"/>
+    <w:bookmarkStart w:id="30" w:name="X787c6ae49ec488fed45086d4c0a203c1e5c3e7f"/>
+    <w:p>
+      <w:pPr>
+        <w:pStyle w:val="Heading2"/>
+      </w:pPr>
+      <w:r>
+        <w:t xml:space="preserve">5. Strategic architecture decisions (mostly ratify, not build)</w:t>
       </w:r>
     </w:p>
     <w:p>
@@ -7020,13 +7154,13 @@
           <w:b/>
           <w:bCs/>
         </w:rPr>
-        <w:t xml:space="preserve">Metric governance owner:</w:t>
-      </w:r>
-      <w:r>
-        <w:t xml:space="preserve"> </w:t>
-      </w:r>
-      <w:r>
-        <w:t xml:space="preserve">figures reconciled; assign a single owner.</w:t>
+        <w:t xml:space="preserve">Shopify to GHL purchase sync:</w:t>
+      </w:r>
+      <w:r>
+        <w:t xml:space="preserve"> </w:t>
+      </w:r>
+      <w:r>
+        <w:t xml:space="preserve">the EA flags this as the top gap, but it predates the Session 11 native integration + WF-27/28/29, which largely built it. Reconcile the EA and ratify rather than rebuild.</w:t>
       </w:r>
     </w:p>
     <w:p>
@@ -7042,13 +7176,13 @@
           <w:b/>
           <w:bCs/>
         </w:rPr>
-        <w:t xml:space="preserve">Facility address exception:</w:t>
-      </w:r>
-      <w:r>
-        <w:t xml:space="preserve"> </w:t>
-      </w:r>
-      <w:r>
-        <w:t xml:space="preserve">RESOLVED (July 28). All Shopify policies (Privacy, Terms, Refund) updated to 5115 N 27th Ave, Bld 66, Phoenix, AZ 85017.</w:t>
+        <w:t xml:space="preserve">System-of-record ownership map:</w:t>
+      </w:r>
+      <w:r>
+        <w:t xml:space="preserve"> </w:t>
+      </w:r>
+      <w:r>
+        <w:t xml:space="preserve">ratify the documented SoR (decision/doc task).</w:t>
       </w:r>
     </w:p>
     <w:p>
@@ -7064,74 +7198,22 @@
           <w:b/>
           <w:bCs/>
         </w:rPr>
-        <w:t xml:space="preserve">Status-lifecycle representation</w:t>
-      </w:r>
-      <w:r>
-        <w:t xml:space="preserve"> </w:t>
-      </w:r>
-      <w:r>
-        <w:t xml:space="preserve">(minor): the account tracks lifecycle two ways:</w:t>
-      </w:r>
-      <w:r>
-        <w:t xml:space="preserve"> </w:t>
-      </w:r>
-      <w:r>
-        <w:rPr>
-          <w:rStyle w:val="VerbatimChar"/>
-        </w:rPr>
-        <w:t xml:space="preserve">status_</w:t>
-      </w:r>
-      <w:r>
-        <w:t xml:space="preserve"> </w:t>
-      </w:r>
-      <w:r>
-        <w:t xml:space="preserve">tags on router/drip contacts, and opportunity stage +</w:t>
-      </w:r>
-      <w:r>
-        <w:t xml:space="preserve"> </w:t>
-      </w:r>
-      <w:r>
-        <w:rPr>
-          <w:rStyle w:val="VerbatimChar"/>
-        </w:rPr>
-        <w:t xml:space="preserve">magnet_lead</w:t>
-      </w:r>
-      <w:r>
-        <w:t xml:space="preserve">/</w:t>
-      </w:r>
-      <w:r>
-        <w:rPr>
-          <w:rStyle w:val="VerbatimChar"/>
-        </w:rPr>
-        <w:t xml:space="preserve">nurture_longterm</w:t>
-      </w:r>
-      <w:r>
-        <w:t xml:space="preserve"> </w:t>
-      </w:r>
-      <w:r>
-        <w:t xml:space="preserve">on magnet leads. Candidate tidy: make the pipeline stage the single source of truth. NOTE: the QC</w:t>
-      </w:r>
-      <w:r>
-        <w:t xml:space="preserve"> </w:t>
-      </w:r>
-      <w:r>
-        <w:t xml:space="preserve">“systemic lifecycle”</w:t>
-      </w:r>
-      <w:r>
-        <w:t xml:space="preserve"> </w:t>
-      </w:r>
-      <w:r>
-        <w:t xml:space="preserve">escalation (ENY-20) that surfaced this was verified a FALSE POSITIVE against the live account; this remains only a low-priority design tidy, not a live bug.</w:t>
-      </w:r>
-    </w:p>
-    <w:bookmarkEnd w:id="19"/>
-    <w:bookmarkStart w:id="20" w:name="future-optional"/>
-    <w:p>
-      <w:pPr>
-        <w:pStyle w:val="Heading2"/>
-      </w:pPr>
-      <w:r>
-        <w:t xml:space="preserve">6. Future / optional</w:t>
+        <w:t xml:space="preserve">Device App to GHL usage-data flow:</w:t>
+      </w:r>
+      <w:r>
+        <w:t xml:space="preserve"> </w:t>
+      </w:r>
+      <w:r>
+        <w:t xml:space="preserve">deferred</w:t>
+      </w:r>
+      <w:r>
+        <w:t xml:space="preserve"> </w:t>
+      </w:r>
+      <w:r>
+        <w:t xml:space="preserve">“Phase 2-plus”</w:t>
+      </w:r>
+      <w:r>
+        <w:t xml:space="preserve">; decide whether/how usage data flows, with privacy treatment.</w:t>
       </w:r>
     </w:p>
     <w:p>
@@ -7147,13 +7229,13 @@
           <w:b/>
           <w:bCs/>
         </w:rPr>
-        <w:t xml:space="preserve">Built-in loyalty/referral program:</w:t>
-      </w:r>
-      <w:r>
-        <w:t xml:space="preserve"> </w:t>
-      </w:r>
-      <w:r>
-        <w:t xml:space="preserve">planned for the next version of Enyrgy, replacing the need for a third-party Shopify referral app. This will supply the referral link/mechanic that WF-07 and the Referral and Reviews agent are waiting on ($150 off referee / $100 store credit referrer are the intended terms).</w:t>
+        <w:t xml:space="preserve">OEM / Lumanova data boundary:</w:t>
+      </w:r>
+      <w:r>
+        <w:t xml:space="preserve"> </w:t>
+      </w:r>
+      <w:r>
+        <w:t xml:space="preserve">formalize an auditable path as the partner program grows.</w:t>
       </w:r>
     </w:p>
     <w:p>
@@ -7169,29 +7251,13 @@
           <w:b/>
           <w:bCs/>
         </w:rPr>
-        <w:t xml:space="preserve">Reporting dashboards</w:t>
-      </w:r>
-      <w:r>
-        <w:t xml:space="preserve"> </w:t>
-      </w:r>
-      <w:r>
-        <w:t xml:space="preserve">(GHL KPI views) and the</w:t>
-      </w:r>
-      <w:r>
-        <w:t xml:space="preserve"> </w:t>
-      </w:r>
-      <w:r>
-        <w:rPr>
-          <w:b/>
-          <w:bCs/>
-        </w:rPr>
-        <w:t xml:space="preserve">Reporting Agent</w:t>
-      </w:r>
-      <w:r>
-        <w:t xml:space="preserve"> </w:t>
-      </w:r>
-      <w:r>
-        <w:t xml:space="preserve">(Phase-2 addition).</w:t>
+        <w:t xml:space="preserve">Metric governance owner:</w:t>
+      </w:r>
+      <w:r>
+        <w:t xml:space="preserve"> </w:t>
+      </w:r>
+      <w:r>
+        <w:t xml:space="preserve">figures reconciled; assign a single owner.</w:t>
       </w:r>
     </w:p>
     <w:p>
@@ -7207,13 +7273,13 @@
           <w:b/>
           <w:bCs/>
         </w:rPr>
-        <w:t xml:space="preserve">The other five Phase-2 agents:</w:t>
-      </w:r>
-      <w:r>
-        <w:t xml:space="preserve"> </w:t>
-      </w:r>
-      <w:r>
-        <w:t xml:space="preserve">Proposal Writer, OEM Pipeline, Podcast Attribution, Clinical Concierge, Billing. Add only after the core is stable.</w:t>
+        <w:t xml:space="preserve">Facility address exception:</w:t>
+      </w:r>
+      <w:r>
+        <w:t xml:space="preserve"> </w:t>
+      </w:r>
+      <w:r>
+        <w:t xml:space="preserve">RESOLVED (July 28). All Shopify policies (Privacy, Terms, Refund) updated to 5115 N 27th Ave, Bld 66, Phoenix, AZ 85017.</w:t>
       </w:r>
     </w:p>
     <w:p>
@@ -7229,13 +7295,74 @@
           <w:b/>
           <w:bCs/>
         </w:rPr>
-        <w:t xml:space="preserve">Paid acquisition</w:t>
-      </w:r>
-      <w:r>
-        <w:t xml:space="preserve"> </w:t>
-      </w:r>
-      <w:r>
-        <w:t xml:space="preserve">(Meta/Google): after domain warmup finishes.</w:t>
+        <w:t xml:space="preserve">Status-lifecycle representation</w:t>
+      </w:r>
+      <w:r>
+        <w:t xml:space="preserve"> </w:t>
+      </w:r>
+      <w:r>
+        <w:t xml:space="preserve">(minor): the account tracks lifecycle two ways:</w:t>
+      </w:r>
+      <w:r>
+        <w:t xml:space="preserve"> </w:t>
+      </w:r>
+      <w:r>
+        <w:rPr>
+          <w:rStyle w:val="VerbatimChar"/>
+        </w:rPr>
+        <w:t xml:space="preserve">status_</w:t>
+      </w:r>
+      <w:r>
+        <w:t xml:space="preserve"> </w:t>
+      </w:r>
+      <w:r>
+        <w:t xml:space="preserve">tags on router/drip contacts, and opportunity stage +</w:t>
+      </w:r>
+      <w:r>
+        <w:t xml:space="preserve"> </w:t>
+      </w:r>
+      <w:r>
+        <w:rPr>
+          <w:rStyle w:val="VerbatimChar"/>
+        </w:rPr>
+        <w:t xml:space="preserve">magnet_lead</w:t>
+      </w:r>
+      <w:r>
+        <w:t xml:space="preserve">/</w:t>
+      </w:r>
+      <w:r>
+        <w:rPr>
+          <w:rStyle w:val="VerbatimChar"/>
+        </w:rPr>
+        <w:t xml:space="preserve">nurture_longterm</w:t>
+      </w:r>
+      <w:r>
+        <w:t xml:space="preserve"> </w:t>
+      </w:r>
+      <w:r>
+        <w:t xml:space="preserve">on magnet leads. Candidate tidy: make the pipeline stage the single source of truth. NOTE: the QC</w:t>
+      </w:r>
+      <w:r>
+        <w:t xml:space="preserve"> </w:t>
+      </w:r>
+      <w:r>
+        <w:t xml:space="preserve">“systemic lifecycle”</w:t>
+      </w:r>
+      <w:r>
+        <w:t xml:space="preserve"> </w:t>
+      </w:r>
+      <w:r>
+        <w:t xml:space="preserve">escalation (ENY-20) that surfaced this was verified a FALSE POSITIVE against the live account; this remains only a low-priority design tidy, not a live bug.</w:t>
+      </w:r>
+    </w:p>
+    <w:bookmarkEnd w:id="30"/>
+    <w:bookmarkStart w:id="31" w:name="future-optional"/>
+    <w:p>
+      <w:pPr>
+        <w:pStyle w:val="Heading2"/>
+      </w:pPr>
+      <w:r>
+        <w:t xml:space="preserve">6. Future / optional</w:t>
       </w:r>
     </w:p>
     <w:p>
@@ -7251,92 +7378,13 @@
           <w:b/>
           <w:bCs/>
         </w:rPr>
-        <w:t xml:space="preserve">Domain warmup ramp:</w:t>
-      </w:r>
-      <w:r>
-        <w:t xml:space="preserve"> </w:t>
-      </w:r>
-      <w:r>
-        <w:t xml:space="preserve">mg.enyrgy.com still Stage 1; do NOT bulk-send the 600+ list. Send the first testimonial batch warmup-safe; run weekly gift-card fulfillment from the</w:t>
-      </w:r>
-      <w:r>
-        <w:t xml:space="preserve"> </w:t>
-      </w:r>
-      <w:r>
-        <w:rPr>
-          <w:rStyle w:val="VerbatimChar"/>
-        </w:rPr>
-        <w:t xml:space="preserve">gift_card_pending</w:t>
-      </w:r>
-      <w:r>
-        <w:t xml:space="preserve"> </w:t>
-      </w:r>
-      <w:r>
-        <w:t xml:space="preserve">queue.</w:t>
-      </w:r>
-      <w:r>
-        <w:t xml:space="preserve"> </w:t>
-      </w:r>
-      <w:r>
-        <w:rPr>
-          <w:b/>
-          <w:bCs/>
-        </w:rPr>
-        <w:t xml:space="preserve">First real batch send ran July 31 (48 investors, batch mode 12 / 15 min): check Statistics for what it did to reputation before the next batch.</w:t>
-      </w:r>
-      <w:r>
-        <w:t xml:space="preserve"> </w:t>
-      </w:r>
-      <w:r>
-        <w:t xml:space="preserve">GHL’s bulk-email dialog has a native</w:t>
-      </w:r>
-      <w:r>
-        <w:t xml:space="preserve"> </w:t>
-      </w:r>
-      <w:r>
-        <w:rPr>
-          <w:b/>
-          <w:bCs/>
-        </w:rPr>
-        <w:t xml:space="preserve">“Send in batch mode”</w:t>
-      </w:r>
-      <w:r>
-        <w:t xml:space="preserve"> </w:t>
-      </w:r>
-      <w:r>
-        <w:t xml:space="preserve">option; use it for any multi-recipient send while the domain is Stage 1, and leave</w:t>
-      </w:r>
-      <w:r>
-        <w:t xml:space="preserve"> </w:t>
-      </w:r>
-      <w:r>
-        <w:rPr>
-          <w:b/>
-          <w:bCs/>
-        </w:rPr>
-        <w:t xml:space="preserve">Track clicks</w:t>
-      </w:r>
-      <w:r>
-        <w:t xml:space="preserve"> </w:t>
-      </w:r>
-      <w:r>
-        <w:t xml:space="preserve">and</w:t>
-      </w:r>
-      <w:r>
-        <w:t xml:space="preserve"> </w:t>
-      </w:r>
-      <w:r>
-        <w:rPr>
-          <w:b/>
-          <w:bCs/>
-        </w:rPr>
-        <w:t xml:space="preserve">UTM tracking</w:t>
-      </w:r>
-      <w:r>
-        <w:t xml:space="preserve"> </w:t>
-      </w:r>
-      <w:r>
-        <w:t xml:space="preserve">OFF (link rewriting is a negative signal from an unproven domain).</w:t>
+        <w:t xml:space="preserve">Built-in loyalty/referral program:</w:t>
+      </w:r>
+      <w:r>
+        <w:t xml:space="preserve"> </w:t>
+      </w:r>
+      <w:r>
+        <w:t xml:space="preserve">planned for the next version of Enyrgy, replacing the need for a third-party Shopify referral app. This will supply the referral link/mechanic that WF-07 and the Referral and Reviews agent are waiting on ($150 off referee / $100 store credit referrer are the intended terms).</w:t>
       </w:r>
     </w:p>
     <w:p>
@@ -7352,13 +7400,29 @@
           <w:b/>
           <w:bCs/>
         </w:rPr>
-        <w:t xml:space="preserve">Form embeds:</w:t>
-      </w:r>
-      <w:r>
-        <w:t xml:space="preserve"> </w:t>
-      </w:r>
-      <w:r>
-        <w:t xml:space="preserve">Commercial Inquiry + Partner Application forms onto go.enyrgy.com (developer).</w:t>
+        <w:t xml:space="preserve">Reporting dashboards</w:t>
+      </w:r>
+      <w:r>
+        <w:t xml:space="preserve"> </w:t>
+      </w:r>
+      <w:r>
+        <w:t xml:space="preserve">(GHL KPI views) and the</w:t>
+      </w:r>
+      <w:r>
+        <w:t xml:space="preserve"> </w:t>
+      </w:r>
+      <w:r>
+        <w:rPr>
+          <w:b/>
+          <w:bCs/>
+        </w:rPr>
+        <w:t xml:space="preserve">Reporting Agent</w:t>
+      </w:r>
+      <w:r>
+        <w:t xml:space="preserve"> </w:t>
+      </w:r>
+      <w:r>
+        <w:t xml:space="preserve">(Phase-2 addition).</w:t>
       </w:r>
     </w:p>
     <w:p>
@@ -7374,23 +7438,13 @@
           <w:b/>
           <w:bCs/>
         </w:rPr>
-        <w:t xml:space="preserve">Upgrade the abandoned-checkout Railway service off trial</w:t>
-      </w:r>
-      <w:r>
-        <w:t xml:space="preserve"> </w:t>
-      </w:r>
-      <w:r>
-        <w:t xml:space="preserve">(may already be on Hobby; confirm).</w:t>
-      </w:r>
-    </w:p>
-    <w:bookmarkEnd w:id="20"/>
-    <w:bookmarkStart w:id="21" w:name="X99a4122416d3be25b3ec730ee1c5d273b04fea6"/>
-    <w:p>
-      <w:pPr>
-        <w:pStyle w:val="Heading2"/>
-      </w:pPr>
-      <w:r>
-        <w:t xml:space="preserve">6b. Content backup gap: CLOSED August 3, 2026</w:t>
+        <w:t xml:space="preserve">The other five Phase-2 agents:</w:t>
+      </w:r>
+      <w:r>
+        <w:t xml:space="preserve"> </w:t>
+      </w:r>
+      <w:r>
+        <w:t xml:space="preserve">Proposal Writer, OEM Pipeline, Podcast Attribution, Clinical Concierge, Billing. Add only after the core is stable.</w:t>
       </w:r>
     </w:p>
     <w:p>
@@ -7406,65 +7460,13 @@
           <w:b/>
           <w:bCs/>
         </w:rPr>
-        <w:t xml:space="preserve">DONE. All 19 workflows captured into</w:t>
-      </w:r>
-      <w:r>
-        <w:rPr>
-          <w:b/>
-          <w:bCs/>
-        </w:rPr>
-        <w:t xml:space="preserve"> </w:t>
-      </w:r>
-      <w:r>
-        <w:rPr>
-          <w:rStyle w:val="VerbatimChar"/>
-          <w:b/>
-          <w:bCs/>
-        </w:rPr>
-        <w:t xml:space="preserve">campaigns/</w:t>
-      </w:r>
-      <w:r>
-        <w:rPr>
-          <w:b/>
-          <w:bCs/>
-        </w:rPr>
-        <w:t xml:space="preserve">, 94 touches, 83 corrections applied.</w:t>
-      </w:r>
-      <w:r>
-        <w:t xml:space="preserve"> </w:t>
-      </w:r>
-      <w:r>
-        <w:t xml:space="preserve">Every live email and SMS in the GHL account now exists as</w:t>
-      </w:r>
-      <w:r>
-        <w:t xml:space="preserve"> </w:t>
-      </w:r>
-      <w:r>
-        <w:rPr>
-          <w:rStyle w:val="VerbatimChar"/>
-        </w:rPr>
-        <w:t xml:space="preserve">.md</w:t>
-      </w:r>
-      <w:r>
-        <w:t xml:space="preserve"> </w:t>
-      </w:r>
-      <w:r>
-        <w:t xml:space="preserve">+</w:t>
-      </w:r>
-      <w:r>
-        <w:t xml:space="preserve"> </w:t>
-      </w:r>
-      <w:r>
-        <w:rPr>
-          <w:rStyle w:val="VerbatimChar"/>
-        </w:rPr>
-        <w:t xml:space="preserve">.docx</w:t>
-      </w:r>
-      <w:r>
-        <w:t xml:space="preserve"> </w:t>
-      </w:r>
-      <w:r>
-        <w:t xml:space="preserve">with a per-workflow change log recording what was corrected and why. GHL remains the source of truth: change GHL first, then update the file. Three findings worth carrying forward are recorded in the handoff, chiefly that corrections declared fixed were repeatedly not fixed everywhere. Original entry below for context.</w:t>
+        <w:t xml:space="preserve">Paid acquisition</w:t>
+      </w:r>
+      <w:r>
+        <w:t xml:space="preserve"> </w:t>
+      </w:r>
+      <w:r>
+        <w:t xml:space="preserve">(Meta/Google): after domain warmup finishes.</w:t>
       </w:r>
     </w:p>
     <w:p>
@@ -7479,62 +7481,100 @@
         <w:rPr>
           <w:b/>
           <w:bCs/>
-          <w:strike/>
-        </w:rPr>
-        <w:t xml:space="preserve">Export the drip email copy into the repo.</w:t>
-      </w:r>
-      <w:r>
-        <w:t xml:space="preserve"> </w:t>
-      </w:r>
-      <w:r>
-        <w:t xml:space="preserve">All the campaign email copy for WF-11 through WF-29 (consumer drip, the five magnet nurtures, Winter, Recovery, Synthesis Gap, Vitamin D Assessment, testimonial, abandoned cart, investor drip) exists</w:t>
-      </w:r>
-      <w:r>
-        <w:t xml:space="preserve"> </w:t>
-      </w:r>
-      <w:r>
-        <w:rPr>
-          <w:b/>
-          <w:bCs/>
-        </w:rPr>
-        <w:t xml:space="preserve">only inside GHL</w:t>
-      </w:r>
-      <w:r>
-        <w:t xml:space="preserve">. It is not version-controlled, not searchable, and not reliably recoverable: Account Snapshots capture workflow structure but not email bodies in a diffable form. Only two content sets are currently backed up: the five agent templates in</w:t>
-      </w:r>
-      <w:r>
-        <w:t xml:space="preserve"> </w:t>
-      </w:r>
-      <w:r>
-        <w:rPr>
-          <w:rStyle w:val="VerbatimChar"/>
-        </w:rPr>
-        <w:t xml:space="preserve">Enyrgy_Agent_Email_Templates_v1.md</w:t>
-      </w:r>
-      <w:r>
-        <w:t xml:space="preserve"> </w:t>
-      </w:r>
-      <w:r>
-        <w:t xml:space="preserve">and the five landing pages in</w:t>
-      </w:r>
-      <w:r>
-        <w:t xml:space="preserve"> </w:t>
-      </w:r>
-      <w:r>
-        <w:rPr>
-          <w:rStyle w:val="VerbatimChar"/>
-        </w:rPr>
-        <w:t xml:space="preserve">lead-magnets/</w:t>
-      </w:r>
-      <w:r>
-        <w:t xml:space="preserve">.</w:t>
-      </w:r>
-    </w:p>
-    <w:p>
-      <w:pPr>
-        <w:pStyle w:val="Compact"/>
-        <w:numPr>
-          <w:ilvl w:val="1"/>
+        </w:rPr>
+        <w:t xml:space="preserve">Domain warmup ramp:</w:t>
+      </w:r>
+      <w:r>
+        <w:t xml:space="preserve"> </w:t>
+      </w:r>
+      <w:r>
+        <w:t xml:space="preserve">mg.enyrgy.com still Stage 1; do NOT bulk-send the 600+ list. Send the first testimonial batch warmup-safe; run weekly gift-card fulfillment from the</w:t>
+      </w:r>
+      <w:r>
+        <w:t xml:space="preserve"> </w:t>
+      </w:r>
+      <w:r>
+        <w:rPr>
+          <w:rStyle w:val="VerbatimChar"/>
+        </w:rPr>
+        <w:t xml:space="preserve">gift_card_pending</w:t>
+      </w:r>
+      <w:r>
+        <w:t xml:space="preserve"> </w:t>
+      </w:r>
+      <w:r>
+        <w:t xml:space="preserve">queue.</w:t>
+      </w:r>
+      <w:r>
+        <w:t xml:space="preserve"> </w:t>
+      </w:r>
+      <w:r>
+        <w:rPr>
+          <w:b/>
+          <w:bCs/>
+        </w:rPr>
+        <w:t xml:space="preserve">First real batch send ran July 31 (48 investors, batch mode 12 / 15 min): check Statistics for what it did to reputation before the next batch.</w:t>
+      </w:r>
+      <w:r>
+        <w:t xml:space="preserve"> </w:t>
+      </w:r>
+      <w:r>
+        <w:t xml:space="preserve">GHL’s bulk-email dialog has a native</w:t>
+      </w:r>
+      <w:r>
+        <w:t xml:space="preserve"> </w:t>
+      </w:r>
+      <w:r>
+        <w:rPr>
+          <w:b/>
+          <w:bCs/>
+        </w:rPr>
+        <w:t xml:space="preserve">“Send in batch mode”</w:t>
+      </w:r>
+      <w:r>
+        <w:t xml:space="preserve"> </w:t>
+      </w:r>
+      <w:r>
+        <w:t xml:space="preserve">option; use it for any multi-recipient send while the domain is Stage 1, and leave</w:t>
+      </w:r>
+      <w:r>
+        <w:t xml:space="preserve"> </w:t>
+      </w:r>
+      <w:r>
+        <w:rPr>
+          <w:b/>
+          <w:bCs/>
+        </w:rPr>
+        <w:t xml:space="preserve">Track clicks</w:t>
+      </w:r>
+      <w:r>
+        <w:t xml:space="preserve"> </w:t>
+      </w:r>
+      <w:r>
+        <w:t xml:space="preserve">and</w:t>
+      </w:r>
+      <w:r>
+        <w:t xml:space="preserve"> </w:t>
+      </w:r>
+      <w:r>
+        <w:rPr>
+          <w:b/>
+          <w:bCs/>
+        </w:rPr>
+        <w:t xml:space="preserve">UTM tracking</w:t>
+      </w:r>
+      <w:r>
+        <w:t xml:space="preserve"> </w:t>
+      </w:r>
+      <w:r>
+        <w:t xml:space="preserve">OFF (link rewriting is a negative signal from an unproven domain).</w:t>
+      </w:r>
+    </w:p>
+    <w:p>
+      <w:pPr>
+        <w:pStyle w:val="Compact"/>
+        <w:numPr>
+          <w:ilvl w:val="0"/>
           <w:numId w:val="1095"/>
         </w:numPr>
       </w:pPr>
@@ -7543,129 +7583,18 @@
           <w:b/>
           <w:bCs/>
         </w:rPr>
-        <w:t xml:space="preserve">Why it matters:</w:t>
-      </w:r>
-      <w:r>
-        <w:t xml:space="preserve"> </w:t>
-      </w:r>
-      <w:r>
-        <w:t xml:space="preserve">an entire session was spent compliance-auditing this copy (prohibited words, em-dashes, the guarantee-vs-lab-timeline decoupling, the light-does-five framing, FTC testimonial rules). That work lives in one place with no backup. A bad edit or an accidental workflow deletion loses it.</w:t>
-      </w:r>
-    </w:p>
-    <w:p>
-      <w:pPr>
-        <w:pStyle w:val="Compact"/>
-        <w:numPr>
-          <w:ilvl w:val="1"/>
-          <w:numId w:val="1095"/>
-        </w:numPr>
-      </w:pPr>
-      <w:r>
-        <w:rPr>
-          <w:b/>
-          <w:bCs/>
-        </w:rPr>
-        <w:t xml:space="preserve">Trigger that surfaced it:</w:t>
-      </w:r>
-      <w:r>
-        <w:t xml:space="preserve"> </w:t>
-      </w:r>
-      <w:r>
-        <w:t xml:space="preserve">could not answer</w:t>
-      </w:r>
-      <w:r>
-        <w:t xml:space="preserve"> </w:t>
-      </w:r>
-      <w:r>
-        <w:t xml:space="preserve">“which workflow has the email with subject</w:t>
-      </w:r>
-      <w:r>
-        <w:t xml:space="preserve"> </w:t>
-      </w:r>
-      <w:r>
-        <w:t xml:space="preserve">‘One trigger, three outputs’</w:t>
-      </w:r>
-      <w:r>
-        <w:t xml:space="preserve">?”</w:t>
-      </w:r>
-      <w:r>
-        <w:t xml:space="preserve"> </w:t>
-      </w:r>
-      <w:r>
-        <w:t xml:space="preserve">because there is nothing to search.</w:t>
-      </w:r>
-    </w:p>
-    <w:p>
-      <w:pPr>
-        <w:pStyle w:val="Compact"/>
-        <w:numPr>
-          <w:ilvl w:val="1"/>
-          <w:numId w:val="1095"/>
-        </w:numPr>
-      </w:pPr>
-      <w:r>
-        <w:rPr>
-          <w:b/>
-          <w:bCs/>
-        </w:rPr>
-        <w:t xml:space="preserve">Suggested shape:</w:t>
-      </w:r>
-      <w:r>
-        <w:t xml:space="preserve"> </w:t>
-      </w:r>
-      <w:r>
-        <w:t xml:space="preserve">one markdown file per workflow under a</w:t>
-      </w:r>
-      <w:r>
-        <w:t xml:space="preserve"> </w:t>
-      </w:r>
-      <w:r>
-        <w:rPr>
-          <w:rStyle w:val="VerbatimChar"/>
-        </w:rPr>
-        <w:t xml:space="preserve">campaigns/</w:t>
-      </w:r>
-      <w:r>
-        <w:t xml:space="preserve"> </w:t>
-      </w:r>
-      <w:r>
-        <w:t xml:space="preserve">directory, each email with its subject, body, and the WF number plus touch order. Roughly a session of work.</w:t>
-      </w:r>
-    </w:p>
-    <w:p>
-      <w:pPr>
-        <w:pStyle w:val="Compact"/>
-        <w:numPr>
-          <w:ilvl w:val="1"/>
-          <w:numId w:val="1095"/>
-        </w:numPr>
-      </w:pPr>
-      <w:r>
-        <w:rPr>
-          <w:b/>
-          <w:bCs/>
-        </w:rPr>
-        <w:t xml:space="preserve">Secondary benefit:</w:t>
-      </w:r>
-      <w:r>
-        <w:t xml:space="preserve"> </w:t>
-      </w:r>
-      <w:r>
-        <w:t xml:space="preserve">makes the copy greppable, so subject lines and claims can be located and audited without clicking through GHL.</w:t>
-      </w:r>
-    </w:p>
-    <w:bookmarkEnd w:id="21"/>
-    <w:bookmarkStart w:id="22" w:name="documentation-hygiene"/>
-    <w:p>
-      <w:pPr>
-        <w:pStyle w:val="Heading2"/>
-      </w:pPr>
-      <w:r>
-        <w:t xml:space="preserve">7. Documentation hygiene</w:t>
-      </w:r>
-    </w:p>
-    <w:p>
-      <w:pPr>
+        <w:t xml:space="preserve">Form embeds:</w:t>
+      </w:r>
+      <w:r>
+        <w:t xml:space="preserve"> </w:t>
+      </w:r>
+      <w:r>
+        <w:t xml:space="preserve">Commercial Inquiry + Partner Application forms onto go.enyrgy.com (developer).</w:t>
+      </w:r>
+    </w:p>
+    <w:p>
+      <w:pPr>
+        <w:pStyle w:val="Compact"/>
         <w:numPr>
           <w:ilvl w:val="0"/>
           <w:numId w:val="1096"/>
@@ -7676,166 +7605,28 @@
           <w:b/>
           <w:bCs/>
         </w:rPr>
-        <w:t xml:space="preserve">Sync the live</w:t>
-      </w:r>
-      <w:r>
-        <w:rPr>
-          <w:b/>
-          <w:bCs/>
-        </w:rPr>
-        <w:t xml:space="preserve"> </w:t>
-      </w:r>
-      <w:r>
-        <w:rPr>
-          <w:rStyle w:val="VerbatimChar"/>
-          <w:b/>
-          <w:bCs/>
-        </w:rPr>
-        <w:t xml:space="preserve">enyrgy-knowledge-base</w:t>
-      </w:r>
-      <w:r>
-        <w:rPr>
-          <w:b/>
-          <w:bCs/>
-        </w:rPr>
-        <w:t xml:space="preserve"> </w:t>
-      </w:r>
-      <w:r>
-        <w:rPr>
-          <w:b/>
-          <w:bCs/>
-        </w:rPr>
-        <w:t xml:space="preserve">Company Skill to the repo KB:</w:t>
-      </w:r>
-      <w:r>
-        <w:t xml:space="preserve"> </w:t>
-      </w:r>
-      <w:r>
-        <w:t xml:space="preserve">DONE (Aug 4, 2026), skill now matches commit</w:t>
-      </w:r>
-      <w:r>
-        <w:t xml:space="preserve"> </w:t>
-      </w:r>
-      <w:r>
-        <w:rPr>
-          <w:rStyle w:val="VerbatimChar"/>
-        </w:rPr>
-        <w:t xml:space="preserve">42090226</w:t>
-      </w:r>
-      <w:r>
-        <w:t xml:space="preserve">. That sync carried nine targeted edits: users-not-customers, Brian Cameron CFO as a former securities regulator, the manual referral mechanism, contact@enyrgy.com, the pilot-to-study rule plus</w:t>
-      </w:r>
-      <w:r>
-        <w:t xml:space="preserve"> </w:t>
-      </w:r>
-      <w:r>
-        <w:t xml:space="preserve">“the five participants”</w:t>
-      </w:r>
-      <w:r>
-        <w:t xml:space="preserve">, the three advisor bios with publication figures, and the approved one-in-four wording.</w:t>
-      </w:r>
-      <w:r>
-        <w:t xml:space="preserve"> </w:t>
-      </w:r>
-      <w:r>
-        <w:rPr>
-          <w:b/>
-          <w:bCs/>
-        </w:rPr>
-        <w:t xml:space="preserve">The last one mattered most:</w:t>
-      </w:r>
-      <w:r>
-        <w:t xml:space="preserve"> </w:t>
-      </w:r>
-      <w:r>
-        <w:t xml:space="preserve">“in these trials”</w:t>
-      </w:r>
-      <w:r>
-        <w:t xml:space="preserve"> </w:t>
-      </w:r>
-      <w:r>
-        <w:t xml:space="preserve">is only unambiguous beside the citation, and an agent lifting the phrase into an email leaves the citation behind, so the reader parses it as Enyrgy’s own trials. Earlier syncs: Aug 2</w:t>
-      </w:r>
-      <w:r>
-        <w:t xml:space="preserve"> </w:t>
-      </w:r>
-      <w:r>
-        <w:rPr>
-          <w:rStyle w:val="VerbatimChar"/>
-        </w:rPr>
-        <w:t xml:space="preserve">17c553b7</w:t>
-      </w:r>
-      <w:r>
-        <w:t xml:space="preserve">, Aug 2</w:t>
-      </w:r>
-      <w:r>
-        <w:t xml:space="preserve"> </w:t>
-      </w:r>
-      <w:r>
-        <w:rPr>
-          <w:rStyle w:val="VerbatimChar"/>
-        </w:rPr>
-        <w:t xml:space="preserve">2f4fb933</w:t>
-      </w:r>
-      <w:r>
-        <w:t xml:space="preserve">, Aug 1</w:t>
-      </w:r>
-      <w:r>
-        <w:t xml:space="preserve"> </w:t>
-      </w:r>
-      <w:r>
-        <w:rPr>
-          <w:rStyle w:val="VerbatimChar"/>
-        </w:rPr>
-        <w:t xml:space="preserve">95f41a40</w:t>
-      </w:r>
-      <w:r>
-        <w:t xml:space="preserve">. Six targeted find/replace edits, verified after save.</w:t>
-      </w:r>
-      <w:r>
-        <w:t xml:space="preserve"> </w:t>
-      </w:r>
-      <w:r>
-        <w:rPr>
-          <w:b/>
-          <w:bCs/>
-        </w:rPr>
-        <w:t xml:space="preserve">Standing method:</w:t>
-      </w:r>
-      <w:r>
-        <w:t xml:space="preserve"> </w:t>
-      </w:r>
-      <w:r>
-        <w:t xml:space="preserve">run</w:t>
-      </w:r>
-      <w:r>
-        <w:t xml:space="preserve"> </w:t>
-      </w:r>
-      <w:r>
-        <w:rPr>
-          <w:rStyle w:val="VerbatimChar"/>
-        </w:rPr>
-        <w:t xml:space="preserve">git log &lt;last-synced-commit&gt;..HEAD -- Enyrgy_Paperclip_Knowledge_Base.md</w:t>
-      </w:r>
-      <w:r>
-        <w:t xml:space="preserve">, apply only those hunks in Skill Studio, never select-all-paste, then reopen and confirm the body saved and the frontmatter appears exactly once.</w:t>
-      </w:r>
-      <w:r>
-        <w:t xml:space="preserve"> </w:t>
-      </w:r>
-      <w:r>
-        <w:rPr>
-          <w:b/>
-          <w:bCs/>
-        </w:rPr>
-        <w:t xml:space="preserve">Record the synced commit hash in the handoff documents table every time</w:t>
-      </w:r>
-      <w:r>
-        <w:t xml:space="preserve">, otherwise the next session cannot tell what the live skill actually contains.</w:t>
-      </w:r>
-    </w:p>
-    <w:p>
-      <w:pPr>
+        <w:t xml:space="preserve">Upgrade the abandoned-checkout Railway service off trial</w:t>
+      </w:r>
+      <w:r>
+        <w:t xml:space="preserve"> </w:t>
+      </w:r>
+      <w:r>
+        <w:t xml:space="preserve">(may already be on Hobby; confirm).</w:t>
+      </w:r>
+    </w:p>
+    <w:bookmarkEnd w:id="31"/>
+    <w:bookmarkStart w:id="32" w:name="X99a4122416d3be25b3ec730ee1c5d273b04fea6"/>
+    <w:p>
+      <w:pPr>
+        <w:pStyle w:val="Heading2"/>
+      </w:pPr>
+      <w:r>
+        <w:t xml:space="preserve">6b. Content backup gap: CLOSED August 3, 2026</w:t>
+      </w:r>
+    </w:p>
+    <w:p>
+      <w:pPr>
+        <w:pStyle w:val="Compact"/>
         <w:numPr>
           <w:ilvl w:val="0"/>
           <w:numId w:val="1097"/>
@@ -7846,29 +7637,70 @@
           <w:b/>
           <w:bCs/>
         </w:rPr>
-        <w:t xml:space="preserve">Refresh the EA to v1.1 (July 28):</w:t>
-      </w:r>
-      <w:r>
-        <w:t xml:space="preserve"> </w:t>
-      </w:r>
-      <w:r>
-        <w:t xml:space="preserve">bumped to Version 1.1 with an authoritative</w:t>
-      </w:r>
-      <w:r>
-        <w:t xml:space="preserve"> </w:t>
-      </w:r>
-      <w:r>
-        <w:t xml:space="preserve">“v1.1 Current-State Update”</w:t>
-      </w:r>
-      <w:r>
-        <w:t xml:space="preserve"> </w:t>
-      </w:r>
-      <w:r>
-        <w:t xml:space="preserve">section that overrides the stale June-29 body (Shopify integration + WF-27/28/29, GBP live + WF-07 wiring, full Paperclip org + tuned heartbeats, toll-free SMS/CNAM/no-10DLC, content assets, addresses/business-category fixes, the reliability findings incl. the debunked phantom-completion, and the open agency-email item). A future pass can fold these line-by-line into each layer.</w:t>
-      </w:r>
-    </w:p>
-    <w:p>
-      <w:pPr>
+        <w:t xml:space="preserve">DONE. All 19 workflows captured into</w:t>
+      </w:r>
+      <w:r>
+        <w:rPr>
+          <w:b/>
+          <w:bCs/>
+        </w:rPr>
+        <w:t xml:space="preserve"> </w:t>
+      </w:r>
+      <w:r>
+        <w:rPr>
+          <w:rStyle w:val="VerbatimChar"/>
+          <w:b/>
+          <w:bCs/>
+        </w:rPr>
+        <w:t xml:space="preserve">campaigns/</w:t>
+      </w:r>
+      <w:r>
+        <w:rPr>
+          <w:b/>
+          <w:bCs/>
+        </w:rPr>
+        <w:t xml:space="preserve">, 94 touches, 83 corrections applied.</w:t>
+      </w:r>
+      <w:r>
+        <w:t xml:space="preserve"> </w:t>
+      </w:r>
+      <w:r>
+        <w:t xml:space="preserve">Every live email and SMS in the GHL account now exists as</w:t>
+      </w:r>
+      <w:r>
+        <w:t xml:space="preserve"> </w:t>
+      </w:r>
+      <w:r>
+        <w:rPr>
+          <w:rStyle w:val="VerbatimChar"/>
+        </w:rPr>
+        <w:t xml:space="preserve">.md</w:t>
+      </w:r>
+      <w:r>
+        <w:t xml:space="preserve"> </w:t>
+      </w:r>
+      <w:r>
+        <w:t xml:space="preserve">+</w:t>
+      </w:r>
+      <w:r>
+        <w:t xml:space="preserve"> </w:t>
+      </w:r>
+      <w:r>
+        <w:rPr>
+          <w:rStyle w:val="VerbatimChar"/>
+        </w:rPr>
+        <w:t xml:space="preserve">.docx</w:t>
+      </w:r>
+      <w:r>
+        <w:t xml:space="preserve"> </w:t>
+      </w:r>
+      <w:r>
+        <w:t xml:space="preserve">with a per-workflow change log recording what was corrected and why. GHL remains the source of truth: change GHL first, then update the file. Three findings worth carrying forward are recorded in the handoff, chiefly that corrections declared fixed were repeatedly not fixed everywhere. Original entry below for context.</w:t>
+      </w:r>
+    </w:p>
+    <w:p>
+      <w:pPr>
+        <w:pStyle w:val="Compact"/>
         <w:numPr>
           <w:ilvl w:val="0"/>
           <w:numId w:val="1098"/>
@@ -7878,20 +7710,62 @@
         <w:rPr>
           <w:b/>
           <w:bCs/>
-        </w:rPr>
-        <w:t xml:space="preserve">IG loose ends:</w:t>
-      </w:r>
-      <w:r>
-        <w:t xml:space="preserve"> </w:t>
-      </w:r>
-      <w:r>
-        <w:t xml:space="preserve">WF-23/WF-24 numbering gap (confirm not unbuilt), Winter/Tired-Test URLs missing from the Key URLs table, blank team contact fields (Dennis Lan, Dario Pompeii, Millie Carrillo, Thea Cartier).</w:t>
-      </w:r>
-    </w:p>
-    <w:p>
-      <w:pPr>
-        <w:numPr>
-          <w:ilvl w:val="0"/>
+          <w:strike/>
+        </w:rPr>
+        <w:t xml:space="preserve">Export the drip email copy into the repo.</w:t>
+      </w:r>
+      <w:r>
+        <w:t xml:space="preserve"> </w:t>
+      </w:r>
+      <w:r>
+        <w:t xml:space="preserve">All the campaign email copy for WF-11 through WF-29 (consumer drip, the five magnet nurtures, Winter, Recovery, Synthesis Gap, Vitamin D Assessment, testimonial, abandoned cart, investor drip) exists</w:t>
+      </w:r>
+      <w:r>
+        <w:t xml:space="preserve"> </w:t>
+      </w:r>
+      <w:r>
+        <w:rPr>
+          <w:b/>
+          <w:bCs/>
+        </w:rPr>
+        <w:t xml:space="preserve">only inside GHL</w:t>
+      </w:r>
+      <w:r>
+        <w:t xml:space="preserve">. It is not version-controlled, not searchable, and not reliably recoverable: Account Snapshots capture workflow structure but not email bodies in a diffable form. Only two content sets are currently backed up: the five agent templates in</w:t>
+      </w:r>
+      <w:r>
+        <w:t xml:space="preserve"> </w:t>
+      </w:r>
+      <w:r>
+        <w:rPr>
+          <w:rStyle w:val="VerbatimChar"/>
+        </w:rPr>
+        <w:t xml:space="preserve">Enyrgy_Agent_Email_Templates_v1.md</w:t>
+      </w:r>
+      <w:r>
+        <w:t xml:space="preserve"> </w:t>
+      </w:r>
+      <w:r>
+        <w:t xml:space="preserve">and the five landing pages in</w:t>
+      </w:r>
+      <w:r>
+        <w:t xml:space="preserve"> </w:t>
+      </w:r>
+      <w:r>
+        <w:rPr>
+          <w:rStyle w:val="VerbatimChar"/>
+        </w:rPr>
+        <w:t xml:space="preserve">lead-magnets/</w:t>
+      </w:r>
+      <w:r>
+        <w:t xml:space="preserve">.</w:t>
+      </w:r>
+    </w:p>
+    <w:p>
+      <w:pPr>
+        <w:pStyle w:val="Compact"/>
+        <w:numPr>
+          <w:ilvl w:val="1"/>
           <w:numId w:val="1099"/>
         </w:numPr>
       </w:pPr>
@@ -7900,68 +7774,125 @@
           <w:b/>
           <w:bCs/>
         </w:rPr>
-        <w:t xml:space="preserve">WIP:</w:t>
-      </w:r>
-      <w:r>
-        <w:t xml:space="preserve"> </w:t>
-      </w:r>
-      <w:r>
-        <w:rPr>
-          <w:strike/>
-        </w:rPr>
-        <w:t xml:space="preserve">correct the</w:t>
-      </w:r>
-      <w:r>
-        <w:rPr>
-          <w:strike/>
-        </w:rPr>
-        <w:t xml:space="preserve"> </w:t>
-      </w:r>
-      <w:r>
-        <w:rPr>
-          <w:strike/>
-        </w:rPr>
-        <w:t xml:space="preserve">“24-agent”</w:t>
-      </w:r>
-      <w:r>
-        <w:rPr>
-          <w:strike/>
-        </w:rPr>
-        <w:t xml:space="preserve"> </w:t>
-      </w:r>
-      <w:r>
-        <w:rPr>
-          <w:strike/>
-        </w:rPr>
-        <w:t xml:space="preserve">count</w:t>
-      </w:r>
-      <w:r>
-        <w:t xml:space="preserve"> </w:t>
-      </w:r>
-      <w:r>
-        <w:rPr>
-          <w:b/>
-          <w:bCs/>
-        </w:rPr>
-        <w:t xml:space="preserve">Already done and this item was stale.</w:t>
-      </w:r>
-      <w:r>
-        <w:t xml:space="preserve"> </w:t>
-      </w:r>
-      <w:r>
-        <w:t xml:space="preserve">The WIP records the correction explicitly: 16 built (3 C-Suite + 7 COO + 6 CRO), upper bound 22 with all six Phase 2 additions. The only surviving</w:t>
-      </w:r>
-      <w:r>
-        <w:t xml:space="preserve"> </w:t>
-      </w:r>
-      <w:r>
-        <w:t xml:space="preserve">“24-agent”</w:t>
-      </w:r>
-      <w:r>
-        <w:t xml:space="preserve"> </w:t>
-      </w:r>
-      <w:r>
-        <w:t xml:space="preserve">string is inside the sentence explaining that it was wrong.</w:t>
+        <w:t xml:space="preserve">Why it matters:</w:t>
+      </w:r>
+      <w:r>
+        <w:t xml:space="preserve"> </w:t>
+      </w:r>
+      <w:r>
+        <w:t xml:space="preserve">an entire session was spent compliance-auditing this copy (prohibited words, em-dashes, the guarantee-vs-lab-timeline decoupling, the light-does-five framing, FTC testimonial rules). That work lives in one place with no backup. A bad edit or an accidental workflow deletion loses it.</w:t>
+      </w:r>
+    </w:p>
+    <w:p>
+      <w:pPr>
+        <w:pStyle w:val="Compact"/>
+        <w:numPr>
+          <w:ilvl w:val="1"/>
+          <w:numId w:val="1099"/>
+        </w:numPr>
+      </w:pPr>
+      <w:r>
+        <w:rPr>
+          <w:b/>
+          <w:bCs/>
+        </w:rPr>
+        <w:t xml:space="preserve">Trigger that surfaced it:</w:t>
+      </w:r>
+      <w:r>
+        <w:t xml:space="preserve"> </w:t>
+      </w:r>
+      <w:r>
+        <w:t xml:space="preserve">could not answer</w:t>
+      </w:r>
+      <w:r>
+        <w:t xml:space="preserve"> </w:t>
+      </w:r>
+      <w:r>
+        <w:t xml:space="preserve">“which workflow has the email with subject</w:t>
+      </w:r>
+      <w:r>
+        <w:t xml:space="preserve"> </w:t>
+      </w:r>
+      <w:r>
+        <w:t xml:space="preserve">‘One trigger, three outputs’</w:t>
+      </w:r>
+      <w:r>
+        <w:t xml:space="preserve">?”</w:t>
+      </w:r>
+      <w:r>
+        <w:t xml:space="preserve"> </w:t>
+      </w:r>
+      <w:r>
+        <w:t xml:space="preserve">because there is nothing to search.</w:t>
+      </w:r>
+    </w:p>
+    <w:p>
+      <w:pPr>
+        <w:pStyle w:val="Compact"/>
+        <w:numPr>
+          <w:ilvl w:val="1"/>
+          <w:numId w:val="1099"/>
+        </w:numPr>
+      </w:pPr>
+      <w:r>
+        <w:rPr>
+          <w:b/>
+          <w:bCs/>
+        </w:rPr>
+        <w:t xml:space="preserve">Suggested shape:</w:t>
+      </w:r>
+      <w:r>
+        <w:t xml:space="preserve"> </w:t>
+      </w:r>
+      <w:r>
+        <w:t xml:space="preserve">one markdown file per workflow under a</w:t>
+      </w:r>
+      <w:r>
+        <w:t xml:space="preserve"> </w:t>
+      </w:r>
+      <w:r>
+        <w:rPr>
+          <w:rStyle w:val="VerbatimChar"/>
+        </w:rPr>
+        <w:t xml:space="preserve">campaigns/</w:t>
+      </w:r>
+      <w:r>
+        <w:t xml:space="preserve"> </w:t>
+      </w:r>
+      <w:r>
+        <w:t xml:space="preserve">directory, each email with its subject, body, and the WF number plus touch order. Roughly a session of work.</w:t>
+      </w:r>
+    </w:p>
+    <w:p>
+      <w:pPr>
+        <w:pStyle w:val="Compact"/>
+        <w:numPr>
+          <w:ilvl w:val="1"/>
+          <w:numId w:val="1099"/>
+        </w:numPr>
+      </w:pPr>
+      <w:r>
+        <w:rPr>
+          <w:b/>
+          <w:bCs/>
+        </w:rPr>
+        <w:t xml:space="preserve">Secondary benefit:</w:t>
+      </w:r>
+      <w:r>
+        <w:t xml:space="preserve"> </w:t>
+      </w:r>
+      <w:r>
+        <w:t xml:space="preserve">makes the copy greppable, so subject lines and claims can be located and audited without clicking through GHL.</w:t>
+      </w:r>
+    </w:p>
+    <w:bookmarkEnd w:id="32"/>
+    <w:bookmarkStart w:id="33" w:name="documentation-hygiene"/>
+    <w:p>
+      <w:pPr>
+        <w:pStyle w:val="Heading2"/>
+      </w:pPr>
+      <w:r>
+        <w:t xml:space="preserve">7. Documentation hygiene</w:t>
       </w:r>
     </w:p>
     <w:p>
@@ -7976,44 +7907,162 @@
           <w:b/>
           <w:bCs/>
         </w:rPr>
-        <w:t xml:space="preserve">Doc date stamps corrected (Aug 4).</w:t>
-      </w:r>
-      <w:r>
-        <w:t xml:space="preserve"> </w:t>
-      </w:r>
-      <w:r>
-        <w:t xml:space="preserve">The Handoff header said</w:t>
-      </w:r>
-      <w:r>
-        <w:t xml:space="preserve"> </w:t>
-      </w:r>
-      <w:r>
-        <w:t xml:space="preserve">“end of Session 15”</w:t>
-      </w:r>
-      <w:r>
-        <w:t xml:space="preserve"> </w:t>
-      </w:r>
-      <w:r>
-        <w:t xml:space="preserve">and its own DOCUMENTS row said</w:t>
-      </w:r>
-      <w:r>
-        <w:t xml:space="preserve"> </w:t>
-      </w:r>
-      <w:r>
-        <w:t xml:space="preserve">“Session 14”</w:t>
-      </w:r>
-      <w:r>
-        <w:t xml:space="preserve">; the WIP header said July 28. Both carried Session 16 content.</w:t>
-      </w:r>
-      <w:r>
-        <w:t xml:space="preserve"> </w:t>
-      </w:r>
-      <w:r>
-        <w:rPr>
-          <w:b/>
-          <w:bCs/>
-        </w:rPr>
-        <w:t xml:space="preserve">A stale header on a current document is worse than an old document, because it invites the reader to discount content that is actually current.</w:t>
+        <w:t xml:space="preserve">Sync the live</w:t>
+      </w:r>
+      <w:r>
+        <w:rPr>
+          <w:b/>
+          <w:bCs/>
+        </w:rPr>
+        <w:t xml:space="preserve"> </w:t>
+      </w:r>
+      <w:r>
+        <w:rPr>
+          <w:rStyle w:val="VerbatimChar"/>
+          <w:b/>
+          <w:bCs/>
+        </w:rPr>
+        <w:t xml:space="preserve">enyrgy-knowledge-base</w:t>
+      </w:r>
+      <w:r>
+        <w:rPr>
+          <w:b/>
+          <w:bCs/>
+        </w:rPr>
+        <w:t xml:space="preserve"> </w:t>
+      </w:r>
+      <w:r>
+        <w:rPr>
+          <w:b/>
+          <w:bCs/>
+        </w:rPr>
+        <w:t xml:space="preserve">Company Skill to the repo KB:</w:t>
+      </w:r>
+      <w:r>
+        <w:t xml:space="preserve"> </w:t>
+      </w:r>
+      <w:r>
+        <w:t xml:space="preserve">DONE (Aug 4, 2026), skill now matches commit</w:t>
+      </w:r>
+      <w:r>
+        <w:t xml:space="preserve"> </w:t>
+      </w:r>
+      <w:r>
+        <w:rPr>
+          <w:rStyle w:val="VerbatimChar"/>
+        </w:rPr>
+        <w:t xml:space="preserve">42090226</w:t>
+      </w:r>
+      <w:r>
+        <w:t xml:space="preserve">. That sync carried nine targeted edits: users-not-customers, Brian Cameron CFO as a former securities regulator, the manual referral mechanism, contact@enyrgy.com, the pilot-to-study rule plus</w:t>
+      </w:r>
+      <w:r>
+        <w:t xml:space="preserve"> </w:t>
+      </w:r>
+      <w:r>
+        <w:t xml:space="preserve">“the five participants”</w:t>
+      </w:r>
+      <w:r>
+        <w:t xml:space="preserve">, the three advisor bios with publication figures, and the approved one-in-four wording.</w:t>
+      </w:r>
+      <w:r>
+        <w:t xml:space="preserve"> </w:t>
+      </w:r>
+      <w:r>
+        <w:rPr>
+          <w:b/>
+          <w:bCs/>
+        </w:rPr>
+        <w:t xml:space="preserve">The last one mattered most:</w:t>
+      </w:r>
+      <w:r>
+        <w:t xml:space="preserve"> </w:t>
+      </w:r>
+      <w:r>
+        <w:t xml:space="preserve">“in these trials”</w:t>
+      </w:r>
+      <w:r>
+        <w:t xml:space="preserve"> </w:t>
+      </w:r>
+      <w:r>
+        <w:t xml:space="preserve">is only unambiguous beside the citation, and an agent lifting the phrase into an email leaves the citation behind, so the reader parses it as Enyrgy’s own trials. Earlier syncs: Aug 2</w:t>
+      </w:r>
+      <w:r>
+        <w:t xml:space="preserve"> </w:t>
+      </w:r>
+      <w:r>
+        <w:rPr>
+          <w:rStyle w:val="VerbatimChar"/>
+        </w:rPr>
+        <w:t xml:space="preserve">17c553b7</w:t>
+      </w:r>
+      <w:r>
+        <w:t xml:space="preserve">, Aug 2</w:t>
+      </w:r>
+      <w:r>
+        <w:t xml:space="preserve"> </w:t>
+      </w:r>
+      <w:r>
+        <w:rPr>
+          <w:rStyle w:val="VerbatimChar"/>
+        </w:rPr>
+        <w:t xml:space="preserve">2f4fb933</w:t>
+      </w:r>
+      <w:r>
+        <w:t xml:space="preserve">, Aug 1</w:t>
+      </w:r>
+      <w:r>
+        <w:t xml:space="preserve"> </w:t>
+      </w:r>
+      <w:r>
+        <w:rPr>
+          <w:rStyle w:val="VerbatimChar"/>
+        </w:rPr>
+        <w:t xml:space="preserve">95f41a40</w:t>
+      </w:r>
+      <w:r>
+        <w:t xml:space="preserve">. Six targeted find/replace edits, verified after save.</w:t>
+      </w:r>
+      <w:r>
+        <w:t xml:space="preserve"> </w:t>
+      </w:r>
+      <w:r>
+        <w:rPr>
+          <w:b/>
+          <w:bCs/>
+        </w:rPr>
+        <w:t xml:space="preserve">Standing method:</w:t>
+      </w:r>
+      <w:r>
+        <w:t xml:space="preserve"> </w:t>
+      </w:r>
+      <w:r>
+        <w:t xml:space="preserve">run</w:t>
+      </w:r>
+      <w:r>
+        <w:t xml:space="preserve"> </w:t>
+      </w:r>
+      <w:r>
+        <w:rPr>
+          <w:rStyle w:val="VerbatimChar"/>
+        </w:rPr>
+        <w:t xml:space="preserve">git log &lt;last-synced-commit&gt;..HEAD -- Enyrgy_Paperclip_Knowledge_Base.md</w:t>
+      </w:r>
+      <w:r>
+        <w:t xml:space="preserve">, apply only those hunks in Skill Studio, never select-all-paste, then reopen and confirm the body saved and the frontmatter appears exactly once.</w:t>
+      </w:r>
+      <w:r>
+        <w:t xml:space="preserve"> </w:t>
+      </w:r>
+      <w:r>
+        <w:rPr>
+          <w:b/>
+          <w:bCs/>
+        </w:rPr>
+        <w:t xml:space="preserve">Record the synced commit hash in the handoff documents table every time</w:t>
+      </w:r>
+      <w:r>
+        <w:t xml:space="preserve">, otherwise the next session cannot tell what the live skill actually contains.</w:t>
       </w:r>
     </w:p>
     <w:p>
@@ -8028,25 +8077,25 @@
           <w:b/>
           <w:bCs/>
         </w:rPr>
-        <w:t xml:space="preserve">IG version conflict resolved (Aug 4).</w:t>
-      </w:r>
-      <w:r>
-        <w:t xml:space="preserve"> </w:t>
-      </w:r>
-      <w:r>
-        <w:t xml:space="preserve">The cover said 3.9.4 while the change log said 3.9.5, and a second</w:t>
-      </w:r>
-      <w:r>
-        <w:t xml:space="preserve"> </w:t>
-      </w:r>
-      <w:r>
-        <w:t xml:space="preserve">“v3.9.4 Changes”</w:t>
-      </w:r>
-      <w:r>
-        <w:t xml:space="preserve"> </w:t>
-      </w:r>
-      <w:r>
-        <w:t xml:space="preserve">block had been introduced. Now 3.9.6 throughout, with the Session 16 block filed alongside the others rather than on the cover.</w:t>
+        <w:t xml:space="preserve">Refresh the EA to v1.1 (July 28):</w:t>
+      </w:r>
+      <w:r>
+        <w:t xml:space="preserve"> </w:t>
+      </w:r>
+      <w:r>
+        <w:t xml:space="preserve">bumped to Version 1.1 with an authoritative</w:t>
+      </w:r>
+      <w:r>
+        <w:t xml:space="preserve"> </w:t>
+      </w:r>
+      <w:r>
+        <w:t xml:space="preserve">“v1.1 Current-State Update”</w:t>
+      </w:r>
+      <w:r>
+        <w:t xml:space="preserve"> </w:t>
+      </w:r>
+      <w:r>
+        <w:t xml:space="preserve">section that overrides the stale June-29 body (Shopify integration + WF-27/28/29, GBP live + WF-07 wiring, full Paperclip org + tuned heartbeats, toll-free SMS/CNAM/no-10DLC, content assets, addresses/business-category fixes, the reliability findings incl. the debunked phantom-completion, and the open agency-email item). A future pass can fold these line-by-line into each layer.</w:t>
       </w:r>
     </w:p>
     <w:p>
@@ -8061,25 +8110,13 @@
           <w:b/>
           <w:bCs/>
         </w:rPr>
-        <w:t xml:space="preserve">IG phantom-completion claim retracted (Aug 4).</w:t>
-      </w:r>
-      <w:r>
-        <w:t xml:space="preserve"> </w:t>
-      </w:r>
-      <w:r>
-        <w:t xml:space="preserve">The v3.9.5 block described an open platform bug auto-flipping runs to</w:t>
-      </w:r>
-      <w:r>
-        <w:t xml:space="preserve"> </w:t>
-      </w:r>
-      <w:r>
-        <w:rPr>
-          <w:rStyle w:val="VerbatimChar"/>
-        </w:rPr>
-        <w:t xml:space="preserve">done</w:t>
-      </w:r>
-      <w:r>
-        <w:t xml:space="preserve">. That was investigated in code and debunked; the WIP and TODO already recorded it as NOT A BUG, so the IG was contradicting both. Now struck with the reason.</w:t>
+        <w:t xml:space="preserve">IG loose ends:</w:t>
+      </w:r>
+      <w:r>
+        <w:t xml:space="preserve"> </w:t>
+      </w:r>
+      <w:r>
+        <w:t xml:space="preserve">WF-23/WF-24 numbering gap (confirm not unbuilt), Winter/Tired-Test URLs missing from the Key URLs table, blank team contact fields (Dennis Lan, Dario Pompeii, Millie Carrillo, Thea Cartier).</w:t>
       </w:r>
     </w:p>
     <w:p>
@@ -8094,40 +8131,68 @@
           <w:b/>
           <w:bCs/>
         </w:rPr>
-        <w:t xml:space="preserve">WIP investor import step 6 corrected (Aug 4).</w:t>
-      </w:r>
-      <w:r>
-        <w:t xml:space="preserve"> </w:t>
-      </w:r>
-      <w:r>
-        <w:t xml:space="preserve">It read</w:t>
-      </w:r>
-      <w:r>
-        <w:t xml:space="preserve"> </w:t>
-      </w:r>
-      <w:r>
-        <w:t xml:space="preserve">“Apply type_investor tag to trigger drip enrollment”</w:t>
-      </w:r>
-      <w:r>
-        <w:t xml:space="preserve"> </w:t>
-      </w:r>
-      <w:r>
-        <w:t xml:space="preserve">in an investor-import runbook, directly contradicting the twice-stated rule never to apply</w:t>
-      </w:r>
-      <w:r>
-        <w:t xml:space="preserve"> </w:t>
-      </w:r>
-      <w:r>
-        <w:rPr>
-          <w:rStyle w:val="VerbatimChar"/>
-        </w:rPr>
-        <w:t xml:space="preserve">type_investor</w:t>
-      </w:r>
-      <w:r>
-        <w:t xml:space="preserve"> </w:t>
-      </w:r>
-      <w:r>
-        <w:t xml:space="preserve">to current investors. Following it would have pitched an investment to people who had already funded. Rewritten to split current from prospective investors, and the rest of the Session 16 import lessons folded in.</w:t>
+        <w:t xml:space="preserve">WIP:</w:t>
+      </w:r>
+      <w:r>
+        <w:t xml:space="preserve"> </w:t>
+      </w:r>
+      <w:r>
+        <w:rPr>
+          <w:strike/>
+        </w:rPr>
+        <w:t xml:space="preserve">correct the</w:t>
+      </w:r>
+      <w:r>
+        <w:rPr>
+          <w:strike/>
+        </w:rPr>
+        <w:t xml:space="preserve"> </w:t>
+      </w:r>
+      <w:r>
+        <w:rPr>
+          <w:strike/>
+        </w:rPr>
+        <w:t xml:space="preserve">“24-agent”</w:t>
+      </w:r>
+      <w:r>
+        <w:rPr>
+          <w:strike/>
+        </w:rPr>
+        <w:t xml:space="preserve"> </w:t>
+      </w:r>
+      <w:r>
+        <w:rPr>
+          <w:strike/>
+        </w:rPr>
+        <w:t xml:space="preserve">count</w:t>
+      </w:r>
+      <w:r>
+        <w:t xml:space="preserve"> </w:t>
+      </w:r>
+      <w:r>
+        <w:rPr>
+          <w:b/>
+          <w:bCs/>
+        </w:rPr>
+        <w:t xml:space="preserve">Already done and this item was stale.</w:t>
+      </w:r>
+      <w:r>
+        <w:t xml:space="preserve"> </w:t>
+      </w:r>
+      <w:r>
+        <w:t xml:space="preserve">The WIP records the correction explicitly: 16 built (3 C-Suite + 7 COO + 6 CRO), upper bound 22 with all six Phase 2 additions. The only surviving</w:t>
+      </w:r>
+      <w:r>
+        <w:t xml:space="preserve"> </w:t>
+      </w:r>
+      <w:r>
+        <w:t xml:space="preserve">“24-agent”</w:t>
+      </w:r>
+      <w:r>
+        <w:t xml:space="preserve"> </w:t>
+      </w:r>
+      <w:r>
+        <w:t xml:space="preserve">string is inside the sentence explaining that it was wrong.</w:t>
       </w:r>
     </w:p>
     <w:p>
@@ -8142,28 +8207,48 @@
           <w:b/>
           <w:bCs/>
         </w:rPr>
-        <w:t xml:space="preserve">Campaign copy backed up:</w:t>
-      </w:r>
-      <w:r>
-        <w:t xml:space="preserve"> </w:t>
-      </w:r>
-      <w:r>
-        <w:t xml:space="preserve">see 6b. Standing Rule 9 added to the handoff, save the artifact and not a description of it.</w:t>
-      </w:r>
-    </w:p>
-    <w:bookmarkEnd w:id="22"/>
-    <w:bookmarkStart w:id="23" w:name="X4ef6576507d0fd69ab3954b626c150ac8397a60"/>
-    <w:p>
-      <w:pPr>
-        <w:pStyle w:val="Heading2"/>
-      </w:pPr>
-      <w:r>
-        <w:t xml:space="preserve">8. Standing operating discipline (adopted Session 15)</w:t>
-      </w:r>
-    </w:p>
-    <w:p>
-      <w:pPr>
-        <w:pStyle w:val="Compact"/>
+        <w:t xml:space="preserve">Doc date stamps corrected (Aug 4).</w:t>
+      </w:r>
+      <w:r>
+        <w:t xml:space="preserve"> </w:t>
+      </w:r>
+      <w:r>
+        <w:t xml:space="preserve">The Handoff header said</w:t>
+      </w:r>
+      <w:r>
+        <w:t xml:space="preserve"> </w:t>
+      </w:r>
+      <w:r>
+        <w:t xml:space="preserve">“end of Session 15”</w:t>
+      </w:r>
+      <w:r>
+        <w:t xml:space="preserve"> </w:t>
+      </w:r>
+      <w:r>
+        <w:t xml:space="preserve">and its own DOCUMENTS row said</w:t>
+      </w:r>
+      <w:r>
+        <w:t xml:space="preserve"> </w:t>
+      </w:r>
+      <w:r>
+        <w:t xml:space="preserve">“Session 14”</w:t>
+      </w:r>
+      <w:r>
+        <w:t xml:space="preserve">; the WIP header said July 28. Both carried Session 16 content.</w:t>
+      </w:r>
+      <w:r>
+        <w:t xml:space="preserve"> </w:t>
+      </w:r>
+      <w:r>
+        <w:rPr>
+          <w:b/>
+          <w:bCs/>
+        </w:rPr>
+        <w:t xml:space="preserve">A stale header on a current document is worse than an old document, because it invites the reader to discount content that is actually current.</w:t>
+      </w:r>
+    </w:p>
+    <w:p>
+      <w:pPr>
         <w:numPr>
           <w:ilvl w:val="0"/>
           <w:numId w:val="1105"/>
@@ -8174,30 +8259,29 @@
           <w:b/>
           <w:bCs/>
         </w:rPr>
-        <w:t xml:space="preserve">Verify agent audits/verifications against the live GHL account before acting.</w:t>
-      </w:r>
-      <w:r>
-        <w:t xml:space="preserve"> </w:t>
-      </w:r>
-      <w:r>
-        <w:t xml:space="preserve">Agents confabulate under credit starvation. They produced specific, plausible, false claims (invented tag states, a workflow last-edit date misread as a last-run date, a</w:t>
-      </w:r>
-      <w:r>
-        <w:t xml:space="preserve"> </w:t>
-      </w:r>
-      <w:r>
-        <w:t xml:space="preserve">“confirmed”</w:t>
-      </w:r>
-      <w:r>
-        <w:t xml:space="preserve"> </w:t>
-      </w:r>
-      <w:r>
-        <w:t xml:space="preserve">systemic issue that did not exist). Treat agent escalations as leads to verify, never as facts.</w:t>
-      </w:r>
-    </w:p>
-    <w:p>
-      <w:pPr>
-        <w:pStyle w:val="Compact"/>
+        <w:t xml:space="preserve">IG version conflict resolved (Aug 4).</w:t>
+      </w:r>
+      <w:r>
+        <w:t xml:space="preserve"> </w:t>
+      </w:r>
+      <w:r>
+        <w:t xml:space="preserve">The cover said 3.9.4 while the change log said 3.9.5, and a second</w:t>
+      </w:r>
+      <w:r>
+        <w:t xml:space="preserve"> </w:t>
+      </w:r>
+      <w:r>
+        <w:t xml:space="preserve">“v3.9.4 Changes”</w:t>
+      </w:r>
+      <w:r>
+        <w:t xml:space="preserve"> </w:t>
+      </w:r>
+      <w:r>
+        <w:t xml:space="preserve">block had been introduced. Now 3.9.6 throughout, with the Session 16 block filed alongside the others rather than on the cover.</w:t>
+      </w:r>
+    </w:p>
+    <w:p>
+      <w:pPr>
         <w:numPr>
           <w:ilvl w:val="0"/>
           <w:numId w:val="1106"/>
@@ -8208,6 +8292,153 @@
           <w:b/>
           <w:bCs/>
         </w:rPr>
+        <w:t xml:space="preserve">IG phantom-completion claim retracted (Aug 4).</w:t>
+      </w:r>
+      <w:r>
+        <w:t xml:space="preserve"> </w:t>
+      </w:r>
+      <w:r>
+        <w:t xml:space="preserve">The v3.9.5 block described an open platform bug auto-flipping runs to</w:t>
+      </w:r>
+      <w:r>
+        <w:t xml:space="preserve"> </w:t>
+      </w:r>
+      <w:r>
+        <w:rPr>
+          <w:rStyle w:val="VerbatimChar"/>
+        </w:rPr>
+        <w:t xml:space="preserve">done</w:t>
+      </w:r>
+      <w:r>
+        <w:t xml:space="preserve">. That was investigated in code and debunked; the WIP and TODO already recorded it as NOT A BUG, so the IG was contradicting both. Now struck with the reason.</w:t>
+      </w:r>
+    </w:p>
+    <w:p>
+      <w:pPr>
+        <w:numPr>
+          <w:ilvl w:val="0"/>
+          <w:numId w:val="1107"/>
+        </w:numPr>
+      </w:pPr>
+      <w:r>
+        <w:rPr>
+          <w:b/>
+          <w:bCs/>
+        </w:rPr>
+        <w:t xml:space="preserve">WIP investor import step 6 corrected (Aug 4).</w:t>
+      </w:r>
+      <w:r>
+        <w:t xml:space="preserve"> </w:t>
+      </w:r>
+      <w:r>
+        <w:t xml:space="preserve">It read</w:t>
+      </w:r>
+      <w:r>
+        <w:t xml:space="preserve"> </w:t>
+      </w:r>
+      <w:r>
+        <w:t xml:space="preserve">“Apply type_investor tag to trigger drip enrollment”</w:t>
+      </w:r>
+      <w:r>
+        <w:t xml:space="preserve"> </w:t>
+      </w:r>
+      <w:r>
+        <w:t xml:space="preserve">in an investor-import runbook, directly contradicting the twice-stated rule never to apply</w:t>
+      </w:r>
+      <w:r>
+        <w:t xml:space="preserve"> </w:t>
+      </w:r>
+      <w:r>
+        <w:rPr>
+          <w:rStyle w:val="VerbatimChar"/>
+        </w:rPr>
+        <w:t xml:space="preserve">type_investor</w:t>
+      </w:r>
+      <w:r>
+        <w:t xml:space="preserve"> </w:t>
+      </w:r>
+      <w:r>
+        <w:t xml:space="preserve">to current investors. Following it would have pitched an investment to people who had already funded. Rewritten to split current from prospective investors, and the rest of the Session 16 import lessons folded in.</w:t>
+      </w:r>
+    </w:p>
+    <w:p>
+      <w:pPr>
+        <w:numPr>
+          <w:ilvl w:val="0"/>
+          <w:numId w:val="1108"/>
+        </w:numPr>
+      </w:pPr>
+      <w:r>
+        <w:rPr>
+          <w:b/>
+          <w:bCs/>
+        </w:rPr>
+        <w:t xml:space="preserve">Campaign copy backed up:</w:t>
+      </w:r>
+      <w:r>
+        <w:t xml:space="preserve"> </w:t>
+      </w:r>
+      <w:r>
+        <w:t xml:space="preserve">see 6b. Standing Rule 9 added to the handoff, save the artifact and not a description of it.</w:t>
+      </w:r>
+    </w:p>
+    <w:bookmarkEnd w:id="33"/>
+    <w:bookmarkStart w:id="34" w:name="X4ef6576507d0fd69ab3954b626c150ac8397a60"/>
+    <w:p>
+      <w:pPr>
+        <w:pStyle w:val="Heading2"/>
+      </w:pPr>
+      <w:r>
+        <w:t xml:space="preserve">8. Standing operating discipline (adopted Session 15)</w:t>
+      </w:r>
+    </w:p>
+    <w:p>
+      <w:pPr>
+        <w:pStyle w:val="Compact"/>
+        <w:numPr>
+          <w:ilvl w:val="0"/>
+          <w:numId w:val="1109"/>
+        </w:numPr>
+      </w:pPr>
+      <w:r>
+        <w:rPr>
+          <w:b/>
+          <w:bCs/>
+        </w:rPr>
+        <w:t xml:space="preserve">Verify agent audits/verifications against the live GHL account before acting.</w:t>
+      </w:r>
+      <w:r>
+        <w:t xml:space="preserve"> </w:t>
+      </w:r>
+      <w:r>
+        <w:t xml:space="preserve">Agents confabulate under credit starvation. They produced specific, plausible, false claims (invented tag states, a workflow last-edit date misread as a last-run date, a</w:t>
+      </w:r>
+      <w:r>
+        <w:t xml:space="preserve"> </w:t>
+      </w:r>
+      <w:r>
+        <w:t xml:space="preserve">“confirmed”</w:t>
+      </w:r>
+      <w:r>
+        <w:t xml:space="preserve"> </w:t>
+      </w:r>
+      <w:r>
+        <w:t xml:space="preserve">systemic issue that did not exist). Treat agent escalations as leads to verify, never as facts.</w:t>
+      </w:r>
+    </w:p>
+    <w:p>
+      <w:pPr>
+        <w:pStyle w:val="Compact"/>
+        <w:numPr>
+          <w:ilvl w:val="0"/>
+          <w:numId w:val="1110"/>
+        </w:numPr>
+      </w:pPr>
+      <w:r>
+        <w:rPr>
+          <w:b/>
+          <w:bCs/>
+        </w:rPr>
         <w:t xml:space="preserve">Keep credit buffered and watch the Costs page.</w:t>
       </w:r>
       <w:r>
@@ -8217,12 +8448,14 @@
         <w:t xml:space="preserve">Starvation is more expensive than headroom, not cheaper.</w:t>
       </w:r>
     </w:p>
-    <w:bookmarkEnd w:id="23"/>
-    <w:bookmarkEnd w:id="24"/>
+    <w:bookmarkEnd w:id="34"/>
+    <w:bookmarkEnd w:id="35"/>
     <w:sectPr>
-      <w:footnotePr>
-        <w:numRestart w:val="eachSect"/>
-      </w:footnotePr>
+      <w:headerReference r:id="rId9" w:type="default"/>
+      <w:footerReference r:id="rId10" w:type="default"/>
+      <w:pgSz w:h="15840" w:w="12240"/>
+      <w:pgMar w:bottom="1440" w:footer="720" w:gutter="0" w:header="720" w:left="1440" w:right="1440" w:top="1440"/>
+      <w:cols w:space="720"/>
     </w:sectPr>
   </w:body>
 </w:document>
@@ -8232,6 +8465,154 @@
 <w:comments xmlns:w="http://schemas.openxmlformats.org/wordprocessingml/2006/main" xmlns:m="http://schemas.openxmlformats.org/officeDocument/2006/math" xmlns:r="http://schemas.openxmlformats.org/officeDocument/2006/relationships" xmlns:o="urn:schemas-microsoft-com:office:office" xmlns:v="urn:schemas-microsoft-com:vml" xmlns:w10="urn:schemas-microsoft-com:office:word" xmlns:a="http://schemas.openxmlformats.org/drawingml/2006/main" xmlns:pic="http://schemas.openxmlformats.org/drawingml/2006/picture" xmlns:wp="http://schemas.openxmlformats.org/drawingml/2006/wordprocessingDrawing"/>
 </file>
 
+<file path=word/footer1.xml><?xml version="1.0" encoding="utf-8"?>
+<w:ftr xmlns:wpc="http://schemas.microsoft.com/office/word/2010/wordprocessingCanvas" xmlns:cx="http://schemas.microsoft.com/office/drawing/2014/chartex" xmlns:cx1="http://schemas.microsoft.com/office/drawing/2015/9/8/chartex" xmlns:cx2="http://schemas.microsoft.com/office/drawing/2015/10/21/chartex" xmlns:cx3="http://schemas.microsoft.com/office/drawing/2016/5/9/chartex" xmlns:cx4="http://schemas.microsoft.com/office/drawing/2016/5/10/chartex" xmlns:cx5="http://schemas.microsoft.com/office/drawing/2016/5/11/chartex" xmlns:cx6="http://schemas.microsoft.com/office/drawing/2016/5/12/chartex" xmlns:cx7="http://schemas.microsoft.com/office/drawing/2016/5/13/chartex" xmlns:cx8="http://schemas.microsoft.com/office/drawing/2016/5/14/chartex" xmlns:mc="http://schemas.openxmlformats.org/markup-compatibility/2006" xmlns:m="http://schemas.openxmlformats.org/officeDocument/2006/math" xmlns:aink="http://schemas.microsoft.com/office/drawing/2016/ink" xmlns:am3d="http://schemas.microsoft.com/office/drawing/2017/model3d" xmlns:oel="http://schemas.microsoft.com/office/2019/extlst" xmlns:r="http://schemas.openxmlformats.org/officeDocument/2006/relationships" xmlns:wp14="http://schemas.microsoft.com/office/word/2010/wordprocessingDrawing" xmlns:wp="http://schemas.openxmlformats.org/drawingml/2006/wordprocessingDrawing" xmlns:wpg="http://schemas.microsoft.com/office/word/2010/wordprocessingGroup" xmlns:wpi="http://schemas.microsoft.com/office/word/2010/wordprocessingInk" xmlns:wps="http://schemas.microsoft.com/office/word/2010/wordprocessingShape" xmlns:o="urn:schemas-microsoft-com:office:office" xmlns:v="urn:schemas-microsoft-com:vml" xmlns:w10="urn:schemas-microsoft-com:office:word" xmlns:w="http://schemas.openxmlformats.org/wordprocessingml/2006/main" xmlns:w14="http://schemas.microsoft.com/office/word/2010/wordml" xmlns:w15="http://schemas.microsoft.com/office/word/2012/wordml" xmlns:w16cex="http://schemas.microsoft.com/office/word/2018/wordml/cex" xmlns:w16cid="http://schemas.microsoft.com/office/word/2016/wordml/cid" xmlns:w16="http://schemas.microsoft.com/office/word/2018/wordml" xmlns:w16sdtdh="http://schemas.microsoft.com/office/word/2020/wordml/sdtdatahash" xmlns:w16sdtfl="http://schemas.microsoft.com/office/word/2024/wordml/sdtformatlock" xmlns:w16se="http://schemas.microsoft.com/office/word/2015/wordml/symex" xmlns:w16du="http://schemas.microsoft.com/office/word/2023/wordml/word16du" xmlns:wne="http://schemas.microsoft.com/office/word/2006/wordml" mc:Ignorable="w14 w15 w16se w16cid w16 w16cex w16sdtdh w16sdtfl w16du wp14">
+  <w:p>
+    <w:pPr>
+      <w:pBdr>
+        <w:top w:val="single" w:sz="4" w:space="1" w:color="CCCCCC"/>
+      </w:pBdr>
+      <w:jc w:val="center"/>
+    </w:pPr>
+    <w:r>
+      <w:rPr>
+        <w:rFonts w:ascii="Montserrat" w:eastAsia="Montserrat" w:hAnsi="Montserrat" w:cs="Montserrat"/>
+        <w:color w:val="888888"/>
+        <w:sz w:val="16"/>
+        <w:szCs w:val="16"/>
+      </w:rPr>
+      <w:t xml:space="preserve">Enyrgy </w:t>
+    </w:r>
+    <w:proofErr w:type="gramStart"/>
+    <w:r>
+      <w:rPr>
+        <w:rFonts w:ascii="Montserrat" w:eastAsia="Montserrat" w:hAnsi="Montserrat" w:cs="Montserrat"/>
+        <w:color w:val="888888"/>
+        <w:sz w:val="16"/>
+        <w:szCs w:val="16"/>
+      </w:rPr>
+      <w:t>Inc  ·</w:t>
+    </w:r>
+    <w:proofErr w:type="gramEnd"/>
+    <w:r>
+      <w:rPr>
+        <w:rFonts w:ascii="Montserrat" w:eastAsia="Montserrat" w:hAnsi="Montserrat" w:cs="Montserrat"/>
+        <w:color w:val="888888"/>
+        <w:sz w:val="16"/>
+        <w:szCs w:val="16"/>
+      </w:rPr>
+      <w:t xml:space="preserve">  Phoenix, </w:t>
+    </w:r>
+    <w:proofErr w:type="gramStart"/>
+    <w:r>
+      <w:rPr>
+        <w:rFonts w:ascii="Montserrat" w:eastAsia="Montserrat" w:hAnsi="Montserrat" w:cs="Montserrat"/>
+        <w:color w:val="888888"/>
+        <w:sz w:val="16"/>
+        <w:szCs w:val="16"/>
+      </w:rPr>
+      <w:t>AZ  ·</w:t>
+    </w:r>
+    <w:proofErr w:type="gramEnd"/>
+    <w:r>
+      <w:rPr>
+        <w:rFonts w:ascii="Montserrat" w:eastAsia="Montserrat" w:hAnsi="Montserrat" w:cs="Montserrat"/>
+        <w:color w:val="888888"/>
+        <w:sz w:val="16"/>
+        <w:szCs w:val="16"/>
+      </w:rPr>
+      <w:t xml:space="preserve">  </w:t>
+    </w:r>
+    <w:proofErr w:type="gramStart"/>
+    <w:r>
+      <w:rPr>
+        <w:rFonts w:ascii="Montserrat" w:eastAsia="Montserrat" w:hAnsi="Montserrat" w:cs="Montserrat"/>
+        <w:color w:val="888888"/>
+        <w:sz w:val="16"/>
+        <w:szCs w:val="16"/>
+      </w:rPr>
+      <w:t>enyrgy.com  ·</w:t>
+    </w:r>
+    <w:proofErr w:type="gramEnd"/>
+    <w:r>
+      <w:rPr>
+        <w:rFonts w:ascii="Montserrat" w:eastAsia="Montserrat" w:hAnsi="Montserrat" w:cs="Montserrat"/>
+        <w:color w:val="888888"/>
+        <w:sz w:val="16"/>
+        <w:szCs w:val="16"/>
+      </w:rPr>
+      <w:t xml:space="preserve">  Sunlight. Evolved.  </w:t>
+    </w:r>
+    <w:proofErr w:type="gramStart"/>
+    <w:r>
+      <w:rPr>
+        <w:rFonts w:ascii="Montserrat" w:eastAsia="Montserrat" w:hAnsi="Montserrat" w:cs="Montserrat"/>
+        <w:color w:val="888888"/>
+        <w:sz w:val="16"/>
+        <w:szCs w:val="16"/>
+      </w:rPr>
+      <w:t>·  Page</w:t>
+    </w:r>
+    <w:proofErr w:type="gramEnd"/>
+    <w:r>
+      <w:rPr>
+        <w:rFonts w:ascii="Montserrat" w:eastAsia="Montserrat" w:hAnsi="Montserrat" w:cs="Montserrat"/>
+        <w:color w:val="888888"/>
+        <w:sz w:val="16"/>
+        <w:szCs w:val="16"/>
+      </w:rPr>
+      <w:t xml:space="preserve"> </w:t>
+    </w:r>
+    <w:r>
+      <w:rPr>
+        <w:rFonts w:ascii="Montserrat" w:eastAsia="Montserrat" w:hAnsi="Montserrat" w:cs="Montserrat"/>
+        <w:color w:val="888888"/>
+        <w:sz w:val="16"/>
+        <w:szCs w:val="16"/>
+      </w:rPr>
+      <w:fldChar w:fldCharType="begin"/>
+    </w:r>
+    <w:r>
+      <w:rPr>
+        <w:rFonts w:ascii="Montserrat" w:eastAsia="Montserrat" w:hAnsi="Montserrat" w:cs="Montserrat"/>
+        <w:color w:val="888888"/>
+        <w:sz w:val="16"/>
+        <w:szCs w:val="16"/>
+      </w:rPr>
+      <w:instrText>PAGE</w:instrText>
+    </w:r>
+    <w:r>
+      <w:rPr>
+        <w:rFonts w:ascii="Montserrat" w:eastAsia="Montserrat" w:hAnsi="Montserrat" w:cs="Montserrat"/>
+        <w:color w:val="888888"/>
+        <w:sz w:val="16"/>
+        <w:szCs w:val="16"/>
+      </w:rPr>
+      <w:fldChar w:fldCharType="separate"/>
+    </w:r>
+    <w:r>
+      <w:rPr>
+        <w:rFonts w:ascii="Montserrat" w:eastAsia="Montserrat" w:hAnsi="Montserrat" w:cs="Montserrat"/>
+        <w:noProof/>
+        <w:color w:val="888888"/>
+        <w:sz w:val="16"/>
+        <w:szCs w:val="16"/>
+      </w:rPr>
+      <w:t>8</w:t>
+    </w:r>
+    <w:r>
+      <w:rPr>
+        <w:rFonts w:ascii="Montserrat" w:eastAsia="Montserrat" w:hAnsi="Montserrat" w:cs="Montserrat"/>
+        <w:color w:val="888888"/>
+        <w:sz w:val="16"/>
+        <w:szCs w:val="16"/>
+      </w:rPr>
+      <w:fldChar w:fldCharType="end"/>
+    </w:r>
+  </w:p>
+</w:ftr>
+</file>
+
 <file path=word/footnotes.xml><?xml version="1.0" encoding="utf-8"?>
 <w:footnotes xmlns:w="http://schemas.openxmlformats.org/wordprocessingml/2006/main" xmlns:m="http://schemas.openxmlformats.org/officeDocument/2006/math" xmlns:r="http://schemas.openxmlformats.org/officeDocument/2006/relationships" xmlns:o="urn:schemas-microsoft-com:office:office" xmlns:v="urn:schemas-microsoft-com:vml" xmlns:w10="urn:schemas-microsoft-com:office:word" xmlns:a="http://schemas.openxmlformats.org/drawingml/2006/main" xmlns:pic="http://schemas.openxmlformats.org/drawingml/2006/picture" xmlns:wp="http://schemas.openxmlformats.org/drawingml/2006/wordprocessingDrawing">
   <w:footnote w:type="continuationSeparator" w:id="0">
@@ -8251,8 +8632,487 @@
 </w:footnotes>
 </file>
 
+<file path=word/header1.xml><?xml version="1.0" encoding="utf-8"?>
+<w:hdr xmlns:wpc="http://schemas.microsoft.com/office/word/2010/wordprocessingCanvas" xmlns:cx="http://schemas.microsoft.com/office/drawing/2014/chartex" xmlns:cx1="http://schemas.microsoft.com/office/drawing/2015/9/8/chartex" xmlns:cx2="http://schemas.microsoft.com/office/drawing/2015/10/21/chartex" xmlns:cx3="http://schemas.microsoft.com/office/drawing/2016/5/9/chartex" xmlns:cx4="http://schemas.microsoft.com/office/drawing/2016/5/10/chartex" xmlns:cx5="http://schemas.microsoft.com/office/drawing/2016/5/11/chartex" xmlns:cx6="http://schemas.microsoft.com/office/drawing/2016/5/12/chartex" xmlns:cx7="http://schemas.microsoft.com/office/drawing/2016/5/13/chartex" xmlns:cx8="http://schemas.microsoft.com/office/drawing/2016/5/14/chartex" xmlns:mc="http://schemas.openxmlformats.org/markup-compatibility/2006" xmlns:m="http://schemas.openxmlformats.org/officeDocument/2006/math" xmlns:aink="http://schemas.microsoft.com/office/drawing/2016/ink" xmlns:am3d="http://schemas.microsoft.com/office/drawing/2017/model3d" xmlns:oel="http://schemas.microsoft.com/office/2019/extlst" xmlns:r="http://schemas.openxmlformats.org/officeDocument/2006/relationships" xmlns:wp14="http://schemas.microsoft.com/office/word/2010/wordprocessingDrawing" xmlns:wp="http://schemas.openxmlformats.org/drawingml/2006/wordprocessingDrawing" xmlns:wpg="http://schemas.microsoft.com/office/word/2010/wordprocessingGroup" xmlns:wpi="http://schemas.microsoft.com/office/word/2010/wordprocessingInk" xmlns:wps="http://schemas.microsoft.com/office/word/2010/wordprocessingShape" xmlns:o="urn:schemas-microsoft-com:office:office" xmlns:v="urn:schemas-microsoft-com:vml" xmlns:w10="urn:schemas-microsoft-com:office:word" xmlns:w="http://schemas.openxmlformats.org/wordprocessingml/2006/main" xmlns:w14="http://schemas.microsoft.com/office/word/2010/wordml" xmlns:w15="http://schemas.microsoft.com/office/word/2012/wordml" xmlns:w16cex="http://schemas.microsoft.com/office/word/2018/wordml/cex" xmlns:w16cid="http://schemas.microsoft.com/office/word/2016/wordml/cid" xmlns:w16="http://schemas.microsoft.com/office/word/2018/wordml" xmlns:w16sdtdh="http://schemas.microsoft.com/office/word/2020/wordml/sdtdatahash" xmlns:w16sdtfl="http://schemas.microsoft.com/office/word/2024/wordml/sdtformatlock" xmlns:w16se="http://schemas.microsoft.com/office/word/2015/wordml/symex" xmlns:w16du="http://schemas.microsoft.com/office/word/2023/wordml/word16du" xmlns:wne="http://schemas.microsoft.com/office/word/2006/wordml" mc:Ignorable="w14 w15 w16se w16cid w16 w16cex w16sdtdh w16sdtfl w16du wp14">
+  <w:p>
+    <w:pPr>
+      <w:pBdr>
+        <w:bottom w:val="single" w:sz="4" w:space="1" w:color="E64C38"/>
+      </w:pBdr>
+    </w:pPr>
+    <w:r>
+      <w:rPr>
+        <w:rFonts w:ascii="Montserrat" w:eastAsia="Montserrat" w:hAnsi="Montserrat" w:cs="Montserrat"/>
+        <w:b/>
+        <w:bCs/>
+        <w:color w:val="E64C38"/>
+        <w:sz w:val="18"/>
+        <w:szCs w:val="18"/>
+      </w:rPr>
+      <w:t xml:space="preserve">ENYRGY | Master TODO </w:t>
+    </w:r>
+    <w:proofErr w:type="gramStart"/>
+    <w:r>
+      <w:rPr>
+        <w:rFonts w:ascii="Montserrat" w:eastAsia="Montserrat" w:hAnsi="Montserrat" w:cs="Montserrat"/>
+        <w:b/>
+        <w:bCs/>
+        <w:color w:val="E64C38"/>
+        <w:sz w:val="18"/>
+        <w:szCs w:val="18"/>
+      </w:rPr>
+      <w:t xml:space="preserve">v3.9  </w:t>
+    </w:r>
+    <w:r>
+      <w:rPr>
+        <w:rFonts w:ascii="Montserrat" w:eastAsia="Montserrat" w:hAnsi="Montserrat" w:cs="Montserrat"/>
+        <w:color w:val="999999"/>
+        <w:sz w:val="18"/>
+        <w:szCs w:val="18"/>
+      </w:rPr>
+      <w:t>CONFIDENTIAL</w:t>
+    </w:r>
+    <w:proofErr w:type="gramEnd"/>
+  </w:p>
+</w:hdr>
+</file>
+
 <file path=word/numbering.xml><?xml version="1.0" encoding="utf-8"?>
-<w:numbering xmlns:w="http://schemas.openxmlformats.org/wordprocessingml/2006/main">
+<w:numbering xmlns:aink="http://schemas.microsoft.com/office/drawing/2016/ink" xmlns:am3d="http://schemas.microsoft.com/office/drawing/2017/model3d" xmlns:cx="http://schemas.microsoft.com/office/drawing/2014/chartex" xmlns:cx1="http://schemas.microsoft.com/office/drawing/2015/9/8/chartex" xmlns:cx2="http://schemas.microsoft.com/office/drawing/2015/10/21/chartex" xmlns:cx3="http://schemas.microsoft.com/office/drawing/2016/5/9/chartex" xmlns:cx4="http://schemas.microsoft.com/office/drawing/2016/5/10/chartex" xmlns:cx5="http://schemas.microsoft.com/office/drawing/2016/5/11/chartex" xmlns:cx6="http://schemas.microsoft.com/office/drawing/2016/5/12/chartex" xmlns:cx7="http://schemas.microsoft.com/office/drawing/2016/5/13/chartex" xmlns:cx8="http://schemas.microsoft.com/office/drawing/2016/5/14/chartex" xmlns:m="http://schemas.openxmlformats.org/officeDocument/2006/math" xmlns:mc="http://schemas.openxmlformats.org/markup-compatibility/2006" xmlns:o="urn:schemas-microsoft-com:office:office" xmlns:oel="http://schemas.microsoft.com/office/2019/extlst" xmlns:r="http://schemas.openxmlformats.org/officeDocument/2006/relationships" xmlns:v="urn:schemas-microsoft-com:vml" xmlns:w="http://schemas.openxmlformats.org/wordprocessingml/2006/main" xmlns:w10="urn:schemas-microsoft-com:office:word" xmlns:w14="http://schemas.microsoft.com/office/word/2010/wordml" xmlns:w15="http://schemas.microsoft.com/office/word/2012/wordml" xmlns:w16="http://schemas.microsoft.com/office/word/2018/wordml" xmlns:w16cex="http://schemas.microsoft.com/office/word/2018/wordml/cex" xmlns:w16cid="http://schemas.microsoft.com/office/word/2016/wordml/cid" xmlns:w16du="http://schemas.microsoft.com/office/word/2023/wordml/word16du" xmlns:w16sdtdh="http://schemas.microsoft.com/office/word/2020/wordml/sdtdatahash" xmlns:w16sdtfl="http://schemas.microsoft.com/office/word/2024/wordml/sdtformatlock" xmlns:w16se="http://schemas.microsoft.com/office/word/2015/wordml/symex" xmlns:wne="http://schemas.microsoft.com/office/word/2006/wordml" xmlns:wp="http://schemas.openxmlformats.org/drawingml/2006/wordprocessingDrawing" xmlns:wp14="http://schemas.microsoft.com/office/word/2010/wordprocessingDrawing" xmlns:wpc="http://schemas.microsoft.com/office/word/2010/wordprocessingCanvas" xmlns:wpg="http://schemas.microsoft.com/office/word/2010/wordprocessingGroup" xmlns:wpi="http://schemas.microsoft.com/office/word/2010/wordprocessingInk" xmlns:wps="http://schemas.microsoft.com/office/word/2010/wordprocessingShape" mc:Ignorable="w14 w15 w16se w16cid w16 w16cex w16sdtdh w16sdtfl w16du wp14">
+  <w:abstractNum w15:restartNumberingAfterBreak="0" w:abstractNumId="0">
+    <w:nsid w:val="EA454B4C"/>
+    <w:multiLevelType w:val="multilevel"/>
+    <w:tmpl w:val="BDE24088"/>
+    <w:lvl w:ilvl="0">
+      <w:numFmt w:val="bullet"/>
+      <w:lvlText w:val="•"/>
+      <w:lvlJc w:val="left"/>
+      <w:pPr>
+        <w:tabs>
+          <w:tab w:pos="0" w:val="num"/>
+        </w:tabs>
+        <w:ind w:hanging="480" w:left="480"/>
+      </w:pPr>
+    </w:lvl>
+    <w:lvl w:ilvl="1">
+      <w:numFmt w:val="bullet"/>
+      <w:lvlText w:val="–"/>
+      <w:lvlJc w:val="left"/>
+      <w:pPr>
+        <w:tabs>
+          <w:tab w:pos="720" w:val="num"/>
+        </w:tabs>
+        <w:ind w:hanging="480" w:left="1200"/>
+      </w:pPr>
+    </w:lvl>
+    <w:lvl w:ilvl="2">
+      <w:numFmt w:val="bullet"/>
+      <w:lvlText w:val="•"/>
+      <w:lvlJc w:val="left"/>
+      <w:pPr>
+        <w:tabs>
+          <w:tab w:pos="1440" w:val="num"/>
+        </w:tabs>
+        <w:ind w:hanging="480" w:left="1920"/>
+      </w:pPr>
+    </w:lvl>
+    <w:lvl w:ilvl="3">
+      <w:numFmt w:val="bullet"/>
+      <w:lvlText w:val="–"/>
+      <w:lvlJc w:val="left"/>
+      <w:pPr>
+        <w:tabs>
+          <w:tab w:pos="2160" w:val="num"/>
+        </w:tabs>
+        <w:ind w:hanging="480" w:left="2640"/>
+      </w:pPr>
+    </w:lvl>
+    <w:lvl w:ilvl="4">
+      <w:numFmt w:val="bullet"/>
+      <w:lvlText w:val="•"/>
+      <w:lvlJc w:val="left"/>
+      <w:pPr>
+        <w:tabs>
+          <w:tab w:pos="2880" w:val="num"/>
+        </w:tabs>
+        <w:ind w:hanging="480" w:left="3360"/>
+      </w:pPr>
+    </w:lvl>
+    <w:lvl w:ilvl="5">
+      <w:numFmt w:val="bullet"/>
+      <w:lvlText w:val="–"/>
+      <w:lvlJc w:val="left"/>
+      <w:pPr>
+        <w:tabs>
+          <w:tab w:pos="3600" w:val="num"/>
+        </w:tabs>
+        <w:ind w:hanging="480" w:left="4080"/>
+      </w:pPr>
+    </w:lvl>
+    <w:lvl w:ilvl="6">
+      <w:numFmt w:val="bullet"/>
+      <w:lvlText w:val="•"/>
+      <w:lvlJc w:val="left"/>
+      <w:pPr>
+        <w:tabs>
+          <w:tab w:pos="4320" w:val="num"/>
+        </w:tabs>
+        <w:ind w:hanging="480" w:left="4800"/>
+      </w:pPr>
+    </w:lvl>
+    <w:lvl w:ilvl="7">
+      <w:numFmt w:val="bullet"/>
+      <w:lvlText w:val="–"/>
+      <w:lvlJc w:val="left"/>
+      <w:pPr>
+        <w:tabs>
+          <w:tab w:pos="5040" w:val="num"/>
+        </w:tabs>
+        <w:ind w:hanging="480" w:left="5520"/>
+      </w:pPr>
+    </w:lvl>
+    <w:lvl w:ilvl="8">
+      <w:numFmt w:val="bullet"/>
+      <w:lvlText w:val="•"/>
+      <w:lvlJc w:val="left"/>
+      <w:pPr>
+        <w:tabs>
+          <w:tab w:pos="5760" w:val="num"/>
+        </w:tabs>
+        <w:ind w:hanging="480" w:left="6240"/>
+      </w:pPr>
+    </w:lvl>
+  </w:abstractNum>
+  <w:abstractNum w15:restartNumberingAfterBreak="0" w:abstractNumId="1">
+    <w:nsid w:val="2C1AE401"/>
+    <w:multiLevelType w:val="multilevel"/>
+    <w:tmpl w:val="07FA7514"/>
+    <w:lvl w:ilvl="0">
+      <w:numFmt w:val="bullet"/>
+      <w:lvlText w:val=" "/>
+      <w:lvlJc w:val="left"/>
+      <w:pPr>
+        <w:tabs>
+          <w:tab w:pos="0" w:val="num"/>
+        </w:tabs>
+        <w:ind w:hanging="480" w:left="480"/>
+      </w:pPr>
+    </w:lvl>
+    <w:lvl w:ilvl="1">
+      <w:numFmt w:val="bullet"/>
+      <w:lvlText w:val=" "/>
+      <w:lvlJc w:val="left"/>
+      <w:pPr>
+        <w:tabs>
+          <w:tab w:pos="720" w:val="num"/>
+        </w:tabs>
+        <w:ind w:hanging="480" w:left="1200"/>
+      </w:pPr>
+    </w:lvl>
+    <w:lvl w:ilvl="2">
+      <w:numFmt w:val="bullet"/>
+      <w:lvlText w:val=" "/>
+      <w:lvlJc w:val="left"/>
+      <w:pPr>
+        <w:tabs>
+          <w:tab w:pos="1440" w:val="num"/>
+        </w:tabs>
+        <w:ind w:hanging="480" w:left="1920"/>
+      </w:pPr>
+    </w:lvl>
+    <w:lvl w:ilvl="3">
+      <w:numFmt w:val="bullet"/>
+      <w:lvlText w:val=" "/>
+      <w:lvlJc w:val="left"/>
+      <w:pPr>
+        <w:tabs>
+          <w:tab w:pos="2160" w:val="num"/>
+        </w:tabs>
+        <w:ind w:hanging="480" w:left="2640"/>
+      </w:pPr>
+    </w:lvl>
+    <w:lvl w:ilvl="4">
+      <w:numFmt w:val="bullet"/>
+      <w:lvlText w:val=" "/>
+      <w:lvlJc w:val="left"/>
+      <w:pPr>
+        <w:tabs>
+          <w:tab w:pos="2880" w:val="num"/>
+        </w:tabs>
+        <w:ind w:hanging="480" w:left="3360"/>
+      </w:pPr>
+    </w:lvl>
+    <w:lvl w:ilvl="5">
+      <w:numFmt w:val="bullet"/>
+      <w:lvlText w:val=" "/>
+      <w:lvlJc w:val="left"/>
+      <w:pPr>
+        <w:tabs>
+          <w:tab w:pos="3600" w:val="num"/>
+        </w:tabs>
+        <w:ind w:hanging="480" w:left="4080"/>
+      </w:pPr>
+    </w:lvl>
+    <w:lvl w:ilvl="6">
+      <w:numFmt w:val="bullet"/>
+      <w:lvlText w:val=" "/>
+      <w:lvlJc w:val="left"/>
+      <w:pPr>
+        <w:tabs>
+          <w:tab w:pos="4320" w:val="num"/>
+        </w:tabs>
+        <w:ind w:hanging="480" w:left="4800"/>
+      </w:pPr>
+    </w:lvl>
+    <w:lvl w:ilvl="7">
+      <w:numFmt w:val="bullet"/>
+      <w:lvlText w:val=" "/>
+      <w:lvlJc w:val="left"/>
+      <w:pPr>
+        <w:tabs>
+          <w:tab w:pos="5040" w:val="num"/>
+        </w:tabs>
+        <w:ind w:hanging="480" w:left="5520"/>
+      </w:pPr>
+    </w:lvl>
+    <w:lvl w:ilvl="8">
+      <w:numFmt w:val="bullet"/>
+      <w:lvlText w:val=" "/>
+      <w:lvlJc w:val="left"/>
+      <w:pPr>
+        <w:tabs>
+          <w:tab w:pos="5760" w:val="num"/>
+        </w:tabs>
+        <w:ind w:hanging="480" w:left="6240"/>
+      </w:pPr>
+    </w:lvl>
+  </w:abstractNum>
+  <w:abstractNum w15:restartNumberingAfterBreak="0" w:abstractNumId="2">
+    <w:nsid w:val="47261BAD"/>
+    <w:multiLevelType w:val="multilevel"/>
+    <w:tmpl w:val="8ECE1826"/>
+    <w:lvl w:ilvl="0">
+      <w:start w:val="7"/>
+      <w:numFmt w:val="decimal"/>
+      <w:lvlText w:val="%1."/>
+      <w:lvlJc w:val="left"/>
+      <w:pPr>
+        <w:tabs>
+          <w:tab w:pos="0" w:val="num"/>
+        </w:tabs>
+        <w:ind w:hanging="480" w:left="480"/>
+      </w:pPr>
+    </w:lvl>
+    <w:lvl w:ilvl="1">
+      <w:start w:val="7"/>
+      <w:numFmt w:val="decimal"/>
+      <w:lvlText w:val="%2."/>
+      <w:lvlJc w:val="left"/>
+      <w:pPr>
+        <w:tabs>
+          <w:tab w:pos="720" w:val="num"/>
+        </w:tabs>
+        <w:ind w:hanging="480" w:left="1200"/>
+      </w:pPr>
+    </w:lvl>
+    <w:lvl w:ilvl="2">
+      <w:start w:val="7"/>
+      <w:numFmt w:val="decimal"/>
+      <w:lvlText w:val="%3."/>
+      <w:lvlJc w:val="left"/>
+      <w:pPr>
+        <w:tabs>
+          <w:tab w:pos="1440" w:val="num"/>
+        </w:tabs>
+        <w:ind w:hanging="480" w:left="1920"/>
+      </w:pPr>
+    </w:lvl>
+    <w:lvl w:ilvl="3">
+      <w:start w:val="7"/>
+      <w:numFmt w:val="decimal"/>
+      <w:lvlText w:val="%4."/>
+      <w:lvlJc w:val="left"/>
+      <w:pPr>
+        <w:tabs>
+          <w:tab w:pos="2160" w:val="num"/>
+        </w:tabs>
+        <w:ind w:hanging="480" w:left="2640"/>
+      </w:pPr>
+    </w:lvl>
+    <w:lvl w:ilvl="4">
+      <w:start w:val="7"/>
+      <w:numFmt w:val="decimal"/>
+      <w:lvlText w:val="%5."/>
+      <w:lvlJc w:val="left"/>
+      <w:pPr>
+        <w:tabs>
+          <w:tab w:pos="2880" w:val="num"/>
+        </w:tabs>
+        <w:ind w:hanging="480" w:left="3360"/>
+      </w:pPr>
+    </w:lvl>
+    <w:lvl w:ilvl="5">
+      <w:start w:val="7"/>
+      <w:numFmt w:val="decimal"/>
+      <w:lvlText w:val="%6."/>
+      <w:lvlJc w:val="left"/>
+      <w:pPr>
+        <w:tabs>
+          <w:tab w:pos="3600" w:val="num"/>
+        </w:tabs>
+        <w:ind w:hanging="480" w:left="4080"/>
+      </w:pPr>
+    </w:lvl>
+    <w:lvl w:ilvl="6">
+      <w:start w:val="7"/>
+      <w:numFmt w:val="decimal"/>
+      <w:lvlText w:val="%7."/>
+      <w:lvlJc w:val="left"/>
+      <w:pPr>
+        <w:tabs>
+          <w:tab w:pos="4320" w:val="num"/>
+        </w:tabs>
+        <w:ind w:hanging="480" w:left="4800"/>
+      </w:pPr>
+    </w:lvl>
+    <w:lvl w:ilvl="7">
+      <w:start w:val="7"/>
+      <w:numFmt w:val="decimal"/>
+      <w:lvlText w:val="%8."/>
+      <w:lvlJc w:val="left"/>
+      <w:pPr>
+        <w:tabs>
+          <w:tab w:pos="5040" w:val="num"/>
+        </w:tabs>
+        <w:ind w:hanging="480" w:left="5520"/>
+      </w:pPr>
+    </w:lvl>
+    <w:lvl w:ilvl="8">
+      <w:start w:val="7"/>
+      <w:numFmt w:val="decimal"/>
+      <w:lvlText w:val="%9."/>
+      <w:lvlJc w:val="left"/>
+      <w:pPr>
+        <w:tabs>
+          <w:tab w:pos="5760" w:val="num"/>
+        </w:tabs>
+        <w:ind w:hanging="480" w:left="6240"/>
+      </w:pPr>
+    </w:lvl>
+  </w:abstractNum>
+  <w:abstractNum w15:restartNumberingAfterBreak="0" w:abstractNumId="3">
+    <w:nsid w:val="71315DCA"/>
+    <w:multiLevelType w:val="multilevel"/>
+    <w:tmpl w:val="8F1A713C"/>
+    <w:lvl w:ilvl="0">
+      <w:start w:val="1"/>
+      <w:numFmt w:val="decimal"/>
+      <w:lvlText w:val="%1."/>
+      <w:lvlJc w:val="left"/>
+      <w:pPr>
+        <w:tabs>
+          <w:tab w:pos="0" w:val="num"/>
+        </w:tabs>
+        <w:ind w:hanging="480" w:left="480"/>
+      </w:pPr>
+    </w:lvl>
+    <w:lvl w:ilvl="1">
+      <w:start w:val="1"/>
+      <w:numFmt w:val="decimal"/>
+      <w:lvlText w:val="%2."/>
+      <w:lvlJc w:val="left"/>
+      <w:pPr>
+        <w:tabs>
+          <w:tab w:pos="720" w:val="num"/>
+        </w:tabs>
+        <w:ind w:hanging="480" w:left="1200"/>
+      </w:pPr>
+    </w:lvl>
+    <w:lvl w:ilvl="2">
+      <w:start w:val="1"/>
+      <w:numFmt w:val="decimal"/>
+      <w:lvlText w:val="%3."/>
+      <w:lvlJc w:val="left"/>
+      <w:pPr>
+        <w:tabs>
+          <w:tab w:pos="1440" w:val="num"/>
+        </w:tabs>
+        <w:ind w:hanging="480" w:left="1920"/>
+      </w:pPr>
+    </w:lvl>
+    <w:lvl w:ilvl="3">
+      <w:start w:val="1"/>
+      <w:numFmt w:val="decimal"/>
+      <w:lvlText w:val="%4."/>
+      <w:lvlJc w:val="left"/>
+      <w:pPr>
+        <w:tabs>
+          <w:tab w:pos="2160" w:val="num"/>
+        </w:tabs>
+        <w:ind w:hanging="480" w:left="2640"/>
+      </w:pPr>
+    </w:lvl>
+    <w:lvl w:ilvl="4">
+      <w:start w:val="1"/>
+      <w:numFmt w:val="decimal"/>
+      <w:lvlText w:val="%5."/>
+      <w:lvlJc w:val="left"/>
+      <w:pPr>
+        <w:tabs>
+          <w:tab w:pos="2880" w:val="num"/>
+        </w:tabs>
+        <w:ind w:hanging="480" w:left="3360"/>
+      </w:pPr>
+    </w:lvl>
+    <w:lvl w:ilvl="5">
+      <w:start w:val="1"/>
+      <w:numFmt w:val="decimal"/>
+      <w:lvlText w:val="%6."/>
+      <w:lvlJc w:val="left"/>
+      <w:pPr>
+        <w:tabs>
+          <w:tab w:pos="3600" w:val="num"/>
+        </w:tabs>
+        <w:ind w:hanging="480" w:left="4080"/>
+      </w:pPr>
+    </w:lvl>
+    <w:lvl w:ilvl="6">
+      <w:start w:val="1"/>
+      <w:numFmt w:val="decimal"/>
+      <w:lvlText w:val="%7."/>
+      <w:lvlJc w:val="left"/>
+      <w:pPr>
+        <w:tabs>
+          <w:tab w:pos="4320" w:val="num"/>
+        </w:tabs>
+        <w:ind w:hanging="480" w:left="4800"/>
+      </w:pPr>
+    </w:lvl>
+    <w:lvl w:ilvl="7">
+      <w:start w:val="1"/>
+      <w:numFmt w:val="decimal"/>
+      <w:lvlText w:val="%8."/>
+      <w:lvlJc w:val="left"/>
+      <w:pPr>
+        <w:tabs>
+          <w:tab w:pos="5040" w:val="num"/>
+        </w:tabs>
+        <w:ind w:hanging="480" w:left="5520"/>
+      </w:pPr>
+    </w:lvl>
+    <w:lvl w:ilvl="8">
+      <w:start w:val="1"/>
+      <w:numFmt w:val="decimal"/>
+      <w:lvlText w:val="%9."/>
+      <w:lvlJc w:val="left"/>
+      <w:pPr>
+        <w:tabs>
+          <w:tab w:pos="5760" w:val="num"/>
+        </w:tabs>
+        <w:ind w:hanging="480" w:left="6240"/>
+      </w:pPr>
+    </w:lvl>
+  </w:abstractNum>
   <w:abstractNum w:abstractNumId="990">
     <w:nsid w:val="0000A990"/>
     <w:multiLevelType w:val="multilevel"/>
@@ -8669,6 +9529,114 @@
       </w:pPr>
     </w:lvl>
   </w:abstractNum>
+  <w:num w16cid:durableId="666442937" w:numId="1">
+    <w:abstractNumId w:val="1"/>
+  </w:num>
+  <w:num w16cid:durableId="611596762" w:numId="2">
+    <w:abstractNumId w:val="0"/>
+  </w:num>
+  <w:num w16cid:durableId="388962429" w:numId="3">
+    <w:abstractNumId w:val="0"/>
+  </w:num>
+  <w:num w16cid:durableId="1208103481" w:numId="4">
+    <w:abstractNumId w:val="0"/>
+  </w:num>
+  <w:num w16cid:durableId="2058387244" w:numId="5">
+    <w:abstractNumId w:val="0"/>
+  </w:num>
+  <w:num w16cid:durableId="571309507" w:numId="6">
+    <w:abstractNumId w:val="0"/>
+  </w:num>
+  <w:num w16cid:durableId="564293530" w:numId="7">
+    <w:abstractNumId w:val="0"/>
+  </w:num>
+  <w:num w16cid:durableId="1537962493" w:numId="8">
+    <w:abstractNumId w:val="0"/>
+  </w:num>
+  <w:num w16cid:durableId="1458573164" w:numId="9">
+    <w:abstractNumId w:val="0"/>
+  </w:num>
+  <w:num w16cid:durableId="2042437547" w:numId="10">
+    <w:abstractNumId w:val="0"/>
+  </w:num>
+  <w:num w16cid:durableId="2042438987" w:numId="11">
+    <w:abstractNumId w:val="0"/>
+  </w:num>
+  <w:num w16cid:durableId="477458780" w:numId="12">
+    <w:abstractNumId w:val="0"/>
+  </w:num>
+  <w:num w16cid:durableId="698898323" w:numId="13">
+    <w:abstractNumId w:val="0"/>
+  </w:num>
+  <w:num w16cid:durableId="424956732" w:numId="14">
+    <w:abstractNumId w:val="0"/>
+  </w:num>
+  <w:num w16cid:durableId="69932026" w:numId="15">
+    <w:abstractNumId w:val="0"/>
+  </w:num>
+  <w:num w16cid:durableId="1401829951" w:numId="16">
+    <w:abstractNumId w:val="3"/>
+    <w:lvlOverride w:ilvl="0">
+      <w:startOverride w:val="1"/>
+    </w:lvlOverride>
+    <w:lvlOverride w:ilvl="1">
+      <w:startOverride w:val="1"/>
+    </w:lvlOverride>
+    <w:lvlOverride w:ilvl="2">
+      <w:startOverride w:val="1"/>
+    </w:lvlOverride>
+    <w:lvlOverride w:ilvl="3">
+      <w:startOverride w:val="1"/>
+    </w:lvlOverride>
+    <w:lvlOverride w:ilvl="4">
+      <w:startOverride w:val="1"/>
+    </w:lvlOverride>
+    <w:lvlOverride w:ilvl="5">
+      <w:startOverride w:val="1"/>
+    </w:lvlOverride>
+    <w:lvlOverride w:ilvl="6">
+      <w:startOverride w:val="1"/>
+    </w:lvlOverride>
+    <w:lvlOverride w:ilvl="7">
+      <w:startOverride w:val="1"/>
+    </w:lvlOverride>
+    <w:lvlOverride w:ilvl="8">
+      <w:startOverride w:val="1"/>
+    </w:lvlOverride>
+  </w:num>
+  <w:num w16cid:durableId="1720593767" w:numId="17">
+    <w:abstractNumId w:val="0"/>
+  </w:num>
+  <w:num w16cid:durableId="293027331" w:numId="18">
+    <w:abstractNumId w:val="2"/>
+    <w:lvlOverride w:ilvl="0">
+      <w:startOverride w:val="7"/>
+    </w:lvlOverride>
+    <w:lvlOverride w:ilvl="1">
+      <w:startOverride w:val="7"/>
+    </w:lvlOverride>
+    <w:lvlOverride w:ilvl="2">
+      <w:startOverride w:val="7"/>
+    </w:lvlOverride>
+    <w:lvlOverride w:ilvl="3">
+      <w:startOverride w:val="7"/>
+    </w:lvlOverride>
+    <w:lvlOverride w:ilvl="4">
+      <w:startOverride w:val="7"/>
+    </w:lvlOverride>
+    <w:lvlOverride w:ilvl="5">
+      <w:startOverride w:val="7"/>
+    </w:lvlOverride>
+    <w:lvlOverride w:ilvl="6">
+      <w:startOverride w:val="7"/>
+    </w:lvlOverride>
+    <w:lvlOverride w:ilvl="7">
+      <w:startOverride w:val="7"/>
+    </w:lvlOverride>
+    <w:lvlOverride w:ilvl="8">
+      <w:startOverride w:val="7"/>
+    </w:lvlOverride>
+  </w:num>
   <w:num w:numId="1000">
     <w:abstractNumId w:val="990"/>
   </w:num>
@@ -8994,7 +9962,7 @@
     <w:abstractNumId w:val="992"/>
   </w:num>
   <w:num w:numId="1081">
-    <w:abstractNumId w:val="992"/>
+    <w:abstractNumId w:val="993"/>
   </w:num>
   <w:num w:numId="1082">
     <w:abstractNumId w:val="992"/>
@@ -9003,7 +9971,7 @@
     <w:abstractNumId w:val="992"/>
   </w:num>
   <w:num w:numId="1084">
-    <w:abstractNumId w:val="993"/>
+    <w:abstractNumId w:val="992"/>
   </w:num>
   <w:num w:numId="1085">
     <w:abstractNumId w:val="992"/>
@@ -9015,7 +9983,7 @@
     <w:abstractNumId w:val="992"/>
   </w:num>
   <w:num w:numId="1088">
-    <w:abstractNumId w:val="992"/>
+    <w:abstractNumId w:val="993"/>
   </w:num>
   <w:num w:numId="1089">
     <w:abstractNumId w:val="992"/>
@@ -9030,25 +9998,25 @@
     <w:abstractNumId w:val="992"/>
   </w:num>
   <w:num w:numId="1093">
-    <w:abstractNumId w:val="993"/>
+    <w:abstractNumId w:val="992"/>
   </w:num>
   <w:num w:numId="1094">
-    <w:abstractNumId w:val="993"/>
+    <w:abstractNumId w:val="992"/>
   </w:num>
   <w:num w:numId="1095">
-    <w:abstractNumId w:val="991"/>
+    <w:abstractNumId w:val="992"/>
   </w:num>
   <w:num w:numId="1096">
-    <w:abstractNumId w:val="993"/>
+    <w:abstractNumId w:val="992"/>
   </w:num>
   <w:num w:numId="1097">
     <w:abstractNumId w:val="993"/>
   </w:num>
   <w:num w:numId="1098">
-    <w:abstractNumId w:val="992"/>
+    <w:abstractNumId w:val="993"/>
   </w:num>
   <w:num w:numId="1099">
-    <w:abstractNumId w:val="993"/>
+    <w:abstractNumId w:val="991"/>
   </w:num>
   <w:num w:numId="1100">
     <w:abstractNumId w:val="993"/>
@@ -9057,7 +10025,7 @@
     <w:abstractNumId w:val="993"/>
   </w:num>
   <w:num w:numId="1102">
-    <w:abstractNumId w:val="993"/>
+    <w:abstractNumId w:val="992"/>
   </w:num>
   <w:num w:numId="1103">
     <w:abstractNumId w:val="993"/>
@@ -9066,23 +10034,36 @@
     <w:abstractNumId w:val="993"/>
   </w:num>
   <w:num w:numId="1105">
+    <w:abstractNumId w:val="993"/>
+  </w:num>
+  <w:num w:numId="1106">
+    <w:abstractNumId w:val="993"/>
+  </w:num>
+  <w:num w:numId="1107">
+    <w:abstractNumId w:val="993"/>
+  </w:num>
+  <w:num w:numId="1108">
+    <w:abstractNumId w:val="993"/>
+  </w:num>
+  <w:num w:numId="1109">
     <w:abstractNumId w:val="992"/>
   </w:num>
-  <w:num w:numId="1106">
+  <w:num w:numId="1110">
     <w:abstractNumId w:val="992"/>
   </w:num>
 </w:numbering>
 </file>
 
 <file path=word/styles.xml><?xml version="1.0" encoding="utf-8"?>
-<w:styles xmlns:r="http://schemas.openxmlformats.org/officeDocument/2006/relationships" xmlns:w="http://schemas.openxmlformats.org/wordprocessingml/2006/main">
+<w:styles xmlns:mc="http://schemas.openxmlformats.org/markup-compatibility/2006" xmlns:r="http://schemas.openxmlformats.org/officeDocument/2006/relationships" xmlns:w="http://schemas.openxmlformats.org/wordprocessingml/2006/main" xmlns:w14="http://schemas.microsoft.com/office/word/2010/wordml" xmlns:w15="http://schemas.microsoft.com/office/word/2012/wordml" xmlns:w16="http://schemas.microsoft.com/office/word/2018/wordml" xmlns:w16cex="http://schemas.microsoft.com/office/word/2018/wordml/cex" xmlns:w16cid="http://schemas.microsoft.com/office/word/2016/wordml/cid" xmlns:w16du="http://schemas.microsoft.com/office/word/2023/wordml/word16du" xmlns:w16sdtdh="http://schemas.microsoft.com/office/word/2020/wordml/sdtdatahash" xmlns:w16sdtfl="http://schemas.microsoft.com/office/word/2024/wordml/sdtformatlock" xmlns:w16se="http://schemas.microsoft.com/office/word/2015/wordml/symex" mc:Ignorable="w14 w15 w16se w16cid w16 w16cex w16sdtdh w16sdtfl w16du">
   <w:docDefaults>
     <w:rPrDefault>
       <w:rPr>
-        <w:rFonts w:asciiTheme="minorHAnsi" w:cstheme="minorBidi" w:eastAsiaTheme="minorEastAsia" w:hAnsiTheme="minorHAnsi"/>
-        <w:sz w:val="24"/>
-        <w:szCs w:val="24"/>
-        <w:lang w:bidi="ar-SA" w:eastAsia="zh-CN" w:val="en-US"/>
+        <w:rFonts w:asciiTheme="minorHAnsi" w:cstheme="minorBidi" w:eastAsiaTheme="minorHAnsi" w:hAnsiTheme="minorHAnsi"/>
+        <w:color w:val="1A1A1A"/>
+        <w:sz w:val="22"/>
+        <w:szCs w:val="22"/>
+        <w:lang w:bidi="ar-SA" w:eastAsia="en-US" w:val="en-US"/>
       </w:rPr>
     </w:rPrDefault>
     <w:pPrDefault>
@@ -9091,15 +10072,475 @@
       </w:pPr>
     </w:pPrDefault>
   </w:docDefaults>
-  <w:latentStyles w:count="276" w:defLockedState="0" w:defQFormat="0" w:defSemiHidden="0" w:defUIPriority="0" w:defUnhideWhenUsed="0"/>
+  <w:latentStyles w:count="376" w:defLockedState="0" w:defQFormat="0" w:defSemiHidden="0" w:defUIPriority="0" w:defUnhideWhenUsed="0">
+    <w:lsdException w:name="toc 1" w:uiPriority="39"/>
+    <w:lsdException w:name="toc 2" w:uiPriority="39"/>
+    <w:lsdException w:name="Hyperlink" w:uiPriority="99"/>
+    <w:lsdException w:name="Normal Table" w:semiHidden="1" w:unhideWhenUsed="1"/>
+    <w:lsdException w:name="Table Simple 1" w:semiHidden="1" w:unhideWhenUsed="1"/>
+    <w:lsdException w:name="Table Simple 2" w:semiHidden="1" w:unhideWhenUsed="1"/>
+    <w:lsdException w:name="Table Simple 3" w:semiHidden="1" w:unhideWhenUsed="1"/>
+    <w:lsdException w:name="Table Classic 1" w:semiHidden="1" w:unhideWhenUsed="1"/>
+    <w:lsdException w:name="Table Classic 2" w:semiHidden="1" w:unhideWhenUsed="1"/>
+    <w:lsdException w:name="Table Classic 3" w:semiHidden="1" w:unhideWhenUsed="1"/>
+    <w:lsdException w:name="Table Classic 4" w:semiHidden="1" w:unhideWhenUsed="1"/>
+    <w:lsdException w:name="Table Colorful 1" w:semiHidden="1" w:unhideWhenUsed="1"/>
+    <w:lsdException w:name="Table Colorful 2" w:semiHidden="1" w:unhideWhenUsed="1"/>
+    <w:lsdException w:name="Table Colorful 3" w:semiHidden="1" w:unhideWhenUsed="1"/>
+    <w:lsdException w:name="Table Columns 1" w:semiHidden="1" w:unhideWhenUsed="1"/>
+    <w:lsdException w:name="Table Columns 2" w:semiHidden="1" w:unhideWhenUsed="1"/>
+    <w:lsdException w:name="Table Columns 3" w:semiHidden="1" w:unhideWhenUsed="1"/>
+    <w:lsdException w:name="Table Columns 4" w:semiHidden="1" w:unhideWhenUsed="1"/>
+    <w:lsdException w:name="Table Columns 5" w:semiHidden="1" w:unhideWhenUsed="1"/>
+    <w:lsdException w:name="Table Grid 1" w:semiHidden="1" w:unhideWhenUsed="1"/>
+    <w:lsdException w:name="Table Grid 2" w:semiHidden="1" w:unhideWhenUsed="1"/>
+    <w:lsdException w:name="Table Grid 3" w:semiHidden="1" w:unhideWhenUsed="1"/>
+    <w:lsdException w:name="Table Grid 4" w:semiHidden="1" w:unhideWhenUsed="1"/>
+    <w:lsdException w:name="Table Grid 5" w:semiHidden="1" w:unhideWhenUsed="1"/>
+    <w:lsdException w:name="Table Grid 6" w:semiHidden="1" w:unhideWhenUsed="1"/>
+    <w:lsdException w:name="Table Grid 7" w:semiHidden="1" w:unhideWhenUsed="1"/>
+    <w:lsdException w:name="Table Grid 8" w:semiHidden="1" w:unhideWhenUsed="1"/>
+    <w:lsdException w:name="Table List 1" w:semiHidden="1" w:unhideWhenUsed="1"/>
+    <w:lsdException w:name="Table List 2" w:semiHidden="1" w:unhideWhenUsed="1"/>
+    <w:lsdException w:name="Table List 3" w:semiHidden="1" w:unhideWhenUsed="1"/>
+    <w:lsdException w:name="Table List 4" w:semiHidden="1" w:unhideWhenUsed="1"/>
+    <w:lsdException w:name="Table List 5" w:semiHidden="1" w:unhideWhenUsed="1"/>
+    <w:lsdException w:name="Table List 6" w:semiHidden="1" w:unhideWhenUsed="1"/>
+    <w:lsdException w:name="Table List 7" w:semiHidden="1" w:unhideWhenUsed="1"/>
+    <w:lsdException w:name="Table List 8" w:semiHidden="1" w:unhideWhenUsed="1"/>
+    <w:lsdException w:name="Table 3D effects 1" w:semiHidden="1" w:unhideWhenUsed="1"/>
+    <w:lsdException w:name="Table 3D effects 2" w:semiHidden="1" w:unhideWhenUsed="1"/>
+    <w:lsdException w:name="Table 3D effects 3" w:semiHidden="1" w:unhideWhenUsed="1"/>
+    <w:lsdException w:name="Table Contemporary" w:semiHidden="1" w:unhideWhenUsed="1"/>
+    <w:lsdException w:name="Table Elegant" w:semiHidden="1" w:unhideWhenUsed="1"/>
+    <w:lsdException w:name="Table Professional" w:semiHidden="1" w:unhideWhenUsed="1"/>
+    <w:lsdException w:name="Table Subtle 1" w:semiHidden="1" w:unhideWhenUsed="1"/>
+    <w:lsdException w:name="Table Subtle 2" w:semiHidden="1" w:unhideWhenUsed="1"/>
+    <w:lsdException w:name="Table Web 1" w:semiHidden="1" w:unhideWhenUsed="1"/>
+    <w:lsdException w:name="Table Web 2" w:semiHidden="1" w:unhideWhenUsed="1"/>
+    <w:lsdException w:name="Table Web 3" w:semiHidden="1" w:unhideWhenUsed="1"/>
+    <w:lsdException w:name="Table Theme" w:semiHidden="1" w:unhideWhenUsed="1"/>
+    <w:lsdException w:name="Light Shading"/>
+    <w:lsdException w:name="Light List"/>
+    <w:lsdException w:name="Light Grid"/>
+    <w:lsdException w:name="Medium Shading 1"/>
+    <w:lsdException w:name="Medium Shading 2"/>
+    <w:lsdException w:name="Medium List 1"/>
+    <w:lsdException w:name="Medium List 2"/>
+    <w:lsdException w:name="Medium Grid 1"/>
+    <w:lsdException w:name="Medium Grid 2"/>
+    <w:lsdException w:name="Medium Grid 3"/>
+    <w:lsdException w:name="Dark List"/>
+    <w:lsdException w:name="Colorful Shading"/>
+    <w:lsdException w:name="Colorful List"/>
+    <w:lsdException w:name="Colorful Grid"/>
+    <w:lsdException w:name="Light Shading Accent 1"/>
+    <w:lsdException w:name="Light List Accent 1"/>
+    <w:lsdException w:name="Light Grid Accent 1"/>
+    <w:lsdException w:name="Medium Shading 1 Accent 1"/>
+    <w:lsdException w:name="Medium Shading 2 Accent 1"/>
+    <w:lsdException w:name="Medium List 1 Accent 1"/>
+    <w:lsdException w:name="Medium List 2 Accent 1"/>
+    <w:lsdException w:name="Medium Grid 1 Accent 1"/>
+    <w:lsdException w:name="Medium Grid 2 Accent 1"/>
+    <w:lsdException w:name="Medium Grid 3 Accent 1"/>
+    <w:lsdException w:name="Dark List Accent 1"/>
+    <w:lsdException w:name="Colorful Shading Accent 1"/>
+    <w:lsdException w:name="Colorful List Accent 1"/>
+    <w:lsdException w:name="Colorful Grid Accent 1"/>
+    <w:lsdException w:name="Light Shading Accent 2"/>
+    <w:lsdException w:name="Light List Accent 2"/>
+    <w:lsdException w:name="Light Grid Accent 2"/>
+    <w:lsdException w:name="Medium Shading 1 Accent 2"/>
+    <w:lsdException w:name="Medium Shading 2 Accent 2"/>
+    <w:lsdException w:name="Medium List 1 Accent 2"/>
+    <w:lsdException w:name="Medium List 2 Accent 2"/>
+    <w:lsdException w:name="Medium Grid 1 Accent 2"/>
+    <w:lsdException w:name="Medium Grid 2 Accent 2"/>
+    <w:lsdException w:name="Medium Grid 3 Accent 2"/>
+    <w:lsdException w:name="Dark List Accent 2"/>
+    <w:lsdException w:name="Colorful Shading Accent 2"/>
+    <w:lsdException w:name="Colorful List Accent 2"/>
+    <w:lsdException w:name="Colorful Grid Accent 2"/>
+    <w:lsdException w:name="Light Shading Accent 3"/>
+    <w:lsdException w:name="Light List Accent 3"/>
+    <w:lsdException w:name="Light Grid Accent 3"/>
+    <w:lsdException w:name="Medium Shading 1 Accent 3"/>
+    <w:lsdException w:name="Medium Shading 2 Accent 3"/>
+    <w:lsdException w:name="Medium List 1 Accent 3"/>
+    <w:lsdException w:name="Medium List 2 Accent 3"/>
+    <w:lsdException w:name="Medium Grid 1 Accent 3"/>
+    <w:lsdException w:name="Medium Grid 2 Accent 3"/>
+    <w:lsdException w:name="Medium Grid 3 Accent 3"/>
+    <w:lsdException w:name="Dark List Accent 3"/>
+    <w:lsdException w:name="Colorful Shading Accent 3"/>
+    <w:lsdException w:name="Colorful List Accent 3"/>
+    <w:lsdException w:name="Colorful Grid Accent 3"/>
+    <w:lsdException w:name="Light Shading Accent 4"/>
+    <w:lsdException w:name="Light List Accent 4"/>
+    <w:lsdException w:name="Light Grid Accent 4"/>
+    <w:lsdException w:name="Medium Shading 1 Accent 4"/>
+    <w:lsdException w:name="Medium Shading 2 Accent 4"/>
+    <w:lsdException w:name="Medium List 1 Accent 4"/>
+    <w:lsdException w:name="Medium List 2 Accent 4"/>
+    <w:lsdException w:name="Medium Grid 1 Accent 4"/>
+    <w:lsdException w:name="Medium Grid 2 Accent 4"/>
+    <w:lsdException w:name="Medium Grid 3 Accent 4"/>
+    <w:lsdException w:name="Dark List Accent 4"/>
+    <w:lsdException w:name="Colorful Shading Accent 4"/>
+    <w:lsdException w:name="Colorful List Accent 4"/>
+    <w:lsdException w:name="Colorful Grid Accent 4"/>
+    <w:lsdException w:name="Light Shading Accent 5"/>
+    <w:lsdException w:name="Light List Accent 5"/>
+    <w:lsdException w:name="Light Grid Accent 5"/>
+    <w:lsdException w:name="Medium Shading 1 Accent 5"/>
+    <w:lsdException w:name="Medium Shading 2 Accent 5"/>
+    <w:lsdException w:name="Medium List 1 Accent 5"/>
+    <w:lsdException w:name="Medium List 2 Accent 5"/>
+    <w:lsdException w:name="Medium Grid 1 Accent 5"/>
+    <w:lsdException w:name="Medium Grid 2 Accent 5"/>
+    <w:lsdException w:name="Medium Grid 3 Accent 5"/>
+    <w:lsdException w:name="Dark List Accent 5"/>
+    <w:lsdException w:name="Colorful Shading Accent 5"/>
+    <w:lsdException w:name="Colorful List Accent 5"/>
+    <w:lsdException w:name="Colorful Grid Accent 5"/>
+    <w:lsdException w:name="Light Shading Accent 6"/>
+    <w:lsdException w:name="Light List Accent 6"/>
+    <w:lsdException w:name="Light Grid Accent 6"/>
+    <w:lsdException w:name="Medium Shading 1 Accent 6"/>
+    <w:lsdException w:name="Medium Shading 2 Accent 6"/>
+    <w:lsdException w:name="Medium List 1 Accent 6"/>
+    <w:lsdException w:name="Medium List 2 Accent 6"/>
+    <w:lsdException w:name="Medium Grid 1 Accent 6"/>
+    <w:lsdException w:name="Medium Grid 2 Accent 6"/>
+    <w:lsdException w:name="Medium Grid 3 Accent 6"/>
+    <w:lsdException w:name="Dark List Accent 6"/>
+    <w:lsdException w:name="Colorful Shading Accent 6"/>
+    <w:lsdException w:name="Colorful List Accent 6"/>
+    <w:lsdException w:name="Colorful Grid Accent 6"/>
+    <w:lsdException w:name="Grid Table 4" w:uiPriority="49"/>
+    <w:lsdException w:name="Grid Table 5 Dark" w:uiPriority="50"/>
+    <w:lsdException w:name="Grid Table 6 Colorful" w:uiPriority="51"/>
+    <w:lsdException w:name="Grid Table 7 Colorful" w:uiPriority="52"/>
+    <w:lsdException w:name="Grid Table 1 Light Accent 1" w:uiPriority="46"/>
+    <w:lsdException w:name="Grid Table 2 Accent 1" w:uiPriority="47"/>
+    <w:lsdException w:name="Grid Table 3 Accent 1" w:uiPriority="48"/>
+    <w:lsdException w:name="Grid Table 4 Accent 1" w:uiPriority="49"/>
+    <w:lsdException w:name="Grid Table 5 Dark Accent 1" w:uiPriority="50"/>
+    <w:lsdException w:name="Grid Table 6 Colorful Accent 1" w:uiPriority="51"/>
+    <w:lsdException w:name="Grid Table 7 Colorful Accent 1" w:uiPriority="52"/>
+    <w:lsdException w:name="Grid Table 1 Light Accent 2" w:uiPriority="46"/>
+    <w:lsdException w:name="Grid Table 2 Accent 2" w:uiPriority="47"/>
+    <w:lsdException w:name="Grid Table 3 Accent 2" w:uiPriority="48"/>
+    <w:lsdException w:name="Grid Table 4 Accent 2" w:uiPriority="49"/>
+    <w:lsdException w:name="Grid Table 5 Dark Accent 2" w:uiPriority="50"/>
+    <w:lsdException w:name="Grid Table 6 Colorful Accent 2" w:uiPriority="51"/>
+    <w:lsdException w:name="Grid Table 7 Colorful Accent 2" w:uiPriority="52"/>
+    <w:lsdException w:name="Grid Table 1 Light Accent 3" w:uiPriority="46"/>
+    <w:lsdException w:name="Grid Table 2 Accent 3" w:uiPriority="47"/>
+    <w:lsdException w:name="Grid Table 3 Accent 3" w:uiPriority="48"/>
+    <w:lsdException w:name="Grid Table 4 Accent 3" w:uiPriority="49"/>
+    <w:lsdException w:name="Grid Table 5 Dark Accent 3" w:uiPriority="50"/>
+    <w:lsdException w:name="Grid Table 6 Colorful Accent 3" w:uiPriority="51"/>
+    <w:lsdException w:name="Grid Table 7 Colorful Accent 3" w:uiPriority="52"/>
+    <w:lsdException w:name="Grid Table 1 Light Accent 4" w:uiPriority="46"/>
+    <w:lsdException w:name="Grid Table 2 Accent 4" w:uiPriority="47"/>
+    <w:lsdException w:name="Grid Table 3 Accent 4" w:uiPriority="48"/>
+    <w:lsdException w:name="Grid Table 4 Accent 4" w:uiPriority="49"/>
+    <w:lsdException w:name="Grid Table 5 Dark Accent 4" w:uiPriority="50"/>
+    <w:lsdException w:name="Grid Table 6 Colorful Accent 4" w:uiPriority="51"/>
+    <w:lsdException w:name="Grid Table 7 Colorful Accent 4" w:uiPriority="52"/>
+    <w:lsdException w:name="Grid Table 1 Light Accent 5" w:uiPriority="46"/>
+    <w:lsdException w:name="Grid Table 2 Accent 5" w:uiPriority="47"/>
+    <w:lsdException w:name="Grid Table 3 Accent 5" w:uiPriority="48"/>
+    <w:lsdException w:name="Grid Table 4 Accent 5" w:uiPriority="49"/>
+    <w:lsdException w:name="Grid Table 5 Dark Accent 5" w:uiPriority="50"/>
+    <w:lsdException w:name="Grid Table 6 Colorful Accent 5" w:uiPriority="51"/>
+    <w:lsdException w:name="Grid Table 7 Colorful Accent 5" w:uiPriority="52"/>
+    <w:lsdException w:name="Grid Table 1 Light Accent 6" w:uiPriority="46"/>
+    <w:lsdException w:name="Grid Table 2 Accent 6" w:uiPriority="47"/>
+    <w:lsdException w:name="Grid Table 3 Accent 6" w:uiPriority="48"/>
+    <w:lsdException w:name="Grid Table 4 Accent 6" w:uiPriority="49"/>
+    <w:lsdException w:name="Grid Table 5 Dark Accent 6" w:uiPriority="50"/>
+    <w:lsdException w:name="Grid Table 6 Colorful Accent 6" w:uiPriority="51"/>
+    <w:lsdException w:name="Grid Table 7 Colorful Accent 6" w:uiPriority="52"/>
+    <w:lsdException w:name="List Table 1 Light" w:uiPriority="46"/>
+    <w:lsdException w:name="List Table 2" w:uiPriority="47"/>
+    <w:lsdException w:name="List Table 3" w:uiPriority="48"/>
+    <w:lsdException w:name="List Table 4" w:uiPriority="49"/>
+    <w:lsdException w:name="List Table 5 Dark" w:uiPriority="50"/>
+    <w:lsdException w:name="List Table 6 Colorful" w:uiPriority="51"/>
+    <w:lsdException w:name="List Table 7 Colorful" w:uiPriority="52"/>
+    <w:lsdException w:name="List Table 1 Light Accent 1" w:uiPriority="46"/>
+    <w:lsdException w:name="List Table 2 Accent 1" w:uiPriority="47"/>
+    <w:lsdException w:name="List Table 3 Accent 1" w:uiPriority="48"/>
+    <w:lsdException w:name="List Table 4 Accent 1" w:uiPriority="49"/>
+    <w:lsdException w:name="List Table 5 Dark Accent 1" w:uiPriority="50"/>
+    <w:lsdException w:name="List Table 6 Colorful Accent 1" w:uiPriority="51"/>
+    <w:lsdException w:name="List Table 7 Colorful Accent 1" w:uiPriority="52"/>
+    <w:lsdException w:name="List Table 1 Light Accent 2" w:uiPriority="46"/>
+    <w:lsdException w:name="List Table 2 Accent 2" w:uiPriority="47"/>
+    <w:lsdException w:name="List Table 3 Accent 2" w:uiPriority="48"/>
+    <w:lsdException w:name="List Table 4 Accent 2" w:uiPriority="49"/>
+    <w:lsdException w:name="List Table 5 Dark Accent 2" w:uiPriority="50"/>
+    <w:lsdException w:name="List Table 6 Colorful Accent 2" w:uiPriority="51"/>
+    <w:lsdException w:name="List Table 7 Colorful Accent 2" w:uiPriority="52"/>
+    <w:lsdException w:name="List Table 1 Light Accent 3" w:uiPriority="46"/>
+    <w:lsdException w:name="List Table 2 Accent 3" w:uiPriority="47"/>
+    <w:lsdException w:name="List Table 3 Accent 3" w:uiPriority="48"/>
+    <w:lsdException w:name="List Table 4 Accent 3" w:uiPriority="49"/>
+    <w:lsdException w:name="List Table 5 Dark Accent 3" w:uiPriority="50"/>
+    <w:lsdException w:name="List Table 6 Colorful Accent 3" w:uiPriority="51"/>
+    <w:lsdException w:name="List Table 7 Colorful Accent 3" w:uiPriority="52"/>
+    <w:lsdException w:name="List Table 1 Light Accent 4" w:uiPriority="46"/>
+    <w:lsdException w:name="List Table 2 Accent 4" w:uiPriority="47"/>
+    <w:lsdException w:name="List Table 3 Accent 4" w:uiPriority="48"/>
+    <w:lsdException w:name="List Table 4 Accent 4" w:uiPriority="49"/>
+    <w:lsdException w:name="List Table 5 Dark Accent 4" w:uiPriority="50"/>
+    <w:lsdException w:name="List Table 6 Colorful Accent 4" w:uiPriority="51"/>
+    <w:lsdException w:name="List Table 7 Colorful Accent 4" w:uiPriority="52"/>
+    <w:lsdException w:name="List Table 1 Light Accent 5" w:uiPriority="46"/>
+    <w:lsdException w:name="List Table 2 Accent 5" w:uiPriority="47"/>
+    <w:lsdException w:name="List Table 3 Accent 5" w:uiPriority="48"/>
+    <w:lsdException w:name="List Table 4 Accent 5" w:uiPriority="49"/>
+    <w:lsdException w:name="List Table 5 Dark Accent 5" w:uiPriority="50"/>
+    <w:lsdException w:name="List Table 6 Colorful Accent 5" w:uiPriority="51"/>
+    <w:lsdException w:name="List Table 7 Colorful Accent 5" w:uiPriority="52"/>
+    <w:lsdException w:name="List Table 1 Light Accent 6" w:uiPriority="46"/>
+    <w:lsdException w:name="List Table 2 Accent 6" w:uiPriority="47"/>
+    <w:lsdException w:name="List Table 3 Accent 6" w:uiPriority="48"/>
+    <w:lsdException w:name="List Table 4 Accent 6" w:uiPriority="49"/>
+    <w:lsdException w:name="List Table 5 Dark Accent 6" w:uiPriority="50"/>
+    <w:lsdException w:name="List Table 6 Colorful Accent 6" w:uiPriority="51"/>
+    <w:lsdException w:name="List Table 7 Colorful Accent 6" w:uiPriority="52"/>
+    <w:lsdException w:name="Mention" w:semiHidden="1" w:uiPriority="99" w:unhideWhenUsed="1"/>
+    <w:lsdException w:name="Smart Hyperlink" w:semiHidden="1" w:uiPriority="99" w:unhideWhenUsed="1"/>
+    <w:lsdException w:name="Hashtag" w:semiHidden="1" w:uiPriority="99" w:unhideWhenUsed="1"/>
+    <w:lsdException w:name="Unresolved Mention" w:semiHidden="1" w:uiPriority="99" w:unhideWhenUsed="1"/>
+    <w:lsdException w:name="Smart Link" w:semiHidden="1" w:uiPriority="99" w:unhideWhenUsed="1"/>
+  </w:latentStyles>
   <w:style w:default="1" w:styleId="Normal" w:type="paragraph">
     <w:name w:val="Normal"/>
     <w:qFormat/>
   </w:style>
+  <w:style w:styleId="Heading1" w:type="paragraph">
+    <w:name w:val="heading 1"/>
+    <w:basedOn w:val="Normal"/>
+    <w:next w:val="BodyText"/>
+    <w:uiPriority w:val="9"/>
+    <w:qFormat/>
+    <w:pPr>
+      <w:keepNext/>
+      <w:keepLines/>
+      <w:spacing w:after="0" w:before="480"/>
+      <w:outlineLvl w:val="0"/>
+    </w:pPr>
+    <w:rPr>
+      <w:rFonts w:asciiTheme="majorHAnsi" w:cstheme="majorBidi" w:eastAsiaTheme="majorEastAsia" w:hAnsiTheme="majorHAnsi"/>
+      <w:b/>
+      <w:bCs/>
+      <w:color w:val="E64C38"/>
+      <w:sz w:val="32"/>
+      <w:szCs w:val="32"/>
+    </w:rPr>
+  </w:style>
+  <w:style w:styleId="Heading2" w:type="paragraph">
+    <w:name w:val="heading 2"/>
+    <w:basedOn w:val="Normal"/>
+    <w:next w:val="BodyText"/>
+    <w:uiPriority w:val="9"/>
+    <w:unhideWhenUsed/>
+    <w:qFormat/>
+    <w:pPr>
+      <w:keepNext/>
+      <w:keepLines/>
+      <w:spacing w:after="0" w:before="200"/>
+      <w:outlineLvl w:val="1"/>
+    </w:pPr>
+    <w:rPr>
+      <w:rFonts w:asciiTheme="majorHAnsi" w:cstheme="majorBidi" w:eastAsiaTheme="majorEastAsia" w:hAnsiTheme="majorHAnsi"/>
+      <w:b/>
+      <w:bCs/>
+      <w:color w:val="E64C38"/>
+      <w:sz w:val="28"/>
+      <w:szCs w:val="28"/>
+    </w:rPr>
+  </w:style>
+  <w:style w:styleId="Heading3" w:type="paragraph">
+    <w:name w:val="heading 3"/>
+    <w:basedOn w:val="Normal"/>
+    <w:next w:val="BodyText"/>
+    <w:uiPriority w:val="9"/>
+    <w:unhideWhenUsed/>
+    <w:qFormat/>
+    <w:pPr>
+      <w:keepNext/>
+      <w:keepLines/>
+      <w:spacing w:after="0" w:before="200"/>
+      <w:outlineLvl w:val="2"/>
+    </w:pPr>
+    <w:rPr>
+      <w:rFonts w:asciiTheme="majorHAnsi" w:cstheme="majorBidi" w:eastAsiaTheme="majorEastAsia" w:hAnsiTheme="majorHAnsi"/>
+      <w:b/>
+      <w:bCs/>
+      <w:color w:val="E64C38"/>
+      <w:sz w:val="24"/>
+      <w:szCs w:val="24"/>
+    </w:rPr>
+  </w:style>
+  <w:style w:styleId="Heading4" w:type="paragraph">
+    <w:name w:val="heading 4"/>
+    <w:basedOn w:val="Normal"/>
+    <w:next w:val="BodyText"/>
+    <w:uiPriority w:val="9"/>
+    <w:unhideWhenUsed/>
+    <w:qFormat/>
+    <w:pPr>
+      <w:keepNext/>
+      <w:keepLines/>
+      <w:spacing w:after="0" w:before="200"/>
+      <w:outlineLvl w:val="3"/>
+    </w:pPr>
+    <w:rPr>
+      <w:rFonts w:asciiTheme="majorHAnsi" w:cstheme="majorBidi" w:eastAsiaTheme="majorEastAsia" w:hAnsiTheme="majorHAnsi"/>
+      <w:bCs/>
+      <w:i/>
+      <w:color w:val="E64C38"/>
+      <w:sz w:val="24"/>
+      <w:szCs w:val="24"/>
+    </w:rPr>
+  </w:style>
+  <w:style w:styleId="Heading5" w:type="paragraph">
+    <w:name w:val="heading 5"/>
+    <w:basedOn w:val="Normal"/>
+    <w:next w:val="BodyText"/>
+    <w:uiPriority w:val="9"/>
+    <w:unhideWhenUsed/>
+    <w:qFormat/>
+    <w:pPr>
+      <w:keepNext/>
+      <w:keepLines/>
+      <w:spacing w:after="0" w:before="200"/>
+      <w:outlineLvl w:val="4"/>
+    </w:pPr>
+    <w:rPr>
+      <w:rFonts w:asciiTheme="majorHAnsi" w:cstheme="majorBidi" w:eastAsiaTheme="majorEastAsia" w:hAnsiTheme="majorHAnsi"/>
+      <w:iCs/>
+      <w:color w:val="E64C38"/>
+      <w:sz w:val="24"/>
+      <w:szCs w:val="24"/>
+    </w:rPr>
+  </w:style>
+  <w:style w:styleId="Heading6" w:type="paragraph">
+    <w:name w:val="heading 6"/>
+    <w:basedOn w:val="Normal"/>
+    <w:next w:val="BodyText"/>
+    <w:uiPriority w:val="9"/>
+    <w:unhideWhenUsed/>
+    <w:qFormat/>
+    <w:pPr>
+      <w:keepNext/>
+      <w:keepLines/>
+      <w:spacing w:after="0" w:before="200"/>
+      <w:outlineLvl w:val="5"/>
+    </w:pPr>
+    <w:rPr>
+      <w:rFonts w:asciiTheme="majorHAnsi" w:cstheme="majorBidi" w:eastAsiaTheme="majorEastAsia" w:hAnsiTheme="majorHAnsi"/>
+      <w:color w:val="E64C38"/>
+      <w:sz w:val="24"/>
+      <w:szCs w:val="24"/>
+    </w:rPr>
+  </w:style>
+  <w:style w:styleId="Heading7" w:type="paragraph">
+    <w:name w:val="heading 7"/>
+    <w:basedOn w:val="Normal"/>
+    <w:next w:val="BodyText"/>
+    <w:uiPriority w:val="9"/>
+    <w:unhideWhenUsed/>
+    <w:qFormat/>
+    <w:pPr>
+      <w:keepNext/>
+      <w:keepLines/>
+      <w:spacing w:after="0" w:before="200"/>
+      <w:outlineLvl w:val="6"/>
+    </w:pPr>
+    <w:rPr>
+      <w:rFonts w:asciiTheme="majorHAnsi" w:cstheme="majorBidi" w:eastAsiaTheme="majorEastAsia" w:hAnsiTheme="majorHAnsi"/>
+      <w:color w:val="E64C38"/>
+      <w:sz w:val="24"/>
+      <w:szCs w:val="24"/>
+    </w:rPr>
+  </w:style>
+  <w:style w:styleId="Heading8" w:type="paragraph">
+    <w:name w:val="heading 8"/>
+    <w:basedOn w:val="Normal"/>
+    <w:next w:val="BodyText"/>
+    <w:uiPriority w:val="9"/>
+    <w:unhideWhenUsed/>
+    <w:qFormat/>
+    <w:pPr>
+      <w:keepNext/>
+      <w:keepLines/>
+      <w:spacing w:after="0" w:before="200"/>
+      <w:outlineLvl w:val="7"/>
+    </w:pPr>
+    <w:rPr>
+      <w:rFonts w:asciiTheme="majorHAnsi" w:cstheme="majorBidi" w:eastAsiaTheme="majorEastAsia" w:hAnsiTheme="majorHAnsi"/>
+      <w:color w:val="E64C38"/>
+      <w:sz w:val="24"/>
+      <w:szCs w:val="24"/>
+    </w:rPr>
+  </w:style>
+  <w:style w:styleId="Heading9" w:type="paragraph">
+    <w:name w:val="heading 9"/>
+    <w:basedOn w:val="Normal"/>
+    <w:next w:val="BodyText"/>
+    <w:uiPriority w:val="9"/>
+    <w:unhideWhenUsed/>
+    <w:qFormat/>
+    <w:pPr>
+      <w:keepNext/>
+      <w:keepLines/>
+      <w:spacing w:after="0" w:before="200"/>
+      <w:outlineLvl w:val="8"/>
+    </w:pPr>
+    <w:rPr>
+      <w:rFonts w:asciiTheme="majorHAnsi" w:cstheme="majorBidi" w:eastAsiaTheme="majorEastAsia" w:hAnsiTheme="majorHAnsi"/>
+      <w:color w:val="E64C38"/>
+      <w:sz w:val="24"/>
+      <w:szCs w:val="24"/>
+    </w:rPr>
+  </w:style>
+  <w:style w:default="1" w:styleId="DefaultParagraphFont" w:type="character">
+    <w:name w:val="Default Paragraph Font"/>
+    <w:uiPriority w:val="1"/>
+    <w:semiHidden/>
+    <w:unhideWhenUsed/>
+  </w:style>
+  <w:style w:default="1" w:styleId="TableNormal" w:type="table">
+    <w:name w:val="Normal Table"/>
+    <w:uiPriority w:val="99"/>
+    <w:semiHidden/>
+    <w:unhideWhenUsed/>
+    <w:tblPr>
+      <w:tblInd w:type="dxa" w:w="0"/>
+      <w:tblCellMar>
+        <w:top w:type="dxa" w:w="0"/>
+        <w:left w:type="dxa" w:w="108"/>
+        <w:bottom w:type="dxa" w:w="0"/>
+        <w:right w:type="dxa" w:w="108"/>
+      </w:tblCellMar>
+    </w:tblPr>
+  </w:style>
+  <w:style w:default="1" w:styleId="NoList" w:type="numbering">
+    <w:name w:val="No List"/>
+    <w:uiPriority w:val="99"/>
+    <w:semiHidden/>
+    <w:unhideWhenUsed/>
+  </w:style>
   <w:style w:styleId="BodyText" w:type="paragraph">
     <w:name w:val="Body Text"/>
     <w:basedOn w:val="Normal"/>
-    <w:link w:val="BodyTextChar"/>
     <w:qFormat/>
     <w:pPr>
       <w:spacing w:after="180" w:before="180"/>
@@ -9123,111 +10564,52 @@
     <w:name w:val="Title"/>
     <w:basedOn w:val="Normal"/>
     <w:next w:val="BodyText"/>
-    <w:link w:val="TitleChar"/>
-    <w:uiPriority w:val="10"/>
     <w:qFormat/>
-    <w:rsid w:val="00A10FD9"/>
     <w:pPr>
-      <w:spacing w:after="80" w:line="240" w:lineRule="auto"/>
-      <w:contextualSpacing/>
+      <w:keepNext/>
+      <w:keepLines/>
+      <w:spacing w:after="240" w:before="480"/>
       <w:jc w:val="center"/>
     </w:pPr>
     <w:rPr>
-      <w:rFonts w:asciiTheme="majorHAnsi" w:cstheme="majorBidi" w:eastAsiaTheme="majorEastAsia" w:hAnsiTheme="majorHAnsi"/>
-      <w:sz w:val="56"/>
-      <w:szCs w:val="56"/>
-    </w:rPr>
-  </w:style>
-  <w:style w:customStyle="1" w:styleId="TitleChar" w:type="character">
-    <w:name w:val="Title Char"/>
-    <w:basedOn w:val="DefaultParagraphFont"/>
-    <w:link w:val="Title"/>
-    <w:uiPriority w:val="10"/>
-    <w:rsid w:val="00A10FD9"/>
-    <w:rPr>
-      <w:rFonts w:asciiTheme="majorHAnsi" w:cstheme="majorBidi" w:eastAsiaTheme="majorEastAsia" w:hAnsiTheme="majorHAnsi"/>
-      <w:sz w:val="56"/>
-      <w:szCs w:val="56"/>
+      <w:b/>
+      <w:color w:val="E64C38"/>
+      <w:sz w:val="52"/>
+      <w:szCs w:val="52"/>
     </w:rPr>
   </w:style>
   <w:style w:styleId="Subtitle" w:type="paragraph">
     <w:name w:val="Subtitle"/>
     <w:basedOn w:val="Title"/>
     <w:next w:val="BodyText"/>
-    <w:link w:val="SubtitleChar"/>
-    <w:uiPriority w:val="11"/>
     <w:qFormat/>
-    <w:rsid w:val="00A10FD9"/>
     <w:pPr>
-      <w:numPr>
-        <w:ilvl w:val="1"/>
-      </w:numPr>
+      <w:spacing w:before="240"/>
     </w:pPr>
     <w:rPr>
-      <w:rFonts w:cstheme="majorBidi" w:eastAsiaTheme="majorEastAsia"/>
-      <w:spacing w:val="15"/>
-      <w:sz w:val="28"/>
-      <w:szCs w:val="28"/>
-    </w:rPr>
-  </w:style>
-  <w:style w:customStyle="1" w:styleId="SubtitleChar" w:type="character">
-    <w:name w:val="Subtitle Char"/>
-    <w:basedOn w:val="DefaultParagraphFont"/>
-    <w:link w:val="Subtitle"/>
-    <w:uiPriority w:val="11"/>
-    <w:rsid w:val="00A10FD9"/>
-    <w:rPr>
-      <w:rFonts w:cstheme="majorBidi" w:eastAsiaTheme="majorEastAsia"/>
-      <w:color w:themeColor="text1" w:themeTint="A6" w:val="595959"/>
-      <w:spacing w:val="15"/>
-      <w:sz w:val="28"/>
-      <w:szCs w:val="28"/>
+      <w:sz w:val="30"/>
+      <w:szCs w:val="30"/>
     </w:rPr>
   </w:style>
   <w:style w:customStyle="1" w:styleId="Author" w:type="paragraph">
     <w:name w:val="Author"/>
-    <w:basedOn w:val="Title"/>
     <w:next w:val="BodyText"/>
     <w:qFormat/>
     <w:pPr>
       <w:keepNext/>
       <w:keepLines/>
+      <w:jc w:val="center"/>
     </w:pPr>
-    <w:rPr>
-      <w:sz w:val="24"/>
-      <w:szCs w:val="24"/>
-    </w:rPr>
   </w:style>
   <w:style w:styleId="Date" w:type="paragraph">
     <w:name w:val="Date"/>
-    <w:basedOn w:val="Title"/>
     <w:next w:val="BodyText"/>
     <w:qFormat/>
     <w:pPr>
       <w:keepNext/>
       <w:keepLines/>
-    </w:pPr>
-    <w:rPr>
-      <w:sz w:val="24"/>
-      <w:szCs w:val="24"/>
-    </w:rPr>
-  </w:style>
-  <w:style w:customStyle="1" w:styleId="AbstractTitle" w:type="paragraph">
-    <w:name w:val="Abstract Title"/>
-    <w:basedOn w:val="Normal"/>
-    <w:next w:val="Abstract"/>
-    <w:qFormat/>
-    <w:pPr>
-      <w:keepNext/>
-      <w:keepLines/>
-      <w:spacing w:after="0" w:before="300"/>
       <w:jc w:val="center"/>
     </w:pPr>
-    <w:rPr>
-      <w:b/>
-      <w:sz w:val="20"/>
-      <w:szCs w:val="20"/>
-    </w:rPr>
   </w:style>
   <w:style w:customStyle="1" w:styleId="Abstract" w:type="paragraph">
     <w:name w:val="Abstract"/>
@@ -9237,7 +10619,7 @@
     <w:pPr>
       <w:keepNext/>
       <w:keepLines/>
-      <w:spacing w:after="300" w:before="100"/>
+      <w:spacing w:after="300" w:before="300"/>
     </w:pPr>
     <w:rPr>
       <w:sz w:val="20"/>
@@ -9247,328 +10629,7 @@
   <w:style w:styleId="Bibliography" w:type="paragraph">
     <w:name w:val="Bibliography"/>
     <w:basedOn w:val="Normal"/>
-    <w:next w:val="Bibliography"/>
     <w:qFormat/>
-    <w:pPr/>
-    <w:rPr/>
-  </w:style>
-  <w:style w:styleId="Heading1" w:type="paragraph">
-    <w:name w:val="heading 1"/>
-    <w:basedOn w:val="Normal"/>
-    <w:next w:val="BodyText"/>
-    <w:link w:val="Heading1Char"/>
-    <w:uiPriority w:val="9"/>
-    <w:qFormat/>
-    <w:rsid w:val="00A10FD9"/>
-    <w:pPr>
-      <w:keepNext/>
-      <w:keepLines/>
-      <w:spacing w:after="80" w:before="360"/>
-      <w:outlineLvl w:val="0"/>
-    </w:pPr>
-    <w:rPr>
-      <w:rFonts w:asciiTheme="majorHAnsi" w:cstheme="majorBidi" w:eastAsiaTheme="majorEastAsia" w:hAnsiTheme="majorHAnsi"/>
-      <w:color w:themeColor="accent1" w:themeShade="BF" w:val="0F4761"/>
-      <w:sz w:val="40"/>
-      <w:szCs w:val="40"/>
-    </w:rPr>
-  </w:style>
-  <w:style w:styleId="Heading2" w:type="paragraph">
-    <w:name w:val="heading 2"/>
-    <w:basedOn w:val="Normal"/>
-    <w:next w:val="BodyText"/>
-    <w:link w:val="Heading2Char"/>
-    <w:uiPriority w:val="9"/>
-    <w:semiHidden/>
-    <w:unhideWhenUsed/>
-    <w:qFormat/>
-    <w:rsid w:val="00A10FD9"/>
-    <w:pPr>
-      <w:keepNext/>
-      <w:keepLines/>
-      <w:spacing w:after="80" w:before="160"/>
-      <w:outlineLvl w:val="1"/>
-    </w:pPr>
-    <w:rPr>
-      <w:rFonts w:asciiTheme="majorHAnsi" w:cstheme="majorBidi" w:eastAsiaTheme="majorEastAsia" w:hAnsiTheme="majorHAnsi"/>
-      <w:color w:themeColor="accent1" w:themeShade="BF" w:val="0F4761"/>
-      <w:sz w:val="32"/>
-      <w:szCs w:val="32"/>
-    </w:rPr>
-  </w:style>
-  <w:style w:styleId="Heading3" w:type="paragraph">
-    <w:name w:val="heading 3"/>
-    <w:basedOn w:val="Normal"/>
-    <w:next w:val="BodyText"/>
-    <w:link w:val="Heading3Char"/>
-    <w:uiPriority w:val="9"/>
-    <w:semiHidden/>
-    <w:unhideWhenUsed/>
-    <w:qFormat/>
-    <w:rsid w:val="00A10FD9"/>
-    <w:pPr>
-      <w:keepNext/>
-      <w:keepLines/>
-      <w:spacing w:after="80" w:before="160"/>
-      <w:outlineLvl w:val="2"/>
-    </w:pPr>
-    <w:rPr>
-      <w:rFonts w:cstheme="majorBidi" w:eastAsiaTheme="majorEastAsia"/>
-      <w:color w:themeColor="accent1" w:themeShade="BF" w:val="0F4761"/>
-      <w:sz w:val="28"/>
-      <w:szCs w:val="28"/>
-    </w:rPr>
-  </w:style>
-  <w:style w:styleId="Heading4" w:type="paragraph">
-    <w:name w:val="heading 4"/>
-    <w:basedOn w:val="Normal"/>
-    <w:next w:val="BodyText"/>
-    <w:link w:val="Heading4Char"/>
-    <w:uiPriority w:val="9"/>
-    <w:semiHidden/>
-    <w:unhideWhenUsed/>
-    <w:qFormat/>
-    <w:rsid w:val="00A10FD9"/>
-    <w:pPr>
-      <w:keepNext/>
-      <w:keepLines/>
-      <w:spacing w:after="40" w:before="80"/>
-      <w:outlineLvl w:val="3"/>
-    </w:pPr>
-    <w:rPr>
-      <w:rFonts w:cstheme="majorBidi" w:eastAsiaTheme="majorEastAsia"/>
-      <w:i/>
-      <w:iCs/>
-      <w:color w:themeColor="accent1" w:themeShade="BF" w:val="0F4761"/>
-    </w:rPr>
-  </w:style>
-  <w:style w:styleId="Heading5" w:type="paragraph">
-    <w:name w:val="heading 5"/>
-    <w:basedOn w:val="Normal"/>
-    <w:next w:val="BodyText"/>
-    <w:link w:val="Heading5Char"/>
-    <w:uiPriority w:val="9"/>
-    <w:semiHidden/>
-    <w:unhideWhenUsed/>
-    <w:qFormat/>
-    <w:rsid w:val="00A10FD9"/>
-    <w:pPr>
-      <w:keepNext/>
-      <w:keepLines/>
-      <w:spacing w:after="40" w:before="80"/>
-      <w:outlineLvl w:val="4"/>
-    </w:pPr>
-    <w:rPr>
-      <w:rFonts w:cstheme="majorBidi" w:eastAsiaTheme="majorEastAsia"/>
-      <w:color w:themeColor="accent1" w:themeShade="BF" w:val="0F4761"/>
-    </w:rPr>
-  </w:style>
-  <w:style w:styleId="Heading6" w:type="paragraph">
-    <w:name w:val="heading 6"/>
-    <w:basedOn w:val="Normal"/>
-    <w:next w:val="BodyText"/>
-    <w:link w:val="Heading6Char"/>
-    <w:uiPriority w:val="9"/>
-    <w:semiHidden/>
-    <w:unhideWhenUsed/>
-    <w:qFormat/>
-    <w:rsid w:val="00A10FD9"/>
-    <w:pPr>
-      <w:keepNext/>
-      <w:keepLines/>
-      <w:spacing w:after="0" w:before="40"/>
-      <w:outlineLvl w:val="5"/>
-    </w:pPr>
-    <w:rPr>
-      <w:rFonts w:cstheme="majorBidi" w:eastAsiaTheme="majorEastAsia"/>
-      <w:i/>
-      <w:iCs/>
-      <w:color w:themeColor="text1" w:themeTint="A6" w:val="595959"/>
-    </w:rPr>
-  </w:style>
-  <w:style w:styleId="Heading7" w:type="paragraph">
-    <w:name w:val="heading 7"/>
-    <w:basedOn w:val="Normal"/>
-    <w:next w:val="BodyText"/>
-    <w:link w:val="Heading7Char"/>
-    <w:uiPriority w:val="9"/>
-    <w:semiHidden/>
-    <w:unhideWhenUsed/>
-    <w:qFormat/>
-    <w:rsid w:val="00A10FD9"/>
-    <w:pPr>
-      <w:keepNext/>
-      <w:keepLines/>
-      <w:spacing w:after="0" w:before="40"/>
-      <w:outlineLvl w:val="6"/>
-    </w:pPr>
-    <w:rPr>
-      <w:rFonts w:cstheme="majorBidi" w:eastAsiaTheme="majorEastAsia"/>
-      <w:color w:themeColor="text1" w:themeTint="A6" w:val="595959"/>
-    </w:rPr>
-  </w:style>
-  <w:style w:styleId="Heading8" w:type="paragraph">
-    <w:name w:val="heading 8"/>
-    <w:basedOn w:val="Normal"/>
-    <w:next w:val="BodyText"/>
-    <w:link w:val="Heading8Char"/>
-    <w:uiPriority w:val="9"/>
-    <w:semiHidden/>
-    <w:unhideWhenUsed/>
-    <w:qFormat/>
-    <w:rsid w:val="00A10FD9"/>
-    <w:pPr>
-      <w:keepNext/>
-      <w:keepLines/>
-      <w:spacing w:after="0"/>
-      <w:outlineLvl w:val="7"/>
-    </w:pPr>
-    <w:rPr>
-      <w:rFonts w:cstheme="majorBidi" w:eastAsiaTheme="majorEastAsia"/>
-      <w:i/>
-      <w:iCs/>
-      <w:color w:themeColor="text1" w:themeTint="D8" w:val="272727"/>
-    </w:rPr>
-  </w:style>
-  <w:style w:styleId="Heading9" w:type="paragraph">
-    <w:name w:val="heading 9"/>
-    <w:basedOn w:val="Normal"/>
-    <w:next w:val="BodyText"/>
-    <w:link w:val="Heading9Char"/>
-    <w:uiPriority w:val="9"/>
-    <w:semiHidden/>
-    <w:unhideWhenUsed/>
-    <w:qFormat/>
-    <w:rsid w:val="00A10FD9"/>
-    <w:pPr>
-      <w:keepNext/>
-      <w:keepLines/>
-      <w:spacing w:after="0"/>
-      <w:outlineLvl w:val="8"/>
-    </w:pPr>
-    <w:rPr>
-      <w:rFonts w:cstheme="majorBidi" w:eastAsiaTheme="majorEastAsia"/>
-      <w:color w:themeColor="text1" w:themeTint="D8" w:val="272727"/>
-    </w:rPr>
-  </w:style>
-  <w:style w:customStyle="1" w:styleId="Heading1Char" w:type="character">
-    <w:name w:val="Heading 1 Char"/>
-    <w:basedOn w:val="DefaultParagraphFont"/>
-    <w:link w:val="Heading1"/>
-    <w:uiPriority w:val="9"/>
-    <w:rsid w:val="00A10FD9"/>
-    <w:rPr>
-      <w:rFonts w:asciiTheme="majorHAnsi" w:cstheme="majorBidi" w:eastAsiaTheme="majorEastAsia" w:hAnsiTheme="majorHAnsi"/>
-      <w:color w:themeColor="accent1" w:themeShade="BF" w:val="0F4761"/>
-      <w:sz w:val="40"/>
-      <w:szCs w:val="40"/>
-    </w:rPr>
-  </w:style>
-  <w:style w:customStyle="1" w:styleId="Heading2Char" w:type="character">
-    <w:name w:val="Heading 2 Char"/>
-    <w:basedOn w:val="DefaultParagraphFont"/>
-    <w:link w:val="Heading2"/>
-    <w:uiPriority w:val="9"/>
-    <w:semiHidden/>
-    <w:rsid w:val="00A10FD9"/>
-    <w:rPr>
-      <w:rFonts w:asciiTheme="majorHAnsi" w:cstheme="majorBidi" w:eastAsiaTheme="majorEastAsia" w:hAnsiTheme="majorHAnsi"/>
-      <w:color w:themeColor="accent1" w:themeShade="BF" w:val="0F4761"/>
-      <w:sz w:val="32"/>
-      <w:szCs w:val="32"/>
-    </w:rPr>
-  </w:style>
-  <w:style w:customStyle="1" w:styleId="Heading3Char" w:type="character">
-    <w:name w:val="Heading 3 Char"/>
-    <w:basedOn w:val="DefaultParagraphFont"/>
-    <w:link w:val="Heading3"/>
-    <w:uiPriority w:val="9"/>
-    <w:semiHidden/>
-    <w:rsid w:val="00A10FD9"/>
-    <w:rPr>
-      <w:rFonts w:cstheme="majorBidi" w:eastAsiaTheme="majorEastAsia"/>
-      <w:color w:themeColor="accent1" w:themeShade="BF" w:val="0F4761"/>
-      <w:sz w:val="28"/>
-      <w:szCs w:val="28"/>
-    </w:rPr>
-  </w:style>
-  <w:style w:customStyle="1" w:styleId="Heading4Char" w:type="character">
-    <w:name w:val="Heading 4 Char"/>
-    <w:basedOn w:val="DefaultParagraphFont"/>
-    <w:link w:val="Heading4"/>
-    <w:uiPriority w:val="9"/>
-    <w:semiHidden/>
-    <w:rsid w:val="00A10FD9"/>
-    <w:rPr>
-      <w:rFonts w:cstheme="majorBidi" w:eastAsiaTheme="majorEastAsia"/>
-      <w:i/>
-      <w:iCs/>
-      <w:color w:themeColor="accent1" w:themeShade="BF" w:val="0F4761"/>
-    </w:rPr>
-  </w:style>
-  <w:style w:customStyle="1" w:styleId="Heading5Char" w:type="character">
-    <w:name w:val="Heading 5 Char"/>
-    <w:basedOn w:val="DefaultParagraphFont"/>
-    <w:link w:val="Heading5"/>
-    <w:uiPriority w:val="9"/>
-    <w:semiHidden/>
-    <w:rsid w:val="00A10FD9"/>
-    <w:rPr>
-      <w:rFonts w:cstheme="majorBidi" w:eastAsiaTheme="majorEastAsia"/>
-      <w:color w:themeColor="accent1" w:themeShade="BF" w:val="0F4761"/>
-    </w:rPr>
-  </w:style>
-  <w:style w:customStyle="1" w:styleId="Heading6Char" w:type="character">
-    <w:name w:val="Heading 6 Char"/>
-    <w:basedOn w:val="DefaultParagraphFont"/>
-    <w:link w:val="Heading6"/>
-    <w:uiPriority w:val="9"/>
-    <w:semiHidden/>
-    <w:rsid w:val="00A10FD9"/>
-    <w:rPr>
-      <w:rFonts w:cstheme="majorBidi" w:eastAsiaTheme="majorEastAsia"/>
-      <w:i/>
-      <w:iCs/>
-      <w:color w:themeColor="text1" w:themeTint="A6" w:val="595959"/>
-    </w:rPr>
-  </w:style>
-  <w:style w:customStyle="1" w:styleId="Heading7Char" w:type="character">
-    <w:name w:val="Heading 7 Char"/>
-    <w:basedOn w:val="DefaultParagraphFont"/>
-    <w:link w:val="Heading7"/>
-    <w:uiPriority w:val="9"/>
-    <w:semiHidden/>
-    <w:rsid w:val="00A10FD9"/>
-    <w:rPr>
-      <w:rFonts w:cstheme="majorBidi" w:eastAsiaTheme="majorEastAsia"/>
-      <w:color w:themeColor="text1" w:themeTint="A6" w:val="595959"/>
-    </w:rPr>
-  </w:style>
-  <w:style w:customStyle="1" w:styleId="Heading8Char" w:type="character">
-    <w:name w:val="Heading 8 Char"/>
-    <w:basedOn w:val="DefaultParagraphFont"/>
-    <w:link w:val="Heading8"/>
-    <w:uiPriority w:val="9"/>
-    <w:semiHidden/>
-    <w:rsid w:val="00A10FD9"/>
-    <w:rPr>
-      <w:rFonts w:cstheme="majorBidi" w:eastAsiaTheme="majorEastAsia"/>
-      <w:i/>
-      <w:iCs/>
-      <w:color w:themeColor="text1" w:themeTint="D8" w:val="272727"/>
-    </w:rPr>
-  </w:style>
-  <w:style w:customStyle="1" w:styleId="Heading9Char" w:type="character">
-    <w:name w:val="Heading 9 Char"/>
-    <w:basedOn w:val="DefaultParagraphFont"/>
-    <w:link w:val="Heading9"/>
-    <w:uiPriority w:val="9"/>
-    <w:semiHidden/>
-    <w:rsid w:val="00A10FD9"/>
-    <w:rPr>
-      <w:rFonts w:cstheme="majorBidi" w:eastAsiaTheme="majorEastAsia"/>
-      <w:color w:themeColor="text1" w:themeTint="D8" w:val="272727"/>
-    </w:rPr>
   </w:style>
   <w:style w:styleId="BlockText" w:type="paragraph">
     <w:name w:val="Block Text"/>
@@ -9579,37 +10640,18 @@
     <w:qFormat/>
     <w:pPr>
       <w:spacing w:after="100" w:before="100"/>
-      <w:ind w:firstLine="0" w:left="480" w:right="480"/>
+      <w:ind w:left="480" w:right="480"/>
     </w:pPr>
   </w:style>
   <w:style w:styleId="FootnoteText" w:type="paragraph">
-    <w:name w:val="Footnote Text"/>
+    <w:name w:val="footnote text"/>
     <w:basedOn w:val="Normal"/>
-    <w:next w:val="FootnoteText"/>
     <w:uiPriority w:val="9"/>
     <w:unhideWhenUsed/>
     <w:qFormat/>
   </w:style>
-  <w:style w:styleId="FootnoteBlockText" w:type="paragraph">
-    <w:name w:val="Footnote Block Text"/>
-    <w:basedOn w:val="FootnoteText"/>
-    <w:next w:val="FootnoteText"/>
-    <w:uiPriority w:val="9"/>
-    <w:unhideWhenUsed/>
-    <w:qFormat/>
-    <w:pPr>
-      <w:spacing w:after="100" w:before="100"/>
-      <w:ind w:firstLine="0" w:left="480" w:right="480"/>
-    </w:pPr>
-  </w:style>
-  <w:style w:default="1" w:styleId="DefaultParagraphFont" w:type="character">
-    <w:name w:val="Default Paragraph Font"/>
-    <w:semiHidden/>
-    <w:unhideWhenUsed/>
-  </w:style>
-  <w:style w:default="1" w:styleId="Table" w:type="table">
+  <w:style w:customStyle="1" w:styleId="Table" w:type="table">
     <w:name w:val="Table"/>
-    <w:basedOn w:val="TableNormal"/>
     <w:semiHidden/>
     <w:unhideWhenUsed/>
     <w:qFormat/>
@@ -9622,14 +10664,6 @@
         <w:right w:type="dxa" w:w="108"/>
       </w:tblCellMar>
     </w:tblPr>
-    <w:tblStylePr w:type="firstRow">
-      <w:tcPr>
-        <w:tcBorders>
-          <w:bottom w:val="single"/>
-        </w:tcBorders>
-        <w:vAlign w:val="bottom"/>
-      </w:tcPr>
-    </w:tblStylePr>
   </w:style>
   <w:style w:customStyle="1" w:styleId="DefinitionTerm" w:type="paragraph">
     <w:name w:val="Definition Term"/>
@@ -9649,11 +10683,11 @@
     <w:basedOn w:val="Normal"/>
   </w:style>
   <w:style w:styleId="Caption" w:type="paragraph">
-    <w:name w:val="Caption"/>
+    <w:name w:val="caption"/>
     <w:basedOn w:val="Normal"/>
-    <w:link w:val="BodyTextChar"/>
+    <w:link w:val="CaptionChar"/>
     <w:pPr>
-      <w:spacing w:after="120" w:before="0"/>
+      <w:spacing w:after="120"/>
     </w:pPr>
     <w:rPr>
       <w:i/>
@@ -9681,35 +10715,33 @@
       <w:keepNext/>
     </w:pPr>
   </w:style>
-  <w:style w:customStyle="1" w:styleId="BodyTextChar" w:type="character">
-    <w:name w:val="Body Text Char"/>
+  <w:style w:customStyle="1" w:styleId="CaptionChar" w:type="character">
+    <w:name w:val="Caption Char"/>
     <w:basedOn w:val="DefaultParagraphFont"/>
-    <w:link w:val="BodyText"/>
+    <w:link w:val="Caption"/>
   </w:style>
   <w:style w:customStyle="1" w:styleId="VerbatimChar" w:type="character">
     <w:name w:val="Verbatim Char"/>
-    <w:basedOn w:val="BodyTextChar"/>
+    <w:basedOn w:val="CaptionChar"/>
+    <w:link w:val="SourceCode"/>
     <w:rPr>
       <w:rFonts w:ascii="Consolas" w:hAnsi="Consolas"/>
       <w:sz w:val="22"/>
     </w:rPr>
   </w:style>
-  <w:style w:customStyle="1" w:styleId="SectionNumber" w:type="character">
-    <w:name w:val="Section Number"/>
-    <w:basedOn w:val="BodyTextChar"/>
-  </w:style>
   <w:style w:styleId="FootnoteReference" w:type="character">
-    <w:name w:val="Footnote Reference"/>
-    <w:basedOn w:val="BodyTextChar"/>
+    <w:name w:val="footnote reference"/>
+    <w:basedOn w:val="CaptionChar"/>
     <w:rPr>
       <w:vertAlign w:val="superscript"/>
     </w:rPr>
   </w:style>
   <w:style w:styleId="Hyperlink" w:type="character">
     <w:name w:val="Hyperlink"/>
-    <w:basedOn w:val="BodyTextChar"/>
+    <w:basedOn w:val="CaptionChar"/>
+    <w:uiPriority w:val="99"/>
     <w:rPr>
-      <w:color w:themeColor="accent1" w:val="4F81BD"/>
+      <w:color w:val="E64C38"/>
     </w:rPr>
   </w:style>
   <w:style w:styleId="TOCHeading" w:type="paragraph">
@@ -9724,245 +10756,328 @@
       <w:outlineLvl w:val="9"/>
     </w:pPr>
     <w:rPr>
-      <w:rFonts w:asciiTheme="majorHAnsi" w:cstheme="majorBidi" w:eastAsiaTheme="majorEastAsia" w:hAnsiTheme="majorHAnsi"/>
       <w:b w:val="0"/>
       <w:bCs w:val="0"/>
-      <w:color w:themeColor="accent1" w:themeShade="BF" w:val="365F91"/>
     </w:rPr>
   </w:style>
-  <w:style w:type="paragraph" w:customStyle="1" w:styleId="SourceCode">
+  <w:style w:customStyle="1" w:styleId="SourceCode" w:type="paragraph">
     <w:name w:val="Source Code"/>
     <w:basedOn w:val="Normal"/>
     <w:link w:val="VerbatimChar"/>
     <w:pPr>
-      <w:wordWrap w:val="off"/>
+      <w:wordWrap w:val="0"/>
     </w:pPr>
   </w:style>
-  <w:style w:type="character" w:customStyle="1" w:styleId="KeywordTok">
+  <w:style w:customStyle="1" w:styleId="KeywordTok" w:type="character">
     <w:name w:val="KeywordTok"/>
     <w:basedOn w:val="VerbatimChar"/>
     <w:rPr>
+      <w:rFonts w:ascii="Consolas" w:hAnsi="Consolas"/>
       <w:b/>
       <w:color w:val="007020"/>
+      <w:sz w:val="22"/>
     </w:rPr>
   </w:style>
-  <w:style w:type="character" w:customStyle="1" w:styleId="DataTypeTok">
+  <w:style w:customStyle="1" w:styleId="DataTypeTok" w:type="character">
     <w:name w:val="DataTypeTok"/>
     <w:basedOn w:val="VerbatimChar"/>
     <w:rPr>
+      <w:rFonts w:ascii="Consolas" w:hAnsi="Consolas"/>
       <w:color w:val="902000"/>
+      <w:sz w:val="22"/>
     </w:rPr>
   </w:style>
-  <w:style w:type="character" w:customStyle="1" w:styleId="DecValTok">
+  <w:style w:customStyle="1" w:styleId="DecValTok" w:type="character">
     <w:name w:val="DecValTok"/>
     <w:basedOn w:val="VerbatimChar"/>
     <w:rPr>
-      <w:color w:val="40a070"/>
+      <w:rFonts w:ascii="Consolas" w:hAnsi="Consolas"/>
+      <w:color w:val="40A070"/>
+      <w:sz w:val="22"/>
     </w:rPr>
   </w:style>
-  <w:style w:type="character" w:customStyle="1" w:styleId="BaseNTok">
+  <w:style w:customStyle="1" w:styleId="BaseNTok" w:type="character">
     <w:name w:val="BaseNTok"/>
     <w:basedOn w:val="VerbatimChar"/>
     <w:rPr>
-      <w:color w:val="40a070"/>
+      <w:rFonts w:ascii="Consolas" w:hAnsi="Consolas"/>
+      <w:color w:val="40A070"/>
+      <w:sz w:val="22"/>
     </w:rPr>
   </w:style>
-  <w:style w:type="character" w:customStyle="1" w:styleId="FloatTok">
+  <w:style w:customStyle="1" w:styleId="FloatTok" w:type="character">
     <w:name w:val="FloatTok"/>
     <w:basedOn w:val="VerbatimChar"/>
     <w:rPr>
-      <w:color w:val="40a070"/>
+      <w:rFonts w:ascii="Consolas" w:hAnsi="Consolas"/>
+      <w:color w:val="40A070"/>
+      <w:sz w:val="22"/>
     </w:rPr>
   </w:style>
-  <w:style w:type="character" w:customStyle="1" w:styleId="ConstantTok">
+  <w:style w:customStyle="1" w:styleId="ConstantTok" w:type="character">
     <w:name w:val="ConstantTok"/>
     <w:basedOn w:val="VerbatimChar"/>
     <w:rPr>
+      <w:rFonts w:ascii="Consolas" w:hAnsi="Consolas"/>
       <w:color w:val="880000"/>
+      <w:sz w:val="22"/>
     </w:rPr>
   </w:style>
-  <w:style w:type="character" w:customStyle="1" w:styleId="CharTok">
+  <w:style w:customStyle="1" w:styleId="CharTok" w:type="character">
     <w:name w:val="CharTok"/>
     <w:basedOn w:val="VerbatimChar"/>
     <w:rPr>
-      <w:color w:val="4070a0"/>
+      <w:rFonts w:ascii="Consolas" w:hAnsi="Consolas"/>
+      <w:color w:val="4070A0"/>
+      <w:sz w:val="22"/>
     </w:rPr>
   </w:style>
-  <w:style w:type="character" w:customStyle="1" w:styleId="SpecialCharTok">
+  <w:style w:customStyle="1" w:styleId="SpecialCharTok" w:type="character">
     <w:name w:val="SpecialCharTok"/>
     <w:basedOn w:val="VerbatimChar"/>
     <w:rPr>
-      <w:color w:val="4070a0"/>
+      <w:rFonts w:ascii="Consolas" w:hAnsi="Consolas"/>
+      <w:color w:val="4070A0"/>
+      <w:sz w:val="22"/>
     </w:rPr>
   </w:style>
-  <w:style w:type="character" w:customStyle="1" w:styleId="StringTok">
+  <w:style w:customStyle="1" w:styleId="StringTok" w:type="character">
     <w:name w:val="StringTok"/>
     <w:basedOn w:val="VerbatimChar"/>
     <w:rPr>
-      <w:color w:val="4070a0"/>
+      <w:rFonts w:ascii="Consolas" w:hAnsi="Consolas"/>
+      <w:color w:val="4070A0"/>
+      <w:sz w:val="22"/>
     </w:rPr>
   </w:style>
-  <w:style w:type="character" w:customStyle="1" w:styleId="VerbatimStringTok">
+  <w:style w:customStyle="1" w:styleId="VerbatimStringTok" w:type="character">
     <w:name w:val="VerbatimStringTok"/>
     <w:basedOn w:val="VerbatimChar"/>
     <w:rPr>
-      <w:color w:val="4070a0"/>
+      <w:rFonts w:ascii="Consolas" w:hAnsi="Consolas"/>
+      <w:color w:val="4070A0"/>
+      <w:sz w:val="22"/>
     </w:rPr>
   </w:style>
-  <w:style w:type="character" w:customStyle="1" w:styleId="SpecialStringTok">
+  <w:style w:customStyle="1" w:styleId="SpecialStringTok" w:type="character">
     <w:name w:val="SpecialStringTok"/>
     <w:basedOn w:val="VerbatimChar"/>
     <w:rPr>
-      <w:color w:val="bb6688"/>
+      <w:rFonts w:ascii="Consolas" w:hAnsi="Consolas"/>
+      <w:color w:val="BB6688"/>
+      <w:sz w:val="22"/>
     </w:rPr>
   </w:style>
-  <w:style w:type="character" w:customStyle="1" w:styleId="ImportTok">
+  <w:style w:customStyle="1" w:styleId="ImportTok" w:type="character">
     <w:name w:val="ImportTok"/>
     <w:basedOn w:val="VerbatimChar"/>
     <w:rPr>
-      <w:b/>
-      <w:color w:val="008000"/>
+      <w:rFonts w:ascii="Consolas" w:hAnsi="Consolas"/>
+      <w:sz w:val="22"/>
     </w:rPr>
   </w:style>
-  <w:style w:type="character" w:customStyle="1" w:styleId="CommentTok">
+  <w:style w:customStyle="1" w:styleId="CommentTok" w:type="character">
     <w:name w:val="CommentTok"/>
     <w:basedOn w:val="VerbatimChar"/>
     <w:rPr>
+      <w:rFonts w:ascii="Consolas" w:hAnsi="Consolas"/>
       <w:i/>
-      <w:color w:val="60a0b0"/>
+      <w:color w:val="60A0B0"/>
+      <w:sz w:val="22"/>
     </w:rPr>
   </w:style>
-  <w:style w:type="character" w:customStyle="1" w:styleId="DocumentationTok">
+  <w:style w:customStyle="1" w:styleId="DocumentationTok" w:type="character">
     <w:name w:val="DocumentationTok"/>
     <w:basedOn w:val="VerbatimChar"/>
     <w:rPr>
+      <w:rFonts w:ascii="Consolas" w:hAnsi="Consolas"/>
       <w:i/>
-      <w:color w:val="ba2121"/>
+      <w:color w:val="BA2121"/>
+      <w:sz w:val="22"/>
     </w:rPr>
   </w:style>
-  <w:style w:type="character" w:customStyle="1" w:styleId="AnnotationTok">
+  <w:style w:customStyle="1" w:styleId="AnnotationTok" w:type="character">
     <w:name w:val="AnnotationTok"/>
     <w:basedOn w:val="VerbatimChar"/>
     <w:rPr>
+      <w:rFonts w:ascii="Consolas" w:hAnsi="Consolas"/>
       <w:b/>
       <w:i/>
-      <w:color w:val="60a0b0"/>
+      <w:color w:val="60A0B0"/>
+      <w:sz w:val="22"/>
     </w:rPr>
   </w:style>
-  <w:style w:type="character" w:customStyle="1" w:styleId="CommentVarTok">
+  <w:style w:customStyle="1" w:styleId="CommentVarTok" w:type="character">
     <w:name w:val="CommentVarTok"/>
     <w:basedOn w:val="VerbatimChar"/>
     <w:rPr>
+      <w:rFonts w:ascii="Consolas" w:hAnsi="Consolas"/>
       <w:b/>
       <w:i/>
-      <w:color w:val="60a0b0"/>
+      <w:color w:val="60A0B0"/>
+      <w:sz w:val="22"/>
     </w:rPr>
   </w:style>
-  <w:style w:type="character" w:customStyle="1" w:styleId="OtherTok">
+  <w:style w:customStyle="1" w:styleId="OtherTok" w:type="character">
     <w:name w:val="OtherTok"/>
     <w:basedOn w:val="VerbatimChar"/>
     <w:rPr>
+      <w:rFonts w:ascii="Consolas" w:hAnsi="Consolas"/>
       <w:color w:val="007020"/>
+      <w:sz w:val="22"/>
     </w:rPr>
   </w:style>
-  <w:style w:type="character" w:customStyle="1" w:styleId="FunctionTok">
+  <w:style w:customStyle="1" w:styleId="FunctionTok" w:type="character">
     <w:name w:val="FunctionTok"/>
     <w:basedOn w:val="VerbatimChar"/>
     <w:rPr>
-      <w:color w:val="06287e"/>
+      <w:rFonts w:ascii="Consolas" w:hAnsi="Consolas"/>
+      <w:color w:val="06287E"/>
+      <w:sz w:val="22"/>
     </w:rPr>
   </w:style>
-  <w:style w:type="character" w:customStyle="1" w:styleId="VariableTok">
+  <w:style w:customStyle="1" w:styleId="VariableTok" w:type="character">
     <w:name w:val="VariableTok"/>
     <w:basedOn w:val="VerbatimChar"/>
     <w:rPr>
-      <w:color w:val="19177c"/>
+      <w:rFonts w:ascii="Consolas" w:hAnsi="Consolas"/>
+      <w:color w:val="19177C"/>
+      <w:sz w:val="22"/>
     </w:rPr>
   </w:style>
-  <w:style w:type="character" w:customStyle="1" w:styleId="ControlFlowTok">
+  <w:style w:customStyle="1" w:styleId="ControlFlowTok" w:type="character">
     <w:name w:val="ControlFlowTok"/>
     <w:basedOn w:val="VerbatimChar"/>
     <w:rPr>
+      <w:rFonts w:ascii="Consolas" w:hAnsi="Consolas"/>
       <w:b/>
       <w:color w:val="007020"/>
+      <w:sz w:val="22"/>
     </w:rPr>
   </w:style>
-  <w:style w:type="character" w:customStyle="1" w:styleId="OperatorTok">
+  <w:style w:customStyle="1" w:styleId="OperatorTok" w:type="character">
     <w:name w:val="OperatorTok"/>
     <w:basedOn w:val="VerbatimChar"/>
     <w:rPr>
+      <w:rFonts w:ascii="Consolas" w:hAnsi="Consolas"/>
       <w:color w:val="666666"/>
+      <w:sz w:val="22"/>
     </w:rPr>
   </w:style>
-  <w:style w:type="character" w:customStyle="1" w:styleId="BuiltInTok">
+  <w:style w:customStyle="1" w:styleId="BuiltInTok" w:type="character">
     <w:name w:val="BuiltInTok"/>
     <w:basedOn w:val="VerbatimChar"/>
     <w:rPr>
-      <w:color w:val="008000"/>
+      <w:rFonts w:ascii="Consolas" w:hAnsi="Consolas"/>
+      <w:sz w:val="22"/>
     </w:rPr>
   </w:style>
-  <w:style w:type="character" w:customStyle="1" w:styleId="ExtensionTok">
+  <w:style w:customStyle="1" w:styleId="ExtensionTok" w:type="character">
     <w:name w:val="ExtensionTok"/>
     <w:basedOn w:val="VerbatimChar"/>
-    <w:rPr/>
+    <w:rPr>
+      <w:rFonts w:ascii="Consolas" w:hAnsi="Consolas"/>
+      <w:sz w:val="22"/>
+    </w:rPr>
   </w:style>
-  <w:style w:type="character" w:customStyle="1" w:styleId="PreprocessorTok">
+  <w:style w:customStyle="1" w:styleId="PreprocessorTok" w:type="character">
     <w:name w:val="PreprocessorTok"/>
     <w:basedOn w:val="VerbatimChar"/>
     <w:rPr>
-      <w:color w:val="bc7a00"/>
+      <w:rFonts w:ascii="Consolas" w:hAnsi="Consolas"/>
+      <w:color w:val="BC7A00"/>
+      <w:sz w:val="22"/>
     </w:rPr>
   </w:style>
-  <w:style w:type="character" w:customStyle="1" w:styleId="AttributeTok">
+  <w:style w:customStyle="1" w:styleId="AttributeTok" w:type="character">
     <w:name w:val="AttributeTok"/>
     <w:basedOn w:val="VerbatimChar"/>
     <w:rPr>
-      <w:color w:val="7d9029"/>
+      <w:rFonts w:ascii="Consolas" w:hAnsi="Consolas"/>
+      <w:color w:val="7D9029"/>
+      <w:sz w:val="22"/>
     </w:rPr>
   </w:style>
-  <w:style w:type="character" w:customStyle="1" w:styleId="RegionMarkerTok">
+  <w:style w:customStyle="1" w:styleId="RegionMarkerTok" w:type="character">
     <w:name w:val="RegionMarkerTok"/>
     <w:basedOn w:val="VerbatimChar"/>
-    <w:rPr/>
+    <w:rPr>
+      <w:rFonts w:ascii="Consolas" w:hAnsi="Consolas"/>
+      <w:sz w:val="22"/>
+    </w:rPr>
   </w:style>
-  <w:style w:type="character" w:customStyle="1" w:styleId="InformationTok">
+  <w:style w:customStyle="1" w:styleId="InformationTok" w:type="character">
     <w:name w:val="InformationTok"/>
     <w:basedOn w:val="VerbatimChar"/>
     <w:rPr>
+      <w:rFonts w:ascii="Consolas" w:hAnsi="Consolas"/>
       <w:b/>
       <w:i/>
-      <w:color w:val="60a0b0"/>
+      <w:color w:val="60A0B0"/>
+      <w:sz w:val="22"/>
     </w:rPr>
   </w:style>
-  <w:style w:type="character" w:customStyle="1" w:styleId="WarningTok">
+  <w:style w:customStyle="1" w:styleId="WarningTok" w:type="character">
     <w:name w:val="WarningTok"/>
     <w:basedOn w:val="VerbatimChar"/>
     <w:rPr>
+      <w:rFonts w:ascii="Consolas" w:hAnsi="Consolas"/>
       <w:b/>
       <w:i/>
-      <w:color w:val="60a0b0"/>
+      <w:color w:val="60A0B0"/>
+      <w:sz w:val="22"/>
     </w:rPr>
   </w:style>
-  <w:style w:type="character" w:customStyle="1" w:styleId="AlertTok">
+  <w:style w:customStyle="1" w:styleId="AlertTok" w:type="character">
     <w:name w:val="AlertTok"/>
     <w:basedOn w:val="VerbatimChar"/>
     <w:rPr>
+      <w:rFonts w:ascii="Consolas" w:hAnsi="Consolas"/>
       <w:b/>
-      <w:color w:val="ff0000"/>
+      <w:color w:val="FF0000"/>
+      <w:sz w:val="22"/>
     </w:rPr>
   </w:style>
-  <w:style w:type="character" w:customStyle="1" w:styleId="ErrorTok">
+  <w:style w:customStyle="1" w:styleId="ErrorTok" w:type="character">
     <w:name w:val="ErrorTok"/>
     <w:basedOn w:val="VerbatimChar"/>
     <w:rPr>
+      <w:rFonts w:ascii="Consolas" w:hAnsi="Consolas"/>
       <w:b/>
-      <w:color w:val="ff0000"/>
+      <w:color w:val="FF0000"/>
+      <w:sz w:val="22"/>
     </w:rPr>
   </w:style>
-  <w:style w:type="character" w:customStyle="1" w:styleId="NormalTok">
+  <w:style w:customStyle="1" w:styleId="NormalTok" w:type="character">
     <w:name w:val="NormalTok"/>
     <w:basedOn w:val="VerbatimChar"/>
-    <w:rPr/>
+    <w:rPr>
+      <w:rFonts w:ascii="Consolas" w:hAnsi="Consolas"/>
+      <w:sz w:val="22"/>
+    </w:rPr>
+  </w:style>
+  <w:style w:styleId="TOC1" w:type="paragraph">
+    <w:name w:val="toc 1"/>
+    <w:basedOn w:val="Normal"/>
+    <w:next w:val="Normal"/>
+    <w:autoRedefine/>
+    <w:uiPriority w:val="39"/>
+    <w:rsid w:val="005704A3"/>
+    <w:pPr>
+      <w:spacing w:after="100"/>
+    </w:pPr>
+  </w:style>
+  <w:style w:styleId="TOC2" w:type="paragraph">
+    <w:name w:val="toc 2"/>
+    <w:basedOn w:val="Normal"/>
+    <w:next w:val="Normal"/>
+    <w:autoRedefine/>
+    <w:uiPriority w:val="39"/>
+    <w:rsid w:val="005704A3"/>
+    <w:pPr>
+      <w:spacing w:after="100"/>
+      <w:ind w:left="220"/>
+    </w:pPr>
   </w:style>
 </w:styles>
 </file>
@@ -9978,44 +11093,44 @@
         <a:sysClr val="window" lastClr="FFFFFF"/>
       </a:lt1>
       <a:dk2>
-        <a:srgbClr val="0E2841"/>
+        <a:srgbClr val="1F497D"/>
       </a:dk2>
       <a:lt2>
-        <a:srgbClr val="E8E8E8"/>
+        <a:srgbClr val="EEECE1"/>
       </a:lt2>
       <a:accent1>
-        <a:srgbClr val="156082"/>
+        <a:srgbClr val="4F81BD"/>
       </a:accent1>
       <a:accent2>
-        <a:srgbClr val="E97132"/>
+        <a:srgbClr val="C0504D"/>
       </a:accent2>
       <a:accent3>
-        <a:srgbClr val="196B24"/>
+        <a:srgbClr val="9BBB59"/>
       </a:accent3>
       <a:accent4>
-        <a:srgbClr val="0F9ED5"/>
+        <a:srgbClr val="8064A2"/>
       </a:accent4>
       <a:accent5>
-        <a:srgbClr val="A02B93"/>
+        <a:srgbClr val="4BACC6"/>
       </a:accent5>
       <a:accent6>
-        <a:srgbClr val="4EA72E"/>
+        <a:srgbClr val="F79646"/>
       </a:accent6>
       <a:hlink>
-        <a:srgbClr val="467886"/>
+        <a:srgbClr val="0000FF"/>
       </a:hlink>
       <a:folHlink>
-        <a:srgbClr val="96607D"/>
+        <a:srgbClr val="800080"/>
       </a:folHlink>
     </a:clrScheme>
     <a:fontScheme name="Office">
       <a:majorFont>
-        <a:latin typeface="Aptos Display" panose="02110004020202020204"/>
+        <a:latin typeface="Montserrat"/>
         <a:ea typeface=""/>
         <a:cs typeface=""/>
-        <a:font script="Jpan" typeface="游ゴシック Light"/>
+        <a:font script="Jpan" typeface="ＭＳ ゴシック"/>
         <a:font script="Hang" typeface="맑은 고딕"/>
-        <a:font script="Hans" typeface="等线 Light"/>
+        <a:font script="Hans" typeface="宋体"/>
         <a:font script="Hant" typeface="新細明體"/>
         <a:font script="Arab" typeface="Times New Roman"/>
         <a:font script="Hebr" typeface="Times New Roman"/>
@@ -10042,32 +11157,14 @@
         <a:font script="Mong" typeface="Mongolian Baiti"/>
         <a:font script="Viet" typeface="Times New Roman"/>
         <a:font script="Uigh" typeface="Microsoft Uighur"/>
-        <a:font script="Geor" typeface="Sylfaen"/>
-        <a:font script="Armn" typeface="Arial"/>
-        <a:font script="Bugi" typeface="Leelawadee UI"/>
-        <a:font script="Bopo" typeface="Microsoft JhengHei"/>
-        <a:font script="Java" typeface="Javanese Text"/>
-        <a:font script="Lisu" typeface="Segoe UI"/>
-        <a:font script="Mymr" typeface="Myanmar Text"/>
-        <a:font script="Nkoo" typeface="Ebrima"/>
-        <a:font script="Olck" typeface="Nirmala UI"/>
-        <a:font script="Osma" typeface="Ebrima"/>
-        <a:font script="Phag" typeface="Phagspa"/>
-        <a:font script="Syrn" typeface="Estrangelo Edessa"/>
-        <a:font script="Syrj" typeface="Estrangelo Edessa"/>
-        <a:font script="Syre" typeface="Estrangelo Edessa"/>
-        <a:font script="Sora" typeface="Nirmala UI"/>
-        <a:font script="Tale" typeface="Microsoft Tai Le"/>
-        <a:font script="Talu" typeface="Microsoft New Tai Lue"/>
-        <a:font script="Tfng" typeface="Ebrima"/>
       </a:majorFont>
       <a:minorFont>
-        <a:latin typeface="Aptos" panose="02110004020202020204"/>
+        <a:latin typeface="Montserrat"/>
         <a:ea typeface=""/>
         <a:cs typeface=""/>
-        <a:font script="Jpan" typeface="游明朝"/>
+        <a:font script="Jpan" typeface="ＭＳ 明朝"/>
         <a:font script="Hang" typeface="맑은 고딕"/>
-        <a:font script="Hans" typeface="等线"/>
+        <a:font script="Hans" typeface="宋体"/>
         <a:font script="Hant" typeface="新細明體"/>
         <a:font script="Arab" typeface="Arial"/>
         <a:font script="Hebr" typeface="Arial"/>
@@ -10094,24 +11191,6 @@
         <a:font script="Mong" typeface="Mongolian Baiti"/>
         <a:font script="Viet" typeface="Arial"/>
         <a:font script="Uigh" typeface="Microsoft Uighur"/>
-        <a:font script="Geor" typeface="Sylfaen"/>
-        <a:font script="Armn" typeface="Arial"/>
-        <a:font script="Bugi" typeface="Leelawadee UI"/>
-        <a:font script="Bopo" typeface="Microsoft JhengHei"/>
-        <a:font script="Java" typeface="Javanese Text"/>
-        <a:font script="Lisu" typeface="Segoe UI"/>
-        <a:font script="Mymr" typeface="Myanmar Text"/>
-        <a:font script="Nkoo" typeface="Ebrima"/>
-        <a:font script="Olck" typeface="Nirmala UI"/>
-        <a:font script="Osma" typeface="Ebrima"/>
-        <a:font script="Phag" typeface="Phagspa"/>
-        <a:font script="Syrn" typeface="Estrangelo Edessa"/>
-        <a:font script="Syrj" typeface="Estrangelo Edessa"/>
-        <a:font script="Syre" typeface="Estrangelo Edessa"/>
-        <a:font script="Sora" typeface="Nirmala UI"/>
-        <a:font script="Tale" typeface="Microsoft Tai Le"/>
-        <a:font script="Talu" typeface="Microsoft New Tai Lue"/>
-        <a:font script="Tfng" typeface="Ebrima"/>
       </a:minorFont>
     </a:fontScheme>
     <a:fmtScheme name="Office">
@@ -10123,141 +11202,200 @@
           <a:gsLst>
             <a:gs pos="0">
               <a:schemeClr val="phClr">
-                <a:lumMod val="110000"/>
-                <a:satMod val="105000"/>
-                <a:tint val="67000"/>
+                <a:tint val="50000"/>
+                <a:satMod val="300000"/>
               </a:schemeClr>
             </a:gs>
-            <a:gs pos="50000">
+            <a:gs pos="35000">
               <a:schemeClr val="phClr">
-                <a:lumMod val="105000"/>
-                <a:satMod val="103000"/>
-                <a:tint val="73000"/>
+                <a:tint val="37000"/>
+                <a:satMod val="300000"/>
               </a:schemeClr>
             </a:gs>
             <a:gs pos="100000">
               <a:schemeClr val="phClr">
-                <a:lumMod val="105000"/>
-                <a:satMod val="109000"/>
-                <a:tint val="81000"/>
+                <a:tint val="15000"/>
+                <a:satMod val="350000"/>
               </a:schemeClr>
             </a:gs>
           </a:gsLst>
-          <a:lin ang="5400000" scaled="0"/>
+          <a:lin ang="16200000" scaled="1"/>
         </a:gradFill>
         <a:gradFill rotWithShape="1">
           <a:gsLst>
             <a:gs pos="0">
               <a:schemeClr val="phClr">
-                <a:satMod val="103000"/>
-                <a:lumMod val="102000"/>
-                <a:tint val="94000"/>
-              </a:schemeClr>
-            </a:gs>
-            <a:gs pos="50000">
-              <a:schemeClr val="phClr">
-                <a:satMod val="110000"/>
-                <a:lumMod val="100000"/>
+                <a:tint val="100000"/>
                 <a:shade val="100000"/>
+                <a:satMod val="130000"/>
               </a:schemeClr>
             </a:gs>
             <a:gs pos="100000">
               <a:schemeClr val="phClr">
-                <a:lumMod val="99000"/>
-                <a:satMod val="120000"/>
-                <a:shade val="78000"/>
+                <a:tint val="50000"/>
+                <a:shade val="100000"/>
+                <a:satMod val="350000"/>
               </a:schemeClr>
             </a:gs>
           </a:gsLst>
-          <a:lin ang="5400000" scaled="0"/>
+          <a:lin ang="16200000" scaled="0"/>
         </a:gradFill>
       </a:fillStyleLst>
       <a:lnStyleLst>
-        <a:ln w="6350" cap="flat" cmpd="sng" algn="ctr">
+        <a:ln w="9525" cap="flat" cmpd="sng" algn="ctr">
+          <a:solidFill>
+            <a:schemeClr val="phClr">
+              <a:shade val="95000"/>
+              <a:satMod val="105000"/>
+            </a:schemeClr>
+          </a:solidFill>
+          <a:prstDash val="solid"/>
+        </a:ln>
+        <a:ln w="25400" cap="flat" cmpd="sng" algn="ctr">
           <a:solidFill>
             <a:schemeClr val="phClr"/>
           </a:solidFill>
           <a:prstDash val="solid"/>
-          <a:miter lim="800000"/>
         </a:ln>
-        <a:ln w="12700" cap="flat" cmpd="sng" algn="ctr">
+        <a:ln w="38100" cap="flat" cmpd="sng" algn="ctr">
           <a:solidFill>
             <a:schemeClr val="phClr"/>
           </a:solidFill>
           <a:prstDash val="solid"/>
-          <a:miter lim="800000"/>
-        </a:ln>
-        <a:ln w="19050" cap="flat" cmpd="sng" algn="ctr">
-          <a:solidFill>
-            <a:schemeClr val="phClr"/>
-          </a:solidFill>
-          <a:prstDash val="solid"/>
-          <a:miter lim="800000"/>
         </a:ln>
       </a:lnStyleLst>
       <a:effectStyleLst>
         <a:effectStyle>
-          <a:effectLst/>
-        </a:effectStyle>
-        <a:effectStyle>
-          <a:effectLst/>
+          <a:effectLst>
+            <a:outerShdw blurRad="40000" dist="20000" dir="5400000" rotWithShape="0">
+              <a:srgbClr val="000000">
+                <a:alpha val="38000"/>
+              </a:srgbClr>
+            </a:outerShdw>
+          </a:effectLst>
         </a:effectStyle>
         <a:effectStyle>
           <a:effectLst>
-            <a:outerShdw blurRad="57150" dist="19050" dir="5400000" algn="ctr" rotWithShape="0">
+            <a:outerShdw blurRad="40000" dist="23000" dir="5400000" rotWithShape="0">
               <a:srgbClr val="000000">
-                <a:alpha val="63000"/>
+                <a:alpha val="35000"/>
               </a:srgbClr>
             </a:outerShdw>
           </a:effectLst>
+        </a:effectStyle>
+        <a:effectStyle>
+          <a:effectLst>
+            <a:outerShdw blurRad="40000" dist="23000" dir="5400000" rotWithShape="0">
+              <a:srgbClr val="000000">
+                <a:alpha val="35000"/>
+              </a:srgbClr>
+            </a:outerShdw>
+          </a:effectLst>
+          <a:scene3d>
+            <a:camera prst="orthographicFront">
+              <a:rot lat="0" lon="0" rev="0"/>
+            </a:camera>
+            <a:lightRig rig="threePt" dir="t">
+              <a:rot lat="0" lon="0" rev="1200000"/>
+            </a:lightRig>
+          </a:scene3d>
+          <a:sp3d>
+            <a:bevelT w="63500" h="25400"/>
+          </a:sp3d>
         </a:effectStyle>
       </a:effectStyleLst>
       <a:bgFillStyleLst>
         <a:solidFill>
           <a:schemeClr val="phClr"/>
         </a:solidFill>
-        <a:solidFill>
-          <a:schemeClr val="phClr">
-            <a:tint val="95000"/>
-            <a:satMod val="170000"/>
-          </a:schemeClr>
-        </a:solidFill>
         <a:gradFill rotWithShape="1">
           <a:gsLst>
             <a:gs pos="0">
               <a:schemeClr val="phClr">
-                <a:tint val="93000"/>
-                <a:satMod val="150000"/>
-                <a:shade val="98000"/>
-                <a:lumMod val="102000"/>
+                <a:tint val="40000"/>
+                <a:satMod val="350000"/>
               </a:schemeClr>
             </a:gs>
-            <a:gs pos="50000">
+            <a:gs pos="40000">
               <a:schemeClr val="phClr">
-                <a:tint val="98000"/>
-                <a:satMod val="130000"/>
-                <a:shade val="90000"/>
-                <a:lumMod val="103000"/>
+                <a:tint val="45000"/>
+                <a:shade val="99000"/>
+                <a:satMod val="350000"/>
               </a:schemeClr>
             </a:gs>
             <a:gs pos="100000">
               <a:schemeClr val="phClr">
-                <a:shade val="63000"/>
-                <a:satMod val="120000"/>
+                <a:shade val="20000"/>
+                <a:satMod val="255000"/>
               </a:schemeClr>
             </a:gs>
           </a:gsLst>
-          <a:lin ang="5400000" scaled="0"/>
+          <a:path path="circle">
+            <a:fillToRect l="50000" t="-80000" r="50000" b="180000"/>
+          </a:path>
+        </a:gradFill>
+        <a:gradFill rotWithShape="1">
+          <a:gsLst>
+            <a:gs pos="0">
+              <a:schemeClr val="phClr">
+                <a:tint val="80000"/>
+                <a:satMod val="300000"/>
+              </a:schemeClr>
+            </a:gs>
+            <a:gs pos="100000">
+              <a:schemeClr val="phClr">
+                <a:shade val="30000"/>
+                <a:satMod val="200000"/>
+              </a:schemeClr>
+            </a:gs>
+          </a:gsLst>
+          <a:path path="circle">
+            <a:fillToRect l="50000" t="50000" r="50000" b="50000"/>
+          </a:path>
         </a:gradFill>
       </a:bgFillStyleLst>
     </a:fmtScheme>
   </a:themeElements>
-  <a:objectDefaults/>
+  <a:objectDefaults>
+    <a:spDef>
+      <a:spPr/>
+      <a:bodyPr/>
+      <a:lstStyle/>
+      <a:style>
+        <a:lnRef idx="1">
+          <a:schemeClr val="accent1"/>
+        </a:lnRef>
+        <a:fillRef idx="3">
+          <a:schemeClr val="accent1"/>
+        </a:fillRef>
+        <a:effectRef idx="2">
+          <a:schemeClr val="accent1"/>
+        </a:effectRef>
+        <a:fontRef idx="minor">
+          <a:schemeClr val="lt1"/>
+        </a:fontRef>
+      </a:style>
+    </a:spDef>
+    <a:lnDef>
+      <a:spPr/>
+      <a:bodyPr/>
+      <a:lstStyle/>
+      <a:style>
+        <a:lnRef idx="2">
+          <a:schemeClr val="accent1"/>
+        </a:lnRef>
+        <a:fillRef idx="0">
+          <a:schemeClr val="accent1"/>
+        </a:fillRef>
+        <a:effectRef idx="1">
+          <a:schemeClr val="accent1"/>
+        </a:effectRef>
+        <a:fontRef idx="minor">
+          <a:schemeClr val="tx1"/>
+        </a:fontRef>
+      </a:style>
+    </a:lnDef>
+  </a:objectDefaults>
   <a:extraClrSchemeLst/>
-  <a:extLst>
-    <a:ext uri="{05A4C25C-085E-4340-85A3-A5531E510DB2}">
-      <thm15:themeFamily xmlns:thm15="http://schemas.microsoft.com/office/thememl/2012/main" name="Office Theme" id="{2E142A2C-CD16-42D6-873A-C26D2A0506FA}" vid="{1BDDFF52-6CD6-40A5-AB3C-68EB2F1E4D0A}"/>
-    </a:ext>
-  </a:extLst>
 </a:theme>
 </file>
--- a/Enyrgy_Master_TODO.docx
+++ b/Enyrgy_Master_TODO.docx
@@ -7125,10 +7125,82 @@
           <w:b/>
           <w:bCs/>
         </w:rPr>
-        <w:t xml:space="preserve">AVETTA Global LLC: steps 6 and 7 outstanding</w:t>
-      </w:r>
-      <w:r>
-        <w:t xml:space="preserve">, waiting on their W-9. Send the Integrate link, then run the test submission including the WF-41 confirmation path with Scott’s own address in the dealer email field.</w:t>
+        <w:t xml:space="preserve">AVETTA Global LLC onboarding COMPLETE (Sep 5).</w:t>
+      </w:r>
+      <w:r>
+        <w:t xml:space="preserve"> </w:t>
+      </w:r>
+      <w:r>
+        <w:t xml:space="preserve">W-9 received, real registration link sent, test opportunities and contacts deleted.</w:t>
+      </w:r>
+    </w:p>
+    <w:p>
+      <w:pPr>
+        <w:pStyle w:val="Compact"/>
+        <w:numPr>
+          <w:ilvl w:val="0"/>
+          <w:numId w:val="1083"/>
+        </w:numPr>
+      </w:pPr>
+      <w:r>
+        <w:rPr>
+          <w:b/>
+          <w:bCs/>
+        </w:rPr>
+        <w:t xml:space="preserve">Found and fixed: WF-40 needed Allow Re-Entry ON.</w:t>
+      </w:r>
+      <w:r>
+        <w:t xml:space="preserve"> </w:t>
+      </w:r>
+      <w:r>
+        <w:t xml:space="preserve">A second submission from an already-enrolled contact was silently skipped, same trap as WF-35 in August. Fixed and verified.</w:t>
+      </w:r>
+      <w:r>
+        <w:t xml:space="preserve"> </w:t>
+      </w:r>
+      <w:r>
+        <w:rPr>
+          <w:b/>
+          <w:bCs/>
+        </w:rPr>
+        <w:t xml:space="preserve">Check WF-41, WF-42 and WF-43 for the same setting next time any of them is open</w:t>
+      </w:r>
+      <w:r>
+        <w:t xml:space="preserve">, since none has been confirmed.</w:t>
+      </w:r>
+    </w:p>
+    <w:p>
+      <w:pPr>
+        <w:pStyle w:val="Compact"/>
+        <w:numPr>
+          <w:ilvl w:val="0"/>
+          <w:numId w:val="1084"/>
+        </w:numPr>
+      </w:pPr>
+      <w:r>
+        <w:rPr>
+          <w:b/>
+          <w:bCs/>
+        </w:rPr>
+        <w:t xml:space="preserve">Found and mitigated: a second registration from the same facility contact overwrites the first, not just skips it.</w:t>
+      </w:r>
+      <w:r>
+        <w:t xml:space="preserve"> </w:t>
+      </w:r>
+      <w:r>
+        <w:t xml:space="preserve">Confirmed by a controlled test that the collision key is the facility contact’s identity, not the dealer’s. Root mechanism in GHL not located. Mitigated with inline instruction text on AVETTA’s form requiring a unique facility contact per registration. Residual risk (a contact overseeing more than one site) accepted as narrow rather than eliminated. Full detail in</w:t>
+      </w:r>
+      <w:r>
+        <w:t xml:space="preserve"> </w:t>
+      </w:r>
+      <w:r>
+        <w:rPr>
+          <w:rStyle w:val="VerbatimChar"/>
+        </w:rPr>
+        <w:t xml:space="preserve">campaigns/dealer-onboarding.md</w:t>
+      </w:r>
+      <w:r>
+        <w:t xml:space="preserve">.</w:t>
       </w:r>
     </w:p>
     <w:bookmarkEnd w:id="29"/>
@@ -7146,7 +7218,7 @@
         <w:pStyle w:val="Compact"/>
         <w:numPr>
           <w:ilvl w:val="0"/>
-          <w:numId w:val="1083"/>
+          <w:numId w:val="1085"/>
         </w:numPr>
       </w:pPr>
       <w:r>
@@ -7161,59 +7233,6 @@
       </w:r>
       <w:r>
         <w:t xml:space="preserve">the EA flags this as the top gap, but it predates the Session 11 native integration + WF-27/28/29, which largely built it. Reconcile the EA and ratify rather than rebuild.</w:t>
-      </w:r>
-    </w:p>
-    <w:p>
-      <w:pPr>
-        <w:pStyle w:val="Compact"/>
-        <w:numPr>
-          <w:ilvl w:val="0"/>
-          <w:numId w:val="1084"/>
-        </w:numPr>
-      </w:pPr>
-      <w:r>
-        <w:rPr>
-          <w:b/>
-          <w:bCs/>
-        </w:rPr>
-        <w:t xml:space="preserve">System-of-record ownership map:</w:t>
-      </w:r>
-      <w:r>
-        <w:t xml:space="preserve"> </w:t>
-      </w:r>
-      <w:r>
-        <w:t xml:space="preserve">ratify the documented SoR (decision/doc task).</w:t>
-      </w:r>
-    </w:p>
-    <w:p>
-      <w:pPr>
-        <w:pStyle w:val="Compact"/>
-        <w:numPr>
-          <w:ilvl w:val="0"/>
-          <w:numId w:val="1085"/>
-        </w:numPr>
-      </w:pPr>
-      <w:r>
-        <w:rPr>
-          <w:b/>
-          <w:bCs/>
-        </w:rPr>
-        <w:t xml:space="preserve">Device App to GHL usage-data flow:</w:t>
-      </w:r>
-      <w:r>
-        <w:t xml:space="preserve"> </w:t>
-      </w:r>
-      <w:r>
-        <w:t xml:space="preserve">deferred</w:t>
-      </w:r>
-      <w:r>
-        <w:t xml:space="preserve"> </w:t>
-      </w:r>
-      <w:r>
-        <w:t xml:space="preserve">“Phase 2-plus”</w:t>
-      </w:r>
-      <w:r>
-        <w:t xml:space="preserve">; decide whether/how usage data flows, with privacy treatment.</w:t>
       </w:r>
     </w:p>
     <w:p>
@@ -7229,13 +7248,13 @@
           <w:b/>
           <w:bCs/>
         </w:rPr>
-        <w:t xml:space="preserve">OEM / Lumanova data boundary:</w:t>
-      </w:r>
-      <w:r>
-        <w:t xml:space="preserve"> </w:t>
-      </w:r>
-      <w:r>
-        <w:t xml:space="preserve">formalize an auditable path as the partner program grows.</w:t>
+        <w:t xml:space="preserve">System-of-record ownership map:</w:t>
+      </w:r>
+      <w:r>
+        <w:t xml:space="preserve"> </w:t>
+      </w:r>
+      <w:r>
+        <w:t xml:space="preserve">ratify the documented SoR (decision/doc task).</w:t>
       </w:r>
     </w:p>
     <w:p>
@@ -7251,13 +7270,22 @@
           <w:b/>
           <w:bCs/>
         </w:rPr>
-        <w:t xml:space="preserve">Metric governance owner:</w:t>
-      </w:r>
-      <w:r>
-        <w:t xml:space="preserve"> </w:t>
-      </w:r>
-      <w:r>
-        <w:t xml:space="preserve">figures reconciled; assign a single owner.</w:t>
+        <w:t xml:space="preserve">Device App to GHL usage-data flow:</w:t>
+      </w:r>
+      <w:r>
+        <w:t xml:space="preserve"> </w:t>
+      </w:r>
+      <w:r>
+        <w:t xml:space="preserve">deferred</w:t>
+      </w:r>
+      <w:r>
+        <w:t xml:space="preserve"> </w:t>
+      </w:r>
+      <w:r>
+        <w:t xml:space="preserve">“Phase 2-plus”</w:t>
+      </w:r>
+      <w:r>
+        <w:t xml:space="preserve">; decide whether/how usage data flows, with privacy treatment.</w:t>
       </w:r>
     </w:p>
     <w:p>
@@ -7273,13 +7301,13 @@
           <w:b/>
           <w:bCs/>
         </w:rPr>
-        <w:t xml:space="preserve">Facility address exception:</w:t>
-      </w:r>
-      <w:r>
-        <w:t xml:space="preserve"> </w:t>
-      </w:r>
-      <w:r>
-        <w:t xml:space="preserve">RESOLVED (July 28). All Shopify policies (Privacy, Terms, Refund) updated to 5115 N 27th Ave, Bld 66, Phoenix, AZ 85017.</w:t>
+        <w:t xml:space="preserve">OEM / Lumanova data boundary:</w:t>
+      </w:r>
+      <w:r>
+        <w:t xml:space="preserve"> </w:t>
+      </w:r>
+      <w:r>
+        <w:t xml:space="preserve">formalize an auditable path as the partner program grows.</w:t>
       </w:r>
     </w:p>
     <w:p>
@@ -7295,6 +7323,50 @@
           <w:b/>
           <w:bCs/>
         </w:rPr>
+        <w:t xml:space="preserve">Metric governance owner:</w:t>
+      </w:r>
+      <w:r>
+        <w:t xml:space="preserve"> </w:t>
+      </w:r>
+      <w:r>
+        <w:t xml:space="preserve">figures reconciled; assign a single owner.</w:t>
+      </w:r>
+    </w:p>
+    <w:p>
+      <w:pPr>
+        <w:pStyle w:val="Compact"/>
+        <w:numPr>
+          <w:ilvl w:val="0"/>
+          <w:numId w:val="1090"/>
+        </w:numPr>
+      </w:pPr>
+      <w:r>
+        <w:rPr>
+          <w:b/>
+          <w:bCs/>
+        </w:rPr>
+        <w:t xml:space="preserve">Facility address exception:</w:t>
+      </w:r>
+      <w:r>
+        <w:t xml:space="preserve"> </w:t>
+      </w:r>
+      <w:r>
+        <w:t xml:space="preserve">RESOLVED (July 28). All Shopify policies (Privacy, Terms, Refund) updated to 5115 N 27th Ave, Bld 66, Phoenix, AZ 85017.</w:t>
+      </w:r>
+    </w:p>
+    <w:p>
+      <w:pPr>
+        <w:pStyle w:val="Compact"/>
+        <w:numPr>
+          <w:ilvl w:val="0"/>
+          <w:numId w:val="1091"/>
+        </w:numPr>
+      </w:pPr>
+      <w:r>
+        <w:rPr>
+          <w:b/>
+          <w:bCs/>
+        </w:rPr>
         <w:t xml:space="preserve">Status-lifecycle representation</w:t>
       </w:r>
       <w:r>
@@ -7370,7 +7442,7 @@
         <w:pStyle w:val="Compact"/>
         <w:numPr>
           <w:ilvl w:val="0"/>
-          <w:numId w:val="1090"/>
+          <w:numId w:val="1092"/>
         </w:numPr>
       </w:pPr>
       <w:r>
@@ -7385,66 +7457,6 @@
       </w:r>
       <w:r>
         <w:t xml:space="preserve">planned for the next version of Enyrgy, replacing the need for a third-party Shopify referral app. This will supply the referral link/mechanic that WF-07 and the Referral and Reviews agent are waiting on ($150 off referee / $100 store credit referrer are the intended terms).</w:t>
-      </w:r>
-    </w:p>
-    <w:p>
-      <w:pPr>
-        <w:pStyle w:val="Compact"/>
-        <w:numPr>
-          <w:ilvl w:val="0"/>
-          <w:numId w:val="1091"/>
-        </w:numPr>
-      </w:pPr>
-      <w:r>
-        <w:rPr>
-          <w:b/>
-          <w:bCs/>
-        </w:rPr>
-        <w:t xml:space="preserve">Reporting dashboards</w:t>
-      </w:r>
-      <w:r>
-        <w:t xml:space="preserve"> </w:t>
-      </w:r>
-      <w:r>
-        <w:t xml:space="preserve">(GHL KPI views) and the</w:t>
-      </w:r>
-      <w:r>
-        <w:t xml:space="preserve"> </w:t>
-      </w:r>
-      <w:r>
-        <w:rPr>
-          <w:b/>
-          <w:bCs/>
-        </w:rPr>
-        <w:t xml:space="preserve">Reporting Agent</w:t>
-      </w:r>
-      <w:r>
-        <w:t xml:space="preserve"> </w:t>
-      </w:r>
-      <w:r>
-        <w:t xml:space="preserve">(Phase-2 addition).</w:t>
-      </w:r>
-    </w:p>
-    <w:p>
-      <w:pPr>
-        <w:pStyle w:val="Compact"/>
-        <w:numPr>
-          <w:ilvl w:val="0"/>
-          <w:numId w:val="1092"/>
-        </w:numPr>
-      </w:pPr>
-      <w:r>
-        <w:rPr>
-          <w:b/>
-          <w:bCs/>
-        </w:rPr>
-        <w:t xml:space="preserve">The other five Phase-2 agents:</w:t>
-      </w:r>
-      <w:r>
-        <w:t xml:space="preserve"> </w:t>
-      </w:r>
-      <w:r>
-        <w:t xml:space="preserve">Proposal Writer, OEM Pipeline, Podcast Attribution, Clinical Concierge, Billing. Add only after the core is stable.</w:t>
       </w:r>
     </w:p>
     <w:p>
@@ -7460,13 +7472,29 @@
           <w:b/>
           <w:bCs/>
         </w:rPr>
-        <w:t xml:space="preserve">Paid acquisition</w:t>
-      </w:r>
-      <w:r>
-        <w:t xml:space="preserve"> </w:t>
-      </w:r>
-      <w:r>
-        <w:t xml:space="preserve">(Meta/Google): after domain warmup finishes.</w:t>
+        <w:t xml:space="preserve">Reporting dashboards</w:t>
+      </w:r>
+      <w:r>
+        <w:t xml:space="preserve"> </w:t>
+      </w:r>
+      <w:r>
+        <w:t xml:space="preserve">(GHL KPI views) and the</w:t>
+      </w:r>
+      <w:r>
+        <w:t xml:space="preserve"> </w:t>
+      </w:r>
+      <w:r>
+        <w:rPr>
+          <w:b/>
+          <w:bCs/>
+        </w:rPr>
+        <w:t xml:space="preserve">Reporting Agent</w:t>
+      </w:r>
+      <w:r>
+        <w:t xml:space="preserve"> </w:t>
+      </w:r>
+      <w:r>
+        <w:t xml:space="preserve">(Phase-2 addition).</w:t>
       </w:r>
     </w:p>
     <w:p>
@@ -7482,92 +7510,13 @@
           <w:b/>
           <w:bCs/>
         </w:rPr>
-        <w:t xml:space="preserve">Domain warmup ramp:</w:t>
-      </w:r>
-      <w:r>
-        <w:t xml:space="preserve"> </w:t>
-      </w:r>
-      <w:r>
-        <w:t xml:space="preserve">mg.enyrgy.com still Stage 1; do NOT bulk-send the 600+ list. Send the first testimonial batch warmup-safe; run weekly gift-card fulfillment from the</w:t>
-      </w:r>
-      <w:r>
-        <w:t xml:space="preserve"> </w:t>
-      </w:r>
-      <w:r>
-        <w:rPr>
-          <w:rStyle w:val="VerbatimChar"/>
-        </w:rPr>
-        <w:t xml:space="preserve">gift_card_pending</w:t>
-      </w:r>
-      <w:r>
-        <w:t xml:space="preserve"> </w:t>
-      </w:r>
-      <w:r>
-        <w:t xml:space="preserve">queue.</w:t>
-      </w:r>
-      <w:r>
-        <w:t xml:space="preserve"> </w:t>
-      </w:r>
-      <w:r>
-        <w:rPr>
-          <w:b/>
-          <w:bCs/>
-        </w:rPr>
-        <w:t xml:space="preserve">First real batch send ran July 31 (48 investors, batch mode 12 / 15 min): check Statistics for what it did to reputation before the next batch.</w:t>
-      </w:r>
-      <w:r>
-        <w:t xml:space="preserve"> </w:t>
-      </w:r>
-      <w:r>
-        <w:t xml:space="preserve">GHL’s bulk-email dialog has a native</w:t>
-      </w:r>
-      <w:r>
-        <w:t xml:space="preserve"> </w:t>
-      </w:r>
-      <w:r>
-        <w:rPr>
-          <w:b/>
-          <w:bCs/>
-        </w:rPr>
-        <w:t xml:space="preserve">“Send in batch mode”</w:t>
-      </w:r>
-      <w:r>
-        <w:t xml:space="preserve"> </w:t>
-      </w:r>
-      <w:r>
-        <w:t xml:space="preserve">option; use it for any multi-recipient send while the domain is Stage 1, and leave</w:t>
-      </w:r>
-      <w:r>
-        <w:t xml:space="preserve"> </w:t>
-      </w:r>
-      <w:r>
-        <w:rPr>
-          <w:b/>
-          <w:bCs/>
-        </w:rPr>
-        <w:t xml:space="preserve">Track clicks</w:t>
-      </w:r>
-      <w:r>
-        <w:t xml:space="preserve"> </w:t>
-      </w:r>
-      <w:r>
-        <w:t xml:space="preserve">and</w:t>
-      </w:r>
-      <w:r>
-        <w:t xml:space="preserve"> </w:t>
-      </w:r>
-      <w:r>
-        <w:rPr>
-          <w:b/>
-          <w:bCs/>
-        </w:rPr>
-        <w:t xml:space="preserve">UTM tracking</w:t>
-      </w:r>
-      <w:r>
-        <w:t xml:space="preserve"> </w:t>
-      </w:r>
-      <w:r>
-        <w:t xml:space="preserve">OFF (link rewriting is a negative signal from an unproven domain).</w:t>
+        <w:t xml:space="preserve">The other five Phase-2 agents:</w:t>
+      </w:r>
+      <w:r>
+        <w:t xml:space="preserve"> </w:t>
+      </w:r>
+      <w:r>
+        <w:t xml:space="preserve">Proposal Writer, OEM Pipeline, Podcast Attribution, Clinical Concierge, Billing. Add only after the core is stable.</w:t>
       </w:r>
     </w:p>
     <w:p>
@@ -7583,13 +7532,13 @@
           <w:b/>
           <w:bCs/>
         </w:rPr>
-        <w:t xml:space="preserve">Form embeds:</w:t>
-      </w:r>
-      <w:r>
-        <w:t xml:space="preserve"> </w:t>
-      </w:r>
-      <w:r>
-        <w:t xml:space="preserve">Commercial Inquiry + Partner Application forms onto go.enyrgy.com (developer).</w:t>
+        <w:t xml:space="preserve">Paid acquisition</w:t>
+      </w:r>
+      <w:r>
+        <w:t xml:space="preserve"> </w:t>
+      </w:r>
+      <w:r>
+        <w:t xml:space="preserve">(Meta/Google): after domain warmup finishes.</w:t>
       </w:r>
     </w:p>
     <w:p>
@@ -7605,6 +7554,129 @@
           <w:b/>
           <w:bCs/>
         </w:rPr>
+        <w:t xml:space="preserve">Domain warmup ramp:</w:t>
+      </w:r>
+      <w:r>
+        <w:t xml:space="preserve"> </w:t>
+      </w:r>
+      <w:r>
+        <w:t xml:space="preserve">mg.enyrgy.com still Stage 1; do NOT bulk-send the 600+ list. Send the first testimonial batch warmup-safe; run weekly gift-card fulfillment from the</w:t>
+      </w:r>
+      <w:r>
+        <w:t xml:space="preserve"> </w:t>
+      </w:r>
+      <w:r>
+        <w:rPr>
+          <w:rStyle w:val="VerbatimChar"/>
+        </w:rPr>
+        <w:t xml:space="preserve">gift_card_pending</w:t>
+      </w:r>
+      <w:r>
+        <w:t xml:space="preserve"> </w:t>
+      </w:r>
+      <w:r>
+        <w:t xml:space="preserve">queue.</w:t>
+      </w:r>
+      <w:r>
+        <w:t xml:space="preserve"> </w:t>
+      </w:r>
+      <w:r>
+        <w:rPr>
+          <w:b/>
+          <w:bCs/>
+        </w:rPr>
+        <w:t xml:space="preserve">First real batch send ran July 31 (48 investors, batch mode 12 / 15 min): check Statistics for what it did to reputation before the next batch.</w:t>
+      </w:r>
+      <w:r>
+        <w:t xml:space="preserve"> </w:t>
+      </w:r>
+      <w:r>
+        <w:t xml:space="preserve">GHL’s bulk-email dialog has a native</w:t>
+      </w:r>
+      <w:r>
+        <w:t xml:space="preserve"> </w:t>
+      </w:r>
+      <w:r>
+        <w:rPr>
+          <w:b/>
+          <w:bCs/>
+        </w:rPr>
+        <w:t xml:space="preserve">“Send in batch mode”</w:t>
+      </w:r>
+      <w:r>
+        <w:t xml:space="preserve"> </w:t>
+      </w:r>
+      <w:r>
+        <w:t xml:space="preserve">option; use it for any multi-recipient send while the domain is Stage 1, and leave</w:t>
+      </w:r>
+      <w:r>
+        <w:t xml:space="preserve"> </w:t>
+      </w:r>
+      <w:r>
+        <w:rPr>
+          <w:b/>
+          <w:bCs/>
+        </w:rPr>
+        <w:t xml:space="preserve">Track clicks</w:t>
+      </w:r>
+      <w:r>
+        <w:t xml:space="preserve"> </w:t>
+      </w:r>
+      <w:r>
+        <w:t xml:space="preserve">and</w:t>
+      </w:r>
+      <w:r>
+        <w:t xml:space="preserve"> </w:t>
+      </w:r>
+      <w:r>
+        <w:rPr>
+          <w:b/>
+          <w:bCs/>
+        </w:rPr>
+        <w:t xml:space="preserve">UTM tracking</w:t>
+      </w:r>
+      <w:r>
+        <w:t xml:space="preserve"> </w:t>
+      </w:r>
+      <w:r>
+        <w:t xml:space="preserve">OFF (link rewriting is a negative signal from an unproven domain).</w:t>
+      </w:r>
+    </w:p>
+    <w:p>
+      <w:pPr>
+        <w:pStyle w:val="Compact"/>
+        <w:numPr>
+          <w:ilvl w:val="0"/>
+          <w:numId w:val="1097"/>
+        </w:numPr>
+      </w:pPr>
+      <w:r>
+        <w:rPr>
+          <w:b/>
+          <w:bCs/>
+        </w:rPr>
+        <w:t xml:space="preserve">Form embeds:</w:t>
+      </w:r>
+      <w:r>
+        <w:t xml:space="preserve"> </w:t>
+      </w:r>
+      <w:r>
+        <w:t xml:space="preserve">Commercial Inquiry + Partner Application forms onto go.enyrgy.com (developer).</w:t>
+      </w:r>
+    </w:p>
+    <w:p>
+      <w:pPr>
+        <w:pStyle w:val="Compact"/>
+        <w:numPr>
+          <w:ilvl w:val="0"/>
+          <w:numId w:val="1098"/>
+        </w:numPr>
+      </w:pPr>
+      <w:r>
+        <w:rPr>
+          <w:b/>
+          <w:bCs/>
+        </w:rPr>
         <w:t xml:space="preserve">Upgrade the abandoned-checkout Railway service off trial</w:t>
       </w:r>
       <w:r>
@@ -7629,7 +7701,7 @@
         <w:pStyle w:val="Compact"/>
         <w:numPr>
           <w:ilvl w:val="0"/>
-          <w:numId w:val="1097"/>
+          <w:numId w:val="1099"/>
         </w:numPr>
       </w:pPr>
       <w:r>
@@ -7703,7 +7775,7 @@
         <w:pStyle w:val="Compact"/>
         <w:numPr>
           <w:ilvl w:val="0"/>
-          <w:numId w:val="1098"/>
+          <w:numId w:val="1100"/>
         </w:numPr>
       </w:pPr>
       <w:r>
@@ -7766,7 +7838,7 @@
         <w:pStyle w:val="Compact"/>
         <w:numPr>
           <w:ilvl w:val="1"/>
-          <w:numId w:val="1099"/>
+          <w:numId w:val="1101"/>
         </w:numPr>
       </w:pPr>
       <w:r>
@@ -7788,7 +7860,7 @@
         <w:pStyle w:val="Compact"/>
         <w:numPr>
           <w:ilvl w:val="1"/>
-          <w:numId w:val="1099"/>
+          <w:numId w:val="1101"/>
         </w:numPr>
       </w:pPr>
       <w:r>
@@ -7831,7 +7903,7 @@
         <w:pStyle w:val="Compact"/>
         <w:numPr>
           <w:ilvl w:val="1"/>
-          <w:numId w:val="1099"/>
+          <w:numId w:val="1101"/>
         </w:numPr>
       </w:pPr>
       <w:r>
@@ -7868,7 +7940,7 @@
         <w:pStyle w:val="Compact"/>
         <w:numPr>
           <w:ilvl w:val="1"/>
-          <w:numId w:val="1099"/>
+          <w:numId w:val="1101"/>
         </w:numPr>
       </w:pPr>
       <w:r>
@@ -7899,7 +7971,7 @@
       <w:pPr>
         <w:numPr>
           <w:ilvl w:val="0"/>
-          <w:numId w:val="1100"/>
+          <w:numId w:val="1102"/>
         </w:numPr>
       </w:pPr>
       <w:r>
@@ -8063,60 +8135,6 @@
       </w:r>
       <w:r>
         <w:t xml:space="preserve">, otherwise the next session cannot tell what the live skill actually contains.</w:t>
-      </w:r>
-    </w:p>
-    <w:p>
-      <w:pPr>
-        <w:numPr>
-          <w:ilvl w:val="0"/>
-          <w:numId w:val="1101"/>
-        </w:numPr>
-      </w:pPr>
-      <w:r>
-        <w:rPr>
-          <w:b/>
-          <w:bCs/>
-        </w:rPr>
-        <w:t xml:space="preserve">Refresh the EA to v1.1 (July 28):</w:t>
-      </w:r>
-      <w:r>
-        <w:t xml:space="preserve"> </w:t>
-      </w:r>
-      <w:r>
-        <w:t xml:space="preserve">bumped to Version 1.1 with an authoritative</w:t>
-      </w:r>
-      <w:r>
-        <w:t xml:space="preserve"> </w:t>
-      </w:r>
-      <w:r>
-        <w:t xml:space="preserve">“v1.1 Current-State Update”</w:t>
-      </w:r>
-      <w:r>
-        <w:t xml:space="preserve"> </w:t>
-      </w:r>
-      <w:r>
-        <w:t xml:space="preserve">section that overrides the stale June-29 body (Shopify integration + WF-27/28/29, GBP live + WF-07 wiring, full Paperclip org + tuned heartbeats, toll-free SMS/CNAM/no-10DLC, content assets, addresses/business-category fixes, the reliability findings incl. the debunked phantom-completion, and the open agency-email item). A future pass can fold these line-by-line into each layer.</w:t>
-      </w:r>
-    </w:p>
-    <w:p>
-      <w:pPr>
-        <w:numPr>
-          <w:ilvl w:val="0"/>
-          <w:numId w:val="1102"/>
-        </w:numPr>
-      </w:pPr>
-      <w:r>
-        <w:rPr>
-          <w:b/>
-          <w:bCs/>
-        </w:rPr>
-        <w:t xml:space="preserve">IG loose ends:</w:t>
-      </w:r>
-      <w:r>
-        <w:t xml:space="preserve"> </w:t>
-      </w:r>
-      <w:r>
-        <w:t xml:space="preserve">WF-23/WF-24 numbering gap (confirm not unbuilt), Winter/Tired-Test URLs missing from the Key URLs table, blank team contact fields (Dennis Lan, Dario Pompeii, Millie Carrillo, Thea Cartier).</w:t>
       </w:r>
     </w:p>
     <w:p>
@@ -8131,68 +8149,25 @@
           <w:b/>
           <w:bCs/>
         </w:rPr>
-        <w:t xml:space="preserve">WIP:</w:t>
-      </w:r>
-      <w:r>
-        <w:t xml:space="preserve"> </w:t>
-      </w:r>
-      <w:r>
-        <w:rPr>
-          <w:strike/>
-        </w:rPr>
-        <w:t xml:space="preserve">correct the</w:t>
-      </w:r>
-      <w:r>
-        <w:rPr>
-          <w:strike/>
-        </w:rPr>
-        <w:t xml:space="preserve"> </w:t>
-      </w:r>
-      <w:r>
-        <w:rPr>
-          <w:strike/>
-        </w:rPr>
-        <w:t xml:space="preserve">“24-agent”</w:t>
-      </w:r>
-      <w:r>
-        <w:rPr>
-          <w:strike/>
-        </w:rPr>
-        <w:t xml:space="preserve"> </w:t>
-      </w:r>
-      <w:r>
-        <w:rPr>
-          <w:strike/>
-        </w:rPr>
-        <w:t xml:space="preserve">count</w:t>
-      </w:r>
-      <w:r>
-        <w:t xml:space="preserve"> </w:t>
-      </w:r>
-      <w:r>
-        <w:rPr>
-          <w:b/>
-          <w:bCs/>
-        </w:rPr>
-        <w:t xml:space="preserve">Already done and this item was stale.</w:t>
-      </w:r>
-      <w:r>
-        <w:t xml:space="preserve"> </w:t>
-      </w:r>
-      <w:r>
-        <w:t xml:space="preserve">The WIP records the correction explicitly: 16 built (3 C-Suite + 7 COO + 6 CRO), upper bound 22 with all six Phase 2 additions. The only surviving</w:t>
-      </w:r>
-      <w:r>
-        <w:t xml:space="preserve"> </w:t>
-      </w:r>
-      <w:r>
-        <w:t xml:space="preserve">“24-agent”</w:t>
-      </w:r>
-      <w:r>
-        <w:t xml:space="preserve"> </w:t>
-      </w:r>
-      <w:r>
-        <w:t xml:space="preserve">string is inside the sentence explaining that it was wrong.</w:t>
+        <w:t xml:space="preserve">Refresh the EA to v1.1 (July 28):</w:t>
+      </w:r>
+      <w:r>
+        <w:t xml:space="preserve"> </w:t>
+      </w:r>
+      <w:r>
+        <w:t xml:space="preserve">bumped to Version 1.1 with an authoritative</w:t>
+      </w:r>
+      <w:r>
+        <w:t xml:space="preserve"> </w:t>
+      </w:r>
+      <w:r>
+        <w:t xml:space="preserve">“v1.1 Current-State Update”</w:t>
+      </w:r>
+      <w:r>
+        <w:t xml:space="preserve"> </w:t>
+      </w:r>
+      <w:r>
+        <w:t xml:space="preserve">section that overrides the stale June-29 body (Shopify integration + WF-27/28/29, GBP live + WF-07 wiring, full Paperclip org + tuned heartbeats, toll-free SMS/CNAM/no-10DLC, content assets, addresses/business-category fixes, the reliability findings incl. the debunked phantom-completion, and the open agency-email item). A future pass can fold these line-by-line into each layer.</w:t>
       </w:r>
     </w:p>
     <w:p>
@@ -8207,44 +8182,13 @@
           <w:b/>
           <w:bCs/>
         </w:rPr>
-        <w:t xml:space="preserve">Doc date stamps corrected (Aug 4).</w:t>
-      </w:r>
-      <w:r>
-        <w:t xml:space="preserve"> </w:t>
-      </w:r>
-      <w:r>
-        <w:t xml:space="preserve">The Handoff header said</w:t>
-      </w:r>
-      <w:r>
-        <w:t xml:space="preserve"> </w:t>
-      </w:r>
-      <w:r>
-        <w:t xml:space="preserve">“end of Session 15”</w:t>
-      </w:r>
-      <w:r>
-        <w:t xml:space="preserve"> </w:t>
-      </w:r>
-      <w:r>
-        <w:t xml:space="preserve">and its own DOCUMENTS row said</w:t>
-      </w:r>
-      <w:r>
-        <w:t xml:space="preserve"> </w:t>
-      </w:r>
-      <w:r>
-        <w:t xml:space="preserve">“Session 14”</w:t>
-      </w:r>
-      <w:r>
-        <w:t xml:space="preserve">; the WIP header said July 28. Both carried Session 16 content.</w:t>
-      </w:r>
-      <w:r>
-        <w:t xml:space="preserve"> </w:t>
-      </w:r>
-      <w:r>
-        <w:rPr>
-          <w:b/>
-          <w:bCs/>
-        </w:rPr>
-        <w:t xml:space="preserve">A stale header on a current document is worse than an old document, because it invites the reader to discount content that is actually current.</w:t>
+        <w:t xml:space="preserve">IG loose ends:</w:t>
+      </w:r>
+      <w:r>
+        <w:t xml:space="preserve"> </w:t>
+      </w:r>
+      <w:r>
+        <w:t xml:space="preserve">WF-23/WF-24 numbering gap (confirm not unbuilt), Winter/Tired-Test URLs missing from the Key URLs table, blank team contact fields (Dennis Lan, Dario Pompeii, Millie Carrillo, Thea Cartier).</w:t>
       </w:r>
     </w:p>
     <w:p>
@@ -8259,25 +8203,68 @@
           <w:b/>
           <w:bCs/>
         </w:rPr>
-        <w:t xml:space="preserve">IG version conflict resolved (Aug 4).</w:t>
-      </w:r>
-      <w:r>
-        <w:t xml:space="preserve"> </w:t>
-      </w:r>
-      <w:r>
-        <w:t xml:space="preserve">The cover said 3.9.4 while the change log said 3.9.5, and a second</w:t>
-      </w:r>
-      <w:r>
-        <w:t xml:space="preserve"> </w:t>
-      </w:r>
-      <w:r>
-        <w:t xml:space="preserve">“v3.9.4 Changes”</w:t>
-      </w:r>
-      <w:r>
-        <w:t xml:space="preserve"> </w:t>
-      </w:r>
-      <w:r>
-        <w:t xml:space="preserve">block had been introduced. Now 3.9.6 throughout, with the Session 16 block filed alongside the others rather than on the cover.</w:t>
+        <w:t xml:space="preserve">WIP:</w:t>
+      </w:r>
+      <w:r>
+        <w:t xml:space="preserve"> </w:t>
+      </w:r>
+      <w:r>
+        <w:rPr>
+          <w:strike/>
+        </w:rPr>
+        <w:t xml:space="preserve">correct the</w:t>
+      </w:r>
+      <w:r>
+        <w:rPr>
+          <w:strike/>
+        </w:rPr>
+        <w:t xml:space="preserve"> </w:t>
+      </w:r>
+      <w:r>
+        <w:rPr>
+          <w:strike/>
+        </w:rPr>
+        <w:t xml:space="preserve">“24-agent”</w:t>
+      </w:r>
+      <w:r>
+        <w:rPr>
+          <w:strike/>
+        </w:rPr>
+        <w:t xml:space="preserve"> </w:t>
+      </w:r>
+      <w:r>
+        <w:rPr>
+          <w:strike/>
+        </w:rPr>
+        <w:t xml:space="preserve">count</w:t>
+      </w:r>
+      <w:r>
+        <w:t xml:space="preserve"> </w:t>
+      </w:r>
+      <w:r>
+        <w:rPr>
+          <w:b/>
+          <w:bCs/>
+        </w:rPr>
+        <w:t xml:space="preserve">Already done and this item was stale.</w:t>
+      </w:r>
+      <w:r>
+        <w:t xml:space="preserve"> </w:t>
+      </w:r>
+      <w:r>
+        <w:t xml:space="preserve">The WIP records the correction explicitly: 16 built (3 C-Suite + 7 COO + 6 CRO), upper bound 22 with all six Phase 2 additions. The only surviving</w:t>
+      </w:r>
+      <w:r>
+        <w:t xml:space="preserve"> </w:t>
+      </w:r>
+      <w:r>
+        <w:t xml:space="preserve">“24-agent”</w:t>
+      </w:r>
+      <w:r>
+        <w:t xml:space="preserve"> </w:t>
+      </w:r>
+      <w:r>
+        <w:t xml:space="preserve">string is inside the sentence explaining that it was wrong.</w:t>
       </w:r>
     </w:p>
     <w:p>
@@ -8292,25 +8279,44 @@
           <w:b/>
           <w:bCs/>
         </w:rPr>
-        <w:t xml:space="preserve">IG phantom-completion claim retracted (Aug 4).</w:t>
-      </w:r>
-      <w:r>
-        <w:t xml:space="preserve"> </w:t>
-      </w:r>
-      <w:r>
-        <w:t xml:space="preserve">The v3.9.5 block described an open platform bug auto-flipping runs to</w:t>
-      </w:r>
-      <w:r>
-        <w:t xml:space="preserve"> </w:t>
-      </w:r>
-      <w:r>
-        <w:rPr>
-          <w:rStyle w:val="VerbatimChar"/>
-        </w:rPr>
-        <w:t xml:space="preserve">done</w:t>
-      </w:r>
-      <w:r>
-        <w:t xml:space="preserve">. That was investigated in code and debunked; the WIP and TODO already recorded it as NOT A BUG, so the IG was contradicting both. Now struck with the reason.</w:t>
+        <w:t xml:space="preserve">Doc date stamps corrected (Aug 4).</w:t>
+      </w:r>
+      <w:r>
+        <w:t xml:space="preserve"> </w:t>
+      </w:r>
+      <w:r>
+        <w:t xml:space="preserve">The Handoff header said</w:t>
+      </w:r>
+      <w:r>
+        <w:t xml:space="preserve"> </w:t>
+      </w:r>
+      <w:r>
+        <w:t xml:space="preserve">“end of Session 15”</w:t>
+      </w:r>
+      <w:r>
+        <w:t xml:space="preserve"> </w:t>
+      </w:r>
+      <w:r>
+        <w:t xml:space="preserve">and its own DOCUMENTS row said</w:t>
+      </w:r>
+      <w:r>
+        <w:t xml:space="preserve"> </w:t>
+      </w:r>
+      <w:r>
+        <w:t xml:space="preserve">“Session 14”</w:t>
+      </w:r>
+      <w:r>
+        <w:t xml:space="preserve">; the WIP header said July 28. Both carried Session 16 content.</w:t>
+      </w:r>
+      <w:r>
+        <w:t xml:space="preserve"> </w:t>
+      </w:r>
+      <w:r>
+        <w:rPr>
+          <w:b/>
+          <w:bCs/>
+        </w:rPr>
+        <w:t xml:space="preserve">A stale header on a current document is worse than an old document, because it invites the reader to discount content that is actually current.</w:t>
       </w:r>
     </w:p>
     <w:p>
@@ -8325,40 +8331,25 @@
           <w:b/>
           <w:bCs/>
         </w:rPr>
-        <w:t xml:space="preserve">WIP investor import step 6 corrected (Aug 4).</w:t>
-      </w:r>
-      <w:r>
-        <w:t xml:space="preserve"> </w:t>
-      </w:r>
-      <w:r>
-        <w:t xml:space="preserve">It read</w:t>
-      </w:r>
-      <w:r>
-        <w:t xml:space="preserve"> </w:t>
-      </w:r>
-      <w:r>
-        <w:t xml:space="preserve">“Apply type_investor tag to trigger drip enrollment”</w:t>
-      </w:r>
-      <w:r>
-        <w:t xml:space="preserve"> </w:t>
-      </w:r>
-      <w:r>
-        <w:t xml:space="preserve">in an investor-import runbook, directly contradicting the twice-stated rule never to apply</w:t>
-      </w:r>
-      <w:r>
-        <w:t xml:space="preserve"> </w:t>
-      </w:r>
-      <w:r>
-        <w:rPr>
-          <w:rStyle w:val="VerbatimChar"/>
-        </w:rPr>
-        <w:t xml:space="preserve">type_investor</w:t>
-      </w:r>
-      <w:r>
-        <w:t xml:space="preserve"> </w:t>
-      </w:r>
-      <w:r>
-        <w:t xml:space="preserve">to current investors. Following it would have pitched an investment to people who had already funded. Rewritten to split current from prospective investors, and the rest of the Session 16 import lessons folded in.</w:t>
+        <w:t xml:space="preserve">IG version conflict resolved (Aug 4).</w:t>
+      </w:r>
+      <w:r>
+        <w:t xml:space="preserve"> </w:t>
+      </w:r>
+      <w:r>
+        <w:t xml:space="preserve">The cover said 3.9.4 while the change log said 3.9.5, and a second</w:t>
+      </w:r>
+      <w:r>
+        <w:t xml:space="preserve"> </w:t>
+      </w:r>
+      <w:r>
+        <w:t xml:space="preserve">“v3.9.4 Changes”</w:t>
+      </w:r>
+      <w:r>
+        <w:t xml:space="preserve"> </w:t>
+      </w:r>
+      <w:r>
+        <w:t xml:space="preserve">block had been introduced. Now 3.9.6 throughout, with the Session 16 block filed alongside the others rather than on the cover.</w:t>
       </w:r>
     </w:p>
     <w:p>
@@ -8373,6 +8364,87 @@
           <w:b/>
           <w:bCs/>
         </w:rPr>
+        <w:t xml:space="preserve">IG phantom-completion claim retracted (Aug 4).</w:t>
+      </w:r>
+      <w:r>
+        <w:t xml:space="preserve"> </w:t>
+      </w:r>
+      <w:r>
+        <w:t xml:space="preserve">The v3.9.5 block described an open platform bug auto-flipping runs to</w:t>
+      </w:r>
+      <w:r>
+        <w:t xml:space="preserve"> </w:t>
+      </w:r>
+      <w:r>
+        <w:rPr>
+          <w:rStyle w:val="VerbatimChar"/>
+        </w:rPr>
+        <w:t xml:space="preserve">done</w:t>
+      </w:r>
+      <w:r>
+        <w:t xml:space="preserve">. That was investigated in code and debunked; the WIP and TODO already recorded it as NOT A BUG, so the IG was contradicting both. Now struck with the reason.</w:t>
+      </w:r>
+    </w:p>
+    <w:p>
+      <w:pPr>
+        <w:numPr>
+          <w:ilvl w:val="0"/>
+          <w:numId w:val="1109"/>
+        </w:numPr>
+      </w:pPr>
+      <w:r>
+        <w:rPr>
+          <w:b/>
+          <w:bCs/>
+        </w:rPr>
+        <w:t xml:space="preserve">WIP investor import step 6 corrected (Aug 4).</w:t>
+      </w:r>
+      <w:r>
+        <w:t xml:space="preserve"> </w:t>
+      </w:r>
+      <w:r>
+        <w:t xml:space="preserve">It read</w:t>
+      </w:r>
+      <w:r>
+        <w:t xml:space="preserve"> </w:t>
+      </w:r>
+      <w:r>
+        <w:t xml:space="preserve">“Apply type_investor tag to trigger drip enrollment”</w:t>
+      </w:r>
+      <w:r>
+        <w:t xml:space="preserve"> </w:t>
+      </w:r>
+      <w:r>
+        <w:t xml:space="preserve">in an investor-import runbook, directly contradicting the twice-stated rule never to apply</w:t>
+      </w:r>
+      <w:r>
+        <w:t xml:space="preserve"> </w:t>
+      </w:r>
+      <w:r>
+        <w:rPr>
+          <w:rStyle w:val="VerbatimChar"/>
+        </w:rPr>
+        <w:t xml:space="preserve">type_investor</w:t>
+      </w:r>
+      <w:r>
+        <w:t xml:space="preserve"> </w:t>
+      </w:r>
+      <w:r>
+        <w:t xml:space="preserve">to current investors. Following it would have pitched an investment to people who had already funded. Rewritten to split current from prospective investors, and the rest of the Session 16 import lessons folded in.</w:t>
+      </w:r>
+    </w:p>
+    <w:p>
+      <w:pPr>
+        <w:numPr>
+          <w:ilvl w:val="0"/>
+          <w:numId w:val="1110"/>
+        </w:numPr>
+      </w:pPr>
+      <w:r>
+        <w:rPr>
+          <w:b/>
+          <w:bCs/>
+        </w:rPr>
         <w:t xml:space="preserve">Campaign copy backed up:</w:t>
       </w:r>
       <w:r>
@@ -8397,7 +8469,7 @@
         <w:pStyle w:val="Compact"/>
         <w:numPr>
           <w:ilvl w:val="0"/>
-          <w:numId w:val="1109"/>
+          <w:numId w:val="1111"/>
         </w:numPr>
       </w:pPr>
       <w:r>
@@ -8431,7 +8503,7 @@
         <w:pStyle w:val="Compact"/>
         <w:numPr>
           <w:ilvl w:val="0"/>
-          <w:numId w:val="1110"/>
+          <w:numId w:val="1112"/>
         </w:numPr>
       </w:pPr>
       <w:r>
@@ -9965,13 +10037,13 @@
     <w:abstractNumId w:val="993"/>
   </w:num>
   <w:num w:numId="1082">
-    <w:abstractNumId w:val="992"/>
+    <w:abstractNumId w:val="993"/>
   </w:num>
   <w:num w:numId="1083">
-    <w:abstractNumId w:val="992"/>
+    <w:abstractNumId w:val="993"/>
   </w:num>
   <w:num w:numId="1084">
-    <w:abstractNumId w:val="992"/>
+    <w:abstractNumId w:val="993"/>
   </w:num>
   <w:num w:numId="1085">
     <w:abstractNumId w:val="992"/>
@@ -9983,13 +10055,13 @@
     <w:abstractNumId w:val="992"/>
   </w:num>
   <w:num w:numId="1088">
-    <w:abstractNumId w:val="993"/>
+    <w:abstractNumId w:val="992"/>
   </w:num>
   <w:num w:numId="1089">
     <w:abstractNumId w:val="992"/>
   </w:num>
   <w:num w:numId="1090">
-    <w:abstractNumId w:val="992"/>
+    <w:abstractNumId w:val="993"/>
   </w:num>
   <w:num w:numId="1091">
     <w:abstractNumId w:val="992"/>
@@ -10010,28 +10082,28 @@
     <w:abstractNumId w:val="992"/>
   </w:num>
   <w:num w:numId="1097">
+    <w:abstractNumId w:val="992"/>
+  </w:num>
+  <w:num w:numId="1098">
+    <w:abstractNumId w:val="992"/>
+  </w:num>
+  <w:num w:numId="1099">
     <w:abstractNumId w:val="993"/>
-  </w:num>
-  <w:num w:numId="1098">
-    <w:abstractNumId w:val="993"/>
-  </w:num>
-  <w:num w:numId="1099">
-    <w:abstractNumId w:val="991"/>
   </w:num>
   <w:num w:numId="1100">
     <w:abstractNumId w:val="993"/>
   </w:num>
   <w:num w:numId="1101">
+    <w:abstractNumId w:val="991"/>
+  </w:num>
+  <w:num w:numId="1102">
     <w:abstractNumId w:val="993"/>
-  </w:num>
-  <w:num w:numId="1102">
-    <w:abstractNumId w:val="992"/>
   </w:num>
   <w:num w:numId="1103">
     <w:abstractNumId w:val="993"/>
   </w:num>
   <w:num w:numId="1104">
-    <w:abstractNumId w:val="993"/>
+    <w:abstractNumId w:val="992"/>
   </w:num>
   <w:num w:numId="1105">
     <w:abstractNumId w:val="993"/>
@@ -10046,9 +10118,15 @@
     <w:abstractNumId w:val="993"/>
   </w:num>
   <w:num w:numId="1109">
+    <w:abstractNumId w:val="993"/>
+  </w:num>
+  <w:num w:numId="1110">
+    <w:abstractNumId w:val="993"/>
+  </w:num>
+  <w:num w:numId="1111">
     <w:abstractNumId w:val="992"/>
   </w:num>
-  <w:num w:numId="1110">
+  <w:num w:numId="1112">
     <w:abstractNumId w:val="992"/>
   </w:num>
 </w:numbering>
